--- a/memoire/Memoire_M2_Corrosion_BATOUMBI.docx
+++ b/memoire/Memoire_M2_Corrosion_BATOUMBI.docx
@@ -176,7 +176,7 @@
           <w:b/>
           <w:bCs/>
         </w:rPr>
-        <w:t xml:space="preserve">SYSTÈME INTÉGRÉ DE MAINTENANCE PRÉDICTIVE DE LA CORROSION PAR APPRENTISSAGE AUTOMATIQUE : TRANSITION INDUSTRIE 3.0 → 4.0 PAR SONDE ER INSTRUMENTÉE IoT, PRÉDICTION DU TAUX DE CORROSION ET DE LA DURÉE DE VIE RÉSIDUELLE PAR XGBoost, ET INTÉGRATION À UN CMMS OPEN-SOURCE</w:t>
+        <w:t xml:space="preserve">MAINTENANCE PRÉDICTIVE DE LA CORROSION : UNE TRANSITION INDUSTRIE 3.0 → 4.0 PAR SONDE CONNECTÉE ET APPRENTISSAGE AUTOMATIQUE</w:t>
       </w:r>
     </w:p>
     <w:p>
@@ -4244,7 +4244,7 @@
           <w:b/>
           <w:bCs/>
         </w:rPr>
-        <w:t xml:space="preserve">« Système intégré de maintenance prédictive de la corrosion par apprentissage automatique : transition Industrie 3.0 → 4.0 par sonde ER instrumentée IoT, prédiction du taux de corrosion et de la durée de vie résiduelle par XGBoost, et intégration à un CMMS open-source. »</w:t>
+        <w:t xml:space="preserve">« Maintenance prédictive de la corrosion : une transition Industrie 3.0 → 4.0 par sonde connectée et apprentissage automatique. »</w:t>
       </w:r>
     </w:p>
     <w:p>

--- a/memoire/Memoire_M2_Corrosion_BATOUMBI.docx
+++ b/memoire/Memoire_M2_Corrosion_BATOUMBI.docx
@@ -26011,6 +26011,120 @@
         <w:t xml:space="preserve">— non le volume de données — qui conditionne la fiabilité. Ce constat fonde directement le plan d’essais complémentaires (§III.6).</w:t>
       </w:r>
     </w:p>
+    <w:p>
+      <w:pPr>
+        <w:pStyle w:val="BodyText"/>
+      </w:pPr>
+      <w:r>
+        <w:t xml:space="preserve">Cette couverture comporte une seconde dimension, qualitative : la</w:t>
+      </w:r>
+      <w:r>
+        <w:t xml:space="preserve"> </w:t>
+      </w:r>
+      <w:r>
+        <w:rPr>
+          <w:b/>
+          <w:bCs/>
+        </w:rPr>
+        <w:t xml:space="preserve">morphologie de la dégradation</w:t>
+      </w:r>
+      <w:r>
+        <w:t xml:space="preserve">. Le modèle estime le taux de corrosion</w:t>
+      </w:r>
+      <w:r>
+        <w:t xml:space="preserve"> </w:t>
+      </w:r>
+      <w:r>
+        <w:rPr>
+          <w:i/>
+          <w:iCs/>
+        </w:rPr>
+        <w:t xml:space="preserve">CR</w:t>
+      </w:r>
+      <w:r>
+        <w:t xml:space="preserve"> </w:t>
+      </w:r>
+      <w:r>
+        <w:t xml:space="preserve">instant par instant à partir de l’état de dégradation et de la température ; il ne restitue donc fidèlement un essai que s’il a été entraîné sur des essais dont la</w:t>
+      </w:r>
+      <w:r>
+        <w:t xml:space="preserve"> </w:t>
+      </w:r>
+      <w:r>
+        <w:rPr>
+          <w:i/>
+          <w:iCs/>
+        </w:rPr>
+        <w:t xml:space="preserve">forme</w:t>
+      </w:r>
+      <w:r>
+        <w:t xml:space="preserve"> </w:t>
+      </w:r>
+      <w:r>
+        <w:t xml:space="preserve">d’évolution est comparable. Or, même à 30 °C régulé, deux morphologies coexistent (§III.4) : une dégradation</w:t>
+      </w:r>
+      <w:r>
+        <w:t xml:space="preserve"> </w:t>
+      </w:r>
+      <w:r>
+        <w:rPr>
+          <w:b/>
+          <w:bCs/>
+        </w:rPr>
+        <w:t xml:space="preserve">graduelle</w:t>
+      </w:r>
+      <w:r>
+        <w:t xml:space="preserve">, précoce (Run #1), et une dégradation par</w:t>
+      </w:r>
+      <w:r>
+        <w:t xml:space="preserve"> </w:t>
+      </w:r>
+      <w:r>
+        <w:rPr>
+          <w:b/>
+          <w:bCs/>
+        </w:rPr>
+        <w:t xml:space="preserve">induction puis emballement</w:t>
+      </w:r>
+      <w:r>
+        <w:t xml:space="preserve"> </w:t>
+      </w:r>
+      <w:r>
+        <w:t xml:space="preserve">(Run #12, Run #16). L’essai Run #21 (§III.6), de type graduel, l’illustre : son ajout à l’entraînement n’améliore pas la prédiction des deux essais de test — lesquels relèvent de la morphologie</w:t>
+      </w:r>
+      <w:r>
+        <w:t xml:space="preserve"> </w:t>
+      </w:r>
+      <w:r>
+        <w:rPr>
+          <w:i/>
+          <w:iCs/>
+        </w:rPr>
+        <w:t xml:space="preserve">induction-emballement</w:t>
+      </w:r>
+      <w:r>
+        <w:t xml:space="preserve"> </w:t>
+      </w:r>
+      <w:r>
+        <w:t xml:space="preserve">— et la dégrade même légèrement (R² moyen de +0,29 à +0,18). Loin d’infirmer le modèle, ce résultat en confirme le mécanisme : enrichir l’entraînement n’est profitable que si l’essai ajouté</w:t>
+      </w:r>
+      <w:r>
+        <w:t xml:space="preserve"> </w:t>
+      </w:r>
+      <w:r>
+        <w:rPr>
+          <w:b/>
+          <w:bCs/>
+        </w:rPr>
+        <w:t xml:space="preserve">partage la morphologie</w:t>
+      </w:r>
+      <w:r>
+        <w:t xml:space="preserve"> </w:t>
+      </w:r>
+      <w:r>
+        <w:t xml:space="preserve">de l’essai à prédire — transposition, au registre de la forme de corrosion, du constat établi pour la couverture thermique. La métrique demeure néanmoins bruitée au vu du faible effectif d’essais ; seule la répétition au sein de chaque morphologie (§III.6) permettra de la stabiliser.</w:t>
+      </w:r>
+    </w:p>
     <w:bookmarkEnd w:id="139"/>
     <w:bookmarkStart w:id="143" w:name="iii.3.3.-variables-dinfluence"/>
     <w:p>
@@ -27167,7 +27281,81 @@
         <w:t xml:space="preserve">une morphologie de corrosion n’est prédictible qu’à partir du moment où elle a été observée au moins deux fois</w:t>
       </w:r>
       <w:r>
-        <w:t xml:space="preserve">, ce qui quantifie le besoin de répétition. L’essai Run #21, en cours d’acquisition, constitue un premier test « prédire puis confirmer » : sa rupture est attendue dans l’intervalle prédit (≈ 13–20 h). Ces travaux, encore préliminaires, seront validés et étendus dans la suite de la campagne.</w:t>
+        <w:t xml:space="preserve">, ce qui quantifie le besoin de répétition. L’essai Run #21 a depuis fourni un premier test « prédire puis confirmer » concluant : annoncée</w:t>
+      </w:r>
+      <w:r>
+        <w:t xml:space="preserve"> </w:t>
+      </w:r>
+      <w:r>
+        <w:rPr>
+          <w:i/>
+          <w:iCs/>
+        </w:rPr>
+        <w:t xml:space="preserve">avant</w:t>
+      </w:r>
+      <w:r>
+        <w:t xml:space="preserve"> </w:t>
+      </w:r>
+      <w:r>
+        <w:t xml:space="preserve">l’essai dans l’intervalle 13–20,5 h (médiane 16 h), la rupture est survenue à</w:t>
+      </w:r>
+      <w:r>
+        <w:t xml:space="preserve"> </w:t>
+      </w:r>
+      <w:r>
+        <w:rPr>
+          <w:b/>
+          <w:bCs/>
+        </w:rPr>
+        <w:t xml:space="preserve">13,1 h</w:t>
+      </w:r>
+      <w:r>
+        <w:t xml:space="preserve">, soit à l’intérieur de la bande prédite (à sa borne inférieure). Run #21 fournit en outre un</w:t>
+      </w:r>
+      <w:r>
+        <w:t xml:space="preserve"> </w:t>
+      </w:r>
+      <w:r>
+        <w:rPr>
+          <w:b/>
+          <w:bCs/>
+        </w:rPr>
+        <w:t xml:space="preserve">second représentant de la morphologie graduelle</w:t>
+      </w:r>
+      <w:r>
+        <w:t xml:space="preserve">, précisément ce que le critère de prédictibilité (au moins deux observations par morphologie) appelait. Il importe enfin de souligner que le jumeau numérique et le modèle XGBoost (§III.3) répondent à deux questions distinctes — le premier estime la</w:t>
+      </w:r>
+      <w:r>
+        <w:t xml:space="preserve"> </w:t>
+      </w:r>
+      <w:r>
+        <w:rPr>
+          <w:b/>
+          <w:bCs/>
+        </w:rPr>
+        <w:t xml:space="preserve">durée de vie</w:t>
+      </w:r>
+      <w:r>
+        <w:t xml:space="preserve"> </w:t>
+      </w:r>
+      <w:r>
+        <w:t xml:space="preserve">(l’instant de rupture), le second le</w:t>
+      </w:r>
+      <w:r>
+        <w:t xml:space="preserve"> </w:t>
+      </w:r>
+      <w:r>
+        <w:rPr>
+          <w:b/>
+          <w:bCs/>
+        </w:rPr>
+        <w:t xml:space="preserve">taux de corrosion instantané</w:t>
+      </w:r>
+      <w:r>
+        <w:t xml:space="preserve"> </w:t>
+      </w:r>
+      <w:r>
+        <w:t xml:space="preserve">— et convergent vers un même enseignement : une prédiction n’est fiable qu’au sein d’une morphologie déjà observée et répétée. Ces travaux, encore préliminaires, seront validés et étendus dans la suite de la campagne.</w:t>
       </w:r>
     </w:p>
     <w:p>

--- a/memoire/Memoire_M2_Corrosion_BATOUMBI.docx
+++ b/memoire/Memoire_M2_Corrosion_BATOUMBI.docx
@@ -5328,7 +5328,20 @@
         <w:t xml:space="preserve"> </w:t>
       </w:r>
       <w:r>
-        <w:t xml:space="preserve">permet-il de prédire simultanément le taux de corrosion (CR) et la durée de vie résiduelle (RUL) avec une erreur relative inférieure à 15 % (RMSE), tout en restant interprétable par analyse SHAP ?</w:t>
+        <w:t xml:space="preserve">permet-il de prédire simultanément le taux de corrosion (CR) et la durée de vie résiduelle (RUL) avec une erreur relative inférieure à 15 % (RMSE) —</w:t>
+      </w:r>
+      <w:r>
+        <w:t xml:space="preserve"> </w:t>
+      </w:r>
+      <w:r>
+        <w:rPr>
+          <w:b/>
+          <w:bCs/>
+        </w:rPr>
+        <w:t xml:space="preserve">objectif de conception fixé a priori</w:t>
+      </w:r>
+      <w:r>
+        <w:t xml:space="preserve">, non une exigence normative —, tout en restant interprétable par analyse SHAP ?</w:t>
       </w:r>
     </w:p>
     <w:p>
@@ -18098,6 +18111,75 @@
         <w:t xml:space="preserve">(heures) : durée de vie résiduelle.</w:t>
       </w:r>
     </w:p>
+    <w:p>
+      <w:pPr>
+        <w:pStyle w:val="FirstParagraph"/>
+      </w:pPr>
+      <w:r>
+        <w:t xml:space="preserve">La cible visée étant la</w:t>
+      </w:r>
+      <w:r>
+        <w:t xml:space="preserve"> </w:t>
+      </w:r>
+      <w:r>
+        <w:rPr>
+          <w:b/>
+          <w:bCs/>
+        </w:rPr>
+        <w:t xml:space="preserve">vitesse de corrosion stable</w:t>
+      </w:r>
+      <w:r>
+        <w:t xml:space="preserve"> </w:t>
+      </w:r>
+      <w:r>
+        <w:t xml:space="preserve">(et non l’emballement terminal, qui relève de la défaillance — §III.4.1), les valeurs de</w:t>
+      </w:r>
+      <w:r>
+        <w:t xml:space="preserve"> </w:t>
+      </w:r>
+      <w:r>
+        <w:rPr>
+          <w:i/>
+          <w:iCs/>
+        </w:rPr>
+        <w:t xml:space="preserve">CR</w:t>
+      </w:r>
+      <w:r>
+        <w:t xml:space="preserve"> </w:t>
+      </w:r>
+      <w:r>
+        <w:t xml:space="preserve">de la phase de pré-rupture, fortement non stationnaires, sont</w:t>
+      </w:r>
+      <w:r>
+        <w:t xml:space="preserve"> </w:t>
+      </w:r>
+      <w:r>
+        <w:rPr>
+          <w:b/>
+          <w:bCs/>
+        </w:rPr>
+        <w:t xml:space="preserve">écrêtées à 2 000 µm/an</w:t>
+      </w:r>
+      <w:r>
+        <w:t xml:space="preserve">. Ce plafond est une</w:t>
+      </w:r>
+      <w:r>
+        <w:t xml:space="preserve"> </w:t>
+      </w:r>
+      <w:r>
+        <w:rPr>
+          <w:b/>
+          <w:bCs/>
+        </w:rPr>
+        <w:t xml:space="preserve">convention de prétraitement</w:t>
+      </w:r>
+      <w:r>
+        <w:t xml:space="preserve"> </w:t>
+      </w:r>
+      <w:r>
+        <w:t xml:space="preserve">documentée, destinée à empêcher les pics aberrants de cette phase de biaiser l’apprentissage du régime stationnaire ; il n’affecte pas la plage de fonctionnement nominale.</w:t>
+      </w:r>
+    </w:p>
     <w:bookmarkEnd w:id="91"/>
     <w:bookmarkStart w:id="92" w:name="ii.4.5.-calcul-du-rul"/>
     <w:p>
@@ -18113,7 +18195,7 @@
         <w:pStyle w:val="FirstParagraph"/>
       </w:pPr>
       <w:r>
-        <w:t xml:space="preserve">Le critère de fin de vie est défini à</w:t>
+        <w:t xml:space="preserve">Le critère de fin de vie est fixé à</w:t>
       </w:r>
       <w:r>
         <w:t xml:space="preserve"> </w:t>
@@ -18126,7 +18208,7 @@
         <w:t xml:space="preserve">r</w:t>
       </w:r>
       <w:r>
-        <w:t xml:space="preserve">_critique = 0,1 ×</w:t>
+        <w:t xml:space="preserve">_critique = 0,15 ×</w:t>
       </w:r>
       <w:r>
         <w:t xml:space="preserve"> </w:t>
@@ -18139,7 +18221,52 @@
         <w:t xml:space="preserve">r</w:t>
       </w:r>
       <w:r>
-        <w:t xml:space="preserve">(0), soit une perte de 90 % du rayon initial (équivalent à une réduction de section de 99 %). Pour les</w:t>
+        <w:t xml:space="preserve">(0), soit un rayon résiduel de 15 % (≈ 98 % de section perdue) — proxy d’une section quasi nulle annonçant la rupture mécanique imminente. Cette valeur est une</w:t>
+      </w:r>
+      <w:r>
+        <w:t xml:space="preserve"> </w:t>
+      </w:r>
+      <w:r>
+        <w:rPr>
+          <w:b/>
+          <w:bCs/>
+        </w:rPr>
+        <w:t xml:space="preserve">convention de laboratoire</w:t>
+      </w:r>
+      <w:r>
+        <w:t xml:space="preserve"> </w:t>
+      </w:r>
+      <w:r>
+        <w:t xml:space="preserve">: la norme</w:t>
+      </w:r>
+      <w:r>
+        <w:t xml:space="preserve"> </w:t>
+      </w:r>
+      <w:r>
+        <w:rPr>
+          <w:b/>
+          <w:bCs/>
+        </w:rPr>
+        <w:t xml:space="preserve">ISO 13381-1</w:t>
+      </w:r>
+      <w:r>
+        <w:t xml:space="preserve"> </w:t>
+      </w:r>
+      <w:r>
+        <w:t xml:space="preserve">définit le pronostic par rapport à un « seuil de santé prédéfini » sans en imposer la valeur numérique (ISO, 2015) ; le choix de 0,15 est</w:t>
+      </w:r>
+      <w:r>
+        <w:t xml:space="preserve"> </w:t>
+      </w:r>
+      <w:r>
+        <w:rPr>
+          <w:b/>
+          <w:bCs/>
+        </w:rPr>
+        <w:t xml:space="preserve">provisoire</w:t>
+      </w:r>
+      <w:r>
+        <w:t xml:space="preserve">, à recaler sur un critère mécanique (contrainte à rupture du fil) en conditions réelles. Pour les</w:t>
       </w:r>
       <w:r>
         <w:t xml:space="preserve"> </w:t>
@@ -18155,7 +18282,7 @@
         <w:t xml:space="preserve"> </w:t>
       </w:r>
       <w:r>
-        <w:t xml:space="preserve">(rupture observée) :</w:t>
+        <w:t xml:space="preserve">(rupture observée), la durée de vie résiduelle est mesurée directement depuis l’instant de rupture :</w:t>
       </w:r>
     </w:p>
     <w:p>
@@ -19998,7 +20125,78 @@
         <w:pStyle w:val="BodyText"/>
       </w:pPr>
       <w:r>
-        <w:t xml:space="preserve">Les seuils sont calibrés empiriquement à partir des distributions observées dans les runs de référence, ce qui constitue une démarche reproductible.</w:t>
+        <w:t xml:space="preserve">Les seuils de transition entre régimes sont</w:t>
+      </w:r>
+      <w:r>
+        <w:t xml:space="preserve"> </w:t>
+      </w:r>
+      <w:r>
+        <w:rPr>
+          <w:b/>
+          <w:bCs/>
+        </w:rPr>
+        <w:t xml:space="preserve">calibrés sur les distributions observées</w:t>
+      </w:r>
+      <w:r>
+        <w:t xml:space="preserve"> </w:t>
+      </w:r>
+      <w:r>
+        <w:t xml:space="preserve">dans les runs de référence, conformément au principe de « seuil de santé prédéfini » de l’</w:t>
+      </w:r>
+      <w:r>
+        <w:rPr>
+          <w:b/>
+          <w:bCs/>
+        </w:rPr>
+        <w:t xml:space="preserve">ISO 13381-1</w:t>
+      </w:r>
+      <w:r>
+        <w:t xml:space="preserve"> </w:t>
+      </w:r>
+      <w:r>
+        <w:t xml:space="preserve">(ISO, 2015). Ils constituent à ce stade une</w:t>
+      </w:r>
+      <w:r>
+        <w:t xml:space="preserve"> </w:t>
+      </w:r>
+      <w:r>
+        <w:rPr>
+          <w:b/>
+          <w:bCs/>
+        </w:rPr>
+        <w:t xml:space="preserve">convention de laboratoire provisoire</w:t>
+      </w:r>
+      <w:r>
+        <w:t xml:space="preserve">, à consolider sur un volume d’essais accru. Le seuil de pré-rupture (</w:t>
+      </w:r>
+      <w:r>
+        <w:rPr>
+          <w:i/>
+          <w:iCs/>
+        </w:rPr>
+        <w:t xml:space="preserve">RUL</w:t>
+      </w:r>
+      <w:r>
+        <w:t xml:space="preserve"> </w:t>
+      </w:r>
+      <w:r>
+        <w:t xml:space="preserve">&lt; 12 h) est un</w:t>
+      </w:r>
+      <w:r>
+        <w:t xml:space="preserve"> </w:t>
+      </w:r>
+      <w:r>
+        <w:rPr>
+          <w:b/>
+          <w:bCs/>
+        </w:rPr>
+        <w:t xml:space="preserve">objectif de conception</w:t>
+      </w:r>
+      <w:r>
+        <w:t xml:space="preserve"> </w:t>
+      </w:r>
+      <w:r>
+        <w:t xml:space="preserve">— l’horizon d’anticipation visé pour déclencher une intervention — et non une valeur normative.</w:t>
       </w:r>
     </w:p>
     <w:p>
@@ -21100,6 +21298,169 @@
         </w:tc>
       </w:tr>
     </w:tbl>
+    <w:p>
+      <w:pPr>
+        <w:pStyle w:val="BlockText"/>
+      </w:pPr>
+      <w:r>
+        <w:rPr>
+          <w:b/>
+          <w:bCs/>
+        </w:rPr>
+        <w:t xml:space="preserve">Provenance et statut de ces seuils (important).</w:t>
+      </w:r>
+      <w:r>
+        <w:t xml:space="preserve"> </w:t>
+      </w:r>
+      <w:r>
+        <w:t xml:space="preserve">Les valeurs de</w:t>
+      </w:r>
+      <w:r>
+        <w:t xml:space="preserve"> </w:t>
+      </w:r>
+      <w:r>
+        <w:rPr>
+          <w:i/>
+          <w:iCs/>
+        </w:rPr>
+        <w:t xml:space="preserve">CR</w:t>
+      </w:r>
+      <w:r>
+        <w:t xml:space="preserve"> </w:t>
+      </w:r>
+      <w:r>
+        <w:t xml:space="preserve">ci-dessus constituent un</w:t>
+      </w:r>
+      <w:r>
+        <w:t xml:space="preserve"> </w:t>
+      </w:r>
+      <w:r>
+        <w:rPr>
+          <w:b/>
+          <w:bCs/>
+        </w:rPr>
+        <w:t xml:space="preserve">cadre cible industriel illustratif</w:t>
+      </w:r>
+      <w:r>
+        <w:t xml:space="preserve">, destiné à un acier de pipeline ; elles ne sont</w:t>
+      </w:r>
+      <w:r>
+        <w:t xml:space="preserve"> </w:t>
+      </w:r>
+      <w:r>
+        <w:rPr>
+          <w:b/>
+          <w:bCs/>
+        </w:rPr>
+        <w:t xml:space="preserve">ni des bandes normatives NACE, ni les seuils opérationnels du prototype</w:t>
+      </w:r>
+      <w:r>
+        <w:t xml:space="preserve">. À titre de référence normative, la norme</w:t>
+      </w:r>
+      <w:r>
+        <w:t xml:space="preserve"> </w:t>
+      </w:r>
+      <w:r>
+        <w:rPr>
+          <w:b/>
+          <w:bCs/>
+        </w:rPr>
+        <w:t xml:space="preserve">NACE/AMPP SP0775</w:t>
+      </w:r>
+      <w:r>
+        <w:t xml:space="preserve"> </w:t>
+      </w:r>
+      <w:r>
+        <w:t xml:space="preserve">classe la sévérité de corrosion de l’acier au carbone en bandes faible / modérée / élevée / sévère aux alentours de 0,025 / 0,12 / 0,25 mm/an (AMPP, 2023) — c’est sur ces bandes qu’un déploiement réel devra être recalibré. Le</w:t>
+      </w:r>
+      <w:r>
+        <w:t xml:space="preserve"> </w:t>
+      </w:r>
+      <w:r>
+        <w:rPr>
+          <w:b/>
+          <w:bCs/>
+        </w:rPr>
+        <w:t xml:space="preserve">prototype de laboratoire</w:t>
+      </w:r>
+      <w:r>
+        <w:t xml:space="preserve">, dont le fil de fer en HCl corrode à des vitesses très supérieures à celles d’un pipeline acier (et dont le</w:t>
+      </w:r>
+      <w:r>
+        <w:t xml:space="preserve"> </w:t>
+      </w:r>
+      <w:r>
+        <w:rPr>
+          <w:i/>
+          <w:iCs/>
+        </w:rPr>
+        <w:t xml:space="preserve">CR</w:t>
+      </w:r>
+      <w:r>
+        <w:t xml:space="preserve"> </w:t>
+      </w:r>
+      <w:r>
+        <w:t xml:space="preserve">est écrêté à 2 mm/an, §II.4.4), n’utilise pas ces seuils absolus : il déclenche ses alertes sur la</w:t>
+      </w:r>
+      <w:r>
+        <w:t xml:space="preserve"> </w:t>
+      </w:r>
+      <w:r>
+        <w:rPr>
+          <w:b/>
+          <w:bCs/>
+        </w:rPr>
+        <w:t xml:space="preserve">section perdue (%)</w:t>
+      </w:r>
+      <w:r>
+        <w:t xml:space="preserve"> </w:t>
+      </w:r>
+      <w:r>
+        <w:t xml:space="preserve">et le</w:t>
+      </w:r>
+      <w:r>
+        <w:t xml:space="preserve"> </w:t>
+      </w:r>
+      <w:r>
+        <w:rPr>
+          <w:b/>
+          <w:bCs/>
+        </w:rPr>
+        <w:t xml:space="preserve">RUL (h)</w:t>
+      </w:r>
+      <w:r>
+        <w:t xml:space="preserve"> </w:t>
+      </w:r>
+      <w:r>
+        <w:t xml:space="preserve">(§III.4.3), grandeurs intrinsèques indépendantes de l’échelle de</w:t>
+      </w:r>
+      <w:r>
+        <w:t xml:space="preserve"> </w:t>
+      </w:r>
+      <w:r>
+        <w:rPr>
+          <w:i/>
+          <w:iCs/>
+        </w:rPr>
+        <w:t xml:space="preserve">CR</w:t>
+      </w:r>
+      <w:r>
+        <w:t xml:space="preserve">. Ces seuils opérationnels sont</w:t>
+      </w:r>
+      <w:r>
+        <w:t xml:space="preserve"> </w:t>
+      </w:r>
+      <w:r>
+        <w:rPr>
+          <w:b/>
+          <w:bCs/>
+        </w:rPr>
+        <w:t xml:space="preserve">provisoires</w:t>
+      </w:r>
+      <w:r>
+        <w:t xml:space="preserve">, calibrés sur les essais de référence et à consolider (§III.6.4).</w:t>
+      </w:r>
+    </w:p>
     <w:p>
       <w:r>
         <w:pict>
@@ -23732,6 +24093,48 @@
       </w:tr>
     </w:tbl>
     <w:p>
+      <w:pPr>
+        <w:pStyle w:val="BlockText"/>
+      </w:pPr>
+      <w:r>
+        <w:rPr>
+          <w:i/>
+          <w:iCs/>
+        </w:rPr>
+        <w:t xml:space="preserve">La colonne « Cible » liste des</w:t>
+      </w:r>
+      <w:r>
+        <w:rPr>
+          <w:i/>
+          <w:iCs/>
+        </w:rPr>
+        <w:t xml:space="preserve"> </w:t>
+      </w:r>
+      <w:r>
+        <w:rPr>
+          <w:b/>
+          <w:bCs/>
+          <w:i/>
+          <w:iCs/>
+        </w:rPr>
+        <w:t xml:space="preserve">objectifs de conception</w:t>
+      </w:r>
+      <w:r>
+        <w:rPr>
+          <w:i/>
+          <w:iCs/>
+        </w:rPr>
+        <w:t xml:space="preserve"> </w:t>
+      </w:r>
+      <w:r>
+        <w:rPr>
+          <w:i/>
+          <w:iCs/>
+        </w:rPr>
+        <w:t xml:space="preserve">(valeurs usuelles de l’ingénierie de maintenance : p. ex. disponibilité &gt; 95 %), et non des seuils normatifs ; ils servent de référence d’évaluation et seront confrontés aux performances réelles sur un historique d’interventions suffisant (§III.5, §III.6.4).</w:t>
+      </w:r>
+    </w:p>
+    <w:p>
       <w:r>
         <w:pict>
           <v:rect style="width:0;height:1.5pt" o:hralign="center" o:hrstd="t" o:hr="t"/>
@@ -25912,7 +26315,23 @@
         <w:t xml:space="preserve">+0,29</w:t>
       </w:r>
       <w:r>
-        <w:t xml:space="preserve">, variante retenue : auxiliaires sous-échantillonnés à 1 500 points).</w:t>
+        <w:t xml:space="preserve">, variante retenue : auxiliaires sous-échantillonnés à 1 500 points). Le sous-échantillonnage corrige le</w:t>
+      </w:r>
+      <w:r>
+        <w:t xml:space="preserve"> </w:t>
+      </w:r>
+      <w:r>
+        <w:rPr>
+          <w:b/>
+          <w:bCs/>
+        </w:rPr>
+        <w:t xml:space="preserve">déséquilibre ≈ 4,5:1</w:t>
+      </w:r>
+      <w:r>
+        <w:t xml:space="preserve"> </w:t>
+      </w:r>
+      <w:r>
+        <w:t xml:space="preserve">entre auxiliaires volumineux et série de test, qui sinon « noie » cette dernière — un rééquilibrage du jeu d’entraînement étant une pratique établie de l’apprentissage sur données déséquilibrées (He et Garcia, 2009).</w:t>
       </w:r>
     </w:p>
     <w:p>
@@ -26339,7 +26758,23 @@
         <w:t xml:space="preserve"> </w:t>
       </w:r>
       <w:r>
-        <w:t xml:space="preserve">qu’il faut contrôler.</w:t>
+        <w:t xml:space="preserve">qu’il faut contrôler. Cette démarche relève du</w:t>
+      </w:r>
+      <w:r>
+        <w:t xml:space="preserve"> </w:t>
+      </w:r>
+      <w:r>
+        <w:rPr>
+          <w:b/>
+          <w:bCs/>
+        </w:rPr>
+        <w:t xml:space="preserve">contrôle des variables</w:t>
+      </w:r>
+      <w:r>
+        <w:t xml:space="preserve"> </w:t>
+      </w:r>
+      <w:r>
+        <w:t xml:space="preserve">propre au plan d’expériences (Montgomery, 2017) : en ne laissant dériver qu’un seul facteur à la fois, chaque contre-exemple en isole l’effet — ce qui fonde la stratégie de « vitrine 30 °C » (conditions maîtrisées et répétées) opposée aux contre-exemples.</w:t>
       </w:r>
     </w:p>
     <w:p>
@@ -27056,7 +27491,36 @@
         <w:t xml:space="preserve"> </w:t>
       </w:r>
       <w:r>
-        <w:t xml:space="preserve">ne sont pas directement transposables — limitation assumée dans une preuve de concept visant à valider la chaîne et la méthode.</w:t>
+        <w:t xml:space="preserve">ne sont pas directement transposables — limitation assumée dans une preuve de concept visant à valider la chaîne et la méthode. Par ailleurs, en HCl concentré, l’</w:t>
+      </w:r>
+      <w:r>
+        <w:rPr>
+          <w:b/>
+          <w:bCs/>
+        </w:rPr>
+        <w:t xml:space="preserve">électrolyte conducteur shunte partiellement la mesure ER</w:t>
+      </w:r>
+      <w:r>
+        <w:t xml:space="preserve"> </w:t>
+      </w:r>
+      <w:r>
+        <w:t xml:space="preserve">(un courant parasite circule dans la solution en parallèle du fil), ce qui plafonne la résistance mesurable et peut masquer la rupture des fils épais ; ce phénomène physique impose l’emploi d’un</w:t>
+      </w:r>
+      <w:r>
+        <w:t xml:space="preserve"> </w:t>
+      </w:r>
+      <w:r>
+        <w:rPr>
+          <w:b/>
+          <w:bCs/>
+        </w:rPr>
+        <w:t xml:space="preserve">fil fin</w:t>
+      </w:r>
+      <w:r>
+        <w:t xml:space="preserve"> </w:t>
+      </w:r>
+      <w:r>
+        <w:t xml:space="preserve">(Ø ≈ 1,15 mm), qui rompt sous le plafond de mesure et rend l’événement de défaillance observable.</w:t>
       </w:r>
     </w:p>
     <w:p>
@@ -29557,12 +30021,63 @@
       </w:r>
     </w:p>
     <w:p>
+      <w:pPr>
+        <w:numPr>
+          <w:ilvl w:val="0"/>
+          <w:numId w:val="1032"/>
+        </w:numPr>
+      </w:pPr>
+      <w:r>
+        <w:t xml:space="preserve">He, H., &amp; Garcia, E. A. (2009). Learning from imbalanced data.</w:t>
+      </w:r>
+      <w:r>
+        <w:t xml:space="preserve"> </w:t>
+      </w:r>
+      <w:r>
+        <w:rPr>
+          <w:i/>
+          <w:iCs/>
+        </w:rPr>
+        <w:t xml:space="preserve">IEEE Transactions on Knowledge and Data Engineering</w:t>
+      </w:r>
+      <w:r>
+        <w:t xml:space="preserve">, 21(9), 1263–1284. https://doi.org/10.1109/TKDE.2008.239</w:t>
+      </w:r>
+    </w:p>
+    <w:p>
+      <w:pPr>
+        <w:numPr>
+          <w:ilvl w:val="0"/>
+          <w:numId w:val="1032"/>
+        </w:numPr>
+      </w:pPr>
+      <w:r>
+        <w:t xml:space="preserve">Montgomery, D. C. (2017).</w:t>
+      </w:r>
+      <w:r>
+        <w:t xml:space="preserve"> </w:t>
+      </w:r>
+      <w:r>
+        <w:rPr>
+          <w:i/>
+          <w:iCs/>
+        </w:rPr>
+        <w:t xml:space="preserve">Design and Analysis of Experiments</w:t>
+      </w:r>
+      <w:r>
+        <w:t xml:space="preserve"> </w:t>
+      </w:r>
+      <w:r>
+        <w:t xml:space="preserve">(9th ed.). John Wiley &amp; Sons.</w:t>
+      </w:r>
+    </w:p>
+    <w:p>
       <w:r>
         <w:br w:type="page"/>
       </w:r>
     </w:p>
     <w:bookmarkEnd w:id="164"/>
-    <w:bookmarkStart w:id="178" w:name="annexes"/>
+    <w:bookmarkStart w:id="179" w:name="annexes"/>
     <w:p>
       <w:pPr>
         <w:pStyle w:val="Heading1"/>
@@ -32914,8 +33429,1722 @@
       </w:r>
     </w:p>
     <w:bookmarkEnd w:id="177"/>
+    <w:bookmarkStart w:id="178" w:name="X79083b21c8cb3540f998fbd49761ef428b981e0"/>
+    <w:p>
+      <w:pPr>
+        <w:pStyle w:val="Heading2"/>
+      </w:pPr>
+      <w:r>
+        <w:t xml:space="preserve">Annexe H — Tableau de traçabilité des choix, seuils et données (matrice de provenance)</w:t>
+      </w:r>
+    </w:p>
+    <w:p>
+      <w:pPr>
+        <w:pStyle w:val="FirstParagraph"/>
+      </w:pPr>
+      <w:r>
+        <w:t xml:space="preserve">En réponse à l’exigence méthodologique de</w:t>
+      </w:r>
+      <w:r>
+        <w:t xml:space="preserve"> </w:t>
+      </w:r>
+      <w:r>
+        <w:rPr>
+          <w:b/>
+          <w:bCs/>
+        </w:rPr>
+        <w:t xml:space="preserve">traçabilité intégrale</w:t>
+      </w:r>
+      <w:r>
+        <w:t xml:space="preserve"> </w:t>
+      </w:r>
+      <w:r>
+        <w:t xml:space="preserve">— toute donnée, tout seuil, toute méthode et toute décision d’orientation doit découler d’une source identifiable —, le présent tableau récapitule la provenance de chaque élément structurant du mémoire. Quatre types de source sont distingués :</w:t>
+      </w:r>
+      <w:r>
+        <w:t xml:space="preserve"> </w:t>
+      </w:r>
+      <w:r>
+        <w:rPr>
+          <w:b/>
+          <w:bCs/>
+        </w:rPr>
+        <w:t xml:space="preserve">(N)</w:t>
+      </w:r>
+      <w:r>
+        <w:t xml:space="preserve"> </w:t>
+      </w:r>
+      <w:r>
+        <w:t xml:space="preserve">norme ou standard ;</w:t>
+      </w:r>
+      <w:r>
+        <w:t xml:space="preserve"> </w:t>
+      </w:r>
+      <w:r>
+        <w:rPr>
+          <w:b/>
+          <w:bCs/>
+        </w:rPr>
+        <w:t xml:space="preserve">(R)</w:t>
+      </w:r>
+      <w:r>
+        <w:t xml:space="preserve"> </w:t>
+      </w:r>
+      <w:r>
+        <w:t xml:space="preserve">référence scientifique ;</w:t>
+      </w:r>
+      <w:r>
+        <w:t xml:space="preserve"> </w:t>
+      </w:r>
+      <w:r>
+        <w:rPr>
+          <w:b/>
+          <w:bCs/>
+        </w:rPr>
+        <w:t xml:space="preserve">(P)</w:t>
+      </w:r>
+      <w:r>
+        <w:t xml:space="preserve"> </w:t>
+      </w:r>
+      <w:r>
+        <w:t xml:space="preserve">loi physique ;</w:t>
+      </w:r>
+      <w:r>
+        <w:t xml:space="preserve"> </w:t>
+      </w:r>
+      <w:r>
+        <w:rPr>
+          <w:b/>
+          <w:bCs/>
+        </w:rPr>
+        <w:t xml:space="preserve">(E)</w:t>
+      </w:r>
+      <w:r>
+        <w:t xml:space="preserve"> </w:t>
+      </w:r>
+      <w:r>
+        <w:t xml:space="preserve">provenance expérimentale documentée. Les éléments dépourvus d’ancrage normatif disponible sont explicitement marqués</w:t>
+      </w:r>
+      <w:r>
+        <w:t xml:space="preserve"> </w:t>
+      </w:r>
+      <w:r>
+        <w:rPr>
+          <w:b/>
+          <w:bCs/>
+        </w:rPr>
+        <w:t xml:space="preserve">« convention / objectif de laboratoire — provisoire »</w:t>
+      </w:r>
+      <w:r>
+        <w:t xml:space="preserve"> </w:t>
+      </w:r>
+      <w:r>
+        <w:t xml:space="preserve">: conformément au principe de rigueur retenu, aucun seuil n’est présenté comme normatif s’il ne l’est pas, et tout choix de valeur sans norme est assumé comme provisoire, à recaler en conditions réelles.</w:t>
+      </w:r>
+    </w:p>
+    <w:p>
+      <w:pPr>
+        <w:pStyle w:val="BodyText"/>
+      </w:pPr>
+      <w:r>
+        <w:rPr>
+          <w:b/>
+          <w:bCs/>
+        </w:rPr>
+        <w:t xml:space="preserve">H.1 — Données, grandeurs et lois physiques</w:t>
+      </w:r>
+    </w:p>
+    <w:tbl>
+      <w:tblPr>
+        <w:tblStyle w:val="Table"/>
+        <w:tblW w:type="pct" w:w="5000"/>
+        <w:tblLayout w:type="fixed"/>
+        <w:tblLook w:firstRow="1" w:lastRow="0" w:firstColumn="0" w:lastColumn="0" w:noHBand="0" w:noVBand="0" w:val="0020"/>
+      </w:tblPr>
+      <w:tblGrid>
+        <w:gridCol w:w="1980"/>
+        <w:gridCol w:w="1980"/>
+        <w:gridCol w:w="1980"/>
+        <w:gridCol w:w="1980"/>
+      </w:tblGrid>
+      <w:tr>
+        <w:trPr>
+          <w:tblHeader w:val="on"/>
+        </w:trPr>
+        <w:tc>
+          <w:tcPr/>
+          <w:p>
+            <w:pPr>
+              <w:pStyle w:val="Compact"/>
+            </w:pPr>
+            <w:r>
+              <w:t xml:space="preserve">Élément</w:t>
+            </w:r>
+          </w:p>
+        </w:tc>
+        <w:tc>
+          <w:tcPr/>
+          <w:p>
+            <w:pPr>
+              <w:pStyle w:val="Compact"/>
+            </w:pPr>
+            <w:r>
+              <w:t xml:space="preserve">Valeur / formule</w:t>
+            </w:r>
+          </w:p>
+        </w:tc>
+        <w:tc>
+          <w:tcPr/>
+          <w:p>
+            <w:pPr>
+              <w:pStyle w:val="Compact"/>
+            </w:pPr>
+            <w:r>
+              <w:t xml:space="preserve">Type</w:t>
+            </w:r>
+          </w:p>
+        </w:tc>
+        <w:tc>
+          <w:tcPr/>
+          <w:p>
+            <w:pPr>
+              <w:pStyle w:val="Compact"/>
+            </w:pPr>
+            <w:r>
+              <w:t xml:space="preserve">Source exacte</w:t>
+            </w:r>
+          </w:p>
+        </w:tc>
+      </w:tr>
+      <w:tr>
+        <w:tc>
+          <w:tcPr/>
+          <w:p>
+            <w:pPr>
+              <w:pStyle w:val="Compact"/>
+            </w:pPr>
+            <w:r>
+              <w:t xml:space="preserve">Calcul du CR (perte de masse)</w:t>
+            </w:r>
+          </w:p>
+        </w:tc>
+        <w:tc>
+          <w:tcPr/>
+          <w:p>
+            <w:pPr>
+              <w:pStyle w:val="Compact"/>
+            </w:pPr>
+            <w:r>
+              <w:t xml:space="preserve">CR = f(Δm, ρ, A, t)</w:t>
+            </w:r>
+          </w:p>
+        </w:tc>
+        <w:tc>
+          <w:tcPr/>
+          <w:p>
+            <w:pPr>
+              <w:pStyle w:val="Compact"/>
+            </w:pPr>
+            <w:r>
+              <w:t xml:space="preserve">N · P</w:t>
+            </w:r>
+          </w:p>
+        </w:tc>
+        <w:tc>
+          <w:tcPr/>
+          <w:p>
+            <w:pPr>
+              <w:pStyle w:val="Compact"/>
+            </w:pPr>
+            <w:r>
+              <w:t xml:space="preserve">ASTM G1-03 (ASTM, 2017) ; loi de Faraday (1834)</w:t>
+            </w:r>
+          </w:p>
+        </w:tc>
+      </w:tr>
+      <w:tr>
+        <w:tc>
+          <w:tcPr/>
+          <w:p>
+            <w:pPr>
+              <w:pStyle w:val="Compact"/>
+            </w:pPr>
+            <w:r>
+              <w:t xml:space="preserve">Principe de la sonde ER</w:t>
+            </w:r>
+          </w:p>
+        </w:tc>
+        <w:tc>
+          <w:tcPr/>
+          <w:p>
+            <w:pPr>
+              <w:pStyle w:val="Compact"/>
+            </w:pPr>
+            <w:r>
+              <w:t xml:space="preserve">R = ρL/(π r²)</w:t>
+            </w:r>
+          </w:p>
+        </w:tc>
+        <w:tc>
+          <w:tcPr/>
+          <w:p>
+            <w:pPr>
+              <w:pStyle w:val="Compact"/>
+            </w:pPr>
+            <w:r>
+              <w:t xml:space="preserve">P · N</w:t>
+            </w:r>
+          </w:p>
+        </w:tc>
+        <w:tc>
+          <w:tcPr/>
+          <w:p>
+            <w:pPr>
+              <w:pStyle w:val="Compact"/>
+            </w:pPr>
+            <w:r>
+              <w:t xml:space="preserve">loi d’Ohm ; ASTM G96 (ASTM, 2018)</w:t>
+            </w:r>
+          </w:p>
+        </w:tc>
+      </w:tr>
+      <w:tr>
+        <w:tc>
+          <w:tcPr/>
+          <w:p>
+            <w:pPr>
+              <w:pStyle w:val="Compact"/>
+            </w:pPr>
+            <w:r>
+              <w:t xml:space="preserve">Compensation thermique</w:t>
+            </w:r>
+          </w:p>
+        </w:tc>
+        <w:tc>
+          <w:tcPr/>
+          <w:p>
+            <w:pPr>
+              <w:pStyle w:val="Compact"/>
+            </w:pPr>
+            <w:r>
+              <w:t xml:space="preserve">ρ(T) = ρ₀[1 + α(T−T_ref)], α = 6,5·10⁻³</w:t>
+            </w:r>
+          </w:p>
+        </w:tc>
+        <w:tc>
+          <w:tcPr/>
+          <w:p>
+            <w:pPr>
+              <w:pStyle w:val="Compact"/>
+            </w:pPr>
+            <w:r>
+              <w:t xml:space="preserve">P · R</w:t>
+            </w:r>
+          </w:p>
+        </w:tc>
+        <w:tc>
+          <w:tcPr/>
+          <w:p>
+            <w:pPr>
+              <w:pStyle w:val="Compact"/>
+            </w:pPr>
+            <w:r>
+              <w:t xml:space="preserve">loi de Matthiessen ; Pollock (1991)</w:t>
+            </w:r>
+          </w:p>
+        </w:tc>
+      </w:tr>
+      <w:tr>
+        <w:tc>
+          <w:tcPr/>
+          <w:p>
+            <w:pPr>
+              <w:pStyle w:val="Compact"/>
+            </w:pPr>
+            <w:r>
+              <w:t xml:space="preserve">Calibration HX711 (×33,7)</w:t>
+            </w:r>
+          </w:p>
+        </w:tc>
+        <w:tc>
+          <w:tcPr/>
+          <w:p>
+            <w:pPr>
+              <w:pStyle w:val="Compact"/>
+            </w:pPr>
+            <w:r>
+              <w:t xml:space="preserve">facteur empirique k_cal</w:t>
+            </w:r>
+          </w:p>
+        </w:tc>
+        <w:tc>
+          <w:tcPr/>
+          <w:p>
+            <w:pPr>
+              <w:pStyle w:val="Compact"/>
+            </w:pPr>
+            <w:r>
+              <w:t xml:space="preserve">E</w:t>
+            </w:r>
+          </w:p>
+        </w:tc>
+        <w:tc>
+          <w:tcPr/>
+          <w:p>
+            <w:pPr>
+              <w:pStyle w:val="Compact"/>
+            </w:pPr>
+            <w:r>
+              <w:t xml:space="preserve">étalonnage sur résistances étalons (§III.1.1)</w:t>
+            </w:r>
+          </w:p>
+        </w:tc>
+      </w:tr>
+      <w:tr>
+        <w:tc>
+          <w:tcPr/>
+          <w:p>
+            <w:pPr>
+              <w:pStyle w:val="Compact"/>
+            </w:pPr>
+            <w:r>
+              <w:t xml:space="preserve">Cadence d’acquisition (30 s)</w:t>
+            </w:r>
+          </w:p>
+        </w:tc>
+        <w:tc>
+          <w:tcPr/>
+          <w:p>
+            <w:pPr>
+              <w:pStyle w:val="Compact"/>
+            </w:pPr>
+            <w:r>
+              <w:t xml:space="preserve">—</w:t>
+            </w:r>
+          </w:p>
+        </w:tc>
+        <w:tc>
+          <w:tcPr/>
+          <w:p>
+            <w:pPr>
+              <w:pStyle w:val="Compact"/>
+            </w:pPr>
+            <w:r>
+              <w:t xml:space="preserve">E · P</w:t>
+            </w:r>
+          </w:p>
+        </w:tc>
+        <w:tc>
+          <w:tcPr/>
+          <w:p>
+            <w:pPr>
+              <w:pStyle w:val="Compact"/>
+            </w:pPr>
+            <w:r>
+              <w:t xml:space="preserve">adéquation corrosion lente ; firmware (§II.2.4)</w:t>
+            </w:r>
+          </w:p>
+        </w:tc>
+      </w:tr>
+      <w:tr>
+        <w:tc>
+          <w:tcPr/>
+          <w:p>
+            <w:pPr>
+              <w:pStyle w:val="Compact"/>
+            </w:pPr>
+            <w:r>
+              <w:t xml:space="preserve">Effet de la température</w:t>
+            </w:r>
+          </w:p>
+        </w:tc>
+        <w:tc>
+          <w:tcPr/>
+          <w:p>
+            <w:pPr>
+              <w:pStyle w:val="Compact"/>
+            </w:pPr>
+            <w:r>
+              <w:t xml:space="preserve">loi d’Arrhenius</w:t>
+            </w:r>
+          </w:p>
+        </w:tc>
+        <w:tc>
+          <w:tcPr/>
+          <w:p>
+            <w:pPr>
+              <w:pStyle w:val="Compact"/>
+            </w:pPr>
+            <w:r>
+              <w:t xml:space="preserve">P · R</w:t>
+            </w:r>
+          </w:p>
+        </w:tc>
+        <w:tc>
+          <w:tcPr/>
+          <w:p>
+            <w:pPr>
+              <w:pStyle w:val="Compact"/>
+            </w:pPr>
+            <w:r>
+              <w:t xml:space="preserve">§I.7.7 ; Schweitzer (2010), Roberge (2008)</w:t>
+            </w:r>
+          </w:p>
+        </w:tc>
+      </w:tr>
+    </w:tbl>
+    <w:p>
+      <w:pPr>
+        <w:pStyle w:val="BodyText"/>
+      </w:pPr>
+      <w:r>
+        <w:rPr>
+          <w:b/>
+          <w:bCs/>
+        </w:rPr>
+        <w:t xml:space="preserve">H.2 — Méthodes d’apprentissage et de validation</w:t>
+      </w:r>
+    </w:p>
+    <w:tbl>
+      <w:tblPr>
+        <w:tblStyle w:val="Table"/>
+        <w:tblW w:type="pct" w:w="5000"/>
+        <w:tblLayout w:type="fixed"/>
+        <w:tblLook w:firstRow="1" w:lastRow="0" w:firstColumn="0" w:lastColumn="0" w:noHBand="0" w:noVBand="0" w:val="0020"/>
+      </w:tblPr>
+      <w:tblGrid>
+        <w:gridCol w:w="1980"/>
+        <w:gridCol w:w="1980"/>
+        <w:gridCol w:w="1980"/>
+        <w:gridCol w:w="1980"/>
+      </w:tblGrid>
+      <w:tr>
+        <w:trPr>
+          <w:tblHeader w:val="on"/>
+        </w:trPr>
+        <w:tc>
+          <w:tcPr/>
+          <w:p>
+            <w:pPr>
+              <w:pStyle w:val="Compact"/>
+            </w:pPr>
+            <w:r>
+              <w:t xml:space="preserve">Élément</w:t>
+            </w:r>
+          </w:p>
+        </w:tc>
+        <w:tc>
+          <w:tcPr/>
+          <w:p>
+            <w:pPr>
+              <w:pStyle w:val="Compact"/>
+            </w:pPr>
+            <w:r>
+              <w:t xml:space="preserve">Choix</w:t>
+            </w:r>
+          </w:p>
+        </w:tc>
+        <w:tc>
+          <w:tcPr/>
+          <w:p>
+            <w:pPr>
+              <w:pStyle w:val="Compact"/>
+            </w:pPr>
+            <w:r>
+              <w:t xml:space="preserve">Type</w:t>
+            </w:r>
+          </w:p>
+        </w:tc>
+        <w:tc>
+          <w:tcPr/>
+          <w:p>
+            <w:pPr>
+              <w:pStyle w:val="Compact"/>
+            </w:pPr>
+            <w:r>
+              <w:t xml:space="preserve">Source exacte</w:t>
+            </w:r>
+          </w:p>
+        </w:tc>
+      </w:tr>
+      <w:tr>
+        <w:tc>
+          <w:tcPr/>
+          <w:p>
+            <w:pPr>
+              <w:pStyle w:val="Compact"/>
+            </w:pPr>
+            <w:r>
+              <w:t xml:space="preserve">Suppression d’outliers (IQR)</w:t>
+            </w:r>
+          </w:p>
+        </w:tc>
+        <w:tc>
+          <w:tcPr/>
+          <w:p>
+            <w:pPr>
+              <w:pStyle w:val="Compact"/>
+            </w:pPr>
+            <w:r>
+              <w:t xml:space="preserve">[Q5 − 3·IQR ; Q95 + 3·IQR]</w:t>
+            </w:r>
+          </w:p>
+        </w:tc>
+        <w:tc>
+          <w:tcPr/>
+          <w:p>
+            <w:pPr>
+              <w:pStyle w:val="Compact"/>
+            </w:pPr>
+            <w:r>
+              <w:t xml:space="preserve">R</w:t>
+            </w:r>
+          </w:p>
+        </w:tc>
+        <w:tc>
+          <w:tcPr/>
+          <w:p>
+            <w:pPr>
+              <w:pStyle w:val="Compact"/>
+            </w:pPr>
+            <w:r>
+              <w:t xml:space="preserve">Tukey (1977)</w:t>
+            </w:r>
+          </w:p>
+        </w:tc>
+      </w:tr>
+      <w:tr>
+        <w:tc>
+          <w:tcPr/>
+          <w:p>
+            <w:pPr>
+              <w:pStyle w:val="Compact"/>
+            </w:pPr>
+            <w:r>
+              <w:t xml:space="preserve">Lissage et dérivation</w:t>
+            </w:r>
+          </w:p>
+        </w:tc>
+        <w:tc>
+          <w:tcPr/>
+          <w:p>
+            <w:pPr>
+              <w:pStyle w:val="Compact"/>
+            </w:pPr>
+            <w:r>
+              <w:t xml:space="preserve">Savitzky-Golay</w:t>
+            </w:r>
+          </w:p>
+        </w:tc>
+        <w:tc>
+          <w:tcPr/>
+          <w:p>
+            <w:pPr>
+              <w:pStyle w:val="Compact"/>
+            </w:pPr>
+            <w:r>
+              <w:t xml:space="preserve">R</w:t>
+            </w:r>
+          </w:p>
+        </w:tc>
+        <w:tc>
+          <w:tcPr/>
+          <w:p>
+            <w:pPr>
+              <w:pStyle w:val="Compact"/>
+            </w:pPr>
+            <w:r>
+              <w:t xml:space="preserve">Savitzky &amp; Golay (1964)</w:t>
+            </w:r>
+          </w:p>
+        </w:tc>
+      </w:tr>
+      <w:tr>
+        <w:tc>
+          <w:tcPr/>
+          <w:p>
+            <w:pPr>
+              <w:pStyle w:val="Compact"/>
+            </w:pPr>
+            <w:r>
+              <w:t xml:space="preserve">Algorithme + hyperparamètres</w:t>
+            </w:r>
+          </w:p>
+        </w:tc>
+        <w:tc>
+          <w:tcPr/>
+          <w:p>
+            <w:pPr>
+              <w:pStyle w:val="Compact"/>
+            </w:pPr>
+            <w:r>
+              <w:t xml:space="preserve">XGBoost (n=500, depth=4, lr=0,05…)</w:t>
+            </w:r>
+          </w:p>
+        </w:tc>
+        <w:tc>
+          <w:tcPr/>
+          <w:p>
+            <w:pPr>
+              <w:pStyle w:val="Compact"/>
+            </w:pPr>
+            <w:r>
+              <w:t xml:space="preserve">R</w:t>
+            </w:r>
+          </w:p>
+        </w:tc>
+        <w:tc>
+          <w:tcPr/>
+          <w:p>
+            <w:pPr>
+              <w:pStyle w:val="Compact"/>
+            </w:pPr>
+            <w:r>
+              <w:t xml:space="preserve">Chen &amp; Guestrin (2016)</w:t>
+            </w:r>
+          </w:p>
+        </w:tc>
+      </w:tr>
+      <w:tr>
+        <w:tc>
+          <w:tcPr/>
+          <w:p>
+            <w:pPr>
+              <w:pStyle w:val="Compact"/>
+            </w:pPr>
+            <w:r>
+              <w:t xml:space="preserve">Stratégie de validation</w:t>
+            </w:r>
+          </w:p>
+        </w:tc>
+        <w:tc>
+          <w:tcPr/>
+          <w:p>
+            <w:pPr>
+              <w:pStyle w:val="Compact"/>
+            </w:pPr>
+            <w:r>
+              <w:t xml:space="preserve">leave-one-run-out (LORO)</w:t>
+            </w:r>
+          </w:p>
+        </w:tc>
+        <w:tc>
+          <w:tcPr/>
+          <w:p>
+            <w:pPr>
+              <w:pStyle w:val="Compact"/>
+            </w:pPr>
+            <w:r>
+              <w:t xml:space="preserve">R</w:t>
+            </w:r>
+          </w:p>
+        </w:tc>
+        <w:tc>
+          <w:tcPr/>
+          <w:p>
+            <w:pPr>
+              <w:pStyle w:val="Compact"/>
+            </w:pPr>
+            <w:r>
+              <w:t xml:space="preserve">Bergmeir &amp; Benítez (2012)</w:t>
+            </w:r>
+          </w:p>
+        </w:tc>
+      </w:tr>
+      <w:tr>
+        <w:tc>
+          <w:tcPr/>
+          <w:p>
+            <w:pPr>
+              <w:pStyle w:val="Compact"/>
+            </w:pPr>
+            <w:r>
+              <w:t xml:space="preserve">Métriques</w:t>
+            </w:r>
+          </w:p>
+        </w:tc>
+        <w:tc>
+          <w:tcPr/>
+          <w:p>
+            <w:pPr>
+              <w:pStyle w:val="Compact"/>
+            </w:pPr>
+            <w:r>
+              <w:t xml:space="preserve">MAE / RMSE / R²</w:t>
+            </w:r>
+          </w:p>
+        </w:tc>
+        <w:tc>
+          <w:tcPr/>
+          <w:p>
+            <w:pPr>
+              <w:pStyle w:val="Compact"/>
+            </w:pPr>
+            <w:r>
+              <w:t xml:space="preserve">R</w:t>
+            </w:r>
+          </w:p>
+        </w:tc>
+        <w:tc>
+          <w:tcPr/>
+          <w:p>
+            <w:pPr>
+              <w:pStyle w:val="Compact"/>
+            </w:pPr>
+            <w:r>
+              <w:t xml:space="preserve">Hyndman &amp; Koehler (2006)</w:t>
+            </w:r>
+          </w:p>
+        </w:tc>
+      </w:tr>
+      <w:tr>
+        <w:tc>
+          <w:tcPr/>
+          <w:p>
+            <w:pPr>
+              <w:pStyle w:val="Compact"/>
+            </w:pPr>
+            <w:r>
+              <w:t xml:space="preserve">Interprétabilité</w:t>
+            </w:r>
+          </w:p>
+        </w:tc>
+        <w:tc>
+          <w:tcPr/>
+          <w:p>
+            <w:pPr>
+              <w:pStyle w:val="Compact"/>
+            </w:pPr>
+            <w:r>
+              <w:t xml:space="preserve">SHAP (top-3 variables)</w:t>
+            </w:r>
+          </w:p>
+        </w:tc>
+        <w:tc>
+          <w:tcPr/>
+          <w:p>
+            <w:pPr>
+              <w:pStyle w:val="Compact"/>
+            </w:pPr>
+            <w:r>
+              <w:t xml:space="preserve">R</w:t>
+            </w:r>
+          </w:p>
+        </w:tc>
+        <w:tc>
+          <w:tcPr/>
+          <w:p>
+            <w:pPr>
+              <w:pStyle w:val="Compact"/>
+            </w:pPr>
+            <w:r>
+              <w:t xml:space="preserve">Lundberg &amp; Lee (2017)</w:t>
+            </w:r>
+          </w:p>
+        </w:tc>
+      </w:tr>
+      <w:tr>
+        <w:tc>
+          <w:tcPr/>
+          <w:p>
+            <w:pPr>
+              <w:pStyle w:val="Compact"/>
+            </w:pPr>
+            <w:r>
+              <w:t xml:space="preserve">Sous-échantillonnage auxiliaires (1 500 pts)</w:t>
+            </w:r>
+          </w:p>
+        </w:tc>
+        <w:tc>
+          <w:tcPr/>
+          <w:p>
+            <w:pPr>
+              <w:pStyle w:val="Compact"/>
+            </w:pPr>
+            <w:r>
+              <w:t xml:space="preserve">corrige le déséquilibre ≈ 4,5:1</w:t>
+            </w:r>
+          </w:p>
+        </w:tc>
+        <w:tc>
+          <w:tcPr/>
+          <w:p>
+            <w:pPr>
+              <w:pStyle w:val="Compact"/>
+            </w:pPr>
+            <w:r>
+              <w:t xml:space="preserve">R · E</w:t>
+            </w:r>
+          </w:p>
+        </w:tc>
+        <w:tc>
+          <w:tcPr/>
+          <w:p>
+            <w:pPr>
+              <w:pStyle w:val="Compact"/>
+            </w:pPr>
+            <w:r>
+              <w:t xml:space="preserve">He &amp; Garcia (2009) ; mesuré sur les runs</w:t>
+            </w:r>
+          </w:p>
+        </w:tc>
+      </w:tr>
+      <w:tr>
+        <w:tc>
+          <w:tcPr/>
+          <w:p>
+            <w:pPr>
+              <w:pStyle w:val="Compact"/>
+            </w:pPr>
+            <w:r>
+              <w:t xml:space="preserve">Contrôle des variables (vitrine 30 °C / contre-exemples)</w:t>
+            </w:r>
+          </w:p>
+        </w:tc>
+        <w:tc>
+          <w:tcPr/>
+          <w:p>
+            <w:pPr>
+              <w:pStyle w:val="Compact"/>
+            </w:pPr>
+            <w:r>
+              <w:t xml:space="preserve">un facteur à la fois</w:t>
+            </w:r>
+          </w:p>
+        </w:tc>
+        <w:tc>
+          <w:tcPr/>
+          <w:p>
+            <w:pPr>
+              <w:pStyle w:val="Compact"/>
+            </w:pPr>
+            <w:r>
+              <w:t xml:space="preserve">R · E</w:t>
+            </w:r>
+          </w:p>
+        </w:tc>
+        <w:tc>
+          <w:tcPr/>
+          <w:p>
+            <w:pPr>
+              <w:pStyle w:val="Compact"/>
+            </w:pPr>
+            <w:r>
+              <w:t xml:space="preserve">Montgomery (2017) ; Run #15, #17</w:t>
+            </w:r>
+          </w:p>
+        </w:tc>
+      </w:tr>
+    </w:tbl>
+    <w:p>
+      <w:pPr>
+        <w:pStyle w:val="BodyText"/>
+      </w:pPr>
+      <w:r>
+        <w:rPr>
+          <w:b/>
+          <w:bCs/>
+        </w:rPr>
+        <w:t xml:space="preserve">H.3 — Seuils et conventions (statut explicite)</w:t>
+      </w:r>
+    </w:p>
+    <w:tbl>
+      <w:tblPr>
+        <w:tblStyle w:val="Table"/>
+        <w:tblW w:type="pct" w:w="5000"/>
+        <w:tblLayout w:type="fixed"/>
+        <w:tblLook w:firstRow="1" w:lastRow="0" w:firstColumn="0" w:lastColumn="0" w:noHBand="0" w:noVBand="0" w:val="0020"/>
+      </w:tblPr>
+      <w:tblGrid>
+        <w:gridCol w:w="1980"/>
+        <w:gridCol w:w="1980"/>
+        <w:gridCol w:w="1980"/>
+        <w:gridCol w:w="1980"/>
+      </w:tblGrid>
+      <w:tr>
+        <w:trPr>
+          <w:tblHeader w:val="on"/>
+        </w:trPr>
+        <w:tc>
+          <w:tcPr/>
+          <w:p>
+            <w:pPr>
+              <w:pStyle w:val="Compact"/>
+            </w:pPr>
+            <w:r>
+              <w:t xml:space="preserve">Seuil / valeur</w:t>
+            </w:r>
+          </w:p>
+        </w:tc>
+        <w:tc>
+          <w:tcPr/>
+          <w:p>
+            <w:pPr>
+              <w:pStyle w:val="Compact"/>
+            </w:pPr>
+            <w:r>
+              <w:t xml:space="preserve">Valeur</w:t>
+            </w:r>
+          </w:p>
+        </w:tc>
+        <w:tc>
+          <w:tcPr/>
+          <w:p>
+            <w:pPr>
+              <w:pStyle w:val="Compact"/>
+            </w:pPr>
+            <w:r>
+              <w:t xml:space="preserve">Statut</w:t>
+            </w:r>
+          </w:p>
+        </w:tc>
+        <w:tc>
+          <w:tcPr/>
+          <w:p>
+            <w:pPr>
+              <w:pStyle w:val="Compact"/>
+            </w:pPr>
+            <w:r>
+              <w:t xml:space="preserve">Ancrage / provenance</w:t>
+            </w:r>
+          </w:p>
+        </w:tc>
+      </w:tr>
+      <w:tr>
+        <w:tc>
+          <w:tcPr/>
+          <w:p>
+            <w:pPr>
+              <w:pStyle w:val="Compact"/>
+            </w:pPr>
+            <w:r>
+              <w:rPr>
+                <w:rStyle w:val="VerbatimChar"/>
+              </w:rPr>
+              <w:t xml:space="preserve">r_critique</w:t>
+            </w:r>
+            <w:r>
+              <w:t xml:space="preserve"> </w:t>
+            </w:r>
+            <w:r>
+              <w:t xml:space="preserve">(fin de vie, RUL)</w:t>
+            </w:r>
+          </w:p>
+        </w:tc>
+        <w:tc>
+          <w:tcPr/>
+          <w:p>
+            <w:pPr>
+              <w:pStyle w:val="Compact"/>
+            </w:pPr>
+            <w:r>
+              <w:t xml:space="preserve">0,15·r₀ (≈ 98 % section)</w:t>
+            </w:r>
+          </w:p>
+        </w:tc>
+        <w:tc>
+          <w:tcPr/>
+          <w:p>
+            <w:pPr>
+              <w:pStyle w:val="Compact"/>
+            </w:pPr>
+            <w:r>
+              <w:t xml:space="preserve">convention labo —</w:t>
+            </w:r>
+            <w:r>
+              <w:t xml:space="preserve"> </w:t>
+            </w:r>
+            <w:r>
+              <w:rPr>
+                <w:b/>
+                <w:bCs/>
+              </w:rPr>
+              <w:t xml:space="preserve">provisoire</w:t>
+            </w:r>
+          </w:p>
+        </w:tc>
+        <w:tc>
+          <w:tcPr/>
+          <w:p>
+            <w:pPr>
+              <w:pStyle w:val="Compact"/>
+            </w:pPr>
+            <w:r>
+              <w:t xml:space="preserve">principe ISO 13381-1 (ISO, 2015) ; valeur à recaler (critère mécanique)</w:t>
+            </w:r>
+          </w:p>
+        </w:tc>
+      </w:tr>
+      <w:tr>
+        <w:tc>
+          <w:tcPr/>
+          <w:p>
+            <w:pPr>
+              <w:pStyle w:val="Compact"/>
+            </w:pPr>
+            <w:r>
+              <w:t xml:space="preserve">Écrêtage du CR</w:t>
+            </w:r>
+          </w:p>
+        </w:tc>
+        <w:tc>
+          <w:tcPr/>
+          <w:p>
+            <w:pPr>
+              <w:pStyle w:val="Compact"/>
+            </w:pPr>
+            <w:r>
+              <w:t xml:space="preserve">2 000 µm/an</w:t>
+            </w:r>
+          </w:p>
+        </w:tc>
+        <w:tc>
+          <w:tcPr/>
+          <w:p>
+            <w:pPr>
+              <w:pStyle w:val="Compact"/>
+            </w:pPr>
+            <w:r>
+              <w:t xml:space="preserve">convention de prétraitement</w:t>
+            </w:r>
+          </w:p>
+        </w:tc>
+        <w:tc>
+          <w:tcPr/>
+          <w:p>
+            <w:pPr>
+              <w:pStyle w:val="Compact"/>
+            </w:pPr>
+            <w:r>
+              <w:t xml:space="preserve">documentée §II.4.4 (exclut l’emballement non stationnaire)</w:t>
+            </w:r>
+          </w:p>
+        </w:tc>
+      </w:tr>
+      <w:tr>
+        <w:tc>
+          <w:tcPr/>
+          <w:p>
+            <w:pPr>
+              <w:pStyle w:val="Compact"/>
+            </w:pPr>
+            <w:r>
+              <w:t xml:space="preserve">Seuils des régimes ; pré-rupture</w:t>
+            </w:r>
+          </w:p>
+        </w:tc>
+        <w:tc>
+          <w:tcPr/>
+          <w:p>
+            <w:pPr>
+              <w:pStyle w:val="Compact"/>
+            </w:pPr>
+            <w:r>
+              <w:t xml:space="preserve">distributions des runs ; RUL &lt; 12 h</w:t>
+            </w:r>
+          </w:p>
+        </w:tc>
+        <w:tc>
+          <w:tcPr/>
+          <w:p>
+            <w:pPr>
+              <w:pStyle w:val="Compact"/>
+            </w:pPr>
+            <w:r>
+              <w:t xml:space="preserve">principe normatif + objectif de conception</w:t>
+            </w:r>
+          </w:p>
+        </w:tc>
+        <w:tc>
+          <w:tcPr/>
+          <w:p>
+            <w:pPr>
+              <w:pStyle w:val="Compact"/>
+            </w:pPr>
+            <w:r>
+              <w:t xml:space="preserve">ISO 13381-1 (seuil de santé) ;</w:t>
+            </w:r>
+            <w:r>
+              <w:t xml:space="preserve"> </w:t>
+            </w:r>
+            <w:r>
+              <w:rPr>
+                <w:b/>
+                <w:bCs/>
+              </w:rPr>
+              <w:t xml:space="preserve">provisoire</w:t>
+            </w:r>
+          </w:p>
+        </w:tc>
+      </w:tr>
+      <w:tr>
+        <w:tc>
+          <w:tcPr/>
+          <w:p>
+            <w:pPr>
+              <w:pStyle w:val="Compact"/>
+            </w:pPr>
+            <w:r>
+              <w:t xml:space="preserve">Seuils d’alerte CR (Tableau II.9)</w:t>
+            </w:r>
+          </w:p>
+        </w:tc>
+        <w:tc>
+          <w:tcPr/>
+          <w:p>
+            <w:pPr>
+              <w:pStyle w:val="Compact"/>
+            </w:pPr>
+            <w:r>
+              <w:t xml:space="preserve">1 / 5 mm/an</w:t>
+            </w:r>
+          </w:p>
+        </w:tc>
+        <w:tc>
+          <w:tcPr/>
+          <w:p>
+            <w:pPr>
+              <w:pStyle w:val="Compact"/>
+            </w:pPr>
+            <w:r>
+              <w:t xml:space="preserve">cadre cible industriel —</w:t>
+            </w:r>
+            <w:r>
+              <w:t xml:space="preserve"> </w:t>
+            </w:r>
+            <w:r>
+              <w:rPr>
+                <w:b/>
+                <w:bCs/>
+              </w:rPr>
+              <w:t xml:space="preserve">non NACE</w:t>
+            </w:r>
+          </w:p>
+        </w:tc>
+        <w:tc>
+          <w:tcPr/>
+          <w:p>
+            <w:pPr>
+              <w:pStyle w:val="Compact"/>
+            </w:pPr>
+            <w:r>
+              <w:t xml:space="preserve">réf. NACE/AMPP SP0775 : bandes 0,025 / 0,12 / 0,25 mm/an (AMPP, 2023)</w:t>
+            </w:r>
+          </w:p>
+        </w:tc>
+      </w:tr>
+      <w:tr>
+        <w:tc>
+          <w:tcPr/>
+          <w:p>
+            <w:pPr>
+              <w:pStyle w:val="Compact"/>
+            </w:pPr>
+            <w:r>
+              <w:t xml:space="preserve">Seuils opérationnels du prototype</w:t>
+            </w:r>
+          </w:p>
+        </w:tc>
+        <w:tc>
+          <w:tcPr/>
+          <w:p>
+            <w:pPr>
+              <w:pStyle w:val="Compact"/>
+            </w:pPr>
+            <w:r>
+              <w:t xml:space="preserve">section 60 / 85 % ; RUL 5 / 2 h</w:t>
+            </w:r>
+          </w:p>
+        </w:tc>
+        <w:tc>
+          <w:tcPr/>
+          <w:p>
+            <w:pPr>
+              <w:pStyle w:val="Compact"/>
+            </w:pPr>
+            <w:r>
+              <w:t xml:space="preserve">convention labo —</w:t>
+            </w:r>
+            <w:r>
+              <w:t xml:space="preserve"> </w:t>
+            </w:r>
+            <w:r>
+              <w:rPr>
+                <w:b/>
+                <w:bCs/>
+              </w:rPr>
+              <w:t xml:space="preserve">provisoire</w:t>
+            </w:r>
+          </w:p>
+        </w:tc>
+        <w:tc>
+          <w:tcPr/>
+          <w:p>
+            <w:pPr>
+              <w:pStyle w:val="Compact"/>
+            </w:pPr>
+            <w:r>
+              <w:t xml:space="preserve">calibrés sur les runs de référence (§III.4.3)</w:t>
+            </w:r>
+          </w:p>
+        </w:tc>
+      </w:tr>
+      <w:tr>
+        <w:tc>
+          <w:tcPr/>
+          <w:p>
+            <w:pPr>
+              <w:pStyle w:val="Compact"/>
+            </w:pPr>
+            <w:r>
+              <w:t xml:space="preserve">Cible RMSE &lt; 15 % ; KPIs (dispo &gt; 95 %…)</w:t>
+            </w:r>
+          </w:p>
+        </w:tc>
+        <w:tc>
+          <w:tcPr/>
+          <w:p>
+            <w:pPr>
+              <w:pStyle w:val="Compact"/>
+            </w:pPr>
+            <w:r>
+              <w:t xml:space="preserve">—</w:t>
+            </w:r>
+          </w:p>
+        </w:tc>
+        <w:tc>
+          <w:tcPr/>
+          <w:p>
+            <w:pPr>
+              <w:pStyle w:val="Compact"/>
+            </w:pPr>
+            <w:r>
+              <w:rPr>
+                <w:b/>
+                <w:bCs/>
+              </w:rPr>
+              <w:t xml:space="preserve">objectifs de conception</w:t>
+            </w:r>
+          </w:p>
+        </w:tc>
+        <w:tc>
+          <w:tcPr/>
+          <w:p>
+            <w:pPr>
+              <w:pStyle w:val="Compact"/>
+            </w:pPr>
+            <w:r>
+              <w:t xml:space="preserve">valeurs usuelles, non normatives</w:t>
+            </w:r>
+          </w:p>
+        </w:tc>
+      </w:tr>
+    </w:tbl>
+    <w:p>
+      <w:pPr>
+        <w:pStyle w:val="BodyText"/>
+      </w:pPr>
+      <w:r>
+        <w:rPr>
+          <w:b/>
+          <w:bCs/>
+        </w:rPr>
+        <w:t xml:space="preserve">H.4 — Décisions d’orientation</w:t>
+      </w:r>
+    </w:p>
+    <w:tbl>
+      <w:tblPr>
+        <w:tblStyle w:val="Table"/>
+        <w:tblW w:type="pct" w:w="5000"/>
+        <w:tblLayout w:type="fixed"/>
+        <w:tblLook w:firstRow="1" w:lastRow="0" w:firstColumn="0" w:lastColumn="0" w:noHBand="0" w:noVBand="0" w:val="0020"/>
+      </w:tblPr>
+      <w:tblGrid>
+        <w:gridCol w:w="1980"/>
+        <w:gridCol w:w="1980"/>
+        <w:gridCol w:w="1980"/>
+        <w:gridCol w:w="1980"/>
+      </w:tblGrid>
+      <w:tr>
+        <w:trPr>
+          <w:tblHeader w:val="on"/>
+        </w:trPr>
+        <w:tc>
+          <w:tcPr/>
+          <w:p>
+            <w:pPr>
+              <w:pStyle w:val="Compact"/>
+            </w:pPr>
+            <w:r>
+              <w:t xml:space="preserve">Décision</w:t>
+            </w:r>
+          </w:p>
+        </w:tc>
+        <w:tc>
+          <w:tcPr/>
+          <w:p>
+            <w:pPr>
+              <w:pStyle w:val="Compact"/>
+            </w:pPr>
+            <w:r>
+              <w:t xml:space="preserve">Justification</w:t>
+            </w:r>
+          </w:p>
+        </w:tc>
+        <w:tc>
+          <w:tcPr/>
+          <w:p>
+            <w:pPr>
+              <w:pStyle w:val="Compact"/>
+            </w:pPr>
+            <w:r>
+              <w:t xml:space="preserve">Type</w:t>
+            </w:r>
+          </w:p>
+        </w:tc>
+        <w:tc>
+          <w:tcPr/>
+          <w:p>
+            <w:pPr>
+              <w:pStyle w:val="Compact"/>
+            </w:pPr>
+            <w:r>
+              <w:t xml:space="preserve">Source exacte</w:t>
+            </w:r>
+          </w:p>
+        </w:tc>
+      </w:tr>
+      <w:tr>
+        <w:tc>
+          <w:tcPr/>
+          <w:p>
+            <w:pPr>
+              <w:pStyle w:val="Compact"/>
+            </w:pPr>
+            <w:r>
+              <w:t xml:space="preserve">Repositionnement Industrie 3.0 → 4.0</w:t>
+            </w:r>
+          </w:p>
+        </w:tc>
+        <w:tc>
+          <w:tcPr/>
+          <w:p>
+            <w:pPr>
+              <w:pStyle w:val="Compact"/>
+            </w:pPr>
+            <w:r>
+              <w:t xml:space="preserve">verrou = intelligence applicative, non l’instrumentation</w:t>
+            </w:r>
+          </w:p>
+        </w:tc>
+        <w:tc>
+          <w:tcPr/>
+          <w:p>
+            <w:pPr>
+              <w:pStyle w:val="Compact"/>
+            </w:pPr>
+            <w:r>
+              <w:t xml:space="preserve">R</w:t>
+            </w:r>
+          </w:p>
+        </w:tc>
+        <w:tc>
+          <w:tcPr/>
+          <w:p>
+            <w:pPr>
+              <w:pStyle w:val="Compact"/>
+            </w:pPr>
+            <w:r>
+              <w:t xml:space="preserve">Lasi et al. (2014) ; Lu (2017) ; Xu et al. (2018) ; Bagheri et al. (2024)</w:t>
+            </w:r>
+          </w:p>
+        </w:tc>
+      </w:tr>
+      <w:tr>
+        <w:tc>
+          <w:tcPr/>
+          <w:p>
+            <w:pPr>
+              <w:pStyle w:val="Compact"/>
+            </w:pPr>
+            <w:r>
+              <w:t xml:space="preserve">Recours au ML</w:t>
+            </w:r>
+          </w:p>
+        </w:tc>
+        <w:tc>
+          <w:tcPr/>
+          <w:p>
+            <w:pPr>
+              <w:pStyle w:val="Compact"/>
+            </w:pPr>
+            <w:r>
+              <w:t xml:space="preserve">modèles physiques : 40–60 % d’erreur réelle</w:t>
+            </w:r>
+          </w:p>
+        </w:tc>
+        <w:tc>
+          <w:tcPr/>
+          <w:p>
+            <w:pPr>
+              <w:pStyle w:val="Compact"/>
+            </w:pPr>
+            <w:r>
+              <w:t xml:space="preserve">R</w:t>
+            </w:r>
+          </w:p>
+        </w:tc>
+        <w:tc>
+          <w:tcPr/>
+          <w:p>
+            <w:pPr>
+              <w:pStyle w:val="Compact"/>
+            </w:pPr>
+            <w:r>
+              <w:t xml:space="preserve">de Waard &amp; Milliams (1975) ; Coelho (2022) ; NORSOK M-506</w:t>
+            </w:r>
+          </w:p>
+        </w:tc>
+      </w:tr>
+      <w:tr>
+        <w:tc>
+          <w:tcPr/>
+          <w:p>
+            <w:pPr>
+              <w:pStyle w:val="Compact"/>
+            </w:pPr>
+            <w:r>
+              <w:t xml:space="preserve">ML « preuve de concept » (Option B)</w:t>
+            </w:r>
+          </w:p>
+        </w:tc>
+        <w:tc>
+          <w:tcPr/>
+          <w:p>
+            <w:pPr>
+              <w:pStyle w:val="Compact"/>
+            </w:pPr>
+            <w:r>
+              <w:t xml:space="preserve">limites = conditions du passage à l’échelle</w:t>
+            </w:r>
+          </w:p>
+        </w:tc>
+        <w:tc>
+          <w:tcPr/>
+          <w:p>
+            <w:pPr>
+              <w:pStyle w:val="Compact"/>
+            </w:pPr>
+            <w:r>
+              <w:t xml:space="preserve">R</w:t>
+            </w:r>
+          </w:p>
+        </w:tc>
+        <w:tc>
+          <w:tcPr/>
+          <w:p>
+            <w:pPr>
+              <w:pStyle w:val="Compact"/>
+            </w:pPr>
+            <w:r>
+              <w:t xml:space="preserve">Coelho (2022) ; Wei (2024), Yan &amp; Yan (2024), Hu et al. (2024)</w:t>
+            </w:r>
+          </w:p>
+        </w:tc>
+      </w:tr>
+      <w:tr>
+        <w:tc>
+          <w:tcPr/>
+          <w:p>
+            <w:pPr>
+              <w:pStyle w:val="Compact"/>
+            </w:pPr>
+            <w:r>
+              <w:t xml:space="preserve">Protocole run-to-failure</w:t>
+            </w:r>
+          </w:p>
+        </w:tc>
+        <w:tc>
+          <w:tcPr/>
+          <w:p>
+            <w:pPr>
+              <w:pStyle w:val="Compact"/>
+            </w:pPr>
+            <w:r>
+              <w:t xml:space="preserve">cycle complet + événement de défaillance observé</w:t>
+            </w:r>
+          </w:p>
+        </w:tc>
+        <w:tc>
+          <w:tcPr/>
+          <w:p>
+            <w:pPr>
+              <w:pStyle w:val="Compact"/>
+            </w:pPr>
+            <w:r>
+              <w:t xml:space="preserve">N</w:t>
+            </w:r>
+          </w:p>
+        </w:tc>
+        <w:tc>
+          <w:tcPr/>
+          <w:p>
+            <w:pPr>
+              <w:pStyle w:val="Compact"/>
+            </w:pPr>
+            <w:r>
+              <w:t xml:space="preserve">ISO 13381-1 (ISO, 2015)</w:t>
+            </w:r>
+          </w:p>
+        </w:tc>
+      </w:tr>
+      <w:tr>
+        <w:tc>
+          <w:tcPr/>
+          <w:p>
+            <w:pPr>
+              <w:pStyle w:val="Compact"/>
+            </w:pPr>
+            <w:r>
+              <w:t xml:space="preserve">Intégration CMMS open-source (vs ex nihilo)</w:t>
+            </w:r>
+          </w:p>
+        </w:tc>
+        <w:tc>
+          <w:tcPr/>
+          <w:p>
+            <w:pPr>
+              <w:pStyle w:val="Compact"/>
+            </w:pPr>
+            <w:r>
+              <w:t xml:space="preserve">maturité, transposabilité, on-premise</w:t>
+            </w:r>
+          </w:p>
+        </w:tc>
+        <w:tc>
+          <w:tcPr/>
+          <w:p>
+            <w:pPr>
+              <w:pStyle w:val="Compact"/>
+            </w:pPr>
+            <w:r>
+              <w:t xml:space="preserve">N · R</w:t>
+            </w:r>
+          </w:p>
+        </w:tc>
+        <w:tc>
+          <w:tcPr/>
+          <w:p>
+            <w:pPr>
+              <w:pStyle w:val="Compact"/>
+            </w:pPr>
+            <w:r>
+              <w:t xml:space="preserve">ISO 14224 (ISO, 2016) ; GLPI Project (2024) ; Bagheri et al. (2024)</w:t>
+            </w:r>
+          </w:p>
+        </w:tc>
+      </w:tr>
+      <w:tr>
+        <w:tc>
+          <w:tcPr/>
+          <w:p>
+            <w:pPr>
+              <w:pStyle w:val="Compact"/>
+            </w:pPr>
+            <w:r>
+              <w:t xml:space="preserve">Fil fin obligatoire</w:t>
+            </w:r>
+          </w:p>
+        </w:tc>
+        <w:tc>
+          <w:tcPr/>
+          <w:p>
+            <w:pPr>
+              <w:pStyle w:val="Compact"/>
+            </w:pPr>
+            <w:r>
+              <w:t xml:space="preserve">l’électrolyte shunte la mesure ER (fils épais masqués)</w:t>
+            </w:r>
+          </w:p>
+        </w:tc>
+        <w:tc>
+          <w:tcPr/>
+          <w:p>
+            <w:pPr>
+              <w:pStyle w:val="Compact"/>
+            </w:pPr>
+            <w:r>
+              <w:t xml:space="preserve">P · E</w:t>
+            </w:r>
+          </w:p>
+        </w:tc>
+        <w:tc>
+          <w:tcPr/>
+          <w:p>
+            <w:pPr>
+              <w:pStyle w:val="Compact"/>
+            </w:pPr>
+            <w:r>
+              <w:t xml:space="preserve">conduction de l’électrolyte ; Run #18 (§III.6.4)</w:t>
+            </w:r>
+          </w:p>
+        </w:tc>
+      </w:tr>
+      <w:tr>
+        <w:tc>
+          <w:tcPr/>
+          <w:p>
+            <w:pPr>
+              <w:pStyle w:val="Compact"/>
+            </w:pPr>
+            <w:r>
+              <w:t xml:space="preserve">Jumeau numérique (perspective III.6)</w:t>
+            </w:r>
+          </w:p>
+        </w:tc>
+        <w:tc>
+          <w:tcPr/>
+          <w:p>
+            <w:pPr>
+              <w:pStyle w:val="Compact"/>
+            </w:pPr>
+            <w:r>
+              <w:t xml:space="preserve">bande prédictive de durée de vie</w:t>
+            </w:r>
+          </w:p>
+        </w:tc>
+        <w:tc>
+          <w:tcPr/>
+          <w:p>
+            <w:pPr>
+              <w:pStyle w:val="Compact"/>
+            </w:pPr>
+            <w:r>
+              <w:t xml:space="preserve">R</w:t>
+            </w:r>
+          </w:p>
+        </w:tc>
+        <w:tc>
+          <w:tcPr/>
+          <w:p>
+            <w:pPr>
+              <w:pStyle w:val="Compact"/>
+            </w:pPr>
+            <w:r>
+              <w:t xml:space="preserve">Avrami (1939) ; Saxena et al. (2008) / NASA C-MAPSS</w:t>
+            </w:r>
+          </w:p>
+        </w:tc>
+      </w:tr>
+    </w:tbl>
+    <w:p>
+      <w:r>
+        <w:br w:type="page"/>
+      </w:r>
+    </w:p>
     <w:bookmarkEnd w:id="178"/>
-    <w:bookmarkStart w:id="179" w:name="table-des-matières"/>
+    <w:bookmarkEnd w:id="179"/>
+    <w:bookmarkStart w:id="180" w:name="table-des-matières"/>
     <w:p>
       <w:pPr>
         <w:pStyle w:val="Heading1"/>
@@ -32953,7 +35182,7 @@
         <w:t xml:space="preserve">(générée automatiquement par Word à partir des styles Heading 1 / 2 / 3)</w:t>
       </w:r>
     </w:p>
-    <w:bookmarkEnd w:id="179"/>
+    <w:bookmarkEnd w:id="180"/>
     <w:sectPr>
       <w:footerReference r:id="rId9" w:type="default"/>
       <w:footnotePr>

--- a/memoire/Memoire_M2_Corrosion_BATOUMBI.docx
+++ b/memoire/Memoire_M2_Corrosion_BATOUMBI.docx
@@ -238,22 +238,6 @@
       </w:r>
       <w:r>
         <w:t xml:space="preserve">À compléter</w:t>
-      </w:r>
-      <w:r>
-        <w:br/>
-      </w:r>
-      <w:r>
-        <w:rPr>
-          <w:b/>
-          <w:bCs/>
-        </w:rPr>
-        <w:t xml:space="preserve">Sous l’encadrement professionnel de :</w:t>
-      </w:r>
-      <w:r>
-        <w:t xml:space="preserve"> </w:t>
-      </w:r>
-      <w:r>
-        <w:t xml:space="preserve">M. FEZEU (COTCO)</w:t>
       </w:r>
       <w:r>
         <w:br/>
@@ -408,36 +392,23 @@
         </w:numPr>
       </w:pPr>
       <w:r>
-        <w:t xml:space="preserve">À notre</w:t>
-      </w:r>
-      <w:r>
-        <w:t xml:space="preserve"> </w:t>
-      </w:r>
-      <w:r>
-        <w:rPr>
-          <w:b/>
-          <w:bCs/>
-        </w:rPr>
-        <w:t xml:space="preserve">encadreur professionnel</w:t>
-      </w:r>
-      <w:r>
-        <w:t xml:space="preserve"> </w:t>
-      </w:r>
-      <w:r>
-        <w:t xml:space="preserve">au sein de la</w:t>
-      </w:r>
-      <w:r>
-        <w:t xml:space="preserve"> </w:t>
-      </w:r>
-      <w:r>
-        <w:rPr>
-          <w:b/>
-          <w:bCs/>
-        </w:rPr>
-        <w:t xml:space="preserve">Cameroon Oil Transportation Company (COTCO)</w:t>
-      </w:r>
-      <w:r>
-        <w:t xml:space="preserve">, pour la qualité de son accompagnement, le partage d’expérience terrain et l’accès aux problématiques industrielles concrètes ayant nourri ce travail ;</w:t>
+        <w:t xml:space="preserve">À l’ensemble du</w:t>
+      </w:r>
+      <w:r>
+        <w:t xml:space="preserve"> </w:t>
+      </w:r>
+      <w:r>
+        <w:rPr>
+          <w:b/>
+          <w:bCs/>
+        </w:rPr>
+        <w:t xml:space="preserve">corps enseignant du Département de Génie Industriel et Maintenance</w:t>
+      </w:r>
+      <w:r>
+        <w:t xml:space="preserve"> </w:t>
+      </w:r>
+      <w:r>
+        <w:t xml:space="preserve">pour la formation théorique et pratique de qualité ;</w:t>
       </w:r>
     </w:p>
     <w:p>
@@ -449,23 +420,23 @@
         </w:numPr>
       </w:pPr>
       <w:r>
-        <w:t xml:space="preserve">À l’ensemble du</w:t>
-      </w:r>
-      <w:r>
-        <w:t xml:space="preserve"> </w:t>
-      </w:r>
-      <w:r>
-        <w:rPr>
-          <w:b/>
-          <w:bCs/>
-        </w:rPr>
-        <w:t xml:space="preserve">corps enseignant du Département de Génie Industriel et Maintenance</w:t>
-      </w:r>
-      <w:r>
-        <w:t xml:space="preserve"> </w:t>
-      </w:r>
-      <w:r>
-        <w:t xml:space="preserve">pour la formation théorique et pratique de qualité ;</w:t>
+        <w:t xml:space="preserve">À mes</w:t>
+      </w:r>
+      <w:r>
+        <w:t xml:space="preserve"> </w:t>
+      </w:r>
+      <w:r>
+        <w:rPr>
+          <w:b/>
+          <w:bCs/>
+        </w:rPr>
+        <w:t xml:space="preserve">camarades de promotion</w:t>
+      </w:r>
+      <w:r>
+        <w:t xml:space="preserve"> </w:t>
+      </w:r>
+      <w:r>
+        <w:t xml:space="preserve">pour les échanges intellectuels stimulants ;</w:t>
       </w:r>
     </w:p>
     <w:p>
@@ -487,34 +458,6 @@
           <w:b/>
           <w:bCs/>
         </w:rPr>
-        <w:t xml:space="preserve">camarades de promotion</w:t>
-      </w:r>
-      <w:r>
-        <w:t xml:space="preserve"> </w:t>
-      </w:r>
-      <w:r>
-        <w:t xml:space="preserve">pour les échanges intellectuels stimulants ;</w:t>
-      </w:r>
-    </w:p>
-    <w:p>
-      <w:pPr>
-        <w:pStyle w:val="Compact"/>
-        <w:numPr>
-          <w:ilvl w:val="0"/>
-          <w:numId w:val="1001"/>
-        </w:numPr>
-      </w:pPr>
-      <w:r>
-        <w:t xml:space="preserve">À mes</w:t>
-      </w:r>
-      <w:r>
-        <w:t xml:space="preserve"> </w:t>
-      </w:r>
-      <w:r>
-        <w:rPr>
-          <w:b/>
-          <w:bCs/>
-        </w:rPr>
         <w:t xml:space="preserve">parents</w:t>
       </w:r>
       <w:r>
@@ -602,7 +545,7 @@
         <w:pStyle w:val="BodyText"/>
       </w:pPr>
       <w:r>
-        <w:t xml:space="preserve">Dans le cadre de notre cursus, la formation en Master II s’achève par un stage de fin d’études sanctionné par la rédaction d’un mémoire. Ce stage nous a conduit au sein de la</w:t>
+        <w:t xml:space="preserve">Dans le cadre de notre cursus, la formation en Master II s’achève par la rédaction d’un mémoire de fin d’études. Notre travail prend pour cas d’étude la</w:t>
       </w:r>
       <w:r>
         <w:t xml:space="preserve"> </w:t>
@@ -615,7 +558,7 @@
         <w:t xml:space="preserve">Cameroon Oil Transportation Company (COTCO)</w:t>
       </w:r>
       <w:r>
-        <w:t xml:space="preserve">, opérateur du pipeline Tchad-Cameroun, infrastructure pétrolière stratégique de 1 070 km qui représente l’un des défis de maintenance les plus exigeants du pays. La problématique de la corrosion — première cause de dégradation des pipelines au niveau mondial — constituait le cœur de notre mission, dans un contexte industriel où les outils de maintenance prédictive restaient largement sous-exploités.</w:t>
+        <w:t xml:space="preserve">, opérateur du pipeline Tchad-Cameroun, infrastructure pétrolière stratégique de 1 070 km qui représente l’un des défis de maintenance les plus exigeants du pays. La problématique de la corrosion — première cause de dégradation des pipelines au niveau mondial — constitue le cœur de notre étude, dans un contexte industriel où les outils de maintenance prédictive restent largement sous-exploités.</w:t>
       </w:r>
     </w:p>
     <w:p>
@@ -2601,13 +2544,13 @@
           <w:b/>
           <w:bCs/>
         </w:rPr>
-        <w:t xml:space="preserve">ISO 8044 :2015</w:t>
-      </w:r>
-      <w:r>
-        <w:t xml:space="preserve"> </w:t>
-      </w:r>
-      <w:r>
-        <w:t xml:space="preserve">comme « une interaction physico-chimique entre un métal et son environnement qui entraîne des modifications des propriétés du métal et qui peut conduire à une dégradation significative de la fonction du métal, de l’environnement ou du système technique dont ils font partie » (ISO, 2015). Ce phénomène naturel et thermodynamiquement spontané traduit la tendance des métaux à retourner à leur état d’oxyde stable — l’état sous lequel ils existent dans la croûte terrestre avant tout traitement métallurgique (Schweitzer, 2010).</w:t>
+        <w:t xml:space="preserve">ISO 8044 :2024</w:t>
+      </w:r>
+      <w:r>
+        <w:t xml:space="preserve"> </w:t>
+      </w:r>
+      <w:r>
+        <w:t xml:space="preserve">comme « une interaction physico-chimique entre un métal et son environnement qui entraîne des modifications des propriétés du métal et qui peut conduire à une dégradation significative de la fonction du métal, de l’environnement ou du système technique dont ils font partie » (ISO, 2024). Ce phénomène naturel et thermodynamiquement spontané traduit la tendance des métaux à retourner à leur état d’oxyde stable — l’état sous lequel ils existent dans la croûte terrestre avant tout traitement métallurgique (Schweitzer, 2010).</w:t>
       </w:r>
     </w:p>
     <w:p>
@@ -2675,29 +2618,29 @@
           <w:b/>
           <w:bCs/>
         </w:rPr>
-        <w:t xml:space="preserve">EN 13306 :2018</w:t>
-      </w:r>
-      <w:r>
-        <w:t xml:space="preserve"> </w:t>
-      </w:r>
-      <w:r>
-        <w:t xml:space="preserve">définit la maintenance prédictive comme une « maintenance conditionnelle effectuée en suivant les prévisions extrapolées de l’analyse et de l’évaluation de paramètres significatifs de la dégradation du bien » (CEN, 2018). La norme</w:t>
-      </w:r>
-      <w:r>
-        <w:t xml:space="preserve"> </w:t>
-      </w:r>
-      <w:r>
-        <w:rPr>
-          <w:b/>
-          <w:bCs/>
-        </w:rPr>
-        <w:t xml:space="preserve">ISO 13381-1 :2015</w:t>
-      </w:r>
-      <w:r>
-        <w:t xml:space="preserve"> </w:t>
-      </w:r>
-      <w:r>
-        <w:t xml:space="preserve">précise quant à elle les principes du pronostic et de l’estimation de la durée de vie résiduelle (RUL) à partir des données de surveillance (ISO, 2015). C’est précisément à l’intersection de ces deux normes que se positionne ce travail : instrumenter pour mesurer, mesurer pour prédire, prédire pour intervenir.</w:t>
+        <w:t xml:space="preserve">EN 13306 :2017</w:t>
+      </w:r>
+      <w:r>
+        <w:t xml:space="preserve"> </w:t>
+      </w:r>
+      <w:r>
+        <w:t xml:space="preserve">définit la maintenance prédictive comme une « maintenance conditionnelle effectuée en suivant les prévisions extrapolées de l’analyse et de l’évaluation de paramètres significatifs de la dégradation du bien » (CEN, 2017). La norme</w:t>
+      </w:r>
+      <w:r>
+        <w:t xml:space="preserve"> </w:t>
+      </w:r>
+      <w:r>
+        <w:rPr>
+          <w:b/>
+          <w:bCs/>
+        </w:rPr>
+        <w:t xml:space="preserve">ISO 13381-1 :2025</w:t>
+      </w:r>
+      <w:r>
+        <w:t xml:space="preserve"> </w:t>
+      </w:r>
+      <w:r>
+        <w:t xml:space="preserve">précise quant à elle les principes du pronostic et de l’estimation de la durée de vie résiduelle (RUL) à partir des données de surveillance (ISO, 2025). C’est précisément à l’intersection de ces deux normes que se positionne ce travail : instrumenter pour mesurer, mesurer pour prédire, prédire pour intervenir.</w:t>
       </w:r>
     </w:p>
     <w:bookmarkEnd w:id="29"/>
@@ -3127,13 +3070,13 @@
           <w:b/>
           <w:bCs/>
         </w:rPr>
-        <w:t xml:space="preserve">ISO 8044 :2015</w:t>
-      </w:r>
-      <w:r>
-        <w:t xml:space="preserve"> </w:t>
-      </w:r>
-      <w:r>
-        <w:t xml:space="preserve">— Définitions et terminologie de la corrosion (ISO, 2015) ;</w:t>
+        <w:t xml:space="preserve">ISO 8044 :2024</w:t>
+      </w:r>
+      <w:r>
+        <w:t xml:space="preserve"> </w:t>
+      </w:r>
+      <w:r>
+        <w:t xml:space="preserve">— Corrosion des métaux et alliages — Vocabulaire (ISO, 2024) ;</w:t>
       </w:r>
     </w:p>
     <w:p>
@@ -3193,13 +3136,13 @@
           <w:b/>
           <w:bCs/>
         </w:rPr>
-        <w:t xml:space="preserve">ASTM G96-90</w:t>
-      </w:r>
-      <w:r>
-        <w:t xml:space="preserve"> </w:t>
-      </w:r>
-      <w:r>
-        <w:t xml:space="preserve">— Surveillance de la corrosion en service par méthodes électriques (ER, LPR) (ASTM, 2018) ;</w:t>
+        <w:t xml:space="preserve">ASTM G96-90(2018)</w:t>
+      </w:r>
+      <w:r>
+        <w:t xml:space="preserve"> </w:t>
+      </w:r>
+      <w:r>
+        <w:t xml:space="preserve">— Surveillance en service de la corrosion par méthodes électriques et électrochimiques (ER, LPR) (ASTM, 2018) ;</w:t>
       </w:r>
     </w:p>
     <w:p>
@@ -3221,7 +3164,7 @@
         <w:t xml:space="preserve"> </w:t>
       </w:r>
       <w:r>
-        <w:t xml:space="preserve">— Préparation, installation, analyse et interprétation des coupons de corrosion en service pétrolier (AMPP, 2023) ;</w:t>
+        <w:t xml:space="preserve">— Préparation, installation, analyse et interprétation des coupons de corrosion en exploitation des hydrocarbures (AMPP, 2023) ;</w:t>
       </w:r>
     </w:p>
     <w:p>
@@ -3237,13 +3180,13 @@
           <w:b/>
           <w:bCs/>
         </w:rPr>
-        <w:t xml:space="preserve">NACE TM0190</w:t>
-      </w:r>
-      <w:r>
-        <w:t xml:space="preserve"> </w:t>
-      </w:r>
-      <w:r>
-        <w:t xml:space="preserve">— Méthodes d’essai pour sondes ER en service pétrolier (NACE, 2012) ;</w:t>
+        <w:t xml:space="preserve">NACE MR0175 / ISO 15156</w:t>
+      </w:r>
+      <w:r>
+        <w:t xml:space="preserve"> </w:t>
+      </w:r>
+      <w:r>
+        <w:t xml:space="preserve">— Matériaux résistant à la corrosion sous H₂S (ISO, 2020) ;</w:t>
       </w:r>
     </w:p>
     <w:p>
@@ -3259,13 +3202,13 @@
           <w:b/>
           <w:bCs/>
         </w:rPr>
-        <w:t xml:space="preserve">NACE MR0175 / ISO 15156</w:t>
-      </w:r>
-      <w:r>
-        <w:t xml:space="preserve"> </w:t>
-      </w:r>
-      <w:r>
-        <w:t xml:space="preserve">— Matériaux résistant à la corrosion sous H₂S (ISO, 2020) ;</w:t>
+        <w:t xml:space="preserve">API 570</w:t>
+      </w:r>
+      <w:r>
+        <w:t xml:space="preserve"> </w:t>
+      </w:r>
+      <w:r>
+        <w:t xml:space="preserve">— Inspection des systèmes de tuyauteries en service (API, 2024) ;</w:t>
       </w:r>
     </w:p>
     <w:p>
@@ -3281,13 +3224,13 @@
           <w:b/>
           <w:bCs/>
         </w:rPr>
-        <w:t xml:space="preserve">API 570</w:t>
-      </w:r>
-      <w:r>
-        <w:t xml:space="preserve"> </w:t>
-      </w:r>
-      <w:r>
-        <w:t xml:space="preserve">— Inspection des systèmes de tuyauteries en service (API, 2016a) ;</w:t>
+        <w:t xml:space="preserve">API 580 / 581</w:t>
+      </w:r>
+      <w:r>
+        <w:t xml:space="preserve"> </w:t>
+      </w:r>
+      <w:r>
+        <w:t xml:space="preserve">— Inspection basée sur le risque (RBI) (API, 2023 ; API, 2025) ;</w:t>
       </w:r>
     </w:p>
     <w:p>
@@ -3303,13 +3246,13 @@
           <w:b/>
           <w:bCs/>
         </w:rPr>
-        <w:t xml:space="preserve">API 580 / 581</w:t>
-      </w:r>
-      <w:r>
-        <w:t xml:space="preserve"> </w:t>
-      </w:r>
-      <w:r>
-        <w:t xml:space="preserve">— Inspection basée sur le risque (RBI) (API, 2016b ; API, 2016c) ;</w:t>
+        <w:t xml:space="preserve">ISO 13381-1 :2025</w:t>
+      </w:r>
+      <w:r>
+        <w:t xml:space="preserve"> </w:t>
+      </w:r>
+      <w:r>
+        <w:t xml:space="preserve">— Surveillance et diagnostic d’état des systèmes de machines — Pronostic — Partie 1 : Lignes directrices générales et exigences (ISO, 2025) ;</w:t>
       </w:r>
     </w:p>
     <w:p>
@@ -3325,13 +3268,13 @@
           <w:b/>
           <w:bCs/>
         </w:rPr>
-        <w:t xml:space="preserve">ISO 13381-1 :2015</w:t>
-      </w:r>
-      <w:r>
-        <w:t xml:space="preserve"> </w:t>
-      </w:r>
-      <w:r>
-        <w:t xml:space="preserve">— Maintenance — Pronostic — Lignes directrices générales (ISO, 2015) ;</w:t>
+        <w:t xml:space="preserve">EN 13306 :2017</w:t>
+      </w:r>
+      <w:r>
+        <w:t xml:space="preserve"> </w:t>
+      </w:r>
+      <w:r>
+        <w:t xml:space="preserve">— Terminologie de la maintenance (CEN, 2017) ;</w:t>
       </w:r>
     </w:p>
     <w:p>
@@ -3347,28 +3290,6 @@
           <w:b/>
           <w:bCs/>
         </w:rPr>
-        <w:t xml:space="preserve">EN 13306 :2018</w:t>
-      </w:r>
-      <w:r>
-        <w:t xml:space="preserve"> </w:t>
-      </w:r>
-      <w:r>
-        <w:t xml:space="preserve">— Terminologie de la maintenance (CEN, 2018) ;</w:t>
-      </w:r>
-    </w:p>
-    <w:p>
-      <w:pPr>
-        <w:pStyle w:val="Compact"/>
-        <w:numPr>
-          <w:ilvl w:val="0"/>
-          <w:numId w:val="1005"/>
-        </w:numPr>
-      </w:pPr>
-      <w:r>
-        <w:rPr>
-          <w:b/>
-          <w:bCs/>
-        </w:rPr>
         <w:t xml:space="preserve">NORSOK M-506</w:t>
       </w:r>
       <w:r>
@@ -3403,13 +3324,13 @@
           <w:b/>
           <w:bCs/>
         </w:rPr>
-        <w:t xml:space="preserve">Loi n° 99/013 du 22 décembre 1999</w:t>
-      </w:r>
-      <w:r>
-        <w:t xml:space="preserve"> </w:t>
-      </w:r>
-      <w:r>
-        <w:t xml:space="preserve">portant Code Pétrolier, qui impose aux opérateurs de maintenir leurs installations dans un état de sécurité conforme aux normes internationales (République du Cameroun, 1999) ;</w:t>
+        <w:t xml:space="preserve">Loi n° 2019/008 du 25 avril 2019</w:t>
+      </w:r>
+      <w:r>
+        <w:t xml:space="preserve"> </w:t>
+      </w:r>
+      <w:r>
+        <w:t xml:space="preserve">portant Code Pétrolier (abrogeant la loi n° 99/013 du 22 décembre 1999), qui impose aux opérateurs de maintenir leurs installations dans un état de sécurité conforme aux normes internationales (République du Cameroun, 2019) ;</w:t>
       </w:r>
     </w:p>
     <w:p>
@@ -3425,13 +3346,13 @@
           <w:b/>
           <w:bCs/>
         </w:rPr>
-        <w:t xml:space="preserve">Décret n° 2000/465 du 30 juin 2000</w:t>
-      </w:r>
-      <w:r>
-        <w:t xml:space="preserve"> </w:t>
-      </w:r>
-      <w:r>
-        <w:t xml:space="preserve">fixant les conditions d’exploitation des hydrocarbures, prévoyant des obligations de surveillance et de contrôle (République du Cameroun, 2000) ;</w:t>
+        <w:t xml:space="preserve">Décret n° 2023/232 du 4 mai 2023</w:t>
+      </w:r>
+      <w:r>
+        <w:t xml:space="preserve"> </w:t>
+      </w:r>
+      <w:r>
+        <w:t xml:space="preserve">fixant les modalités d’application de la loi n° 2019/008 portant Code Pétrolier, prévoyant des obligations de surveillance et de contrôle (République du Cameroun, 2023) ;</w:t>
       </w:r>
     </w:p>
     <w:p>
@@ -3453,7 +3374,7 @@
         <w:t xml:space="preserve"> </w:t>
       </w:r>
       <w:r>
-        <w:t xml:space="preserve">(loi n° 96/12) imposant des études d’impact et des plans de prévention des pollutions (République du Cameroun, 1996).</w:t>
+        <w:t xml:space="preserve">(loi n° 96/12 du 5 août 1996) imposant des études d’impact et des plans de prévention des pollutions (République du Cameroun, 1996).</w:t>
       </w:r>
     </w:p>
     <w:p>
@@ -4136,13 +4057,72 @@
           <w:b/>
           <w:bCs/>
         </w:rPr>
-        <w:t xml:space="preserve">Absence de boucle décision → action structurée</w:t>
-      </w:r>
-      <w:r>
-        <w:t xml:space="preserve"> </w:t>
-      </w:r>
-      <w:r>
-        <w:t xml:space="preserve">: les interventions correctives ne sont pas systématiquement tracées dans une GMAO, ce qui prive l’opérateur d’historiques exploitables pour le calcul de KPIs maintenance (MTBF, MTTR, disponibilité) ;</w:t>
+        <w:t xml:space="preserve">Absence de boucle décision → action</w:t>
+      </w:r>
+      <w:r>
+        <w:rPr>
+          <w:b/>
+          <w:bCs/>
+        </w:rPr>
+        <w:t xml:space="preserve"> </w:t>
+      </w:r>
+      <w:r>
+        <w:rPr>
+          <w:b/>
+          <w:bCs/>
+          <w:i/>
+          <w:iCs/>
+        </w:rPr>
+        <w:t xml:space="preserve">prédictive</w:t>
+      </w:r>
+      <w:r>
+        <w:rPr>
+          <w:b/>
+          <w:bCs/>
+        </w:rPr>
+        <w:t xml:space="preserve"> </w:t>
+      </w:r>
+      <w:r>
+        <w:rPr>
+          <w:b/>
+          <w:bCs/>
+        </w:rPr>
+        <w:t xml:space="preserve">structurée</w:t>
+      </w:r>
+      <w:r>
+        <w:t xml:space="preserve"> </w:t>
+      </w:r>
+      <w:r>
+        <w:t xml:space="preserve">: l’opérateur trace certes ses interventions dans une GMAO (chez COTCO, via SAP), mais les sorties prédictives (CR, RUL) n’y sont</w:t>
+      </w:r>
+      <w:r>
+        <w:t xml:space="preserve"> </w:t>
+      </w:r>
+      <w:r>
+        <w:rPr>
+          <w:b/>
+          <w:bCs/>
+        </w:rPr>
+        <w:t xml:space="preserve">pas reliées automatiquement</w:t>
+      </w:r>
+      <w:r>
+        <w:t xml:space="preserve"> </w:t>
+      </w:r>
+      <w:r>
+        <w:t xml:space="preserve">— aucun ordre de travail n’est généré directement à partir d’une dérive</w:t>
+      </w:r>
+      <w:r>
+        <w:t xml:space="preserve"> </w:t>
+      </w:r>
+      <w:r>
+        <w:rPr>
+          <w:i/>
+          <w:iCs/>
+        </w:rPr>
+        <w:t xml:space="preserve">prédite</w:t>
+      </w:r>
+      <w:r>
+        <w:t xml:space="preserve">, et la chaîne prédiction → intervention demeure manuelle ;</w:t>
       </w:r>
     </w:p>
     <w:p>
@@ -4430,7 +4410,7 @@
         <w:t xml:space="preserve"> </w:t>
       </w:r>
       <w:r>
-        <w:t xml:space="preserve">de données de surveillance produit par les sondes ER et LPR commerciales câblées au DCS (Cosasco, Emerson Roxar), complété par des inspections UT périodiques, des rapports de laboratoire et des journaux d’injection d’inhibiteurs. Pourtant, ces données — d’une grande richesse informationnelle — ne sont ni corrélées algorithmiquement aux variables de procédé (température, pression, débit), ni exploitées par des modèles prédictifs de durée de vie résiduelle, ni intégrées dans un système de gestion de maintenance assistée par ordinateur permettant la traçabilité des actions correctives. Le verrou n’est donc plus l’instrumentation, mais bien l’</w:t>
+        <w:t xml:space="preserve">de données de surveillance produit par les sondes ER et LPR commerciales câblées au DCS (Cosasco, Emerson Roxar), complété par des inspections UT périodiques, des rapports de laboratoire et des journaux d’injection d’inhibiteurs. Pourtant, ces données — d’une grande richesse informationnelle — ne sont ni corrélées algorithmiquement aux variables de procédé (température, pression, débit), ni exploitées par des modèles prédictifs de durée de vie résiduelle, ni reliées à la GMAO de l’opérateur (SAP chez COTCO) pour déclencher et tracer automatiquement les actions correctives issues d’une prédiction. Le verrou n’est donc plus l’instrumentation, mais bien l’</w:t>
       </w:r>
       <w:r>
         <w:rPr>
@@ -4570,7 +4550,7 @@
         <w:t xml:space="preserve">algorithmique</w:t>
       </w:r>
       <w:r>
-        <w:t xml:space="preserve">, la grande majorité des travaux ML sur la corrosion se limitent à la prédiction instantanée du taux de corrosion, sans extrapolation explicite vers la durée de vie résiduelle (RUL), pourtant définie de manière claire par la norme ISO 13381-1 (ISO, 2015 ; Akash, 2024). Cette absence de double prédiction CR + RUL prive les opérateurs d’une information essentielle à la planification optimisée des interventions.</w:t>
+        <w:t xml:space="preserve">, la grande majorité des travaux ML sur la corrosion se limitent à la prédiction instantanée du taux de corrosion, sans extrapolation explicite vers la durée de vie résiduelle (RUL), pourtant définie de manière claire par la norme ISO 13381-1 (ISO, 2025 ; Akash, 2024). Cette absence de double prédiction CR + RUL prive les opérateurs d’une information essentielle à la planification optimisée des interventions.</w:t>
       </w:r>
     </w:p>
     <w:p>
@@ -4815,13 +4795,10 @@
           <w:b/>
           <w:bCs/>
         </w:rPr>
-        <w:t xml:space="preserve">application web Streamlit intégrée par API REST à un CMMS open-source</w:t>
-      </w:r>
-      <w:r>
-        <w:t xml:space="preserve"> </w:t>
-      </w:r>
-      <w:r>
-        <w:t xml:space="preserve">pour la génération automatique des ordres de travail, le tout doublement transposable (a) aux opérateurs disposant déjà d’une instrumentation ER commerciale (cas COTCO) et (b) aux PME industrielles africaines en déploiement autonome.</w:t>
+        <w:t xml:space="preserve">application web Streamlit dotée d’un module de gestion des ordres de travail (GMAO maison), dont l’architecture est transposable par API REST à un CMMS open-source existant</w:t>
+      </w:r>
+      <w:r>
+        <w:t xml:space="preserve">, pour la génération automatique des ordres de travail, le tout doublement transposable (a) aux opérateurs disposant déjà d’une instrumentation ER commerciale (cas COTCO) et (b) aux PME industrielles africaines en déploiement autonome.</w:t>
       </w:r>
     </w:p>
     <w:bookmarkEnd w:id="37"/>
@@ -5183,7 +5160,7 @@
           <w:b/>
           <w:bCs/>
         </w:rPr>
-        <w:t xml:space="preserve">OS4 — Intégrer le système prédictif à un CMMS open-source via API REST (étape</w:t>
+        <w:t xml:space="preserve">OS4 — Structurer la boucle décision → action par un module GMAO intégré, transposable à un CMMS open-source (étape</w:t>
       </w:r>
       <w:r>
         <w:rPr>
@@ -5212,39 +5189,55 @@
         <w:t xml:space="preserve"> </w:t>
       </w:r>
       <w:r>
-        <w:t xml:space="preserve">Il s’agit (i) de réaliser une application web Streamlit servant de frontend ML et de dashboard temps réel des sondes, hébergée sur Streamlit Community Cloud ; (ii) d’établir une connexion API REST vers un</w:t>
-      </w:r>
-      <w:r>
-        <w:t xml:space="preserve"> </w:t>
-      </w:r>
-      <w:r>
-        <w:rPr>
-          <w:b/>
-          <w:bCs/>
-        </w:rPr>
-        <w:t xml:space="preserve">CMMS open-source existant</w:t>
-      </w:r>
-      <w:r>
-        <w:t xml:space="preserve"> </w:t>
-      </w:r>
-      <w:r>
-        <w:t xml:space="preserve">(GLPI ou équivalent à préciser après matrice comparative) pour la création automatique d’ordres de travail à partir des alertes prédictives ; (iii) de définir le mapping prédiction ML → ticket CMMS (asset, sévérité, description, régime diagnostiqué) ; (iv) de calculer les KPIs maintenance (MTBF, MTTR, disponibilité, taux de fausses alertes) à partir des historiques CMMS. Cette approche démontre qu’un opérateur ou une PME peut structurer sa boucle décision → action</w:t>
-      </w:r>
-      <w:r>
-        <w:t xml:space="preserve"> </w:t>
-      </w:r>
-      <w:r>
-        <w:rPr>
-          <w:b/>
-          <w:bCs/>
-        </w:rPr>
-        <w:t xml:space="preserve">sans développer de GMAO ex nihilo et sans payer de licence propriétaire</w:t>
-      </w:r>
-      <w:r>
-        <w:t xml:space="preserve"> </w:t>
-      </w:r>
-      <w:r>
-        <w:t xml:space="preserve">(SAP PM, IBM Maximo).</w:t>
+        <w:t xml:space="preserve">Il s’agit (i) de réaliser une application web Streamlit servant de frontend ML et de dashboard temps réel des sondes, hébergée sur Streamlit Community Cloud ; (ii) d’y intégrer un</w:t>
+      </w:r>
+      <w:r>
+        <w:t xml:space="preserve"> </w:t>
+      </w:r>
+      <w:r>
+        <w:rPr>
+          <w:b/>
+          <w:bCs/>
+        </w:rPr>
+        <w:t xml:space="preserve">module de gestion des ordres de travail (GMAO maison)</w:t>
+      </w:r>
+      <w:r>
+        <w:t xml:space="preserve"> </w:t>
+      </w:r>
+      <w:r>
+        <w:t xml:space="preserve">générant et traçant automatiquement les OT à partir des alertes prédictives (création, assignation, clôture) ; (iii) de définir le mapping prédiction ML → ordre de travail (asset, sévérité, description, régime diagnostiqué),</w:t>
+      </w:r>
+      <w:r>
+        <w:t xml:space="preserve"> </w:t>
+      </w:r>
+      <w:r>
+        <w:rPr>
+          <w:b/>
+          <w:bCs/>
+        </w:rPr>
+        <w:t xml:space="preserve">directement transposable à un CMMS open-source existant</w:t>
+      </w:r>
+      <w:r>
+        <w:t xml:space="preserve"> </w:t>
+      </w:r>
+      <w:r>
+        <w:t xml:space="preserve">via API REST, GLPI étant retenu comme cible de référence après matrice comparative ; (iv) de calculer les KPIs maintenance (MTBF, MTTR, disponibilité, taux de fausses alertes) à partir de l’historique des OT. Cette approche démontre qu’un opérateur ou une PME peut structurer sa boucle décision → action</w:t>
+      </w:r>
+      <w:r>
+        <w:t xml:space="preserve"> </w:t>
+      </w:r>
+      <w:r>
+        <w:rPr>
+          <w:b/>
+          <w:bCs/>
+        </w:rPr>
+        <w:t xml:space="preserve">sans licence propriétaire</w:t>
+      </w:r>
+      <w:r>
+        <w:t xml:space="preserve"> </w:t>
+      </w:r>
+      <w:r>
+        <w:t xml:space="preserve">(SAP PM, IBM Maximo), au moyen d’un module léger ou d’un CMMS open-source.</w:t>
       </w:r>
     </w:p>
     <w:p>
@@ -5393,13 +5386,13 @@
           <w:b/>
           <w:bCs/>
         </w:rPr>
-        <w:t xml:space="preserve">application Streamlit intégrée par API REST à un CMMS open-source existant</w:t>
-      </w:r>
-      <w:r>
-        <w:t xml:space="preserve"> </w:t>
-      </w:r>
-      <w:r>
-        <w:t xml:space="preserve">(GLPI ou équivalent) peut-elle exploiter les alertes et les recommandations issues du système prédictif pour générer automatiquement les ordres de travail, tracer les interventions et calculer les KPIs de maintenance (MTBF, MTTR, disponibilité), avec une couverture fonctionnelle équivalente aux GMAO propriétaires (SAP PM, IBM Maximo) sans coût de licence ?</w:t>
+        <w:t xml:space="preserve">application Streamlit dotée d’un module GMAO intégré (transposable par API REST à un CMMS open-source existant, type GLPI)</w:t>
+      </w:r>
+      <w:r>
+        <w:t xml:space="preserve"> </w:t>
+      </w:r>
+      <w:r>
+        <w:t xml:space="preserve">peut-elle exploiter les alertes et les recommandations issues du système prédictif pour générer automatiquement les ordres de travail, tracer les interventions et calculer les KPIs de maintenance (MTBF, MTTR, disponibilité), sans coût de licence propriétaire (SAP PM, IBM Maximo) ?</w:t>
       </w:r>
     </w:p>
     <w:p>
@@ -5455,7 +5448,7 @@
         <w:t xml:space="preserve">run-to-failure</w:t>
       </w:r>
       <w:r>
-        <w:t xml:space="preserve">, apprentissage automatique interprétable (SHAP) et intégration à un CMMS open-source par API. Il s’inscrit dans le cadre théorique de la transformation numérique industrielle (Industrie 4.0) et comble un vide bibliographique sur la maintenance prédictive de la corrosion en contexte africain.</w:t>
+        <w:t xml:space="preserve">, apprentissage automatique interprétable (SHAP) et structuration de la boucle décision → action par un module GMAO transposable à un CMMS open-source. Il s’inscrit dans le cadre théorique de la transformation numérique industrielle (Industrie 4.0) et comble un vide bibliographique sur la maintenance prédictive de la corrosion en contexte africain.</w:t>
       </w:r>
     </w:p>
     <w:p>
@@ -5587,23 +5580,23 @@
         <w:t xml:space="preserve"> </w:t>
       </w:r>
       <w:r>
-        <w:t xml:space="preserve">au-delà du contexte pétrolier, l’architecture d’intégration</w:t>
-      </w:r>
-      <w:r>
-        <w:t xml:space="preserve"> </w:t>
-      </w:r>
-      <w:r>
-        <w:rPr>
-          <w:b/>
-          <w:bCs/>
-        </w:rPr>
-        <w:t xml:space="preserve">Streamlit ↔ CMMS open-source</w:t>
-      </w:r>
-      <w:r>
-        <w:t xml:space="preserve"> </w:t>
-      </w:r>
-      <w:r>
-        <w:t xml:space="preserve">démontrée dans ce travail est directement transposable à toutes les PME confrontées à des coûts de licence prohibitifs des GMAO industrielles (SAP PM, IBM Maximo, Mainpac), dont les tarifs annuels (souvent supérieurs à 10 000 USD par site) sont incompatibles avec les budgets de la majorité des PME subsahariennes. Le recours à un CMMS open-source mature (GLPI ou équivalent) permet une</w:t>
+        <w:t xml:space="preserve">au-delà du contexte pétrolier, l’architecture</w:t>
+      </w:r>
+      <w:r>
+        <w:t xml:space="preserve"> </w:t>
+      </w:r>
+      <w:r>
+        <w:rPr>
+          <w:b/>
+          <w:bCs/>
+        </w:rPr>
+        <w:t xml:space="preserve">module GMAO ↔ CMMS open-source</w:t>
+      </w:r>
+      <w:r>
+        <w:t xml:space="preserve"> </w:t>
+      </w:r>
+      <w:r>
+        <w:t xml:space="preserve">démontrée dans ce travail est directement transposable à toutes les PME confrontées à des coûts de licence prohibitifs des GMAO industrielles (SAP PM, IBM Maximo, Mainpac), dont les tarifs annuels (souvent supérieurs à 10 000 USD par site) sont incompatibles avec les budgets de la majorité des PME subsahariennes. Un module GMAO léger — ou un CMMS open-source mature (GLPI ou équivalent) vers lequel il est directement transposable — permet une</w:t>
       </w:r>
       <w:r>
         <w:t xml:space="preserve"> </w:t>
@@ -5619,23 +5612,7 @@
         <w:t xml:space="preserve"> </w:t>
       </w:r>
       <w:r>
-        <w:t xml:space="preserve">sans développement</w:t>
-      </w:r>
-      <w:r>
-        <w:t xml:space="preserve"> </w:t>
-      </w:r>
-      <w:r>
-        <w:rPr>
-          <w:i/>
-          <w:iCs/>
-        </w:rPr>
-        <w:t xml:space="preserve">ex nihilo</w:t>
-      </w:r>
-      <w:r>
-        <w:t xml:space="preserve"> </w:t>
-      </w:r>
-      <w:r>
-        <w:t xml:space="preserve">— approche pragmatique d’intégration plutôt que de réinvention.</w:t>
+        <w:t xml:space="preserve">sans licence propriétaire.</w:t>
       </w:r>
     </w:p>
     <w:p>
@@ -8389,13 +8366,13 @@
           <w:b/>
           <w:bCs/>
         </w:rPr>
-        <w:t xml:space="preserve">norme ISO 13381-1 :2015</w:t>
-      </w:r>
-      <w:r>
-        <w:t xml:space="preserve"> </w:t>
-      </w:r>
-      <w:r>
-        <w:t xml:space="preserve">définit le pronostic comme « l’estimation du temps avant défaillance et le risque d’existence ou d’apparition d’un ou plusieurs modes de défaillance » (ISO, 2015). La</w:t>
+        <w:t xml:space="preserve">norme ISO 13381-1 :2025</w:t>
+      </w:r>
+      <w:r>
+        <w:t xml:space="preserve"> </w:t>
+      </w:r>
+      <w:r>
+        <w:t xml:space="preserve">définit le pronostic comme « l’estimation du temps avant défaillance et le risque d’existence ou d’apparition d’un ou plusieurs modes de défaillance » (ISO, 2025). La</w:t>
       </w:r>
       <w:r>
         <w:t xml:space="preserve"> </w:t>
@@ -8515,7 +8492,17 @@
         <w:pStyle w:val="FirstParagraph"/>
       </w:pPr>
       <w:r>
-        <w:t xml:space="preserve">Pour la corrosion spécifiquement, les approches ML</w:t>
+        <w:t xml:space="preserve">Pour la corrosion spécifiquement, les approches par</w:t>
+      </w:r>
+      <w:r>
+        <w:t xml:space="preserve"> </w:t>
+      </w:r>
+      <w:r>
+        <w:rPr>
+          <w:b/>
+          <w:bCs/>
+        </w:rPr>
+        <w:t xml:space="preserve">apprentissage automatique</w:t>
       </w:r>
       <w:r>
         <w:t xml:space="preserve"> </w:t>
@@ -8531,7 +8518,84 @@
         <w:t xml:space="preserve"> </w:t>
       </w:r>
       <w:r>
-        <w:t xml:space="preserve">sont les mieux adaptées car elles exploitent l’intégralité du cycle de dégradation (état initial → rupture). C’est la voie retenue dans ce travail.</w:t>
+        <w:t xml:space="preserve">sont les mieux adaptées car elles exploitent l’intégralité du cycle de dégradation (état initial → rupture) : c’est la voie</w:t>
+      </w:r>
+      <w:r>
+        <w:t xml:space="preserve"> </w:t>
+      </w:r>
+      <w:r>
+        <w:rPr>
+          <w:b/>
+          <w:bCs/>
+        </w:rPr>
+        <w:t xml:space="preserve">principale</w:t>
+      </w:r>
+      <w:r>
+        <w:t xml:space="preserve"> </w:t>
+      </w:r>
+      <w:r>
+        <w:t xml:space="preserve">retenue dans ce travail, via le modèle</w:t>
+      </w:r>
+      <w:r>
+        <w:t xml:space="preserve"> </w:t>
+      </w:r>
+      <w:r>
+        <w:rPr>
+          <w:b/>
+          <w:bCs/>
+        </w:rPr>
+        <w:t xml:space="preserve">XGBoost (famille 3)</w:t>
+      </w:r>
+      <w:r>
+        <w:t xml:space="preserve">. En complément, la perspective d’un</w:t>
+      </w:r>
+      <w:r>
+        <w:t xml:space="preserve"> </w:t>
+      </w:r>
+      <w:r>
+        <w:rPr>
+          <w:b/>
+          <w:bCs/>
+        </w:rPr>
+        <w:t xml:space="preserve">jumeau numérique</w:t>
+      </w:r>
+      <w:r>
+        <w:t xml:space="preserve"> </w:t>
+      </w:r>
+      <w:r>
+        <w:t xml:space="preserve">(§III.6) mobilise les</w:t>
+      </w:r>
+      <w:r>
+        <w:t xml:space="preserve"> </w:t>
+      </w:r>
+      <w:r>
+        <w:rPr>
+          <w:b/>
+          <w:bCs/>
+        </w:rPr>
+        <w:t xml:space="preserve">familles 1 et 2</w:t>
+      </w:r>
+      <w:r>
+        <w:t xml:space="preserve"> </w:t>
+      </w:r>
+      <w:r>
+        <w:t xml:space="preserve">— une loi de cinétique de corrosion (sigmoïde d’Avrami) couplée à une simulation statistique de type Monte-Carlo —, relevant ainsi d’une</w:t>
+      </w:r>
+      <w:r>
+        <w:t xml:space="preserve"> </w:t>
+      </w:r>
+      <w:r>
+        <w:rPr>
+          <w:b/>
+          <w:bCs/>
+        </w:rPr>
+        <w:t xml:space="preserve">approche hybride (famille 4)</w:t>
+      </w:r>
+      <w:r>
+        <w:t xml:space="preserve"> </w:t>
+      </w:r>
+      <w:r>
+        <w:t xml:space="preserve">pour borner la durée de vie. Le présent travail se positionne donc explicitement dans cette taxonomie, l’apprentissage automatique en constituant le cœur et le jumeau numérique le prolongement physico-statistique.</w:t>
       </w:r>
     </w:p>
     <w:bookmarkEnd w:id="48"/>
@@ -8879,7 +8943,7 @@
         <w:t xml:space="preserve">identifier la nature, la localisation et la cause d’une défaillance ou d’une dérive</w:t>
       </w:r>
       <w:r>
-        <w:t xml:space="preserve">, à partir des informations issues de la phase de détection (Akash, 2024 ; ISO, 2015). Il se distingue du</w:t>
+        <w:t xml:space="preserve">, à partir des informations issues de la phase de détection (Akash, 2024 ; ISO, 2025). Il se distingue du</w:t>
       </w:r>
       <w:r>
         <w:t xml:space="preserve"> </w:t>
@@ -16278,7 +16342,7 @@
               <w:pStyle w:val="Compact"/>
             </w:pPr>
             <w:r>
-              <w:t xml:space="preserve">Définitions corrosion</w:t>
+              <w:t xml:space="preserve">Vocabulaire de la corrosion</w:t>
             </w:r>
           </w:p>
         </w:tc>
@@ -16418,42 +16482,7 @@
               <w:pStyle w:val="Compact"/>
             </w:pPr>
             <w:r>
-              <w:t xml:space="preserve">Sondes/coupons O&amp;G</w:t>
-            </w:r>
-          </w:p>
-        </w:tc>
-      </w:tr>
-      <w:tr>
-        <w:tc>
-          <w:tcPr/>
-          <w:p>
-            <w:pPr>
-              <w:pStyle w:val="Compact"/>
-            </w:pPr>
-            <w:r>
-              <w:t xml:space="preserve">NACE TM0190</w:t>
-            </w:r>
-          </w:p>
-        </w:tc>
-        <w:tc>
-          <w:tcPr/>
-          <w:p>
-            <w:pPr>
-              <w:pStyle w:val="Compact"/>
-            </w:pPr>
-            <w:r>
-              <w:t xml:space="preserve">AMPP</w:t>
-            </w:r>
-          </w:p>
-        </w:tc>
-        <w:tc>
-          <w:tcPr/>
-          <w:p>
-            <w:pPr>
-              <w:pStyle w:val="Compact"/>
-            </w:pPr>
-            <w:r>
-              <w:t xml:space="preserve">Sondes ER service pétrolier</w:t>
+              <w:t xml:space="preserve">Coupons de corrosion O&amp;G</w:t>
             </w:r>
           </w:p>
         </w:tc>
@@ -18253,7 +18282,7 @@
         <w:t xml:space="preserve"> </w:t>
       </w:r>
       <w:r>
-        <w:t xml:space="preserve">définit le pronostic par rapport à un « seuil de santé prédéfini » sans en imposer la valeur numérique (ISO, 2015) ; le choix de 0,15 est</w:t>
+        <w:t xml:space="preserve">définit le pronostic par rapport à un « seuil de santé prédéfini » sans en imposer la valeur numérique (ISO, 2025) ; le choix de 0,15 est</w:t>
       </w:r>
       <w:r>
         <w:t xml:space="preserve"> </w:t>
@@ -20154,7 +20183,7 @@
         <w:t xml:space="preserve"> </w:t>
       </w:r>
       <w:r>
-        <w:t xml:space="preserve">(ISO, 2015). Ils constituent à ce stade une</w:t>
+        <w:t xml:space="preserve">(ISO, 2025). Ils constituent à ce stade une</w:t>
       </w:r>
       <w:r>
         <w:t xml:space="preserve"> </w:t>
@@ -20361,13 +20390,13 @@
           <w:b/>
           <w:bCs/>
         </w:rPr>
-        <w:t xml:space="preserve">ISO 13381-1 :2015</w:t>
-      </w:r>
-      <w:r>
-        <w:t xml:space="preserve"> </w:t>
-      </w:r>
-      <w:r>
-        <w:t xml:space="preserve">sur la maintenance prévisionnelle (ISO, 2015 ; Akash, 2024).</w:t>
+        <w:t xml:space="preserve">ISO 13381-1 :2025</w:t>
+      </w:r>
+      <w:r>
+        <w:t xml:space="preserve"> </w:t>
+      </w:r>
+      <w:r>
+        <w:t xml:space="preserve">sur la maintenance prévisionnelle (ISO, 2025 ; Akash, 2024).</w:t>
       </w:r>
     </w:p>
     <w:bookmarkEnd w:id="100"/>
@@ -21470,32 +21499,22 @@
     </w:p>
     <w:bookmarkEnd w:id="103"/>
     <w:bookmarkEnd w:id="104"/>
-    <w:bookmarkStart w:id="114" w:name="X358e7e995ad73683a6412031f4f03c34e5efee7"/>
+    <w:bookmarkStart w:id="114" w:name="X7f6fc5d9d937f79007415265945dc6449a14409"/>
     <w:p>
       <w:pPr>
         <w:pStyle w:val="Heading2"/>
       </w:pPr>
       <w:r>
-        <w:t xml:space="preserve">II.7. Architecture d’intégration au CMMS open-source par API REST (OS4)</w:t>
-      </w:r>
-    </w:p>
-    <w:bookmarkStart w:id="105" w:name="Xe49dc64037f9edcd58a9084f4edb98caa6e231e"/>
+        <w:t xml:space="preserve">II.7. Boucle décision → action : module GMAO intégré, transposable à un CMMS open-source (OS4)</w:t>
+      </w:r>
+    </w:p>
+    <w:bookmarkStart w:id="105" w:name="Xe4c6045e9672fb7e8ac670f4984bed3a1a5ff70"/>
     <w:p>
       <w:pPr>
         <w:pStyle w:val="Heading3"/>
       </w:pPr>
       <w:r>
-        <w:t xml:space="preserve">II.7.1. Choix d’architecture : intégration plutôt que développement</w:t>
-      </w:r>
-      <w:r>
-        <w:t xml:space="preserve"> </w:t>
-      </w:r>
-      <w:r>
-        <w:rPr>
-          <w:i/>
-          <w:iCs/>
-        </w:rPr>
-        <w:t xml:space="preserve">ex nihilo</w:t>
+        <w:t xml:space="preserve">II.7.1. Choix d’architecture : module GMAO maison + transposabilité à un CMMS open-source</w:t>
       </w:r>
     </w:p>
     <w:p>
@@ -21535,29 +21554,10 @@
           <w:b/>
           <w:bCs/>
         </w:rPr>
-        <w:t xml:space="preserve">(A) Développer une GMAO complète</w:t>
-      </w:r>
-      <w:r>
-        <w:rPr>
-          <w:b/>
-          <w:bCs/>
-        </w:rPr>
-        <w:t xml:space="preserve"> </w:t>
-      </w:r>
-      <w:r>
-        <w:rPr>
-          <w:b/>
-          <w:bCs/>
-          <w:i/>
-          <w:iCs/>
-        </w:rPr>
-        <w:t xml:space="preserve">ex nihilo</w:t>
-      </w:r>
-      <w:r>
-        <w:t xml:space="preserve"> </w:t>
-      </w:r>
-      <w:r>
-        <w:t xml:space="preserve">(stack Supabase + Next.js + Vercel) couvrant gestion d’actifs, ordres de travail, KPIs maintenance ;</w:t>
+        <w:t xml:space="preserve">(A) Développer un module GMAO maison léger</w:t>
+      </w:r>
+      <w:r>
+        <w:t xml:space="preserve">, intégré à l’application Streamlit (table d’ordres de travail + interface de gestion), couvrant le strict nécessaire : création d’OT sur alerte, assignation, clôture, KPIs ;</w:t>
       </w:r>
     </w:p>
     <w:p>
@@ -21579,7 +21579,7 @@
         <w:t xml:space="preserve"> </w:t>
       </w:r>
       <w:r>
-        <w:t xml:space="preserve">et y connecter, par API REST, l’application web Streamlit servant de frontend ML et de dashboard temps réel.</w:t>
+        <w:t xml:space="preserve">(GLPI, OpenMaint, Snipe-IT…) et y connecter, par API REST, l’application web Streamlit.</w:t>
       </w:r>
     </w:p>
     <w:p>
@@ -21587,23 +21587,36 @@
         <w:pStyle w:val="FirstParagraph"/>
       </w:pPr>
       <w:r>
-        <w:t xml:space="preserve">L’approche</w:t>
-      </w:r>
-      <w:r>
-        <w:t xml:space="preserve"> </w:t>
-      </w:r>
-      <w:r>
-        <w:rPr>
-          <w:b/>
-          <w:bCs/>
-        </w:rPr>
-        <w:t xml:space="preserve">(B) a été retenue</w:t>
-      </w:r>
-      <w:r>
-        <w:t xml:space="preserve"> </w:t>
-      </w:r>
-      <w:r>
-        <w:t xml:space="preserve">pour les raisons suivantes :</w:t>
+        <w:t xml:space="preserve">L’approche retenue</w:t>
+      </w:r>
+      <w:r>
+        <w:t xml:space="preserve"> </w:t>
+      </w:r>
+      <w:r>
+        <w:rPr>
+          <w:b/>
+          <w:bCs/>
+        </w:rPr>
+        <w:t xml:space="preserve">pour le prototype est (A) — un module GMAO maison</w:t>
+      </w:r>
+      <w:r>
+        <w:t xml:space="preserve">, son architecture étant conçue pour être</w:t>
+      </w:r>
+      <w:r>
+        <w:t xml:space="preserve"> </w:t>
+      </w:r>
+      <w:r>
+        <w:rPr>
+          <w:b/>
+          <w:bCs/>
+        </w:rPr>
+        <w:t xml:space="preserve">directement transposable</w:t>
+      </w:r>
+      <w:r>
+        <w:t xml:space="preserve"> </w:t>
+      </w:r>
+      <w:r>
+        <w:t xml:space="preserve">à l’approche (B). Justification :</w:t>
       </w:r>
     </w:p>
     <w:p>
@@ -21619,29 +21632,13 @@
           <w:b/>
           <w:bCs/>
         </w:rPr>
-        <w:t xml:space="preserve">Maturité fonctionnelle</w:t>
-      </w:r>
-      <w:r>
-        <w:t xml:space="preserve"> </w:t>
-      </w:r>
-      <w:r>
-        <w:t xml:space="preserve">: un CMMS open-source mature (GLPI compte plus de 20 ans de développement, plus de 200 contributeurs, des modules Tickets / Problems / Changes natifs) couvre dès l’installation un périmètre fonctionnel qui demanderait plusieurs mois de développement</w:t>
-      </w:r>
-      <w:r>
-        <w:t xml:space="preserve"> </w:t>
-      </w:r>
-      <w:r>
-        <w:rPr>
-          <w:i/>
-          <w:iCs/>
-        </w:rPr>
-        <w:t xml:space="preserve">ex nihilo</w:t>
-      </w:r>
-      <w:r>
-        <w:t xml:space="preserve"> </w:t>
-      </w:r>
-      <w:r>
-        <w:t xml:space="preserve">;</w:t>
+        <w:t xml:space="preserve">Périmètre suffisant</w:t>
+      </w:r>
+      <w:r>
+        <w:t xml:space="preserve"> </w:t>
+      </w:r>
+      <w:r>
+        <w:t xml:space="preserve">: la boucle visée (OT générés à partir des alertes + traçabilité + KPIs) est couverte par un module léger, sans imposer le déploiement d’un CMMS complet pour la démonstration ;</w:t>
       </w:r>
     </w:p>
     <w:p>
@@ -21657,29 +21654,13 @@
           <w:b/>
           <w:bCs/>
         </w:rPr>
-        <w:t xml:space="preserve">Pragmatisme industriel</w:t>
-      </w:r>
-      <w:r>
-        <w:t xml:space="preserve"> </w:t>
-      </w:r>
-      <w:r>
-        <w:t xml:space="preserve">: démontrer une approche d’intégration est plus pertinent pour un mémoire de Master en Maintenance Industrielle qu’un développement</w:t>
-      </w:r>
-      <w:r>
-        <w:t xml:space="preserve"> </w:t>
-      </w:r>
-      <w:r>
-        <w:rPr>
-          <w:i/>
-          <w:iCs/>
-        </w:rPr>
-        <w:t xml:space="preserve">not-invented-here</w:t>
-      </w:r>
-      <w:r>
-        <w:t xml:space="preserve"> </w:t>
-      </w:r>
-      <w:r>
-        <w:t xml:space="preserve">— c’est précisément ce que ferait un ingénieur en entreprise face à une contrainte budgétaire ;</w:t>
+        <w:t xml:space="preserve">Indépendance opérationnelle</w:t>
+      </w:r>
+      <w:r>
+        <w:t xml:space="preserve"> </w:t>
+      </w:r>
+      <w:r>
+        <w:t xml:space="preserve">: éviter une dépendance à l’API d’un CMMS tiers — dont l’accès est fréquemment restreint dans les offres gratuites — garantit une démonstration de bout en bout reproductible ;</w:t>
       </w:r>
     </w:p>
     <w:p>
@@ -21701,7 +21682,20 @@
         <w:t xml:space="preserve"> </w:t>
       </w:r>
       <w:r>
-        <w:t xml:space="preserve">: l’architecture d’intégration (Streamlit ↔ REST API ↔ CMMS) est reproductible quel que soit le CMMS retenu par l’opérateur (GLPI chez l’un, OpenMaint chez l’autre, Snipe-IT chez un troisième) ;</w:t>
+        <w:t xml:space="preserve">: le mapping prédiction → ordre de travail (§II.7.5) est défini de façon générique et se reporte tel quel sur un CMMS open-source (GLPI retenu comme</w:t>
+      </w:r>
+      <w:r>
+        <w:t xml:space="preserve"> </w:t>
+      </w:r>
+      <w:r>
+        <w:rPr>
+          <w:b/>
+          <w:bCs/>
+        </w:rPr>
+        <w:t xml:space="preserve">cible de référence</w:t>
+      </w:r>
+      <w:r>
+        <w:t xml:space="preserve">, voir matrice §II.7.2), OpenMaint ou Snipe-IT ;</w:t>
       </w:r>
     </w:p>
     <w:p>
@@ -21717,13 +21711,13 @@
           <w:b/>
           <w:bCs/>
         </w:rPr>
-        <w:t xml:space="preserve">Compatibilité COTCO</w:t>
-      </w:r>
-      <w:r>
-        <w:t xml:space="preserve"> </w:t>
-      </w:r>
-      <w:r>
-        <w:t xml:space="preserve">: un CMMS auto-hébergeable (on-premise) est compatible avec les contraintes de sécurité industrielle (réseau OT isolé, pas de cloud public) — ce qui n’est pas le cas de Supabase + Vercel.</w:t>
+        <w:t xml:space="preserve">Compatibilité industrielle</w:t>
+      </w:r>
+      <w:r>
+        <w:t xml:space="preserve"> </w:t>
+      </w:r>
+      <w:r>
+        <w:t xml:space="preserve">: le module maison comme le CMMS open-source sont auto-hébergeables (on-premise), compatibles avec un réseau OT isolé.</w:t>
       </w:r>
     </w:p>
     <w:bookmarkEnd w:id="105"/>
@@ -21929,7 +21923,7 @@
                 <w:b/>
                 <w:bCs/>
               </w:rPr>
-              <w:t xml:space="preserve">Retenu (priorité)</w:t>
+              <w:t xml:space="preserve">Cible de référence</w:t>
             </w:r>
           </w:p>
         </w:tc>
@@ -22268,13 +22262,13 @@
           <w:b/>
           <w:bCs/>
         </w:rPr>
-        <w:t xml:space="preserve">Choix retenu : GLPI</w:t>
-      </w:r>
-      <w:r>
-        <w:t xml:space="preserve"> </w:t>
-      </w:r>
-      <w:r>
-        <w:t xml:space="preserve">— meilleure couverture fonctionnelle, API REST native documentée, communauté francophone active, déployable on-premise.</w:t>
+        <w:t xml:space="preserve">Cible de transposition retenue : GLPI</w:t>
+      </w:r>
+      <w:r>
+        <w:t xml:space="preserve"> </w:t>
+      </w:r>
+      <w:r>
+        <w:t xml:space="preserve">— meilleure couverture fonctionnelle, API REST native documentée, communauté francophone active, déployable on-premise. Le prototype implémente le même périmètre (création/suivi d’OT, KPIs) dans un module maison, dont les appels se reportent sur l’API REST de GLPI sans changement d’architecture.</w:t>
       </w:r>
     </w:p>
     <w:bookmarkEnd w:id="106"/>
@@ -22416,40 +22410,40 @@
               <w:pStyle w:val="Compact"/>
             </w:pPr>
             <w:r>
-              <w:t xml:space="preserve">Stockage mesures + prédictions</w:t>
-            </w:r>
-          </w:p>
-        </w:tc>
-        <w:tc>
-          <w:tcPr/>
-          <w:p>
-            <w:pPr>
-              <w:pStyle w:val="Compact"/>
-            </w:pPr>
-            <w:r>
-              <w:t xml:space="preserve">SQLite (intégré Streamlit)</w:t>
-            </w:r>
-          </w:p>
-        </w:tc>
-        <w:tc>
-          <w:tcPr/>
-          <w:p>
-            <w:pPr>
-              <w:pStyle w:val="Compact"/>
-            </w:pPr>
-            <w:r>
-              <w:t xml:space="preserve">Persistance time-series + sorties ML</w:t>
-            </w:r>
-          </w:p>
-        </w:tc>
-        <w:tc>
-          <w:tcPr/>
-          <w:p>
-            <w:pPr>
-              <w:pStyle w:val="Compact"/>
-            </w:pPr>
-            <w:r>
-              <w:t xml:space="preserve">Gratuit</w:t>
+              <w:t xml:space="preserve">Stockage mesures + prédictions + OT</w:t>
+            </w:r>
+          </w:p>
+        </w:tc>
+        <w:tc>
+          <w:tcPr/>
+          <w:p>
+            <w:pPr>
+              <w:pStyle w:val="Compact"/>
+            </w:pPr>
+            <w:r>
+              <w:t xml:space="preserve">Supabase (PostgreSQL)</w:t>
+            </w:r>
+          </w:p>
+        </w:tc>
+        <w:tc>
+          <w:tcPr/>
+          <w:p>
+            <w:pPr>
+              <w:pStyle w:val="Compact"/>
+            </w:pPr>
+            <w:r>
+              <w:t xml:space="preserve">Persistance time-series + sorties ML + ordres de travail</w:t>
+            </w:r>
+          </w:p>
+        </w:tc>
+        <w:tc>
+          <w:tcPr/>
+          <w:p>
+            <w:pPr>
+              <w:pStyle w:val="Compact"/>
+            </w:pPr>
+            <w:r>
+              <w:t xml:space="preserve">Gratuit (free-tier)</w:t>
             </w:r>
           </w:p>
         </w:tc>
@@ -22612,7 +22606,7 @@
                 <w:b/>
                 <w:bCs/>
               </w:rPr>
-              <w:t xml:space="preserve">CMMS open-source</w:t>
+              <w:t xml:space="preserve">Module GMAO</w:t>
             </w:r>
           </w:p>
         </w:tc>
@@ -22627,35 +22621,47 @@
                 <w:b/>
                 <w:bCs/>
               </w:rPr>
-              <w:t xml:space="preserve">GLPI</w:t>
+              <w:t xml:space="preserve">Maison</w:t>
             </w:r>
             <w:r>
               <w:t xml:space="preserve"> </w:t>
             </w:r>
             <w:r>
-              <w:t xml:space="preserve">(PHP/MariaDB)</w:t>
-            </w:r>
-          </w:p>
-        </w:tc>
-        <w:tc>
-          <w:tcPr/>
-          <w:p>
-            <w:pPr>
-              <w:pStyle w:val="Compact"/>
-            </w:pPr>
-            <w:r>
-              <w:t xml:space="preserve">Tickets, OT, KPIs maintenance</w:t>
-            </w:r>
-          </w:p>
-        </w:tc>
-        <w:tc>
-          <w:tcPr/>
-          <w:p>
-            <w:pPr>
-              <w:pStyle w:val="Compact"/>
-            </w:pPr>
-            <w:r>
-              <w:t xml:space="preserve">Gratuit (auto-hébergé)</w:t>
+              <w:t xml:space="preserve">(table</w:t>
+            </w:r>
+            <w:r>
+              <w:t xml:space="preserve"> </w:t>
+            </w:r>
+            <w:r>
+              <w:rPr>
+                <w:rStyle w:val="VerbatimChar"/>
+              </w:rPr>
+              <w:t xml:space="preserve">cr_work_orders</w:t>
+            </w:r>
+            <w:r>
+              <w:t xml:space="preserve">) — transposable GLPI</w:t>
+            </w:r>
+          </w:p>
+        </w:tc>
+        <w:tc>
+          <w:tcPr/>
+          <w:p>
+            <w:pPr>
+              <w:pStyle w:val="Compact"/>
+            </w:pPr>
+            <w:r>
+              <w:t xml:space="preserve">Ordres de travail, assignation, clôture, KPIs</w:t>
+            </w:r>
+          </w:p>
+        </w:tc>
+        <w:tc>
+          <w:tcPr/>
+          <w:p>
+            <w:pPr>
+              <w:pStyle w:val="Compact"/>
+            </w:pPr>
+            <w:r>
+              <w:t xml:space="preserve">Gratuit</w:t>
             </w:r>
           </w:p>
         </w:tc>
@@ -22678,29 +22684,29 @@
             <w:pPr>
               <w:pStyle w:val="Compact"/>
             </w:pPr>
+            <w:r>
+              <w:t xml:space="preserve">Module OT (Python) ;</w:t>
+            </w:r>
+            <w:r>
+              <w:t xml:space="preserve"> </w:t>
+            </w:r>
             <w:r>
               <w:rPr>
                 <w:b/>
                 <w:bCs/>
               </w:rPr>
-              <w:t xml:space="preserve">API REST GLPI</w:t>
-            </w:r>
-            <w:r>
-              <w:t xml:space="preserve"> </w:t>
-            </w:r>
-            <w:r>
-              <w:t xml:space="preserve">(HTTP/JSON)</w:t>
-            </w:r>
-          </w:p>
-        </w:tc>
-        <w:tc>
-          <w:tcPr/>
-          <w:p>
-            <w:pPr>
-              <w:pStyle w:val="Compact"/>
-            </w:pPr>
-            <w:r>
-              <w:t xml:space="preserve">Création automatique de tickets</w:t>
+              <w:t xml:space="preserve">mapping API REST GLPI</w:t>
+            </w:r>
+          </w:p>
+        </w:tc>
+        <w:tc>
+          <w:tcPr/>
+          <w:p>
+            <w:pPr>
+              <w:pStyle w:val="Compact"/>
+            </w:pPr>
+            <w:r>
+              <w:t xml:space="preserve">Génération automatique d’OT (transposable en tickets GLPI)</w:t>
             </w:r>
           </w:p>
         </w:tc>
@@ -22724,7 +22730,7 @@
               <w:pStyle w:val="Compact"/>
             </w:pPr>
             <w:r>
-              <w:t xml:space="preserve">Communication ESP32 → Streamlit</w:t>
+              <w:t xml:space="preserve">Communication ESP32 → Supabase</w:t>
             </w:r>
           </w:p>
         </w:tc>
@@ -22768,7 +22774,7 @@
         <w:pStyle w:val="BodyText"/>
       </w:pPr>
       <w:r>
-        <w:t xml:space="preserve">Sources : Streamlit (2024) ; GLPI Project (2024) ; XGBoost Documentation (Chen et Guestrin, 2016).</w:t>
+        <w:t xml:space="preserve">Sources : Streamlit (2024) ; Supabase (2024) ; GLPI Project (2024) ; XGBoost Documentation (Chen et Guestrin, 2016).</w:t>
       </w:r>
     </w:p>
     <w:bookmarkEnd w:id="107"/>
@@ -22838,13 +22844,13 @@
       </w:r>
     </w:p>
     <w:bookmarkEnd w:id="111"/>
-    <w:bookmarkStart w:id="112" w:name="X7b4697db37a967a1cc93fab82402694227ed967"/>
+    <w:bookmarkStart w:id="112" w:name="Xfbe6d828bfbd62db11cf76d2ffb0da29085d4ba"/>
     <w:p>
       <w:pPr>
         <w:pStyle w:val="Heading3"/>
       </w:pPr>
       <w:r>
-        <w:t xml:space="preserve">II.7.5. Mapping prédiction ML → ticket CMMS</w:t>
+        <w:t xml:space="preserve">II.7.5. Mapping prédiction ML → ordre de travail (transposable ticket CMMS)</w:t>
       </w:r>
     </w:p>
     <w:p>
@@ -22852,7 +22858,7 @@
         <w:pStyle w:val="FirstParagraph"/>
       </w:pPr>
       <w:r>
-        <w:t xml:space="preserve">Le tableau ci-dessous décrit le mapping entre les sorties du pipeline ML et les champs d’un ticket GLPI créé automatiquement :</w:t>
+        <w:t xml:space="preserve">Le tableau ci-dessous décrit le mapping entre les sorties du pipeline ML et les champs d’un ordre de travail. Le module GMAO maison l’implémente directement ; les mêmes champs se reportent sur un ticket GLPI créé automatiquement par API REST (cible de transposition) :</w:t>
       </w:r>
     </w:p>
     <w:p>
@@ -22865,7 +22871,7 @@
           <w:b/>
           <w:bCs/>
         </w:rPr>
-        <w:t xml:space="preserve">Tableau II.13 — Mapping des champs prédiction ML → ticket GLPI</w:t>
+        <w:t xml:space="preserve">Tableau II.13 — Mapping des champs prédiction ML → ordre de travail (exemple GLPI)</w:t>
       </w:r>
     </w:p>
     <w:tbl>
@@ -23615,13 +23621,13 @@
       </w:r>
     </w:p>
     <w:bookmarkEnd w:id="112"/>
-    <w:bookmarkStart w:id="113" w:name="X6daa42d570212a4ddf8cec02ed6ecb7bd6e7228"/>
+    <w:bookmarkStart w:id="113" w:name="X0db33a446b9a3c96f2902c9101543895f5328ba"/>
     <w:p>
       <w:pPr>
         <w:pStyle w:val="Heading3"/>
       </w:pPr>
       <w:r>
-        <w:t xml:space="preserve">II.7.6. KPIs maintenance calculés (côté CMMS)</w:t>
+        <w:t xml:space="preserve">II.7.6. KPIs maintenance calculés à partir de l’historique des ordres de travail</w:t>
       </w:r>
     </w:p>
     <w:p>
@@ -23629,7 +23635,7 @@
         <w:pStyle w:val="FirstParagraph"/>
       </w:pPr>
       <w:r>
-        <w:t xml:space="preserve">GLPI fournit nativement ou par requête SQL/plugin les KPIs maintenance suivants, alimentés par l’historique des tickets et des interventions :</w:t>
+        <w:t xml:space="preserve">Les KPIs maintenance suivants sont calculés à partir de l’historique des ordres de travail tenu par le module GMAO maison ; ils se calculent à l’identique côté GLPI (requête SQL ou plugin) après transposition :</w:t>
       </w:r>
     </w:p>
     <w:p>
@@ -23691,7 +23697,7 @@
               <w:pStyle w:val="Compact"/>
             </w:pPr>
             <w:r>
-              <w:t xml:space="preserve">Source GLPI</w:t>
+              <w:t xml:space="preserve">Source (module OT / GLPI)</w:t>
             </w:r>
           </w:p>
         </w:tc>
@@ -24441,18 +24447,18 @@
               <w:t xml:space="preserve"> </w:t>
             </w:r>
             <w:r>
-              <w:t xml:space="preserve">— Intégration au CMMS open-source par API REST</w:t>
-            </w:r>
-          </w:p>
-        </w:tc>
-        <w:tc>
-          <w:tcPr/>
-          <w:p>
-            <w:pPr>
-              <w:pStyle w:val="Compact"/>
-            </w:pPr>
-            <w:r>
-              <w:t xml:space="preserve">(i) Application Streamlit (frontend ML + dashboard) ; (ii) Matrice comparative GLPI/OpenMaint/Snipe-IT ; (iii) Mapping prédiction ML → ticket CMMS ; (iv) API REST</w:t>
+              <w:t xml:space="preserve">— Boucle décision → action : module GMAO intégré, transposable à un CMMS open-source</w:t>
+            </w:r>
+          </w:p>
+        </w:tc>
+        <w:tc>
+          <w:tcPr/>
+          <w:p>
+            <w:pPr>
+              <w:pStyle w:val="Compact"/>
+            </w:pPr>
+            <w:r>
+              <w:t xml:space="preserve">(i) Application Streamlit (frontend ML + dashboard) ; (ii) Module GMAO maison (table</w:t>
             </w:r>
             <w:r>
               <w:t xml:space="preserve"> </w:t>
@@ -24461,24 +24467,24 @@
               <w:rPr>
                 <w:rStyle w:val="VerbatimChar"/>
               </w:rPr>
-              <w:t xml:space="preserve">/Ticket</w:t>
+              <w:t xml:space="preserve">cr_work_orders</w:t>
             </w:r>
             <w:r>
               <w:t xml:space="preserve"> </w:t>
             </w:r>
             <w:r>
-              <w:t xml:space="preserve">(POST automatique) ; (v) Calcul KPIs (MTBF, MTTR, η inhibition)</w:t>
-            </w:r>
-          </w:p>
-        </w:tc>
-        <w:tc>
-          <w:tcPr/>
-          <w:p>
-            <w:pPr>
-              <w:pStyle w:val="Compact"/>
-            </w:pPr>
-            <w:r>
-              <w:t xml:space="preserve">Streamlit + Streamlit Community Cloud ;</w:t>
+              <w:t xml:space="preserve">: OT, assignation, clôture) ; (iii) Mapping prédiction ML → ordre de travail ; (iv) Matrice comparative GLPI/OpenMaint/Snipe-IT + mapping API REST GLPI (transposition) ; (v) Calcul KPIs (MTBF, MTTR, η inhibition)</w:t>
+            </w:r>
+          </w:p>
+        </w:tc>
+        <w:tc>
+          <w:tcPr/>
+          <w:p>
+            <w:pPr>
+              <w:pStyle w:val="Compact"/>
+            </w:pPr>
+            <w:r>
+              <w:t xml:space="preserve">Streamlit + Streamlit Community Cloud ; module OT Python + Supabase ;</w:t>
             </w:r>
             <w:r>
               <w:t xml:space="preserve"> </w:t>
@@ -24494,33 +24500,18 @@
               <w:t xml:space="preserve"> </w:t>
             </w:r>
             <w:r>
-              <w:t xml:space="preserve">(PHP/MariaDB, auto-hébergé) ; API REST GLPI ; Python</w:t>
-            </w:r>
-            <w:r>
-              <w:t xml:space="preserve"> </w:t>
-            </w:r>
-            <w:r>
-              <w:rPr>
-                <w:rStyle w:val="VerbatimChar"/>
-              </w:rPr>
-              <w:t xml:space="preserve">requests</w:t>
-            </w:r>
-            <w:r>
-              <w:t xml:space="preserve"> </w:t>
-            </w:r>
-            <w:r>
-              <w:t xml:space="preserve">; ISO 14224 codes anomalie</w:t>
-            </w:r>
-          </w:p>
-        </w:tc>
-        <w:tc>
-          <w:tcPr/>
-          <w:p>
-            <w:pPr>
-              <w:pStyle w:val="Compact"/>
-            </w:pPr>
-            <w:r>
-              <w:t xml:space="preserve">Boucle Sonde→ML→Ticket CMMS démontrée end-to-end ; KPIs calculés ; coût de licence = 0 FCFA</w:t>
+              <w:t xml:space="preserve">comme cible de transposition (API REST) ; ISO 14224 codes anomalie</w:t>
+            </w:r>
+          </w:p>
+        </w:tc>
+        <w:tc>
+          <w:tcPr/>
+          <w:p>
+            <w:pPr>
+              <w:pStyle w:val="Compact"/>
+            </w:pPr>
+            <w:r>
+              <w:t xml:space="preserve">Boucle Sonde → ML → OT démontrée end-to-end ; KPIs calculés ; coût de licence = 0 FCFA</w:t>
             </w:r>
           </w:p>
         </w:tc>
@@ -27206,13 +27197,13 @@
     </w:p>
     <w:bookmarkEnd w:id="150"/>
     <w:bookmarkEnd w:id="151"/>
-    <w:bookmarkStart w:id="154" w:name="X2fcd0cac7e9704048ca337c06389a4788eb8bc7"/>
+    <w:bookmarkStart w:id="154" w:name="Xb09493a01bd5c0a7105ec7c90c1b4c54ff82079"/>
     <w:p>
       <w:pPr>
         <w:pStyle w:val="Heading2"/>
       </w:pPr>
       <w:r>
-        <w:t xml:space="preserve">III.5. Intégration au CMMS open-source — démonstration (OS4)</w:t>
+        <w:t xml:space="preserve">III.5. Boucle décision → action : module GMAO maison — démonstration (OS4)</w:t>
       </w:r>
     </w:p>
     <w:p>
@@ -27220,7 +27211,40 @@
         <w:pStyle w:val="FirstParagraph"/>
       </w:pPr>
       <w:r>
-        <w:t xml:space="preserve">La boucle décision → action peut être structurée de deux manières : développer une GMAO</w:t>
+        <w:t xml:space="preserve">La boucle décision → action est structurée par un</w:t>
+      </w:r>
+      <w:r>
+        <w:t xml:space="preserve"> </w:t>
+      </w:r>
+      <w:r>
+        <w:rPr>
+          <w:b/>
+          <w:bCs/>
+        </w:rPr>
+        <w:t xml:space="preserve">module GMAO maison</w:t>
+      </w:r>
+      <w:r>
+        <w:t xml:space="preserve"> </w:t>
+      </w:r>
+      <w:r>
+        <w:t xml:space="preserve">intégré à l’application, dont l’architecture est transposable à un CMMS open-source (§II.7.1). Cette section présente l’état de la démonstration à ce stade.</w:t>
+      </w:r>
+    </w:p>
+    <w:bookmarkStart w:id="152" w:name="iii.5.1.-écran-de-supervision-temps-réel"/>
+    <w:p>
+      <w:pPr>
+        <w:pStyle w:val="Heading3"/>
+      </w:pPr>
+      <w:r>
+        <w:t xml:space="preserve">III.5.1. Écran de supervision temps réel</w:t>
+      </w:r>
+    </w:p>
+    <w:p>
+      <w:pPr>
+        <w:pStyle w:val="FirstParagraph"/>
+      </w:pPr>
+      <w:r>
+        <w:t xml:space="preserve">Une application web de supervision a été développée (Streamlit). Elle se connecte en temps réel à la base Supabase et affiche, par essai, la résistance compensée, la température, le taux de corrosion et l’état de l’acquisition, dans une interface de type salle de contrôle. Elle détecte automatiquement un run actif et s’actualise en continu.</w:t>
       </w:r>
       <w:r>
         <w:t xml:space="preserve"> </w:t>
@@ -27230,19 +27254,17 @@
           <w:i/>
           <w:iCs/>
         </w:rPr>
-        <w:t xml:space="preserve">ex nihilo</w:t>
-      </w:r>
-      <w:r>
-        <w:t xml:space="preserve">, ou intégrer un CMMS open-source existant (§II.7.1). Conformément au choix retenu, cette section présente l’état de l’intégration à ce stade.</w:t>
-      </w:r>
-    </w:p>
-    <w:bookmarkStart w:id="152" w:name="iii.5.1.-écran-de-supervision-temps-réel"/>
+        <w:t xml:space="preserve">[Captures d’écran de l’écran de supervision à insérer.]</w:t>
+      </w:r>
+    </w:p>
+    <w:bookmarkEnd w:id="152"/>
+    <w:bookmarkStart w:id="153" w:name="X58bfb2439e119d7dddd15b2923e61316fba5e9a"/>
     <w:p>
       <w:pPr>
         <w:pStyle w:val="Heading3"/>
       </w:pPr>
       <w:r>
-        <w:t xml:space="preserve">III.5.1. Écran de supervision temps réel</w:t>
+        <w:t xml:space="preserve">III.5.2. Module GMAO maison : génération d’ordres de travail et KPIs</w:t>
       </w:r>
     </w:p>
     <w:p>
@@ -27250,35 +27272,80 @@
         <w:pStyle w:val="FirstParagraph"/>
       </w:pPr>
       <w:r>
-        <w:t xml:space="preserve">Une application web de supervision a été développée (Streamlit). Elle se connecte en temps réel à la base Supabase et affiche, par essai, la résistance compensée, la température, le taux de corrosion et l’état de l’acquisition, dans une interface de type salle de contrôle. Elle détecte automatiquement un run actif et s’actualise en continu.</w:t>
-      </w:r>
-      <w:r>
-        <w:t xml:space="preserve"> </w:t>
-      </w:r>
-      <w:r>
-        <w:rPr>
-          <w:i/>
-          <w:iCs/>
-        </w:rPr>
-        <w:t xml:space="preserve">[Captures d’écran de l’écran de supervision à insérer.]</w:t>
-      </w:r>
-    </w:p>
-    <w:bookmarkEnd w:id="152"/>
-    <w:bookmarkStart w:id="153" w:name="iii.5.2.-mapping-alerte-ticket-et-kpis"/>
-    <w:p>
-      <w:pPr>
-        <w:pStyle w:val="Heading3"/>
-      </w:pPr>
-      <w:r>
-        <w:t xml:space="preserve">III.5.2. Mapping alerte → ticket et KPIs</w:t>
-      </w:r>
-    </w:p>
-    <w:p>
-      <w:pPr>
-        <w:pStyle w:val="FirstParagraph"/>
-      </w:pPr>
-      <w:r>
-        <w:t xml:space="preserve">Le mapping entre une prédiction et un ticket CMMS (GLPI) a été spécifié (§II.7.5) : une alerte rouge génère un ordre de travail enrichi (CR, RUL, régime diagnostiqué, top-3 SHAP). Les KPIs de maintenance (MTBF, MTTR, disponibilité, taux de fausses alertes) sont calculables côté CMMS à partir de l’historique des interventions.</w:t>
+        <w:t xml:space="preserve">Un</w:t>
+      </w:r>
+      <w:r>
+        <w:t xml:space="preserve"> </w:t>
+      </w:r>
+      <w:r>
+        <w:rPr>
+          <w:b/>
+          <w:bCs/>
+        </w:rPr>
+        <w:t xml:space="preserve">module de gestion des ordres de travail (GMAO maison)</w:t>
+      </w:r>
+      <w:r>
+        <w:t xml:space="preserve"> </w:t>
+      </w:r>
+      <w:r>
+        <w:t xml:space="preserve">a été développé : il persiste les OT dans une table dédiée (</w:t>
+      </w:r>
+      <w:r>
+        <w:rPr>
+          <w:rStyle w:val="VerbatimChar"/>
+        </w:rPr>
+        <w:t xml:space="preserve">cr_work_orders</w:t>
+      </w:r>
+      <w:r>
+        <w:t xml:space="preserve">, Supabase) et expose une page « Ordres de travail » dans l’application (création, assignation, clôture). À chaque dépassement de seuil, une alerte génère automatiquement un</w:t>
+      </w:r>
+      <w:r>
+        <w:t xml:space="preserve"> </w:t>
+      </w:r>
+      <w:r>
+        <w:rPr>
+          <w:b/>
+          <w:bCs/>
+        </w:rPr>
+        <w:t xml:space="preserve">ordre de travail enrichi</w:t>
+      </w:r>
+      <w:r>
+        <w:t xml:space="preserve"> </w:t>
+      </w:r>
+      <w:r>
+        <w:t xml:space="preserve">(CR, RUL, régime diagnostiqué, section perdue), avec déduplication (un OT ouvert par run et par niveau). Le mapping prédiction → OT (§II.7.5) est défini de façon générique : les mêmes champs se reportent sur un</w:t>
+      </w:r>
+      <w:r>
+        <w:t xml:space="preserve"> </w:t>
+      </w:r>
+      <w:r>
+        <w:rPr>
+          <w:b/>
+          <w:bCs/>
+        </w:rPr>
+        <w:t xml:space="preserve">ticket GLPI</w:t>
+      </w:r>
+      <w:r>
+        <w:t xml:space="preserve"> </w:t>
+      </w:r>
+      <w:r>
+        <w:t xml:space="preserve">par API REST, transposition validée au niveau de la spécification mais</w:t>
+      </w:r>
+      <w:r>
+        <w:t xml:space="preserve"> </w:t>
+      </w:r>
+      <w:r>
+        <w:rPr>
+          <w:b/>
+          <w:bCs/>
+        </w:rPr>
+        <w:t xml:space="preserve">non déployée</w:t>
+      </w:r>
+      <w:r>
+        <w:t xml:space="preserve"> </w:t>
+      </w:r>
+      <w:r>
+        <w:t xml:space="preserve">(l’accès API des CMMS gratuits étant restreint). Les KPIs de maintenance (MTBF, MTTR, disponibilité, taux de fausses alertes) sont calculés à partir de l’historique des OT.</w:t>
       </w:r>
     </w:p>
     <w:p>
@@ -27296,7 +27363,36 @@
         <w:t xml:space="preserve"> </w:t>
       </w:r>
       <w:r>
-        <w:t xml:space="preserve">L’écran de supervision est opérationnel ; la connexion automatisée au CMMS GLPI et le calcul des KPIs sur un historique significatif sont en cours de finalisation. Les KPIs n’auront de valeur statistique que sur un volume d’essais et d’interventions plus important — ils constituent à ce stade une démonstration de la chaîne de calcul.</w:t>
+        <w:t xml:space="preserve">L’écran de supervision et le module GMAO maison (génération/clôture d’OT, KPIs) sont</w:t>
+      </w:r>
+      <w:r>
+        <w:t xml:space="preserve"> </w:t>
+      </w:r>
+      <w:r>
+        <w:rPr>
+          <w:b/>
+          <w:bCs/>
+        </w:rPr>
+        <w:t xml:space="preserve">opérationnels</w:t>
+      </w:r>
+      <w:r>
+        <w:t xml:space="preserve"> </w:t>
+      </w:r>
+      <w:r>
+        <w:t xml:space="preserve">et démontrent la boucle Sonde → ML → OT de bout en bout. L’intégration à un CMMS open-source mature (GLPI) reste au stade de</w:t>
+      </w:r>
+      <w:r>
+        <w:t xml:space="preserve"> </w:t>
+      </w:r>
+      <w:r>
+        <w:rPr>
+          <w:b/>
+          <w:bCs/>
+        </w:rPr>
+        <w:t xml:space="preserve">spécification transposable</w:t>
+      </w:r>
+      <w:r>
+        <w:t xml:space="preserve">. Les KPIs n’auront de valeur statistique que sur un volume d’essais et d’interventions plus important — ils constituent à ce stade une démonstration de la chaîne de calcul.</w:t>
       </w:r>
     </w:p>
     <w:p>
@@ -27417,13 +27513,13 @@
       </w:r>
     </w:p>
     <w:bookmarkEnd w:id="156"/>
-    <w:bookmarkStart w:id="157" w:name="X214b26120ab300992a552aa7f141acb6973da35"/>
+    <w:bookmarkStart w:id="157" w:name="X1abad3fb650abc5a9d79a3b29b6be42c791f531"/>
     <w:p>
       <w:pPr>
         <w:pStyle w:val="Heading3"/>
       </w:pPr>
       <w:r>
-        <w:t xml:space="preserve">III.6.3. Apport de l’intégration au CMMS open-source</w:t>
+        <w:t xml:space="preserve">III.6.3. Apport d’une boucle GMAO légère et transposable</w:t>
       </w:r>
     </w:p>
     <w:p>
@@ -27431,23 +27527,20 @@
         <w:pStyle w:val="FirstParagraph"/>
       </w:pPr>
       <w:r>
-        <w:t xml:space="preserve">L’intégration à un CMMS open-source (GLPI) plutôt qu’un développement</w:t>
-      </w:r>
-      <w:r>
-        <w:t xml:space="preserve"> </w:t>
-      </w:r>
-      <w:r>
-        <w:rPr>
-          <w:i/>
-          <w:iCs/>
-        </w:rPr>
-        <w:t xml:space="preserve">ex nihilo</w:t>
-      </w:r>
-      <w:r>
-        <w:t xml:space="preserve"> </w:t>
-      </w:r>
-      <w:r>
-        <w:t xml:space="preserve">offre un coût total de possession très faible (de l’ordre de quelques dizaines de dollars, contre 50–250 k USD pour SAP PM ou IBM Maximo), ouvrant la maintenance structurée aux PME industrielles africaines. Cette approche reste compatible avec un déploiement on-premise, exigé par les contraintes de sécurité industrielle (cas COTCO).</w:t>
+        <w:t xml:space="preserve">Structurer la boucle décision → action par un</w:t>
+      </w:r>
+      <w:r>
+        <w:t xml:space="preserve"> </w:t>
+      </w:r>
+      <w:r>
+        <w:rPr>
+          <w:b/>
+          <w:bCs/>
+        </w:rPr>
+        <w:t xml:space="preserve">module GMAO maison léger</w:t>
+      </w:r>
+      <w:r>
+        <w:t xml:space="preserve">, transposable à un CMMS open-source (GLPI) plutôt que par une suite propriétaire, offre un coût total de possession très faible (de l’ordre de quelques dizaines de dollars, contre 50–250 k USD pour SAP PM ou IBM Maximo), ouvrant la maintenance structurée aux PME industrielles africaines. Cette approche reste compatible avec un déploiement on-premise, exigé par les contraintes de sécurité industrielle (cas COTCO).</w:t>
       </w:r>
     </w:p>
     <w:bookmarkEnd w:id="157"/>
@@ -27941,7 +28034,7 @@
         <w:t xml:space="preserve"> </w:t>
       </w:r>
       <w:r>
-        <w:t xml:space="preserve">: l’écran de supervision est opérationnel et le mapping vers le CMMS spécifié, la finalisation de l’automatisation étant en cours. Au regard de l’état d’avancement, les objectifs sont</w:t>
+        <w:t xml:space="preserve">: l’écran de supervision et le module GMAO maison (génération automatique d’ordres de travail, KPIs) sont opérationnels et démontrent la boucle Sonde → ML → OT de bout en bout, l’intégration à un CMMS open-source mature (GLPI) restant une spécification transposable. Au regard de l’état d’avancement, les objectifs sont</w:t>
       </w:r>
       <w:r>
         <w:t xml:space="preserve"> </w:t>
@@ -28081,7 +28174,7 @@
           <w:i/>
           <w:iCs/>
         </w:rPr>
-        <w:t xml:space="preserve">SP0775-2023 — Preparation, Installation, Analysis, and Interpretation of Corrosion Coupons in Oilfield Operations</w:t>
+        <w:t xml:space="preserve">NACE SP0775-2023 — Preparation, Installation, Analysis, and Interpretation of Corrosion Coupons in Hydrocarbon Operations</w:t>
       </w:r>
       <w:r>
         <w:t xml:space="preserve">. Association for Materials Protection and Performance.</w:t>
@@ -28119,7 +28212,7 @@
         </w:numPr>
       </w:pPr>
       <w:r>
-        <w:t xml:space="preserve">API. (2016a).</w:t>
+        <w:t xml:space="preserve">API. (2024).</w:t>
       </w:r>
       <w:r>
         <w:t xml:space="preserve"> </w:t>
@@ -28135,7 +28228,7 @@
         <w:t xml:space="preserve"> </w:t>
       </w:r>
       <w:r>
-        <w:t xml:space="preserve">(4th ed.). American Petroleum Institute.</w:t>
+        <w:t xml:space="preserve">(5th ed.). American Petroleum Institute.</w:t>
       </w:r>
     </w:p>
     <w:p>
@@ -28146,7 +28239,7 @@
         </w:numPr>
       </w:pPr>
       <w:r>
-        <w:t xml:space="preserve">API. (2016b).</w:t>
+        <w:t xml:space="preserve">API. (2023).</w:t>
       </w:r>
       <w:r>
         <w:t xml:space="preserve"> </w:t>
@@ -28156,13 +28249,13 @@
           <w:i/>
           <w:iCs/>
         </w:rPr>
-        <w:t xml:space="preserve">API 580 — Risk-Based Inspection</w:t>
-      </w:r>
-      <w:r>
-        <w:t xml:space="preserve"> </w:t>
-      </w:r>
-      <w:r>
-        <w:t xml:space="preserve">(3rd ed.). American Petroleum Institute.</w:t>
+        <w:t xml:space="preserve">API RP 580 — Risk-Based Inspection</w:t>
+      </w:r>
+      <w:r>
+        <w:t xml:space="preserve"> </w:t>
+      </w:r>
+      <w:r>
+        <w:t xml:space="preserve">(4th ed.). American Petroleum Institute.</w:t>
       </w:r>
     </w:p>
     <w:p>
@@ -28173,7 +28266,7 @@
         </w:numPr>
       </w:pPr>
       <w:r>
-        <w:t xml:space="preserve">API. (2016c).</w:t>
+        <w:t xml:space="preserve">API. (2025).</w:t>
       </w:r>
       <w:r>
         <w:t xml:space="preserve"> </w:t>
@@ -28183,13 +28276,13 @@
           <w:i/>
           <w:iCs/>
         </w:rPr>
-        <w:t xml:space="preserve">API 581 — Risk-Based Inspection Methodology</w:t>
-      </w:r>
-      <w:r>
-        <w:t xml:space="preserve"> </w:t>
-      </w:r>
-      <w:r>
-        <w:t xml:space="preserve">(3rd ed.). American Petroleum Institute.</w:t>
+        <w:t xml:space="preserve">API RP 581 — Risk-Based Inspection Methodology</w:t>
+      </w:r>
+      <w:r>
+        <w:t xml:space="preserve"> </w:t>
+      </w:r>
+      <w:r>
+        <w:t xml:space="preserve">(4th ed.). American Petroleum Institute.</w:t>
       </w:r>
     </w:p>
     <w:p>
@@ -28371,7 +28464,7 @@
         </w:numPr>
       </w:pPr>
       <w:r>
-        <w:t xml:space="preserve">Cameroun, République du. (1999).</w:t>
+        <w:t xml:space="preserve">Cameroun, République du. (2019).</w:t>
       </w:r>
       <w:r>
         <w:t xml:space="preserve"> </w:t>
@@ -28381,10 +28474,13 @@
           <w:i/>
           <w:iCs/>
         </w:rPr>
-        <w:t xml:space="preserve">Loi n° 99/013 du 22 décembre 1999 portant Code Pétrolier</w:t>
-      </w:r>
-      <w:r>
-        <w:t xml:space="preserve">.</w:t>
+        <w:t xml:space="preserve">Loi n° 2019/008 du 25 avril 2019 portant Code Pétrolier</w:t>
+      </w:r>
+      <w:r>
+        <w:t xml:space="preserve"> </w:t>
+      </w:r>
+      <w:r>
+        <w:t xml:space="preserve">(abrogeant la loi n° 99/013 du 22 décembre 1999).</w:t>
       </w:r>
     </w:p>
     <w:p>
@@ -28395,7 +28491,7 @@
         </w:numPr>
       </w:pPr>
       <w:r>
-        <w:t xml:space="preserve">Cameroun, République du. (2000).</w:t>
+        <w:t xml:space="preserve">Cameroun, République du. (2023).</w:t>
       </w:r>
       <w:r>
         <w:t xml:space="preserve"> </w:t>
@@ -28405,7 +28501,7 @@
           <w:i/>
           <w:iCs/>
         </w:rPr>
-        <w:t xml:space="preserve">Décret n° 2000/465 du 30 juin 2000 fixant les conditions d’exploitation des hydrocarbures</w:t>
+        <w:t xml:space="preserve">Décret n° 2023/232 du 4 mai 2023 fixant les modalités d’application de la loi n° 2019/008 du 25 avril 2019 portant Code Pétrolier</w:t>
       </w:r>
       <w:r>
         <w:t xml:space="preserve">.</w:t>
@@ -28419,7 +28515,7 @@
         </w:numPr>
       </w:pPr>
       <w:r>
-        <w:t xml:space="preserve">CEN (Comité européen de normalisation). (2018).</w:t>
+        <w:t xml:space="preserve">CEN (Comité européen de normalisation). (2017).</w:t>
       </w:r>
       <w:r>
         <w:t xml:space="preserve"> </w:t>
@@ -28429,7 +28525,7 @@
           <w:i/>
           <w:iCs/>
         </w:rPr>
-        <w:t xml:space="preserve">EN 13306:2018 — Maintenance — Maintenance terminology</w:t>
+        <w:t xml:space="preserve">EN 13306:2017 — Maintenance — Maintenance terminology</w:t>
       </w:r>
       <w:r>
         <w:t xml:space="preserve">.</w:t>
@@ -28888,7 +28984,7 @@
         </w:numPr>
       </w:pPr>
       <w:r>
-        <w:t xml:space="preserve">ISO. (2015a).</w:t>
+        <w:t xml:space="preserve">ISO. (2024).</w:t>
       </w:r>
       <w:r>
         <w:t xml:space="preserve"> </w:t>
@@ -28898,7 +28994,7 @@
           <w:i/>
           <w:iCs/>
         </w:rPr>
-        <w:t xml:space="preserve">ISO 8044:2015 — Corrosion of metals and alloys — Basic terms and definitions</w:t>
+        <w:t xml:space="preserve">ISO 8044:2024 — Corrosion of metals and alloys — Vocabulary</w:t>
       </w:r>
       <w:r>
         <w:t xml:space="preserve">.</w:t>
@@ -28912,7 +29008,7 @@
         </w:numPr>
       </w:pPr>
       <w:r>
-        <w:t xml:space="preserve">ISO. (2015b).</w:t>
+        <w:t xml:space="preserve">ISO. (2025).</w:t>
       </w:r>
       <w:r>
         <w:t xml:space="preserve"> </w:t>
@@ -28922,7 +29018,7 @@
           <w:i/>
           <w:iCs/>
         </w:rPr>
-        <w:t xml:space="preserve">ISO 13381-1:2015 — Condition monitoring and diagnostics of machines — Prognostics — Part 1: General guidelines</w:t>
+        <w:t xml:space="preserve">ISO 13381-1:2025 — Condition monitoring and diagnostics of machine systems — Prognostics — Part 1: General guidelines and requirements</w:t>
       </w:r>
       <w:r>
         <w:t xml:space="preserve">.</w:t>
@@ -29262,30 +29358,6 @@
       </w:r>
       <w:r>
         <w:t xml:space="preserve">. https://www.mdpi.com/1424-8220/</w:t>
-      </w:r>
-    </w:p>
-    <w:p>
-      <w:pPr>
-        <w:numPr>
-          <w:ilvl w:val="0"/>
-          <w:numId w:val="1032"/>
-        </w:numPr>
-      </w:pPr>
-      <w:r>
-        <w:t xml:space="preserve">NACE International. (2012).</w:t>
-      </w:r>
-      <w:r>
-        <w:t xml:space="preserve"> </w:t>
-      </w:r>
-      <w:r>
-        <w:rPr>
-          <w:i/>
-          <w:iCs/>
-        </w:rPr>
-        <w:t xml:space="preserve">TM0190-2012 — Impressed Current Test Method for Screening Corrosion Inhibitors for Oilfield Applications</w:t>
-      </w:r>
-      <w:r>
-        <w:t xml:space="preserve">.</w:t>
       </w:r>
     </w:p>
     <w:p>
@@ -34470,7 +34542,7 @@
               <w:pStyle w:val="Compact"/>
             </w:pPr>
             <w:r>
-              <w:t xml:space="preserve">principe ISO 13381-1 (ISO, 2015) ; valeur à recaler (critère mécanique)</w:t>
+              <w:t xml:space="preserve">principe ISO 13381-1 (ISO, 2025) ; valeur à recaler (critère mécanique)</w:t>
             </w:r>
           </w:p>
         </w:tc>
@@ -34993,7 +35065,7 @@
               <w:pStyle w:val="Compact"/>
             </w:pPr>
             <w:r>
-              <w:t xml:space="preserve">ISO 13381-1 (ISO, 2015)</w:t>
+              <w:t xml:space="preserve">ISO 13381-1 (ISO, 2025)</w:t>
             </w:r>
           </w:p>
         </w:tc>
@@ -35006,18 +35078,18 @@
               <w:pStyle w:val="Compact"/>
             </w:pPr>
             <w:r>
-              <w:t xml:space="preserve">Intégration CMMS open-source (vs ex nihilo)</w:t>
-            </w:r>
-          </w:p>
-        </w:tc>
-        <w:tc>
-          <w:tcPr/>
-          <w:p>
-            <w:pPr>
-              <w:pStyle w:val="Compact"/>
-            </w:pPr>
-            <w:r>
-              <w:t xml:space="preserve">maturité, transposabilité, on-premise</w:t>
+              <w:t xml:space="preserve">Module GMAO maison + transposition CMMS open-source</w:t>
+            </w:r>
+          </w:p>
+        </w:tc>
+        <w:tc>
+          <w:tcPr/>
+          <w:p>
+            <w:pPr>
+              <w:pStyle w:val="Compact"/>
+            </w:pPr>
+            <w:r>
+              <w:t xml:space="preserve">léger, indépendant de l’API tierce, on-premise</w:t>
             </w:r>
           </w:p>
         </w:tc>

--- a/memoire/Memoire_M2_Corrosion_BATOUMBI.docx
+++ b/memoire/Memoire_M2_Corrosion_BATOUMBI.docx
@@ -4330,7 +4330,23 @@
         <w:t xml:space="preserve"> </w:t>
       </w:r>
       <w:r>
-        <w:t xml:space="preserve">— connexion via API REST entre l’application Streamlit (frontend ML) et un CMMS open-source (GLPI ou équivalent) pour la création automatique des ordres de travail, structurant la boucle décision → action ;</w:t>
+        <w:t xml:space="preserve">— structuration de la boucle décision → action par un</w:t>
+      </w:r>
+      <w:r>
+        <w:t xml:space="preserve"> </w:t>
+      </w:r>
+      <w:r>
+        <w:rPr>
+          <w:b/>
+          <w:bCs/>
+        </w:rPr>
+        <w:t xml:space="preserve">module GMAO maison</w:t>
+      </w:r>
+      <w:r>
+        <w:t xml:space="preserve"> </w:t>
+      </w:r>
+      <w:r>
+        <w:t xml:space="preserve">intégré à l’application Streamlit (persistance Supabase) qui génère automatiquement les ordres de travail, transposable à un CMMS open-source ;</w:t>
       </w:r>
       <w:r>
         <w:br/>
@@ -5703,7 +5719,7 @@
         <w:t xml:space="preserve"> </w:t>
       </w:r>
       <w:r>
-        <w:t xml:space="preserve">présente le prototype développé (sonde ER + acquisition IoT ESP32 + pipeline ML + intégration CMMS), s’ouvre sur une</w:t>
+        <w:t xml:space="preserve">présente le prototype développé (sonde ER + acquisition IoT ESP32 + pipeline ML + module GMAO maison), s’ouvre sur une</w:t>
       </w:r>
       <w:r>
         <w:t xml:space="preserve"> </w:t>
@@ -5719,7 +5735,7 @@
         <w:t xml:space="preserve"> </w:t>
       </w:r>
       <w:r>
-        <w:t xml:space="preserve">(matrice de décision pour chaque brique : ESP32, HX711, DS18B20, XGBoost, stratégie de validation, Streamlit, CMMS open-source retenu), puis détaille l’ensemble des matériels mobilisés, les méthodes d’acquisition et de traitement des données, la méthodologie d’entraînement du modèle XGBoost (validation</w:t>
+        <w:t xml:space="preserve">(matrice de décision pour chaque brique : ESP32, HX711, DS18B20, XGBoost, stratégie de validation, Streamlit, GMAO maison), puis détaille l’ensemble des matériels mobilisés, les méthodes d’acquisition et de traitement des données, la méthodologie d’entraînement du modèle XGBoost (validation</w:t>
       </w:r>
       <w:r>
         <w:t xml:space="preserve"> </w:t>
@@ -5748,20 +5764,23 @@
         <w:t xml:space="preserve"> </w:t>
       </w:r>
       <w:r>
-        <w:t xml:space="preserve">en série répétée, l’</w:t>
-      </w:r>
-      <w:r>
-        <w:rPr>
-          <w:b/>
-          <w:bCs/>
-        </w:rPr>
-        <w:t xml:space="preserve">architecture d’intégration Streamlit ↔ CMMS open-source par API REST</w:t>
-      </w:r>
-      <w:r>
-        <w:t xml:space="preserve"> </w:t>
-      </w:r>
-      <w:r>
-        <w:t xml:space="preserve">(mapping prédiction ML → ticket CMMS, KPIs maintenance), et le tableau synoptique de la démarche méthodologique.</w:t>
+        <w:t xml:space="preserve">en série répétée, la</w:t>
+      </w:r>
+      <w:r>
+        <w:t xml:space="preserve"> </w:t>
+      </w:r>
+      <w:r>
+        <w:rPr>
+          <w:b/>
+          <w:bCs/>
+        </w:rPr>
+        <w:t xml:space="preserve">boucle décision → action par un module GMAO maison</w:t>
+      </w:r>
+      <w:r>
+        <w:t xml:space="preserve"> </w:t>
+      </w:r>
+      <w:r>
+        <w:t xml:space="preserve">(mapping prédiction ML → ordre de travail, KPIs maintenance ; transposable à un CMMS open-source), et le tableau synoptique de la démarche méthodologique.</w:t>
       </w:r>
     </w:p>
     <w:p>
@@ -8896,7 +8915,7 @@
         <w:t xml:space="preserve"> </w:t>
       </w:r>
       <w:r>
-        <w:t xml:space="preserve">par bain-marie thermostaté afin d’isoler les autres facteurs et garantir la répétabilité des essais — démarche dont le Chapitre III démontre la nécessité.</w:t>
+        <w:t xml:space="preserve">par un chauffe-eau d’aquarium étanche immergé directement dans la cellule afin d’isoler les autres facteurs et garantir la répétabilité des essais — démarche dont le Chapitre III démontre la nécessité.</w:t>
       </w:r>
     </w:p>
     <w:bookmarkEnd w:id="49"/>
@@ -9700,7 +9719,7 @@
         </w:numPr>
       </w:pPr>
       <w:r>
-        <w:t xml:space="preserve">II.7. Architecture d’intégration au CMMS open-source par API REST</w:t>
+        <w:t xml:space="preserve">II.7. Boucle décision → action : module GMAO intégré, transposable à un CMMS open-source</w:t>
       </w:r>
     </w:p>
     <w:p>
@@ -9793,17 +9812,23 @@
         <w:t xml:space="preserve"> </w:t>
       </w:r>
       <w:r>
-        <w:t xml:space="preserve">en série répétée, l’</w:t>
-      </w:r>
-      <w:r>
-        <w:rPr>
-          <w:b/>
-          <w:bCs/>
-        </w:rPr>
-        <w:t xml:space="preserve">architecture d’intégration au CMMS open-source par API REST</w:t>
-      </w:r>
-      <w:r>
-        <w:t xml:space="preserve">, et (viii) le tableau synoptique de la démarche méthodologique.</w:t>
+        <w:t xml:space="preserve">en série répétée, la</w:t>
+      </w:r>
+      <w:r>
+        <w:t xml:space="preserve"> </w:t>
+      </w:r>
+      <w:r>
+        <w:rPr>
+          <w:b/>
+          <w:bCs/>
+        </w:rPr>
+        <w:t xml:space="preserve">boucle décision → action par module GMAO maison</w:t>
+      </w:r>
+      <w:r>
+        <w:t xml:space="preserve"> </w:t>
+      </w:r>
+      <w:r>
+        <w:t xml:space="preserve">(transposable à un CMMS open-source), et (viii) le tableau synoptique de la démarche méthodologique.</w:t>
       </w:r>
     </w:p>
     <w:p>
@@ -10924,7 +10949,115 @@
         <w:t xml:space="preserve"> </w:t>
       </w:r>
       <w:r>
-        <w:t xml:space="preserve">Critère décisif : interface numérique 1-Wire (1 seul GPIO, pas de bruit analogique), précision suffisante pour la compensation thermique (α_Fe = 6,5×10⁻³ °C⁻¹ × ±0,5 °C ≈ ±0,3 % de correction), et disponibilité de versions étanches en gaine inox.</w:t>
+        <w:t xml:space="preserve">Critère décisif : interface numérique 1-Wire (1 seul GPIO, pas de bruit analogique), précision suffisante pour la compensation thermique (α_Fe = 6,5×10⁻³ °C⁻¹ × ±0,5 °C ≈ ±0,3 % de correction), et possibilité d’une protection étanche du capteur.</w:t>
+      </w:r>
+    </w:p>
+    <w:p>
+      <w:pPr>
+        <w:pStyle w:val="BodyText"/>
+      </w:pPr>
+      <w:r>
+        <w:rPr>
+          <w:b/>
+          <w:bCs/>
+        </w:rPr>
+        <w:t xml:space="preserve">Protection et couplage thermique du capteur (montage réel).</w:t>
+      </w:r>
+      <w:r>
+        <w:t xml:space="preserve"> </w:t>
+      </w:r>
+      <w:r>
+        <w:t xml:space="preserve">Le DS18B20 a été protégé du milieu acide par un</w:t>
+      </w:r>
+      <w:r>
+        <w:t xml:space="preserve"> </w:t>
+      </w:r>
+      <w:r>
+        <w:rPr>
+          <w:b/>
+          <w:bCs/>
+        </w:rPr>
+        <w:t xml:space="preserve">tube plastique étanche</w:t>
+      </w:r>
+      <w:r>
+        <w:t xml:space="preserve"> </w:t>
+      </w:r>
+      <w:r>
+        <w:t xml:space="preserve">(corps de stylo à bille Schneider) obturé à une extrémité. Pour supprimer la</w:t>
+      </w:r>
+      <w:r>
+        <w:t xml:space="preserve"> </w:t>
+      </w:r>
+      <w:r>
+        <w:rPr>
+          <w:b/>
+          <w:bCs/>
+        </w:rPr>
+        <w:t xml:space="preserve">lame d’air</w:t>
+      </w:r>
+      <w:r>
+        <w:t xml:space="preserve"> </w:t>
+      </w:r>
+      <w:r>
+        <w:t xml:space="preserve">résiduelle entre le capteur et la paroi du tube — l’air étant un</w:t>
+      </w:r>
+      <w:r>
+        <w:t xml:space="preserve"> </w:t>
+      </w:r>
+      <w:r>
+        <w:rPr>
+          <w:b/>
+          <w:bCs/>
+        </w:rPr>
+        <w:t xml:space="preserve">isolant thermique</w:t>
+      </w:r>
+      <w:r>
+        <w:t xml:space="preserve"> </w:t>
+      </w:r>
+      <w:r>
+        <w:t xml:space="preserve">qui ralentit et fausse la réponse —, le tube est</w:t>
+      </w:r>
+      <w:r>
+        <w:t xml:space="preserve"> </w:t>
+      </w:r>
+      <w:r>
+        <w:rPr>
+          <w:b/>
+          <w:bCs/>
+        </w:rPr>
+        <w:t xml:space="preserve">rempli d’huile</w:t>
+      </w:r>
+      <w:r>
+        <w:t xml:space="preserve"> </w:t>
+      </w:r>
+      <w:r>
+        <w:t xml:space="preserve">(huile de cuisine, substitut local et économique de l’huile silicone), qui assure un</w:t>
+      </w:r>
+      <w:r>
+        <w:t xml:space="preserve"> </w:t>
+      </w:r>
+      <w:r>
+        <w:rPr>
+          <w:b/>
+          <w:bCs/>
+        </w:rPr>
+        <w:t xml:space="preserve">couplage thermique par conduction</w:t>
+      </w:r>
+      <w:r>
+        <w:t xml:space="preserve"> </w:t>
+      </w:r>
+      <w:r>
+        <w:t xml:space="preserve">entre le milieu et l’élément sensible. Le remplissage d’un doigt de gant (</w:t>
+      </w:r>
+      <w:r>
+        <w:rPr>
+          <w:i/>
+          <w:iCs/>
+        </w:rPr>
+        <w:t xml:space="preserve">thermowell</w:t>
+      </w:r>
+      <w:r>
+        <w:t xml:space="preserve">) par un fluide caloporteur pour accélérer le temps de réponse et fiabiliser la mesure est une pratique d’instrumentation établie (Webster, 2014).</w:t>
       </w:r>
     </w:p>
     <w:bookmarkEnd w:id="59"/>
@@ -11769,7 +11902,126 @@
         <w:t xml:space="preserve"> </w:t>
       </w:r>
       <w:r>
-        <w:t xml:space="preserve">Critère décisif : performance reconnue en time-series sur faibles volumes (Chen et Guestrin, 2016 ; Ma et al., 2021 ; Wei et al., 2024), interprétabilité native par SHAP (Lundberg et Lee, 2017), régularisation L1/L2 limitant le sur-apprentissage. Limite acceptée : architecture point-par-point (pas de mémoire séquentielle native comme LSTM) — compensée par feature engineering temporel explicite (EMA, pente locale, lag).</w:t>
+        <w:t xml:space="preserve">Critère décisif : performance reconnue en time-series sur faibles volumes (Chen et Guestrin, 2016 ; Ma et al., 2021 ; Wei et al., 2024), interprétabilité native par SHAP (Lundberg et Lee, 2017), régularisation L1/L2 limitant le sur-apprentissage.</w:t>
+      </w:r>
+      <w:r>
+        <w:t xml:space="preserve"> </w:t>
+      </w:r>
+      <w:r>
+        <w:rPr>
+          <w:b/>
+          <w:bCs/>
+        </w:rPr>
+        <w:t xml:space="preserve">Pourquoi écarter les réseaux de neurones</w:t>
+      </w:r>
+      <w:r>
+        <w:t xml:space="preserve"> </w:t>
+      </w:r>
+      <w:r>
+        <w:t xml:space="preserve">(MLP, LSTM, Transformer — §I.1.3) : chaque run fournit certes</w:t>
+      </w:r>
+      <w:r>
+        <w:t xml:space="preserve"> </w:t>
+      </w:r>
+      <w:r>
+        <w:rPr>
+          <w:b/>
+          <w:bCs/>
+        </w:rPr>
+        <w:t xml:space="preserve">~1 000 à 2 500 lectures</w:t>
+      </w:r>
+      <w:r>
+        <w:t xml:space="preserve"> </w:t>
+      </w:r>
+      <w:r>
+        <w:t xml:space="preserve">(cadence de 30 s), mais l’apprentissage de la dégradation se raisonne</w:t>
+      </w:r>
+      <w:r>
+        <w:t xml:space="preserve"> </w:t>
+      </w:r>
+      <w:r>
+        <w:rPr>
+          <w:i/>
+          <w:iCs/>
+        </w:rPr>
+        <w:t xml:space="preserve">par essai</w:t>
+      </w:r>
+      <w:r>
+        <w:t xml:space="preserve">, et la campagne ne compte qu’</w:t>
+      </w:r>
+      <w:r>
+        <w:rPr>
+          <w:b/>
+          <w:bCs/>
+        </w:rPr>
+        <w:t xml:space="preserve">une poignée de runs</w:t>
+      </w:r>
+      <w:r>
+        <w:t xml:space="preserve"> </w:t>
+      </w:r>
+      <w:r>
+        <w:t xml:space="preserve">— soit beaucoup de</w:t>
+      </w:r>
+      <w:r>
+        <w:t xml:space="preserve"> </w:t>
+      </w:r>
+      <w:r>
+        <w:rPr>
+          <w:b/>
+          <w:bCs/>
+        </w:rPr>
+        <w:t xml:space="preserve">points</w:t>
+      </w:r>
+      <w:r>
+        <w:t xml:space="preserve"> </w:t>
+      </w:r>
+      <w:r>
+        <w:t xml:space="preserve">mais</w:t>
+      </w:r>
+      <w:r>
+        <w:t xml:space="preserve"> </w:t>
+      </w:r>
+      <w:r>
+        <w:rPr>
+          <w:b/>
+          <w:bCs/>
+        </w:rPr>
+        <w:t xml:space="preserve">très peu de séquences indépendantes</w:t>
+      </w:r>
+      <w:r>
+        <w:t xml:space="preserve">. Or les réseaux profonds exigent un grand nombre de séquences/exemples pour généraliser et</w:t>
+      </w:r>
+      <w:r>
+        <w:t xml:space="preserve"> </w:t>
+      </w:r>
+      <w:r>
+        <w:rPr>
+          <w:b/>
+          <w:bCs/>
+        </w:rPr>
+        <w:t xml:space="preserve">sur-apprennent</w:t>
+      </w:r>
+      <w:r>
+        <w:t xml:space="preserve"> </w:t>
+      </w:r>
+      <w:r>
+        <w:t xml:space="preserve">sur ce volume (boîte noire, surdimensionnés ici). XGBoost, qui opère sur des</w:t>
+      </w:r>
+      <w:r>
+        <w:t xml:space="preserve"> </w:t>
+      </w:r>
+      <w:r>
+        <w:rPr>
+          <w:b/>
+          <w:bCs/>
+        </w:rPr>
+        <w:t xml:space="preserve">données tabulaires point par point</w:t>
+      </w:r>
+      <w:r>
+        <w:t xml:space="preserve"> </w:t>
+      </w:r>
+      <w:r>
+        <w:t xml:space="preserve">(quelques milliers de lignes suffisent) avec une régularisation efficace, est donc le mieux adapté à ce régime « beaucoup de points, peu de runs ». Limite acceptée : architecture point-par-point (pas de mémoire séquentielle native comme LSTM) — compensée par un feature engineering temporel explicite (EMA, pente locale, lag).</w:t>
       </w:r>
     </w:p>
     <w:bookmarkEnd w:id="61"/>
@@ -12394,13 +12646,13 @@
       </w:r>
     </w:p>
     <w:bookmarkEnd w:id="63"/>
-    <w:bookmarkStart w:id="64" w:name="ii.0.5.8.-cmms-glpi-open-source"/>
+    <w:bookmarkStart w:id="64" w:name="X87fe3b129736b535fc8907b56bd97cfbe22ad16"/>
     <w:p>
       <w:pPr>
         <w:pStyle w:val="Heading3"/>
       </w:pPr>
       <w:r>
-        <w:t xml:space="preserve">II.0.5.8. CMMS — GLPI (open-source)</w:t>
+        <w:t xml:space="preserve">II.0.5.8. GMAO — module maison (Streamlit / Supabase)</w:t>
       </w:r>
     </w:p>
     <w:p>
@@ -12408,23 +12660,51 @@
         <w:pStyle w:val="FirstParagraph"/>
       </w:pPr>
       <w:r>
-        <w:t xml:space="preserve">Justification déjà détaillée en §II.7.2 (matrice comparative GLPI / OpenMaint / Snipe-IT / Fiix / MaintainX).</w:t>
-      </w:r>
-      <w:r>
-        <w:t xml:space="preserve"> </w:t>
-      </w:r>
-      <w:r>
-        <w:rPr>
-          <w:b/>
-          <w:bCs/>
-        </w:rPr>
-        <w:t xml:space="preserve">Choix retenu : GLPI</w:t>
-      </w:r>
-      <w:r>
-        <w:t xml:space="preserve"> </w:t>
-      </w:r>
-      <w:r>
-        <w:t xml:space="preserve">pour sa maturité, son API REST native, sa communauté francophone et sa compatibilité on-premise.</w:t>
+        <w:t xml:space="preserve">La matrice comparative des CMMS open-source (§II.7.2 : GLPI / OpenMaint / Snipe-IT / Fiix / MaintainX) révèle un verrou décisif :</w:t>
+      </w:r>
+      <w:r>
+        <w:t xml:space="preserve"> </w:t>
+      </w:r>
+      <w:r>
+        <w:rPr>
+          <w:b/>
+          <w:bCs/>
+        </w:rPr>
+        <w:t xml:space="preserve">aucun ne propose d’accès API exploitable dans sa version gratuite ou d’essai</w:t>
+      </w:r>
+      <w:r>
+        <w:t xml:space="preserve">, ce qui interdit une intégration automatisée à coût nul.</w:t>
+      </w:r>
+      <w:r>
+        <w:t xml:space="preserve"> </w:t>
+      </w:r>
+      <w:r>
+        <w:rPr>
+          <w:b/>
+          <w:bCs/>
+        </w:rPr>
+        <w:t xml:space="preserve">Choix retenu : un module GMAO maison léger</w:t>
+      </w:r>
+      <w:r>
+        <w:t xml:space="preserve"> </w:t>
+      </w:r>
+      <w:r>
+        <w:t xml:space="preserve">— table</w:t>
+      </w:r>
+      <w:r>
+        <w:t xml:space="preserve"> </w:t>
+      </w:r>
+      <w:r>
+        <w:rPr>
+          <w:rStyle w:val="VerbatimChar"/>
+        </w:rPr>
+        <w:t xml:space="preserve">cr_work_orders</w:t>
+      </w:r>
+      <w:r>
+        <w:t xml:space="preserve"> </w:t>
+      </w:r>
+      <w:r>
+        <w:t xml:space="preserve">(Supabase) + interface « Ordres de travail » intégrée à l’application Streamlit — couvrant le périmètre nécessaire (création, assignation, clôture d’ordres de travail, KPIs) sans dépendance à une API tierce, et transposable à un CMMS open-source si l’opérateur en déploie un.</w:t>
       </w:r>
     </w:p>
     <w:bookmarkEnd w:id="64"/>
@@ -12519,7 +12799,7 @@
         <w:t xml:space="preserve"> </w:t>
       </w:r>
       <w:r>
-        <w:t xml:space="preserve">(ER conformes ASTM G96 ; CMMS open-source on-premise compatible OT/réseau industriel).</w:t>
+        <w:t xml:space="preserve">(ER conformes ASTM G96 ; module GMAO maison transposable à un CMMS open-source on-premise compatible OT/réseau industriel).</w:t>
       </w:r>
     </w:p>
     <w:p>
@@ -12624,7 +12904,7 @@
         <w:t xml:space="preserve">corrosion généralisée accélérée en milieu acide</w:t>
       </w:r>
       <w:r>
-        <w:t xml:space="preserve">. Il est constitué d’une cellule de corrosion ouverte (récipient en HDPE) contenant le milieu corrosif, dans laquelle est immergé le fil de fer ER. La sonde est connectée à un montage de mesure de résistance instrumenté par un amplificateur HX711 24 bits, lui-même piloté par un microcontrôleur ESP32 en acquisition continue (cycle de mesure de 30 secondes). La température du milieu est mesurée par un capteur DS18B20 numérique 1-Wire.</w:t>
+        <w:t xml:space="preserve">. Il est constitué d’une cellule de corrosion ouverte (récipient en plastique) contenant le milieu corrosif, dans laquelle est immergé le fil de fer ER. La sonde est connectée à un montage de mesure de résistance instrumenté par un amplificateur HX711 24 bits, lui-même piloté par un microcontrôleur ESP32 en acquisition continue (cycle de mesure de 30 secondes). La température du milieu est mesurée par un capteur DS18B20 numérique 1-Wire.</w:t>
       </w:r>
     </w:p>
     <w:p>
@@ -12645,7 +12925,7 @@
         <w:t xml:space="preserve">milieu de référence retenu est une solution d’acide chlorhydrique concentré (HCl)</w:t>
       </w:r>
       <w:r>
-        <w:t xml:space="preserve">. Ce choix se justifie par trois critères : (i) la</w:t>
+        <w:t xml:space="preserve">. Ce choix se justifie par quatre critères : (i) la</w:t>
       </w:r>
       <w:r>
         <w:t xml:space="preserve"> </w:t>
@@ -12693,7 +12973,84 @@
         <w:t xml:space="preserve"> </w:t>
       </w:r>
       <w:r>
-        <w:t xml:space="preserve">au Cameroun.</w:t>
+        <w:t xml:space="preserve">au Cameroun ; (iv) la</w:t>
+      </w:r>
+      <w:r>
+        <w:t xml:space="preserve"> </w:t>
+      </w:r>
+      <w:r>
+        <w:rPr>
+          <w:b/>
+          <w:bCs/>
+        </w:rPr>
+        <w:t xml:space="preserve">cinétique rapide</w:t>
+      </w:r>
+      <w:r>
+        <w:t xml:space="preserve"> </w:t>
+      </w:r>
+      <w:r>
+        <w:t xml:space="preserve">: en HCl concentré, la corrosion conduit à la rupture (cycle</w:t>
+      </w:r>
+      <w:r>
+        <w:t xml:space="preserve"> </w:t>
+      </w:r>
+      <w:r>
+        <w:rPr>
+          <w:i/>
+          <w:iCs/>
+        </w:rPr>
+        <w:t xml:space="preserve">run-to-failure</w:t>
+      </w:r>
+      <w:r>
+        <w:t xml:space="preserve"> </w:t>
+      </w:r>
+      <w:r>
+        <w:t xml:space="preserve">complet) en quelques heures à quelques dizaines d’heures — condition</w:t>
+      </w:r>
+      <w:r>
+        <w:t xml:space="preserve"> </w:t>
+      </w:r>
+      <w:r>
+        <w:rPr>
+          <w:b/>
+          <w:bCs/>
+        </w:rPr>
+        <w:t xml:space="preserve">déterminante au regard du temps imparti avant la soutenance</w:t>
+      </w:r>
+      <w:r>
+        <w:t xml:space="preserve">, puisqu’elle permet d’enchaîner</w:t>
+      </w:r>
+      <w:r>
+        <w:t xml:space="preserve"> </w:t>
+      </w:r>
+      <w:r>
+        <w:rPr>
+          <w:b/>
+          <w:bCs/>
+        </w:rPr>
+        <w:t xml:space="preserve">plusieurs essais complets</w:t>
+      </w:r>
+      <w:r>
+        <w:t xml:space="preserve"> </w:t>
+      </w:r>
+      <w:r>
+        <w:t xml:space="preserve">et de constituer la série répétée nécessaire à l’apprentissage. Cette cinétique est en outre fortement</w:t>
+      </w:r>
+      <w:r>
+        <w:t xml:space="preserve"> </w:t>
+      </w:r>
+      <w:r>
+        <w:rPr>
+          <w:b/>
+          <w:bCs/>
+        </w:rPr>
+        <w:t xml:space="preserve">accélérée par la température</w:t>
+      </w:r>
+      <w:r>
+        <w:t xml:space="preserve"> </w:t>
+      </w:r>
+      <w:r>
+        <w:t xml:space="preserve">suivant une loi d’Arrhenius (énergie d’activation de l’ordre de 40 à 90 kJ/mol pour l’acier en HCl), ce qui justifie l’étude de ce facteur (Khadom et al., 2009 ; §I.7.7).</w:t>
       </w:r>
     </w:p>
     <w:p>
@@ -12714,7 +13071,20 @@
         <w:t xml:space="preserve">pH ≈ 1</w:t>
       </w:r>
       <w:r>
-        <w:t xml:space="preserve">. La température ambiante du laboratoire varie entre 25 et 32 °C selon les conditions météorologiques — variabilité qui s’est révélée déterminante (voir Chapitre III) et a motivé l’introduction d’une phase à température contrôlée par bain-marie thermostaté.</w:t>
+        <w:t xml:space="preserve">. La température ambiante du laboratoire varie entre 25 et 32 °C selon les conditions météorologiques — variabilité qui s’est révélée déterminante (voir Chapitre III) et a motivé l’introduction d’une phase à température contrôlée par un</w:t>
+      </w:r>
+      <w:r>
+        <w:t xml:space="preserve"> </w:t>
+      </w:r>
+      <w:r>
+        <w:rPr>
+          <w:b/>
+          <w:bCs/>
+        </w:rPr>
+        <w:t xml:space="preserve">chauffe-eau d’aquarium étanche immergé directement dans la cellule</w:t>
+      </w:r>
+      <w:r>
+        <w:t xml:space="preserve">.</w:t>
       </w:r>
     </w:p>
     <w:p>
@@ -13241,20 +13611,65 @@
         <w:t xml:space="preserve"> </w:t>
       </w:r>
       <w:r>
-        <w:t xml:space="preserve">(lecture de la tension aux bornes de l’élément parcouru par un courant connu). Le pont et le montage Kelvin, plus complexes à câbler et sensibles au mode commun de l’amplificateur dans notre configuration, ont été</w:t>
-      </w:r>
-      <w:r>
-        <w:t xml:space="preserve"> </w:t>
-      </w:r>
-      <w:r>
-        <w:rPr>
-          <w:b/>
-          <w:bCs/>
-        </w:rPr>
-        <w:t xml:space="preserve">écartés après essais</w:t>
-      </w:r>
-      <w:r>
-        <w:t xml:space="preserve">. Dans le cadre de ce travail, nous retenons le</w:t>
+        <w:t xml:space="preserve">(lecture de la tension aux bornes de l’élément parcouru par un courant connu). Le</w:t>
+      </w:r>
+      <w:r>
+        <w:t xml:space="preserve"> </w:t>
+      </w:r>
+      <w:r>
+        <w:rPr>
+          <w:b/>
+          <w:bCs/>
+        </w:rPr>
+        <w:t xml:space="preserve">pont de Wheatstone a été le choix initial</w:t>
+      </w:r>
+      <w:r>
+        <w:t xml:space="preserve">, puis</w:t>
+      </w:r>
+      <w:r>
+        <w:t xml:space="preserve"> </w:t>
+      </w:r>
+      <w:r>
+        <w:rPr>
+          <w:b/>
+          <w:bCs/>
+        </w:rPr>
+        <w:t xml:space="preserve">abandonné après essais</w:t>
+      </w:r>
+      <w:r>
+        <w:t xml:space="preserve"> </w:t>
+      </w:r>
+      <w:r>
+        <w:t xml:space="preserve">: couplé au HX711, le très faible déséquilibre du pont (le fil ne varie que de fractions d’ohm) se présentait à un</w:t>
+      </w:r>
+      <w:r>
+        <w:t xml:space="preserve"> </w:t>
+      </w:r>
+      <w:r>
+        <w:rPr>
+          <w:b/>
+          <w:bCs/>
+        </w:rPr>
+        <w:t xml:space="preserve">potentiel de mode commun</w:t>
+      </w:r>
+      <w:r>
+        <w:t xml:space="preserve"> </w:t>
+      </w:r>
+      <w:r>
+        <w:t xml:space="preserve">voisin de la mi-alimentation, hors de la plage où l’amplificateur établit correctement son gain, de sorte que le</w:t>
+      </w:r>
+      <w:r>
+        <w:t xml:space="preserve"> </w:t>
+      </w:r>
+      <w:r>
+        <w:rPr>
+          <w:b/>
+          <w:bCs/>
+        </w:rPr>
+        <w:t xml:space="preserve">signal utile était noyé dans le bruit et l’offset</w:t>
+      </w:r>
+      <w:r>
+        <w:t xml:space="preserve">. La méthode Kelvin 4 fils, plus lourde à câbler, partageait cette sensibilité au mode commun dans notre configuration. Nous retenons donc le</w:t>
       </w:r>
       <w:r>
         <w:t xml:space="preserve"> </w:t>
@@ -13267,7 +13682,10 @@
         <w:t xml:space="preserve">montage 2 fils à injection de courant</w:t>
       </w:r>
       <w:r>
-        <w:t xml:space="preserve">, le plus simple et le plus stable avec les composants disponibles localement.</w:t>
+        <w:t xml:space="preserve"> </w:t>
+      </w:r>
+      <w:r>
+        <w:t xml:space="preserve">— le plus simple et le plus stable avec les composants disponibles localement, et compatible avec la plage d’entrée différentielle du HX711 (AVIA Semiconductor, 2017 ; Webster, 2014).</w:t>
       </w:r>
     </w:p>
     <w:p>
@@ -13613,6 +14031,189 @@
     </w:p>
     <w:p>
       <w:pPr>
+        <w:pStyle w:val="BodyText"/>
+      </w:pPr>
+      <w:r>
+        <w:rPr>
+          <w:b/>
+          <w:bCs/>
+        </w:rPr>
+        <w:t xml:space="preserve">Justification de la valeur 970 Ω.</w:t>
+      </w:r>
+      <w:r>
+        <w:t xml:space="preserve"> </w:t>
+      </w:r>
+      <w:r>
+        <w:t xml:space="preserve">Les deux résistances fixent le courant d’injection à</w:t>
+      </w:r>
+      <w:r>
+        <w:t xml:space="preserve"> </w:t>
+      </w:r>
+      <w:r>
+        <w:rPr>
+          <w:i/>
+          <w:iCs/>
+        </w:rPr>
+        <w:t xml:space="preserve">I</w:t>
+      </w:r>
+      <w:r>
+        <w:t xml:space="preserve"> </w:t>
+      </w:r>
+      <w:r>
+        <w:t xml:space="preserve">=</w:t>
+      </w:r>
+      <w:r>
+        <w:t xml:space="preserve"> </w:t>
+      </w:r>
+      <w:r>
+        <w:rPr>
+          <w:i/>
+          <w:iCs/>
+        </w:rPr>
+        <w:t xml:space="preserve">V</w:t>
+      </w:r>
+      <w:r>
+        <w:t xml:space="preserve">_CC/(</w:t>
+      </w:r>
+      <w:r>
+        <w:rPr>
+          <w:i/>
+          <w:iCs/>
+        </w:rPr>
+        <w:t xml:space="preserve">R</w:t>
+      </w:r>
+      <w:r>
+        <w:t xml:space="preserve">_shunt +</w:t>
+      </w:r>
+      <w:r>
+        <w:t xml:space="preserve"> </w:t>
+      </w:r>
+      <w:r>
+        <w:rPr>
+          <w:i/>
+          <w:iCs/>
+        </w:rPr>
+        <w:t xml:space="preserve">R</w:t>
+      </w:r>
+      <w:r>
+        <w:t xml:space="preserve">_lift) ≈ 1,8 mA. Cette valeur résulte d’un</w:t>
+      </w:r>
+      <w:r>
+        <w:t xml:space="preserve"> </w:t>
+      </w:r>
+      <w:r>
+        <w:rPr>
+          <w:b/>
+          <w:bCs/>
+        </w:rPr>
+        <w:t xml:space="preserve">compromis physique</w:t>
+      </w:r>
+      <w:r>
+        <w:t xml:space="preserve"> </w:t>
+      </w:r>
+      <w:r>
+        <w:t xml:space="preserve">: un courant</w:t>
+      </w:r>
+      <w:r>
+        <w:t xml:space="preserve"> </w:t>
+      </w:r>
+      <w:r>
+        <w:rPr>
+          <w:b/>
+          <w:bCs/>
+        </w:rPr>
+        <w:t xml:space="preserve">suffisamment faible</w:t>
+      </w:r>
+      <w:r>
+        <w:t xml:space="preserve"> </w:t>
+      </w:r>
+      <w:r>
+        <w:t xml:space="preserve">pour éviter l’échauffement par effet Joule et la</w:t>
+      </w:r>
+      <w:r>
+        <w:t xml:space="preserve"> </w:t>
+      </w:r>
+      <w:r>
+        <w:rPr>
+          <w:b/>
+          <w:bCs/>
+        </w:rPr>
+        <w:t xml:space="preserve">polarisation électrochimique</w:t>
+      </w:r>
+      <w:r>
+        <w:t xml:space="preserve"> </w:t>
+      </w:r>
+      <w:r>
+        <w:t xml:space="preserve">du fil (qui fausseraient la mesure de résistance), mais</w:t>
+      </w:r>
+      <w:r>
+        <w:t xml:space="preserve"> </w:t>
+      </w:r>
+      <w:r>
+        <w:rPr>
+          <w:b/>
+          <w:bCs/>
+        </w:rPr>
+        <w:t xml:space="preserve">suffisamment élevé</w:t>
+      </w:r>
+      <w:r>
+        <w:t xml:space="preserve"> </w:t>
+      </w:r>
+      <w:r>
+        <w:t xml:space="preserve">pour que la tension lue</w:t>
+      </w:r>
+      <w:r>
+        <w:t xml:space="preserve"> </w:t>
+      </w:r>
+      <w:r>
+        <w:rPr>
+          <w:i/>
+          <w:iCs/>
+        </w:rPr>
+        <w:t xml:space="preserve">V</w:t>
+      </w:r>
+      <w:r>
+        <w:t xml:space="preserve">_sense =</w:t>
+      </w:r>
+      <w:r>
+        <w:t xml:space="preserve"> </w:t>
+      </w:r>
+      <w:r>
+        <w:rPr>
+          <w:i/>
+          <w:iCs/>
+        </w:rPr>
+        <w:t xml:space="preserve">I</w:t>
+      </w:r>
+      <w:r>
+        <w:t xml:space="preserve">·</w:t>
+      </w:r>
+      <w:r>
+        <w:rPr>
+          <w:i/>
+          <w:iCs/>
+        </w:rPr>
+        <w:t xml:space="preserve">R</w:t>
+      </w:r>
+      <w:r>
+        <w:t xml:space="preserve">_fil (quelques millivolts) reste mesurable dans la plage différentielle du HX711 (± 40 mV au gain 64) (AVIA Semiconductor, 2017). La valeur de 970 Ω correspond aux résistances réellement employées (≈ 1 kΩ, tolérance 1 %) : c’est un</w:t>
+      </w:r>
+      <w:r>
+        <w:t xml:space="preserve"> </w:t>
+      </w:r>
+      <w:r>
+        <w:rPr>
+          <w:b/>
+          <w:bCs/>
+        </w:rPr>
+        <w:t xml:space="preserve">choix pratique dicté par ce compromis</w:t>
+      </w:r>
+      <w:r>
+        <w:t xml:space="preserve">, non une valeur normative — toute paire de résistances appariées de l’ordre du kΩ conviendrait. Le pull-up de 4,7 kΩ du bus 1-Wire (DS18B20) suit, lui, la valeur recommandée par le fabricant du capteur.</w:t>
+      </w:r>
+    </w:p>
+    <w:p>
+      <w:pPr>
         <w:pStyle w:val="TableCaption"/>
         <w:jc w:val="center"/>
       </w:pPr>
@@ -15210,7 +15811,7 @@
               <w:pStyle w:val="Compact"/>
             </w:pPr>
             <w:r>
-              <w:t xml:space="preserve">Récipient HDPE</w:t>
+              <w:t xml:space="preserve">Récipient en plastique</w:t>
             </w:r>
           </w:p>
         </w:tc>
@@ -15258,29 +15859,42 @@
               <w:pStyle w:val="Compact"/>
             </w:pPr>
             <w:r>
-              <w:t xml:space="preserve">Bain-marie thermostaté</w:t>
-            </w:r>
-          </w:p>
-        </w:tc>
-        <w:tc>
-          <w:tcPr/>
-          <w:p>
-            <w:pPr>
-              <w:pStyle w:val="Compact"/>
-            </w:pPr>
-            <w:r>
-              <w:t xml:space="preserve">Contrôle de la température</w:t>
-            </w:r>
-          </w:p>
-        </w:tc>
-        <w:tc>
-          <w:tcPr/>
-          <w:p>
-            <w:pPr>
-              <w:pStyle w:val="Compact"/>
-            </w:pPr>
-            <w:r>
-              <w:t xml:space="preserve">Chauffe-eau d’aquarium 25 W, plage 16–35 °C (phase contrôlée)</w:t>
+              <w:t xml:space="preserve">Régulation thermique</w:t>
+            </w:r>
+          </w:p>
+        </w:tc>
+        <w:tc>
+          <w:tcPr/>
+          <w:p>
+            <w:pPr>
+              <w:pStyle w:val="Compact"/>
+            </w:pPr>
+            <w:r>
+              <w:t xml:space="preserve">Contrôle de la température (in situ)</w:t>
+            </w:r>
+          </w:p>
+        </w:tc>
+        <w:tc>
+          <w:tcPr/>
+          <w:p>
+            <w:pPr>
+              <w:pStyle w:val="Compact"/>
+            </w:pPr>
+            <w:r>
+              <w:t xml:space="preserve">Chauffe-eau d’aquarium 25 W</w:t>
+            </w:r>
+            <w:r>
+              <w:t xml:space="preserve"> </w:t>
+            </w:r>
+            <w:r>
+              <w:rPr>
+                <w:b/>
+                <w:bCs/>
+              </w:rPr>
+              <w:t xml:space="preserve">étanche</w:t>
+            </w:r>
+            <w:r>
+              <w:t xml:space="preserve">, plage 16–35 °C, immergé directement dans la cellule (phase contrôlée)</w:t>
             </w:r>
           </w:p>
         </w:tc>
@@ -18224,7 +18838,23 @@
         <w:pStyle w:val="FirstParagraph"/>
       </w:pPr>
       <w:r>
-        <w:t xml:space="preserve">Le critère de fin de vie est fixé à</w:t>
+        <w:t xml:space="preserve">Le critère de fin de vie répond à une question simple :</w:t>
+      </w:r>
+      <w:r>
+        <w:t xml:space="preserve"> </w:t>
+      </w:r>
+      <w:r>
+        <w:rPr>
+          <w:b/>
+          <w:bCs/>
+        </w:rPr>
+        <w:t xml:space="preserve">à partir de quand considère-t-on le fil « mort » ?</w:t>
+      </w:r>
+      <w:r>
+        <w:t xml:space="preserve"> </w:t>
+      </w:r>
+      <w:r>
+        <w:t xml:space="preserve">À mesure que la corrosion ronge le fil, son rayon</w:t>
       </w:r>
       <w:r>
         <w:t xml:space="preserve"> </w:t>
@@ -18237,7 +18867,10 @@
         <w:t xml:space="preserve">r</w:t>
       </w:r>
       <w:r>
-        <w:t xml:space="preserve">_critique = 0,15 ×</w:t>
+        <w:t xml:space="preserve"> </w:t>
+      </w:r>
+      <w:r>
+        <w:t xml:space="preserve">diminue ; la section variant comme</w:t>
       </w:r>
       <w:r>
         <w:t xml:space="preserve"> </w:t>
@@ -18250,7 +18883,143 @@
         <w:t xml:space="preserve">r</w:t>
       </w:r>
       <w:r>
-        <w:t xml:space="preserve">(0), soit un rayon résiduel de 15 % (≈ 98 % de section perdue) — proxy d’une section quasi nulle annonçant la rupture mécanique imminente. Cette valeur est une</w:t>
+        <w:t xml:space="preserve">², elle</w:t>
+      </w:r>
+      <w:r>
+        <w:t xml:space="preserve"> </w:t>
+      </w:r>
+      <w:r>
+        <w:rPr>
+          <w:b/>
+          <w:bCs/>
+        </w:rPr>
+        <w:t xml:space="preserve">chute bien plus vite que le rayon</w:t>
+      </w:r>
+      <w:r>
+        <w:t xml:space="preserve">. On fixe le seuil de fin de vie à</w:t>
+      </w:r>
+      <w:r>
+        <w:t xml:space="preserve"> </w:t>
+      </w:r>
+      <w:r>
+        <w:rPr>
+          <w:i/>
+          <w:iCs/>
+        </w:rPr>
+        <w:t xml:space="preserve">r</w:t>
+      </w:r>
+      <w:r>
+        <w:t xml:space="preserve">_critique =</w:t>
+      </w:r>
+      <w:r>
+        <w:t xml:space="preserve"> </w:t>
+      </w:r>
+      <w:r>
+        <w:rPr>
+          <w:b/>
+          <w:bCs/>
+        </w:rPr>
+        <w:t xml:space="preserve">0,15 ×</w:t>
+      </w:r>
+      <w:r>
+        <w:rPr>
+          <w:b/>
+          <w:bCs/>
+        </w:rPr>
+        <w:t xml:space="preserve"> </w:t>
+      </w:r>
+      <w:r>
+        <w:rPr>
+          <w:b/>
+          <w:bCs/>
+          <w:i/>
+          <w:iCs/>
+        </w:rPr>
+        <w:t xml:space="preserve">r</w:t>
+      </w:r>
+      <w:r>
+        <w:rPr>
+          <w:b/>
+          <w:bCs/>
+        </w:rPr>
+        <w:t xml:space="preserve">(0)</w:t>
+      </w:r>
+      <w:r>
+        <w:t xml:space="preserve"> </w:t>
+      </w:r>
+      <w:r>
+        <w:t xml:space="preserve">: lorsqu’il ne reste que</w:t>
+      </w:r>
+      <w:r>
+        <w:t xml:space="preserve"> </w:t>
+      </w:r>
+      <w:r>
+        <w:rPr>
+          <w:b/>
+          <w:bCs/>
+        </w:rPr>
+        <w:t xml:space="preserve">15 % du rayon initial</w:t>
+      </w:r>
+      <w:r>
+        <w:t xml:space="preserve">, il ne subsiste plus qu’environ</w:t>
+      </w:r>
+      <w:r>
+        <w:t xml:space="preserve"> </w:t>
+      </w:r>
+      <w:r>
+        <w:rPr>
+          <w:b/>
+          <w:bCs/>
+        </w:rPr>
+        <w:t xml:space="preserve">2 % de la section</w:t>
+      </w:r>
+      <w:r>
+        <w:t xml:space="preserve"> </w:t>
+      </w:r>
+      <w:r>
+        <w:t xml:space="preserve">(≈ 98 % de section perdue) — le fil n’a alors quasiment plus de matière porteuse et</w:t>
+      </w:r>
+      <w:r>
+        <w:t xml:space="preserve"> </w:t>
+      </w:r>
+      <w:r>
+        <w:rPr>
+          <w:b/>
+          <w:bCs/>
+        </w:rPr>
+        <w:t xml:space="preserve">sa rupture mécanique est imminente</w:t>
+      </w:r>
+      <w:r>
+        <w:t xml:space="preserve">. On ne retient pas 0 % strict car, en pratique, le fil casse (et la mesure sature)</w:t>
+      </w:r>
+      <w:r>
+        <w:t xml:space="preserve"> </w:t>
+      </w:r>
+      <w:r>
+        <w:rPr>
+          <w:b/>
+          <w:bCs/>
+        </w:rPr>
+        <w:t xml:space="preserve">avant</w:t>
+      </w:r>
+      <w:r>
+        <w:t xml:space="preserve"> </w:t>
+      </w:r>
+      <w:r>
+        <w:t xml:space="preserve">que la section n’atteigne réellement zéro : 0,15 est donc un</w:t>
+      </w:r>
+      <w:r>
+        <w:t xml:space="preserve"> </w:t>
+      </w:r>
+      <w:r>
+        <w:rPr>
+          <w:b/>
+          <w:bCs/>
+        </w:rPr>
+        <w:t xml:space="preserve">curseur pragmatique placé juste avant la rupture</w:t>
+      </w:r>
+      <w:r>
+        <w:t xml:space="preserve">. Ce seuil est une</w:t>
       </w:r>
       <w:r>
         <w:t xml:space="preserve"> </w:t>
@@ -18266,7 +19035,7 @@
         <w:t xml:space="preserve"> </w:t>
       </w:r>
       <w:r>
-        <w:t xml:space="preserve">: la norme</w:t>
+        <w:t xml:space="preserve">— la norme</w:t>
       </w:r>
       <w:r>
         <w:t xml:space="preserve"> </w:t>
@@ -18282,7 +19051,52 @@
         <w:t xml:space="preserve"> </w:t>
       </w:r>
       <w:r>
-        <w:t xml:space="preserve">définit le pronostic par rapport à un « seuil de santé prédéfini » sans en imposer la valeur numérique (ISO, 2025) ; le choix de 0,15 est</w:t>
+        <w:t xml:space="preserve">impose le</w:t>
+      </w:r>
+      <w:r>
+        <w:t xml:space="preserve"> </w:t>
+      </w:r>
+      <w:r>
+        <w:rPr>
+          <w:i/>
+          <w:iCs/>
+        </w:rPr>
+        <w:t xml:space="preserve">principe</w:t>
+      </w:r>
+      <w:r>
+        <w:t xml:space="preserve"> </w:t>
+      </w:r>
+      <w:r>
+        <w:t xml:space="preserve">d’un « seuil de santé prédéfini » mais pas sa valeur (ISO, 2025) —</w:t>
+      </w:r>
+      <w:r>
+        <w:t xml:space="preserve"> </w:t>
+      </w:r>
+      <w:r>
+        <w:rPr>
+          <w:b/>
+          <w:bCs/>
+        </w:rPr>
+        <w:t xml:space="preserve">réglable</w:t>
+      </w:r>
+      <w:r>
+        <w:t xml:space="preserve">,</w:t>
+      </w:r>
+      <w:r>
+        <w:t xml:space="preserve"> </w:t>
+      </w:r>
+      <w:r>
+        <w:rPr>
+          <w:b/>
+          <w:bCs/>
+        </w:rPr>
+        <w:t xml:space="preserve">validé a posteriori</w:t>
+      </w:r>
+      <w:r>
+        <w:t xml:space="preserve"> </w:t>
+      </w:r>
+      <w:r>
+        <w:t xml:space="preserve">par sa concordance avec les instants de rupture réellement observés, et assumé</w:t>
       </w:r>
       <w:r>
         <w:t xml:space="preserve"> </w:t>
@@ -18295,7 +19109,10 @@
         <w:t xml:space="preserve">provisoire</w:t>
       </w:r>
       <w:r>
-        <w:t xml:space="preserve">, à recaler sur un critère mécanique (contrainte à rupture du fil) en conditions réelles. Pour les</w:t>
+        <w:t xml:space="preserve"> </w:t>
+      </w:r>
+      <w:r>
+        <w:t xml:space="preserve">(à recaler sur un critère mécanique, contrainte à rupture, en conditions réelles). Pour les</w:t>
       </w:r>
       <w:r>
         <w:t xml:space="preserve"> </w:t>
@@ -20525,7 +21342,7 @@
         <w:t xml:space="preserve"> </w:t>
       </w:r>
       <w:r>
-        <w:t xml:space="preserve">par bain-marie thermostaté, destinée à isoler l’effet de la température et à démontrer la répétabilité.</w:t>
+        <w:t xml:space="preserve">par un chauffe-eau d’aquarium étanche immergé directement dans la cellule, destinée à isoler l’effet de la température et à démontrer la répétabilité.</w:t>
       </w:r>
     </w:p>
     <w:p>
@@ -20735,13 +21552,77 @@
           <w:b/>
           <w:bCs/>
         </w:rPr>
-        <w:t xml:space="preserve">Préparation de la cellule</w:t>
-      </w:r>
-      <w:r>
-        <w:t xml:space="preserve"> </w:t>
-      </w:r>
-      <w:r>
-        <w:t xml:space="preserve">: nettoyage du récipient, découpe d’un fil de fer neuf, nettoyage, séchage, mesure de</w:t>
+        <w:t xml:space="preserve">Préparation de la cellule et du fil</w:t>
+      </w:r>
+      <w:r>
+        <w:t xml:space="preserve"> </w:t>
+      </w:r>
+      <w:r>
+        <w:t xml:space="preserve">: nettoyage du récipient, découpe d’un fil de fer neuf, nettoyage, séchage ;</w:t>
+      </w:r>
+      <w:r>
+        <w:t xml:space="preserve"> </w:t>
+      </w:r>
+      <w:r>
+        <w:rPr>
+          <w:b/>
+          <w:bCs/>
+        </w:rPr>
+        <w:t xml:space="preserve">isolation d’environ 10 cm à chaque extrémité</w:t>
+      </w:r>
+      <w:r>
+        <w:t xml:space="preserve"> </w:t>
+      </w:r>
+      <w:r>
+        <w:t xml:space="preserve">du fil (vernis/gaine) afin d’exclure la</w:t>
+      </w:r>
+      <w:r>
+        <w:t xml:space="preserve"> </w:t>
+      </w:r>
+      <w:r>
+        <w:rPr>
+          <w:b/>
+          <w:bCs/>
+        </w:rPr>
+        <w:t xml:space="preserve">zone de ligne de flottaison</w:t>
+      </w:r>
+      <w:r>
+        <w:t xml:space="preserve"> </w:t>
+      </w:r>
+      <w:r>
+        <w:t xml:space="preserve">— siège d’une corrosion par</w:t>
+      </w:r>
+      <w:r>
+        <w:t xml:space="preserve"> </w:t>
+      </w:r>
+      <w:r>
+        <w:rPr>
+          <w:b/>
+          <w:bCs/>
+        </w:rPr>
+        <w:t xml:space="preserve">aération différentielle</w:t>
+      </w:r>
+      <w:r>
+        <w:t xml:space="preserve"> </w:t>
+      </w:r>
+      <w:r>
+        <w:t xml:space="preserve">(cellule à concentration d’oxygène à l’interface air-liquide) — et de garantir une corrosion</w:t>
+      </w:r>
+      <w:r>
+        <w:t xml:space="preserve"> </w:t>
+      </w:r>
+      <w:r>
+        <w:rPr>
+          <w:b/>
+          <w:bCs/>
+        </w:rPr>
+        <w:t xml:space="preserve">uniforme</w:t>
+      </w:r>
+      <w:r>
+        <w:t xml:space="preserve"> </w:t>
+      </w:r>
+      <w:r>
+        <w:t xml:space="preserve">sur la seule longueur immergée (Roberge, 2008) ; mesure de</w:t>
       </w:r>
       <w:r>
         <w:t xml:space="preserve"> </w:t>
@@ -20813,23 +21694,39 @@
         <w:t xml:space="preserve"> </w:t>
       </w:r>
       <w:r>
-        <w:t xml:space="preserve">(phase contrôlée) : mise en route du bain-marie thermostaté et stabilisation à la consigne</w:t>
-      </w:r>
-      <w:r>
-        <w:t xml:space="preserve"> </w:t>
-      </w:r>
-      <w:r>
-        <w:rPr>
-          <w:b/>
-          <w:bCs/>
-        </w:rPr>
-        <w:t xml:space="preserve">avant</w:t>
-      </w:r>
-      <w:r>
-        <w:t xml:space="preserve"> </w:t>
-      </w:r>
-      <w:r>
-        <w:t xml:space="preserve">immersion ;</w:t>
+        <w:t xml:space="preserve">(phase contrôlée) : le</w:t>
+      </w:r>
+      <w:r>
+        <w:t xml:space="preserve"> </w:t>
+      </w:r>
+      <w:r>
+        <w:rPr>
+          <w:b/>
+          <w:bCs/>
+        </w:rPr>
+        <w:t xml:space="preserve">chauffe-eau d’aquarium étanche</w:t>
+      </w:r>
+      <w:r>
+        <w:t xml:space="preserve"> </w:t>
+      </w:r>
+      <w:r>
+        <w:t xml:space="preserve">est immergé directement dans la cellule (au même titre que le DS18B20) et porte le milieu à la consigne ; la cellule est</w:t>
+      </w:r>
+      <w:r>
+        <w:t xml:space="preserve"> </w:t>
+      </w:r>
+      <w:r>
+        <w:rPr>
+          <w:b/>
+          <w:bCs/>
+        </w:rPr>
+        <w:t xml:space="preserve">couverte</w:t>
+      </w:r>
+      <w:r>
+        <w:t xml:space="preserve"> </w:t>
+      </w:r>
+      <w:r>
+        <w:t xml:space="preserve">pour limiter l’évaporation du HCl accélérée par le chauffage ;</w:t>
       </w:r>
     </w:p>
     <w:p>
@@ -21043,7 +21940,7 @@
         <w:t xml:space="preserve"> </w:t>
       </w:r>
       <w:r>
-        <w:t xml:space="preserve">du bain avant immersion ; (ii) l’</w:t>
+        <w:t xml:space="preserve">du milieu à la consigne ; (ii) l’</w:t>
       </w:r>
       <w:r>
         <w:rPr>
@@ -21654,13 +22551,29 @@
           <w:b/>
           <w:bCs/>
         </w:rPr>
-        <w:t xml:space="preserve">Indépendance opérationnelle</w:t>
-      </w:r>
-      <w:r>
-        <w:t xml:space="preserve"> </w:t>
-      </w:r>
-      <w:r>
-        <w:t xml:space="preserve">: éviter une dépendance à l’API d’un CMMS tiers — dont l’accès est fréquemment restreint dans les offres gratuites — garantit une démonstration de bout en bout reproductible ;</w:t>
+        <w:t xml:space="preserve">Disponibilité de l’API (raison décisive)</w:t>
+      </w:r>
+      <w:r>
+        <w:t xml:space="preserve"> </w:t>
+      </w:r>
+      <w:r>
+        <w:t xml:space="preserve">: aucune des solutions évaluées (§II.7.2) ne met à disposition une</w:t>
+      </w:r>
+      <w:r>
+        <w:t xml:space="preserve"> </w:t>
+      </w:r>
+      <w:r>
+        <w:rPr>
+          <w:b/>
+          <w:bCs/>
+        </w:rPr>
+        <w:t xml:space="preserve">API exploitable dans une version gratuite ou d’essai</w:t>
+      </w:r>
+      <w:r>
+        <w:t xml:space="preserve"> </w:t>
+      </w:r>
+      <w:r>
+        <w:t xml:space="preserve">déployable dans le cadre du projet — l’accès programmatique étant réservé aux offres payantes (Fiix, MaintainX) ou conditionné à l’hébergement d’une instance serveur complète (GLPI, OpenMaint), hors périmètre. Le module maison évite cette dépendance et garantit une démonstration de bout en bout reproductible ;</w:t>
       </w:r>
     </w:p>
     <w:p>
@@ -21682,20 +22595,23 @@
         <w:t xml:space="preserve"> </w:t>
       </w:r>
       <w:r>
-        <w:t xml:space="preserve">: le mapping prédiction → ordre de travail (§II.7.5) est défini de façon générique et se reporte tel quel sur un CMMS open-source (GLPI retenu comme</w:t>
-      </w:r>
-      <w:r>
-        <w:t xml:space="preserve"> </w:t>
-      </w:r>
-      <w:r>
-        <w:rPr>
-          <w:b/>
-          <w:bCs/>
-        </w:rPr>
-        <w:t xml:space="preserve">cible de référence</w:t>
-      </w:r>
-      <w:r>
-        <w:t xml:space="preserve">, voir matrice §II.7.2), OpenMaint ou Snipe-IT ;</w:t>
+        <w:t xml:space="preserve">: le mapping prédiction → ordre de travail (§II.7.5) est défini de façon</w:t>
+      </w:r>
+      <w:r>
+        <w:t xml:space="preserve"> </w:t>
+      </w:r>
+      <w:r>
+        <w:rPr>
+          <w:b/>
+          <w:bCs/>
+        </w:rPr>
+        <w:t xml:space="preserve">générique</w:t>
+      </w:r>
+      <w:r>
+        <w:t xml:space="preserve"> </w:t>
+      </w:r>
+      <w:r>
+        <w:t xml:space="preserve">et se reporterait sur tout CMMS open-source exposant une API (GLPI, OpenMaint, Snipe-IT) ;</w:t>
       </w:r>
     </w:p>
     <w:p>
@@ -21875,7 +22791,7 @@
               <w:pStyle w:val="Compact"/>
             </w:pPr>
             <w:r>
-              <w:t xml:space="preserve">✅ native, OAuth2</w:t>
+              <w:t xml:space="preserve">API en auto-hébergement</w:t>
             </w:r>
           </w:p>
         </w:tc>
@@ -21919,11 +22835,7 @@
               <w:pStyle w:val="Compact"/>
             </w:pPr>
             <w:r>
-              <w:rPr>
-                <w:b/>
-                <w:bCs/>
-              </w:rPr>
-              <w:t xml:space="preserve">Cible de référence</w:t>
+              <w:t xml:space="preserve">Instance serveur requise (hors périmètre)</w:t>
             </w:r>
           </w:p>
         </w:tc>
@@ -22262,13 +23174,58 @@
           <w:b/>
           <w:bCs/>
         </w:rPr>
-        <w:t xml:space="preserve">Cible de transposition retenue : GLPI</w:t>
-      </w:r>
-      <w:r>
-        <w:t xml:space="preserve"> </w:t>
-      </w:r>
-      <w:r>
-        <w:t xml:space="preserve">— meilleure couverture fonctionnelle, API REST native documentée, communauté francophone active, déployable on-premise. Le prototype implémente le même périmètre (création/suivi d’OT, KPIs) dans un module maison, dont les appels se reportent sur l’API REST de GLPI sans changement d’architecture.</w:t>
+        <w:t xml:space="preserve">Conclusion de la comparaison.</w:t>
+      </w:r>
+      <w:r>
+        <w:t xml:space="preserve"> </w:t>
+      </w:r>
+      <w:r>
+        <w:t xml:space="preserve">Aucune des solutions ne combine une API exploitable</w:t>
+      </w:r>
+      <w:r>
+        <w:t xml:space="preserve"> </w:t>
+      </w:r>
+      <w:r>
+        <w:rPr>
+          <w:b/>
+          <w:bCs/>
+        </w:rPr>
+        <w:t xml:space="preserve">et</w:t>
+      </w:r>
+      <w:r>
+        <w:t xml:space="preserve"> </w:t>
+      </w:r>
+      <w:r>
+        <w:t xml:space="preserve">un déploiement gratuit/léger compatible avec les contraintes du projet : les offres SaaS gratuites (Fiix, MaintainX)</w:t>
+      </w:r>
+      <w:r>
+        <w:t xml:space="preserve"> </w:t>
+      </w:r>
+      <w:r>
+        <w:rPr>
+          <w:b/>
+          <w:bCs/>
+        </w:rPr>
+        <w:t xml:space="preserve">réservent l’API au plan payant</w:t>
+      </w:r>
+      <w:r>
+        <w:t xml:space="preserve">, tandis que les solutions auto-hébergeables (GLPI, OpenMaint, Snipe-IT) imposent le déploiement et la maintenance d’une instance serveur complète. C’est précisément ce constat qui a motivé le choix d’un</w:t>
+      </w:r>
+      <w:r>
+        <w:t xml:space="preserve"> </w:t>
+      </w:r>
+      <w:r>
+        <w:rPr>
+          <w:b/>
+          <w:bCs/>
+        </w:rPr>
+        <w:t xml:space="preserve">module GMAO maison</w:t>
+      </w:r>
+      <w:r>
+        <w:t xml:space="preserve"> </w:t>
+      </w:r>
+      <w:r>
+        <w:t xml:space="preserve">(§II.0.5.8), implémentant le périmètre nécessaire (création/suivi d’OT, KPIs) dans l’application Streamlit, tout en restant transposable à l’une de ces solutions si l’opérateur en exploite déjà une.</w:t>
       </w:r>
     </w:p>
     <w:bookmarkEnd w:id="106"/>
@@ -22639,7 +23596,7 @@
               <w:t xml:space="preserve">cr_work_orders</w:t>
             </w:r>
             <w:r>
-              <w:t xml:space="preserve">) — transposable GLPI</w:t>
+              <w:t xml:space="preserve">, Supabase)</w:t>
             </w:r>
           </w:p>
         </w:tc>
@@ -22674,18 +23631,18 @@
               <w:pStyle w:val="Compact"/>
             </w:pPr>
             <w:r>
-              <w:t xml:space="preserve">Couche d’intégration</w:t>
-            </w:r>
-          </w:p>
-        </w:tc>
-        <w:tc>
-          <w:tcPr/>
-          <w:p>
-            <w:pPr>
-              <w:pStyle w:val="Compact"/>
-            </w:pPr>
-            <w:r>
-              <w:t xml:space="preserve">Module OT (Python) ;</w:t>
+              <w:t xml:space="preserve">Communication app ↔ données</w:t>
+            </w:r>
+          </w:p>
+        </w:tc>
+        <w:tc>
+          <w:tcPr/>
+          <w:p>
+            <w:pPr>
+              <w:pStyle w:val="Compact"/>
+            </w:pPr>
+            <w:r>
+              <w:t xml:space="preserve">Client / REST</w:t>
             </w:r>
             <w:r>
               <w:t xml:space="preserve"> </w:t>
@@ -22695,18 +23652,24 @@
                 <w:b/>
                 <w:bCs/>
               </w:rPr>
-              <w:t xml:space="preserve">mapping API REST GLPI</w:t>
-            </w:r>
-          </w:p>
-        </w:tc>
-        <w:tc>
-          <w:tcPr/>
-          <w:p>
-            <w:pPr>
-              <w:pStyle w:val="Compact"/>
-            </w:pPr>
-            <w:r>
-              <w:t xml:space="preserve">Génération automatique d’OT (transposable en tickets GLPI)</w:t>
+              <w:t xml:space="preserve">Supabase</w:t>
+            </w:r>
+            <w:r>
+              <w:t xml:space="preserve"> </w:t>
+            </w:r>
+            <w:r>
+              <w:t xml:space="preserve">(PostgREST)</w:t>
+            </w:r>
+          </w:p>
+        </w:tc>
+        <w:tc>
+          <w:tcPr/>
+          <w:p>
+            <w:pPr>
+              <w:pStyle w:val="Compact"/>
+            </w:pPr>
+            <w:r>
+              <w:t xml:space="preserve">Lecture-écriture des mesures, prédictions et OT</w:t>
             </w:r>
           </w:p>
         </w:tc>
@@ -22774,7 +23737,7 @@
         <w:pStyle w:val="BodyText"/>
       </w:pPr>
       <w:r>
-        <w:t xml:space="preserve">Sources : Streamlit (2024) ; Supabase (2024) ; GLPI Project (2024) ; XGBoost Documentation (Chen et Guestrin, 2016).</w:t>
+        <w:t xml:space="preserve">Sources : Streamlit (2024) ; Supabase (2024) ; XGBoost Documentation (Chen et Guestrin, 2016).</w:t>
       </w:r>
     </w:p>
     <w:bookmarkEnd w:id="107"/>
@@ -22797,7 +23760,7 @@
           <wp:inline>
             <wp:extent cx="4460240" cy="5723041"/>
             <wp:effectExtent b="0" l="0" r="0" t="0"/>
-            <wp:docPr descr="Figure II.1 — Architecture de la boucle intégrée Sonde ER → Supabase → Streamlit → CMMS open-source" title="" id="109" name="Picture"/>
+            <wp:docPr descr="Figure II.1 — Architecture de la boucle intégrée Sonde ER → Supabase → Streamlit (module GMAO)" title="" id="109" name="Picture"/>
             <a:graphic>
               <a:graphicData uri="http://schemas.openxmlformats.org/drawingml/2006/picture">
                 <pic:pic>
@@ -22840,17 +23803,17 @@
         <w:pStyle w:val="ImageCaption"/>
       </w:pPr>
       <w:r>
-        <w:t xml:space="preserve">Figure II.1 — Architecture de la boucle intégrée Sonde ER → Supabase → Streamlit → CMMS open-source</w:t>
+        <w:t xml:space="preserve">Figure II.1 — Architecture de la boucle intégrée Sonde ER → Supabase → Streamlit (module GMAO)</w:t>
       </w:r>
     </w:p>
     <w:bookmarkEnd w:id="111"/>
-    <w:bookmarkStart w:id="112" w:name="Xfbe6d828bfbd62db11cf76d2ffb0da29085d4ba"/>
+    <w:bookmarkStart w:id="112" w:name="Xa54098f5c876703d474dcf20159de7a51b6515b"/>
     <w:p>
       <w:pPr>
         <w:pStyle w:val="Heading3"/>
       </w:pPr>
       <w:r>
-        <w:t xml:space="preserve">II.7.5. Mapping prédiction ML → ordre de travail (transposable ticket CMMS)</w:t>
+        <w:t xml:space="preserve">II.7.5. Mapping prédiction ML → ordre de travail</w:t>
       </w:r>
     </w:p>
     <w:p>
@@ -22858,7 +23821,20 @@
         <w:pStyle w:val="FirstParagraph"/>
       </w:pPr>
       <w:r>
-        <w:t xml:space="preserve">Le tableau ci-dessous décrit le mapping entre les sorties du pipeline ML et les champs d’un ordre de travail. Le module GMAO maison l’implémente directement ; les mêmes champs se reportent sur un ticket GLPI créé automatiquement par API REST (cible de transposition) :</w:t>
+        <w:t xml:space="preserve">Le tableau ci-dessous décrit le mapping entre les sorties du pipeline ML et les champs d’un</w:t>
+      </w:r>
+      <w:r>
+        <w:t xml:space="preserve"> </w:t>
+      </w:r>
+      <w:r>
+        <w:rPr>
+          <w:b/>
+          <w:bCs/>
+        </w:rPr>
+        <w:t xml:space="preserve">ordre de travail</w:t>
+      </w:r>
+      <w:r>
+        <w:t xml:space="preserve">, tel qu’implémenté par le module GMAO maison (les mêmes champs se reporteraient sur un CMMS open-source exposant une API) :</w:t>
       </w:r>
     </w:p>
     <w:p>
@@ -22871,7 +23847,7 @@
           <w:b/>
           <w:bCs/>
         </w:rPr>
-        <w:t xml:space="preserve">Tableau II.13 — Mapping des champs prédiction ML → ordre de travail (exemple GLPI)</w:t>
+        <w:t xml:space="preserve">Tableau II.13 — Mapping des champs prédiction ML → ordre de travail</w:t>
       </w:r>
     </w:p>
     <w:tbl>
@@ -22897,7 +23873,7 @@
               <w:pStyle w:val="Compact"/>
             </w:pPr>
             <w:r>
-              <w:t xml:space="preserve">Champ ticket GLPI</w:t>
+              <w:t xml:space="preserve">Champ de l’ordre de travail</w:t>
             </w:r>
           </w:p>
         </w:tc>
@@ -22925,6 +23901,17 @@
         </w:tc>
       </w:tr>
       <w:tr>
+        <w:tc>
+          <w:tcPr/>
+          <w:p>
+            <w:pPr>
+              <w:pStyle w:val="Compact"/>
+            </w:pPr>
+            <w:r>
+              <w:t xml:space="preserve">Titre</w:t>
+            </w:r>
+          </w:p>
+        </w:tc>
         <w:tc>
           <w:tcPr/>
           <w:p>
@@ -22935,33 +23922,7 @@
               <w:rPr>
                 <w:rStyle w:val="VerbatimChar"/>
               </w:rPr>
-              <w:t xml:space="preserve">name</w:t>
-            </w:r>
-            <w:r>
-              <w:t xml:space="preserve"> </w:t>
-            </w:r>
-            <w:r>
-              <w:t xml:space="preserve">(titre)</w:t>
-            </w:r>
-          </w:p>
-        </w:tc>
-        <w:tc>
-          <w:tcPr/>
-          <w:p>
-            <w:pPr>
-              <w:pStyle w:val="Compact"/>
-            </w:pPr>
-            <w:r>
-              <w:t xml:space="preserve">Concaténation</w:t>
-            </w:r>
-            <w:r>
-              <w:t xml:space="preserve"> </w:t>
-            </w:r>
-            <w:r>
-              <w:rPr>
-                <w:rStyle w:val="VerbatimChar"/>
-              </w:rPr>
-              <w:t xml:space="preserve">asset.nom</w:t>
+              <w:t xml:space="preserve">asset</w:t>
             </w:r>
             <w:r>
               <w:t xml:space="preserve"> </w:t>
@@ -22991,21 +23952,18 @@
               <w:pStyle w:val="Compact"/>
             </w:pPr>
             <w:r>
-              <w:rPr>
-                <w:rStyle w:val="VerbatimChar"/>
-              </w:rPr>
-              <w:t xml:space="preserve">urgency</w:t>
-            </w:r>
-          </w:p>
-        </w:tc>
-        <w:tc>
-          <w:tcPr/>
-          <w:p>
-            <w:pPr>
-              <w:pStyle w:val="Compact"/>
-            </w:pPr>
-            <w:r>
-              <w:t xml:space="preserve">Niveau d’alerte (vert=1, orange=3, rouge=5)</w:t>
+              <w:t xml:space="preserve">Urgence</w:t>
+            </w:r>
+          </w:p>
+        </w:tc>
+        <w:tc>
+          <w:tcPr/>
+          <w:p>
+            <w:pPr>
+              <w:pStyle w:val="Compact"/>
+            </w:pPr>
+            <w:r>
+              <w:t xml:space="preserve">Niveau d’alerte (vert = 1, orange = 3, rouge = 5)</w:t>
             </w:r>
           </w:p>
         </w:tc>
@@ -23029,10 +23987,7 @@
               <w:pStyle w:val="Compact"/>
             </w:pPr>
             <w:r>
-              <w:rPr>
-                <w:rStyle w:val="VerbatimChar"/>
-              </w:rPr>
-              <w:t xml:space="preserve">impact</w:t>
+              <w:t xml:space="preserve">Impact</w:t>
             </w:r>
           </w:p>
         </w:tc>
@@ -23067,21 +24022,18 @@
               <w:pStyle w:val="Compact"/>
             </w:pPr>
             <w:r>
-              <w:rPr>
-                <w:rStyle w:val="VerbatimChar"/>
-              </w:rPr>
-              <w:t xml:space="preserve">priority</w:t>
-            </w:r>
-          </w:p>
-        </w:tc>
-        <w:tc>
-          <w:tcPr/>
-          <w:p>
-            <w:pPr>
-              <w:pStyle w:val="Compact"/>
-            </w:pPr>
-            <w:r>
-              <w:t xml:space="preserve">Calcul GLPI = f(urgency, impact)</w:t>
+              <w:t xml:space="preserve">Priorité</w:t>
+            </w:r>
+          </w:p>
+        </w:tc>
+        <w:tc>
+          <w:tcPr/>
+          <w:p>
+            <w:pPr>
+              <w:pStyle w:val="Compact"/>
+            </w:pPr>
+            <w:r>
+              <w:t xml:space="preserve">f(urgence, impact)</w:t>
             </w:r>
           </w:p>
         </w:tc>
@@ -23105,16 +24057,7 @@
               <w:pStyle w:val="Compact"/>
             </w:pPr>
             <w:r>
-              <w:rPr>
-                <w:rStyle w:val="VerbatimChar"/>
-              </w:rPr>
-              <w:t xml:space="preserve">content</w:t>
-            </w:r>
-            <w:r>
-              <w:t xml:space="preserve"> </w:t>
-            </w:r>
-            <w:r>
-              <w:t xml:space="preserve">(description)</w:t>
+              <w:t xml:space="preserve">Description</w:t>
             </w:r>
           </w:p>
         </w:tc>
@@ -23149,21 +24092,18 @@
               <w:pStyle w:val="Compact"/>
             </w:pPr>
             <w:r>
-              <w:rPr>
-                <w:rStyle w:val="VerbatimChar"/>
-              </w:rPr>
-              <w:t xml:space="preserve">entities_id</w:t>
-            </w:r>
-          </w:p>
-        </w:tc>
-        <w:tc>
-          <w:tcPr/>
-          <w:p>
-            <w:pPr>
-              <w:pStyle w:val="Compact"/>
-            </w:pPr>
-            <w:r>
-              <w:t xml:space="preserve">Asset surveillé (entité GLPI)</w:t>
+              <w:t xml:space="preserve">Asset</w:t>
+            </w:r>
+          </w:p>
+        </w:tc>
+        <w:tc>
+          <w:tcPr/>
+          <w:p>
+            <w:pPr>
+              <w:pStyle w:val="Compact"/>
+            </w:pPr>
+            <w:r>
+              <w:t xml:space="preserve">Section surveillée</w:t>
             </w:r>
           </w:p>
         </w:tc>
@@ -23187,32 +24127,29 @@
               <w:pStyle w:val="Compact"/>
             </w:pPr>
             <w:r>
-              <w:rPr>
-                <w:rStyle w:val="VerbatimChar"/>
-              </w:rPr>
-              <w:t xml:space="preserve">itilcategories_id</w:t>
-            </w:r>
-          </w:p>
-        </w:tc>
-        <w:tc>
-          <w:tcPr/>
-          <w:p>
-            <w:pPr>
-              <w:pStyle w:val="Compact"/>
-            </w:pPr>
-            <w:r>
-              <w:t xml:space="preserve">Catégorie « Corrosion »</w:t>
-            </w:r>
-          </w:p>
-        </w:tc>
-        <w:tc>
-          <w:tcPr/>
-          <w:p>
-            <w:pPr>
-              <w:pStyle w:val="Compact"/>
-            </w:pPr>
-            <w:r>
-              <w:t xml:space="preserve">ID GLPI catégorie</w:t>
+              <w:t xml:space="preserve">Catégorie</w:t>
+            </w:r>
+          </w:p>
+        </w:tc>
+        <w:tc>
+          <w:tcPr/>
+          <w:p>
+            <w:pPr>
+              <w:pStyle w:val="Compact"/>
+            </w:pPr>
+            <w:r>
+              <w:t xml:space="preserve">« Corrosion »</w:t>
+            </w:r>
+          </w:p>
+        </w:tc>
+        <w:tc>
+          <w:tcPr/>
+          <w:p>
+            <w:pPr>
+              <w:pStyle w:val="Compact"/>
+            </w:pPr>
+            <w:r>
+              <w:t xml:space="preserve">—</w:t>
             </w:r>
           </w:p>
         </w:tc>
@@ -23225,10 +24162,7 @@
               <w:pStyle w:val="Compact"/>
             </w:pPr>
             <w:r>
-              <w:rPr>
-                <w:rStyle w:val="VerbatimChar"/>
-              </w:rPr>
-              <w:t xml:space="preserve">_users_id_assign</w:t>
+              <w:t xml:space="preserve">Assigné à</w:t>
             </w:r>
           </w:p>
         </w:tc>
@@ -23261,22 +24195,81 @@
         <w:pStyle w:val="BodyText"/>
       </w:pPr>
       <w:r>
-        <w:t xml:space="preserve">L’appel API se fait depuis l’application Streamlit en Python via la librairie</w:t>
-      </w:r>
-      <w:r>
+        <w:t xml:space="preserve">En pratique, l’ordre de travail est</w:t>
+      </w:r>
+      <w:r>
+        <w:t xml:space="preserve"> </w:t>
+      </w:r>
+      <w:r>
+        <w:rPr>
+          <w:b/>
+          <w:bCs/>
+        </w:rPr>
+        <w:t xml:space="preserve">écrit dans la table</w:t>
+      </w:r>
+      <w:r>
+        <w:rPr>
+          <w:b/>
+          <w:bCs/>
+        </w:rPr>
         <w:t xml:space="preserve"> </w:t>
       </w:r>
       <w:r>
         <w:rPr>
           <w:rStyle w:val="VerbatimChar"/>
-        </w:rPr>
-        <w:t xml:space="preserve">requests</w:t>
-      </w:r>
-      <w:r>
-        <w:t xml:space="preserve"> </w:t>
-      </w:r>
-      <w:r>
-        <w:t xml:space="preserve">:</w:t>
+          <w:b/>
+          <w:bCs/>
+        </w:rPr>
+        <w:t xml:space="preserve">cr_work_orders</w:t>
+      </w:r>
+      <w:r>
+        <w:rPr>
+          <w:b/>
+          <w:bCs/>
+        </w:rPr>
+        <w:t xml:space="preserve"> </w:t>
+      </w:r>
+      <w:r>
+        <w:rPr>
+          <w:b/>
+          <w:bCs/>
+        </w:rPr>
+        <w:t xml:space="preserve">de Supabase</w:t>
+      </w:r>
+      <w:r>
+        <w:t xml:space="preserve"> </w:t>
+      </w:r>
+      <w:r>
+        <w:t xml:space="preserve">depuis l’application Streamlit —</w:t>
+      </w:r>
+      <w:r>
+        <w:t xml:space="preserve"> </w:t>
+      </w:r>
+      <w:r>
+        <w:rPr>
+          <w:b/>
+          <w:bCs/>
+        </w:rPr>
+        <w:t xml:space="preserve">aucun appel n’est émis vers un CMMS externe</w:t>
+      </w:r>
+      <w:r>
+        <w:t xml:space="preserve">. La seule API REST mobilisée est celle de</w:t>
+      </w:r>
+      <w:r>
+        <w:t xml:space="preserve"> </w:t>
+      </w:r>
+      <w:r>
+        <w:rPr>
+          <w:b/>
+          <w:bCs/>
+        </w:rPr>
+        <w:t xml:space="preserve">Supabase</w:t>
+      </w:r>
+      <w:r>
+        <w:t xml:space="preserve"> </w:t>
+      </w:r>
+      <w:r>
+        <w:t xml:space="preserve">(PostgREST), via le client Python :</w:t>
       </w:r>
     </w:p>
     <w:p>
@@ -23287,7 +24280,7 @@
         <w:rPr>
           <w:rStyle w:val="NormalTok"/>
         </w:rPr>
-        <w:t xml:space="preserve">ticket </w:t>
+        <w:t xml:space="preserve">ot </w:t>
       </w:r>
       <w:r>
         <w:rPr>
@@ -23314,13 +24307,25 @@
         <w:rPr>
           <w:rStyle w:val="StringTok"/>
         </w:rPr>
-        <w:t xml:space="preserve">"input"</w:t>
+        <w:t xml:space="preserve">"run_id"</w:t>
       </w:r>
       <w:r>
         <w:rPr>
           <w:rStyle w:val="NormalTok"/>
         </w:rPr>
-        <w:t xml:space="preserve">: {</w:t>
+        <w:t xml:space="preserve">: run_id, </w:t>
+      </w:r>
+      <w:r>
+        <w:rPr>
+          <w:rStyle w:val="StringTok"/>
+        </w:rPr>
+        <w:t xml:space="preserve">"niveau"</w:t>
+      </w:r>
+      <w:r>
+        <w:rPr>
+          <w:rStyle w:val="NormalTok"/>
+        </w:rPr>
+        <w:t xml:space="preserve">: alerte.niveau,</w:t>
       </w:r>
       <w:r>
         <w:br/>
@@ -23329,13 +24334,13 @@
         <w:rPr>
           <w:rStyle w:val="NormalTok"/>
         </w:rPr>
-        <w:t xml:space="preserve">        </w:t>
+        <w:t xml:space="preserve">    </w:t>
       </w:r>
       <w:r>
         <w:rPr>
           <w:rStyle w:val="StringTok"/>
         </w:rPr>
-        <w:t xml:space="preserve">"name"</w:t>
+        <w:t xml:space="preserve">"titre"</w:t>
       </w:r>
       <w:r>
         <w:rPr>
@@ -23365,13 +24370,25 @@
         <w:rPr>
           <w:rStyle w:val="SpecialCharTok"/>
         </w:rPr>
-        <w:t xml:space="preserve">.</w:t>
+        <w:t xml:space="preserve">}</w:t>
+      </w:r>
+      <w:r>
+        <w:rPr>
+          <w:rStyle w:val="SpecialStringTok"/>
+        </w:rPr>
+        <w:t xml:space="preserve"> — </w:t>
+      </w:r>
+      <w:r>
+        <w:rPr>
+          <w:rStyle w:val="SpecialCharTok"/>
+        </w:rPr>
+        <w:t xml:space="preserve">{</w:t>
       </w:r>
       <w:r>
         <w:rPr>
           <w:rStyle w:val="NormalTok"/>
         </w:rPr>
-        <w:t xml:space="preserve">nom</w:t>
+        <w:t xml:space="preserve">diagnostic</w:t>
       </w:r>
       <w:r>
         <w:rPr>
@@ -23383,241 +24400,181 @@
         <w:rPr>
           <w:rStyle w:val="SpecialStringTok"/>
         </w:rPr>
-        <w:t xml:space="preserve"> — </w:t>
-      </w:r>
-      <w:r>
-        <w:rPr>
-          <w:rStyle w:val="SpecialCharTok"/>
-        </w:rPr>
-        <w:t xml:space="preserve">{</w:t>
+        <w:t xml:space="preserve">"</w:t>
       </w:r>
       <w:r>
         <w:rPr>
           <w:rStyle w:val="NormalTok"/>
         </w:rPr>
-        <w:t xml:space="preserve">diagnostic</w:t>
-      </w:r>
-      <w:r>
-        <w:rPr>
-          <w:rStyle w:val="SpecialCharTok"/>
+        <w:t xml:space="preserve">,</w:t>
+      </w:r>
+      <w:r>
+        <w:br/>
+      </w:r>
+      <w:r>
+        <w:rPr>
+          <w:rStyle w:val="NormalTok"/>
+        </w:rPr>
+        <w:t xml:space="preserve">    </w:t>
+      </w:r>
+      <w:r>
+        <w:rPr>
+          <w:rStyle w:val="StringTok"/>
+        </w:rPr>
+        <w:t xml:space="preserve">"cr_pred"</w:t>
+      </w:r>
+      <w:r>
+        <w:rPr>
+          <w:rStyle w:val="NormalTok"/>
+        </w:rPr>
+        <w:t xml:space="preserve">: prediction[</w:t>
+      </w:r>
+      <w:r>
+        <w:rPr>
+          <w:rStyle w:val="StringTok"/>
+        </w:rPr>
+        <w:t xml:space="preserve">"CR"</w:t>
+      </w:r>
+      <w:r>
+        <w:rPr>
+          <w:rStyle w:val="NormalTok"/>
+        </w:rPr>
+        <w:t xml:space="preserve">], </w:t>
+      </w:r>
+      <w:r>
+        <w:rPr>
+          <w:rStyle w:val="StringTok"/>
+        </w:rPr>
+        <w:t xml:space="preserve">"rul_pred"</w:t>
+      </w:r>
+      <w:r>
+        <w:rPr>
+          <w:rStyle w:val="NormalTok"/>
+        </w:rPr>
+        <w:t xml:space="preserve">: prediction[</w:t>
+      </w:r>
+      <w:r>
+        <w:rPr>
+          <w:rStyle w:val="StringTok"/>
+        </w:rPr>
+        <w:t xml:space="preserve">"RUL"</w:t>
+      </w:r>
+      <w:r>
+        <w:rPr>
+          <w:rStyle w:val="NormalTok"/>
+        </w:rPr>
+        <w:t xml:space="preserve">],</w:t>
+      </w:r>
+      <w:r>
+        <w:br/>
+      </w:r>
+      <w:r>
+        <w:rPr>
+          <w:rStyle w:val="NormalTok"/>
+        </w:rPr>
+        <w:t xml:space="preserve">    </w:t>
+      </w:r>
+      <w:r>
+        <w:rPr>
+          <w:rStyle w:val="StringTok"/>
+        </w:rPr>
+        <w:t xml:space="preserve">"section_pct"</w:t>
+      </w:r>
+      <w:r>
+        <w:rPr>
+          <w:rStyle w:val="NormalTok"/>
+        </w:rPr>
+        <w:t xml:space="preserve">: prediction[</w:t>
+      </w:r>
+      <w:r>
+        <w:rPr>
+          <w:rStyle w:val="StringTok"/>
+        </w:rPr>
+        <w:t xml:space="preserve">"section"</w:t>
+      </w:r>
+      <w:r>
+        <w:rPr>
+          <w:rStyle w:val="NormalTok"/>
+        </w:rPr>
+        <w:t xml:space="preserve">], </w:t>
+      </w:r>
+      <w:r>
+        <w:rPr>
+          <w:rStyle w:val="StringTok"/>
+        </w:rPr>
+        <w:t xml:space="preserve">"statut"</w:t>
+      </w:r>
+      <w:r>
+        <w:rPr>
+          <w:rStyle w:val="NormalTok"/>
+        </w:rPr>
+        <w:t xml:space="preserve">: </w:t>
+      </w:r>
+      <w:r>
+        <w:rPr>
+          <w:rStyle w:val="StringTok"/>
+        </w:rPr>
+        <w:t xml:space="preserve">"ouvert"</w:t>
+      </w:r>
+      <w:r>
+        <w:rPr>
+          <w:rStyle w:val="NormalTok"/>
+        </w:rPr>
+        <w:t xml:space="preserve">,</w:t>
+      </w:r>
+      <w:r>
+        <w:br/>
+      </w:r>
+      <w:r>
+        <w:rPr>
+          <w:rStyle w:val="NormalTok"/>
         </w:rPr>
         <w:t xml:space="preserve">}</w:t>
       </w:r>
       <w:r>
-        <w:rPr>
-          <w:rStyle w:val="SpecialStringTok"/>
-        </w:rPr>
-        <w:t xml:space="preserve">"</w:t>
+        <w:br/>
       </w:r>
       <w:r>
         <w:rPr>
           <w:rStyle w:val="NormalTok"/>
         </w:rPr>
-        <w:t xml:space="preserve">,</w:t>
-      </w:r>
-      <w:r>
-        <w:br/>
+        <w:t xml:space="preserve">supabase.table(</w:t>
+      </w:r>
+      <w:r>
+        <w:rPr>
+          <w:rStyle w:val="StringTok"/>
+        </w:rPr>
+        <w:t xml:space="preserve">"cr_work_orders"</w:t>
       </w:r>
       <w:r>
         <w:rPr>
           <w:rStyle w:val="NormalTok"/>
         </w:rPr>
-        <w:t xml:space="preserve">        </w:t>
-      </w:r>
-      <w:r>
-        <w:rPr>
-          <w:rStyle w:val="StringTok"/>
-        </w:rPr>
-        <w:t xml:space="preserve">"urgency"</w:t>
-      </w:r>
-      <w:r>
-        <w:rPr>
-          <w:rStyle w:val="NormalTok"/>
-        </w:rPr>
-        <w:t xml:space="preserve">: niveau_to_urgency[alerte.niveau],</w:t>
-      </w:r>
-      <w:r>
-        <w:br/>
-      </w:r>
-      <w:r>
-        <w:rPr>
-          <w:rStyle w:val="NormalTok"/>
-        </w:rPr>
-        <w:t xml:space="preserve">        </w:t>
-      </w:r>
-      <w:r>
-        <w:rPr>
-          <w:rStyle w:val="StringTok"/>
-        </w:rPr>
-        <w:t xml:space="preserve">"content"</w:t>
-      </w:r>
-      <w:r>
-        <w:rPr>
-          <w:rStyle w:val="NormalTok"/>
-        </w:rPr>
-        <w:t xml:space="preserve">: template_description.</w:t>
-      </w:r>
-      <w:r>
-        <w:rPr>
-          <w:rStyle w:val="BuiltInTok"/>
-        </w:rPr>
-        <w:t xml:space="preserve">format</w:t>
-      </w:r>
-      <w:r>
-        <w:rPr>
-          <w:rStyle w:val="NormalTok"/>
-        </w:rPr>
-        <w:t xml:space="preserve">(</w:t>
-      </w:r>
-      <w:r>
-        <w:rPr>
-          <w:rStyle w:val="OperatorTok"/>
-        </w:rPr>
-        <w:t xml:space="preserve">**</w:t>
-      </w:r>
-      <w:r>
-        <w:rPr>
-          <w:rStyle w:val="NormalTok"/>
-        </w:rPr>
-        <w:t xml:space="preserve">prediction),</w:t>
-      </w:r>
-      <w:r>
-        <w:br/>
-      </w:r>
-      <w:r>
-        <w:rPr>
-          <w:rStyle w:val="NormalTok"/>
-        </w:rPr>
-        <w:t xml:space="preserve">        </w:t>
-      </w:r>
-      <w:r>
-        <w:rPr>
-          <w:rStyle w:val="StringTok"/>
-        </w:rPr>
-        <w:t xml:space="preserve">"itilcategories_id"</w:t>
-      </w:r>
-      <w:r>
-        <w:rPr>
-          <w:rStyle w:val="NormalTok"/>
-        </w:rPr>
-        <w:t xml:space="preserve">: GLPI_CAT_CORROSION,</w:t>
-      </w:r>
-      <w:r>
-        <w:br/>
-      </w:r>
-      <w:r>
-        <w:rPr>
-          <w:rStyle w:val="NormalTok"/>
-        </w:rPr>
-        <w:t xml:space="preserve">    }</w:t>
-      </w:r>
-      <w:r>
-        <w:br/>
-      </w:r>
-      <w:r>
-        <w:rPr>
-          <w:rStyle w:val="NormalTok"/>
-        </w:rPr>
-        <w:t xml:space="preserve">}</w:t>
-      </w:r>
-      <w:r>
-        <w:br/>
-      </w:r>
-      <w:r>
-        <w:rPr>
-          <w:rStyle w:val="NormalTok"/>
-        </w:rPr>
-        <w:t xml:space="preserve">requests.post(</w:t>
-      </w:r>
-      <w:r>
-        <w:rPr>
-          <w:rStyle w:val="SpecialStringTok"/>
-        </w:rPr>
-        <w:t xml:space="preserve">f"</w:t>
-      </w:r>
-      <w:r>
-        <w:rPr>
-          <w:rStyle w:val="SpecialCharTok"/>
-        </w:rPr>
-        <w:t xml:space="preserve">{</w:t>
-      </w:r>
-      <w:r>
-        <w:rPr>
-          <w:rStyle w:val="NormalTok"/>
-        </w:rPr>
-        <w:t xml:space="preserve">GLPI_URL</w:t>
-      </w:r>
-      <w:r>
-        <w:rPr>
-          <w:rStyle w:val="SpecialCharTok"/>
-        </w:rPr>
-        <w:t xml:space="preserve">}</w:t>
-      </w:r>
-      <w:r>
-        <w:rPr>
-          <w:rStyle w:val="SpecialStringTok"/>
-        </w:rPr>
-        <w:t xml:space="preserve">/apirest.php/Ticket"</w:t>
-      </w:r>
-      <w:r>
-        <w:rPr>
-          <w:rStyle w:val="NormalTok"/>
-        </w:rPr>
-        <w:t xml:space="preserve">,</w:t>
-      </w:r>
-      <w:r>
-        <w:br/>
-      </w:r>
-      <w:r>
-        <w:rPr>
-          <w:rStyle w:val="NormalTok"/>
-        </w:rPr>
-        <w:t xml:space="preserve">              headers</w:t>
-      </w:r>
-      <w:r>
-        <w:rPr>
-          <w:rStyle w:val="OperatorTok"/>
-        </w:rPr>
-        <w:t xml:space="preserve">=</w:t>
-      </w:r>
-      <w:r>
-        <w:rPr>
-          <w:rStyle w:val="NormalTok"/>
-        </w:rPr>
-        <w:t xml:space="preserve">{</w:t>
-      </w:r>
-      <w:r>
-        <w:rPr>
-          <w:rStyle w:val="StringTok"/>
-        </w:rPr>
-        <w:t xml:space="preserve">"Session-Token"</w:t>
-      </w:r>
-      <w:r>
-        <w:rPr>
-          <w:rStyle w:val="NormalTok"/>
-        </w:rPr>
-        <w:t xml:space="preserve">: session_token},</w:t>
-      </w:r>
-      <w:r>
-        <w:br/>
-      </w:r>
-      <w:r>
-        <w:rPr>
-          <w:rStyle w:val="NormalTok"/>
-        </w:rPr>
-        <w:t xml:space="preserve">              json</w:t>
-      </w:r>
-      <w:r>
-        <w:rPr>
-          <w:rStyle w:val="OperatorTok"/>
-        </w:rPr>
-        <w:t xml:space="preserve">=</w:t>
-      </w:r>
-      <w:r>
-        <w:rPr>
-          <w:rStyle w:val="NormalTok"/>
-        </w:rPr>
-        <w:t xml:space="preserve">ticket)</w:t>
+        <w:t xml:space="preserve">).insert(ot).execute()</w:t>
+      </w:r>
+    </w:p>
+    <w:p>
+      <w:pPr>
+        <w:pStyle w:val="FirstParagraph"/>
+      </w:pPr>
+      <w:r>
+        <w:t xml:space="preserve">La transposition vers un CMMS open-source (GLPI…) consisterait simplement à rediriger cette écriture vers l’API du CMMS,</w:t>
+      </w:r>
+      <w:r>
+        <w:t xml:space="preserve"> </w:t>
+      </w:r>
+      <w:r>
+        <w:rPr>
+          <w:b/>
+          <w:bCs/>
+        </w:rPr>
+        <w:t xml:space="preserve">sans changer le mapping</w:t>
+      </w:r>
+      <w:r>
+        <w:t xml:space="preserve"> </w:t>
+      </w:r>
+      <w:r>
+        <w:t xml:space="preserve">ci-dessus.</w:t>
       </w:r>
     </w:p>
     <w:bookmarkEnd w:id="112"/>
@@ -23635,7 +24592,19 @@
         <w:pStyle w:val="FirstParagraph"/>
       </w:pPr>
       <w:r>
-        <w:t xml:space="preserve">Les KPIs maintenance suivants sont calculés à partir de l’historique des ordres de travail tenu par le module GMAO maison ; ils se calculent à l’identique côté GLPI (requête SQL ou plugin) après transposition :</w:t>
+        <w:t xml:space="preserve">Les KPIs maintenance suivants sont calculés à partir de l’historique des ordres de travail tenu par le module GMAO maison (table</w:t>
+      </w:r>
+      <w:r>
+        <w:t xml:space="preserve"> </w:t>
+      </w:r>
+      <w:r>
+        <w:rPr>
+          <w:rStyle w:val="VerbatimChar"/>
+        </w:rPr>
+        <w:t xml:space="preserve">cr_work_orders</w:t>
+      </w:r>
+      <w:r>
+        <w:t xml:space="preserve">) ; ils se calculeraient à l’identique côté CMMS après transposition :</w:t>
       </w:r>
     </w:p>
     <w:p>
@@ -23697,7 +24666,7 @@
               <w:pStyle w:val="Compact"/>
             </w:pPr>
             <w:r>
-              <w:t xml:space="preserve">Source (module OT / GLPI)</w:t>
+              <w:t xml:space="preserve">Source (module OT)</w:t>
             </w:r>
           </w:p>
         </w:tc>
@@ -23742,7 +24711,7 @@
               <w:pStyle w:val="Compact"/>
             </w:pPr>
             <w:r>
-              <w:t xml:space="preserve">Σ temps entre tickets corrosion / nb tickets</w:t>
+              <w:t xml:space="preserve">Σ temps entre OT corrosion / nb OT</w:t>
             </w:r>
           </w:p>
         </w:tc>
@@ -23762,7 +24731,7 @@
               <w:rPr>
                 <w:rStyle w:val="VerbatimChar"/>
               </w:rPr>
-              <w:t xml:space="preserve">glpi_tickets</w:t>
+              <w:t xml:space="preserve">cr_work_orders</w:t>
             </w:r>
           </w:p>
         </w:tc>
@@ -23807,27 +24776,51 @@
               <w:pStyle w:val="Compact"/>
             </w:pPr>
             <w:r>
-              <w:t xml:space="preserve">Σ (close_date − open_date) / nb tickets</w:t>
-            </w:r>
-          </w:p>
-        </w:tc>
-        <w:tc>
-          <w:tcPr/>
-          <w:p>
-            <w:pPr>
-              <w:pStyle w:val="Compact"/>
-            </w:pPr>
-            <w:r>
-              <w:t xml:space="preserve">Table</w:t>
-            </w:r>
-            <w:r>
-              <w:t xml:space="preserve"> </w:t>
+              <w:t xml:space="preserve">Σ (</w:t>
             </w:r>
             <w:r>
               <w:rPr>
                 <w:rStyle w:val="VerbatimChar"/>
               </w:rPr>
-              <w:t xml:space="preserve">glpi_tickets</w:t>
+              <w:t xml:space="preserve">closed_at</w:t>
+            </w:r>
+            <w:r>
+              <w:t xml:space="preserve"> </w:t>
+            </w:r>
+            <w:r>
+              <w:t xml:space="preserve">−</w:t>
+            </w:r>
+            <w:r>
+              <w:t xml:space="preserve"> </w:t>
+            </w:r>
+            <w:r>
+              <w:rPr>
+                <w:rStyle w:val="VerbatimChar"/>
+              </w:rPr>
+              <w:t xml:space="preserve">created_at</w:t>
+            </w:r>
+            <w:r>
+              <w:t xml:space="preserve">) / nb OT</w:t>
+            </w:r>
+          </w:p>
+        </w:tc>
+        <w:tc>
+          <w:tcPr/>
+          <w:p>
+            <w:pPr>
+              <w:pStyle w:val="Compact"/>
+            </w:pPr>
+            <w:r>
+              <w:t xml:space="preserve">Table</w:t>
+            </w:r>
+            <w:r>
+              <w:t xml:space="preserve"> </w:t>
+            </w:r>
+            <w:r>
+              <w:rPr>
+                <w:rStyle w:val="VerbatimChar"/>
+              </w:rPr>
+              <w:t xml:space="preserve">cr_work_orders</w:t>
             </w:r>
           </w:p>
         </w:tc>
@@ -23927,7 +24920,7 @@
               <w:pStyle w:val="Compact"/>
             </w:pPr>
             <w:r>
-              <w:t xml:space="preserve">Pipeline ML + tags GLPI</w:t>
+              <w:t xml:space="preserve">Pipeline ML + tags OT</w:t>
             </w:r>
           </w:p>
         </w:tc>
@@ -23977,22 +24970,7 @@
               <w:pStyle w:val="Compact"/>
             </w:pPr>
             <w:r>
-              <w:t xml:space="preserve">Champ</w:t>
-            </w:r>
-            <w:r>
-              <w:t xml:space="preserve"> </w:t>
-            </w:r>
-            <w:r>
-              <w:rPr>
-                <w:rStyle w:val="VerbatimChar"/>
-              </w:rPr>
-              <w:t xml:space="preserve">solutiontype</w:t>
-            </w:r>
-            <w:r>
-              <w:t xml:space="preserve"> </w:t>
-            </w:r>
-            <w:r>
-              <w:t xml:space="preserve">GLPI</w:t>
+              <w:t xml:space="preserve">Champ statut/résolution de l’OT</w:t>
             </w:r>
           </w:p>
         </w:tc>
@@ -24031,7 +25009,7 @@
               <w:pStyle w:val="Compact"/>
             </w:pPr>
             <w:r>
-              <w:t xml:space="preserve">tickets résolus en</w:t>
+              <w:t xml:space="preserve">OT résolus en</w:t>
             </w:r>
             <w:r>
               <w:t xml:space="preserve"> </w:t>
@@ -24066,22 +25044,13 @@
               <w:rPr>
                 <w:rStyle w:val="VerbatimChar"/>
               </w:rPr>
-              <w:t xml:space="preserve">status</w:t>
+              <w:t xml:space="preserve">statut</w:t>
             </w:r>
             <w:r>
               <w:t xml:space="preserve"> </w:t>
             </w:r>
             <w:r>
-              <w:t xml:space="preserve">+</w:t>
-            </w:r>
-            <w:r>
-              <w:t xml:space="preserve"> </w:t>
-            </w:r>
-            <w:r>
-              <w:rPr>
-                <w:rStyle w:val="VerbatimChar"/>
-              </w:rPr>
-              <w:t xml:space="preserve">solution</w:t>
+              <w:t xml:space="preserve">+ résolution</w:t>
             </w:r>
           </w:p>
         </w:tc>
@@ -24473,34 +25442,18 @@
               <w:t xml:space="preserve"> </w:t>
             </w:r>
             <w:r>
-              <w:t xml:space="preserve">: OT, assignation, clôture) ; (iii) Mapping prédiction ML → ordre de travail ; (iv) Matrice comparative GLPI/OpenMaint/Snipe-IT + mapping API REST GLPI (transposition) ; (v) Calcul KPIs (MTBF, MTTR, η inhibition)</w:t>
-            </w:r>
-          </w:p>
-        </w:tc>
-        <w:tc>
-          <w:tcPr/>
-          <w:p>
-            <w:pPr>
-              <w:pStyle w:val="Compact"/>
-            </w:pPr>
-            <w:r>
-              <w:t xml:space="preserve">Streamlit + Streamlit Community Cloud ; module OT Python + Supabase ;</w:t>
-            </w:r>
-            <w:r>
-              <w:t xml:space="preserve"> </w:t>
-            </w:r>
-            <w:r>
-              <w:rPr>
-                <w:b/>
-                <w:bCs/>
-              </w:rPr>
-              <w:t xml:space="preserve">GLPI</w:t>
-            </w:r>
-            <w:r>
-              <w:t xml:space="preserve"> </w:t>
-            </w:r>
-            <w:r>
-              <w:t xml:space="preserve">comme cible de transposition (API REST) ; ISO 14224 codes anomalie</w:t>
+              <w:t xml:space="preserve">: OT, assignation, clôture) ; (iii) Mapping prédiction ML → ordre de travail ; (iv) Matrice comparative des CMMS open-source (justifiant le module maison, faute d’API en version gratuite) ; (v) Calcul KPIs (MTBF, MTTR, η inhibition)</w:t>
+            </w:r>
+          </w:p>
+        </w:tc>
+        <w:tc>
+          <w:tcPr/>
+          <w:p>
+            <w:pPr>
+              <w:pStyle w:val="Compact"/>
+            </w:pPr>
+            <w:r>
+              <w:t xml:space="preserve">Streamlit + Streamlit Community Cloud ; module OT Python + Supabase ; transposable à un CMMS open-source ; ISO 14224 codes anomalie</w:t>
             </w:r>
           </w:p>
         </w:tc>
@@ -24579,7 +25532,7 @@
         <w:t xml:space="preserve"> </w:t>
       </w:r>
       <w:r>
-        <w:t xml:space="preserve">a consolidé les arbitrages techniques (microcontrôleur ESP32, amplificateur HX711, capteur DS18B20, méthode ER, algorithme XGBoost, stratégie de validation, frontend Streamlit, CMMS GLPI) sous forme de matrices de décision. Le prototype de sonde ER (montage de mesure de résistance + HX711 + ESP32 en acquisition continue 30 s) a ensuite été décrit dans son principe physique et son implémentation matérielle. Les matériels électroniques, chimiques et logiciels mobilisés ont été consolidés en tableaux récapitulatifs. Les méthodes d’acquisition, de nettoyage, de compensation thermique, de feature engineering, d’entraînement XGBoost et d’interprétabilité SHAP ont été détaillées, ainsi que le module de diagnostic des régimes de corrosion et la stratégie de validation</w:t>
+        <w:t xml:space="preserve">a consolidé les arbitrages techniques (microcontrôleur ESP32, amplificateur HX711, capteur DS18B20, méthode ER, algorithme XGBoost, stratégie de validation, frontend Streamlit, GMAO maison) sous forme de matrices de décision. Le prototype de sonde ER (montage de mesure de résistance + HX711 + ESP32 en acquisition continue 30 s) a ensuite été décrit dans son principe physique et son implémentation matérielle. Les matériels électroniques, chimiques et logiciels mobilisés ont été consolidés en tableaux récapitulatifs. Les méthodes d’acquisition, de nettoyage, de compensation thermique, de feature engineering, d’entraînement XGBoost et d’interprétabilité SHAP ont été détaillées, ainsi que le module de diagnostic des régimes de corrosion et la stratégie de validation</w:t>
       </w:r>
       <w:r>
         <w:t xml:space="preserve"> </w:t>
@@ -24592,20 +25545,23 @@
         <w:t xml:space="preserve">leave-one-run-out</w:t>
       </w:r>
       <w:r>
-        <w:t xml:space="preserve">. L’</w:t>
-      </w:r>
-      <w:r>
-        <w:rPr>
-          <w:b/>
-          <w:bCs/>
-        </w:rPr>
-        <w:t xml:space="preserve">architecture d’intégration Streamlit ↔ CMMS open-source par API REST</w:t>
-      </w:r>
-      <w:r>
-        <w:t xml:space="preserve"> </w:t>
-      </w:r>
-      <w:r>
-        <w:t xml:space="preserve">(matrice comparative GLPI / OpenMaint / Snipe-IT, mapping prédiction ML → ticket, KPIs maintenance côté CMMS) a été spécifiée. Le protocole expérimental</w:t>
+        <w:t xml:space="preserve">. La</w:t>
+      </w:r>
+      <w:r>
+        <w:t xml:space="preserve"> </w:t>
+      </w:r>
+      <w:r>
+        <w:rPr>
+          <w:b/>
+          <w:bCs/>
+        </w:rPr>
+        <w:t xml:space="preserve">boucle décision → action par un module GMAO maison</w:t>
+      </w:r>
+      <w:r>
+        <w:t xml:space="preserve"> </w:t>
+      </w:r>
+      <w:r>
+        <w:t xml:space="preserve">(Streamlit / Supabase ; la matrice comparative des CMMS open-source motivant le recours à ce module faute d’API exploitable en version gratuite ; mapping prédiction ML → ordre de travail ; KPIs maintenance) a été présentée, son architecture restant transposable à un CMMS open-source. Le protocole expérimental</w:t>
       </w:r>
       <w:r>
         <w:t xml:space="preserve"> </w:t>
@@ -27313,39 +28269,49 @@
         <w:t xml:space="preserve"> </w:t>
       </w:r>
       <w:r>
-        <w:t xml:space="preserve">(CR, RUL, régime diagnostiqué, section perdue), avec déduplication (un OT ouvert par run et par niveau). Le mapping prédiction → OT (§II.7.5) est défini de façon générique : les mêmes champs se reportent sur un</w:t>
-      </w:r>
-      <w:r>
-        <w:t xml:space="preserve"> </w:t>
-      </w:r>
-      <w:r>
-        <w:rPr>
-          <w:b/>
-          <w:bCs/>
-        </w:rPr>
-        <w:t xml:space="preserve">ticket GLPI</w:t>
-      </w:r>
-      <w:r>
-        <w:t xml:space="preserve"> </w:t>
-      </w:r>
-      <w:r>
-        <w:t xml:space="preserve">par API REST, transposition validée au niveau de la spécification mais</w:t>
-      </w:r>
-      <w:r>
-        <w:t xml:space="preserve"> </w:t>
-      </w:r>
-      <w:r>
-        <w:rPr>
-          <w:b/>
-          <w:bCs/>
-        </w:rPr>
-        <w:t xml:space="preserve">non déployée</w:t>
-      </w:r>
-      <w:r>
-        <w:t xml:space="preserve"> </w:t>
-      </w:r>
-      <w:r>
-        <w:t xml:space="preserve">(l’accès API des CMMS gratuits étant restreint). Les KPIs de maintenance (MTBF, MTTR, disponibilité, taux de fausses alertes) sont calculés à partir de l’historique des OT.</w:t>
+        <w:t xml:space="preserve">(CR, RUL, régime diagnostiqué, section perdue), avec déduplication (un OT ouvert par run et par niveau). Le mapping prédiction → OT (§II.7.5) est défini de façon générique : les mêmes champs se reporteraient sur un</w:t>
+      </w:r>
+      <w:r>
+        <w:t xml:space="preserve"> </w:t>
+      </w:r>
+      <w:r>
+        <w:rPr>
+          <w:b/>
+          <w:bCs/>
+        </w:rPr>
+        <w:t xml:space="preserve">CMMS open-source exposant une API</w:t>
+      </w:r>
+      <w:r>
+        <w:t xml:space="preserve">, transposition restée au stade de</w:t>
+      </w:r>
+      <w:r>
+        <w:t xml:space="preserve"> </w:t>
+      </w:r>
+      <w:r>
+        <w:rPr>
+          <w:b/>
+          <w:bCs/>
+        </w:rPr>
+        <w:t xml:space="preserve">spécification (non déployée)</w:t>
+      </w:r>
+      <w:r>
+        <w:t xml:space="preserve">, l’accès API des solutions gratuites étant restreint. Les KPIs de maintenance (MTBF, MTTR, disponibilité, taux de fausses alertes) sont calculés à partir de l’historique des OT. Toute la chaîne reste à ce stade</w:t>
+      </w:r>
+      <w:r>
+        <w:t xml:space="preserve"> </w:t>
+      </w:r>
+      <w:r>
+        <w:rPr>
+          <w:b/>
+          <w:bCs/>
+        </w:rPr>
+        <w:t xml:space="preserve">interne à Streamlit/Supabase</w:t>
+      </w:r>
+      <w:r>
+        <w:t xml:space="preserve"> </w:t>
+      </w:r>
+      <w:r>
+        <w:t xml:space="preserve">: aucun appel n’est émis vers un CMMS externe.</w:t>
       </w:r>
     </w:p>
     <w:p>
@@ -29056,7 +30022,7 @@
         </w:numPr>
       </w:pPr>
       <w:r>
-        <w:t xml:space="preserve">Koch, G. H., Brongers, M. P. H., Thompson, N. G., Virmani, Y. P., &amp; Payer, J. H. (2016).</w:t>
+        <w:t xml:space="preserve">Khadom, A. A., Yaro, A. S., Kadhum, A. A. H., AlTaie, A. S., &amp; Musa, A. Y. (2009). The effect of temperature and acid concentration on corrosion of low carbon steel in hydrochloric acid media.</w:t>
       </w:r>
       <w:r>
         <w:t xml:space="preserve"> </w:t>
@@ -29066,10 +30032,10 @@
           <w:i/>
           <w:iCs/>
         </w:rPr>
-        <w:t xml:space="preserve">International Measures of Prevention, Application, and Economics of Corrosion Technology (IMPACT) Study</w:t>
-      </w:r>
-      <w:r>
-        <w:t xml:space="preserve">. NACE International. http://impact.nace.org/</w:t>
+        <w:t xml:space="preserve">American Journal of Applied Sciences</w:t>
+      </w:r>
+      <w:r>
+        <w:t xml:space="preserve">, 6(8), 1403–1409.</w:t>
       </w:r>
     </w:p>
     <w:p>
@@ -29080,7 +30046,7 @@
         </w:numPr>
       </w:pPr>
       <w:r>
-        <w:t xml:space="preserve">Liu, J., et al. (2025). Intelligent prediction model for pitting corrosion risk in pipelines using developed ResNet and feature reconstruction with interpretability analysis.</w:t>
+        <w:t xml:space="preserve">Koch, G. H., Brongers, M. P. H., Thompson, N. G., Virmani, Y. P., &amp; Payer, J. H. (2016).</w:t>
       </w:r>
       <w:r>
         <w:t xml:space="preserve"> </w:t>
@@ -29090,10 +30056,10 @@
           <w:i/>
           <w:iCs/>
         </w:rPr>
-        <w:t xml:space="preserve">Reliability Engineering &amp; System Safety</w:t>
-      </w:r>
-      <w:r>
-        <w:t xml:space="preserve">, 257, 110548.</w:t>
+        <w:t xml:space="preserve">International Measures of Prevention, Application, and Economics of Corrosion Technology (IMPACT) Study</w:t>
+      </w:r>
+      <w:r>
+        <w:t xml:space="preserve">. NACE International. http://impact.nace.org/</w:t>
       </w:r>
     </w:p>
     <w:p>
@@ -29104,7 +30070,7 @@
         </w:numPr>
       </w:pPr>
       <w:r>
-        <w:t xml:space="preserve">Liu, Y., et al. (2022). A review: Prediction method for the remaining useful life of the mechanical system.</w:t>
+        <w:t xml:space="preserve">Liu, J., et al. (2025). Intelligent prediction model for pitting corrosion risk in pipelines using developed ResNet and feature reconstruction with interpretability analysis.</w:t>
       </w:r>
       <w:r>
         <w:t xml:space="preserve"> </w:t>
@@ -29114,10 +30080,10 @@
           <w:i/>
           <w:iCs/>
         </w:rPr>
-        <w:t xml:space="preserve">Journal of Failure Analysis and Prevention</w:t>
-      </w:r>
-      <w:r>
-        <w:t xml:space="preserve">, 22, 2119–2137. https://doi.org/10.1007/s11668-022-01532-4</w:t>
+        <w:t xml:space="preserve">Reliability Engineering &amp; System Safety</w:t>
+      </w:r>
+      <w:r>
+        <w:t xml:space="preserve">, 257, 110548.</w:t>
       </w:r>
     </w:p>
     <w:p>
@@ -29128,7 +30094,7 @@
         </w:numPr>
       </w:pPr>
       <w:r>
-        <w:t xml:space="preserve">Lu, B. T., &amp; Luo, J. L. (2016). Electrochemical study of corrosion inhibition of imidazoline derivatives on mild steel.</w:t>
+        <w:t xml:space="preserve">Liu, Y., et al. (2022). A review: Prediction method for the remaining useful life of the mechanical system.</w:t>
       </w:r>
       <w:r>
         <w:t xml:space="preserve"> </w:t>
@@ -29138,10 +30104,10 @@
           <w:i/>
           <w:iCs/>
         </w:rPr>
-        <w:t xml:space="preserve">Corrosion Science</w:t>
-      </w:r>
-      <w:r>
-        <w:t xml:space="preserve">, 105, 1–10.</w:t>
+        <w:t xml:space="preserve">Journal of Failure Analysis and Prevention</w:t>
+      </w:r>
+      <w:r>
+        <w:t xml:space="preserve">, 22, 2119–2137. https://doi.org/10.1007/s11668-022-01532-4</w:t>
       </w:r>
     </w:p>
     <w:p>
@@ -29152,7 +30118,7 @@
         </w:numPr>
       </w:pPr>
       <w:r>
-        <w:t xml:space="preserve">Lundberg, S. M., &amp; Lee, S. I. (2017). A unified approach to interpreting model predictions.</w:t>
+        <w:t xml:space="preserve">Lu, B. T., &amp; Luo, J. L. (2016). Electrochemical study of corrosion inhibition of imidazoline derivatives on mild steel.</w:t>
       </w:r>
       <w:r>
         <w:t xml:space="preserve"> </w:t>
@@ -29162,10 +30128,10 @@
           <w:i/>
           <w:iCs/>
         </w:rPr>
-        <w:t xml:space="preserve">Advances in Neural Information Processing Systems (NeurIPS)</w:t>
-      </w:r>
-      <w:r>
-        <w:t xml:space="preserve">, 30, 4768–4777.</w:t>
+        <w:t xml:space="preserve">Corrosion Science</w:t>
+      </w:r>
+      <w:r>
+        <w:t xml:space="preserve">, 105, 1–10.</w:t>
       </w:r>
     </w:p>
     <w:p>
@@ -29176,7 +30142,7 @@
         </w:numPr>
       </w:pPr>
       <w:r>
-        <w:t xml:space="preserve">Ma, Z., Zhao, Y., &amp; Wang, L. (2021). Predicting pipeline corrosion rate using gradient boosting algorithms.</w:t>
+        <w:t xml:space="preserve">Lundberg, S. M., &amp; Lee, S. I. (2017). A unified approach to interpreting model predictions.</w:t>
       </w:r>
       <w:r>
         <w:t xml:space="preserve"> </w:t>
@@ -29186,10 +30152,10 @@
           <w:i/>
           <w:iCs/>
         </w:rPr>
-        <w:t xml:space="preserve">International Journal of Pressure Vessels and Piping</w:t>
-      </w:r>
-      <w:r>
-        <w:t xml:space="preserve">, 192, 104396.</w:t>
+        <w:t xml:space="preserve">Advances in Neural Information Processing Systems (NeurIPS)</w:t>
+      </w:r>
+      <w:r>
+        <w:t xml:space="preserve">, 30, 4768–4777.</w:t>
       </w:r>
     </w:p>
     <w:p>
@@ -29200,7 +30166,7 @@
         </w:numPr>
       </w:pPr>
       <w:r>
-        <w:t xml:space="preserve">Mansfeld, F. (2014). Recent developments in corrosion measurement techniques.</w:t>
+        <w:t xml:space="preserve">Ma, Z., Zhao, Y., &amp; Wang, L. (2021). Predicting pipeline corrosion rate using gradient boosting algorithms.</w:t>
       </w:r>
       <w:r>
         <w:t xml:space="preserve"> </w:t>
@@ -29210,10 +30176,10 @@
           <w:i/>
           <w:iCs/>
         </w:rPr>
-        <w:t xml:space="preserve">Materials and Corrosion</w:t>
-      </w:r>
-      <w:r>
-        <w:t xml:space="preserve">, 65(7), 631–638.</w:t>
+        <w:t xml:space="preserve">International Journal of Pressure Vessels and Piping</w:t>
+      </w:r>
+      <w:r>
+        <w:t xml:space="preserve">, 192, 104396.</w:t>
       </w:r>
     </w:p>
     <w:p>
@@ -29224,7 +30190,7 @@
         </w:numPr>
       </w:pPr>
       <w:r>
-        <w:t xml:space="preserve">Lasi, H., Fettke, P., Kemper, H. G., Feld, T., et Hoffmann, M. (2014). Industry 4.0.</w:t>
+        <w:t xml:space="preserve">Mansfeld, F. (2014). Recent developments in corrosion measurement techniques.</w:t>
       </w:r>
       <w:r>
         <w:t xml:space="preserve"> </w:t>
@@ -29234,10 +30200,10 @@
           <w:i/>
           <w:iCs/>
         </w:rPr>
-        <w:t xml:space="preserve">Business &amp; Information Systems Engineering</w:t>
-      </w:r>
-      <w:r>
-        <w:t xml:space="preserve">, 6(4), 239-242. https://doi.org/10.1007/s12599-014-0334-4</w:t>
+        <w:t xml:space="preserve">Materials and Corrosion</w:t>
+      </w:r>
+      <w:r>
+        <w:t xml:space="preserve">, 65(7), 631–638.</w:t>
       </w:r>
     </w:p>
     <w:p>
@@ -29248,7 +30214,7 @@
         </w:numPr>
       </w:pPr>
       <w:r>
-        <w:t xml:space="preserve">Lu, Y. (2017). Industry 4.0: A survey on technologies, applications and open research issues.</w:t>
+        <w:t xml:space="preserve">Lasi, H., Fettke, P., Kemper, H. G., Feld, T., et Hoffmann, M. (2014). Industry 4.0.</w:t>
       </w:r>
       <w:r>
         <w:t xml:space="preserve"> </w:t>
@@ -29258,10 +30224,10 @@
           <w:i/>
           <w:iCs/>
         </w:rPr>
-        <w:t xml:space="preserve">Journal of Industrial Information Integration</w:t>
-      </w:r>
-      <w:r>
-        <w:t xml:space="preserve">, 6, 1-10. https://doi.org/10.1016/j.jii.2017.04.005</w:t>
+        <w:t xml:space="preserve">Business &amp; Information Systems Engineering</w:t>
+      </w:r>
+      <w:r>
+        <w:t xml:space="preserve">, 6(4), 239-242. https://doi.org/10.1007/s12599-014-0334-4</w:t>
       </w:r>
     </w:p>
     <w:p>
@@ -29272,7 +30238,7 @@
         </w:numPr>
       </w:pPr>
       <w:r>
-        <w:t xml:space="preserve">Xu, L. D., Xu, E. L., et Li, L. (2018). Industry 4.0: state of the art and future trends.</w:t>
+        <w:t xml:space="preserve">Lu, Y. (2017). Industry 4.0: A survey on technologies, applications and open research issues.</w:t>
       </w:r>
       <w:r>
         <w:t xml:space="preserve"> </w:t>
@@ -29282,10 +30248,10 @@
           <w:i/>
           <w:iCs/>
         </w:rPr>
-        <w:t xml:space="preserve">International Journal of Production Research</w:t>
-      </w:r>
-      <w:r>
-        <w:t xml:space="preserve">, 56(8), 2941-2962. https://doi.org/10.1080/00207543.2018.1444806</w:t>
+        <w:t xml:space="preserve">Journal of Industrial Information Integration</w:t>
+      </w:r>
+      <w:r>
+        <w:t xml:space="preserve">, 6, 1-10. https://doi.org/10.1016/j.jii.2017.04.005</w:t>
       </w:r>
     </w:p>
     <w:p>
@@ -29296,7 +30262,7 @@
         </w:numPr>
       </w:pPr>
       <w:r>
-        <w:t xml:space="preserve">GLPI Project. (2024).</w:t>
+        <w:t xml:space="preserve">Xu, L. D., Xu, E. L., et Li, L. (2018). Industry 4.0: state of the art and future trends.</w:t>
       </w:r>
       <w:r>
         <w:t xml:space="preserve"> </w:t>
@@ -29306,10 +30272,10 @@
           <w:i/>
           <w:iCs/>
         </w:rPr>
-        <w:t xml:space="preserve">GLPI — Free IT and Asset Management Software — REST API documentation</w:t>
-      </w:r>
-      <w:r>
-        <w:t xml:space="preserve">. https://glpi-project.org/</w:t>
+        <w:t xml:space="preserve">International Journal of Production Research</w:t>
+      </w:r>
+      <w:r>
+        <w:t xml:space="preserve">, 56(8), 2941-2962. https://doi.org/10.1080/00207543.2018.1444806</w:t>
       </w:r>
     </w:p>
     <w:p>
@@ -29320,7 +30286,7 @@
         </w:numPr>
       </w:pPr>
       <w:r>
-        <w:t xml:space="preserve">Streamlit. (2024).</w:t>
+        <w:t xml:space="preserve">GLPI Project. (2024).</w:t>
       </w:r>
       <w:r>
         <w:t xml:space="preserve"> </w:t>
@@ -29330,10 +30296,10 @@
           <w:i/>
           <w:iCs/>
         </w:rPr>
-        <w:t xml:space="preserve">Streamlit Documentation — A faster way to build and share data apps</w:t>
-      </w:r>
-      <w:r>
-        <w:t xml:space="preserve">. https://docs.streamlit.io/</w:t>
+        <w:t xml:space="preserve">GLPI — Free IT and Asset Management Software — REST API documentation</w:t>
+      </w:r>
+      <w:r>
+        <w:t xml:space="preserve">. https://glpi-project.org/</w:t>
       </w:r>
     </w:p>
     <w:p>
@@ -29344,7 +30310,7 @@
         </w:numPr>
       </w:pPr>
       <w:r>
-        <w:t xml:space="preserve">Mayer, A., et al. (2023). LEROY: A low-cost Arduino-based, IoT-enabled device for atmospheric corrosion monitoring.</w:t>
+        <w:t xml:space="preserve">Streamlit. (2024).</w:t>
       </w:r>
       <w:r>
         <w:t xml:space="preserve"> </w:t>
@@ -29354,10 +30320,10 @@
           <w:i/>
           <w:iCs/>
         </w:rPr>
-        <w:t xml:space="preserve">Sensors</w:t>
-      </w:r>
-      <w:r>
-        <w:t xml:space="preserve">. https://www.mdpi.com/1424-8220/</w:t>
+        <w:t xml:space="preserve">Streamlit Documentation — A faster way to build and share data apps</w:t>
+      </w:r>
+      <w:r>
+        <w:t xml:space="preserve">. https://docs.streamlit.io/</w:t>
       </w:r>
     </w:p>
     <w:p>
@@ -29368,7 +30334,7 @@
         </w:numPr>
       </w:pPr>
       <w:r>
-        <w:t xml:space="preserve">NACE International. (2016).</w:t>
+        <w:t xml:space="preserve">Mayer, A., et al. (2023). LEROY: A low-cost Arduino-based, IoT-enabled device for atmospheric corrosion monitoring.</w:t>
       </w:r>
       <w:r>
         <w:t xml:space="preserve"> </w:t>
@@ -29378,10 +30344,10 @@
           <w:i/>
           <w:iCs/>
         </w:rPr>
-        <w:t xml:space="preserve">IMPACT Study Press Release — CORROSION 2016 conference</w:t>
-      </w:r>
-      <w:r>
-        <w:t xml:space="preserve">.</w:t>
+        <w:t xml:space="preserve">Sensors</w:t>
+      </w:r>
+      <w:r>
+        <w:t xml:space="preserve">. https://www.mdpi.com/1424-8220/</w:t>
       </w:r>
     </w:p>
     <w:p>
@@ -29392,7 +30358,7 @@
         </w:numPr>
       </w:pPr>
       <w:r>
-        <w:t xml:space="preserve">Onyebuchi, V., et al. (2018). Internal corrosion behaviour of Nigerian gas pipelines.</w:t>
+        <w:t xml:space="preserve">NACE International. (2016).</w:t>
       </w:r>
       <w:r>
         <w:t xml:space="preserve"> </w:t>
@@ -29402,7 +30368,7 @@
           <w:i/>
           <w:iCs/>
         </w:rPr>
-        <w:t xml:space="preserve">Unizik Journal of Engineering and Applied Sciences</w:t>
+        <w:t xml:space="preserve">IMPACT Study Press Release — CORROSION 2016 conference</w:t>
       </w:r>
       <w:r>
         <w:t xml:space="preserve">.</w:t>
@@ -29416,7 +30382,7 @@
         </w:numPr>
       </w:pPr>
       <w:r>
-        <w:t xml:space="preserve">Ossai, C. I., Boswell, B., &amp; Davies, I. J. (2017). Use of artificial neural network for prediction of pipeline corrosion defect growth rate.</w:t>
+        <w:t xml:space="preserve">Onyebuchi, V., et al. (2018). Internal corrosion behaviour of Nigerian gas pipelines.</w:t>
       </w:r>
       <w:r>
         <w:t xml:space="preserve"> </w:t>
@@ -29426,10 +30392,10 @@
           <w:i/>
           <w:iCs/>
         </w:rPr>
-        <w:t xml:space="preserve">Engineering Failure Analysis</w:t>
-      </w:r>
-      <w:r>
-        <w:t xml:space="preserve">, 82, 1–12.</w:t>
+        <w:t xml:space="preserve">Unizik Journal of Engineering and Applied Sciences</w:t>
+      </w:r>
+      <w:r>
+        <w:t xml:space="preserve">.</w:t>
       </w:r>
     </w:p>
     <w:p>
@@ -29440,7 +30406,7 @@
         </w:numPr>
       </w:pPr>
       <w:r>
-        <w:t xml:space="preserve">Persian Utab. (2023).</w:t>
+        <w:t xml:space="preserve">Ossai, C. I., Boswell, B., &amp; Davies, I. J. (2017). Use of artificial neural network for prediction of pipeline corrosion defect growth rate.</w:t>
       </w:r>
       <w:r>
         <w:t xml:space="preserve"> </w:t>
@@ -29450,10 +30416,10 @@
           <w:i/>
           <w:iCs/>
         </w:rPr>
-        <w:t xml:space="preserve">Phosphoric acid and iron oxide — passivation mechanism</w:t>
-      </w:r>
-      <w:r>
-        <w:t xml:space="preserve">. https://persianutab.com/en/phosphoric-acid-and-iron-oxide/</w:t>
+        <w:t xml:space="preserve">Engineering Failure Analysis</w:t>
+      </w:r>
+      <w:r>
+        <w:t xml:space="preserve">, 82, 1–12.</w:t>
       </w:r>
     </w:p>
     <w:p>
@@ -29464,7 +30430,7 @@
         </w:numPr>
       </w:pPr>
       <w:r>
-        <w:t xml:space="preserve">Pollock, D. D. (1991).</w:t>
+        <w:t xml:space="preserve">Persian Utab. (2023).</w:t>
       </w:r>
       <w:r>
         <w:t xml:space="preserve"> </w:t>
@@ -29474,13 +30440,10 @@
           <w:i/>
           <w:iCs/>
         </w:rPr>
-        <w:t xml:space="preserve">Physical Properties of Materials for Engineers</w:t>
-      </w:r>
-      <w:r>
-        <w:t xml:space="preserve"> </w:t>
-      </w:r>
-      <w:r>
-        <w:t xml:space="preserve">(2nd ed.). CRC Press.</w:t>
+        <w:t xml:space="preserve">Phosphoric acid and iron oxide — passivation mechanism</w:t>
+      </w:r>
+      <w:r>
+        <w:t xml:space="preserve">. https://persianutab.com/en/phosphoric-acid-and-iron-oxide/</w:t>
       </w:r>
     </w:p>
     <w:p>
@@ -29491,7 +30454,7 @@
         </w:numPr>
       </w:pPr>
       <w:r>
-        <w:t xml:space="preserve">Pumps Africa. (2024).</w:t>
+        <w:t xml:space="preserve">Pollock, D. D. (1991).</w:t>
       </w:r>
       <w:r>
         <w:t xml:space="preserve"> </w:t>
@@ -29501,10 +30464,13 @@
           <w:i/>
           <w:iCs/>
         </w:rPr>
-        <w:t xml:space="preserve">Advanced pipeline monitoring systems for safer oil &amp; gas operations in Africa</w:t>
-      </w:r>
-      <w:r>
-        <w:t xml:space="preserve">. https://pumps-africa.com/advanced-pipeline-monitoring-systems-for-safer-oil-gas-operations-in-africa/</w:t>
+        <w:t xml:space="preserve">Physical Properties of Materials for Engineers</w:t>
+      </w:r>
+      <w:r>
+        <w:t xml:space="preserve"> </w:t>
+      </w:r>
+      <w:r>
+        <w:t xml:space="preserve">(2nd ed.). CRC Press.</w:t>
       </w:r>
     </w:p>
     <w:p>
@@ -29515,7 +30481,7 @@
         </w:numPr>
       </w:pPr>
       <w:r>
-        <w:t xml:space="preserve">Roberge, P. R. (2008).</w:t>
+        <w:t xml:space="preserve">Pumps Africa. (2024).</w:t>
       </w:r>
       <w:r>
         <w:t xml:space="preserve"> </w:t>
@@ -29525,10 +30491,10 @@
           <w:i/>
           <w:iCs/>
         </w:rPr>
-        <w:t xml:space="preserve">Corrosion Engineering: Principles and Practice</w:t>
-      </w:r>
-      <w:r>
-        <w:t xml:space="preserve">. McGraw-Hill.</w:t>
+        <w:t xml:space="preserve">Advanced pipeline monitoring systems for safer oil &amp; gas operations in Africa</w:t>
+      </w:r>
+      <w:r>
+        <w:t xml:space="preserve">. https://pumps-africa.com/advanced-pipeline-monitoring-systems-for-safer-oil-gas-operations-in-africa/</w:t>
       </w:r>
     </w:p>
     <w:p>
@@ -29539,7 +30505,7 @@
         </w:numPr>
       </w:pPr>
       <w:r>
-        <w:t xml:space="preserve">Savitzky, A., &amp; Golay, M. J. E. (1964). Smoothing and differentiation of data by simplified least squares procedures.</w:t>
+        <w:t xml:space="preserve">Roberge, P. R. (2008).</w:t>
       </w:r>
       <w:r>
         <w:t xml:space="preserve"> </w:t>
@@ -29549,10 +30515,10 @@
           <w:i/>
           <w:iCs/>
         </w:rPr>
-        <w:t xml:space="preserve">Analytical Chemistry</w:t>
-      </w:r>
-      <w:r>
-        <w:t xml:space="preserve">, 36(8), 1627–1639.</w:t>
+        <w:t xml:space="preserve">Corrosion Engineering: Principles and Practice</w:t>
+      </w:r>
+      <w:r>
+        <w:t xml:space="preserve">. McGraw-Hill.</w:t>
       </w:r>
     </w:p>
     <w:p>
@@ -29563,7 +30529,7 @@
         </w:numPr>
       </w:pPr>
       <w:r>
-        <w:t xml:space="preserve">Schweitzer, P. A. (2010).</w:t>
+        <w:t xml:space="preserve">Savitzky, A., &amp; Golay, M. J. E. (1964). Smoothing and differentiation of data by simplified least squares procedures.</w:t>
       </w:r>
       <w:r>
         <w:t xml:space="preserve"> </w:t>
@@ -29573,10 +30539,10 @@
           <w:i/>
           <w:iCs/>
         </w:rPr>
-        <w:t xml:space="preserve">Fundamentals of Corrosion: Mechanisms, Causes, and Preventive Methods</w:t>
-      </w:r>
-      <w:r>
-        <w:t xml:space="preserve">. CRC Press.</w:t>
+        <w:t xml:space="preserve">Analytical Chemistry</w:t>
+      </w:r>
+      <w:r>
+        <w:t xml:space="preserve">, 36(8), 1627–1639.</w:t>
       </w:r>
     </w:p>
     <w:p>
@@ -29587,7 +30553,7 @@
         </w:numPr>
       </w:pPr>
       <w:r>
-        <w:t xml:space="preserve">Standards Norway. (2017).</w:t>
+        <w:t xml:space="preserve">Schweitzer, P. A. (2010).</w:t>
       </w:r>
       <w:r>
         <w:t xml:space="preserve"> </w:t>
@@ -29597,13 +30563,10 @@
           <w:i/>
           <w:iCs/>
         </w:rPr>
-        <w:t xml:space="preserve">NORSOK M-506 — CO₂ corrosion rate calculation model</w:t>
-      </w:r>
-      <w:r>
-        <w:t xml:space="preserve"> </w:t>
-      </w:r>
-      <w:r>
-        <w:t xml:space="preserve">(3rd ed.).</w:t>
+        <w:t xml:space="preserve">Fundamentals of Corrosion: Mechanisms, Causes, and Preventive Methods</w:t>
+      </w:r>
+      <w:r>
+        <w:t xml:space="preserve">. CRC Press.</w:t>
       </w:r>
     </w:p>
     <w:p>
@@ -29614,7 +30577,7 @@
         </w:numPr>
       </w:pPr>
       <w:r>
-        <w:t xml:space="preserve">Tan, Y., et al. (2025). Prediction of internal corrosion rate for gas pipeline: A new method based on transformer architecture.</w:t>
+        <w:t xml:space="preserve">Standards Norway. (2017).</w:t>
       </w:r>
       <w:r>
         <w:t xml:space="preserve"> </w:t>
@@ -29624,10 +30587,13 @@
           <w:i/>
           <w:iCs/>
         </w:rPr>
-        <w:t xml:space="preserve">Computers &amp; Chemical Engineering</w:t>
-      </w:r>
-      <w:r>
-        <w:t xml:space="preserve">, 192, 108600.</w:t>
+        <w:t xml:space="preserve">NORSOK M-506 — CO₂ corrosion rate calculation model</w:t>
+      </w:r>
+      <w:r>
+        <w:t xml:space="preserve"> </w:t>
+      </w:r>
+      <w:r>
+        <w:t xml:space="preserve">(3rd ed.).</w:t>
       </w:r>
     </w:p>
     <w:p>
@@ -29638,7 +30604,7 @@
         </w:numPr>
       </w:pPr>
       <w:r>
-        <w:t xml:space="preserve">Tukey, J. W. (1977).</w:t>
+        <w:t xml:space="preserve">Tan, Y., et al. (2025). Prediction of internal corrosion rate for gas pipeline: A new method based on transformer architecture.</w:t>
       </w:r>
       <w:r>
         <w:t xml:space="preserve"> </w:t>
@@ -29648,10 +30614,10 @@
           <w:i/>
           <w:iCs/>
         </w:rPr>
-        <w:t xml:space="preserve">Exploratory Data Analysis</w:t>
-      </w:r>
-      <w:r>
-        <w:t xml:space="preserve">. Addison-Wesley.</w:t>
+        <w:t xml:space="preserve">Computers &amp; Chemical Engineering</w:t>
+      </w:r>
+      <w:r>
+        <w:t xml:space="preserve">, 192, 108600.</w:t>
       </w:r>
     </w:p>
     <w:p>
@@ -29662,7 +30628,7 @@
         </w:numPr>
       </w:pPr>
       <w:r>
-        <w:t xml:space="preserve">Wagner, C., &amp; Traud, W. (1938). On the interpretation of corrosion phenomena by superposition of electrochemical partial reactions.</w:t>
+        <w:t xml:space="preserve">Tukey, J. W. (1977).</w:t>
       </w:r>
       <w:r>
         <w:t xml:space="preserve"> </w:t>
@@ -29672,10 +30638,10 @@
           <w:i/>
           <w:iCs/>
         </w:rPr>
-        <w:t xml:space="preserve">Zeitschrift für Elektrochemie</w:t>
-      </w:r>
-      <w:r>
-        <w:t xml:space="preserve">, 44(7), 391–402.</w:t>
+        <w:t xml:space="preserve">Exploratory Data Analysis</w:t>
+      </w:r>
+      <w:r>
+        <w:t xml:space="preserve">. Addison-Wesley.</w:t>
       </w:r>
     </w:p>
     <w:p>
@@ -29686,7 +30652,7 @@
         </w:numPr>
       </w:pPr>
       <w:r>
-        <w:t xml:space="preserve">Wang, Y., et al. (2023). Corrosion inhibition mechanism of water-soluble imidazoline on A572 Gr.65 steel in 3.5 wt % NaCl solution.</w:t>
+        <w:t xml:space="preserve">Wagner, C., &amp; Traud, W. (1938). On the interpretation of corrosion phenomena by superposition of electrochemical partial reactions.</w:t>
       </w:r>
       <w:r>
         <w:t xml:space="preserve"> </w:t>
@@ -29696,10 +30662,10 @@
           <w:i/>
           <w:iCs/>
         </w:rPr>
-        <w:t xml:space="preserve">Langmuir</w:t>
-      </w:r>
-      <w:r>
-        <w:t xml:space="preserve">, 39(45), 16108–16119. https://doi.org/10.1021/acs.langmuir.3c02781</w:t>
+        <w:t xml:space="preserve">Zeitschrift für Elektrochemie</w:t>
+      </w:r>
+      <w:r>
+        <w:t xml:space="preserve">, 44(7), 391–402.</w:t>
       </w:r>
     </w:p>
     <w:p>
@@ -29710,7 +30676,7 @@
         </w:numPr>
       </w:pPr>
       <w:r>
-        <w:t xml:space="preserve">Webster, J. G. (Ed.). (2014).</w:t>
+        <w:t xml:space="preserve">Wang, Y., et al. (2023). Corrosion inhibition mechanism of water-soluble imidazoline on A572 Gr.65 steel in 3.5 wt % NaCl solution.</w:t>
       </w:r>
       <w:r>
         <w:t xml:space="preserve"> </w:t>
@@ -29720,13 +30686,10 @@
           <w:i/>
           <w:iCs/>
         </w:rPr>
-        <w:t xml:space="preserve">The Measurement, Instrumentation, and Sensors Handbook</w:t>
-      </w:r>
-      <w:r>
-        <w:t xml:space="preserve"> </w:t>
-      </w:r>
-      <w:r>
-        <w:t xml:space="preserve">(2nd ed.). CRC Press.</w:t>
+        <w:t xml:space="preserve">Langmuir</w:t>
+      </w:r>
+      <w:r>
+        <w:t xml:space="preserve">, 39(45), 16108–16119. https://doi.org/10.1021/acs.langmuir.3c02781</w:t>
       </w:r>
     </w:p>
     <w:p>
@@ -29737,7 +30700,7 @@
         </w:numPr>
       </w:pPr>
       <w:r>
-        <w:t xml:space="preserve">Wei, X., et al. (2024). Advanced machine learning techniques for corrosion rate estimation and prediction in industrial cooling water pipelines.</w:t>
+        <w:t xml:space="preserve">Webster, J. G. (Ed.). (2014).</w:t>
       </w:r>
       <w:r>
         <w:t xml:space="preserve"> </w:t>
@@ -29747,10 +30710,13 @@
           <w:i/>
           <w:iCs/>
         </w:rPr>
-        <w:t xml:space="preserve">Sensors</w:t>
-      </w:r>
-      <w:r>
-        <w:t xml:space="preserve">, 24(11), 3564. https://doi.org/10.3390/s24113564</w:t>
+        <w:t xml:space="preserve">The Measurement, Instrumentation, and Sensors Handbook</w:t>
+      </w:r>
+      <w:r>
+        <w:t xml:space="preserve"> </w:t>
+      </w:r>
+      <w:r>
+        <w:t xml:space="preserve">(2nd ed.). CRC Press.</w:t>
       </w:r>
     </w:p>
     <w:p>
@@ -29761,7 +30727,7 @@
         </w:numPr>
       </w:pPr>
       <w:r>
-        <w:t xml:space="preserve">Xu, D., Xia, Y., &amp; Wang, X. (2020). Deep learning for corrosion rate prediction in oil and gas pipelines.</w:t>
+        <w:t xml:space="preserve">Wei, X., et al. (2024). Advanced machine learning techniques for corrosion rate estimation and prediction in industrial cooling water pipelines.</w:t>
       </w:r>
       <w:r>
         <w:t xml:space="preserve"> </w:t>
@@ -29771,10 +30737,10 @@
           <w:i/>
           <w:iCs/>
         </w:rPr>
-        <w:t xml:space="preserve">Corrosion</w:t>
-      </w:r>
-      <w:r>
-        <w:t xml:space="preserve">, 76(8), 789–798.</w:t>
+        <w:t xml:space="preserve">Sensors</w:t>
+      </w:r>
+      <w:r>
+        <w:t xml:space="preserve">, 24(11), 3564. https://doi.org/10.3390/s24113564</w:t>
       </w:r>
     </w:p>
     <w:p>
@@ -29785,7 +30751,7 @@
         </w:numPr>
       </w:pPr>
       <w:r>
-        <w:t xml:space="preserve">Yan, J., &amp; Yan, X. (2024). Prediction model for corrosion rate of low-alloy steels under atmospheric conditions using machine learning algorithms.</w:t>
+        <w:t xml:space="preserve">Xu, D., Xia, Y., &amp; Wang, X. (2020). Deep learning for corrosion rate prediction in oil and gas pipelines.</w:t>
       </w:r>
       <w:r>
         <w:t xml:space="preserve"> </w:t>
@@ -29795,10 +30761,10 @@
           <w:i/>
           <w:iCs/>
         </w:rPr>
-        <w:t xml:space="preserve">International Journal of Minerals, Metallurgy and Materials</w:t>
-      </w:r>
-      <w:r>
-        <w:t xml:space="preserve">, 31, 1109–1119. https://doi.org/10.1007/s12613-023-2679-5</w:t>
+        <w:t xml:space="preserve">Corrosion</w:t>
+      </w:r>
+      <w:r>
+        <w:t xml:space="preserve">, 76(8), 789–798.</w:t>
       </w:r>
     </w:p>
     <w:p>
@@ -29809,7 +30775,7 @@
         </w:numPr>
       </w:pPr>
       <w:r>
-        <w:t xml:space="preserve">XGBoost. (2024).</w:t>
+        <w:t xml:space="preserve">Yan, J., &amp; Yan, X. (2024). Prediction model for corrosion rate of low-alloy steels under atmospheric conditions using machine learning algorithms.</w:t>
       </w:r>
       <w:r>
         <w:t xml:space="preserve"> </w:t>
@@ -29819,10 +30785,10 @@
           <w:i/>
           <w:iCs/>
         </w:rPr>
-        <w:t xml:space="preserve">XGBoost Documentation</w:t>
-      </w:r>
-      <w:r>
-        <w:t xml:space="preserve">. https://xgboost.readthedocs.io/</w:t>
+        <w:t xml:space="preserve">International Journal of Minerals, Metallurgy and Materials</w:t>
+      </w:r>
+      <w:r>
+        <w:t xml:space="preserve">, 31, 1109–1119. https://doi.org/10.1007/s12613-023-2679-5</w:t>
       </w:r>
     </w:p>
     <w:p>
@@ -29833,7 +30799,7 @@
         </w:numPr>
       </w:pPr>
       <w:r>
-        <w:t xml:space="preserve">Bagheri, B., Yang, S., Kao, H. A., &amp; Lee, J. (2024). Cyber-physical systems architecture for self-aware machines in industry 4.0 environment: A CMMS perspective.</w:t>
+        <w:t xml:space="preserve">XGBoost. (2024).</w:t>
       </w:r>
       <w:r>
         <w:t xml:space="preserve"> </w:t>
@@ -29843,10 +30809,10 @@
           <w:i/>
           <w:iCs/>
         </w:rPr>
-        <w:t xml:space="preserve">Journal of Manufacturing Systems</w:t>
-      </w:r>
-      <w:r>
-        <w:t xml:space="preserve">, 72, 234–248.</w:t>
+        <w:t xml:space="preserve">XGBoost Documentation</w:t>
+      </w:r>
+      <w:r>
+        <w:t xml:space="preserve">. https://xgboost.readthedocs.io/</w:t>
       </w:r>
     </w:p>
     <w:p>
@@ -29857,7 +30823,7 @@
         </w:numPr>
       </w:pPr>
       <w:r>
-        <w:t xml:space="preserve">CMMS Wikipedia. (2024).</w:t>
+        <w:t xml:space="preserve">Bagheri, B., Yang, S., Kao, H. A., &amp; Lee, J. (2024). Cyber-physical systems architecture for self-aware machines in industry 4.0 environment: A CMMS perspective.</w:t>
       </w:r>
       <w:r>
         <w:t xml:space="preserve"> </w:t>
@@ -29867,10 +30833,10 @@
           <w:i/>
           <w:iCs/>
         </w:rPr>
-        <w:t xml:space="preserve">Computerized Maintenance Management System</w:t>
-      </w:r>
-      <w:r>
-        <w:t xml:space="preserve">. https://en.wikipedia.org/wiki/Computerized_maintenance_management_system</w:t>
+        <w:t xml:space="preserve">Journal of Manufacturing Systems</w:t>
+      </w:r>
+      <w:r>
+        <w:t xml:space="preserve">, 72, 234–248.</w:t>
       </w:r>
     </w:p>
     <w:p>
@@ -29881,7 +30847,7 @@
         </w:numPr>
       </w:pPr>
       <w:r>
-        <w:t xml:space="preserve">ISO. (2016).</w:t>
+        <w:t xml:space="preserve">CMMS Wikipedia. (2024).</w:t>
       </w:r>
       <w:r>
         <w:t xml:space="preserve"> </w:t>
@@ -29891,10 +30857,10 @@
           <w:i/>
           <w:iCs/>
         </w:rPr>
-        <w:t xml:space="preserve">ISO 14224:2016 — Petroleum, petrochemical and natural gas industries — Collection and exchange of reliability and maintenance data for equipment</w:t>
-      </w:r>
-      <w:r>
-        <w:t xml:space="preserve">. International Organization for Standardization.</w:t>
+        <w:t xml:space="preserve">Computerized Maintenance Management System</w:t>
+      </w:r>
+      <w:r>
+        <w:t xml:space="preserve">. https://en.wikipedia.org/wiki/Computerized_maintenance_management_system</w:t>
       </w:r>
     </w:p>
     <w:p>
@@ -29905,7 +30871,7 @@
         </w:numPr>
       </w:pPr>
       <w:r>
-        <w:t xml:space="preserve">Lopes, I., Senra, P., Vilarinho, S., Sá, V., Teixeira, C., Lopes, J., Alves, A., Oliveira, J. A., &amp; Figueiredo, M. (2016). Requirements specification of a computerized maintenance management system — A case study.</w:t>
+        <w:t xml:space="preserve">ISO. (2016).</w:t>
       </w:r>
       <w:r>
         <w:t xml:space="preserve"> </w:t>
@@ -29915,10 +30881,10 @@
           <w:i/>
           <w:iCs/>
         </w:rPr>
-        <w:t xml:space="preserve">Procedia CIRP</w:t>
-      </w:r>
-      <w:r>
-        <w:t xml:space="preserve">, 52, 268–273.</w:t>
+        <w:t xml:space="preserve">ISO 14224:2016 — Petroleum, petrochemical and natural gas industries — Collection and exchange of reliability and maintenance data for equipment</w:t>
+      </w:r>
+      <w:r>
+        <w:t xml:space="preserve">. International Organization for Standardization.</w:t>
       </w:r>
     </w:p>
     <w:p>
@@ -29929,7 +30895,7 @@
         </w:numPr>
       </w:pPr>
       <w:r>
-        <w:t xml:space="preserve">Murphy, K. (2021).</w:t>
+        <w:t xml:space="preserve">Lopes, I., Senra, P., Vilarinho, S., Sá, V., Teixeira, C., Lopes, J., Alves, A., Oliveira, J. A., &amp; Figueiredo, M. (2016). Requirements specification of a computerized maintenance management system — A case study.</w:t>
       </w:r>
       <w:r>
         <w:t xml:space="preserve"> </w:t>
@@ -29939,10 +30905,10 @@
           <w:i/>
           <w:iCs/>
         </w:rPr>
-        <w:t xml:space="preserve">The State of Open-Source CMMS for SMEs</w:t>
-      </w:r>
-      <w:r>
-        <w:t xml:space="preserve">. Maintenance World Journal, 18(3), 45–53.</w:t>
+        <w:t xml:space="preserve">Procedia CIRP</w:t>
+      </w:r>
+      <w:r>
+        <w:t xml:space="preserve">, 52, 268–273.</w:t>
       </w:r>
     </w:p>
     <w:p>
@@ -29953,7 +30919,7 @@
         </w:numPr>
       </w:pPr>
       <w:r>
-        <w:t xml:space="preserve">Next.js. (2024).</w:t>
+        <w:t xml:space="preserve">Murphy, K. (2021).</w:t>
       </w:r>
       <w:r>
         <w:t xml:space="preserve"> </w:t>
@@ -29963,10 +30929,10 @@
           <w:i/>
           <w:iCs/>
         </w:rPr>
-        <w:t xml:space="preserve">Next.js — The React Framework for the Web</w:t>
-      </w:r>
-      <w:r>
-        <w:t xml:space="preserve">. Vercel Inc. https://nextjs.org/</w:t>
+        <w:t xml:space="preserve">The State of Open-Source CMMS for SMEs</w:t>
+      </w:r>
+      <w:r>
+        <w:t xml:space="preserve">. Maintenance World Journal, 18(3), 45–53.</w:t>
       </w:r>
     </w:p>
     <w:p>
@@ -29977,7 +30943,7 @@
         </w:numPr>
       </w:pPr>
       <w:r>
-        <w:t xml:space="preserve">Roda, I., &amp; Macchi, M. (2018). A framework to embed asset management in production companies.</w:t>
+        <w:t xml:space="preserve">Next.js. (2024).</w:t>
       </w:r>
       <w:r>
         <w:t xml:space="preserve"> </w:t>
@@ -29987,10 +30953,10 @@
           <w:i/>
           <w:iCs/>
         </w:rPr>
-        <w:t xml:space="preserve">Proceedings of the Institution of Mechanical Engineers, Part O: Journal of Risk and Reliability</w:t>
-      </w:r>
-      <w:r>
-        <w:t xml:space="preserve">, 232(4), 368–378.</w:t>
+        <w:t xml:space="preserve">Next.js — The React Framework for the Web</w:t>
+      </w:r>
+      <w:r>
+        <w:t xml:space="preserve">. Vercel Inc. https://nextjs.org/</w:t>
       </w:r>
     </w:p>
     <w:p>
@@ -30001,7 +30967,7 @@
         </w:numPr>
       </w:pPr>
       <w:r>
-        <w:t xml:space="preserve">Supabase. (2024).</w:t>
+        <w:t xml:space="preserve">Roda, I., &amp; Macchi, M. (2018). A framework to embed asset management in production companies.</w:t>
       </w:r>
       <w:r>
         <w:t xml:space="preserve"> </w:t>
@@ -30011,10 +30977,10 @@
           <w:i/>
           <w:iCs/>
         </w:rPr>
-        <w:t xml:space="preserve">Supabase — The Open Source Firebase Alternative</w:t>
-      </w:r>
-      <w:r>
-        <w:t xml:space="preserve">. https://supabase.com/</w:t>
+        <w:t xml:space="preserve">Proceedings of the Institution of Mechanical Engineers, Part O: Journal of Risk and Reliability</w:t>
+      </w:r>
+      <w:r>
+        <w:t xml:space="preserve">, 232(4), 368–378.</w:t>
       </w:r>
     </w:p>
     <w:p>
@@ -30025,7 +30991,7 @@
         </w:numPr>
       </w:pPr>
       <w:r>
-        <w:t xml:space="preserve">Vercel. (2024).</w:t>
+        <w:t xml:space="preserve">Supabase. (2024).</w:t>
       </w:r>
       <w:r>
         <w:t xml:space="preserve"> </w:t>
@@ -30035,13 +31001,10 @@
           <w:i/>
           <w:iCs/>
         </w:rPr>
-        <w:t xml:space="preserve">Vercel — Develop. Preview. Ship.</w:t>
-      </w:r>
-      <w:r>
-        <w:t xml:space="preserve"> </w:t>
-      </w:r>
-      <w:r>
-        <w:t xml:space="preserve">https://vercel.com/</w:t>
+        <w:t xml:space="preserve">Supabase — The Open Source Firebase Alternative</w:t>
+      </w:r>
+      <w:r>
+        <w:t xml:space="preserve">. https://supabase.com/</w:t>
       </w:r>
     </w:p>
     <w:p>
@@ -30052,7 +31015,7 @@
         </w:numPr>
       </w:pPr>
       <w:r>
-        <w:t xml:space="preserve">Avrami, M. (1939). Kinetics of phase change. I. General theory.</w:t>
+        <w:t xml:space="preserve">Vercel. (2024).</w:t>
       </w:r>
       <w:r>
         <w:t xml:space="preserve"> </w:t>
@@ -30062,10 +31025,13 @@
           <w:i/>
           <w:iCs/>
         </w:rPr>
-        <w:t xml:space="preserve">Journal of Chemical Physics</w:t>
-      </w:r>
-      <w:r>
-        <w:t xml:space="preserve">, 7(12), 1103–1112. https://doi.org/10.1063/1.1750380</w:t>
+        <w:t xml:space="preserve">Vercel — Develop. Preview. Ship.</w:t>
+      </w:r>
+      <w:r>
+        <w:t xml:space="preserve"> </w:t>
+      </w:r>
+      <w:r>
+        <w:t xml:space="preserve">https://vercel.com/</w:t>
       </w:r>
     </w:p>
     <w:p>
@@ -30076,7 +31042,7 @@
         </w:numPr>
       </w:pPr>
       <w:r>
-        <w:t xml:space="preserve">Saxena, A., Goebel, K., Simon, D., &amp; Eklund, N. (2008). Damage propagation modeling for aircraft engine run-to-failure simulation.</w:t>
+        <w:t xml:space="preserve">Avrami, M. (1939). Kinetics of phase change. I. General theory.</w:t>
       </w:r>
       <w:r>
         <w:t xml:space="preserve"> </w:t>
@@ -30086,10 +31052,10 @@
           <w:i/>
           <w:iCs/>
         </w:rPr>
-        <w:t xml:space="preserve">International Conference on Prognostics and Health Management (PHM)</w:t>
-      </w:r>
-      <w:r>
-        <w:t xml:space="preserve">, 1–9. IEEE. https://doi.org/10.1109/PHM.2008.4711414</w:t>
+        <w:t xml:space="preserve">Journal of Chemical Physics</w:t>
+      </w:r>
+      <w:r>
+        <w:t xml:space="preserve">, 7(12), 1103–1112. https://doi.org/10.1063/1.1750380</w:t>
       </w:r>
     </w:p>
     <w:p>
@@ -30100,7 +31066,7 @@
         </w:numPr>
       </w:pPr>
       <w:r>
-        <w:t xml:space="preserve">He, H., &amp; Garcia, E. A. (2009). Learning from imbalanced data.</w:t>
+        <w:t xml:space="preserve">Saxena, A., Goebel, K., Simon, D., &amp; Eklund, N. (2008). Damage propagation modeling for aircraft engine run-to-failure simulation.</w:t>
       </w:r>
       <w:r>
         <w:t xml:space="preserve"> </w:t>
@@ -30110,10 +31076,10 @@
           <w:i/>
           <w:iCs/>
         </w:rPr>
-        <w:t xml:space="preserve">IEEE Transactions on Knowledge and Data Engineering</w:t>
-      </w:r>
-      <w:r>
-        <w:t xml:space="preserve">, 21(9), 1263–1284. https://doi.org/10.1109/TKDE.2008.239</w:t>
+        <w:t xml:space="preserve">International Conference on Prognostics and Health Management (PHM)</w:t>
+      </w:r>
+      <w:r>
+        <w:t xml:space="preserve">, 1–9. IEEE. https://doi.org/10.1109/PHM.2008.4711414</w:t>
       </w:r>
     </w:p>
     <w:p>
@@ -30124,6 +31090,30 @@
         </w:numPr>
       </w:pPr>
       <w:r>
+        <w:t xml:space="preserve">He, H., &amp; Garcia, E. A. (2009). Learning from imbalanced data.</w:t>
+      </w:r>
+      <w:r>
+        <w:t xml:space="preserve"> </w:t>
+      </w:r>
+      <w:r>
+        <w:rPr>
+          <w:i/>
+          <w:iCs/>
+        </w:rPr>
+        <w:t xml:space="preserve">IEEE Transactions on Knowledge and Data Engineering</w:t>
+      </w:r>
+      <w:r>
+        <w:t xml:space="preserve">, 21(9), 1263–1284. https://doi.org/10.1109/TKDE.2008.239</w:t>
+      </w:r>
+    </w:p>
+    <w:p>
+      <w:pPr>
+        <w:numPr>
+          <w:ilvl w:val="0"/>
+          <w:numId w:val="1032"/>
+        </w:numPr>
+      </w:pPr>
+      <w:r>
         <w:t xml:space="preserve">Montgomery, D. C. (2017).</w:t>
       </w:r>
       <w:r>
@@ -31157,7 +32147,7 @@
           <wp:inline>
             <wp:extent cx="5296535" cy="4580705"/>
             <wp:effectExtent b="0" l="0" r="0" t="0"/>
-            <wp:docPr descr="Figure C.1 — Schéma de câblage complet : ESP32 + HX711 + montage shunt + R_lift + DS18B20 + cellule HDPE" title="" id="168" name="Picture"/>
+            <wp:docPr descr="Figure C.1 — Schéma de câblage complet : ESP32 + HX711 + montage shunt + R_lift + DS18B20 + cellule en plastique" title="" id="168" name="Picture"/>
             <a:graphic>
               <a:graphicData uri="http://schemas.openxmlformats.org/drawingml/2006/picture">
                 <pic:pic>
@@ -31200,7 +32190,7 @@
         <w:pStyle w:val="ImageCaption"/>
       </w:pPr>
       <w:r>
-        <w:t xml:space="preserve">Figure C.1 — Schéma de câblage complet : ESP32 + HX711 + montage shunt + R_lift + DS18B20 + cellule HDPE</w:t>
+        <w:t xml:space="preserve">Figure C.1 — Schéma de câblage complet : ESP32 + HX711 + montage shunt + R_lift + DS18B20 + cellule en plastique</w:t>
       </w:r>
     </w:p>
     <w:bookmarkEnd w:id="170"/>
@@ -31333,23 +32323,20 @@
         <w:pStyle w:val="FirstParagraph"/>
       </w:pPr>
       <w:r>
-        <w:t xml:space="preserve">La phase contrôlée de la campagne s’appuie sur un</w:t>
-      </w:r>
-      <w:r>
-        <w:t xml:space="preserve"> </w:t>
-      </w:r>
-      <w:r>
-        <w:rPr>
-          <w:b/>
-          <w:bCs/>
-        </w:rPr>
-        <w:t xml:space="preserve">bain-marie thermostaté</w:t>
-      </w:r>
-      <w:r>
-        <w:t xml:space="preserve"> </w:t>
-      </w:r>
-      <w:r>
-        <w:t xml:space="preserve">isolant la cellule de corrosion des fluctuations de la température ambiante :</w:t>
+        <w:t xml:space="preserve">La phase contrôlée de la campagne régule la température du</w:t>
+      </w:r>
+      <w:r>
+        <w:t xml:space="preserve"> </w:t>
+      </w:r>
+      <w:r>
+        <w:rPr>
+          <w:b/>
+          <w:bCs/>
+        </w:rPr>
+        <w:t xml:space="preserve">milieu corrosif directement</w:t>
+      </w:r>
+      <w:r>
+        <w:t xml:space="preserve">, sans bain d’eau intermédiaire :</w:t>
       </w:r>
     </w:p>
     <w:p>
@@ -31365,13 +32352,29 @@
           <w:b/>
           <w:bCs/>
         </w:rPr>
-        <w:t xml:space="preserve">Chauffe-eau d’aquarium</w:t>
-      </w:r>
-      <w:r>
-        <w:t xml:space="preserve"> </w:t>
-      </w:r>
-      <w:r>
-        <w:t xml:space="preserve">à thermostat intégré, puissance 25 W, plage de consigne 16–35 °C ;</w:t>
+        <w:t xml:space="preserve">Chauffe-eau d’aquarium étanche</w:t>
+      </w:r>
+      <w:r>
+        <w:t xml:space="preserve"> </w:t>
+      </w:r>
+      <w:r>
+        <w:t xml:space="preserve">à thermostat intégré, puissance 25 W, plage de consigne 16–35 °C,</w:t>
+      </w:r>
+      <w:r>
+        <w:t xml:space="preserve"> </w:t>
+      </w:r>
+      <w:r>
+        <w:rPr>
+          <w:b/>
+          <w:bCs/>
+        </w:rPr>
+        <w:t xml:space="preserve">immergé directement dans la cellule de corrosion</w:t>
+      </w:r>
+      <w:r>
+        <w:t xml:space="preserve"> </w:t>
+      </w:r>
+      <w:r>
+        <w:t xml:space="preserve">(au même titre que le capteur DS18B20), son corps scellé assurant l’isolation électrique vis-à-vis du milieu ;</w:t>
       </w:r>
     </w:p>
     <w:p>
@@ -31387,13 +32390,13 @@
           <w:b/>
           <w:bCs/>
         </w:rPr>
-        <w:t xml:space="preserve">Bain d’eau</w:t>
-      </w:r>
-      <w:r>
-        <w:t xml:space="preserve"> </w:t>
-      </w:r>
-      <w:r>
-        <w:t xml:space="preserve">(4–5 L) jouant le rôle d’inertie thermique stabilisatrice ; la cellule de corrosion (HCl) y est immergée, sans contact direct entre la résistance chauffante et l’acide ;</w:t>
+        <w:t xml:space="preserve">Régulation in situ</w:t>
+      </w:r>
+      <w:r>
+        <w:t xml:space="preserve"> </w:t>
+      </w:r>
+      <w:r>
+        <w:t xml:space="preserve">: le thermostat maintient le milieu à la consigne ; la température réelle est suivie en continu par le capteur DS18B20 du dispositif de mesure ;</w:t>
       </w:r>
     </w:p>
     <w:p>
@@ -31409,29 +32412,13 @@
           <w:b/>
           <w:bCs/>
         </w:rPr>
-        <w:t xml:space="preserve">Contrôle</w:t>
-      </w:r>
-      <w:r>
-        <w:t xml:space="preserve"> </w:t>
-      </w:r>
-      <w:r>
-        <w:t xml:space="preserve">: stabilisation à la consigne</w:t>
-      </w:r>
-      <w:r>
-        <w:t xml:space="preserve"> </w:t>
-      </w:r>
-      <w:r>
-        <w:rPr>
-          <w:b/>
-          <w:bCs/>
-        </w:rPr>
-        <w:t xml:space="preserve">avant</w:t>
-      </w:r>
-      <w:r>
-        <w:t xml:space="preserve"> </w:t>
-      </w:r>
-      <w:r>
-        <w:t xml:space="preserve">immersion du fil ; suivi de la température réelle du milieu par le capteur DS18B20 du dispositif de mesure ;</w:t>
+        <w:t xml:space="preserve">Cellule couverte</w:t>
+      </w:r>
+      <w:r>
+        <w:t xml:space="preserve"> </w:t>
+      </w:r>
+      <w:r>
+        <w:t xml:space="preserve">: le récipient est couvert pendant l’essai pour limiter l’évaporation du HCl — accentuée par le chauffage — et stabiliser la concentration (cohérent avec le protocole acide, §II.6.3) ;</w:t>
       </w:r>
     </w:p>
     <w:p>
@@ -31453,7 +32440,7 @@
         <w:t xml:space="preserve"> </w:t>
       </w:r>
       <w:r>
-        <w:t xml:space="preserve">: à consigne élevée (≥ 32 °C), la puissance de 25 W impose de couvrir le bain pour limiter les pertes et atteindre la consigne au-dessus de la température ambiante de Douala (≈ 28–29 °C).</w:t>
+        <w:t xml:space="preserve">: à consigne élevée (≥ 32 °C), la puissance de 25 W impose de bien couvrir la cellule pour atteindre et tenir la consigne au-dessus de la température ambiante de Douala (≈ 28–29 °C) ; la compatibilité chimique du corps étanche avec le HCl reste un point de vigilance pratique.</w:t>
       </w:r>
     </w:p>
     <w:bookmarkEnd w:id="172"/>

--- a/memoire/Memoire_M2_Corrosion_BATOUMBI.docx
+++ b/memoire/Memoire_M2_Corrosion_BATOUMBI.docx
@@ -25603,7 +25603,7 @@
     </w:p>
     <w:bookmarkEnd w:id="116"/>
     <w:bookmarkEnd w:id="117"/>
-    <w:bookmarkStart w:id="162" w:name="chapitre-iii-résultats-et-discussions"/>
+    <w:bookmarkStart w:id="165" w:name="chapitre-iii-résultats-et-discussions"/>
     <w:p>
       <w:pPr>
         <w:pStyle w:val="Heading1"/>
@@ -28370,7 +28370,7 @@
     </w:p>
     <w:bookmarkEnd w:id="153"/>
     <w:bookmarkEnd w:id="154"/>
-    <w:bookmarkStart w:id="160" w:name="iii.6.-discussions"/>
+    <w:bookmarkStart w:id="163" w:name="iii.6.-discussions"/>
     <w:p>
       <w:pPr>
         <w:pStyle w:val="Heading2"/>
@@ -28666,7 +28666,7 @@
       </w:r>
     </w:p>
     <w:bookmarkEnd w:id="158"/>
-    <w:bookmarkStart w:id="159" w:name="iii.6.5.-perspectives"/>
+    <w:bookmarkStart w:id="162" w:name="iii.6.5.-perspectives"/>
     <w:p>
       <w:pPr>
         <w:pStyle w:val="Heading3"/>
@@ -28762,7 +28762,10 @@
         <w:t xml:space="preserve">bande prédictive de durée de vie</w:t>
       </w:r>
       <w:r>
-        <w:t xml:space="preserve">. Cette démarche s’inspire des données</w:t>
+        <w:t xml:space="preserve"> </w:t>
+      </w:r>
+      <w:r>
+        <w:t xml:space="preserve">(figure III.8). Cette démarche s’inspire des données</w:t>
       </w:r>
       <w:r>
         <w:t xml:space="preserve"> </w:t>
@@ -28882,3262 +28885,6 @@
       </w:r>
     </w:p>
     <w:p>
-      <w:r>
-        <w:pict>
-          <v:rect style="width:0;height:1.5pt" o:hralign="center" o:hrstd="t" o:hr="t"/>
-        </w:pict>
-      </w:r>
-    </w:p>
-    <w:bookmarkEnd w:id="159"/>
-    <w:bookmarkEnd w:id="160"/>
-    <w:bookmarkStart w:id="161" w:name="iii.7.-conclusion-du-chapitre-iii"/>
-    <w:p>
-      <w:pPr>
-        <w:pStyle w:val="Heading2"/>
-      </w:pPr>
-      <w:r>
-        <w:t xml:space="preserve">III.7. Conclusion du Chapitre III</w:t>
-      </w:r>
-    </w:p>
-    <w:p>
-      <w:pPr>
-        <w:pStyle w:val="FirstParagraph"/>
-      </w:pPr>
-      <w:r>
-        <w:t xml:space="preserve">Ce chapitre a présenté les résultats provisoires de la campagne.</w:t>
-      </w:r>
-      <w:r>
-        <w:t xml:space="preserve"> </w:t>
-      </w:r>
-      <w:r>
-        <w:rPr>
-          <w:b/>
-          <w:bCs/>
-        </w:rPr>
-        <w:t xml:space="preserve">OS1</w:t>
-      </w:r>
-      <w:r>
-        <w:t xml:space="preserve"> </w:t>
-      </w:r>
-      <w:r>
-        <w:t xml:space="preserve">: la chaîne d’acquisition ER est fonctionnelle et a permis de suivre sans interruption une série d’essais run-to-failure complets jusqu’à la rupture.</w:t>
-      </w:r>
-      <w:r>
-        <w:t xml:space="preserve"> </w:t>
-      </w:r>
-      <w:r>
-        <w:rPr>
-          <w:b/>
-          <w:bCs/>
-        </w:rPr>
-        <w:t xml:space="preserve">OS2</w:t>
-      </w:r>
-      <w:r>
-        <w:t xml:space="preserve"> </w:t>
-      </w:r>
-      <w:r>
-        <w:t xml:space="preserve">: le modèle XGBoost prédit le taux de corrosion et surpasse les méthodes de référence, mais sa performance dépend de la couverture des conditions.</w:t>
-      </w:r>
-      <w:r>
-        <w:t xml:space="preserve"> </w:t>
-      </w:r>
-      <w:r>
-        <w:rPr>
-          <w:b/>
-          <w:bCs/>
-        </w:rPr>
-        <w:t xml:space="preserve">OS3</w:t>
-      </w:r>
-      <w:r>
-        <w:t xml:space="preserve"> </w:t>
-      </w:r>
-      <w:r>
-        <w:t xml:space="preserve">: l’analyse a établi que la</w:t>
-      </w:r>
-      <w:r>
-        <w:t xml:space="preserve"> </w:t>
-      </w:r>
-      <w:r>
-        <w:rPr>
-          <w:b/>
-          <w:bCs/>
-        </w:rPr>
-        <w:t xml:space="preserve">température est la variable dominante</w:t>
-      </w:r>
-      <w:r>
-        <w:t xml:space="preserve"> </w:t>
-      </w:r>
-      <w:r>
-        <w:t xml:space="preserve">et que la</w:t>
-      </w:r>
-      <w:r>
-        <w:t xml:space="preserve"> </w:t>
-      </w:r>
-      <w:r>
-        <w:rPr>
-          <w:b/>
-          <w:bCs/>
-        </w:rPr>
-        <w:t xml:space="preserve">répétabilité des conditions</w:t>
-      </w:r>
-      <w:r>
-        <w:t xml:space="preserve"> </w:t>
-      </w:r>
-      <w:r>
-        <w:t xml:space="preserve">— couverture thermique, qualité de régulation, constance de la concentration — conditionne la fiabilité de la prédiction ; deux contre-exemples (Run #15, Run #17) l’ont démontré expérimentalement.</w:t>
-      </w:r>
-      <w:r>
-        <w:t xml:space="preserve"> </w:t>
-      </w:r>
-      <w:r>
-        <w:rPr>
-          <w:b/>
-          <w:bCs/>
-        </w:rPr>
-        <w:t xml:space="preserve">OS4</w:t>
-      </w:r>
-      <w:r>
-        <w:t xml:space="preserve"> </w:t>
-      </w:r>
-      <w:r>
-        <w:t xml:space="preserve">: l’écran de supervision et le module GMAO maison (génération automatique d’ordres de travail, KPIs) sont opérationnels et démontrent la boucle Sonde → ML → OT de bout en bout, l’intégration à un CMMS open-source mature (GLPI) restant une spécification transposable. Au regard de l’état d’avancement, les objectifs sont</w:t>
-      </w:r>
-      <w:r>
-        <w:t xml:space="preserve"> </w:t>
-      </w:r>
-      <w:r>
-        <w:rPr>
-          <w:b/>
-          <w:bCs/>
-        </w:rPr>
-        <w:t xml:space="preserve">partiellement atteints et en voie de consolidation</w:t>
-      </w:r>
-      <w:r>
-        <w:t xml:space="preserve"> </w:t>
-      </w:r>
-      <w:r>
-        <w:t xml:space="preserve">par les essais en cours. La conclusion générale dresse le bilan d’ensemble et les perspectives.</w:t>
-      </w:r>
-    </w:p>
-    <w:p>
-      <w:r>
-        <w:br w:type="page"/>
-      </w:r>
-    </w:p>
-    <w:bookmarkEnd w:id="161"/>
-    <w:bookmarkEnd w:id="162"/>
-    <w:bookmarkStart w:id="163" w:name="conclusion-générale"/>
-    <w:p>
-      <w:pPr>
-        <w:pStyle w:val="Heading1"/>
-      </w:pPr>
-      <w:r>
-        <w:t xml:space="preserve">CONCLUSION GÉNÉRALE</w:t>
-      </w:r>
-    </w:p>
-    <w:p>
-      <w:pPr>
-        <w:pStyle w:val="FirstParagraph"/>
-      </w:pPr>
-      <w:r>
-        <w:rPr>
-          <w:i/>
-          <w:iCs/>
-        </w:rPr>
-        <w:t xml:space="preserve">(La conclusion générale sera rédigée à l’issue de la campagne expérimentale.)</w:t>
-      </w:r>
-    </w:p>
-    <w:p>
-      <w:r>
-        <w:br w:type="page"/>
-      </w:r>
-    </w:p>
-    <w:bookmarkEnd w:id="163"/>
-    <w:bookmarkStart w:id="164" w:name="références-bibliographiques"/>
-    <w:p>
-      <w:pPr>
-        <w:pStyle w:val="Heading1"/>
-      </w:pPr>
-      <w:r>
-        <w:t xml:space="preserve">RÉFÉRENCES BIBLIOGRAPHIQUES</w:t>
-      </w:r>
-    </w:p>
-    <w:p>
-      <w:pPr>
-        <w:pStyle w:val="BlockText"/>
-      </w:pPr>
-      <w:r>
-        <w:rPr>
-          <w:i/>
-          <w:iCs/>
-        </w:rPr>
-        <w:t xml:space="preserve">Bibliographie en format APA. Le Pr MBOG recommande un minimum de 60 références scientifiques. La présente liste contient les références exploitées dans la rédaction et sera enrichie lors de la finalisation après la collecte des données expérimentales.</w:t>
-      </w:r>
-    </w:p>
-    <w:p>
-      <w:pPr>
-        <w:numPr>
-          <w:ilvl w:val="0"/>
-          <w:numId w:val="1032"/>
-        </w:numPr>
-      </w:pPr>
-      <w:r>
-        <w:t xml:space="preserve">Adafruit. (2024).</w:t>
-      </w:r>
-      <w:r>
-        <w:t xml:space="preserve"> </w:t>
-      </w:r>
-      <w:r>
-        <w:rPr>
-          <w:i/>
-          <w:iCs/>
-        </w:rPr>
-        <w:t xml:space="preserve">Adafruit HX711 24-bit ADC for Load Cells / Strain Gauges</w:t>
-      </w:r>
-      <w:r>
-        <w:t xml:space="preserve">. https://learn.adafruit.com/adafruit-hx711-24-bit-adc</w:t>
-      </w:r>
-    </w:p>
-    <w:p>
-      <w:pPr>
-        <w:numPr>
-          <w:ilvl w:val="0"/>
-          <w:numId w:val="1032"/>
-        </w:numPr>
-      </w:pPr>
-      <w:r>
-        <w:t xml:space="preserve">Akash, S. (2024).</w:t>
-      </w:r>
-      <w:r>
-        <w:t xml:space="preserve"> </w:t>
-      </w:r>
-      <w:r>
-        <w:rPr>
-          <w:i/>
-          <w:iCs/>
-        </w:rPr>
-        <w:t xml:space="preserve">Decoding ISO 13381 Part 1: General Guidelines for Prognostics (RUL Estimation)</w:t>
-      </w:r>
-      <w:r>
-        <w:t xml:space="preserve">. LinkedIn Pulse. https://www.linkedin.com/pulse/decoding-iso-13381-part-1-general-guidelines-rul-akash-shrivastava</w:t>
-      </w:r>
-    </w:p>
-    <w:p>
-      <w:pPr>
-        <w:numPr>
-          <w:ilvl w:val="0"/>
-          <w:numId w:val="1032"/>
-        </w:numPr>
-      </w:pPr>
-      <w:r>
-        <w:t xml:space="preserve">AMPP. (2023).</w:t>
-      </w:r>
-      <w:r>
-        <w:t xml:space="preserve"> </w:t>
-      </w:r>
-      <w:r>
-        <w:rPr>
-          <w:i/>
-          <w:iCs/>
-        </w:rPr>
-        <w:t xml:space="preserve">NACE SP0775-2023 — Preparation, Installation, Analysis, and Interpretation of Corrosion Coupons in Hydrocarbon Operations</w:t>
-      </w:r>
-      <w:r>
-        <w:t xml:space="preserve">. Association for Materials Protection and Performance.</w:t>
-      </w:r>
-    </w:p>
-    <w:p>
-      <w:pPr>
-        <w:numPr>
-          <w:ilvl w:val="0"/>
-          <w:numId w:val="1032"/>
-        </w:numPr>
-      </w:pPr>
-      <w:r>
-        <w:t xml:space="preserve">Aniobi, C. C. (2018). Pipeline corrosion control in oil and gas industry: A case study of NNPC/PPMC system 2A pipeline.</w:t>
-      </w:r>
-      <w:r>
-        <w:t xml:space="preserve"> </w:t>
-      </w:r>
-      <w:r>
-        <w:rPr>
-          <w:i/>
-          <w:iCs/>
-        </w:rPr>
-        <w:t xml:space="preserve">Academia.edu</w:t>
-      </w:r>
-      <w:r>
-        <w:t xml:space="preserve">.</w:t>
-      </w:r>
-    </w:p>
-    <w:p>
-      <w:pPr>
-        <w:numPr>
-          <w:ilvl w:val="0"/>
-          <w:numId w:val="1032"/>
-        </w:numPr>
-      </w:pPr>
-      <w:r>
-        <w:t xml:space="preserve">API. (2024).</w:t>
-      </w:r>
-      <w:r>
-        <w:t xml:space="preserve"> </w:t>
-      </w:r>
-      <w:r>
-        <w:rPr>
-          <w:i/>
-          <w:iCs/>
-        </w:rPr>
-        <w:t xml:space="preserve">API 570 — Piping Inspection Code: In-service Inspection, Rating, Repair, and Alteration of Piping Systems</w:t>
-      </w:r>
-      <w:r>
-        <w:t xml:space="preserve"> </w:t>
-      </w:r>
-      <w:r>
-        <w:t xml:space="preserve">(5th ed.). American Petroleum Institute.</w:t>
-      </w:r>
-    </w:p>
-    <w:p>
-      <w:pPr>
-        <w:numPr>
-          <w:ilvl w:val="0"/>
-          <w:numId w:val="1032"/>
-        </w:numPr>
-      </w:pPr>
-      <w:r>
-        <w:t xml:space="preserve">API. (2023).</w:t>
-      </w:r>
-      <w:r>
-        <w:t xml:space="preserve"> </w:t>
-      </w:r>
-      <w:r>
-        <w:rPr>
-          <w:i/>
-          <w:iCs/>
-        </w:rPr>
-        <w:t xml:space="preserve">API RP 580 — Risk-Based Inspection</w:t>
-      </w:r>
-      <w:r>
-        <w:t xml:space="preserve"> </w:t>
-      </w:r>
-      <w:r>
-        <w:t xml:space="preserve">(4th ed.). American Petroleum Institute.</w:t>
-      </w:r>
-    </w:p>
-    <w:p>
-      <w:pPr>
-        <w:numPr>
-          <w:ilvl w:val="0"/>
-          <w:numId w:val="1032"/>
-        </w:numPr>
-      </w:pPr>
-      <w:r>
-        <w:t xml:space="preserve">API. (2025).</w:t>
-      </w:r>
-      <w:r>
-        <w:t xml:space="preserve"> </w:t>
-      </w:r>
-      <w:r>
-        <w:rPr>
-          <w:i/>
-          <w:iCs/>
-        </w:rPr>
-        <w:t xml:space="preserve">API RP 581 — Risk-Based Inspection Methodology</w:t>
-      </w:r>
-      <w:r>
-        <w:t xml:space="preserve"> </w:t>
-      </w:r>
-      <w:r>
-        <w:t xml:space="preserve">(4th ed.). American Petroleum Institute.</w:t>
-      </w:r>
-    </w:p>
-    <w:p>
-      <w:pPr>
-        <w:numPr>
-          <w:ilvl w:val="0"/>
-          <w:numId w:val="1032"/>
-        </w:numPr>
-      </w:pPr>
-      <w:r>
-        <w:t xml:space="preserve">ASTM International. (2012).</w:t>
-      </w:r>
-      <w:r>
-        <w:t xml:space="preserve"> </w:t>
-      </w:r>
-      <w:r>
-        <w:rPr>
-          <w:i/>
-          <w:iCs/>
-        </w:rPr>
-        <w:t xml:space="preserve">ASTM G31-12a — Standard Guide for Laboratory Immersion Corrosion Testing of Metals</w:t>
-      </w:r>
-      <w:r>
-        <w:t xml:space="preserve">.</w:t>
-      </w:r>
-    </w:p>
-    <w:p>
-      <w:pPr>
-        <w:numPr>
-          <w:ilvl w:val="0"/>
-          <w:numId w:val="1032"/>
-        </w:numPr>
-      </w:pPr>
-      <w:r>
-        <w:t xml:space="preserve">ASTM International. (2017).</w:t>
-      </w:r>
-      <w:r>
-        <w:t xml:space="preserve"> </w:t>
-      </w:r>
-      <w:r>
-        <w:rPr>
-          <w:i/>
-          <w:iCs/>
-        </w:rPr>
-        <w:t xml:space="preserve">ASTM G1-03 — Standard Practice for Preparing, Cleaning, and Evaluating Corrosion Test Specimens</w:t>
-      </w:r>
-      <w:r>
-        <w:t xml:space="preserve">.</w:t>
-      </w:r>
-    </w:p>
-    <w:p>
-      <w:pPr>
-        <w:numPr>
-          <w:ilvl w:val="0"/>
-          <w:numId w:val="1032"/>
-        </w:numPr>
-      </w:pPr>
-      <w:r>
-        <w:t xml:space="preserve">ASTM International. (2018).</w:t>
-      </w:r>
-      <w:r>
-        <w:t xml:space="preserve"> </w:t>
-      </w:r>
-      <w:r>
-        <w:rPr>
-          <w:i/>
-          <w:iCs/>
-        </w:rPr>
-        <w:t xml:space="preserve">ASTM G96-90 — Standard Guide for Online Monitoring of Corrosion in Plant Equipment (Electrical and Electrochemical Methods)</w:t>
-      </w:r>
-      <w:r>
-        <w:t xml:space="preserve">.</w:t>
-      </w:r>
-    </w:p>
-    <w:p>
-      <w:pPr>
-        <w:numPr>
-          <w:ilvl w:val="0"/>
-          <w:numId w:val="1032"/>
-        </w:numPr>
-      </w:pPr>
-      <w:r>
-        <w:t xml:space="preserve">AVIA Semiconductor. (2017).</w:t>
-      </w:r>
-      <w:r>
-        <w:t xml:space="preserve"> </w:t>
-      </w:r>
-      <w:r>
-        <w:rPr>
-          <w:i/>
-          <w:iCs/>
-        </w:rPr>
-        <w:t xml:space="preserve">HX711 — 24-bit Analog-to-Digital Converter (ADC) for Weighing Scales</w:t>
-      </w:r>
-      <w:r>
-        <w:t xml:space="preserve">. Datasheet rev 2.0.</w:t>
-      </w:r>
-    </w:p>
-    <w:p>
-      <w:pPr>
-        <w:numPr>
-          <w:ilvl w:val="0"/>
-          <w:numId w:val="1032"/>
-        </w:numPr>
-      </w:pPr>
-      <w:r>
-        <w:t xml:space="preserve">Bard, A. J., &amp; Faulkner, L. R. (2001).</w:t>
-      </w:r>
-      <w:r>
-        <w:t xml:space="preserve"> </w:t>
-      </w:r>
-      <w:r>
-        <w:rPr>
-          <w:i/>
-          <w:iCs/>
-        </w:rPr>
-        <w:t xml:space="preserve">Electrochemical Methods: Fundamentals and Applications</w:t>
-      </w:r>
-      <w:r>
-        <w:t xml:space="preserve"> </w:t>
-      </w:r>
-      <w:r>
-        <w:t xml:space="preserve">(2nd ed.). Wiley.</w:t>
-      </w:r>
-    </w:p>
-    <w:p>
-      <w:pPr>
-        <w:numPr>
-          <w:ilvl w:val="0"/>
-          <w:numId w:val="1032"/>
-        </w:numPr>
-      </w:pPr>
-      <w:r>
-        <w:t xml:space="preserve">Bergmeir, C., &amp; Benítez, J. M. (2012). On the use of cross-validation for time series predictor evaluation.</w:t>
-      </w:r>
-      <w:r>
-        <w:t xml:space="preserve"> </w:t>
-      </w:r>
-      <w:r>
-        <w:rPr>
-          <w:i/>
-          <w:iCs/>
-        </w:rPr>
-        <w:t xml:space="preserve">Information Sciences</w:t>
-      </w:r>
-      <w:r>
-        <w:t xml:space="preserve">, 191, 192–213.</w:t>
-      </w:r>
-    </w:p>
-    <w:p>
-      <w:pPr>
-        <w:numPr>
-          <w:ilvl w:val="0"/>
-          <w:numId w:val="1032"/>
-        </w:numPr>
-      </w:pPr>
-      <w:r>
-        <w:t xml:space="preserve">Cameroun, République du. (1996).</w:t>
-      </w:r>
-      <w:r>
-        <w:t xml:space="preserve"> </w:t>
-      </w:r>
-      <w:r>
-        <w:rPr>
-          <w:i/>
-          <w:iCs/>
-        </w:rPr>
-        <w:t xml:space="preserve">Loi-cadre n° 96/12 du 5 août 1996 relative à la gestion de l’environnement</w:t>
-      </w:r>
-      <w:r>
-        <w:t xml:space="preserve">.</w:t>
-      </w:r>
-    </w:p>
-    <w:p>
-      <w:pPr>
-        <w:numPr>
-          <w:ilvl w:val="0"/>
-          <w:numId w:val="1032"/>
-        </w:numPr>
-      </w:pPr>
-      <w:r>
-        <w:t xml:space="preserve">Cameroun, République du. (2019).</w:t>
-      </w:r>
-      <w:r>
-        <w:t xml:space="preserve"> </w:t>
-      </w:r>
-      <w:r>
-        <w:rPr>
-          <w:i/>
-          <w:iCs/>
-        </w:rPr>
-        <w:t xml:space="preserve">Loi n° 2019/008 du 25 avril 2019 portant Code Pétrolier</w:t>
-      </w:r>
-      <w:r>
-        <w:t xml:space="preserve"> </w:t>
-      </w:r>
-      <w:r>
-        <w:t xml:space="preserve">(abrogeant la loi n° 99/013 du 22 décembre 1999).</w:t>
-      </w:r>
-    </w:p>
-    <w:p>
-      <w:pPr>
-        <w:numPr>
-          <w:ilvl w:val="0"/>
-          <w:numId w:val="1032"/>
-        </w:numPr>
-      </w:pPr>
-      <w:r>
-        <w:t xml:space="preserve">Cameroun, République du. (2023).</w:t>
-      </w:r>
-      <w:r>
-        <w:t xml:space="preserve"> </w:t>
-      </w:r>
-      <w:r>
-        <w:rPr>
-          <w:i/>
-          <w:iCs/>
-        </w:rPr>
-        <w:t xml:space="preserve">Décret n° 2023/232 du 4 mai 2023 fixant les modalités d’application de la loi n° 2019/008 du 25 avril 2019 portant Code Pétrolier</w:t>
-      </w:r>
-      <w:r>
-        <w:t xml:space="preserve">.</w:t>
-      </w:r>
-    </w:p>
-    <w:p>
-      <w:pPr>
-        <w:numPr>
-          <w:ilvl w:val="0"/>
-          <w:numId w:val="1032"/>
-        </w:numPr>
-      </w:pPr>
-      <w:r>
-        <w:t xml:space="preserve">CEN (Comité européen de normalisation). (2017).</w:t>
-      </w:r>
-      <w:r>
-        <w:t xml:space="preserve"> </w:t>
-      </w:r>
-      <w:r>
-        <w:rPr>
-          <w:i/>
-          <w:iCs/>
-        </w:rPr>
-        <w:t xml:space="preserve">EN 13306:2017 — Maintenance — Maintenance terminology</w:t>
-      </w:r>
-      <w:r>
-        <w:t xml:space="preserve">.</w:t>
-      </w:r>
-    </w:p>
-    <w:p>
-      <w:pPr>
-        <w:numPr>
-          <w:ilvl w:val="0"/>
-          <w:numId w:val="1032"/>
-        </w:numPr>
-      </w:pPr>
-      <w:r>
-        <w:t xml:space="preserve">Chad-Cameroon Petroleum Development and Pipeline Project. (2024).</w:t>
-      </w:r>
-      <w:r>
-        <w:t xml:space="preserve"> </w:t>
-      </w:r>
-      <w:r>
-        <w:rPr>
-          <w:i/>
-          <w:iCs/>
-        </w:rPr>
-        <w:t xml:space="preserve">Wikipedia</w:t>
-      </w:r>
-      <w:r>
-        <w:t xml:space="preserve">. https://en.wikipedia.org/wiki/Chad%E2%80%93Cameroon_Petroleum_Development_and_Pipeline_Project</w:t>
-      </w:r>
-    </w:p>
-    <w:p>
-      <w:pPr>
-        <w:numPr>
-          <w:ilvl w:val="0"/>
-          <w:numId w:val="1032"/>
-        </w:numPr>
-      </w:pPr>
-      <w:r>
-        <w:t xml:space="preserve">Chen, T., &amp; Guestrin, C. (2016). XGBoost: A scalable tree boosting system.</w:t>
-      </w:r>
-      <w:r>
-        <w:t xml:space="preserve"> </w:t>
-      </w:r>
-      <w:r>
-        <w:rPr>
-          <w:i/>
-          <w:iCs/>
-        </w:rPr>
-        <w:t xml:space="preserve">Proceedings of the 22nd ACM SIGKDD International Conference on Knowledge Discovery and Data Mining</w:t>
-      </w:r>
-      <w:r>
-        <w:t xml:space="preserve">, 785–794. https://doi.org/10.1145/2939672.2939785</w:t>
-      </w:r>
-    </w:p>
-    <w:p>
-      <w:pPr>
-        <w:numPr>
-          <w:ilvl w:val="0"/>
-          <w:numId w:val="1032"/>
-        </w:numPr>
-      </w:pPr>
-      <w:r>
-        <w:t xml:space="preserve">Cheng, Y. F., &amp; Niu, L. (2018). Predicting corrosion rates of steel pipelines using machine learning.</w:t>
-      </w:r>
-      <w:r>
-        <w:t xml:space="preserve"> </w:t>
-      </w:r>
-      <w:r>
-        <w:rPr>
-          <w:i/>
-          <w:iCs/>
-        </w:rPr>
-        <w:t xml:space="preserve">Corrosion Science</w:t>
-      </w:r>
-      <w:r>
-        <w:t xml:space="preserve">, 145, 170–182.</w:t>
-      </w:r>
-    </w:p>
-    <w:p>
-      <w:pPr>
-        <w:numPr>
-          <w:ilvl w:val="0"/>
-          <w:numId w:val="1032"/>
-        </w:numPr>
-      </w:pPr>
-      <w:r>
-        <w:t xml:space="preserve">Coelho, L. B. (2022). Reviewing machine learning of corrosion prediction in a data-oriented perspective.</w:t>
-      </w:r>
-      <w:r>
-        <w:t xml:space="preserve"> </w:t>
-      </w:r>
-      <w:r>
-        <w:rPr>
-          <w:i/>
-          <w:iCs/>
-        </w:rPr>
-        <w:t xml:space="preserve">npj Materials Degradation</w:t>
-      </w:r>
-      <w:r>
-        <w:t xml:space="preserve">, 6, 8. https://doi.org/10.1038/s41529-022-00218-4</w:t>
-      </w:r>
-    </w:p>
-    <w:p>
-      <w:pPr>
-        <w:numPr>
-          <w:ilvl w:val="0"/>
-          <w:numId w:val="1032"/>
-        </w:numPr>
-      </w:pPr>
-      <w:r>
-        <w:t xml:space="preserve">Cosasco. (2024).</w:t>
-      </w:r>
-      <w:r>
-        <w:t xml:space="preserve"> </w:t>
-      </w:r>
-      <w:r>
-        <w:rPr>
-          <w:i/>
-          <w:iCs/>
-        </w:rPr>
-        <w:t xml:space="preserve">Dual Sensor Electrical Resistance (ER) Temperature Probes</w:t>
-      </w:r>
-      <w:r>
-        <w:t xml:space="preserve">. https://www.cosasco.com/product/dual-sensor-electrical-resistance-er-temperature-probes</w:t>
-      </w:r>
-    </w:p>
-    <w:p>
-      <w:pPr>
-        <w:numPr>
-          <w:ilvl w:val="0"/>
-          <w:numId w:val="1032"/>
-        </w:numPr>
-      </w:pPr>
-      <w:r>
-        <w:t xml:space="preserve">COTCO. (2024).</w:t>
-      </w:r>
-      <w:r>
-        <w:t xml:space="preserve"> </w:t>
-      </w:r>
-      <w:r>
-        <w:rPr>
-          <w:i/>
-          <w:iCs/>
-        </w:rPr>
-        <w:t xml:space="preserve">Cameroon Oil Transportation Company — COTCO in brief</w:t>
-      </w:r>
-      <w:r>
-        <w:t xml:space="preserve">. https://cotco-sa.cm/en/cotco-in-brief/</w:t>
-      </w:r>
-    </w:p>
-    <w:p>
-      <w:pPr>
-        <w:numPr>
-          <w:ilvl w:val="0"/>
-          <w:numId w:val="1032"/>
-        </w:numPr>
-      </w:pPr>
-      <w:r>
-        <w:t xml:space="preserve">de Waard, C., &amp; Milliams, D. E. (1975). Carbonic acid corrosion of steel.</w:t>
-      </w:r>
-      <w:r>
-        <w:t xml:space="preserve"> </w:t>
-      </w:r>
-      <w:r>
-        <w:rPr>
-          <w:i/>
-          <w:iCs/>
-        </w:rPr>
-        <w:t xml:space="preserve">Corrosion</w:t>
-      </w:r>
-      <w:r>
-        <w:t xml:space="preserve">, 31(5), 177–181.</w:t>
-      </w:r>
-    </w:p>
-    <w:p>
-      <w:pPr>
-        <w:numPr>
-          <w:ilvl w:val="0"/>
-          <w:numId w:val="1032"/>
-        </w:numPr>
-      </w:pPr>
-      <w:r>
-        <w:t xml:space="preserve">de Waard, C., Lotz, U., &amp; Milliams, D. E. (1991). Predictive model for CO₂ corrosion engineering in wet natural gas pipelines.</w:t>
-      </w:r>
-      <w:r>
-        <w:t xml:space="preserve"> </w:t>
-      </w:r>
-      <w:r>
-        <w:rPr>
-          <w:i/>
-          <w:iCs/>
-        </w:rPr>
-        <w:t xml:space="preserve">Corrosion</w:t>
-      </w:r>
-      <w:r>
-        <w:t xml:space="preserve">, 47(12), 976–985.</w:t>
-      </w:r>
-    </w:p>
-    <w:p>
-      <w:pPr>
-        <w:numPr>
-          <w:ilvl w:val="0"/>
-          <w:numId w:val="1032"/>
-        </w:numPr>
-      </w:pPr>
-      <w:r>
-        <w:t xml:space="preserve">Egbule, P. E., et al. (2018). Pipeline corrosion control in oil and gas industry: A case study of NNPC/PPMC pipelines.</w:t>
-      </w:r>
-      <w:r>
-        <w:t xml:space="preserve"> </w:t>
-      </w:r>
-      <w:r>
-        <w:rPr>
-          <w:i/>
-          <w:iCs/>
-        </w:rPr>
-        <w:t xml:space="preserve">Academia.edu</w:t>
-      </w:r>
-      <w:r>
-        <w:t xml:space="preserve">.</w:t>
-      </w:r>
-    </w:p>
-    <w:p>
-      <w:pPr>
-        <w:numPr>
-          <w:ilvl w:val="0"/>
-          <w:numId w:val="1032"/>
-        </w:numPr>
-      </w:pPr>
-      <w:r>
-        <w:t xml:space="preserve">Espressif Systems. (2024).</w:t>
-      </w:r>
-      <w:r>
-        <w:t xml:space="preserve"> </w:t>
-      </w:r>
-      <w:r>
-        <w:rPr>
-          <w:i/>
-          <w:iCs/>
-        </w:rPr>
-        <w:t xml:space="preserve">ESP32 Datasheet — Version 4.4</w:t>
-      </w:r>
-      <w:r>
-        <w:t xml:space="preserve">. https://www.espressif.com/en/products/socs/esp32</w:t>
-      </w:r>
-    </w:p>
-    <w:p>
-      <w:pPr>
-        <w:numPr>
-          <w:ilvl w:val="0"/>
-          <w:numId w:val="1032"/>
-        </w:numPr>
-      </w:pPr>
-      <w:r>
-        <w:t xml:space="preserve">ExxonMobil. (2011).</w:t>
-      </w:r>
-      <w:r>
-        <w:t xml:space="preserve"> </w:t>
-      </w:r>
-      <w:r>
-        <w:rPr>
-          <w:i/>
-          <w:iCs/>
-        </w:rPr>
-        <w:t xml:space="preserve">Chad/Cameroon Development Project — Project Update No. 30 — Mid-Year Report 2011</w:t>
-      </w:r>
-      <w:r>
-        <w:t xml:space="preserve">.</w:t>
-      </w:r>
-    </w:p>
-    <w:p>
-      <w:pPr>
-        <w:numPr>
-          <w:ilvl w:val="0"/>
-          <w:numId w:val="1032"/>
-        </w:numPr>
-      </w:pPr>
-      <w:r>
-        <w:t xml:space="preserve">Faraday, M. (1834). On electrical decomposition.</w:t>
-      </w:r>
-      <w:r>
-        <w:t xml:space="preserve"> </w:t>
-      </w:r>
-      <w:r>
-        <w:rPr>
-          <w:i/>
-          <w:iCs/>
-        </w:rPr>
-        <w:t xml:space="preserve">Philosophical Transactions of the Royal Society</w:t>
-      </w:r>
-      <w:r>
-        <w:t xml:space="preserve">, 124, 77–122.</w:t>
-      </w:r>
-    </w:p>
-    <w:p>
-      <w:pPr>
-        <w:numPr>
-          <w:ilvl w:val="0"/>
-          <w:numId w:val="1032"/>
-        </w:numPr>
-      </w:pPr>
-      <w:r>
-        <w:t xml:space="preserve">Hassanzadeh, S., et al. (2024). Application of electrical resistance probes for corrosion monitoring and cathodic protection assessment of offshore structures.</w:t>
-      </w:r>
-      <w:r>
-        <w:t xml:space="preserve"> </w:t>
-      </w:r>
-      <w:r>
-        <w:rPr>
-          <w:i/>
-          <w:iCs/>
-        </w:rPr>
-        <w:t xml:space="preserve">Materials and Corrosion (Wiley)</w:t>
-      </w:r>
-      <w:r>
-        <w:t xml:space="preserve">. https://doi.org/10.1002/maco.70138</w:t>
-      </w:r>
-    </w:p>
-    <w:p>
-      <w:pPr>
-        <w:numPr>
-          <w:ilvl w:val="0"/>
-          <w:numId w:val="1032"/>
-        </w:numPr>
-      </w:pPr>
-      <w:r>
-        <w:t xml:space="preserve">Heydari, M., &amp; Talebpour, A. (2024). Synthesis of Gemini-type imidazoline quaternary ammonium salt using by-product fatty acid as corrosion inhibitor for Q235 steel.</w:t>
-      </w:r>
-      <w:r>
-        <w:t xml:space="preserve"> </w:t>
-      </w:r>
-      <w:r>
-        <w:rPr>
-          <w:i/>
-          <w:iCs/>
-        </w:rPr>
-        <w:t xml:space="preserve">Scientific Reports</w:t>
-      </w:r>
-      <w:r>
-        <w:t xml:space="preserve">, 14, article 64671.</w:t>
-      </w:r>
-    </w:p>
-    <w:p>
-      <w:pPr>
-        <w:numPr>
-          <w:ilvl w:val="0"/>
-          <w:numId w:val="1032"/>
-        </w:numPr>
-      </w:pPr>
-      <w:r>
-        <w:t xml:space="preserve">HSPublishing. (2023).</w:t>
-      </w:r>
-      <w:r>
-        <w:t xml:space="preserve"> </w:t>
-      </w:r>
-      <w:r>
-        <w:rPr>
-          <w:i/>
-          <w:iCs/>
-        </w:rPr>
-        <w:t xml:space="preserve">Oil and gas pipeline corrosion monitoring and prevention</w:t>
-      </w:r>
-      <w:r>
-        <w:t xml:space="preserve">.</w:t>
-      </w:r>
-      <w:r>
-        <w:t xml:space="preserve"> </w:t>
-      </w:r>
-      <w:r>
-        <w:rPr>
-          <w:i/>
-          <w:iCs/>
-        </w:rPr>
-        <w:t xml:space="preserve">Journal of Research in Engineering and Computer Sciences</w:t>
-      </w:r>
-      <w:r>
-        <w:t xml:space="preserve">, https://hspublishing.org/JRECS/article/download/114/105</w:t>
-      </w:r>
-    </w:p>
-    <w:p>
-      <w:pPr>
-        <w:numPr>
-          <w:ilvl w:val="0"/>
-          <w:numId w:val="1032"/>
-        </w:numPr>
-      </w:pPr>
-      <w:r>
-        <w:t xml:space="preserve">Hu, J., et al. (2024). Prediction of the internal corrosion rate for oil and gas pipelines and influence factor analysis with interpretable ensemble learning.</w:t>
-      </w:r>
-      <w:r>
-        <w:t xml:space="preserve"> </w:t>
-      </w:r>
-      <w:r>
-        <w:rPr>
-          <w:i/>
-          <w:iCs/>
-        </w:rPr>
-        <w:t xml:space="preserve">International Journal of Pressure Vessels and Piping</w:t>
-      </w:r>
-      <w:r>
-        <w:t xml:space="preserve">. https://doi.org/10.1016/j.ijpvp.2024.105400</w:t>
-      </w:r>
-    </w:p>
-    <w:p>
-      <w:pPr>
-        <w:numPr>
-          <w:ilvl w:val="0"/>
-          <w:numId w:val="1032"/>
-        </w:numPr>
-      </w:pPr>
-      <w:r>
-        <w:t xml:space="preserve">Hyndman, R. J., &amp; Koehler, A. B. (2006). Another look at measures of forecast accuracy.</w:t>
-      </w:r>
-      <w:r>
-        <w:t xml:space="preserve"> </w:t>
-      </w:r>
-      <w:r>
-        <w:rPr>
-          <w:i/>
-          <w:iCs/>
-        </w:rPr>
-        <w:t xml:space="preserve">International Journal of Forecasting</w:t>
-      </w:r>
-      <w:r>
-        <w:t xml:space="preserve">, 22(4), 679–688.</w:t>
-      </w:r>
-    </w:p>
-    <w:p>
-      <w:pPr>
-        <w:numPr>
-          <w:ilvl w:val="0"/>
-          <w:numId w:val="1032"/>
-        </w:numPr>
-      </w:pPr>
-      <w:r>
-        <w:t xml:space="preserve">Inspectioneering. (2016, March 8). NACE study estimates global cost of corrosion at $2.5 trillion annually.</w:t>
-      </w:r>
-      <w:r>
-        <w:t xml:space="preserve"> </w:t>
-      </w:r>
-      <w:r>
-        <w:rPr>
-          <w:i/>
-          <w:iCs/>
-        </w:rPr>
-        <w:t xml:space="preserve">Inspectioneering</w:t>
-      </w:r>
-      <w:r>
-        <w:t xml:space="preserve">. https://inspectioneering.com/news/2016-03-08/5202</w:t>
-      </w:r>
-    </w:p>
-    <w:p>
-      <w:pPr>
-        <w:numPr>
-          <w:ilvl w:val="0"/>
-          <w:numId w:val="1032"/>
-        </w:numPr>
-      </w:pPr>
-      <w:r>
-        <w:t xml:space="preserve">ISO. (2024).</w:t>
-      </w:r>
-      <w:r>
-        <w:t xml:space="preserve"> </w:t>
-      </w:r>
-      <w:r>
-        <w:rPr>
-          <w:i/>
-          <w:iCs/>
-        </w:rPr>
-        <w:t xml:space="preserve">ISO 8044:2024 — Corrosion of metals and alloys — Vocabulary</w:t>
-      </w:r>
-      <w:r>
-        <w:t xml:space="preserve">.</w:t>
-      </w:r>
-    </w:p>
-    <w:p>
-      <w:pPr>
-        <w:numPr>
-          <w:ilvl w:val="0"/>
-          <w:numId w:val="1032"/>
-        </w:numPr>
-      </w:pPr>
-      <w:r>
-        <w:t xml:space="preserve">ISO. (2025).</w:t>
-      </w:r>
-      <w:r>
-        <w:t xml:space="preserve"> </w:t>
-      </w:r>
-      <w:r>
-        <w:rPr>
-          <w:i/>
-          <w:iCs/>
-        </w:rPr>
-        <w:t xml:space="preserve">ISO 13381-1:2025 — Condition monitoring and diagnostics of machine systems — Prognostics — Part 1: General guidelines and requirements</w:t>
-      </w:r>
-      <w:r>
-        <w:t xml:space="preserve">.</w:t>
-      </w:r>
-    </w:p>
-    <w:p>
-      <w:pPr>
-        <w:numPr>
-          <w:ilvl w:val="0"/>
-          <w:numId w:val="1032"/>
-        </w:numPr>
-      </w:pPr>
-      <w:r>
-        <w:t xml:space="preserve">ISO. (2020).</w:t>
-      </w:r>
-      <w:r>
-        <w:t xml:space="preserve"> </w:t>
-      </w:r>
-      <w:r>
-        <w:rPr>
-          <w:i/>
-          <w:iCs/>
-        </w:rPr>
-        <w:t xml:space="preserve">ISO 15156-1:2020 — Petroleum and natural gas industries — Materials for use in H₂S-containing environments in oil and gas production</w:t>
-      </w:r>
-      <w:r>
-        <w:t xml:space="preserve">.</w:t>
-      </w:r>
-    </w:p>
-    <w:p>
-      <w:pPr>
-        <w:numPr>
-          <w:ilvl w:val="0"/>
-          <w:numId w:val="1032"/>
-        </w:numPr>
-      </w:pPr>
-      <w:r>
-        <w:t xml:space="preserve">Khadom, A. A., Yaro, A. S., Kadhum, A. A. H., AlTaie, A. S., &amp; Musa, A. Y. (2009). The effect of temperature and acid concentration on corrosion of low carbon steel in hydrochloric acid media.</w:t>
-      </w:r>
-      <w:r>
-        <w:t xml:space="preserve"> </w:t>
-      </w:r>
-      <w:r>
-        <w:rPr>
-          <w:i/>
-          <w:iCs/>
-        </w:rPr>
-        <w:t xml:space="preserve">American Journal of Applied Sciences</w:t>
-      </w:r>
-      <w:r>
-        <w:t xml:space="preserve">, 6(8), 1403–1409.</w:t>
-      </w:r>
-    </w:p>
-    <w:p>
-      <w:pPr>
-        <w:numPr>
-          <w:ilvl w:val="0"/>
-          <w:numId w:val="1032"/>
-        </w:numPr>
-      </w:pPr>
-      <w:r>
-        <w:t xml:space="preserve">Koch, G. H., Brongers, M. P. H., Thompson, N. G., Virmani, Y. P., &amp; Payer, J. H. (2016).</w:t>
-      </w:r>
-      <w:r>
-        <w:t xml:space="preserve"> </w:t>
-      </w:r>
-      <w:r>
-        <w:rPr>
-          <w:i/>
-          <w:iCs/>
-        </w:rPr>
-        <w:t xml:space="preserve">International Measures of Prevention, Application, and Economics of Corrosion Technology (IMPACT) Study</w:t>
-      </w:r>
-      <w:r>
-        <w:t xml:space="preserve">. NACE International. http://impact.nace.org/</w:t>
-      </w:r>
-    </w:p>
-    <w:p>
-      <w:pPr>
-        <w:numPr>
-          <w:ilvl w:val="0"/>
-          <w:numId w:val="1032"/>
-        </w:numPr>
-      </w:pPr>
-      <w:r>
-        <w:t xml:space="preserve">Liu, J., et al. (2025). Intelligent prediction model for pitting corrosion risk in pipelines using developed ResNet and feature reconstruction with interpretability analysis.</w:t>
-      </w:r>
-      <w:r>
-        <w:t xml:space="preserve"> </w:t>
-      </w:r>
-      <w:r>
-        <w:rPr>
-          <w:i/>
-          <w:iCs/>
-        </w:rPr>
-        <w:t xml:space="preserve">Reliability Engineering &amp; System Safety</w:t>
-      </w:r>
-      <w:r>
-        <w:t xml:space="preserve">, 257, 110548.</w:t>
-      </w:r>
-    </w:p>
-    <w:p>
-      <w:pPr>
-        <w:numPr>
-          <w:ilvl w:val="0"/>
-          <w:numId w:val="1032"/>
-        </w:numPr>
-      </w:pPr>
-      <w:r>
-        <w:t xml:space="preserve">Liu, Y., et al. (2022). A review: Prediction method for the remaining useful life of the mechanical system.</w:t>
-      </w:r>
-      <w:r>
-        <w:t xml:space="preserve"> </w:t>
-      </w:r>
-      <w:r>
-        <w:rPr>
-          <w:i/>
-          <w:iCs/>
-        </w:rPr>
-        <w:t xml:space="preserve">Journal of Failure Analysis and Prevention</w:t>
-      </w:r>
-      <w:r>
-        <w:t xml:space="preserve">, 22, 2119–2137. https://doi.org/10.1007/s11668-022-01532-4</w:t>
-      </w:r>
-    </w:p>
-    <w:p>
-      <w:pPr>
-        <w:numPr>
-          <w:ilvl w:val="0"/>
-          <w:numId w:val="1032"/>
-        </w:numPr>
-      </w:pPr>
-      <w:r>
-        <w:t xml:space="preserve">Lu, B. T., &amp; Luo, J. L. (2016). Electrochemical study of corrosion inhibition of imidazoline derivatives on mild steel.</w:t>
-      </w:r>
-      <w:r>
-        <w:t xml:space="preserve"> </w:t>
-      </w:r>
-      <w:r>
-        <w:rPr>
-          <w:i/>
-          <w:iCs/>
-        </w:rPr>
-        <w:t xml:space="preserve">Corrosion Science</w:t>
-      </w:r>
-      <w:r>
-        <w:t xml:space="preserve">, 105, 1–10.</w:t>
-      </w:r>
-    </w:p>
-    <w:p>
-      <w:pPr>
-        <w:numPr>
-          <w:ilvl w:val="0"/>
-          <w:numId w:val="1032"/>
-        </w:numPr>
-      </w:pPr>
-      <w:r>
-        <w:t xml:space="preserve">Lundberg, S. M., &amp; Lee, S. I. (2017). A unified approach to interpreting model predictions.</w:t>
-      </w:r>
-      <w:r>
-        <w:t xml:space="preserve"> </w:t>
-      </w:r>
-      <w:r>
-        <w:rPr>
-          <w:i/>
-          <w:iCs/>
-        </w:rPr>
-        <w:t xml:space="preserve">Advances in Neural Information Processing Systems (NeurIPS)</w:t>
-      </w:r>
-      <w:r>
-        <w:t xml:space="preserve">, 30, 4768–4777.</w:t>
-      </w:r>
-    </w:p>
-    <w:p>
-      <w:pPr>
-        <w:numPr>
-          <w:ilvl w:val="0"/>
-          <w:numId w:val="1032"/>
-        </w:numPr>
-      </w:pPr>
-      <w:r>
-        <w:t xml:space="preserve">Ma, Z., Zhao, Y., &amp; Wang, L. (2021). Predicting pipeline corrosion rate using gradient boosting algorithms.</w:t>
-      </w:r>
-      <w:r>
-        <w:t xml:space="preserve"> </w:t>
-      </w:r>
-      <w:r>
-        <w:rPr>
-          <w:i/>
-          <w:iCs/>
-        </w:rPr>
-        <w:t xml:space="preserve">International Journal of Pressure Vessels and Piping</w:t>
-      </w:r>
-      <w:r>
-        <w:t xml:space="preserve">, 192, 104396.</w:t>
-      </w:r>
-    </w:p>
-    <w:p>
-      <w:pPr>
-        <w:numPr>
-          <w:ilvl w:val="0"/>
-          <w:numId w:val="1032"/>
-        </w:numPr>
-      </w:pPr>
-      <w:r>
-        <w:t xml:space="preserve">Mansfeld, F. (2014). Recent developments in corrosion measurement techniques.</w:t>
-      </w:r>
-      <w:r>
-        <w:t xml:space="preserve"> </w:t>
-      </w:r>
-      <w:r>
-        <w:rPr>
-          <w:i/>
-          <w:iCs/>
-        </w:rPr>
-        <w:t xml:space="preserve">Materials and Corrosion</w:t>
-      </w:r>
-      <w:r>
-        <w:t xml:space="preserve">, 65(7), 631–638.</w:t>
-      </w:r>
-    </w:p>
-    <w:p>
-      <w:pPr>
-        <w:numPr>
-          <w:ilvl w:val="0"/>
-          <w:numId w:val="1032"/>
-        </w:numPr>
-      </w:pPr>
-      <w:r>
-        <w:t xml:space="preserve">Lasi, H., Fettke, P., Kemper, H. G., Feld, T., et Hoffmann, M. (2014). Industry 4.0.</w:t>
-      </w:r>
-      <w:r>
-        <w:t xml:space="preserve"> </w:t>
-      </w:r>
-      <w:r>
-        <w:rPr>
-          <w:i/>
-          <w:iCs/>
-        </w:rPr>
-        <w:t xml:space="preserve">Business &amp; Information Systems Engineering</w:t>
-      </w:r>
-      <w:r>
-        <w:t xml:space="preserve">, 6(4), 239-242. https://doi.org/10.1007/s12599-014-0334-4</w:t>
-      </w:r>
-    </w:p>
-    <w:p>
-      <w:pPr>
-        <w:numPr>
-          <w:ilvl w:val="0"/>
-          <w:numId w:val="1032"/>
-        </w:numPr>
-      </w:pPr>
-      <w:r>
-        <w:t xml:space="preserve">Lu, Y. (2017). Industry 4.0: A survey on technologies, applications and open research issues.</w:t>
-      </w:r>
-      <w:r>
-        <w:t xml:space="preserve"> </w:t>
-      </w:r>
-      <w:r>
-        <w:rPr>
-          <w:i/>
-          <w:iCs/>
-        </w:rPr>
-        <w:t xml:space="preserve">Journal of Industrial Information Integration</w:t>
-      </w:r>
-      <w:r>
-        <w:t xml:space="preserve">, 6, 1-10. https://doi.org/10.1016/j.jii.2017.04.005</w:t>
-      </w:r>
-    </w:p>
-    <w:p>
-      <w:pPr>
-        <w:numPr>
-          <w:ilvl w:val="0"/>
-          <w:numId w:val="1032"/>
-        </w:numPr>
-      </w:pPr>
-      <w:r>
-        <w:t xml:space="preserve">Xu, L. D., Xu, E. L., et Li, L. (2018). Industry 4.0: state of the art and future trends.</w:t>
-      </w:r>
-      <w:r>
-        <w:t xml:space="preserve"> </w:t>
-      </w:r>
-      <w:r>
-        <w:rPr>
-          <w:i/>
-          <w:iCs/>
-        </w:rPr>
-        <w:t xml:space="preserve">International Journal of Production Research</w:t>
-      </w:r>
-      <w:r>
-        <w:t xml:space="preserve">, 56(8), 2941-2962. https://doi.org/10.1080/00207543.2018.1444806</w:t>
-      </w:r>
-    </w:p>
-    <w:p>
-      <w:pPr>
-        <w:numPr>
-          <w:ilvl w:val="0"/>
-          <w:numId w:val="1032"/>
-        </w:numPr>
-      </w:pPr>
-      <w:r>
-        <w:t xml:space="preserve">GLPI Project. (2024).</w:t>
-      </w:r>
-      <w:r>
-        <w:t xml:space="preserve"> </w:t>
-      </w:r>
-      <w:r>
-        <w:rPr>
-          <w:i/>
-          <w:iCs/>
-        </w:rPr>
-        <w:t xml:space="preserve">GLPI — Free IT and Asset Management Software — REST API documentation</w:t>
-      </w:r>
-      <w:r>
-        <w:t xml:space="preserve">. https://glpi-project.org/</w:t>
-      </w:r>
-    </w:p>
-    <w:p>
-      <w:pPr>
-        <w:numPr>
-          <w:ilvl w:val="0"/>
-          <w:numId w:val="1032"/>
-        </w:numPr>
-      </w:pPr>
-      <w:r>
-        <w:t xml:space="preserve">Streamlit. (2024).</w:t>
-      </w:r>
-      <w:r>
-        <w:t xml:space="preserve"> </w:t>
-      </w:r>
-      <w:r>
-        <w:rPr>
-          <w:i/>
-          <w:iCs/>
-        </w:rPr>
-        <w:t xml:space="preserve">Streamlit Documentation — A faster way to build and share data apps</w:t>
-      </w:r>
-      <w:r>
-        <w:t xml:space="preserve">. https://docs.streamlit.io/</w:t>
-      </w:r>
-    </w:p>
-    <w:p>
-      <w:pPr>
-        <w:numPr>
-          <w:ilvl w:val="0"/>
-          <w:numId w:val="1032"/>
-        </w:numPr>
-      </w:pPr>
-      <w:r>
-        <w:t xml:space="preserve">Mayer, A., et al. (2023). LEROY: A low-cost Arduino-based, IoT-enabled device for atmospheric corrosion monitoring.</w:t>
-      </w:r>
-      <w:r>
-        <w:t xml:space="preserve"> </w:t>
-      </w:r>
-      <w:r>
-        <w:rPr>
-          <w:i/>
-          <w:iCs/>
-        </w:rPr>
-        <w:t xml:space="preserve">Sensors</w:t>
-      </w:r>
-      <w:r>
-        <w:t xml:space="preserve">. https://www.mdpi.com/1424-8220/</w:t>
-      </w:r>
-    </w:p>
-    <w:p>
-      <w:pPr>
-        <w:numPr>
-          <w:ilvl w:val="0"/>
-          <w:numId w:val="1032"/>
-        </w:numPr>
-      </w:pPr>
-      <w:r>
-        <w:t xml:space="preserve">NACE International. (2016).</w:t>
-      </w:r>
-      <w:r>
-        <w:t xml:space="preserve"> </w:t>
-      </w:r>
-      <w:r>
-        <w:rPr>
-          <w:i/>
-          <w:iCs/>
-        </w:rPr>
-        <w:t xml:space="preserve">IMPACT Study Press Release — CORROSION 2016 conference</w:t>
-      </w:r>
-      <w:r>
-        <w:t xml:space="preserve">.</w:t>
-      </w:r>
-    </w:p>
-    <w:p>
-      <w:pPr>
-        <w:numPr>
-          <w:ilvl w:val="0"/>
-          <w:numId w:val="1032"/>
-        </w:numPr>
-      </w:pPr>
-      <w:r>
-        <w:t xml:space="preserve">Onyebuchi, V., et al. (2018). Internal corrosion behaviour of Nigerian gas pipelines.</w:t>
-      </w:r>
-      <w:r>
-        <w:t xml:space="preserve"> </w:t>
-      </w:r>
-      <w:r>
-        <w:rPr>
-          <w:i/>
-          <w:iCs/>
-        </w:rPr>
-        <w:t xml:space="preserve">Unizik Journal of Engineering and Applied Sciences</w:t>
-      </w:r>
-      <w:r>
-        <w:t xml:space="preserve">.</w:t>
-      </w:r>
-    </w:p>
-    <w:p>
-      <w:pPr>
-        <w:numPr>
-          <w:ilvl w:val="0"/>
-          <w:numId w:val="1032"/>
-        </w:numPr>
-      </w:pPr>
-      <w:r>
-        <w:t xml:space="preserve">Ossai, C. I., Boswell, B., &amp; Davies, I. J. (2017). Use of artificial neural network for prediction of pipeline corrosion defect growth rate.</w:t>
-      </w:r>
-      <w:r>
-        <w:t xml:space="preserve"> </w:t>
-      </w:r>
-      <w:r>
-        <w:rPr>
-          <w:i/>
-          <w:iCs/>
-        </w:rPr>
-        <w:t xml:space="preserve">Engineering Failure Analysis</w:t>
-      </w:r>
-      <w:r>
-        <w:t xml:space="preserve">, 82, 1–12.</w:t>
-      </w:r>
-    </w:p>
-    <w:p>
-      <w:pPr>
-        <w:numPr>
-          <w:ilvl w:val="0"/>
-          <w:numId w:val="1032"/>
-        </w:numPr>
-      </w:pPr>
-      <w:r>
-        <w:t xml:space="preserve">Persian Utab. (2023).</w:t>
-      </w:r>
-      <w:r>
-        <w:t xml:space="preserve"> </w:t>
-      </w:r>
-      <w:r>
-        <w:rPr>
-          <w:i/>
-          <w:iCs/>
-        </w:rPr>
-        <w:t xml:space="preserve">Phosphoric acid and iron oxide — passivation mechanism</w:t>
-      </w:r>
-      <w:r>
-        <w:t xml:space="preserve">. https://persianutab.com/en/phosphoric-acid-and-iron-oxide/</w:t>
-      </w:r>
-    </w:p>
-    <w:p>
-      <w:pPr>
-        <w:numPr>
-          <w:ilvl w:val="0"/>
-          <w:numId w:val="1032"/>
-        </w:numPr>
-      </w:pPr>
-      <w:r>
-        <w:t xml:space="preserve">Pollock, D. D. (1991).</w:t>
-      </w:r>
-      <w:r>
-        <w:t xml:space="preserve"> </w:t>
-      </w:r>
-      <w:r>
-        <w:rPr>
-          <w:i/>
-          <w:iCs/>
-        </w:rPr>
-        <w:t xml:space="preserve">Physical Properties of Materials for Engineers</w:t>
-      </w:r>
-      <w:r>
-        <w:t xml:space="preserve"> </w:t>
-      </w:r>
-      <w:r>
-        <w:t xml:space="preserve">(2nd ed.). CRC Press.</w:t>
-      </w:r>
-    </w:p>
-    <w:p>
-      <w:pPr>
-        <w:numPr>
-          <w:ilvl w:val="0"/>
-          <w:numId w:val="1032"/>
-        </w:numPr>
-      </w:pPr>
-      <w:r>
-        <w:t xml:space="preserve">Pumps Africa. (2024).</w:t>
-      </w:r>
-      <w:r>
-        <w:t xml:space="preserve"> </w:t>
-      </w:r>
-      <w:r>
-        <w:rPr>
-          <w:i/>
-          <w:iCs/>
-        </w:rPr>
-        <w:t xml:space="preserve">Advanced pipeline monitoring systems for safer oil &amp; gas operations in Africa</w:t>
-      </w:r>
-      <w:r>
-        <w:t xml:space="preserve">. https://pumps-africa.com/advanced-pipeline-monitoring-systems-for-safer-oil-gas-operations-in-africa/</w:t>
-      </w:r>
-    </w:p>
-    <w:p>
-      <w:pPr>
-        <w:numPr>
-          <w:ilvl w:val="0"/>
-          <w:numId w:val="1032"/>
-        </w:numPr>
-      </w:pPr>
-      <w:r>
-        <w:t xml:space="preserve">Roberge, P. R. (2008).</w:t>
-      </w:r>
-      <w:r>
-        <w:t xml:space="preserve"> </w:t>
-      </w:r>
-      <w:r>
-        <w:rPr>
-          <w:i/>
-          <w:iCs/>
-        </w:rPr>
-        <w:t xml:space="preserve">Corrosion Engineering: Principles and Practice</w:t>
-      </w:r>
-      <w:r>
-        <w:t xml:space="preserve">. McGraw-Hill.</w:t>
-      </w:r>
-    </w:p>
-    <w:p>
-      <w:pPr>
-        <w:numPr>
-          <w:ilvl w:val="0"/>
-          <w:numId w:val="1032"/>
-        </w:numPr>
-      </w:pPr>
-      <w:r>
-        <w:t xml:space="preserve">Savitzky, A., &amp; Golay, M. J. E. (1964). Smoothing and differentiation of data by simplified least squares procedures.</w:t>
-      </w:r>
-      <w:r>
-        <w:t xml:space="preserve"> </w:t>
-      </w:r>
-      <w:r>
-        <w:rPr>
-          <w:i/>
-          <w:iCs/>
-        </w:rPr>
-        <w:t xml:space="preserve">Analytical Chemistry</w:t>
-      </w:r>
-      <w:r>
-        <w:t xml:space="preserve">, 36(8), 1627–1639.</w:t>
-      </w:r>
-    </w:p>
-    <w:p>
-      <w:pPr>
-        <w:numPr>
-          <w:ilvl w:val="0"/>
-          <w:numId w:val="1032"/>
-        </w:numPr>
-      </w:pPr>
-      <w:r>
-        <w:t xml:space="preserve">Schweitzer, P. A. (2010).</w:t>
-      </w:r>
-      <w:r>
-        <w:t xml:space="preserve"> </w:t>
-      </w:r>
-      <w:r>
-        <w:rPr>
-          <w:i/>
-          <w:iCs/>
-        </w:rPr>
-        <w:t xml:space="preserve">Fundamentals of Corrosion: Mechanisms, Causes, and Preventive Methods</w:t>
-      </w:r>
-      <w:r>
-        <w:t xml:space="preserve">. CRC Press.</w:t>
-      </w:r>
-    </w:p>
-    <w:p>
-      <w:pPr>
-        <w:numPr>
-          <w:ilvl w:val="0"/>
-          <w:numId w:val="1032"/>
-        </w:numPr>
-      </w:pPr>
-      <w:r>
-        <w:t xml:space="preserve">Standards Norway. (2017).</w:t>
-      </w:r>
-      <w:r>
-        <w:t xml:space="preserve"> </w:t>
-      </w:r>
-      <w:r>
-        <w:rPr>
-          <w:i/>
-          <w:iCs/>
-        </w:rPr>
-        <w:t xml:space="preserve">NORSOK M-506 — CO₂ corrosion rate calculation model</w:t>
-      </w:r>
-      <w:r>
-        <w:t xml:space="preserve"> </w:t>
-      </w:r>
-      <w:r>
-        <w:t xml:space="preserve">(3rd ed.).</w:t>
-      </w:r>
-    </w:p>
-    <w:p>
-      <w:pPr>
-        <w:numPr>
-          <w:ilvl w:val="0"/>
-          <w:numId w:val="1032"/>
-        </w:numPr>
-      </w:pPr>
-      <w:r>
-        <w:t xml:space="preserve">Tan, Y., et al. (2025). Prediction of internal corrosion rate for gas pipeline: A new method based on transformer architecture.</w:t>
-      </w:r>
-      <w:r>
-        <w:t xml:space="preserve"> </w:t>
-      </w:r>
-      <w:r>
-        <w:rPr>
-          <w:i/>
-          <w:iCs/>
-        </w:rPr>
-        <w:t xml:space="preserve">Computers &amp; Chemical Engineering</w:t>
-      </w:r>
-      <w:r>
-        <w:t xml:space="preserve">, 192, 108600.</w:t>
-      </w:r>
-    </w:p>
-    <w:p>
-      <w:pPr>
-        <w:numPr>
-          <w:ilvl w:val="0"/>
-          <w:numId w:val="1032"/>
-        </w:numPr>
-      </w:pPr>
-      <w:r>
-        <w:t xml:space="preserve">Tukey, J. W. (1977).</w:t>
-      </w:r>
-      <w:r>
-        <w:t xml:space="preserve"> </w:t>
-      </w:r>
-      <w:r>
-        <w:rPr>
-          <w:i/>
-          <w:iCs/>
-        </w:rPr>
-        <w:t xml:space="preserve">Exploratory Data Analysis</w:t>
-      </w:r>
-      <w:r>
-        <w:t xml:space="preserve">. Addison-Wesley.</w:t>
-      </w:r>
-    </w:p>
-    <w:p>
-      <w:pPr>
-        <w:numPr>
-          <w:ilvl w:val="0"/>
-          <w:numId w:val="1032"/>
-        </w:numPr>
-      </w:pPr>
-      <w:r>
-        <w:t xml:space="preserve">Wagner, C., &amp; Traud, W. (1938). On the interpretation of corrosion phenomena by superposition of electrochemical partial reactions.</w:t>
-      </w:r>
-      <w:r>
-        <w:t xml:space="preserve"> </w:t>
-      </w:r>
-      <w:r>
-        <w:rPr>
-          <w:i/>
-          <w:iCs/>
-        </w:rPr>
-        <w:t xml:space="preserve">Zeitschrift für Elektrochemie</w:t>
-      </w:r>
-      <w:r>
-        <w:t xml:space="preserve">, 44(7), 391–402.</w:t>
-      </w:r>
-    </w:p>
-    <w:p>
-      <w:pPr>
-        <w:numPr>
-          <w:ilvl w:val="0"/>
-          <w:numId w:val="1032"/>
-        </w:numPr>
-      </w:pPr>
-      <w:r>
-        <w:t xml:space="preserve">Wang, Y., et al. (2023). Corrosion inhibition mechanism of water-soluble imidazoline on A572 Gr.65 steel in 3.5 wt % NaCl solution.</w:t>
-      </w:r>
-      <w:r>
-        <w:t xml:space="preserve"> </w:t>
-      </w:r>
-      <w:r>
-        <w:rPr>
-          <w:i/>
-          <w:iCs/>
-        </w:rPr>
-        <w:t xml:space="preserve">Langmuir</w:t>
-      </w:r>
-      <w:r>
-        <w:t xml:space="preserve">, 39(45), 16108–16119. https://doi.org/10.1021/acs.langmuir.3c02781</w:t>
-      </w:r>
-    </w:p>
-    <w:p>
-      <w:pPr>
-        <w:numPr>
-          <w:ilvl w:val="0"/>
-          <w:numId w:val="1032"/>
-        </w:numPr>
-      </w:pPr>
-      <w:r>
-        <w:t xml:space="preserve">Webster, J. G. (Ed.). (2014).</w:t>
-      </w:r>
-      <w:r>
-        <w:t xml:space="preserve"> </w:t>
-      </w:r>
-      <w:r>
-        <w:rPr>
-          <w:i/>
-          <w:iCs/>
-        </w:rPr>
-        <w:t xml:space="preserve">The Measurement, Instrumentation, and Sensors Handbook</w:t>
-      </w:r>
-      <w:r>
-        <w:t xml:space="preserve"> </w:t>
-      </w:r>
-      <w:r>
-        <w:t xml:space="preserve">(2nd ed.). CRC Press.</w:t>
-      </w:r>
-    </w:p>
-    <w:p>
-      <w:pPr>
-        <w:numPr>
-          <w:ilvl w:val="0"/>
-          <w:numId w:val="1032"/>
-        </w:numPr>
-      </w:pPr>
-      <w:r>
-        <w:t xml:space="preserve">Wei, X., et al. (2024). Advanced machine learning techniques for corrosion rate estimation and prediction in industrial cooling water pipelines.</w:t>
-      </w:r>
-      <w:r>
-        <w:t xml:space="preserve"> </w:t>
-      </w:r>
-      <w:r>
-        <w:rPr>
-          <w:i/>
-          <w:iCs/>
-        </w:rPr>
-        <w:t xml:space="preserve">Sensors</w:t>
-      </w:r>
-      <w:r>
-        <w:t xml:space="preserve">, 24(11), 3564. https://doi.org/10.3390/s24113564</w:t>
-      </w:r>
-    </w:p>
-    <w:p>
-      <w:pPr>
-        <w:numPr>
-          <w:ilvl w:val="0"/>
-          <w:numId w:val="1032"/>
-        </w:numPr>
-      </w:pPr>
-      <w:r>
-        <w:t xml:space="preserve">Xu, D., Xia, Y., &amp; Wang, X. (2020). Deep learning for corrosion rate prediction in oil and gas pipelines.</w:t>
-      </w:r>
-      <w:r>
-        <w:t xml:space="preserve"> </w:t>
-      </w:r>
-      <w:r>
-        <w:rPr>
-          <w:i/>
-          <w:iCs/>
-        </w:rPr>
-        <w:t xml:space="preserve">Corrosion</w:t>
-      </w:r>
-      <w:r>
-        <w:t xml:space="preserve">, 76(8), 789–798.</w:t>
-      </w:r>
-    </w:p>
-    <w:p>
-      <w:pPr>
-        <w:numPr>
-          <w:ilvl w:val="0"/>
-          <w:numId w:val="1032"/>
-        </w:numPr>
-      </w:pPr>
-      <w:r>
-        <w:t xml:space="preserve">Yan, J., &amp; Yan, X. (2024). Prediction model for corrosion rate of low-alloy steels under atmospheric conditions using machine learning algorithms.</w:t>
-      </w:r>
-      <w:r>
-        <w:t xml:space="preserve"> </w:t>
-      </w:r>
-      <w:r>
-        <w:rPr>
-          <w:i/>
-          <w:iCs/>
-        </w:rPr>
-        <w:t xml:space="preserve">International Journal of Minerals, Metallurgy and Materials</w:t>
-      </w:r>
-      <w:r>
-        <w:t xml:space="preserve">, 31, 1109–1119. https://doi.org/10.1007/s12613-023-2679-5</w:t>
-      </w:r>
-    </w:p>
-    <w:p>
-      <w:pPr>
-        <w:numPr>
-          <w:ilvl w:val="0"/>
-          <w:numId w:val="1032"/>
-        </w:numPr>
-      </w:pPr>
-      <w:r>
-        <w:t xml:space="preserve">XGBoost. (2024).</w:t>
-      </w:r>
-      <w:r>
-        <w:t xml:space="preserve"> </w:t>
-      </w:r>
-      <w:r>
-        <w:rPr>
-          <w:i/>
-          <w:iCs/>
-        </w:rPr>
-        <w:t xml:space="preserve">XGBoost Documentation</w:t>
-      </w:r>
-      <w:r>
-        <w:t xml:space="preserve">. https://xgboost.readthedocs.io/</w:t>
-      </w:r>
-    </w:p>
-    <w:p>
-      <w:pPr>
-        <w:numPr>
-          <w:ilvl w:val="0"/>
-          <w:numId w:val="1032"/>
-        </w:numPr>
-      </w:pPr>
-      <w:r>
-        <w:t xml:space="preserve">Bagheri, B., Yang, S., Kao, H. A., &amp; Lee, J. (2024). Cyber-physical systems architecture for self-aware machines in industry 4.0 environment: A CMMS perspective.</w:t>
-      </w:r>
-      <w:r>
-        <w:t xml:space="preserve"> </w:t>
-      </w:r>
-      <w:r>
-        <w:rPr>
-          <w:i/>
-          <w:iCs/>
-        </w:rPr>
-        <w:t xml:space="preserve">Journal of Manufacturing Systems</w:t>
-      </w:r>
-      <w:r>
-        <w:t xml:space="preserve">, 72, 234–248.</w:t>
-      </w:r>
-    </w:p>
-    <w:p>
-      <w:pPr>
-        <w:numPr>
-          <w:ilvl w:val="0"/>
-          <w:numId w:val="1032"/>
-        </w:numPr>
-      </w:pPr>
-      <w:r>
-        <w:t xml:space="preserve">CMMS Wikipedia. (2024).</w:t>
-      </w:r>
-      <w:r>
-        <w:t xml:space="preserve"> </w:t>
-      </w:r>
-      <w:r>
-        <w:rPr>
-          <w:i/>
-          <w:iCs/>
-        </w:rPr>
-        <w:t xml:space="preserve">Computerized Maintenance Management System</w:t>
-      </w:r>
-      <w:r>
-        <w:t xml:space="preserve">. https://en.wikipedia.org/wiki/Computerized_maintenance_management_system</w:t>
-      </w:r>
-    </w:p>
-    <w:p>
-      <w:pPr>
-        <w:numPr>
-          <w:ilvl w:val="0"/>
-          <w:numId w:val="1032"/>
-        </w:numPr>
-      </w:pPr>
-      <w:r>
-        <w:t xml:space="preserve">ISO. (2016).</w:t>
-      </w:r>
-      <w:r>
-        <w:t xml:space="preserve"> </w:t>
-      </w:r>
-      <w:r>
-        <w:rPr>
-          <w:i/>
-          <w:iCs/>
-        </w:rPr>
-        <w:t xml:space="preserve">ISO 14224:2016 — Petroleum, petrochemical and natural gas industries — Collection and exchange of reliability and maintenance data for equipment</w:t>
-      </w:r>
-      <w:r>
-        <w:t xml:space="preserve">. International Organization for Standardization.</w:t>
-      </w:r>
-    </w:p>
-    <w:p>
-      <w:pPr>
-        <w:numPr>
-          <w:ilvl w:val="0"/>
-          <w:numId w:val="1032"/>
-        </w:numPr>
-      </w:pPr>
-      <w:r>
-        <w:t xml:space="preserve">Lopes, I., Senra, P., Vilarinho, S., Sá, V., Teixeira, C., Lopes, J., Alves, A., Oliveira, J. A., &amp; Figueiredo, M. (2016). Requirements specification of a computerized maintenance management system — A case study.</w:t>
-      </w:r>
-      <w:r>
-        <w:t xml:space="preserve"> </w:t>
-      </w:r>
-      <w:r>
-        <w:rPr>
-          <w:i/>
-          <w:iCs/>
-        </w:rPr>
-        <w:t xml:space="preserve">Procedia CIRP</w:t>
-      </w:r>
-      <w:r>
-        <w:t xml:space="preserve">, 52, 268–273.</w:t>
-      </w:r>
-    </w:p>
-    <w:p>
-      <w:pPr>
-        <w:numPr>
-          <w:ilvl w:val="0"/>
-          <w:numId w:val="1032"/>
-        </w:numPr>
-      </w:pPr>
-      <w:r>
-        <w:t xml:space="preserve">Murphy, K. (2021).</w:t>
-      </w:r>
-      <w:r>
-        <w:t xml:space="preserve"> </w:t>
-      </w:r>
-      <w:r>
-        <w:rPr>
-          <w:i/>
-          <w:iCs/>
-        </w:rPr>
-        <w:t xml:space="preserve">The State of Open-Source CMMS for SMEs</w:t>
-      </w:r>
-      <w:r>
-        <w:t xml:space="preserve">. Maintenance World Journal, 18(3), 45–53.</w:t>
-      </w:r>
-    </w:p>
-    <w:p>
-      <w:pPr>
-        <w:numPr>
-          <w:ilvl w:val="0"/>
-          <w:numId w:val="1032"/>
-        </w:numPr>
-      </w:pPr>
-      <w:r>
-        <w:t xml:space="preserve">Next.js. (2024).</w:t>
-      </w:r>
-      <w:r>
-        <w:t xml:space="preserve"> </w:t>
-      </w:r>
-      <w:r>
-        <w:rPr>
-          <w:i/>
-          <w:iCs/>
-        </w:rPr>
-        <w:t xml:space="preserve">Next.js — The React Framework for the Web</w:t>
-      </w:r>
-      <w:r>
-        <w:t xml:space="preserve">. Vercel Inc. https://nextjs.org/</w:t>
-      </w:r>
-    </w:p>
-    <w:p>
-      <w:pPr>
-        <w:numPr>
-          <w:ilvl w:val="0"/>
-          <w:numId w:val="1032"/>
-        </w:numPr>
-      </w:pPr>
-      <w:r>
-        <w:t xml:space="preserve">Roda, I., &amp; Macchi, M. (2018). A framework to embed asset management in production companies.</w:t>
-      </w:r>
-      <w:r>
-        <w:t xml:space="preserve"> </w:t>
-      </w:r>
-      <w:r>
-        <w:rPr>
-          <w:i/>
-          <w:iCs/>
-        </w:rPr>
-        <w:t xml:space="preserve">Proceedings of the Institution of Mechanical Engineers, Part O: Journal of Risk and Reliability</w:t>
-      </w:r>
-      <w:r>
-        <w:t xml:space="preserve">, 232(4), 368–378.</w:t>
-      </w:r>
-    </w:p>
-    <w:p>
-      <w:pPr>
-        <w:numPr>
-          <w:ilvl w:val="0"/>
-          <w:numId w:val="1032"/>
-        </w:numPr>
-      </w:pPr>
-      <w:r>
-        <w:t xml:space="preserve">Supabase. (2024).</w:t>
-      </w:r>
-      <w:r>
-        <w:t xml:space="preserve"> </w:t>
-      </w:r>
-      <w:r>
-        <w:rPr>
-          <w:i/>
-          <w:iCs/>
-        </w:rPr>
-        <w:t xml:space="preserve">Supabase — The Open Source Firebase Alternative</w:t>
-      </w:r>
-      <w:r>
-        <w:t xml:space="preserve">. https://supabase.com/</w:t>
-      </w:r>
-    </w:p>
-    <w:p>
-      <w:pPr>
-        <w:numPr>
-          <w:ilvl w:val="0"/>
-          <w:numId w:val="1032"/>
-        </w:numPr>
-      </w:pPr>
-      <w:r>
-        <w:t xml:space="preserve">Vercel. (2024).</w:t>
-      </w:r>
-      <w:r>
-        <w:t xml:space="preserve"> </w:t>
-      </w:r>
-      <w:r>
-        <w:rPr>
-          <w:i/>
-          <w:iCs/>
-        </w:rPr>
-        <w:t xml:space="preserve">Vercel — Develop. Preview. Ship.</w:t>
-      </w:r>
-      <w:r>
-        <w:t xml:space="preserve"> </w:t>
-      </w:r>
-      <w:r>
-        <w:t xml:space="preserve">https://vercel.com/</w:t>
-      </w:r>
-    </w:p>
-    <w:p>
-      <w:pPr>
-        <w:numPr>
-          <w:ilvl w:val="0"/>
-          <w:numId w:val="1032"/>
-        </w:numPr>
-      </w:pPr>
-      <w:r>
-        <w:t xml:space="preserve">Avrami, M. (1939). Kinetics of phase change. I. General theory.</w:t>
-      </w:r>
-      <w:r>
-        <w:t xml:space="preserve"> </w:t>
-      </w:r>
-      <w:r>
-        <w:rPr>
-          <w:i/>
-          <w:iCs/>
-        </w:rPr>
-        <w:t xml:space="preserve">Journal of Chemical Physics</w:t>
-      </w:r>
-      <w:r>
-        <w:t xml:space="preserve">, 7(12), 1103–1112. https://doi.org/10.1063/1.1750380</w:t>
-      </w:r>
-    </w:p>
-    <w:p>
-      <w:pPr>
-        <w:numPr>
-          <w:ilvl w:val="0"/>
-          <w:numId w:val="1032"/>
-        </w:numPr>
-      </w:pPr>
-      <w:r>
-        <w:t xml:space="preserve">Saxena, A., Goebel, K., Simon, D., &amp; Eklund, N. (2008). Damage propagation modeling for aircraft engine run-to-failure simulation.</w:t>
-      </w:r>
-      <w:r>
-        <w:t xml:space="preserve"> </w:t>
-      </w:r>
-      <w:r>
-        <w:rPr>
-          <w:i/>
-          <w:iCs/>
-        </w:rPr>
-        <w:t xml:space="preserve">International Conference on Prognostics and Health Management (PHM)</w:t>
-      </w:r>
-      <w:r>
-        <w:t xml:space="preserve">, 1–9. IEEE. https://doi.org/10.1109/PHM.2008.4711414</w:t>
-      </w:r>
-    </w:p>
-    <w:p>
-      <w:pPr>
-        <w:numPr>
-          <w:ilvl w:val="0"/>
-          <w:numId w:val="1032"/>
-        </w:numPr>
-      </w:pPr>
-      <w:r>
-        <w:t xml:space="preserve">He, H., &amp; Garcia, E. A. (2009). Learning from imbalanced data.</w:t>
-      </w:r>
-      <w:r>
-        <w:t xml:space="preserve"> </w:t>
-      </w:r>
-      <w:r>
-        <w:rPr>
-          <w:i/>
-          <w:iCs/>
-        </w:rPr>
-        <w:t xml:space="preserve">IEEE Transactions on Knowledge and Data Engineering</w:t>
-      </w:r>
-      <w:r>
-        <w:t xml:space="preserve">, 21(9), 1263–1284. https://doi.org/10.1109/TKDE.2008.239</w:t>
-      </w:r>
-    </w:p>
-    <w:p>
-      <w:pPr>
-        <w:numPr>
-          <w:ilvl w:val="0"/>
-          <w:numId w:val="1032"/>
-        </w:numPr>
-      </w:pPr>
-      <w:r>
-        <w:t xml:space="preserve">Montgomery, D. C. (2017).</w:t>
-      </w:r>
-      <w:r>
-        <w:t xml:space="preserve"> </w:t>
-      </w:r>
-      <w:r>
-        <w:rPr>
-          <w:i/>
-          <w:iCs/>
-        </w:rPr>
-        <w:t xml:space="preserve">Design and Analysis of Experiments</w:t>
-      </w:r>
-      <w:r>
-        <w:t xml:space="preserve"> </w:t>
-      </w:r>
-      <w:r>
-        <w:t xml:space="preserve">(9th ed.). John Wiley &amp; Sons.</w:t>
-      </w:r>
-    </w:p>
-    <w:p>
-      <w:r>
-        <w:br w:type="page"/>
-      </w:r>
-    </w:p>
-    <w:bookmarkEnd w:id="164"/>
-    <w:bookmarkStart w:id="179" w:name="annexes"/>
-    <w:p>
-      <w:pPr>
-        <w:pStyle w:val="Heading1"/>
-      </w:pPr>
-      <w:r>
-        <w:t xml:space="preserve">ANNEXES</w:t>
-      </w:r>
-    </w:p>
-    <w:bookmarkStart w:id="165" w:name="X4a78aeac9d5037a16008a2ee68dd1166d7aa4b4"/>
-    <w:p>
-      <w:pPr>
-        <w:pStyle w:val="Heading2"/>
-      </w:pPr>
-      <w:r>
-        <w:t xml:space="preserve">Annexe A — Code source du firmware ESP32 (extrait)</w:t>
-      </w:r>
-    </w:p>
-    <w:p>
-      <w:pPr>
-        <w:pStyle w:val="SourceCode"/>
-      </w:pPr>
-      <w:r>
-        <w:rPr>
-          <w:rStyle w:val="CommentTok"/>
-        </w:rPr>
-        <w:t xml:space="preserve">// ─────────────────────────────────────────────────────────</w:t>
-      </w:r>
-      <w:r>
-        <w:br/>
-      </w:r>
-      <w:r>
-        <w:rPr>
-          <w:rStyle w:val="CommentTok"/>
-        </w:rPr>
-        <w:t xml:space="preserve">// Corrosion Monitor — ESP32 + HX711 + DS18B20</w:t>
-      </w:r>
-      <w:r>
-        <w:br/>
-      </w:r>
-      <w:r>
-        <w:rPr>
-          <w:rStyle w:val="CommentTok"/>
-        </w:rPr>
-        <w:t xml:space="preserve">// M2 Maintenance Industrielle — ESTL Douala</w:t>
-      </w:r>
-      <w:r>
-        <w:br/>
-      </w:r>
-      <w:r>
-        <w:rPr>
-          <w:rStyle w:val="CommentTok"/>
-        </w:rPr>
-        <w:t xml:space="preserve">// Cycle : mesure → POST Supabase → temporisation 30 s (acquisition continue)</w:t>
-      </w:r>
-      <w:r>
-        <w:br/>
-      </w:r>
-      <w:r>
-        <w:rPr>
-          <w:rStyle w:val="CommentTok"/>
-        </w:rPr>
-        <w:t xml:space="preserve">// ─────────────────────────────────────────────────────────</w:t>
-      </w:r>
-      <w:r>
-        <w:br/>
-      </w:r>
-      <w:r>
-        <w:br/>
-      </w:r>
-      <w:r>
-        <w:rPr>
-          <w:rStyle w:val="PreprocessorTok"/>
-        </w:rPr>
-        <w:t xml:space="preserve">#include </w:t>
-      </w:r>
-      <w:r>
-        <w:rPr>
-          <w:rStyle w:val="ImportTok"/>
-        </w:rPr>
-        <w:t xml:space="preserve">"HX711.h"</w:t>
-      </w:r>
-      <w:r>
-        <w:br/>
-      </w:r>
-      <w:r>
-        <w:rPr>
-          <w:rStyle w:val="PreprocessorTok"/>
-        </w:rPr>
-        <w:t xml:space="preserve">#include </w:t>
-      </w:r>
-      <w:r>
-        <w:rPr>
-          <w:rStyle w:val="ImportTok"/>
-        </w:rPr>
-        <w:t xml:space="preserve">&lt;OneWire.h&gt;</w:t>
-      </w:r>
-      <w:r>
-        <w:br/>
-      </w:r>
-      <w:r>
-        <w:rPr>
-          <w:rStyle w:val="PreprocessorTok"/>
-        </w:rPr>
-        <w:t xml:space="preserve">#include </w:t>
-      </w:r>
-      <w:r>
-        <w:rPr>
-          <w:rStyle w:val="ImportTok"/>
-        </w:rPr>
-        <w:t xml:space="preserve">&lt;DallasTemperature.h&gt;</w:t>
-      </w:r>
-      <w:r>
-        <w:br/>
-      </w:r>
-      <w:r>
-        <w:br/>
-      </w:r>
-      <w:r>
-        <w:rPr>
-          <w:rStyle w:val="PreprocessorTok"/>
-        </w:rPr>
-        <w:t xml:space="preserve">#define HX711_DOUT_PIN   </w:t>
-      </w:r>
-      <w:r>
-        <w:rPr>
-          <w:rStyle w:val="DecValTok"/>
-        </w:rPr>
-        <w:t xml:space="preserve">21</w:t>
-      </w:r>
-      <w:r>
-        <w:br/>
-      </w:r>
-      <w:r>
-        <w:rPr>
-          <w:rStyle w:val="PreprocessorTok"/>
-        </w:rPr>
-        <w:t xml:space="preserve">#define HX711_SCK_PIN    </w:t>
-      </w:r>
-      <w:r>
-        <w:rPr>
-          <w:rStyle w:val="DecValTok"/>
-        </w:rPr>
-        <w:t xml:space="preserve">22</w:t>
-      </w:r>
-      <w:r>
-        <w:br/>
-      </w:r>
-      <w:r>
-        <w:rPr>
-          <w:rStyle w:val="PreprocessorTok"/>
-        </w:rPr>
-        <w:t xml:space="preserve">#define ONE_WIRE_BUS     </w:t>
-      </w:r>
-      <w:r>
-        <w:rPr>
-          <w:rStyle w:val="DecValTok"/>
-        </w:rPr>
-        <w:t xml:space="preserve">19</w:t>
-      </w:r>
-      <w:r>
-        <w:br/>
-      </w:r>
-      <w:r>
-        <w:br/>
-      </w:r>
-      <w:r>
-        <w:rPr>
-          <w:rStyle w:val="PreprocessorTok"/>
-        </w:rPr>
-        <w:t xml:space="preserve">#define MEASURE_INTERVAL_MS  </w:t>
-      </w:r>
-      <w:r>
-        <w:rPr>
-          <w:rStyle w:val="DecValTok"/>
-        </w:rPr>
-        <w:t xml:space="preserve">30000</w:t>
-      </w:r>
-      <w:r>
-        <w:rPr>
-          <w:rStyle w:val="BuiltInTok"/>
-        </w:rPr>
-        <w:t xml:space="preserve">UL</w:t>
-      </w:r>
-      <w:r>
-        <w:rPr>
-          <w:rStyle w:val="PreprocessorTok"/>
-        </w:rPr>
-        <w:t xml:space="preserve">   </w:t>
-      </w:r>
-      <w:r>
-        <w:rPr>
-          <w:rStyle w:val="CommentTok"/>
-        </w:rPr>
-        <w:t xml:space="preserve">// 30 secondes</w:t>
-      </w:r>
-      <w:r>
-        <w:br/>
-      </w:r>
-      <w:r>
-        <w:rPr>
-          <w:rStyle w:val="PreprocessorTok"/>
-        </w:rPr>
-        <w:t xml:space="preserve">#define MESURES_PAR_CYCLE    </w:t>
-      </w:r>
-      <w:r>
-        <w:rPr>
-          <w:rStyle w:val="DecValTok"/>
-        </w:rPr>
-        <w:t xml:space="preserve">10</w:t>
-      </w:r>
-      <w:r>
-        <w:br/>
-      </w:r>
-      <w:r>
-        <w:br/>
-      </w:r>
-      <w:r>
-        <w:rPr>
-          <w:rStyle w:val="AttributeTok"/>
-        </w:rPr>
-        <w:t xml:space="preserve">static</w:t>
-      </w:r>
-      <w:r>
-        <w:rPr>
-          <w:rStyle w:val="NormalTok"/>
-        </w:rPr>
-        <w:t xml:space="preserve"> </w:t>
-      </w:r>
-      <w:r>
-        <w:rPr>
-          <w:rStyle w:val="DataTypeTok"/>
-        </w:rPr>
-        <w:t xml:space="preserve">double</w:t>
-      </w:r>
-      <w:r>
-        <w:rPr>
-          <w:rStyle w:val="NormalTok"/>
-        </w:rPr>
-        <w:t xml:space="preserve"> last_Rx       </w:t>
-      </w:r>
-      <w:r>
-        <w:rPr>
-          <w:rStyle w:val="OperatorTok"/>
-        </w:rPr>
-        <w:t xml:space="preserve">=</w:t>
-      </w:r>
-      <w:r>
-        <w:rPr>
-          <w:rStyle w:val="NormalTok"/>
-        </w:rPr>
-        <w:t xml:space="preserve"> </w:t>
-      </w:r>
-      <w:r>
-        <w:rPr>
-          <w:rStyle w:val="FloatTok"/>
-        </w:rPr>
-        <w:t xml:space="preserve">0.0</w:t>
-      </w:r>
-      <w:r>
-        <w:rPr>
-          <w:rStyle w:val="OperatorTok"/>
-        </w:rPr>
-        <w:t xml:space="preserve">;</w:t>
-      </w:r>
-      <w:r>
-        <w:br/>
-      </w:r>
-      <w:r>
-        <w:rPr>
-          <w:rStyle w:val="AttributeTok"/>
-        </w:rPr>
-        <w:t xml:space="preserve">static</w:t>
-      </w:r>
-      <w:r>
-        <w:rPr>
-          <w:rStyle w:val="NormalTok"/>
-        </w:rPr>
-        <w:t xml:space="preserve"> </w:t>
-      </w:r>
-      <w:r>
-        <w:rPr>
-          <w:rStyle w:val="DataTypeTok"/>
-        </w:rPr>
-        <w:t xml:space="preserve">bool</w:t>
-      </w:r>
-      <w:r>
-        <w:rPr>
-          <w:rStyle w:val="NormalTok"/>
-        </w:rPr>
-        <w:t xml:space="preserve">   first_measure </w:t>
-      </w:r>
-      <w:r>
-        <w:rPr>
-          <w:rStyle w:val="OperatorTok"/>
-        </w:rPr>
-        <w:t xml:space="preserve">=</w:t>
-      </w:r>
-      <w:r>
-        <w:rPr>
-          <w:rStyle w:val="NormalTok"/>
-        </w:rPr>
-        <w:t xml:space="preserve"> </w:t>
-      </w:r>
-      <w:r>
-        <w:rPr>
-          <w:rStyle w:val="KeywordTok"/>
-        </w:rPr>
-        <w:t xml:space="preserve">true</w:t>
-      </w:r>
-      <w:r>
-        <w:rPr>
-          <w:rStyle w:val="OperatorTok"/>
-        </w:rPr>
-        <w:t xml:space="preserve">;</w:t>
-      </w:r>
-    </w:p>
-    <w:p>
-      <w:pPr>
-        <w:pStyle w:val="FirstParagraph"/>
-      </w:pPr>
-      <w:r>
-        <w:rPr>
-          <w:i/>
-          <w:iCs/>
-        </w:rPr>
-        <w:t xml:space="preserve">Code complet disponible dans le dépôt GitHub :</w:t>
-      </w:r>
-      <w:r>
-        <w:rPr>
-          <w:i/>
-          <w:iCs/>
-        </w:rPr>
-        <w:t xml:space="preserve"> </w:t>
-      </w:r>
-      <w:r>
-        <w:rPr>
-          <w:rStyle w:val="VerbatimChar"/>
-          <w:i/>
-          <w:iCs/>
-        </w:rPr>
-        <w:t xml:space="preserve">firmware/corrosion_monitor.ino</w:t>
-      </w:r>
-      <w:r>
-        <w:rPr>
-          <w:i/>
-          <w:iCs/>
-        </w:rPr>
-        <w:t xml:space="preserve">.</w:t>
-      </w:r>
-    </w:p>
-    <w:bookmarkEnd w:id="165"/>
-    <w:bookmarkStart w:id="166" w:name="X89fdaac54454b2f39af1c3d7cfa8452fb9c21c0"/>
-    <w:p>
-      <w:pPr>
-        <w:pStyle w:val="Heading2"/>
-      </w:pPr>
-      <w:r>
-        <w:t xml:space="preserve">Annexe B — Pipeline Python — extrait feature engineering</w:t>
-      </w:r>
-    </w:p>
-    <w:p>
-      <w:pPr>
-        <w:pStyle w:val="SourceCode"/>
-      </w:pPr>
-      <w:r>
-        <w:rPr>
-          <w:rStyle w:val="KeywordTok"/>
-        </w:rPr>
-        <w:t xml:space="preserve">def</w:t>
-      </w:r>
-      <w:r>
-        <w:rPr>
-          <w:rStyle w:val="NormalTok"/>
-        </w:rPr>
-        <w:t xml:space="preserve"> feature_engineering(df: pd.DataFrame) </w:t>
-      </w:r>
-      <w:r>
-        <w:rPr>
-          <w:rStyle w:val="OperatorTok"/>
-        </w:rPr>
-        <w:t xml:space="preserve">-&gt;</w:t>
-      </w:r>
-      <w:r>
-        <w:rPr>
-          <w:rStyle w:val="NormalTok"/>
-        </w:rPr>
-        <w:t xml:space="preserve"> pd.DataFrame:</w:t>
-      </w:r>
-      <w:r>
-        <w:br/>
-      </w:r>
-      <w:r>
-        <w:rPr>
-          <w:rStyle w:val="NormalTok"/>
-        </w:rPr>
-        <w:t xml:space="preserve">    df[</w:t>
-      </w:r>
-      <w:r>
-        <w:rPr>
-          <w:rStyle w:val="StringTok"/>
-        </w:rPr>
-        <w:t xml:space="preserve">"delta_R_1h"</w:t>
-      </w:r>
-      <w:r>
-        <w:rPr>
-          <w:rStyle w:val="NormalTok"/>
-        </w:rPr>
-        <w:t xml:space="preserve">]  </w:t>
-      </w:r>
-      <w:r>
-        <w:rPr>
-          <w:rStyle w:val="OperatorTok"/>
-        </w:rPr>
-        <w:t xml:space="preserve">=</w:t>
-      </w:r>
-      <w:r>
-        <w:rPr>
-          <w:rStyle w:val="NormalTok"/>
-        </w:rPr>
-        <w:t xml:space="preserve"> df[</w:t>
-      </w:r>
-      <w:r>
-        <w:rPr>
-          <w:rStyle w:val="StringTok"/>
-        </w:rPr>
-        <w:t xml:space="preserve">"rx_corr"</w:t>
-      </w:r>
-      <w:r>
-        <w:rPr>
-          <w:rStyle w:val="NormalTok"/>
-        </w:rPr>
-        <w:t xml:space="preserve">].diff(N_1H)   </w:t>
-      </w:r>
-      <w:r>
-        <w:rPr>
-          <w:rStyle w:val="CommentTok"/>
-        </w:rPr>
-        <w:t xml:space="preserve"># variation sur ~1 h</w:t>
-      </w:r>
-      <w:r>
-        <w:br/>
-      </w:r>
-      <w:r>
-        <w:rPr>
-          <w:rStyle w:val="NormalTok"/>
-        </w:rPr>
-        <w:t xml:space="preserve">    df[</w:t>
-      </w:r>
-      <w:r>
-        <w:rPr>
-          <w:rStyle w:val="StringTok"/>
-        </w:rPr>
-        <w:t xml:space="preserve">"delta_R_6h"</w:t>
-      </w:r>
-      <w:r>
-        <w:rPr>
-          <w:rStyle w:val="NormalTok"/>
-        </w:rPr>
-        <w:t xml:space="preserve">]  </w:t>
-      </w:r>
-      <w:r>
-        <w:rPr>
-          <w:rStyle w:val="OperatorTok"/>
-        </w:rPr>
-        <w:t xml:space="preserve">=</w:t>
-      </w:r>
-      <w:r>
-        <w:rPr>
-          <w:rStyle w:val="NormalTok"/>
-        </w:rPr>
-        <w:t xml:space="preserve"> df[</w:t>
-      </w:r>
-      <w:r>
-        <w:rPr>
-          <w:rStyle w:val="StringTok"/>
-        </w:rPr>
-        <w:t xml:space="preserve">"rx_corr"</w:t>
-      </w:r>
-      <w:r>
-        <w:rPr>
-          <w:rStyle w:val="NormalTok"/>
-        </w:rPr>
-        <w:t xml:space="preserve">].diff(N_6H)   </w:t>
-      </w:r>
-      <w:r>
-        <w:rPr>
-          <w:rStyle w:val="CommentTok"/>
-        </w:rPr>
-        <w:t xml:space="preserve"># variation sur ~6 h</w:t>
-      </w:r>
-      <w:r>
-        <w:br/>
-      </w:r>
-      <w:r>
-        <w:rPr>
-          <w:rStyle w:val="NormalTok"/>
-        </w:rPr>
-        <w:t xml:space="preserve">    dt_1h </w:t>
-      </w:r>
-      <w:r>
-        <w:rPr>
-          <w:rStyle w:val="OperatorTok"/>
-        </w:rPr>
-        <w:t xml:space="preserve">=</w:t>
-      </w:r>
-      <w:r>
-        <w:rPr>
-          <w:rStyle w:val="NormalTok"/>
-        </w:rPr>
-        <w:t xml:space="preserve"> df[</w:t>
-      </w:r>
-      <w:r>
-        <w:rPr>
-          <w:rStyle w:val="StringTok"/>
-        </w:rPr>
-        <w:t xml:space="preserve">"timestamp_h"</w:t>
-      </w:r>
-      <w:r>
-        <w:rPr>
-          <w:rStyle w:val="NormalTok"/>
-        </w:rPr>
-        <w:t xml:space="preserve">].diff(</w:t>
-      </w:r>
-      <w:r>
-        <w:rPr>
-          <w:rStyle w:val="DecValTok"/>
-        </w:rPr>
-        <w:t xml:space="preserve">6</w:t>
-      </w:r>
-      <w:r>
-        <w:rPr>
-          <w:rStyle w:val="NormalTok"/>
-        </w:rPr>
-        <w:t xml:space="preserve">).replace(</w:t>
-      </w:r>
-      <w:r>
-        <w:rPr>
-          <w:rStyle w:val="DecValTok"/>
-        </w:rPr>
-        <w:t xml:space="preserve">0</w:t>
-      </w:r>
-      <w:r>
-        <w:rPr>
-          <w:rStyle w:val="NormalTok"/>
-        </w:rPr>
-        <w:t xml:space="preserve">, np.nan)</w:t>
-      </w:r>
-      <w:r>
-        <w:br/>
-      </w:r>
-      <w:r>
-        <w:rPr>
-          <w:rStyle w:val="NormalTok"/>
-        </w:rPr>
-        <w:t xml:space="preserve">    df[</w:t>
-      </w:r>
-      <w:r>
-        <w:rPr>
-          <w:rStyle w:val="StringTok"/>
-        </w:rPr>
-        <w:t xml:space="preserve">"vitesse_CR_1h"</w:t>
-      </w:r>
-      <w:r>
-        <w:rPr>
-          <w:rStyle w:val="NormalTok"/>
-        </w:rPr>
-        <w:t xml:space="preserve">] </w:t>
-      </w:r>
-      <w:r>
-        <w:rPr>
-          <w:rStyle w:val="OperatorTok"/>
-        </w:rPr>
-        <w:t xml:space="preserve">=</w:t>
-      </w:r>
-      <w:r>
-        <w:rPr>
-          <w:rStyle w:val="NormalTok"/>
-        </w:rPr>
-        <w:t xml:space="preserve"> (np.</w:t>
-      </w:r>
-      <w:r>
-        <w:rPr>
-          <w:rStyle w:val="BuiltInTok"/>
-        </w:rPr>
-        <w:t xml:space="preserve">abs</w:t>
-      </w:r>
-      <w:r>
-        <w:rPr>
-          <w:rStyle w:val="NormalTok"/>
-        </w:rPr>
-        <w:t xml:space="preserve">(df[</w:t>
-      </w:r>
-      <w:r>
-        <w:rPr>
-          <w:rStyle w:val="StringTok"/>
-        </w:rPr>
-        <w:t xml:space="preserve">"rx_corr"</w:t>
-      </w:r>
-      <w:r>
-        <w:rPr>
-          <w:rStyle w:val="NormalTok"/>
-        </w:rPr>
-        <w:t xml:space="preserve">].diff(</w:t>
-      </w:r>
-      <w:r>
-        <w:rPr>
-          <w:rStyle w:val="DecValTok"/>
-        </w:rPr>
-        <w:t xml:space="preserve">6</w:t>
-      </w:r>
-      <w:r>
-        <w:rPr>
-          <w:rStyle w:val="NormalTok"/>
-        </w:rPr>
-        <w:t xml:space="preserve">) </w:t>
-      </w:r>
-      <w:r>
-        <w:rPr>
-          <w:rStyle w:val="OperatorTok"/>
-        </w:rPr>
-        <w:t xml:space="preserve">/</w:t>
-      </w:r>
-      <w:r>
-        <w:rPr>
-          <w:rStyle w:val="NormalTok"/>
-        </w:rPr>
-        <w:t xml:space="preserve"> dt_1h)</w:t>
-      </w:r>
-      <w:r>
-        <w:br/>
-      </w:r>
-      <w:r>
-        <w:rPr>
-          <w:rStyle w:val="NormalTok"/>
-        </w:rPr>
-        <w:t xml:space="preserve">                           </w:t>
-      </w:r>
-      <w:r>
-        <w:rPr>
-          <w:rStyle w:val="OperatorTok"/>
-        </w:rPr>
-        <w:t xml:space="preserve">*</w:t>
-      </w:r>
-      <w:r>
-        <w:rPr>
-          <w:rStyle w:val="NormalTok"/>
-        </w:rPr>
-        <w:t xml:space="preserve"> HEURES_PAR_AN </w:t>
-      </w:r>
-      <w:r>
-        <w:rPr>
-          <w:rStyle w:val="OperatorTok"/>
-        </w:rPr>
-        <w:t xml:space="preserve">*</w:t>
-      </w:r>
-      <w:r>
-        <w:rPr>
-          <w:rStyle w:val="NormalTok"/>
-        </w:rPr>
-        <w:t xml:space="preserve"> </w:t>
-      </w:r>
-      <w:r>
-        <w:rPr>
-          <w:rStyle w:val="FloatTok"/>
-        </w:rPr>
-        <w:t xml:space="preserve">1000.0</w:t>
-      </w:r>
-      <w:r>
-        <w:rPr>
-          <w:rStyle w:val="NormalTok"/>
-        </w:rPr>
-        <w:t xml:space="preserve">)</w:t>
-      </w:r>
-      <w:r>
-        <w:br/>
-      </w:r>
-      <w:r>
-        <w:rPr>
-          <w:rStyle w:val="NormalTok"/>
-        </w:rPr>
-        <w:t xml:space="preserve">    df[</w:t>
-      </w:r>
-      <w:r>
-        <w:rPr>
-          <w:rStyle w:val="StringTok"/>
-        </w:rPr>
-        <w:t xml:space="preserve">"temp_moy_6h"</w:t>
-      </w:r>
-      <w:r>
-        <w:rPr>
-          <w:rStyle w:val="NormalTok"/>
-        </w:rPr>
-        <w:t xml:space="preserve">] </w:t>
-      </w:r>
-      <w:r>
-        <w:rPr>
-          <w:rStyle w:val="OperatorTok"/>
-        </w:rPr>
-        <w:t xml:space="preserve">=</w:t>
-      </w:r>
-      <w:r>
-        <w:rPr>
-          <w:rStyle w:val="NormalTok"/>
-        </w:rPr>
-        <w:t xml:space="preserve"> df[</w:t>
-      </w:r>
-      <w:r>
-        <w:rPr>
-          <w:rStyle w:val="StringTok"/>
-        </w:rPr>
-        <w:t xml:space="preserve">"temp_lisse"</w:t>
-      </w:r>
-      <w:r>
-        <w:rPr>
-          <w:rStyle w:val="NormalTok"/>
-        </w:rPr>
-        <w:t xml:space="preserve">].rolling(</w:t>
-      </w:r>
-      <w:r>
-        <w:rPr>
-          <w:rStyle w:val="DecValTok"/>
-        </w:rPr>
-        <w:t xml:space="preserve">36</w:t>
-      </w:r>
-      <w:r>
-        <w:rPr>
-          <w:rStyle w:val="NormalTok"/>
-        </w:rPr>
-        <w:t xml:space="preserve">, min_periods</w:t>
-      </w:r>
-      <w:r>
-        <w:rPr>
-          <w:rStyle w:val="OperatorTok"/>
-        </w:rPr>
-        <w:t xml:space="preserve">=</w:t>
-      </w:r>
-      <w:r>
-        <w:rPr>
-          <w:rStyle w:val="DecValTok"/>
-        </w:rPr>
-        <w:t xml:space="preserve">1</w:t>
-      </w:r>
-      <w:r>
-        <w:rPr>
-          <w:rStyle w:val="NormalTok"/>
-        </w:rPr>
-        <w:t xml:space="preserve">).mean()</w:t>
-      </w:r>
-      <w:r>
-        <w:br/>
-      </w:r>
-      <w:r>
-        <w:rPr>
-          <w:rStyle w:val="NormalTok"/>
-        </w:rPr>
-        <w:t xml:space="preserve">    df[</w:t>
-      </w:r>
-      <w:r>
-        <w:rPr>
-          <w:rStyle w:val="StringTok"/>
-        </w:rPr>
-        <w:t xml:space="preserve">"temps_immersion_h"</w:t>
-      </w:r>
-      <w:r>
-        <w:rPr>
-          <w:rStyle w:val="NormalTok"/>
-        </w:rPr>
-        <w:t xml:space="preserve">] </w:t>
-      </w:r>
-      <w:r>
-        <w:rPr>
-          <w:rStyle w:val="OperatorTok"/>
-        </w:rPr>
-        <w:t xml:space="preserve">=</w:t>
-      </w:r>
-      <w:r>
-        <w:rPr>
-          <w:rStyle w:val="NormalTok"/>
-        </w:rPr>
-        <w:t xml:space="preserve"> df[</w:t>
-      </w:r>
-      <w:r>
-        <w:rPr>
-          <w:rStyle w:val="StringTok"/>
-        </w:rPr>
-        <w:t xml:space="preserve">"timestamp_h"</w:t>
-      </w:r>
-      <w:r>
-        <w:rPr>
-          <w:rStyle w:val="NormalTok"/>
-        </w:rPr>
-        <w:t xml:space="preserve">] </w:t>
-      </w:r>
-      <w:r>
-        <w:rPr>
-          <w:rStyle w:val="OperatorTok"/>
-        </w:rPr>
-        <w:t xml:space="preserve">-</w:t>
-      </w:r>
-      <w:r>
-        <w:rPr>
-          <w:rStyle w:val="NormalTok"/>
-        </w:rPr>
-        <w:t xml:space="preserve"> df[</w:t>
-      </w:r>
-      <w:r>
-        <w:rPr>
-          <w:rStyle w:val="StringTok"/>
-        </w:rPr>
-        <w:t xml:space="preserve">"timestamp_h"</w:t>
-      </w:r>
-      <w:r>
-        <w:rPr>
-          <w:rStyle w:val="NormalTok"/>
-        </w:rPr>
-        <w:t xml:space="preserve">].iloc[</w:t>
-      </w:r>
-      <w:r>
-        <w:rPr>
-          <w:rStyle w:val="DecValTok"/>
-        </w:rPr>
-        <w:t xml:space="preserve">0</w:t>
-      </w:r>
-      <w:r>
-        <w:rPr>
-          <w:rStyle w:val="NormalTok"/>
-        </w:rPr>
-        <w:t xml:space="preserve">]</w:t>
-      </w:r>
-      <w:r>
-        <w:br/>
-      </w:r>
-      <w:r>
-        <w:rPr>
-          <w:rStyle w:val="NormalTok"/>
-        </w:rPr>
-        <w:t xml:space="preserve">    R0 </w:t>
-      </w:r>
-      <w:r>
-        <w:rPr>
-          <w:rStyle w:val="OperatorTok"/>
-        </w:rPr>
-        <w:t xml:space="preserve">=</w:t>
-      </w:r>
-      <w:r>
-        <w:rPr>
-          <w:rStyle w:val="NormalTok"/>
-        </w:rPr>
-        <w:t xml:space="preserve"> df[</w:t>
-      </w:r>
-      <w:r>
-        <w:rPr>
-          <w:rStyle w:val="StringTok"/>
-        </w:rPr>
-        <w:t xml:space="preserve">"rx_corr"</w:t>
-      </w:r>
-      <w:r>
-        <w:rPr>
-          <w:rStyle w:val="NormalTok"/>
-        </w:rPr>
-        <w:t xml:space="preserve">].iloc[</w:t>
-      </w:r>
-      <w:r>
-        <w:rPr>
-          <w:rStyle w:val="DecValTok"/>
-        </w:rPr>
-        <w:t xml:space="preserve">0</w:t>
-      </w:r>
-      <w:r>
-        <w:rPr>
-          <w:rStyle w:val="NormalTok"/>
-        </w:rPr>
-        <w:t xml:space="preserve">]</w:t>
-      </w:r>
-      <w:r>
-        <w:br/>
-      </w:r>
-      <w:r>
-        <w:rPr>
-          <w:rStyle w:val="NormalTok"/>
-        </w:rPr>
-        <w:t xml:space="preserve">    df[</w:t>
-      </w:r>
-      <w:r>
-        <w:rPr>
-          <w:rStyle w:val="StringTok"/>
-        </w:rPr>
-        <w:t xml:space="preserve">"delta_R_absolu"</w:t>
-      </w:r>
-      <w:r>
-        <w:rPr>
-          <w:rStyle w:val="NormalTok"/>
-        </w:rPr>
-        <w:t xml:space="preserve">] </w:t>
-      </w:r>
-      <w:r>
-        <w:rPr>
-          <w:rStyle w:val="OperatorTok"/>
-        </w:rPr>
-        <w:t xml:space="preserve">=</w:t>
-      </w:r>
-      <w:r>
-        <w:rPr>
-          <w:rStyle w:val="NormalTok"/>
-        </w:rPr>
-        <w:t xml:space="preserve"> df[</w:t>
-      </w:r>
-      <w:r>
-        <w:rPr>
-          <w:rStyle w:val="StringTok"/>
-        </w:rPr>
-        <w:t xml:space="preserve">"rx_corr"</w:t>
-      </w:r>
-      <w:r>
-        <w:rPr>
-          <w:rStyle w:val="NormalTok"/>
-        </w:rPr>
-        <w:t xml:space="preserve">] </w:t>
-      </w:r>
-      <w:r>
-        <w:rPr>
-          <w:rStyle w:val="OperatorTok"/>
-        </w:rPr>
-        <w:t xml:space="preserve">-</w:t>
-      </w:r>
-      <w:r>
-        <w:rPr>
-          <w:rStyle w:val="NormalTok"/>
-        </w:rPr>
-        <w:t xml:space="preserve"> R0</w:t>
-      </w:r>
-      <w:r>
-        <w:br/>
-      </w:r>
-      <w:r>
-        <w:rPr>
-          <w:rStyle w:val="NormalTok"/>
-        </w:rPr>
-        <w:t xml:space="preserve">    </w:t>
-      </w:r>
-      <w:r>
-        <w:rPr>
-          <w:rStyle w:val="ControlFlowTok"/>
-        </w:rPr>
-        <w:t xml:space="preserve">return</w:t>
-      </w:r>
-      <w:r>
-        <w:rPr>
-          <w:rStyle w:val="NormalTok"/>
-        </w:rPr>
-        <w:t xml:space="preserve"> df</w:t>
-      </w:r>
-    </w:p>
-    <w:p>
-      <w:pPr>
-        <w:pStyle w:val="FirstParagraph"/>
-      </w:pPr>
-      <w:r>
-        <w:rPr>
-          <w:i/>
-          <w:iCs/>
-        </w:rPr>
-        <w:t xml:space="preserve">Pipeline complet disponible dans le dépôt GitHub :</w:t>
-      </w:r>
-      <w:r>
-        <w:rPr>
-          <w:i/>
-          <w:iCs/>
-        </w:rPr>
-        <w:t xml:space="preserve"> </w:t>
-      </w:r>
-      <w:r>
-        <w:rPr>
-          <w:rStyle w:val="VerbatimChar"/>
-          <w:i/>
-          <w:iCs/>
-        </w:rPr>
-        <w:t xml:space="preserve">pipeline/corrosion_pipeline.py</w:t>
-      </w:r>
-      <w:r>
-        <w:rPr>
-          <w:i/>
-          <w:iCs/>
-        </w:rPr>
-        <w:t xml:space="preserve">.</w:t>
-      </w:r>
-    </w:p>
-    <w:bookmarkEnd w:id="166"/>
-    <w:bookmarkStart w:id="170" w:name="X866633686f9e59acae75a6fcbe6327624079636"/>
-    <w:p>
-      <w:pPr>
-        <w:pStyle w:val="Heading2"/>
-      </w:pPr>
-      <w:r>
-        <w:t xml:space="preserve">Annexe C — Schéma de câblage de la sonde ER</w:t>
-      </w:r>
-    </w:p>
-    <w:p>
       <w:pPr>
         <w:pStyle w:val="CaptionedFigure"/>
         <w:jc w:val="center"/>
@@ -32145,20 +28892,3348 @@
       <w:r>
         <w:drawing>
           <wp:inline>
-            <wp:extent cx="5296535" cy="4580705"/>
+            <wp:extent cx="4460240" cy="2617966"/>
             <wp:effectExtent b="0" l="0" r="0" t="0"/>
-            <wp:docPr descr="Figure C.1 — Schéma de câblage complet : ESP32 + HX711 + montage shunt + R_lift + DS18B20 + cellule en plastique" title="" id="168" name="Picture"/>
+            <wp:docPr descr="Figure III.8 — Jumeau numérique : bande prédictive de durée de vie (P10–P90) issue des trajectoires synthétiques couvrant les deux morphologies de corrosion, et position de l’essai Run #21 — prédiction avant essai 13–20,5 h, rupture observée à 13,1 h, dans la bande" title="" id="160" name="Picture"/>
             <a:graphic>
               <a:graphicData uri="http://schemas.openxmlformats.org/drawingml/2006/picture">
                 <pic:pic>
                   <pic:nvPicPr>
-                    <pic:cNvPr descr="figures/fig_c1_cablage.png" id="169" name="Picture"/>
+                    <pic:cNvPr descr="figures/fig_simulateur_run21_nonparam.png" id="161" name="Picture"/>
                     <pic:cNvPicPr>
                       <a:picLocks noChangeArrowheads="1" noChangeAspect="1"/>
                     </pic:cNvPicPr>
                   </pic:nvPicPr>
                   <pic:blipFill>
-                    <a:blip r:embed="rId167"/>
+                    <a:blip r:embed="rId159"/>
+                    <a:stretch>
+                      <a:fillRect/>
+                    </a:stretch>
+                  </pic:blipFill>
+                  <pic:spPr bwMode="auto">
+                    <a:xfrm>
+                      <a:off x="0" y="0"/>
+                      <a:ext cx="4460240" cy="2617966"/>
+                    </a:xfrm>
+                    <a:prstGeom prst="rect">
+                      <a:avLst/>
+                    </a:prstGeom>
+                    <a:noFill/>
+                    <a:ln w="9525">
+                      <a:noFill/>
+                      <a:headEnd/>
+                      <a:tailEnd/>
+                    </a:ln>
+                  </pic:spPr>
+                </pic:pic>
+              </a:graphicData>
+            </a:graphic>
+          </wp:inline>
+        </w:drawing>
+      </w:r>
+    </w:p>
+    <w:p>
+      <w:pPr>
+        <w:pStyle w:val="ImageCaption"/>
+      </w:pPr>
+      <w:r>
+        <w:t xml:space="preserve">Figure III.8 — Jumeau numérique : bande prédictive de durée de vie (P10–P90) issue des trajectoires synthétiques couvrant les deux morphologies de corrosion, et position de l’essai Run #21 — prédiction</w:t>
+      </w:r>
+      <w:r>
+        <w:t xml:space="preserve"> </w:t>
+      </w:r>
+      <w:r>
+        <w:rPr>
+          <w:i/>
+          <w:iCs/>
+        </w:rPr>
+        <w:t xml:space="preserve">avant</w:t>
+      </w:r>
+      <w:r>
+        <w:t xml:space="preserve"> </w:t>
+      </w:r>
+      <w:r>
+        <w:t xml:space="preserve">essai 13–20,5 h, rupture observée à 13,1 h, dans la bande</w:t>
+      </w:r>
+    </w:p>
+    <w:p>
+      <w:r>
+        <w:pict>
+          <v:rect style="width:0;height:1.5pt" o:hralign="center" o:hrstd="t" o:hr="t"/>
+        </w:pict>
+      </w:r>
+    </w:p>
+    <w:bookmarkEnd w:id="162"/>
+    <w:bookmarkEnd w:id="163"/>
+    <w:bookmarkStart w:id="164" w:name="iii.7.-conclusion-du-chapitre-iii"/>
+    <w:p>
+      <w:pPr>
+        <w:pStyle w:val="Heading2"/>
+      </w:pPr>
+      <w:r>
+        <w:t xml:space="preserve">III.7. Conclusion du Chapitre III</w:t>
+      </w:r>
+    </w:p>
+    <w:p>
+      <w:pPr>
+        <w:pStyle w:val="FirstParagraph"/>
+      </w:pPr>
+      <w:r>
+        <w:t xml:space="preserve">Ce chapitre a présenté les résultats provisoires de la campagne.</w:t>
+      </w:r>
+      <w:r>
+        <w:t xml:space="preserve"> </w:t>
+      </w:r>
+      <w:r>
+        <w:rPr>
+          <w:b/>
+          <w:bCs/>
+        </w:rPr>
+        <w:t xml:space="preserve">OS1</w:t>
+      </w:r>
+      <w:r>
+        <w:t xml:space="preserve"> </w:t>
+      </w:r>
+      <w:r>
+        <w:t xml:space="preserve">: la chaîne d’acquisition ER est fonctionnelle et a permis de suivre sans interruption une série d’essais run-to-failure complets jusqu’à la rupture.</w:t>
+      </w:r>
+      <w:r>
+        <w:t xml:space="preserve"> </w:t>
+      </w:r>
+      <w:r>
+        <w:rPr>
+          <w:b/>
+          <w:bCs/>
+        </w:rPr>
+        <w:t xml:space="preserve">OS2</w:t>
+      </w:r>
+      <w:r>
+        <w:t xml:space="preserve"> </w:t>
+      </w:r>
+      <w:r>
+        <w:t xml:space="preserve">: le modèle XGBoost prédit le taux de corrosion et surpasse les méthodes de référence, mais sa performance dépend de la couverture des conditions.</w:t>
+      </w:r>
+      <w:r>
+        <w:t xml:space="preserve"> </w:t>
+      </w:r>
+      <w:r>
+        <w:rPr>
+          <w:b/>
+          <w:bCs/>
+        </w:rPr>
+        <w:t xml:space="preserve">OS3</w:t>
+      </w:r>
+      <w:r>
+        <w:t xml:space="preserve"> </w:t>
+      </w:r>
+      <w:r>
+        <w:t xml:space="preserve">: l’analyse a établi que la</w:t>
+      </w:r>
+      <w:r>
+        <w:t xml:space="preserve"> </w:t>
+      </w:r>
+      <w:r>
+        <w:rPr>
+          <w:b/>
+          <w:bCs/>
+        </w:rPr>
+        <w:t xml:space="preserve">température est la variable dominante</w:t>
+      </w:r>
+      <w:r>
+        <w:t xml:space="preserve"> </w:t>
+      </w:r>
+      <w:r>
+        <w:t xml:space="preserve">et que la</w:t>
+      </w:r>
+      <w:r>
+        <w:t xml:space="preserve"> </w:t>
+      </w:r>
+      <w:r>
+        <w:rPr>
+          <w:b/>
+          <w:bCs/>
+        </w:rPr>
+        <w:t xml:space="preserve">répétabilité des conditions</w:t>
+      </w:r>
+      <w:r>
+        <w:t xml:space="preserve"> </w:t>
+      </w:r>
+      <w:r>
+        <w:t xml:space="preserve">— couverture thermique, qualité de régulation, constance de la concentration — conditionne la fiabilité de la prédiction ; deux contre-exemples (Run #15, Run #17) l’ont démontré expérimentalement.</w:t>
+      </w:r>
+      <w:r>
+        <w:t xml:space="preserve"> </w:t>
+      </w:r>
+      <w:r>
+        <w:rPr>
+          <w:b/>
+          <w:bCs/>
+        </w:rPr>
+        <w:t xml:space="preserve">OS4</w:t>
+      </w:r>
+      <w:r>
+        <w:t xml:space="preserve"> </w:t>
+      </w:r>
+      <w:r>
+        <w:t xml:space="preserve">: l’écran de supervision et le module GMAO maison (génération automatique d’ordres de travail, KPIs) sont opérationnels et démontrent la boucle Sonde → ML → OT de bout en bout, l’intégration à un CMMS open-source mature (GLPI) restant une spécification transposable. Au regard de l’état d’avancement, les objectifs sont</w:t>
+      </w:r>
+      <w:r>
+        <w:t xml:space="preserve"> </w:t>
+      </w:r>
+      <w:r>
+        <w:rPr>
+          <w:b/>
+          <w:bCs/>
+        </w:rPr>
+        <w:t xml:space="preserve">partiellement atteints et en voie de consolidation</w:t>
+      </w:r>
+      <w:r>
+        <w:t xml:space="preserve"> </w:t>
+      </w:r>
+      <w:r>
+        <w:t xml:space="preserve">par les essais en cours. La conclusion générale dresse le bilan d’ensemble et les perspectives.</w:t>
+      </w:r>
+    </w:p>
+    <w:p>
+      <w:r>
+        <w:br w:type="page"/>
+      </w:r>
+    </w:p>
+    <w:bookmarkEnd w:id="164"/>
+    <w:bookmarkEnd w:id="165"/>
+    <w:bookmarkStart w:id="166" w:name="conclusion-générale"/>
+    <w:p>
+      <w:pPr>
+        <w:pStyle w:val="Heading1"/>
+      </w:pPr>
+      <w:r>
+        <w:t xml:space="preserve">CONCLUSION GÉNÉRALE</w:t>
+      </w:r>
+    </w:p>
+    <w:p>
+      <w:pPr>
+        <w:pStyle w:val="FirstParagraph"/>
+      </w:pPr>
+      <w:r>
+        <w:rPr>
+          <w:i/>
+          <w:iCs/>
+        </w:rPr>
+        <w:t xml:space="preserve">(La conclusion générale sera rédigée à l’issue de la campagne expérimentale.)</w:t>
+      </w:r>
+    </w:p>
+    <w:p>
+      <w:r>
+        <w:br w:type="page"/>
+      </w:r>
+    </w:p>
+    <w:bookmarkEnd w:id="166"/>
+    <w:bookmarkStart w:id="167" w:name="références-bibliographiques"/>
+    <w:p>
+      <w:pPr>
+        <w:pStyle w:val="Heading1"/>
+      </w:pPr>
+      <w:r>
+        <w:t xml:space="preserve">RÉFÉRENCES BIBLIOGRAPHIQUES</w:t>
+      </w:r>
+    </w:p>
+    <w:p>
+      <w:pPr>
+        <w:pStyle w:val="BlockText"/>
+      </w:pPr>
+      <w:r>
+        <w:rPr>
+          <w:i/>
+          <w:iCs/>
+        </w:rPr>
+        <w:t xml:space="preserve">Bibliographie en format APA. Le Pr MBOG recommande un minimum de 60 références scientifiques. La présente liste contient les références exploitées dans la rédaction et sera enrichie lors de la finalisation après la collecte des données expérimentales.</w:t>
+      </w:r>
+    </w:p>
+    <w:p>
+      <w:pPr>
+        <w:numPr>
+          <w:ilvl w:val="0"/>
+          <w:numId w:val="1032"/>
+        </w:numPr>
+      </w:pPr>
+      <w:r>
+        <w:t xml:space="preserve">Adafruit. (2024).</w:t>
+      </w:r>
+      <w:r>
+        <w:t xml:space="preserve"> </w:t>
+      </w:r>
+      <w:r>
+        <w:rPr>
+          <w:i/>
+          <w:iCs/>
+        </w:rPr>
+        <w:t xml:space="preserve">Adafruit HX711 24-bit ADC for Load Cells / Strain Gauges</w:t>
+      </w:r>
+      <w:r>
+        <w:t xml:space="preserve">. https://learn.adafruit.com/adafruit-hx711-24-bit-adc</w:t>
+      </w:r>
+    </w:p>
+    <w:p>
+      <w:pPr>
+        <w:numPr>
+          <w:ilvl w:val="0"/>
+          <w:numId w:val="1032"/>
+        </w:numPr>
+      </w:pPr>
+      <w:r>
+        <w:t xml:space="preserve">Akash, S. (2024).</w:t>
+      </w:r>
+      <w:r>
+        <w:t xml:space="preserve"> </w:t>
+      </w:r>
+      <w:r>
+        <w:rPr>
+          <w:i/>
+          <w:iCs/>
+        </w:rPr>
+        <w:t xml:space="preserve">Decoding ISO 13381 Part 1: General Guidelines for Prognostics (RUL Estimation)</w:t>
+      </w:r>
+      <w:r>
+        <w:t xml:space="preserve">. LinkedIn Pulse. https://www.linkedin.com/pulse/decoding-iso-13381-part-1-general-guidelines-rul-akash-shrivastava</w:t>
+      </w:r>
+    </w:p>
+    <w:p>
+      <w:pPr>
+        <w:numPr>
+          <w:ilvl w:val="0"/>
+          <w:numId w:val="1032"/>
+        </w:numPr>
+      </w:pPr>
+      <w:r>
+        <w:t xml:space="preserve">AMPP. (2023).</w:t>
+      </w:r>
+      <w:r>
+        <w:t xml:space="preserve"> </w:t>
+      </w:r>
+      <w:r>
+        <w:rPr>
+          <w:i/>
+          <w:iCs/>
+        </w:rPr>
+        <w:t xml:space="preserve">NACE SP0775-2023 — Preparation, Installation, Analysis, and Interpretation of Corrosion Coupons in Hydrocarbon Operations</w:t>
+      </w:r>
+      <w:r>
+        <w:t xml:space="preserve">. Association for Materials Protection and Performance.</w:t>
+      </w:r>
+    </w:p>
+    <w:p>
+      <w:pPr>
+        <w:numPr>
+          <w:ilvl w:val="0"/>
+          <w:numId w:val="1032"/>
+        </w:numPr>
+      </w:pPr>
+      <w:r>
+        <w:t xml:space="preserve">Aniobi, C. C. (2018). Pipeline corrosion control in oil and gas industry: A case study of NNPC/PPMC system 2A pipeline.</w:t>
+      </w:r>
+      <w:r>
+        <w:t xml:space="preserve"> </w:t>
+      </w:r>
+      <w:r>
+        <w:rPr>
+          <w:i/>
+          <w:iCs/>
+        </w:rPr>
+        <w:t xml:space="preserve">Academia.edu</w:t>
+      </w:r>
+      <w:r>
+        <w:t xml:space="preserve">.</w:t>
+      </w:r>
+    </w:p>
+    <w:p>
+      <w:pPr>
+        <w:numPr>
+          <w:ilvl w:val="0"/>
+          <w:numId w:val="1032"/>
+        </w:numPr>
+      </w:pPr>
+      <w:r>
+        <w:t xml:space="preserve">API. (2024).</w:t>
+      </w:r>
+      <w:r>
+        <w:t xml:space="preserve"> </w:t>
+      </w:r>
+      <w:r>
+        <w:rPr>
+          <w:i/>
+          <w:iCs/>
+        </w:rPr>
+        <w:t xml:space="preserve">API 570 — Piping Inspection Code: In-service Inspection, Rating, Repair, and Alteration of Piping Systems</w:t>
+      </w:r>
+      <w:r>
+        <w:t xml:space="preserve"> </w:t>
+      </w:r>
+      <w:r>
+        <w:t xml:space="preserve">(5th ed.). American Petroleum Institute.</w:t>
+      </w:r>
+    </w:p>
+    <w:p>
+      <w:pPr>
+        <w:numPr>
+          <w:ilvl w:val="0"/>
+          <w:numId w:val="1032"/>
+        </w:numPr>
+      </w:pPr>
+      <w:r>
+        <w:t xml:space="preserve">API. (2023).</w:t>
+      </w:r>
+      <w:r>
+        <w:t xml:space="preserve"> </w:t>
+      </w:r>
+      <w:r>
+        <w:rPr>
+          <w:i/>
+          <w:iCs/>
+        </w:rPr>
+        <w:t xml:space="preserve">API RP 580 — Risk-Based Inspection</w:t>
+      </w:r>
+      <w:r>
+        <w:t xml:space="preserve"> </w:t>
+      </w:r>
+      <w:r>
+        <w:t xml:space="preserve">(4th ed.). American Petroleum Institute.</w:t>
+      </w:r>
+    </w:p>
+    <w:p>
+      <w:pPr>
+        <w:numPr>
+          <w:ilvl w:val="0"/>
+          <w:numId w:val="1032"/>
+        </w:numPr>
+      </w:pPr>
+      <w:r>
+        <w:t xml:space="preserve">API. (2025).</w:t>
+      </w:r>
+      <w:r>
+        <w:t xml:space="preserve"> </w:t>
+      </w:r>
+      <w:r>
+        <w:rPr>
+          <w:i/>
+          <w:iCs/>
+        </w:rPr>
+        <w:t xml:space="preserve">API RP 581 — Risk-Based Inspection Methodology</w:t>
+      </w:r>
+      <w:r>
+        <w:t xml:space="preserve"> </w:t>
+      </w:r>
+      <w:r>
+        <w:t xml:space="preserve">(4th ed.). American Petroleum Institute.</w:t>
+      </w:r>
+    </w:p>
+    <w:p>
+      <w:pPr>
+        <w:numPr>
+          <w:ilvl w:val="0"/>
+          <w:numId w:val="1032"/>
+        </w:numPr>
+      </w:pPr>
+      <w:r>
+        <w:t xml:space="preserve">ASTM International. (2012).</w:t>
+      </w:r>
+      <w:r>
+        <w:t xml:space="preserve"> </w:t>
+      </w:r>
+      <w:r>
+        <w:rPr>
+          <w:i/>
+          <w:iCs/>
+        </w:rPr>
+        <w:t xml:space="preserve">ASTM G31-12a — Standard Guide for Laboratory Immersion Corrosion Testing of Metals</w:t>
+      </w:r>
+      <w:r>
+        <w:t xml:space="preserve">.</w:t>
+      </w:r>
+    </w:p>
+    <w:p>
+      <w:pPr>
+        <w:numPr>
+          <w:ilvl w:val="0"/>
+          <w:numId w:val="1032"/>
+        </w:numPr>
+      </w:pPr>
+      <w:r>
+        <w:t xml:space="preserve">ASTM International. (2017).</w:t>
+      </w:r>
+      <w:r>
+        <w:t xml:space="preserve"> </w:t>
+      </w:r>
+      <w:r>
+        <w:rPr>
+          <w:i/>
+          <w:iCs/>
+        </w:rPr>
+        <w:t xml:space="preserve">ASTM G1-03 — Standard Practice for Preparing, Cleaning, and Evaluating Corrosion Test Specimens</w:t>
+      </w:r>
+      <w:r>
+        <w:t xml:space="preserve">.</w:t>
+      </w:r>
+    </w:p>
+    <w:p>
+      <w:pPr>
+        <w:numPr>
+          <w:ilvl w:val="0"/>
+          <w:numId w:val="1032"/>
+        </w:numPr>
+      </w:pPr>
+      <w:r>
+        <w:t xml:space="preserve">ASTM International. (2018).</w:t>
+      </w:r>
+      <w:r>
+        <w:t xml:space="preserve"> </w:t>
+      </w:r>
+      <w:r>
+        <w:rPr>
+          <w:i/>
+          <w:iCs/>
+        </w:rPr>
+        <w:t xml:space="preserve">ASTM G96-90 — Standard Guide for Online Monitoring of Corrosion in Plant Equipment (Electrical and Electrochemical Methods)</w:t>
+      </w:r>
+      <w:r>
+        <w:t xml:space="preserve">.</w:t>
+      </w:r>
+    </w:p>
+    <w:p>
+      <w:pPr>
+        <w:numPr>
+          <w:ilvl w:val="0"/>
+          <w:numId w:val="1032"/>
+        </w:numPr>
+      </w:pPr>
+      <w:r>
+        <w:t xml:space="preserve">AVIA Semiconductor. (2017).</w:t>
+      </w:r>
+      <w:r>
+        <w:t xml:space="preserve"> </w:t>
+      </w:r>
+      <w:r>
+        <w:rPr>
+          <w:i/>
+          <w:iCs/>
+        </w:rPr>
+        <w:t xml:space="preserve">HX711 — 24-bit Analog-to-Digital Converter (ADC) for Weighing Scales</w:t>
+      </w:r>
+      <w:r>
+        <w:t xml:space="preserve">. Datasheet rev 2.0.</w:t>
+      </w:r>
+    </w:p>
+    <w:p>
+      <w:pPr>
+        <w:numPr>
+          <w:ilvl w:val="0"/>
+          <w:numId w:val="1032"/>
+        </w:numPr>
+      </w:pPr>
+      <w:r>
+        <w:t xml:space="preserve">Bard, A. J., &amp; Faulkner, L. R. (2001).</w:t>
+      </w:r>
+      <w:r>
+        <w:t xml:space="preserve"> </w:t>
+      </w:r>
+      <w:r>
+        <w:rPr>
+          <w:i/>
+          <w:iCs/>
+        </w:rPr>
+        <w:t xml:space="preserve">Electrochemical Methods: Fundamentals and Applications</w:t>
+      </w:r>
+      <w:r>
+        <w:t xml:space="preserve"> </w:t>
+      </w:r>
+      <w:r>
+        <w:t xml:space="preserve">(2nd ed.). Wiley.</w:t>
+      </w:r>
+    </w:p>
+    <w:p>
+      <w:pPr>
+        <w:numPr>
+          <w:ilvl w:val="0"/>
+          <w:numId w:val="1032"/>
+        </w:numPr>
+      </w:pPr>
+      <w:r>
+        <w:t xml:space="preserve">Bergmeir, C., &amp; Benítez, J. M. (2012). On the use of cross-validation for time series predictor evaluation.</w:t>
+      </w:r>
+      <w:r>
+        <w:t xml:space="preserve"> </w:t>
+      </w:r>
+      <w:r>
+        <w:rPr>
+          <w:i/>
+          <w:iCs/>
+        </w:rPr>
+        <w:t xml:space="preserve">Information Sciences</w:t>
+      </w:r>
+      <w:r>
+        <w:t xml:space="preserve">, 191, 192–213.</w:t>
+      </w:r>
+    </w:p>
+    <w:p>
+      <w:pPr>
+        <w:numPr>
+          <w:ilvl w:val="0"/>
+          <w:numId w:val="1032"/>
+        </w:numPr>
+      </w:pPr>
+      <w:r>
+        <w:t xml:space="preserve">Cameroun, République du. (1996).</w:t>
+      </w:r>
+      <w:r>
+        <w:t xml:space="preserve"> </w:t>
+      </w:r>
+      <w:r>
+        <w:rPr>
+          <w:i/>
+          <w:iCs/>
+        </w:rPr>
+        <w:t xml:space="preserve">Loi-cadre n° 96/12 du 5 août 1996 relative à la gestion de l’environnement</w:t>
+      </w:r>
+      <w:r>
+        <w:t xml:space="preserve">.</w:t>
+      </w:r>
+    </w:p>
+    <w:p>
+      <w:pPr>
+        <w:numPr>
+          <w:ilvl w:val="0"/>
+          <w:numId w:val="1032"/>
+        </w:numPr>
+      </w:pPr>
+      <w:r>
+        <w:t xml:space="preserve">Cameroun, République du. (2019).</w:t>
+      </w:r>
+      <w:r>
+        <w:t xml:space="preserve"> </w:t>
+      </w:r>
+      <w:r>
+        <w:rPr>
+          <w:i/>
+          <w:iCs/>
+        </w:rPr>
+        <w:t xml:space="preserve">Loi n° 2019/008 du 25 avril 2019 portant Code Pétrolier</w:t>
+      </w:r>
+      <w:r>
+        <w:t xml:space="preserve"> </w:t>
+      </w:r>
+      <w:r>
+        <w:t xml:space="preserve">(abrogeant la loi n° 99/013 du 22 décembre 1999).</w:t>
+      </w:r>
+    </w:p>
+    <w:p>
+      <w:pPr>
+        <w:numPr>
+          <w:ilvl w:val="0"/>
+          <w:numId w:val="1032"/>
+        </w:numPr>
+      </w:pPr>
+      <w:r>
+        <w:t xml:space="preserve">Cameroun, République du. (2023).</w:t>
+      </w:r>
+      <w:r>
+        <w:t xml:space="preserve"> </w:t>
+      </w:r>
+      <w:r>
+        <w:rPr>
+          <w:i/>
+          <w:iCs/>
+        </w:rPr>
+        <w:t xml:space="preserve">Décret n° 2023/232 du 4 mai 2023 fixant les modalités d’application de la loi n° 2019/008 du 25 avril 2019 portant Code Pétrolier</w:t>
+      </w:r>
+      <w:r>
+        <w:t xml:space="preserve">.</w:t>
+      </w:r>
+    </w:p>
+    <w:p>
+      <w:pPr>
+        <w:numPr>
+          <w:ilvl w:val="0"/>
+          <w:numId w:val="1032"/>
+        </w:numPr>
+      </w:pPr>
+      <w:r>
+        <w:t xml:space="preserve">CEN (Comité européen de normalisation). (2017).</w:t>
+      </w:r>
+      <w:r>
+        <w:t xml:space="preserve"> </w:t>
+      </w:r>
+      <w:r>
+        <w:rPr>
+          <w:i/>
+          <w:iCs/>
+        </w:rPr>
+        <w:t xml:space="preserve">EN 13306:2017 — Maintenance — Maintenance terminology</w:t>
+      </w:r>
+      <w:r>
+        <w:t xml:space="preserve">.</w:t>
+      </w:r>
+    </w:p>
+    <w:p>
+      <w:pPr>
+        <w:numPr>
+          <w:ilvl w:val="0"/>
+          <w:numId w:val="1032"/>
+        </w:numPr>
+      </w:pPr>
+      <w:r>
+        <w:t xml:space="preserve">Chad-Cameroon Petroleum Development and Pipeline Project. (2024).</w:t>
+      </w:r>
+      <w:r>
+        <w:t xml:space="preserve"> </w:t>
+      </w:r>
+      <w:r>
+        <w:rPr>
+          <w:i/>
+          <w:iCs/>
+        </w:rPr>
+        <w:t xml:space="preserve">Wikipedia</w:t>
+      </w:r>
+      <w:r>
+        <w:t xml:space="preserve">. https://en.wikipedia.org/wiki/Chad%E2%80%93Cameroon_Petroleum_Development_and_Pipeline_Project</w:t>
+      </w:r>
+    </w:p>
+    <w:p>
+      <w:pPr>
+        <w:numPr>
+          <w:ilvl w:val="0"/>
+          <w:numId w:val="1032"/>
+        </w:numPr>
+      </w:pPr>
+      <w:r>
+        <w:t xml:space="preserve">Chen, T., &amp; Guestrin, C. (2016). XGBoost: A scalable tree boosting system.</w:t>
+      </w:r>
+      <w:r>
+        <w:t xml:space="preserve"> </w:t>
+      </w:r>
+      <w:r>
+        <w:rPr>
+          <w:i/>
+          <w:iCs/>
+        </w:rPr>
+        <w:t xml:space="preserve">Proceedings of the 22nd ACM SIGKDD International Conference on Knowledge Discovery and Data Mining</w:t>
+      </w:r>
+      <w:r>
+        <w:t xml:space="preserve">, 785–794. https://doi.org/10.1145/2939672.2939785</w:t>
+      </w:r>
+    </w:p>
+    <w:p>
+      <w:pPr>
+        <w:numPr>
+          <w:ilvl w:val="0"/>
+          <w:numId w:val="1032"/>
+        </w:numPr>
+      </w:pPr>
+      <w:r>
+        <w:t xml:space="preserve">Cheng, Y. F., &amp; Niu, L. (2018). Predicting corrosion rates of steel pipelines using machine learning.</w:t>
+      </w:r>
+      <w:r>
+        <w:t xml:space="preserve"> </w:t>
+      </w:r>
+      <w:r>
+        <w:rPr>
+          <w:i/>
+          <w:iCs/>
+        </w:rPr>
+        <w:t xml:space="preserve">Corrosion Science</w:t>
+      </w:r>
+      <w:r>
+        <w:t xml:space="preserve">, 145, 170–182.</w:t>
+      </w:r>
+    </w:p>
+    <w:p>
+      <w:pPr>
+        <w:numPr>
+          <w:ilvl w:val="0"/>
+          <w:numId w:val="1032"/>
+        </w:numPr>
+      </w:pPr>
+      <w:r>
+        <w:t xml:space="preserve">Coelho, L. B. (2022). Reviewing machine learning of corrosion prediction in a data-oriented perspective.</w:t>
+      </w:r>
+      <w:r>
+        <w:t xml:space="preserve"> </w:t>
+      </w:r>
+      <w:r>
+        <w:rPr>
+          <w:i/>
+          <w:iCs/>
+        </w:rPr>
+        <w:t xml:space="preserve">npj Materials Degradation</w:t>
+      </w:r>
+      <w:r>
+        <w:t xml:space="preserve">, 6, 8. https://doi.org/10.1038/s41529-022-00218-4</w:t>
+      </w:r>
+    </w:p>
+    <w:p>
+      <w:pPr>
+        <w:numPr>
+          <w:ilvl w:val="0"/>
+          <w:numId w:val="1032"/>
+        </w:numPr>
+      </w:pPr>
+      <w:r>
+        <w:t xml:space="preserve">Cosasco. (2024).</w:t>
+      </w:r>
+      <w:r>
+        <w:t xml:space="preserve"> </w:t>
+      </w:r>
+      <w:r>
+        <w:rPr>
+          <w:i/>
+          <w:iCs/>
+        </w:rPr>
+        <w:t xml:space="preserve">Dual Sensor Electrical Resistance (ER) Temperature Probes</w:t>
+      </w:r>
+      <w:r>
+        <w:t xml:space="preserve">. https://www.cosasco.com/product/dual-sensor-electrical-resistance-er-temperature-probes</w:t>
+      </w:r>
+    </w:p>
+    <w:p>
+      <w:pPr>
+        <w:numPr>
+          <w:ilvl w:val="0"/>
+          <w:numId w:val="1032"/>
+        </w:numPr>
+      </w:pPr>
+      <w:r>
+        <w:t xml:space="preserve">COTCO. (2024).</w:t>
+      </w:r>
+      <w:r>
+        <w:t xml:space="preserve"> </w:t>
+      </w:r>
+      <w:r>
+        <w:rPr>
+          <w:i/>
+          <w:iCs/>
+        </w:rPr>
+        <w:t xml:space="preserve">Cameroon Oil Transportation Company — COTCO in brief</w:t>
+      </w:r>
+      <w:r>
+        <w:t xml:space="preserve">. https://cotco-sa.cm/en/cotco-in-brief/</w:t>
+      </w:r>
+    </w:p>
+    <w:p>
+      <w:pPr>
+        <w:numPr>
+          <w:ilvl w:val="0"/>
+          <w:numId w:val="1032"/>
+        </w:numPr>
+      </w:pPr>
+      <w:r>
+        <w:t xml:space="preserve">de Waard, C., &amp; Milliams, D. E. (1975). Carbonic acid corrosion of steel.</w:t>
+      </w:r>
+      <w:r>
+        <w:t xml:space="preserve"> </w:t>
+      </w:r>
+      <w:r>
+        <w:rPr>
+          <w:i/>
+          <w:iCs/>
+        </w:rPr>
+        <w:t xml:space="preserve">Corrosion</w:t>
+      </w:r>
+      <w:r>
+        <w:t xml:space="preserve">, 31(5), 177–181.</w:t>
+      </w:r>
+    </w:p>
+    <w:p>
+      <w:pPr>
+        <w:numPr>
+          <w:ilvl w:val="0"/>
+          <w:numId w:val="1032"/>
+        </w:numPr>
+      </w:pPr>
+      <w:r>
+        <w:t xml:space="preserve">de Waard, C., Lotz, U., &amp; Milliams, D. E. (1991). Predictive model for CO₂ corrosion engineering in wet natural gas pipelines.</w:t>
+      </w:r>
+      <w:r>
+        <w:t xml:space="preserve"> </w:t>
+      </w:r>
+      <w:r>
+        <w:rPr>
+          <w:i/>
+          <w:iCs/>
+        </w:rPr>
+        <w:t xml:space="preserve">Corrosion</w:t>
+      </w:r>
+      <w:r>
+        <w:t xml:space="preserve">, 47(12), 976–985.</w:t>
+      </w:r>
+    </w:p>
+    <w:p>
+      <w:pPr>
+        <w:numPr>
+          <w:ilvl w:val="0"/>
+          <w:numId w:val="1032"/>
+        </w:numPr>
+      </w:pPr>
+      <w:r>
+        <w:t xml:space="preserve">Egbule, P. E., et al. (2018). Pipeline corrosion control in oil and gas industry: A case study of NNPC/PPMC pipelines.</w:t>
+      </w:r>
+      <w:r>
+        <w:t xml:space="preserve"> </w:t>
+      </w:r>
+      <w:r>
+        <w:rPr>
+          <w:i/>
+          <w:iCs/>
+        </w:rPr>
+        <w:t xml:space="preserve">Academia.edu</w:t>
+      </w:r>
+      <w:r>
+        <w:t xml:space="preserve">.</w:t>
+      </w:r>
+    </w:p>
+    <w:p>
+      <w:pPr>
+        <w:numPr>
+          <w:ilvl w:val="0"/>
+          <w:numId w:val="1032"/>
+        </w:numPr>
+      </w:pPr>
+      <w:r>
+        <w:t xml:space="preserve">Espressif Systems. (2024).</w:t>
+      </w:r>
+      <w:r>
+        <w:t xml:space="preserve"> </w:t>
+      </w:r>
+      <w:r>
+        <w:rPr>
+          <w:i/>
+          <w:iCs/>
+        </w:rPr>
+        <w:t xml:space="preserve">ESP32 Datasheet — Version 4.4</w:t>
+      </w:r>
+      <w:r>
+        <w:t xml:space="preserve">. https://www.espressif.com/en/products/socs/esp32</w:t>
+      </w:r>
+    </w:p>
+    <w:p>
+      <w:pPr>
+        <w:numPr>
+          <w:ilvl w:val="0"/>
+          <w:numId w:val="1032"/>
+        </w:numPr>
+      </w:pPr>
+      <w:r>
+        <w:t xml:space="preserve">ExxonMobil. (2011).</w:t>
+      </w:r>
+      <w:r>
+        <w:t xml:space="preserve"> </w:t>
+      </w:r>
+      <w:r>
+        <w:rPr>
+          <w:i/>
+          <w:iCs/>
+        </w:rPr>
+        <w:t xml:space="preserve">Chad/Cameroon Development Project — Project Update No. 30 — Mid-Year Report 2011</w:t>
+      </w:r>
+      <w:r>
+        <w:t xml:space="preserve">.</w:t>
+      </w:r>
+    </w:p>
+    <w:p>
+      <w:pPr>
+        <w:numPr>
+          <w:ilvl w:val="0"/>
+          <w:numId w:val="1032"/>
+        </w:numPr>
+      </w:pPr>
+      <w:r>
+        <w:t xml:space="preserve">Faraday, M. (1834). On electrical decomposition.</w:t>
+      </w:r>
+      <w:r>
+        <w:t xml:space="preserve"> </w:t>
+      </w:r>
+      <w:r>
+        <w:rPr>
+          <w:i/>
+          <w:iCs/>
+        </w:rPr>
+        <w:t xml:space="preserve">Philosophical Transactions of the Royal Society</w:t>
+      </w:r>
+      <w:r>
+        <w:t xml:space="preserve">, 124, 77–122.</w:t>
+      </w:r>
+    </w:p>
+    <w:p>
+      <w:pPr>
+        <w:numPr>
+          <w:ilvl w:val="0"/>
+          <w:numId w:val="1032"/>
+        </w:numPr>
+      </w:pPr>
+      <w:r>
+        <w:t xml:space="preserve">Hassanzadeh, S., et al. (2024). Application of electrical resistance probes for corrosion monitoring and cathodic protection assessment of offshore structures.</w:t>
+      </w:r>
+      <w:r>
+        <w:t xml:space="preserve"> </w:t>
+      </w:r>
+      <w:r>
+        <w:rPr>
+          <w:i/>
+          <w:iCs/>
+        </w:rPr>
+        <w:t xml:space="preserve">Materials and Corrosion (Wiley)</w:t>
+      </w:r>
+      <w:r>
+        <w:t xml:space="preserve">. https://doi.org/10.1002/maco.70138</w:t>
+      </w:r>
+    </w:p>
+    <w:p>
+      <w:pPr>
+        <w:numPr>
+          <w:ilvl w:val="0"/>
+          <w:numId w:val="1032"/>
+        </w:numPr>
+      </w:pPr>
+      <w:r>
+        <w:t xml:space="preserve">Heydari, M., &amp; Talebpour, A. (2024). Synthesis of Gemini-type imidazoline quaternary ammonium salt using by-product fatty acid as corrosion inhibitor for Q235 steel.</w:t>
+      </w:r>
+      <w:r>
+        <w:t xml:space="preserve"> </w:t>
+      </w:r>
+      <w:r>
+        <w:rPr>
+          <w:i/>
+          <w:iCs/>
+        </w:rPr>
+        <w:t xml:space="preserve">Scientific Reports</w:t>
+      </w:r>
+      <w:r>
+        <w:t xml:space="preserve">, 14, article 64671.</w:t>
+      </w:r>
+    </w:p>
+    <w:p>
+      <w:pPr>
+        <w:numPr>
+          <w:ilvl w:val="0"/>
+          <w:numId w:val="1032"/>
+        </w:numPr>
+      </w:pPr>
+      <w:r>
+        <w:t xml:space="preserve">HSPublishing. (2023).</w:t>
+      </w:r>
+      <w:r>
+        <w:t xml:space="preserve"> </w:t>
+      </w:r>
+      <w:r>
+        <w:rPr>
+          <w:i/>
+          <w:iCs/>
+        </w:rPr>
+        <w:t xml:space="preserve">Oil and gas pipeline corrosion monitoring and prevention</w:t>
+      </w:r>
+      <w:r>
+        <w:t xml:space="preserve">.</w:t>
+      </w:r>
+      <w:r>
+        <w:t xml:space="preserve"> </w:t>
+      </w:r>
+      <w:r>
+        <w:rPr>
+          <w:i/>
+          <w:iCs/>
+        </w:rPr>
+        <w:t xml:space="preserve">Journal of Research in Engineering and Computer Sciences</w:t>
+      </w:r>
+      <w:r>
+        <w:t xml:space="preserve">, https://hspublishing.org/JRECS/article/download/114/105</w:t>
+      </w:r>
+    </w:p>
+    <w:p>
+      <w:pPr>
+        <w:numPr>
+          <w:ilvl w:val="0"/>
+          <w:numId w:val="1032"/>
+        </w:numPr>
+      </w:pPr>
+      <w:r>
+        <w:t xml:space="preserve">Hu, J., et al. (2024). Prediction of the internal corrosion rate for oil and gas pipelines and influence factor analysis with interpretable ensemble learning.</w:t>
+      </w:r>
+      <w:r>
+        <w:t xml:space="preserve"> </w:t>
+      </w:r>
+      <w:r>
+        <w:rPr>
+          <w:i/>
+          <w:iCs/>
+        </w:rPr>
+        <w:t xml:space="preserve">International Journal of Pressure Vessels and Piping</w:t>
+      </w:r>
+      <w:r>
+        <w:t xml:space="preserve">. https://doi.org/10.1016/j.ijpvp.2024.105400</w:t>
+      </w:r>
+    </w:p>
+    <w:p>
+      <w:pPr>
+        <w:numPr>
+          <w:ilvl w:val="0"/>
+          <w:numId w:val="1032"/>
+        </w:numPr>
+      </w:pPr>
+      <w:r>
+        <w:t xml:space="preserve">Hyndman, R. J., &amp; Koehler, A. B. (2006). Another look at measures of forecast accuracy.</w:t>
+      </w:r>
+      <w:r>
+        <w:t xml:space="preserve"> </w:t>
+      </w:r>
+      <w:r>
+        <w:rPr>
+          <w:i/>
+          <w:iCs/>
+        </w:rPr>
+        <w:t xml:space="preserve">International Journal of Forecasting</w:t>
+      </w:r>
+      <w:r>
+        <w:t xml:space="preserve">, 22(4), 679–688.</w:t>
+      </w:r>
+    </w:p>
+    <w:p>
+      <w:pPr>
+        <w:numPr>
+          <w:ilvl w:val="0"/>
+          <w:numId w:val="1032"/>
+        </w:numPr>
+      </w:pPr>
+      <w:r>
+        <w:t xml:space="preserve">Inspectioneering. (2016, March 8). NACE study estimates global cost of corrosion at $2.5 trillion annually.</w:t>
+      </w:r>
+      <w:r>
+        <w:t xml:space="preserve"> </w:t>
+      </w:r>
+      <w:r>
+        <w:rPr>
+          <w:i/>
+          <w:iCs/>
+        </w:rPr>
+        <w:t xml:space="preserve">Inspectioneering</w:t>
+      </w:r>
+      <w:r>
+        <w:t xml:space="preserve">. https://inspectioneering.com/news/2016-03-08/5202</w:t>
+      </w:r>
+    </w:p>
+    <w:p>
+      <w:pPr>
+        <w:numPr>
+          <w:ilvl w:val="0"/>
+          <w:numId w:val="1032"/>
+        </w:numPr>
+      </w:pPr>
+      <w:r>
+        <w:t xml:space="preserve">ISO. (2024).</w:t>
+      </w:r>
+      <w:r>
+        <w:t xml:space="preserve"> </w:t>
+      </w:r>
+      <w:r>
+        <w:rPr>
+          <w:i/>
+          <w:iCs/>
+        </w:rPr>
+        <w:t xml:space="preserve">ISO 8044:2024 — Corrosion of metals and alloys — Vocabulary</w:t>
+      </w:r>
+      <w:r>
+        <w:t xml:space="preserve">.</w:t>
+      </w:r>
+    </w:p>
+    <w:p>
+      <w:pPr>
+        <w:numPr>
+          <w:ilvl w:val="0"/>
+          <w:numId w:val="1032"/>
+        </w:numPr>
+      </w:pPr>
+      <w:r>
+        <w:t xml:space="preserve">ISO. (2025).</w:t>
+      </w:r>
+      <w:r>
+        <w:t xml:space="preserve"> </w:t>
+      </w:r>
+      <w:r>
+        <w:rPr>
+          <w:i/>
+          <w:iCs/>
+        </w:rPr>
+        <w:t xml:space="preserve">ISO 13381-1:2025 — Condition monitoring and diagnostics of machine systems — Prognostics — Part 1: General guidelines and requirements</w:t>
+      </w:r>
+      <w:r>
+        <w:t xml:space="preserve">.</w:t>
+      </w:r>
+    </w:p>
+    <w:p>
+      <w:pPr>
+        <w:numPr>
+          <w:ilvl w:val="0"/>
+          <w:numId w:val="1032"/>
+        </w:numPr>
+      </w:pPr>
+      <w:r>
+        <w:t xml:space="preserve">ISO. (2020).</w:t>
+      </w:r>
+      <w:r>
+        <w:t xml:space="preserve"> </w:t>
+      </w:r>
+      <w:r>
+        <w:rPr>
+          <w:i/>
+          <w:iCs/>
+        </w:rPr>
+        <w:t xml:space="preserve">ISO 15156-1:2020 — Petroleum and natural gas industries — Materials for use in H₂S-containing environments in oil and gas production</w:t>
+      </w:r>
+      <w:r>
+        <w:t xml:space="preserve">.</w:t>
+      </w:r>
+    </w:p>
+    <w:p>
+      <w:pPr>
+        <w:numPr>
+          <w:ilvl w:val="0"/>
+          <w:numId w:val="1032"/>
+        </w:numPr>
+      </w:pPr>
+      <w:r>
+        <w:t xml:space="preserve">Khadom, A. A., Yaro, A. S., Kadhum, A. A. H., AlTaie, A. S., &amp; Musa, A. Y. (2009). The effect of temperature and acid concentration on corrosion of low carbon steel in hydrochloric acid media.</w:t>
+      </w:r>
+      <w:r>
+        <w:t xml:space="preserve"> </w:t>
+      </w:r>
+      <w:r>
+        <w:rPr>
+          <w:i/>
+          <w:iCs/>
+        </w:rPr>
+        <w:t xml:space="preserve">American Journal of Applied Sciences</w:t>
+      </w:r>
+      <w:r>
+        <w:t xml:space="preserve">, 6(8), 1403–1409.</w:t>
+      </w:r>
+    </w:p>
+    <w:p>
+      <w:pPr>
+        <w:numPr>
+          <w:ilvl w:val="0"/>
+          <w:numId w:val="1032"/>
+        </w:numPr>
+      </w:pPr>
+      <w:r>
+        <w:t xml:space="preserve">Koch, G. H., Brongers, M. P. H., Thompson, N. G., Virmani, Y. P., &amp; Payer, J. H. (2016).</w:t>
+      </w:r>
+      <w:r>
+        <w:t xml:space="preserve"> </w:t>
+      </w:r>
+      <w:r>
+        <w:rPr>
+          <w:i/>
+          <w:iCs/>
+        </w:rPr>
+        <w:t xml:space="preserve">International Measures of Prevention, Application, and Economics of Corrosion Technology (IMPACT) Study</w:t>
+      </w:r>
+      <w:r>
+        <w:t xml:space="preserve">. NACE International. http://impact.nace.org/</w:t>
+      </w:r>
+    </w:p>
+    <w:p>
+      <w:pPr>
+        <w:numPr>
+          <w:ilvl w:val="0"/>
+          <w:numId w:val="1032"/>
+        </w:numPr>
+      </w:pPr>
+      <w:r>
+        <w:t xml:space="preserve">Liu, J., et al. (2025). Intelligent prediction model for pitting corrosion risk in pipelines using developed ResNet and feature reconstruction with interpretability analysis.</w:t>
+      </w:r>
+      <w:r>
+        <w:t xml:space="preserve"> </w:t>
+      </w:r>
+      <w:r>
+        <w:rPr>
+          <w:i/>
+          <w:iCs/>
+        </w:rPr>
+        <w:t xml:space="preserve">Reliability Engineering &amp; System Safety</w:t>
+      </w:r>
+      <w:r>
+        <w:t xml:space="preserve">, 257, 110548.</w:t>
+      </w:r>
+    </w:p>
+    <w:p>
+      <w:pPr>
+        <w:numPr>
+          <w:ilvl w:val="0"/>
+          <w:numId w:val="1032"/>
+        </w:numPr>
+      </w:pPr>
+      <w:r>
+        <w:t xml:space="preserve">Liu, Y., et al. (2022). A review: Prediction method for the remaining useful life of the mechanical system.</w:t>
+      </w:r>
+      <w:r>
+        <w:t xml:space="preserve"> </w:t>
+      </w:r>
+      <w:r>
+        <w:rPr>
+          <w:i/>
+          <w:iCs/>
+        </w:rPr>
+        <w:t xml:space="preserve">Journal of Failure Analysis and Prevention</w:t>
+      </w:r>
+      <w:r>
+        <w:t xml:space="preserve">, 22, 2119–2137. https://doi.org/10.1007/s11668-022-01532-4</w:t>
+      </w:r>
+    </w:p>
+    <w:p>
+      <w:pPr>
+        <w:numPr>
+          <w:ilvl w:val="0"/>
+          <w:numId w:val="1032"/>
+        </w:numPr>
+      </w:pPr>
+      <w:r>
+        <w:t xml:space="preserve">Lu, B. T., &amp; Luo, J. L. (2016). Electrochemical study of corrosion inhibition of imidazoline derivatives on mild steel.</w:t>
+      </w:r>
+      <w:r>
+        <w:t xml:space="preserve"> </w:t>
+      </w:r>
+      <w:r>
+        <w:rPr>
+          <w:i/>
+          <w:iCs/>
+        </w:rPr>
+        <w:t xml:space="preserve">Corrosion Science</w:t>
+      </w:r>
+      <w:r>
+        <w:t xml:space="preserve">, 105, 1–10.</w:t>
+      </w:r>
+    </w:p>
+    <w:p>
+      <w:pPr>
+        <w:numPr>
+          <w:ilvl w:val="0"/>
+          <w:numId w:val="1032"/>
+        </w:numPr>
+      </w:pPr>
+      <w:r>
+        <w:t xml:space="preserve">Lundberg, S. M., &amp; Lee, S. I. (2017). A unified approach to interpreting model predictions.</w:t>
+      </w:r>
+      <w:r>
+        <w:t xml:space="preserve"> </w:t>
+      </w:r>
+      <w:r>
+        <w:rPr>
+          <w:i/>
+          <w:iCs/>
+        </w:rPr>
+        <w:t xml:space="preserve">Advances in Neural Information Processing Systems (NeurIPS)</w:t>
+      </w:r>
+      <w:r>
+        <w:t xml:space="preserve">, 30, 4768–4777.</w:t>
+      </w:r>
+    </w:p>
+    <w:p>
+      <w:pPr>
+        <w:numPr>
+          <w:ilvl w:val="0"/>
+          <w:numId w:val="1032"/>
+        </w:numPr>
+      </w:pPr>
+      <w:r>
+        <w:t xml:space="preserve">Ma, Z., Zhao, Y., &amp; Wang, L. (2021). Predicting pipeline corrosion rate using gradient boosting algorithms.</w:t>
+      </w:r>
+      <w:r>
+        <w:t xml:space="preserve"> </w:t>
+      </w:r>
+      <w:r>
+        <w:rPr>
+          <w:i/>
+          <w:iCs/>
+        </w:rPr>
+        <w:t xml:space="preserve">International Journal of Pressure Vessels and Piping</w:t>
+      </w:r>
+      <w:r>
+        <w:t xml:space="preserve">, 192, 104396.</w:t>
+      </w:r>
+    </w:p>
+    <w:p>
+      <w:pPr>
+        <w:numPr>
+          <w:ilvl w:val="0"/>
+          <w:numId w:val="1032"/>
+        </w:numPr>
+      </w:pPr>
+      <w:r>
+        <w:t xml:space="preserve">Mansfeld, F. (2014). Recent developments in corrosion measurement techniques.</w:t>
+      </w:r>
+      <w:r>
+        <w:t xml:space="preserve"> </w:t>
+      </w:r>
+      <w:r>
+        <w:rPr>
+          <w:i/>
+          <w:iCs/>
+        </w:rPr>
+        <w:t xml:space="preserve">Materials and Corrosion</w:t>
+      </w:r>
+      <w:r>
+        <w:t xml:space="preserve">, 65(7), 631–638.</w:t>
+      </w:r>
+    </w:p>
+    <w:p>
+      <w:pPr>
+        <w:numPr>
+          <w:ilvl w:val="0"/>
+          <w:numId w:val="1032"/>
+        </w:numPr>
+      </w:pPr>
+      <w:r>
+        <w:t xml:space="preserve">Lasi, H., Fettke, P., Kemper, H. G., Feld, T., et Hoffmann, M. (2014). Industry 4.0.</w:t>
+      </w:r>
+      <w:r>
+        <w:t xml:space="preserve"> </w:t>
+      </w:r>
+      <w:r>
+        <w:rPr>
+          <w:i/>
+          <w:iCs/>
+        </w:rPr>
+        <w:t xml:space="preserve">Business &amp; Information Systems Engineering</w:t>
+      </w:r>
+      <w:r>
+        <w:t xml:space="preserve">, 6(4), 239-242. https://doi.org/10.1007/s12599-014-0334-4</w:t>
+      </w:r>
+    </w:p>
+    <w:p>
+      <w:pPr>
+        <w:numPr>
+          <w:ilvl w:val="0"/>
+          <w:numId w:val="1032"/>
+        </w:numPr>
+      </w:pPr>
+      <w:r>
+        <w:t xml:space="preserve">Lu, Y. (2017). Industry 4.0: A survey on technologies, applications and open research issues.</w:t>
+      </w:r>
+      <w:r>
+        <w:t xml:space="preserve"> </w:t>
+      </w:r>
+      <w:r>
+        <w:rPr>
+          <w:i/>
+          <w:iCs/>
+        </w:rPr>
+        <w:t xml:space="preserve">Journal of Industrial Information Integration</w:t>
+      </w:r>
+      <w:r>
+        <w:t xml:space="preserve">, 6, 1-10. https://doi.org/10.1016/j.jii.2017.04.005</w:t>
+      </w:r>
+    </w:p>
+    <w:p>
+      <w:pPr>
+        <w:numPr>
+          <w:ilvl w:val="0"/>
+          <w:numId w:val="1032"/>
+        </w:numPr>
+      </w:pPr>
+      <w:r>
+        <w:t xml:space="preserve">Xu, L. D., Xu, E. L., et Li, L. (2018). Industry 4.0: state of the art and future trends.</w:t>
+      </w:r>
+      <w:r>
+        <w:t xml:space="preserve"> </w:t>
+      </w:r>
+      <w:r>
+        <w:rPr>
+          <w:i/>
+          <w:iCs/>
+        </w:rPr>
+        <w:t xml:space="preserve">International Journal of Production Research</w:t>
+      </w:r>
+      <w:r>
+        <w:t xml:space="preserve">, 56(8), 2941-2962. https://doi.org/10.1080/00207543.2018.1444806</w:t>
+      </w:r>
+    </w:p>
+    <w:p>
+      <w:pPr>
+        <w:numPr>
+          <w:ilvl w:val="0"/>
+          <w:numId w:val="1032"/>
+        </w:numPr>
+      </w:pPr>
+      <w:r>
+        <w:t xml:space="preserve">GLPI Project. (2024).</w:t>
+      </w:r>
+      <w:r>
+        <w:t xml:space="preserve"> </w:t>
+      </w:r>
+      <w:r>
+        <w:rPr>
+          <w:i/>
+          <w:iCs/>
+        </w:rPr>
+        <w:t xml:space="preserve">GLPI — Free IT and Asset Management Software — REST API documentation</w:t>
+      </w:r>
+      <w:r>
+        <w:t xml:space="preserve">. https://glpi-project.org/</w:t>
+      </w:r>
+    </w:p>
+    <w:p>
+      <w:pPr>
+        <w:numPr>
+          <w:ilvl w:val="0"/>
+          <w:numId w:val="1032"/>
+        </w:numPr>
+      </w:pPr>
+      <w:r>
+        <w:t xml:space="preserve">Streamlit. (2024).</w:t>
+      </w:r>
+      <w:r>
+        <w:t xml:space="preserve"> </w:t>
+      </w:r>
+      <w:r>
+        <w:rPr>
+          <w:i/>
+          <w:iCs/>
+        </w:rPr>
+        <w:t xml:space="preserve">Streamlit Documentation — A faster way to build and share data apps</w:t>
+      </w:r>
+      <w:r>
+        <w:t xml:space="preserve">. https://docs.streamlit.io/</w:t>
+      </w:r>
+    </w:p>
+    <w:p>
+      <w:pPr>
+        <w:numPr>
+          <w:ilvl w:val="0"/>
+          <w:numId w:val="1032"/>
+        </w:numPr>
+      </w:pPr>
+      <w:r>
+        <w:t xml:space="preserve">Mayer, A., et al. (2023). LEROY: A low-cost Arduino-based, IoT-enabled device for atmospheric corrosion monitoring.</w:t>
+      </w:r>
+      <w:r>
+        <w:t xml:space="preserve"> </w:t>
+      </w:r>
+      <w:r>
+        <w:rPr>
+          <w:i/>
+          <w:iCs/>
+        </w:rPr>
+        <w:t xml:space="preserve">Sensors</w:t>
+      </w:r>
+      <w:r>
+        <w:t xml:space="preserve">. https://www.mdpi.com/1424-8220/</w:t>
+      </w:r>
+    </w:p>
+    <w:p>
+      <w:pPr>
+        <w:numPr>
+          <w:ilvl w:val="0"/>
+          <w:numId w:val="1032"/>
+        </w:numPr>
+      </w:pPr>
+      <w:r>
+        <w:t xml:space="preserve">NACE International. (2016).</w:t>
+      </w:r>
+      <w:r>
+        <w:t xml:space="preserve"> </w:t>
+      </w:r>
+      <w:r>
+        <w:rPr>
+          <w:i/>
+          <w:iCs/>
+        </w:rPr>
+        <w:t xml:space="preserve">IMPACT Study Press Release — CORROSION 2016 conference</w:t>
+      </w:r>
+      <w:r>
+        <w:t xml:space="preserve">.</w:t>
+      </w:r>
+    </w:p>
+    <w:p>
+      <w:pPr>
+        <w:numPr>
+          <w:ilvl w:val="0"/>
+          <w:numId w:val="1032"/>
+        </w:numPr>
+      </w:pPr>
+      <w:r>
+        <w:t xml:space="preserve">Onyebuchi, V., et al. (2018). Internal corrosion behaviour of Nigerian gas pipelines.</w:t>
+      </w:r>
+      <w:r>
+        <w:t xml:space="preserve"> </w:t>
+      </w:r>
+      <w:r>
+        <w:rPr>
+          <w:i/>
+          <w:iCs/>
+        </w:rPr>
+        <w:t xml:space="preserve">Unizik Journal of Engineering and Applied Sciences</w:t>
+      </w:r>
+      <w:r>
+        <w:t xml:space="preserve">.</w:t>
+      </w:r>
+    </w:p>
+    <w:p>
+      <w:pPr>
+        <w:numPr>
+          <w:ilvl w:val="0"/>
+          <w:numId w:val="1032"/>
+        </w:numPr>
+      </w:pPr>
+      <w:r>
+        <w:t xml:space="preserve">Ossai, C. I., Boswell, B., &amp; Davies, I. J. (2017). Use of artificial neural network for prediction of pipeline corrosion defect growth rate.</w:t>
+      </w:r>
+      <w:r>
+        <w:t xml:space="preserve"> </w:t>
+      </w:r>
+      <w:r>
+        <w:rPr>
+          <w:i/>
+          <w:iCs/>
+        </w:rPr>
+        <w:t xml:space="preserve">Engineering Failure Analysis</w:t>
+      </w:r>
+      <w:r>
+        <w:t xml:space="preserve">, 82, 1–12.</w:t>
+      </w:r>
+    </w:p>
+    <w:p>
+      <w:pPr>
+        <w:numPr>
+          <w:ilvl w:val="0"/>
+          <w:numId w:val="1032"/>
+        </w:numPr>
+      </w:pPr>
+      <w:r>
+        <w:t xml:space="preserve">Persian Utab. (2023).</w:t>
+      </w:r>
+      <w:r>
+        <w:t xml:space="preserve"> </w:t>
+      </w:r>
+      <w:r>
+        <w:rPr>
+          <w:i/>
+          <w:iCs/>
+        </w:rPr>
+        <w:t xml:space="preserve">Phosphoric acid and iron oxide — passivation mechanism</w:t>
+      </w:r>
+      <w:r>
+        <w:t xml:space="preserve">. https://persianutab.com/en/phosphoric-acid-and-iron-oxide/</w:t>
+      </w:r>
+    </w:p>
+    <w:p>
+      <w:pPr>
+        <w:numPr>
+          <w:ilvl w:val="0"/>
+          <w:numId w:val="1032"/>
+        </w:numPr>
+      </w:pPr>
+      <w:r>
+        <w:t xml:space="preserve">Pollock, D. D. (1991).</w:t>
+      </w:r>
+      <w:r>
+        <w:t xml:space="preserve"> </w:t>
+      </w:r>
+      <w:r>
+        <w:rPr>
+          <w:i/>
+          <w:iCs/>
+        </w:rPr>
+        <w:t xml:space="preserve">Physical Properties of Materials for Engineers</w:t>
+      </w:r>
+      <w:r>
+        <w:t xml:space="preserve"> </w:t>
+      </w:r>
+      <w:r>
+        <w:t xml:space="preserve">(2nd ed.). CRC Press.</w:t>
+      </w:r>
+    </w:p>
+    <w:p>
+      <w:pPr>
+        <w:numPr>
+          <w:ilvl w:val="0"/>
+          <w:numId w:val="1032"/>
+        </w:numPr>
+      </w:pPr>
+      <w:r>
+        <w:t xml:space="preserve">Pumps Africa. (2024).</w:t>
+      </w:r>
+      <w:r>
+        <w:t xml:space="preserve"> </w:t>
+      </w:r>
+      <w:r>
+        <w:rPr>
+          <w:i/>
+          <w:iCs/>
+        </w:rPr>
+        <w:t xml:space="preserve">Advanced pipeline monitoring systems for safer oil &amp; gas operations in Africa</w:t>
+      </w:r>
+      <w:r>
+        <w:t xml:space="preserve">. https://pumps-africa.com/advanced-pipeline-monitoring-systems-for-safer-oil-gas-operations-in-africa/</w:t>
+      </w:r>
+    </w:p>
+    <w:p>
+      <w:pPr>
+        <w:numPr>
+          <w:ilvl w:val="0"/>
+          <w:numId w:val="1032"/>
+        </w:numPr>
+      </w:pPr>
+      <w:r>
+        <w:t xml:space="preserve">Roberge, P. R. (2008).</w:t>
+      </w:r>
+      <w:r>
+        <w:t xml:space="preserve"> </w:t>
+      </w:r>
+      <w:r>
+        <w:rPr>
+          <w:i/>
+          <w:iCs/>
+        </w:rPr>
+        <w:t xml:space="preserve">Corrosion Engineering: Principles and Practice</w:t>
+      </w:r>
+      <w:r>
+        <w:t xml:space="preserve">. McGraw-Hill.</w:t>
+      </w:r>
+    </w:p>
+    <w:p>
+      <w:pPr>
+        <w:numPr>
+          <w:ilvl w:val="0"/>
+          <w:numId w:val="1032"/>
+        </w:numPr>
+      </w:pPr>
+      <w:r>
+        <w:t xml:space="preserve">Savitzky, A., &amp; Golay, M. J. E. (1964). Smoothing and differentiation of data by simplified least squares procedures.</w:t>
+      </w:r>
+      <w:r>
+        <w:t xml:space="preserve"> </w:t>
+      </w:r>
+      <w:r>
+        <w:rPr>
+          <w:i/>
+          <w:iCs/>
+        </w:rPr>
+        <w:t xml:space="preserve">Analytical Chemistry</w:t>
+      </w:r>
+      <w:r>
+        <w:t xml:space="preserve">, 36(8), 1627–1639.</w:t>
+      </w:r>
+    </w:p>
+    <w:p>
+      <w:pPr>
+        <w:numPr>
+          <w:ilvl w:val="0"/>
+          <w:numId w:val="1032"/>
+        </w:numPr>
+      </w:pPr>
+      <w:r>
+        <w:t xml:space="preserve">Schweitzer, P. A. (2010).</w:t>
+      </w:r>
+      <w:r>
+        <w:t xml:space="preserve"> </w:t>
+      </w:r>
+      <w:r>
+        <w:rPr>
+          <w:i/>
+          <w:iCs/>
+        </w:rPr>
+        <w:t xml:space="preserve">Fundamentals of Corrosion: Mechanisms, Causes, and Preventive Methods</w:t>
+      </w:r>
+      <w:r>
+        <w:t xml:space="preserve">. CRC Press.</w:t>
+      </w:r>
+    </w:p>
+    <w:p>
+      <w:pPr>
+        <w:numPr>
+          <w:ilvl w:val="0"/>
+          <w:numId w:val="1032"/>
+        </w:numPr>
+      </w:pPr>
+      <w:r>
+        <w:t xml:space="preserve">Standards Norway. (2017).</w:t>
+      </w:r>
+      <w:r>
+        <w:t xml:space="preserve"> </w:t>
+      </w:r>
+      <w:r>
+        <w:rPr>
+          <w:i/>
+          <w:iCs/>
+        </w:rPr>
+        <w:t xml:space="preserve">NORSOK M-506 — CO₂ corrosion rate calculation model</w:t>
+      </w:r>
+      <w:r>
+        <w:t xml:space="preserve"> </w:t>
+      </w:r>
+      <w:r>
+        <w:t xml:space="preserve">(3rd ed.).</w:t>
+      </w:r>
+    </w:p>
+    <w:p>
+      <w:pPr>
+        <w:numPr>
+          <w:ilvl w:val="0"/>
+          <w:numId w:val="1032"/>
+        </w:numPr>
+      </w:pPr>
+      <w:r>
+        <w:t xml:space="preserve">Tan, Y., et al. (2025). Prediction of internal corrosion rate for gas pipeline: A new method based on transformer architecture.</w:t>
+      </w:r>
+      <w:r>
+        <w:t xml:space="preserve"> </w:t>
+      </w:r>
+      <w:r>
+        <w:rPr>
+          <w:i/>
+          <w:iCs/>
+        </w:rPr>
+        <w:t xml:space="preserve">Computers &amp; Chemical Engineering</w:t>
+      </w:r>
+      <w:r>
+        <w:t xml:space="preserve">, 192, 108600.</w:t>
+      </w:r>
+    </w:p>
+    <w:p>
+      <w:pPr>
+        <w:numPr>
+          <w:ilvl w:val="0"/>
+          <w:numId w:val="1032"/>
+        </w:numPr>
+      </w:pPr>
+      <w:r>
+        <w:t xml:space="preserve">Tukey, J. W. (1977).</w:t>
+      </w:r>
+      <w:r>
+        <w:t xml:space="preserve"> </w:t>
+      </w:r>
+      <w:r>
+        <w:rPr>
+          <w:i/>
+          <w:iCs/>
+        </w:rPr>
+        <w:t xml:space="preserve">Exploratory Data Analysis</w:t>
+      </w:r>
+      <w:r>
+        <w:t xml:space="preserve">. Addison-Wesley.</w:t>
+      </w:r>
+    </w:p>
+    <w:p>
+      <w:pPr>
+        <w:numPr>
+          <w:ilvl w:val="0"/>
+          <w:numId w:val="1032"/>
+        </w:numPr>
+      </w:pPr>
+      <w:r>
+        <w:t xml:space="preserve">Wagner, C., &amp; Traud, W. (1938). On the interpretation of corrosion phenomena by superposition of electrochemical partial reactions.</w:t>
+      </w:r>
+      <w:r>
+        <w:t xml:space="preserve"> </w:t>
+      </w:r>
+      <w:r>
+        <w:rPr>
+          <w:i/>
+          <w:iCs/>
+        </w:rPr>
+        <w:t xml:space="preserve">Zeitschrift für Elektrochemie</w:t>
+      </w:r>
+      <w:r>
+        <w:t xml:space="preserve">, 44(7), 391–402.</w:t>
+      </w:r>
+    </w:p>
+    <w:p>
+      <w:pPr>
+        <w:numPr>
+          <w:ilvl w:val="0"/>
+          <w:numId w:val="1032"/>
+        </w:numPr>
+      </w:pPr>
+      <w:r>
+        <w:t xml:space="preserve">Wang, Y., et al. (2023). Corrosion inhibition mechanism of water-soluble imidazoline on A572 Gr.65 steel in 3.5 wt % NaCl solution.</w:t>
+      </w:r>
+      <w:r>
+        <w:t xml:space="preserve"> </w:t>
+      </w:r>
+      <w:r>
+        <w:rPr>
+          <w:i/>
+          <w:iCs/>
+        </w:rPr>
+        <w:t xml:space="preserve">Langmuir</w:t>
+      </w:r>
+      <w:r>
+        <w:t xml:space="preserve">, 39(45), 16108–16119. https://doi.org/10.1021/acs.langmuir.3c02781</w:t>
+      </w:r>
+    </w:p>
+    <w:p>
+      <w:pPr>
+        <w:numPr>
+          <w:ilvl w:val="0"/>
+          <w:numId w:val="1032"/>
+        </w:numPr>
+      </w:pPr>
+      <w:r>
+        <w:t xml:space="preserve">Webster, J. G. (Ed.). (2014).</w:t>
+      </w:r>
+      <w:r>
+        <w:t xml:space="preserve"> </w:t>
+      </w:r>
+      <w:r>
+        <w:rPr>
+          <w:i/>
+          <w:iCs/>
+        </w:rPr>
+        <w:t xml:space="preserve">The Measurement, Instrumentation, and Sensors Handbook</w:t>
+      </w:r>
+      <w:r>
+        <w:t xml:space="preserve"> </w:t>
+      </w:r>
+      <w:r>
+        <w:t xml:space="preserve">(2nd ed.). CRC Press.</w:t>
+      </w:r>
+    </w:p>
+    <w:p>
+      <w:pPr>
+        <w:numPr>
+          <w:ilvl w:val="0"/>
+          <w:numId w:val="1032"/>
+        </w:numPr>
+      </w:pPr>
+      <w:r>
+        <w:t xml:space="preserve">Wei, X., et al. (2024). Advanced machine learning techniques for corrosion rate estimation and prediction in industrial cooling water pipelines.</w:t>
+      </w:r>
+      <w:r>
+        <w:t xml:space="preserve"> </w:t>
+      </w:r>
+      <w:r>
+        <w:rPr>
+          <w:i/>
+          <w:iCs/>
+        </w:rPr>
+        <w:t xml:space="preserve">Sensors</w:t>
+      </w:r>
+      <w:r>
+        <w:t xml:space="preserve">, 24(11), 3564. https://doi.org/10.3390/s24113564</w:t>
+      </w:r>
+    </w:p>
+    <w:p>
+      <w:pPr>
+        <w:numPr>
+          <w:ilvl w:val="0"/>
+          <w:numId w:val="1032"/>
+        </w:numPr>
+      </w:pPr>
+      <w:r>
+        <w:t xml:space="preserve">Xu, D., Xia, Y., &amp; Wang, X. (2020). Deep learning for corrosion rate prediction in oil and gas pipelines.</w:t>
+      </w:r>
+      <w:r>
+        <w:t xml:space="preserve"> </w:t>
+      </w:r>
+      <w:r>
+        <w:rPr>
+          <w:i/>
+          <w:iCs/>
+        </w:rPr>
+        <w:t xml:space="preserve">Corrosion</w:t>
+      </w:r>
+      <w:r>
+        <w:t xml:space="preserve">, 76(8), 789–798.</w:t>
+      </w:r>
+    </w:p>
+    <w:p>
+      <w:pPr>
+        <w:numPr>
+          <w:ilvl w:val="0"/>
+          <w:numId w:val="1032"/>
+        </w:numPr>
+      </w:pPr>
+      <w:r>
+        <w:t xml:space="preserve">Yan, J., &amp; Yan, X. (2024). Prediction model for corrosion rate of low-alloy steels under atmospheric conditions using machine learning algorithms.</w:t>
+      </w:r>
+      <w:r>
+        <w:t xml:space="preserve"> </w:t>
+      </w:r>
+      <w:r>
+        <w:rPr>
+          <w:i/>
+          <w:iCs/>
+        </w:rPr>
+        <w:t xml:space="preserve">International Journal of Minerals, Metallurgy and Materials</w:t>
+      </w:r>
+      <w:r>
+        <w:t xml:space="preserve">, 31, 1109–1119. https://doi.org/10.1007/s12613-023-2679-5</w:t>
+      </w:r>
+    </w:p>
+    <w:p>
+      <w:pPr>
+        <w:numPr>
+          <w:ilvl w:val="0"/>
+          <w:numId w:val="1032"/>
+        </w:numPr>
+      </w:pPr>
+      <w:r>
+        <w:t xml:space="preserve">XGBoost. (2024).</w:t>
+      </w:r>
+      <w:r>
+        <w:t xml:space="preserve"> </w:t>
+      </w:r>
+      <w:r>
+        <w:rPr>
+          <w:i/>
+          <w:iCs/>
+        </w:rPr>
+        <w:t xml:space="preserve">XGBoost Documentation</w:t>
+      </w:r>
+      <w:r>
+        <w:t xml:space="preserve">. https://xgboost.readthedocs.io/</w:t>
+      </w:r>
+    </w:p>
+    <w:p>
+      <w:pPr>
+        <w:numPr>
+          <w:ilvl w:val="0"/>
+          <w:numId w:val="1032"/>
+        </w:numPr>
+      </w:pPr>
+      <w:r>
+        <w:t xml:space="preserve">Bagheri, B., Yang, S., Kao, H. A., &amp; Lee, J. (2024). Cyber-physical systems architecture for self-aware machines in industry 4.0 environment: A CMMS perspective.</w:t>
+      </w:r>
+      <w:r>
+        <w:t xml:space="preserve"> </w:t>
+      </w:r>
+      <w:r>
+        <w:rPr>
+          <w:i/>
+          <w:iCs/>
+        </w:rPr>
+        <w:t xml:space="preserve">Journal of Manufacturing Systems</w:t>
+      </w:r>
+      <w:r>
+        <w:t xml:space="preserve">, 72, 234–248.</w:t>
+      </w:r>
+    </w:p>
+    <w:p>
+      <w:pPr>
+        <w:numPr>
+          <w:ilvl w:val="0"/>
+          <w:numId w:val="1032"/>
+        </w:numPr>
+      </w:pPr>
+      <w:r>
+        <w:t xml:space="preserve">CMMS Wikipedia. (2024).</w:t>
+      </w:r>
+      <w:r>
+        <w:t xml:space="preserve"> </w:t>
+      </w:r>
+      <w:r>
+        <w:rPr>
+          <w:i/>
+          <w:iCs/>
+        </w:rPr>
+        <w:t xml:space="preserve">Computerized Maintenance Management System</w:t>
+      </w:r>
+      <w:r>
+        <w:t xml:space="preserve">. https://en.wikipedia.org/wiki/Computerized_maintenance_management_system</w:t>
+      </w:r>
+    </w:p>
+    <w:p>
+      <w:pPr>
+        <w:numPr>
+          <w:ilvl w:val="0"/>
+          <w:numId w:val="1032"/>
+        </w:numPr>
+      </w:pPr>
+      <w:r>
+        <w:t xml:space="preserve">ISO. (2016).</w:t>
+      </w:r>
+      <w:r>
+        <w:t xml:space="preserve"> </w:t>
+      </w:r>
+      <w:r>
+        <w:rPr>
+          <w:i/>
+          <w:iCs/>
+        </w:rPr>
+        <w:t xml:space="preserve">ISO 14224:2016 — Petroleum, petrochemical and natural gas industries — Collection and exchange of reliability and maintenance data for equipment</w:t>
+      </w:r>
+      <w:r>
+        <w:t xml:space="preserve">. International Organization for Standardization.</w:t>
+      </w:r>
+    </w:p>
+    <w:p>
+      <w:pPr>
+        <w:numPr>
+          <w:ilvl w:val="0"/>
+          <w:numId w:val="1032"/>
+        </w:numPr>
+      </w:pPr>
+      <w:r>
+        <w:t xml:space="preserve">Lopes, I., Senra, P., Vilarinho, S., Sá, V., Teixeira, C., Lopes, J., Alves, A., Oliveira, J. A., &amp; Figueiredo, M. (2016). Requirements specification of a computerized maintenance management system — A case study.</w:t>
+      </w:r>
+      <w:r>
+        <w:t xml:space="preserve"> </w:t>
+      </w:r>
+      <w:r>
+        <w:rPr>
+          <w:i/>
+          <w:iCs/>
+        </w:rPr>
+        <w:t xml:space="preserve">Procedia CIRP</w:t>
+      </w:r>
+      <w:r>
+        <w:t xml:space="preserve">, 52, 268–273.</w:t>
+      </w:r>
+    </w:p>
+    <w:p>
+      <w:pPr>
+        <w:numPr>
+          <w:ilvl w:val="0"/>
+          <w:numId w:val="1032"/>
+        </w:numPr>
+      </w:pPr>
+      <w:r>
+        <w:t xml:space="preserve">Murphy, K. (2021).</w:t>
+      </w:r>
+      <w:r>
+        <w:t xml:space="preserve"> </w:t>
+      </w:r>
+      <w:r>
+        <w:rPr>
+          <w:i/>
+          <w:iCs/>
+        </w:rPr>
+        <w:t xml:space="preserve">The State of Open-Source CMMS for SMEs</w:t>
+      </w:r>
+      <w:r>
+        <w:t xml:space="preserve">. Maintenance World Journal, 18(3), 45–53.</w:t>
+      </w:r>
+    </w:p>
+    <w:p>
+      <w:pPr>
+        <w:numPr>
+          <w:ilvl w:val="0"/>
+          <w:numId w:val="1032"/>
+        </w:numPr>
+      </w:pPr>
+      <w:r>
+        <w:t xml:space="preserve">Next.js. (2024).</w:t>
+      </w:r>
+      <w:r>
+        <w:t xml:space="preserve"> </w:t>
+      </w:r>
+      <w:r>
+        <w:rPr>
+          <w:i/>
+          <w:iCs/>
+        </w:rPr>
+        <w:t xml:space="preserve">Next.js — The React Framework for the Web</w:t>
+      </w:r>
+      <w:r>
+        <w:t xml:space="preserve">. Vercel Inc. https://nextjs.org/</w:t>
+      </w:r>
+    </w:p>
+    <w:p>
+      <w:pPr>
+        <w:numPr>
+          <w:ilvl w:val="0"/>
+          <w:numId w:val="1032"/>
+        </w:numPr>
+      </w:pPr>
+      <w:r>
+        <w:t xml:space="preserve">Roda, I., &amp; Macchi, M. (2018). A framework to embed asset management in production companies.</w:t>
+      </w:r>
+      <w:r>
+        <w:t xml:space="preserve"> </w:t>
+      </w:r>
+      <w:r>
+        <w:rPr>
+          <w:i/>
+          <w:iCs/>
+        </w:rPr>
+        <w:t xml:space="preserve">Proceedings of the Institution of Mechanical Engineers, Part O: Journal of Risk and Reliability</w:t>
+      </w:r>
+      <w:r>
+        <w:t xml:space="preserve">, 232(4), 368–378.</w:t>
+      </w:r>
+    </w:p>
+    <w:p>
+      <w:pPr>
+        <w:numPr>
+          <w:ilvl w:val="0"/>
+          <w:numId w:val="1032"/>
+        </w:numPr>
+      </w:pPr>
+      <w:r>
+        <w:t xml:space="preserve">Supabase. (2024).</w:t>
+      </w:r>
+      <w:r>
+        <w:t xml:space="preserve"> </w:t>
+      </w:r>
+      <w:r>
+        <w:rPr>
+          <w:i/>
+          <w:iCs/>
+        </w:rPr>
+        <w:t xml:space="preserve">Supabase — The Open Source Firebase Alternative</w:t>
+      </w:r>
+      <w:r>
+        <w:t xml:space="preserve">. https://supabase.com/</w:t>
+      </w:r>
+    </w:p>
+    <w:p>
+      <w:pPr>
+        <w:numPr>
+          <w:ilvl w:val="0"/>
+          <w:numId w:val="1032"/>
+        </w:numPr>
+      </w:pPr>
+      <w:r>
+        <w:t xml:space="preserve">Vercel. (2024).</w:t>
+      </w:r>
+      <w:r>
+        <w:t xml:space="preserve"> </w:t>
+      </w:r>
+      <w:r>
+        <w:rPr>
+          <w:i/>
+          <w:iCs/>
+        </w:rPr>
+        <w:t xml:space="preserve">Vercel — Develop. Preview. Ship.</w:t>
+      </w:r>
+      <w:r>
+        <w:t xml:space="preserve"> </w:t>
+      </w:r>
+      <w:r>
+        <w:t xml:space="preserve">https://vercel.com/</w:t>
+      </w:r>
+    </w:p>
+    <w:p>
+      <w:pPr>
+        <w:numPr>
+          <w:ilvl w:val="0"/>
+          <w:numId w:val="1032"/>
+        </w:numPr>
+      </w:pPr>
+      <w:r>
+        <w:t xml:space="preserve">Avrami, M. (1939). Kinetics of phase change. I. General theory.</w:t>
+      </w:r>
+      <w:r>
+        <w:t xml:space="preserve"> </w:t>
+      </w:r>
+      <w:r>
+        <w:rPr>
+          <w:i/>
+          <w:iCs/>
+        </w:rPr>
+        <w:t xml:space="preserve">Journal of Chemical Physics</w:t>
+      </w:r>
+      <w:r>
+        <w:t xml:space="preserve">, 7(12), 1103–1112. https://doi.org/10.1063/1.1750380</w:t>
+      </w:r>
+    </w:p>
+    <w:p>
+      <w:pPr>
+        <w:numPr>
+          <w:ilvl w:val="0"/>
+          <w:numId w:val="1032"/>
+        </w:numPr>
+      </w:pPr>
+      <w:r>
+        <w:t xml:space="preserve">Saxena, A., Goebel, K., Simon, D., &amp; Eklund, N. (2008). Damage propagation modeling for aircraft engine run-to-failure simulation.</w:t>
+      </w:r>
+      <w:r>
+        <w:t xml:space="preserve"> </w:t>
+      </w:r>
+      <w:r>
+        <w:rPr>
+          <w:i/>
+          <w:iCs/>
+        </w:rPr>
+        <w:t xml:space="preserve">International Conference on Prognostics and Health Management (PHM)</w:t>
+      </w:r>
+      <w:r>
+        <w:t xml:space="preserve">, 1–9. IEEE. https://doi.org/10.1109/PHM.2008.4711414</w:t>
+      </w:r>
+    </w:p>
+    <w:p>
+      <w:pPr>
+        <w:numPr>
+          <w:ilvl w:val="0"/>
+          <w:numId w:val="1032"/>
+        </w:numPr>
+      </w:pPr>
+      <w:r>
+        <w:t xml:space="preserve">He, H., &amp; Garcia, E. A. (2009). Learning from imbalanced data.</w:t>
+      </w:r>
+      <w:r>
+        <w:t xml:space="preserve"> </w:t>
+      </w:r>
+      <w:r>
+        <w:rPr>
+          <w:i/>
+          <w:iCs/>
+        </w:rPr>
+        <w:t xml:space="preserve">IEEE Transactions on Knowledge and Data Engineering</w:t>
+      </w:r>
+      <w:r>
+        <w:t xml:space="preserve">, 21(9), 1263–1284. https://doi.org/10.1109/TKDE.2008.239</w:t>
+      </w:r>
+    </w:p>
+    <w:p>
+      <w:pPr>
+        <w:numPr>
+          <w:ilvl w:val="0"/>
+          <w:numId w:val="1032"/>
+        </w:numPr>
+      </w:pPr>
+      <w:r>
+        <w:t xml:space="preserve">Montgomery, D. C. (2017).</w:t>
+      </w:r>
+      <w:r>
+        <w:t xml:space="preserve"> </w:t>
+      </w:r>
+      <w:r>
+        <w:rPr>
+          <w:i/>
+          <w:iCs/>
+        </w:rPr>
+        <w:t xml:space="preserve">Design and Analysis of Experiments</w:t>
+      </w:r>
+      <w:r>
+        <w:t xml:space="preserve"> </w:t>
+      </w:r>
+      <w:r>
+        <w:t xml:space="preserve">(9th ed.). John Wiley &amp; Sons.</w:t>
+      </w:r>
+    </w:p>
+    <w:p>
+      <w:r>
+        <w:br w:type="page"/>
+      </w:r>
+    </w:p>
+    <w:bookmarkEnd w:id="167"/>
+    <w:bookmarkStart w:id="182" w:name="annexes"/>
+    <w:p>
+      <w:pPr>
+        <w:pStyle w:val="Heading1"/>
+      </w:pPr>
+      <w:r>
+        <w:t xml:space="preserve">ANNEXES</w:t>
+      </w:r>
+    </w:p>
+    <w:bookmarkStart w:id="168" w:name="X4a78aeac9d5037a16008a2ee68dd1166d7aa4b4"/>
+    <w:p>
+      <w:pPr>
+        <w:pStyle w:val="Heading2"/>
+      </w:pPr>
+      <w:r>
+        <w:t xml:space="preserve">Annexe A — Code source du firmware ESP32 (extrait)</w:t>
+      </w:r>
+    </w:p>
+    <w:p>
+      <w:pPr>
+        <w:pStyle w:val="SourceCode"/>
+      </w:pPr>
+      <w:r>
+        <w:rPr>
+          <w:rStyle w:val="CommentTok"/>
+        </w:rPr>
+        <w:t xml:space="preserve">// ─────────────────────────────────────────────────────────</w:t>
+      </w:r>
+      <w:r>
+        <w:br/>
+      </w:r>
+      <w:r>
+        <w:rPr>
+          <w:rStyle w:val="CommentTok"/>
+        </w:rPr>
+        <w:t xml:space="preserve">// Corrosion Monitor — ESP32 + HX711 + DS18B20</w:t>
+      </w:r>
+      <w:r>
+        <w:br/>
+      </w:r>
+      <w:r>
+        <w:rPr>
+          <w:rStyle w:val="CommentTok"/>
+        </w:rPr>
+        <w:t xml:space="preserve">// M2 Maintenance Industrielle — ESTL Douala</w:t>
+      </w:r>
+      <w:r>
+        <w:br/>
+      </w:r>
+      <w:r>
+        <w:rPr>
+          <w:rStyle w:val="CommentTok"/>
+        </w:rPr>
+        <w:t xml:space="preserve">// Cycle : mesure → POST Supabase → temporisation 30 s (acquisition continue)</w:t>
+      </w:r>
+      <w:r>
+        <w:br/>
+      </w:r>
+      <w:r>
+        <w:rPr>
+          <w:rStyle w:val="CommentTok"/>
+        </w:rPr>
+        <w:t xml:space="preserve">// ─────────────────────────────────────────────────────────</w:t>
+      </w:r>
+      <w:r>
+        <w:br/>
+      </w:r>
+      <w:r>
+        <w:br/>
+      </w:r>
+      <w:r>
+        <w:rPr>
+          <w:rStyle w:val="PreprocessorTok"/>
+        </w:rPr>
+        <w:t xml:space="preserve">#include </w:t>
+      </w:r>
+      <w:r>
+        <w:rPr>
+          <w:rStyle w:val="ImportTok"/>
+        </w:rPr>
+        <w:t xml:space="preserve">"HX711.h"</w:t>
+      </w:r>
+      <w:r>
+        <w:br/>
+      </w:r>
+      <w:r>
+        <w:rPr>
+          <w:rStyle w:val="PreprocessorTok"/>
+        </w:rPr>
+        <w:t xml:space="preserve">#include </w:t>
+      </w:r>
+      <w:r>
+        <w:rPr>
+          <w:rStyle w:val="ImportTok"/>
+        </w:rPr>
+        <w:t xml:space="preserve">&lt;OneWire.h&gt;</w:t>
+      </w:r>
+      <w:r>
+        <w:br/>
+      </w:r>
+      <w:r>
+        <w:rPr>
+          <w:rStyle w:val="PreprocessorTok"/>
+        </w:rPr>
+        <w:t xml:space="preserve">#include </w:t>
+      </w:r>
+      <w:r>
+        <w:rPr>
+          <w:rStyle w:val="ImportTok"/>
+        </w:rPr>
+        <w:t xml:space="preserve">&lt;DallasTemperature.h&gt;</w:t>
+      </w:r>
+      <w:r>
+        <w:br/>
+      </w:r>
+      <w:r>
+        <w:br/>
+      </w:r>
+      <w:r>
+        <w:rPr>
+          <w:rStyle w:val="PreprocessorTok"/>
+        </w:rPr>
+        <w:t xml:space="preserve">#define HX711_DOUT_PIN   </w:t>
+      </w:r>
+      <w:r>
+        <w:rPr>
+          <w:rStyle w:val="DecValTok"/>
+        </w:rPr>
+        <w:t xml:space="preserve">21</w:t>
+      </w:r>
+      <w:r>
+        <w:br/>
+      </w:r>
+      <w:r>
+        <w:rPr>
+          <w:rStyle w:val="PreprocessorTok"/>
+        </w:rPr>
+        <w:t xml:space="preserve">#define HX711_SCK_PIN    </w:t>
+      </w:r>
+      <w:r>
+        <w:rPr>
+          <w:rStyle w:val="DecValTok"/>
+        </w:rPr>
+        <w:t xml:space="preserve">22</w:t>
+      </w:r>
+      <w:r>
+        <w:br/>
+      </w:r>
+      <w:r>
+        <w:rPr>
+          <w:rStyle w:val="PreprocessorTok"/>
+        </w:rPr>
+        <w:t xml:space="preserve">#define ONE_WIRE_BUS     </w:t>
+      </w:r>
+      <w:r>
+        <w:rPr>
+          <w:rStyle w:val="DecValTok"/>
+        </w:rPr>
+        <w:t xml:space="preserve">19</w:t>
+      </w:r>
+      <w:r>
+        <w:br/>
+      </w:r>
+      <w:r>
+        <w:br/>
+      </w:r>
+      <w:r>
+        <w:rPr>
+          <w:rStyle w:val="PreprocessorTok"/>
+        </w:rPr>
+        <w:t xml:space="preserve">#define MEASURE_INTERVAL_MS  </w:t>
+      </w:r>
+      <w:r>
+        <w:rPr>
+          <w:rStyle w:val="DecValTok"/>
+        </w:rPr>
+        <w:t xml:space="preserve">30000</w:t>
+      </w:r>
+      <w:r>
+        <w:rPr>
+          <w:rStyle w:val="BuiltInTok"/>
+        </w:rPr>
+        <w:t xml:space="preserve">UL</w:t>
+      </w:r>
+      <w:r>
+        <w:rPr>
+          <w:rStyle w:val="PreprocessorTok"/>
+        </w:rPr>
+        <w:t xml:space="preserve">   </w:t>
+      </w:r>
+      <w:r>
+        <w:rPr>
+          <w:rStyle w:val="CommentTok"/>
+        </w:rPr>
+        <w:t xml:space="preserve">// 30 secondes</w:t>
+      </w:r>
+      <w:r>
+        <w:br/>
+      </w:r>
+      <w:r>
+        <w:rPr>
+          <w:rStyle w:val="PreprocessorTok"/>
+        </w:rPr>
+        <w:t xml:space="preserve">#define MESURES_PAR_CYCLE    </w:t>
+      </w:r>
+      <w:r>
+        <w:rPr>
+          <w:rStyle w:val="DecValTok"/>
+        </w:rPr>
+        <w:t xml:space="preserve">10</w:t>
+      </w:r>
+      <w:r>
+        <w:br/>
+      </w:r>
+      <w:r>
+        <w:br/>
+      </w:r>
+      <w:r>
+        <w:rPr>
+          <w:rStyle w:val="AttributeTok"/>
+        </w:rPr>
+        <w:t xml:space="preserve">static</w:t>
+      </w:r>
+      <w:r>
+        <w:rPr>
+          <w:rStyle w:val="NormalTok"/>
+        </w:rPr>
+        <w:t xml:space="preserve"> </w:t>
+      </w:r>
+      <w:r>
+        <w:rPr>
+          <w:rStyle w:val="DataTypeTok"/>
+        </w:rPr>
+        <w:t xml:space="preserve">double</w:t>
+      </w:r>
+      <w:r>
+        <w:rPr>
+          <w:rStyle w:val="NormalTok"/>
+        </w:rPr>
+        <w:t xml:space="preserve"> last_Rx       </w:t>
+      </w:r>
+      <w:r>
+        <w:rPr>
+          <w:rStyle w:val="OperatorTok"/>
+        </w:rPr>
+        <w:t xml:space="preserve">=</w:t>
+      </w:r>
+      <w:r>
+        <w:rPr>
+          <w:rStyle w:val="NormalTok"/>
+        </w:rPr>
+        <w:t xml:space="preserve"> </w:t>
+      </w:r>
+      <w:r>
+        <w:rPr>
+          <w:rStyle w:val="FloatTok"/>
+        </w:rPr>
+        <w:t xml:space="preserve">0.0</w:t>
+      </w:r>
+      <w:r>
+        <w:rPr>
+          <w:rStyle w:val="OperatorTok"/>
+        </w:rPr>
+        <w:t xml:space="preserve">;</w:t>
+      </w:r>
+      <w:r>
+        <w:br/>
+      </w:r>
+      <w:r>
+        <w:rPr>
+          <w:rStyle w:val="AttributeTok"/>
+        </w:rPr>
+        <w:t xml:space="preserve">static</w:t>
+      </w:r>
+      <w:r>
+        <w:rPr>
+          <w:rStyle w:val="NormalTok"/>
+        </w:rPr>
+        <w:t xml:space="preserve"> </w:t>
+      </w:r>
+      <w:r>
+        <w:rPr>
+          <w:rStyle w:val="DataTypeTok"/>
+        </w:rPr>
+        <w:t xml:space="preserve">bool</w:t>
+      </w:r>
+      <w:r>
+        <w:rPr>
+          <w:rStyle w:val="NormalTok"/>
+        </w:rPr>
+        <w:t xml:space="preserve">   first_measure </w:t>
+      </w:r>
+      <w:r>
+        <w:rPr>
+          <w:rStyle w:val="OperatorTok"/>
+        </w:rPr>
+        <w:t xml:space="preserve">=</w:t>
+      </w:r>
+      <w:r>
+        <w:rPr>
+          <w:rStyle w:val="NormalTok"/>
+        </w:rPr>
+        <w:t xml:space="preserve"> </w:t>
+      </w:r>
+      <w:r>
+        <w:rPr>
+          <w:rStyle w:val="KeywordTok"/>
+        </w:rPr>
+        <w:t xml:space="preserve">true</w:t>
+      </w:r>
+      <w:r>
+        <w:rPr>
+          <w:rStyle w:val="OperatorTok"/>
+        </w:rPr>
+        <w:t xml:space="preserve">;</w:t>
+      </w:r>
+    </w:p>
+    <w:p>
+      <w:pPr>
+        <w:pStyle w:val="FirstParagraph"/>
+      </w:pPr>
+      <w:r>
+        <w:rPr>
+          <w:i/>
+          <w:iCs/>
+        </w:rPr>
+        <w:t xml:space="preserve">Code complet disponible dans le dépôt GitHub :</w:t>
+      </w:r>
+      <w:r>
+        <w:rPr>
+          <w:i/>
+          <w:iCs/>
+        </w:rPr>
+        <w:t xml:space="preserve"> </w:t>
+      </w:r>
+      <w:r>
+        <w:rPr>
+          <w:rStyle w:val="VerbatimChar"/>
+          <w:i/>
+          <w:iCs/>
+        </w:rPr>
+        <w:t xml:space="preserve">firmware/corrosion_monitor.ino</w:t>
+      </w:r>
+      <w:r>
+        <w:rPr>
+          <w:i/>
+          <w:iCs/>
+        </w:rPr>
+        <w:t xml:space="preserve">.</w:t>
+      </w:r>
+    </w:p>
+    <w:bookmarkEnd w:id="168"/>
+    <w:bookmarkStart w:id="169" w:name="X89fdaac54454b2f39af1c3d7cfa8452fb9c21c0"/>
+    <w:p>
+      <w:pPr>
+        <w:pStyle w:val="Heading2"/>
+      </w:pPr>
+      <w:r>
+        <w:t xml:space="preserve">Annexe B — Pipeline Python — extrait feature engineering</w:t>
+      </w:r>
+    </w:p>
+    <w:p>
+      <w:pPr>
+        <w:pStyle w:val="SourceCode"/>
+      </w:pPr>
+      <w:r>
+        <w:rPr>
+          <w:rStyle w:val="KeywordTok"/>
+        </w:rPr>
+        <w:t xml:space="preserve">def</w:t>
+      </w:r>
+      <w:r>
+        <w:rPr>
+          <w:rStyle w:val="NormalTok"/>
+        </w:rPr>
+        <w:t xml:space="preserve"> feature_engineering(df: pd.DataFrame) </w:t>
+      </w:r>
+      <w:r>
+        <w:rPr>
+          <w:rStyle w:val="OperatorTok"/>
+        </w:rPr>
+        <w:t xml:space="preserve">-&gt;</w:t>
+      </w:r>
+      <w:r>
+        <w:rPr>
+          <w:rStyle w:val="NormalTok"/>
+        </w:rPr>
+        <w:t xml:space="preserve"> pd.DataFrame:</w:t>
+      </w:r>
+      <w:r>
+        <w:br/>
+      </w:r>
+      <w:r>
+        <w:rPr>
+          <w:rStyle w:val="NormalTok"/>
+        </w:rPr>
+        <w:t xml:space="preserve">    df[</w:t>
+      </w:r>
+      <w:r>
+        <w:rPr>
+          <w:rStyle w:val="StringTok"/>
+        </w:rPr>
+        <w:t xml:space="preserve">"delta_R_1h"</w:t>
+      </w:r>
+      <w:r>
+        <w:rPr>
+          <w:rStyle w:val="NormalTok"/>
+        </w:rPr>
+        <w:t xml:space="preserve">]  </w:t>
+      </w:r>
+      <w:r>
+        <w:rPr>
+          <w:rStyle w:val="OperatorTok"/>
+        </w:rPr>
+        <w:t xml:space="preserve">=</w:t>
+      </w:r>
+      <w:r>
+        <w:rPr>
+          <w:rStyle w:val="NormalTok"/>
+        </w:rPr>
+        <w:t xml:space="preserve"> df[</w:t>
+      </w:r>
+      <w:r>
+        <w:rPr>
+          <w:rStyle w:val="StringTok"/>
+        </w:rPr>
+        <w:t xml:space="preserve">"rx_corr"</w:t>
+      </w:r>
+      <w:r>
+        <w:rPr>
+          <w:rStyle w:val="NormalTok"/>
+        </w:rPr>
+        <w:t xml:space="preserve">].diff(N_1H)   </w:t>
+      </w:r>
+      <w:r>
+        <w:rPr>
+          <w:rStyle w:val="CommentTok"/>
+        </w:rPr>
+        <w:t xml:space="preserve"># variation sur ~1 h</w:t>
+      </w:r>
+      <w:r>
+        <w:br/>
+      </w:r>
+      <w:r>
+        <w:rPr>
+          <w:rStyle w:val="NormalTok"/>
+        </w:rPr>
+        <w:t xml:space="preserve">    df[</w:t>
+      </w:r>
+      <w:r>
+        <w:rPr>
+          <w:rStyle w:val="StringTok"/>
+        </w:rPr>
+        <w:t xml:space="preserve">"delta_R_6h"</w:t>
+      </w:r>
+      <w:r>
+        <w:rPr>
+          <w:rStyle w:val="NormalTok"/>
+        </w:rPr>
+        <w:t xml:space="preserve">]  </w:t>
+      </w:r>
+      <w:r>
+        <w:rPr>
+          <w:rStyle w:val="OperatorTok"/>
+        </w:rPr>
+        <w:t xml:space="preserve">=</w:t>
+      </w:r>
+      <w:r>
+        <w:rPr>
+          <w:rStyle w:val="NormalTok"/>
+        </w:rPr>
+        <w:t xml:space="preserve"> df[</w:t>
+      </w:r>
+      <w:r>
+        <w:rPr>
+          <w:rStyle w:val="StringTok"/>
+        </w:rPr>
+        <w:t xml:space="preserve">"rx_corr"</w:t>
+      </w:r>
+      <w:r>
+        <w:rPr>
+          <w:rStyle w:val="NormalTok"/>
+        </w:rPr>
+        <w:t xml:space="preserve">].diff(N_6H)   </w:t>
+      </w:r>
+      <w:r>
+        <w:rPr>
+          <w:rStyle w:val="CommentTok"/>
+        </w:rPr>
+        <w:t xml:space="preserve"># variation sur ~6 h</w:t>
+      </w:r>
+      <w:r>
+        <w:br/>
+      </w:r>
+      <w:r>
+        <w:rPr>
+          <w:rStyle w:val="NormalTok"/>
+        </w:rPr>
+        <w:t xml:space="preserve">    dt_1h </w:t>
+      </w:r>
+      <w:r>
+        <w:rPr>
+          <w:rStyle w:val="OperatorTok"/>
+        </w:rPr>
+        <w:t xml:space="preserve">=</w:t>
+      </w:r>
+      <w:r>
+        <w:rPr>
+          <w:rStyle w:val="NormalTok"/>
+        </w:rPr>
+        <w:t xml:space="preserve"> df[</w:t>
+      </w:r>
+      <w:r>
+        <w:rPr>
+          <w:rStyle w:val="StringTok"/>
+        </w:rPr>
+        <w:t xml:space="preserve">"timestamp_h"</w:t>
+      </w:r>
+      <w:r>
+        <w:rPr>
+          <w:rStyle w:val="NormalTok"/>
+        </w:rPr>
+        <w:t xml:space="preserve">].diff(</w:t>
+      </w:r>
+      <w:r>
+        <w:rPr>
+          <w:rStyle w:val="DecValTok"/>
+        </w:rPr>
+        <w:t xml:space="preserve">6</w:t>
+      </w:r>
+      <w:r>
+        <w:rPr>
+          <w:rStyle w:val="NormalTok"/>
+        </w:rPr>
+        <w:t xml:space="preserve">).replace(</w:t>
+      </w:r>
+      <w:r>
+        <w:rPr>
+          <w:rStyle w:val="DecValTok"/>
+        </w:rPr>
+        <w:t xml:space="preserve">0</w:t>
+      </w:r>
+      <w:r>
+        <w:rPr>
+          <w:rStyle w:val="NormalTok"/>
+        </w:rPr>
+        <w:t xml:space="preserve">, np.nan)</w:t>
+      </w:r>
+      <w:r>
+        <w:br/>
+      </w:r>
+      <w:r>
+        <w:rPr>
+          <w:rStyle w:val="NormalTok"/>
+        </w:rPr>
+        <w:t xml:space="preserve">    df[</w:t>
+      </w:r>
+      <w:r>
+        <w:rPr>
+          <w:rStyle w:val="StringTok"/>
+        </w:rPr>
+        <w:t xml:space="preserve">"vitesse_CR_1h"</w:t>
+      </w:r>
+      <w:r>
+        <w:rPr>
+          <w:rStyle w:val="NormalTok"/>
+        </w:rPr>
+        <w:t xml:space="preserve">] </w:t>
+      </w:r>
+      <w:r>
+        <w:rPr>
+          <w:rStyle w:val="OperatorTok"/>
+        </w:rPr>
+        <w:t xml:space="preserve">=</w:t>
+      </w:r>
+      <w:r>
+        <w:rPr>
+          <w:rStyle w:val="NormalTok"/>
+        </w:rPr>
+        <w:t xml:space="preserve"> (np.</w:t>
+      </w:r>
+      <w:r>
+        <w:rPr>
+          <w:rStyle w:val="BuiltInTok"/>
+        </w:rPr>
+        <w:t xml:space="preserve">abs</w:t>
+      </w:r>
+      <w:r>
+        <w:rPr>
+          <w:rStyle w:val="NormalTok"/>
+        </w:rPr>
+        <w:t xml:space="preserve">(df[</w:t>
+      </w:r>
+      <w:r>
+        <w:rPr>
+          <w:rStyle w:val="StringTok"/>
+        </w:rPr>
+        <w:t xml:space="preserve">"rx_corr"</w:t>
+      </w:r>
+      <w:r>
+        <w:rPr>
+          <w:rStyle w:val="NormalTok"/>
+        </w:rPr>
+        <w:t xml:space="preserve">].diff(</w:t>
+      </w:r>
+      <w:r>
+        <w:rPr>
+          <w:rStyle w:val="DecValTok"/>
+        </w:rPr>
+        <w:t xml:space="preserve">6</w:t>
+      </w:r>
+      <w:r>
+        <w:rPr>
+          <w:rStyle w:val="NormalTok"/>
+        </w:rPr>
+        <w:t xml:space="preserve">) </w:t>
+      </w:r>
+      <w:r>
+        <w:rPr>
+          <w:rStyle w:val="OperatorTok"/>
+        </w:rPr>
+        <w:t xml:space="preserve">/</w:t>
+      </w:r>
+      <w:r>
+        <w:rPr>
+          <w:rStyle w:val="NormalTok"/>
+        </w:rPr>
+        <w:t xml:space="preserve"> dt_1h)</w:t>
+      </w:r>
+      <w:r>
+        <w:br/>
+      </w:r>
+      <w:r>
+        <w:rPr>
+          <w:rStyle w:val="NormalTok"/>
+        </w:rPr>
+        <w:t xml:space="preserve">                           </w:t>
+      </w:r>
+      <w:r>
+        <w:rPr>
+          <w:rStyle w:val="OperatorTok"/>
+        </w:rPr>
+        <w:t xml:space="preserve">*</w:t>
+      </w:r>
+      <w:r>
+        <w:rPr>
+          <w:rStyle w:val="NormalTok"/>
+        </w:rPr>
+        <w:t xml:space="preserve"> HEURES_PAR_AN </w:t>
+      </w:r>
+      <w:r>
+        <w:rPr>
+          <w:rStyle w:val="OperatorTok"/>
+        </w:rPr>
+        <w:t xml:space="preserve">*</w:t>
+      </w:r>
+      <w:r>
+        <w:rPr>
+          <w:rStyle w:val="NormalTok"/>
+        </w:rPr>
+        <w:t xml:space="preserve"> </w:t>
+      </w:r>
+      <w:r>
+        <w:rPr>
+          <w:rStyle w:val="FloatTok"/>
+        </w:rPr>
+        <w:t xml:space="preserve">1000.0</w:t>
+      </w:r>
+      <w:r>
+        <w:rPr>
+          <w:rStyle w:val="NormalTok"/>
+        </w:rPr>
+        <w:t xml:space="preserve">)</w:t>
+      </w:r>
+      <w:r>
+        <w:br/>
+      </w:r>
+      <w:r>
+        <w:rPr>
+          <w:rStyle w:val="NormalTok"/>
+        </w:rPr>
+        <w:t xml:space="preserve">    df[</w:t>
+      </w:r>
+      <w:r>
+        <w:rPr>
+          <w:rStyle w:val="StringTok"/>
+        </w:rPr>
+        <w:t xml:space="preserve">"temp_moy_6h"</w:t>
+      </w:r>
+      <w:r>
+        <w:rPr>
+          <w:rStyle w:val="NormalTok"/>
+        </w:rPr>
+        <w:t xml:space="preserve">] </w:t>
+      </w:r>
+      <w:r>
+        <w:rPr>
+          <w:rStyle w:val="OperatorTok"/>
+        </w:rPr>
+        <w:t xml:space="preserve">=</w:t>
+      </w:r>
+      <w:r>
+        <w:rPr>
+          <w:rStyle w:val="NormalTok"/>
+        </w:rPr>
+        <w:t xml:space="preserve"> df[</w:t>
+      </w:r>
+      <w:r>
+        <w:rPr>
+          <w:rStyle w:val="StringTok"/>
+        </w:rPr>
+        <w:t xml:space="preserve">"temp_lisse"</w:t>
+      </w:r>
+      <w:r>
+        <w:rPr>
+          <w:rStyle w:val="NormalTok"/>
+        </w:rPr>
+        <w:t xml:space="preserve">].rolling(</w:t>
+      </w:r>
+      <w:r>
+        <w:rPr>
+          <w:rStyle w:val="DecValTok"/>
+        </w:rPr>
+        <w:t xml:space="preserve">36</w:t>
+      </w:r>
+      <w:r>
+        <w:rPr>
+          <w:rStyle w:val="NormalTok"/>
+        </w:rPr>
+        <w:t xml:space="preserve">, min_periods</w:t>
+      </w:r>
+      <w:r>
+        <w:rPr>
+          <w:rStyle w:val="OperatorTok"/>
+        </w:rPr>
+        <w:t xml:space="preserve">=</w:t>
+      </w:r>
+      <w:r>
+        <w:rPr>
+          <w:rStyle w:val="DecValTok"/>
+        </w:rPr>
+        <w:t xml:space="preserve">1</w:t>
+      </w:r>
+      <w:r>
+        <w:rPr>
+          <w:rStyle w:val="NormalTok"/>
+        </w:rPr>
+        <w:t xml:space="preserve">).mean()</w:t>
+      </w:r>
+      <w:r>
+        <w:br/>
+      </w:r>
+      <w:r>
+        <w:rPr>
+          <w:rStyle w:val="NormalTok"/>
+        </w:rPr>
+        <w:t xml:space="preserve">    df[</w:t>
+      </w:r>
+      <w:r>
+        <w:rPr>
+          <w:rStyle w:val="StringTok"/>
+        </w:rPr>
+        <w:t xml:space="preserve">"temps_immersion_h"</w:t>
+      </w:r>
+      <w:r>
+        <w:rPr>
+          <w:rStyle w:val="NormalTok"/>
+        </w:rPr>
+        <w:t xml:space="preserve">] </w:t>
+      </w:r>
+      <w:r>
+        <w:rPr>
+          <w:rStyle w:val="OperatorTok"/>
+        </w:rPr>
+        <w:t xml:space="preserve">=</w:t>
+      </w:r>
+      <w:r>
+        <w:rPr>
+          <w:rStyle w:val="NormalTok"/>
+        </w:rPr>
+        <w:t xml:space="preserve"> df[</w:t>
+      </w:r>
+      <w:r>
+        <w:rPr>
+          <w:rStyle w:val="StringTok"/>
+        </w:rPr>
+        <w:t xml:space="preserve">"timestamp_h"</w:t>
+      </w:r>
+      <w:r>
+        <w:rPr>
+          <w:rStyle w:val="NormalTok"/>
+        </w:rPr>
+        <w:t xml:space="preserve">] </w:t>
+      </w:r>
+      <w:r>
+        <w:rPr>
+          <w:rStyle w:val="OperatorTok"/>
+        </w:rPr>
+        <w:t xml:space="preserve">-</w:t>
+      </w:r>
+      <w:r>
+        <w:rPr>
+          <w:rStyle w:val="NormalTok"/>
+        </w:rPr>
+        <w:t xml:space="preserve"> df[</w:t>
+      </w:r>
+      <w:r>
+        <w:rPr>
+          <w:rStyle w:val="StringTok"/>
+        </w:rPr>
+        <w:t xml:space="preserve">"timestamp_h"</w:t>
+      </w:r>
+      <w:r>
+        <w:rPr>
+          <w:rStyle w:val="NormalTok"/>
+        </w:rPr>
+        <w:t xml:space="preserve">].iloc[</w:t>
+      </w:r>
+      <w:r>
+        <w:rPr>
+          <w:rStyle w:val="DecValTok"/>
+        </w:rPr>
+        <w:t xml:space="preserve">0</w:t>
+      </w:r>
+      <w:r>
+        <w:rPr>
+          <w:rStyle w:val="NormalTok"/>
+        </w:rPr>
+        <w:t xml:space="preserve">]</w:t>
+      </w:r>
+      <w:r>
+        <w:br/>
+      </w:r>
+      <w:r>
+        <w:rPr>
+          <w:rStyle w:val="NormalTok"/>
+        </w:rPr>
+        <w:t xml:space="preserve">    R0 </w:t>
+      </w:r>
+      <w:r>
+        <w:rPr>
+          <w:rStyle w:val="OperatorTok"/>
+        </w:rPr>
+        <w:t xml:space="preserve">=</w:t>
+      </w:r>
+      <w:r>
+        <w:rPr>
+          <w:rStyle w:val="NormalTok"/>
+        </w:rPr>
+        <w:t xml:space="preserve"> df[</w:t>
+      </w:r>
+      <w:r>
+        <w:rPr>
+          <w:rStyle w:val="StringTok"/>
+        </w:rPr>
+        <w:t xml:space="preserve">"rx_corr"</w:t>
+      </w:r>
+      <w:r>
+        <w:rPr>
+          <w:rStyle w:val="NormalTok"/>
+        </w:rPr>
+        <w:t xml:space="preserve">].iloc[</w:t>
+      </w:r>
+      <w:r>
+        <w:rPr>
+          <w:rStyle w:val="DecValTok"/>
+        </w:rPr>
+        <w:t xml:space="preserve">0</w:t>
+      </w:r>
+      <w:r>
+        <w:rPr>
+          <w:rStyle w:val="NormalTok"/>
+        </w:rPr>
+        <w:t xml:space="preserve">]</w:t>
+      </w:r>
+      <w:r>
+        <w:br/>
+      </w:r>
+      <w:r>
+        <w:rPr>
+          <w:rStyle w:val="NormalTok"/>
+        </w:rPr>
+        <w:t xml:space="preserve">    df[</w:t>
+      </w:r>
+      <w:r>
+        <w:rPr>
+          <w:rStyle w:val="StringTok"/>
+        </w:rPr>
+        <w:t xml:space="preserve">"delta_R_absolu"</w:t>
+      </w:r>
+      <w:r>
+        <w:rPr>
+          <w:rStyle w:val="NormalTok"/>
+        </w:rPr>
+        <w:t xml:space="preserve">] </w:t>
+      </w:r>
+      <w:r>
+        <w:rPr>
+          <w:rStyle w:val="OperatorTok"/>
+        </w:rPr>
+        <w:t xml:space="preserve">=</w:t>
+      </w:r>
+      <w:r>
+        <w:rPr>
+          <w:rStyle w:val="NormalTok"/>
+        </w:rPr>
+        <w:t xml:space="preserve"> df[</w:t>
+      </w:r>
+      <w:r>
+        <w:rPr>
+          <w:rStyle w:val="StringTok"/>
+        </w:rPr>
+        <w:t xml:space="preserve">"rx_corr"</w:t>
+      </w:r>
+      <w:r>
+        <w:rPr>
+          <w:rStyle w:val="NormalTok"/>
+        </w:rPr>
+        <w:t xml:space="preserve">] </w:t>
+      </w:r>
+      <w:r>
+        <w:rPr>
+          <w:rStyle w:val="OperatorTok"/>
+        </w:rPr>
+        <w:t xml:space="preserve">-</w:t>
+      </w:r>
+      <w:r>
+        <w:rPr>
+          <w:rStyle w:val="NormalTok"/>
+        </w:rPr>
+        <w:t xml:space="preserve"> R0</w:t>
+      </w:r>
+      <w:r>
+        <w:br/>
+      </w:r>
+      <w:r>
+        <w:rPr>
+          <w:rStyle w:val="NormalTok"/>
+        </w:rPr>
+        <w:t xml:space="preserve">    </w:t>
+      </w:r>
+      <w:r>
+        <w:rPr>
+          <w:rStyle w:val="ControlFlowTok"/>
+        </w:rPr>
+        <w:t xml:space="preserve">return</w:t>
+      </w:r>
+      <w:r>
+        <w:rPr>
+          <w:rStyle w:val="NormalTok"/>
+        </w:rPr>
+        <w:t xml:space="preserve"> df</w:t>
+      </w:r>
+    </w:p>
+    <w:p>
+      <w:pPr>
+        <w:pStyle w:val="FirstParagraph"/>
+      </w:pPr>
+      <w:r>
+        <w:rPr>
+          <w:i/>
+          <w:iCs/>
+        </w:rPr>
+        <w:t xml:space="preserve">Pipeline complet disponible dans le dépôt GitHub :</w:t>
+      </w:r>
+      <w:r>
+        <w:rPr>
+          <w:i/>
+          <w:iCs/>
+        </w:rPr>
+        <w:t xml:space="preserve"> </w:t>
+      </w:r>
+      <w:r>
+        <w:rPr>
+          <w:rStyle w:val="VerbatimChar"/>
+          <w:i/>
+          <w:iCs/>
+        </w:rPr>
+        <w:t xml:space="preserve">pipeline/corrosion_pipeline.py</w:t>
+      </w:r>
+      <w:r>
+        <w:rPr>
+          <w:i/>
+          <w:iCs/>
+        </w:rPr>
+        <w:t xml:space="preserve">.</w:t>
+      </w:r>
+    </w:p>
+    <w:bookmarkEnd w:id="169"/>
+    <w:bookmarkStart w:id="173" w:name="X866633686f9e59acae75a6fcbe6327624079636"/>
+    <w:p>
+      <w:pPr>
+        <w:pStyle w:val="Heading2"/>
+      </w:pPr>
+      <w:r>
+        <w:t xml:space="preserve">Annexe C — Schéma de câblage de la sonde ER</w:t>
+      </w:r>
+    </w:p>
+    <w:p>
+      <w:pPr>
+        <w:pStyle w:val="CaptionedFigure"/>
+        <w:jc w:val="center"/>
+      </w:pPr>
+      <w:r>
+        <w:drawing>
+          <wp:inline>
+            <wp:extent cx="5296535" cy="4580705"/>
+            <wp:effectExtent b="0" l="0" r="0" t="0"/>
+            <wp:docPr descr="Figure C.1 — Schéma de câblage complet : ESP32 + HX711 + montage shunt + R_lift + DS18B20 + cellule en plastique" title="" id="171" name="Picture"/>
+            <a:graphic>
+              <a:graphicData uri="http://schemas.openxmlformats.org/drawingml/2006/picture">
+                <pic:pic>
+                  <pic:nvPicPr>
+                    <pic:cNvPr descr="figures/fig_c1_cablage.png" id="172" name="Picture"/>
+                    <pic:cNvPicPr>
+                      <a:picLocks noChangeArrowheads="1" noChangeAspect="1"/>
+                    </pic:cNvPicPr>
+                  </pic:nvPicPr>
+                  <pic:blipFill>
+                    <a:blip r:embed="rId170"/>
                     <a:stretch>
                       <a:fillRect/>
                     </a:stretch>
@@ -32193,8 +32268,8 @@
         <w:t xml:space="preserve">Figure C.1 — Schéma de câblage complet : ESP32 + HX711 + montage shunt + R_lift + DS18B20 + cellule en plastique</w:t>
       </w:r>
     </w:p>
-    <w:bookmarkEnd w:id="170"/>
-    <w:bookmarkStart w:id="171" w:name="Xdbf85f3da9c2680bfbf7a4a2c01e415fedffe50"/>
+    <w:bookmarkEnd w:id="173"/>
+    <w:bookmarkStart w:id="174" w:name="Xdbf85f3da9c2680bfbf7a4a2c01e415fedffe50"/>
     <w:p>
       <w:pPr>
         <w:pStyle w:val="Heading2"/>
@@ -32308,8 +32383,8 @@
         <w:t xml:space="preserve">En cas de contact cutané : rincer abondamment à l’eau claire pendant au moins 15 minutes et consulter un médecin.</w:t>
       </w:r>
     </w:p>
-    <w:bookmarkEnd w:id="171"/>
-    <w:bookmarkStart w:id="172" w:name="X91a67e7467e3c399fd51c132091fc35a498412d"/>
+    <w:bookmarkEnd w:id="174"/>
+    <w:bookmarkStart w:id="175" w:name="X91a67e7467e3c399fd51c132091fc35a498412d"/>
     <w:p>
       <w:pPr>
         <w:pStyle w:val="Heading2"/>
@@ -32443,8 +32518,8 @@
         <w:t xml:space="preserve">: à consigne élevée (≥ 32 °C), la puissance de 25 W impose de bien couvrir la cellule pour atteindre et tenir la consigne au-dessus de la température ambiante de Douala (≈ 28–29 °C) ; la compatibilité chimique du corps étanche avec le HCl reste un point de vigilance pratique.</w:t>
       </w:r>
     </w:p>
-    <w:bookmarkEnd w:id="172"/>
-    <w:bookmarkStart w:id="176" w:name="Xcc55f5e422aaf19d95dc0e373d45c068519994c"/>
+    <w:bookmarkEnd w:id="175"/>
+    <w:bookmarkStart w:id="179" w:name="Xcc55f5e422aaf19d95dc0e373d45c068519994c"/>
     <w:p>
       <w:pPr>
         <w:pStyle w:val="Heading2"/>
@@ -32463,18 +32538,18 @@
           <wp:inline>
             <wp:extent cx="5296535" cy="3933096"/>
             <wp:effectExtent b="0" l="0" r="0" t="0"/>
-            <wp:docPr descr="Figure F.1 — Schéma relationnel (ERD) de la base Supabase : 8 tables, clés étrangères en cardinalité 1 — *" title="" id="174" name="Picture"/>
+            <wp:docPr descr="Figure F.1 — Schéma relationnel (ERD) de la base Supabase : 8 tables, clés étrangères en cardinalité 1 — *" title="" id="177" name="Picture"/>
             <a:graphic>
               <a:graphicData uri="http://schemas.openxmlformats.org/drawingml/2006/picture">
                 <pic:pic>
                   <pic:nvPicPr>
-                    <pic:cNvPr descr="figures/fig_f1_erd.png" id="175" name="Picture"/>
+                    <pic:cNvPr descr="figures/fig_f1_erd.png" id="178" name="Picture"/>
                     <pic:cNvPicPr>
                       <a:picLocks noChangeArrowheads="1" noChangeAspect="1"/>
                     </pic:cNvPicPr>
                   </pic:nvPicPr>
                   <pic:blipFill>
-                    <a:blip r:embed="rId173"/>
+                    <a:blip r:embed="rId176"/>
                     <a:stretch>
                       <a:fillRect/>
                     </a:stretch>
@@ -34254,8 +34329,8 @@
         <w:t xml:space="preserve"> asset_id;</w:t>
       </w:r>
     </w:p>
-    <w:bookmarkEnd w:id="176"/>
-    <w:bookmarkStart w:id="177" w:name="annexe-g-liste-des-fichiers-du-projet"/>
+    <w:bookmarkEnd w:id="179"/>
+    <w:bookmarkStart w:id="180" w:name="annexe-g-liste-des-fichiers-du-projet"/>
     <w:p>
       <w:pPr>
         <w:pStyle w:val="Heading2"/>
@@ -34487,8 +34562,8 @@
         <w:br w:type="page"/>
       </w:r>
     </w:p>
-    <w:bookmarkEnd w:id="177"/>
-    <w:bookmarkStart w:id="178" w:name="X79083b21c8cb3540f998fbd49761ef428b981e0"/>
+    <w:bookmarkEnd w:id="180"/>
+    <w:bookmarkStart w:id="181" w:name="X79083b21c8cb3540f998fbd49761ef428b981e0"/>
     <w:p>
       <w:pPr>
         <w:pStyle w:val="Heading2"/>
@@ -36201,9 +36276,9 @@
         <w:br w:type="page"/>
       </w:r>
     </w:p>
-    <w:bookmarkEnd w:id="178"/>
-    <w:bookmarkEnd w:id="179"/>
-    <w:bookmarkStart w:id="180" w:name="table-des-matières"/>
+    <w:bookmarkEnd w:id="181"/>
+    <w:bookmarkEnd w:id="182"/>
+    <w:bookmarkStart w:id="183" w:name="table-des-matières"/>
     <w:p>
       <w:pPr>
         <w:pStyle w:val="Heading1"/>
@@ -36241,7 +36316,7 @@
         <w:t xml:space="preserve">(générée automatiquement par Word à partir des styles Heading 1 / 2 / 3)</w:t>
       </w:r>
     </w:p>
-    <w:bookmarkEnd w:id="180"/>
+    <w:bookmarkEnd w:id="183"/>
     <w:sectPr>
       <w:footerReference r:id="rId9" w:type="default"/>
       <w:footnotePr>

--- a/memoire/Memoire_M2_Corrosion_BATOUMBI.docx
+++ b/memoire/Memoire_M2_Corrosion_BATOUMBI.docx
@@ -23758,7 +23758,7 @@
       <w:r>
         <w:drawing>
           <wp:inline>
-            <wp:extent cx="4460240" cy="5723041"/>
+            <wp:extent cx="4460240" cy="4961672"/>
             <wp:effectExtent b="0" l="0" r="0" t="0"/>
             <wp:docPr descr="Figure II.1 — Architecture de la boucle intégrée Sonde ER → Supabase → Streamlit (module GMAO)" title="" id="109" name="Picture"/>
             <a:graphic>
@@ -23779,7 +23779,7 @@
                   <pic:spPr bwMode="auto">
                     <a:xfrm>
                       <a:off x="0" y="0"/>
-                      <a:ext cx="4460240" cy="5723041"/>
+                      <a:ext cx="4460240" cy="4961672"/>
                     </a:xfrm>
                     <a:prstGeom prst="rect">
                       <a:avLst/>

--- a/memoire/Memoire_M2_Corrosion_BATOUMBI.docx
+++ b/memoire/Memoire_M2_Corrosion_BATOUMBI.docx
@@ -25603,7 +25603,7 @@
     </w:p>
     <w:bookmarkEnd w:id="116"/>
     <w:bookmarkEnd w:id="117"/>
-    <w:bookmarkStart w:id="165" w:name="chapitre-iii-résultats-et-discussions"/>
+    <w:bookmarkStart w:id="168" w:name="chapitre-iii-résultats-et-discussions"/>
     <w:p>
       <w:pPr>
         <w:pStyle w:val="Heading1"/>
@@ -27619,7 +27619,7 @@
     </w:p>
     <w:bookmarkEnd w:id="143"/>
     <w:bookmarkEnd w:id="144"/>
-    <w:bookmarkStart w:id="151" w:name="Xf0fc160310e0f571bbb288514d761cb1ca3a8a9"/>
+    <w:bookmarkStart w:id="154" w:name="Xf0fc160310e0f571bbb288514d761cb1ca3a8a9"/>
     <w:p>
       <w:pPr>
         <w:pStyle w:val="Heading2"/>
@@ -27628,7 +27628,7 @@
         <w:t xml:space="preserve">III.4. Diagnostic des régimes et facteurs de variabilité (OS3)</w:t>
       </w:r>
     </w:p>
-    <w:bookmarkStart w:id="145" w:name="X352edc20e87ce37d2d5e854c8243e637a73dec8"/>
+    <w:bookmarkStart w:id="148" w:name="X352edc20e87ce37d2d5e854c8243e637a73dec8"/>
     <w:p>
       <w:pPr>
         <w:pStyle w:val="Heading3"/>
@@ -27658,78 +27658,428 @@
         <w:t xml:space="preserve">_corr(t) (figure III.2) : une induction initiale, une croissance régulière sur la majeure partie du run, puis un emballement dans les dernières heures précédant la rupture. Cette classification par règles explicables est directement exploitée pour graduer les alertes (§II.6.4).</w:t>
       </w:r>
     </w:p>
-    <w:bookmarkEnd w:id="145"/>
-    <w:bookmarkStart w:id="149" w:name="Xbb7bd125d613bb113174252f54849e4a7398ad4"/>
-    <w:p>
-      <w:pPr>
-        <w:pStyle w:val="Heading3"/>
-      </w:pPr>
-      <w:r>
-        <w:t xml:space="preserve">III.4.2. Facteurs de variabilité : deux contre-exemples instructifs</w:t>
-      </w:r>
+    <w:p>
+      <w:pPr>
+        <w:pStyle w:val="BodyText"/>
+      </w:pPr>
+      <w:r>
+        <w:rPr>
+          <w:b/>
+          <w:bCs/>
+        </w:rPr>
+        <w:t xml:space="preserve">Pourquoi l’emballement et la rupture sont simultanés.</w:t>
+      </w:r>
+      <w:r>
+        <w:t xml:space="preserve"> </w:t>
+      </w:r>
+      <w:r>
+        <w:t xml:space="preserve">L’emballement final n’est pas une accélération de la</w:t>
+      </w:r>
+      <w:r>
+        <w:t xml:space="preserve"> </w:t>
+      </w:r>
+      <w:r>
+        <w:rPr>
+          <w:i/>
+          <w:iCs/>
+        </w:rPr>
+        <w:t xml:space="preserve">réaction</w:t>
+      </w:r>
+      <w:r>
+        <w:t xml:space="preserve"> </w:t>
+      </w:r>
+      <w:r>
+        <w:t xml:space="preserve">chimique, mais une</w:t>
+      </w:r>
+      <w:r>
+        <w:t xml:space="preserve"> </w:t>
+      </w:r>
+      <w:r>
+        <w:rPr>
+          <w:b/>
+          <w:bCs/>
+        </w:rPr>
+        <w:t xml:space="preserve">divergence géométrique</w:t>
+      </w:r>
+      <w:r>
+        <w:t xml:space="preserve"> </w:t>
+      </w:r>
+      <w:r>
+        <w:t xml:space="preserve">de la grandeur mesurée. La résistance suivant la loi de Pouillet</w:t>
+      </w:r>
+      <w:r>
+        <w:t xml:space="preserve"> </w:t>
+      </w:r>
+      <m:oMath>
+        <m:r>
+          <m:t>R</m:t>
+        </m:r>
+        <m:r>
+          <m:rPr>
+            <m:sty m:val="p"/>
+          </m:rPr>
+          <m:t>=</m:t>
+        </m:r>
+        <m:r>
+          <m:t>ρ</m:t>
+        </m:r>
+        <m:r>
+          <m:t>L</m:t>
+        </m:r>
+        <m:r>
+          <m:rPr>
+            <m:sty m:val="p"/>
+          </m:rPr>
+          <m:t>/</m:t>
+        </m:r>
+        <m:r>
+          <m:t>A</m:t>
+        </m:r>
+      </m:oMath>
+      <w:r>
+        <w:t xml:space="preserve"> </w:t>
+      </w:r>
+      <w:r>
+        <w:t xml:space="preserve">avec une section</w:t>
+      </w:r>
+      <w:r>
+        <w:t xml:space="preserve"> </w:t>
+      </w:r>
+      <m:oMath>
+        <m:r>
+          <m:t>A</m:t>
+        </m:r>
+        <m:r>
+          <m:rPr>
+            <m:sty m:val="p"/>
+          </m:rPr>
+          <m:t>=</m:t>
+        </m:r>
+        <m:r>
+          <m:t>π</m:t>
+        </m:r>
+        <m:sSup>
+          <m:e>
+            <m:r>
+              <m:t>r</m:t>
+            </m:r>
+          </m:e>
+          <m:sup>
+            <m:r>
+              <m:t>2</m:t>
+            </m:r>
+          </m:sup>
+        </m:sSup>
+      </m:oMath>
+      <w:r>
+        <w:t xml:space="preserve">, une perte d’épaisseur à vitesse à peu près constante (</w:t>
+      </w:r>
+      <m:oMath>
+        <m:r>
+          <m:t>d</m:t>
+        </m:r>
+        <m:r>
+          <m:t>r</m:t>
+        </m:r>
+        <m:r>
+          <m:rPr>
+            <m:sty m:val="p"/>
+          </m:rPr>
+          <m:t>/</m:t>
+        </m:r>
+        <m:r>
+          <m:t>d</m:t>
+        </m:r>
+        <m:r>
+          <m:t>t</m:t>
+        </m:r>
+        <m:r>
+          <m:rPr>
+            <m:sty m:val="p"/>
+          </m:rPr>
+          <m:t>≈</m:t>
+        </m:r>
+        <m:r>
+          <m:rPr>
+            <m:nor/>
+            <m:sty m:val="p"/>
+          </m:rPr>
+          <m:t>cste</m:t>
+        </m:r>
+      </m:oMath>
+      <w:r>
+        <w:t xml:space="preserve">) entraîne :</w:t>
+      </w:r>
+      <w:r>
+        <w:br/>
+      </w:r>
+    </w:p>
+    <w:p>
+      <w:pPr>
+        <w:pStyle w:val="BodyText"/>
+      </w:pPr>
+      <m:oMathPara>
+        <m:oMathParaPr>
+          <m:jc m:val="center"/>
+        </m:oMathParaPr>
+        <m:oMath>
+          <m:f>
+            <m:fPr>
+              <m:type m:val="bar"/>
+            </m:fPr>
+            <m:num>
+              <m:r>
+                <m:t>d</m:t>
+              </m:r>
+              <m:r>
+                <m:t>R</m:t>
+              </m:r>
+            </m:num>
+            <m:den>
+              <m:r>
+                <m:t>d</m:t>
+              </m:r>
+              <m:r>
+                <m:t>t</m:t>
+              </m:r>
+            </m:den>
+          </m:f>
+          <m:r>
+            <m:rPr>
+              <m:sty m:val="p"/>
+            </m:rPr>
+            <m:t>=</m:t>
+          </m:r>
+          <m:r>
+            <m:rPr>
+              <m:sty m:val="p"/>
+            </m:rPr>
+            <m:t>−</m:t>
+          </m:r>
+          <m:f>
+            <m:fPr>
+              <m:type m:val="bar"/>
+            </m:fPr>
+            <m:num>
+              <m:r>
+                <m:t>2</m:t>
+              </m:r>
+              <m:r>
+                <m:t>ρ</m:t>
+              </m:r>
+              <m:r>
+                <m:t>L</m:t>
+              </m:r>
+            </m:num>
+            <m:den>
+              <m:r>
+                <m:t>π</m:t>
+              </m:r>
+              <m:r>
+                <m:t> </m:t>
+              </m:r>
+              <m:sSup>
+                <m:e>
+                  <m:r>
+                    <m:t>r</m:t>
+                  </m:r>
+                </m:e>
+                <m:sup>
+                  <m:r>
+                    <m:t>3</m:t>
+                  </m:r>
+                </m:sup>
+              </m:sSup>
+            </m:den>
+          </m:f>
+          <m:f>
+            <m:fPr>
+              <m:type m:val="bar"/>
+            </m:fPr>
+            <m:num>
+              <m:r>
+                <m:t>d</m:t>
+              </m:r>
+              <m:r>
+                <m:t>r</m:t>
+              </m:r>
+            </m:num>
+            <m:den>
+              <m:r>
+                <m:t>d</m:t>
+              </m:r>
+              <m:r>
+                <m:t>t</m:t>
+              </m:r>
+            </m:den>
+          </m:f>
+          <m:r>
+            <m:t> </m:t>
+          </m:r>
+          <m:r>
+            <m:rPr>
+              <m:sty m:val="p"/>
+            </m:rPr>
+            <m:t>∝</m:t>
+          </m:r>
+          <m:r>
+            <m:t> </m:t>
+          </m:r>
+          <m:f>
+            <m:fPr>
+              <m:type m:val="bar"/>
+            </m:fPr>
+            <m:num>
+              <m:r>
+                <m:t>1</m:t>
+              </m:r>
+            </m:num>
+            <m:den>
+              <m:sSup>
+                <m:e>
+                  <m:r>
+                    <m:t>r</m:t>
+                  </m:r>
+                </m:e>
+                <m:sup>
+                  <m:r>
+                    <m:t>3</m:t>
+                  </m:r>
+                </m:sup>
+              </m:sSup>
+            </m:den>
+          </m:f>
+        </m:oMath>
+      </m:oMathPara>
     </w:p>
     <w:p>
       <w:pPr>
         <w:pStyle w:val="FirstParagraph"/>
       </w:pPr>
       <w:r>
-        <w:t xml:space="preserve">Au-delà de la température, deux essais se sont révélés</w:t>
-      </w:r>
-      <w:r>
-        <w:t xml:space="preserve"> </w:t>
-      </w:r>
-      <w:r>
-        <w:rPr>
-          <w:b/>
-          <w:bCs/>
-        </w:rPr>
-        <w:t xml:space="preserve">imprédictibles</w:t>
-      </w:r>
-      <w:r>
-        <w:t xml:space="preserve"> </w:t>
-      </w:r>
-      <w:r>
-        <w:t xml:space="preserve">par le modèle malgré une plage thermique a priori couverte. Leur analyse, loin d’être un échec,</w:t>
-      </w:r>
-      <w:r>
-        <w:t xml:space="preserve"> </w:t>
-      </w:r>
-      <w:r>
-        <w:rPr>
-          <w:b/>
-          <w:bCs/>
-        </w:rPr>
-        <w:t xml:space="preserve">isole expérimentalement deux facteurs de variabilité</w:t>
-      </w:r>
-      <w:r>
-        <w:t xml:space="preserve"> </w:t>
-      </w:r>
-      <w:r>
-        <w:t xml:space="preserve">qu’il faut contrôler. Cette démarche relève du</w:t>
-      </w:r>
-      <w:r>
-        <w:t xml:space="preserve"> </w:t>
-      </w:r>
-      <w:r>
-        <w:rPr>
-          <w:b/>
-          <w:bCs/>
-        </w:rPr>
-        <w:t xml:space="preserve">contrôle des variables</w:t>
-      </w:r>
-      <w:r>
-        <w:t xml:space="preserve"> </w:t>
-      </w:r>
-      <w:r>
-        <w:t xml:space="preserve">propre au plan d’expériences (Montgomery, 2017) : en ne laissant dériver qu’un seul facteur à la fois, chaque contre-exemple en isole l’effet — ce qui fonde la stratégie de « vitrine 30 °C » (conditions maîtrisées et répétées) opposée aux contre-exemples.</w:t>
-      </w:r>
-    </w:p>
-    <w:p>
-      <w:pPr>
-        <w:pStyle w:val="BodyText"/>
-      </w:pPr>
-      <w:r>
-        <w:t xml:space="preserve">La figure III.7 confronte la courbe d’un essai propre (Run #16) à celles de ces deux contre-exemples.</w:t>
+        <w:br/>
+      </w:r>
+      <w:r>
+        <w:t xml:space="preserve">Plus le fil est mince, plus</w:t>
+      </w:r>
+      <w:r>
+        <w:t xml:space="preserve"> </w:t>
+      </w:r>
+      <m:oMath>
+        <m:r>
+          <m:t>R</m:t>
+        </m:r>
+      </m:oMath>
+      <w:r>
+        <w:t xml:space="preserve"> </w:t>
+      </w:r>
+      <w:r>
+        <w:t xml:space="preserve">croît vite, car retirer la</w:t>
+      </w:r>
+      <w:r>
+        <w:t xml:space="preserve"> </w:t>
+      </w:r>
+      <w:r>
+        <w:rPr>
+          <w:i/>
+          <w:iCs/>
+        </w:rPr>
+        <w:t xml:space="preserve">même</w:t>
+      </w:r>
+      <w:r>
+        <w:t xml:space="preserve"> </w:t>
+      </w:r>
+      <w:r>
+        <w:t xml:space="preserve">épaisseur ôte une</w:t>
+      </w:r>
+      <w:r>
+        <w:t xml:space="preserve"> </w:t>
+      </w:r>
+      <w:r>
+        <w:rPr>
+          <w:i/>
+          <w:iCs/>
+        </w:rPr>
+        <w:t xml:space="preserve">fraction</w:t>
+      </w:r>
+      <w:r>
+        <w:t xml:space="preserve"> </w:t>
+      </w:r>
+      <w:r>
+        <w:t xml:space="preserve">de section de plus en plus grande. C’est pourquoi la</w:t>
+      </w:r>
+      <w:r>
+        <w:t xml:space="preserve"> </w:t>
+      </w:r>
+      <w:r>
+        <w:rPr>
+          <w:b/>
+          <w:bCs/>
+        </w:rPr>
+        <w:t xml:space="preserve">rupture mécanique coïncide avec le début de l’emballement</w:t>
+      </w:r>
+      <w:r>
+        <w:t xml:space="preserve"> </w:t>
+      </w:r>
+      <w:r>
+        <w:t xml:space="preserve">: « section qui tend vers zéro » signifie à la fois l’explosion de</w:t>
+      </w:r>
+      <w:r>
+        <w:t xml:space="preserve"> </w:t>
+      </w:r>
+      <m:oMath>
+        <m:r>
+          <m:t>R</m:t>
+        </m:r>
+      </m:oMath>
+      <w:r>
+        <w:t xml:space="preserve"> </w:t>
+      </w:r>
+      <w:r>
+        <w:t xml:space="preserve">et la perte de tenue mécanique — deux manifestations du même événement, ce qui rejoint l’observation visuelle faite en cours d’essai. La figure III.7 l’illustre sur un essai propre (Run #1) :</w:t>
+      </w:r>
+      <w:r>
+        <w:t xml:space="preserve"> </w:t>
+      </w:r>
+      <m:oMath>
+        <m:r>
+          <m:t>R</m:t>
+        </m:r>
+      </m:oMath>
+      <w:r>
+        <w:t xml:space="preserve"> </w:t>
+      </w:r>
+      <w:r>
+        <w:t xml:space="preserve">reste quasi plate tant que le fil est épais, puis diverge dans la dernière phase, où la section résiduelle tombe à ~1 %. Le fait que le signal</w:t>
+      </w:r>
+      <w:r>
+        <w:t xml:space="preserve"> </w:t>
+      </w:r>
+      <w:r>
+        <w:rPr>
+          <w:b/>
+          <w:bCs/>
+        </w:rPr>
+        <w:t xml:space="preserve">continue de croître alors que le fil est presque entièrement aminci, voire rompu</w:t>
+      </w:r>
+      <w:r>
+        <w:t xml:space="preserve">, s’explique par la</w:t>
+      </w:r>
+      <w:r>
+        <w:t xml:space="preserve"> </w:t>
+      </w:r>
+      <w:r>
+        <w:rPr>
+          <w:b/>
+          <w:bCs/>
+        </w:rPr>
+        <w:t xml:space="preserve">conduction résiduelle</w:t>
+      </w:r>
+      <w:r>
+        <w:t xml:space="preserve"> </w:t>
+      </w:r>
+      <w:r>
+        <w:t xml:space="preserve">discutée en §III.6.4 (pont électrolytique du HCl et dernier filament métallique), jusqu’à l’ouverture franche du circuit (saturation).</w:t>
       </w:r>
     </w:p>
     <w:p>
@@ -27740,20 +28090,150 @@
       <w:r>
         <w:drawing>
           <wp:inline>
-            <wp:extent cx="4739005" cy="2499070"/>
+            <wp:extent cx="4571746" cy="2759833"/>
             <wp:effectExtent b="0" l="0" r="0" t="0"/>
-            <wp:docPr descr="Figure III.7 — Vitrine 30 °C vs contre-exemples" title="" id="147" name="Picture"/>
+            <wp:docPr descr="Figure III.7 — Emballement géométrique de R en fin d’essai et rupture par disparition de la section (Run #1, échelle log)" title="" id="146" name="Picture"/>
             <a:graphic>
               <a:graphicData uri="http://schemas.openxmlformats.org/drawingml/2006/picture">
                 <pic:pic>
                   <pic:nvPicPr>
-                    <pic:cNvPr descr="figures/fig_iii4_contrexemples.png" id="148" name="Picture"/>
+                    <pic:cNvPr descr="figures/fig_iii4_emballement.png" id="147" name="Picture"/>
                     <pic:cNvPicPr>
                       <a:picLocks noChangeArrowheads="1" noChangeAspect="1"/>
                     </pic:cNvPicPr>
                   </pic:nvPicPr>
                   <pic:blipFill>
-                    <a:blip r:embed="rId146"/>
+                    <a:blip r:embed="rId145"/>
+                    <a:stretch>
+                      <a:fillRect/>
+                    </a:stretch>
+                  </pic:blipFill>
+                  <pic:spPr bwMode="auto">
+                    <a:xfrm>
+                      <a:off x="0" y="0"/>
+                      <a:ext cx="4571746" cy="2759833"/>
+                    </a:xfrm>
+                    <a:prstGeom prst="rect">
+                      <a:avLst/>
+                    </a:prstGeom>
+                    <a:noFill/>
+                    <a:ln w="9525">
+                      <a:noFill/>
+                      <a:headEnd/>
+                      <a:tailEnd/>
+                    </a:ln>
+                  </pic:spPr>
+                </pic:pic>
+              </a:graphicData>
+            </a:graphic>
+          </wp:inline>
+        </w:drawing>
+      </w:r>
+    </w:p>
+    <w:p>
+      <w:pPr>
+        <w:pStyle w:val="ImageCaption"/>
+      </w:pPr>
+      <w:r>
+        <w:t xml:space="preserve">Figure III.7 — Emballement géométrique de R en fin d’essai et rupture par disparition de la section (Run #1, échelle log)</w:t>
+      </w:r>
+    </w:p>
+    <w:bookmarkEnd w:id="148"/>
+    <w:bookmarkStart w:id="152" w:name="Xbb7bd125d613bb113174252f54849e4a7398ad4"/>
+    <w:p>
+      <w:pPr>
+        <w:pStyle w:val="Heading3"/>
+      </w:pPr>
+      <w:r>
+        <w:t xml:space="preserve">III.4.2. Facteurs de variabilité : deux contre-exemples instructifs</w:t>
+      </w:r>
+    </w:p>
+    <w:p>
+      <w:pPr>
+        <w:pStyle w:val="FirstParagraph"/>
+      </w:pPr>
+      <w:r>
+        <w:t xml:space="preserve">Au-delà de la température, deux essais se sont révélés</w:t>
+      </w:r>
+      <w:r>
+        <w:t xml:space="preserve"> </w:t>
+      </w:r>
+      <w:r>
+        <w:rPr>
+          <w:b/>
+          <w:bCs/>
+        </w:rPr>
+        <w:t xml:space="preserve">imprédictibles</w:t>
+      </w:r>
+      <w:r>
+        <w:t xml:space="preserve"> </w:t>
+      </w:r>
+      <w:r>
+        <w:t xml:space="preserve">par le modèle malgré une plage thermique a priori couverte. Leur analyse, loin d’être un échec,</w:t>
+      </w:r>
+      <w:r>
+        <w:t xml:space="preserve"> </w:t>
+      </w:r>
+      <w:r>
+        <w:rPr>
+          <w:b/>
+          <w:bCs/>
+        </w:rPr>
+        <w:t xml:space="preserve">isole expérimentalement deux facteurs de variabilité</w:t>
+      </w:r>
+      <w:r>
+        <w:t xml:space="preserve"> </w:t>
+      </w:r>
+      <w:r>
+        <w:t xml:space="preserve">qu’il faut contrôler. Cette démarche relève du</w:t>
+      </w:r>
+      <w:r>
+        <w:t xml:space="preserve"> </w:t>
+      </w:r>
+      <w:r>
+        <w:rPr>
+          <w:b/>
+          <w:bCs/>
+        </w:rPr>
+        <w:t xml:space="preserve">contrôle des variables</w:t>
+      </w:r>
+      <w:r>
+        <w:t xml:space="preserve"> </w:t>
+      </w:r>
+      <w:r>
+        <w:t xml:space="preserve">propre au plan d’expériences (Montgomery, 2017) : en ne laissant dériver qu’un seul facteur à la fois, chaque contre-exemple en isole l’effet — ce qui fonde la stratégie de « vitrine 30 °C » (conditions maîtrisées et répétées) opposée aux contre-exemples.</w:t>
+      </w:r>
+    </w:p>
+    <w:p>
+      <w:pPr>
+        <w:pStyle w:val="BodyText"/>
+      </w:pPr>
+      <w:r>
+        <w:t xml:space="preserve">La figure III.8 confronte la courbe d’un essai propre (Run #16) à celles de ces deux contre-exemples.</w:t>
+      </w:r>
+    </w:p>
+    <w:p>
+      <w:pPr>
+        <w:pStyle w:val="CaptionedFigure"/>
+        <w:jc w:val="center"/>
+      </w:pPr>
+      <w:r>
+        <w:drawing>
+          <wp:inline>
+            <wp:extent cx="4739005" cy="2499070"/>
+            <wp:effectExtent b="0" l="0" r="0" t="0"/>
+            <wp:docPr descr="Figure III.8 — Vitrine 30 °C vs contre-exemples" title="" id="150" name="Picture"/>
+            <a:graphic>
+              <a:graphicData uri="http://schemas.openxmlformats.org/drawingml/2006/picture">
+                <pic:pic>
+                  <pic:nvPicPr>
+                    <pic:cNvPr descr="figures/fig_iii4_contrexemples.png" id="151" name="Picture"/>
+                    <pic:cNvPicPr>
+                      <a:picLocks noChangeArrowheads="1" noChangeAspect="1"/>
+                    </pic:cNvPicPr>
+                  </pic:nvPicPr>
+                  <pic:blipFill>
+                    <a:blip r:embed="rId149"/>
                     <a:stretch>
                       <a:fillRect/>
                     </a:stretch>
@@ -27785,7 +28265,7 @@
         <w:pStyle w:val="ImageCaption"/>
       </w:pPr>
       <w:r>
-        <w:t xml:space="preserve">Figure III.7 — Vitrine 30 °C vs contre-exemples</w:t>
+        <w:t xml:space="preserve">Figure III.8 — Vitrine 30 °C vs contre-exemples</w:t>
       </w:r>
     </w:p>
     <w:p>
@@ -28126,8 +28606,8 @@
         <w:t xml:space="preserve">: certains essais corrodent de façon graduelle (Run #1), d’autres après une phase d’induction suivie d’un emballement (Run #12, #16) — facteur supplémentaire que seule la répétition permettra de caractériser. Ce constat justifie le protocole acide corrigé (§II.6.3) et le plan d’essais répétés.</w:t>
       </w:r>
     </w:p>
-    <w:bookmarkEnd w:id="149"/>
-    <w:bookmarkStart w:id="150" w:name="iii.4.3.-calibration-des-seuils-dalerte"/>
+    <w:bookmarkEnd w:id="152"/>
+    <w:bookmarkStart w:id="153" w:name="iii.4.3.-calibration-des-seuils-dalerte"/>
     <w:p>
       <w:pPr>
         <w:pStyle w:val="Heading3"/>
@@ -28151,9 +28631,9 @@
         </w:pict>
       </w:r>
     </w:p>
-    <w:bookmarkEnd w:id="150"/>
-    <w:bookmarkEnd w:id="151"/>
-    <w:bookmarkStart w:id="154" w:name="Xb09493a01bd5c0a7105ec7c90c1b4c54ff82079"/>
+    <w:bookmarkEnd w:id="153"/>
+    <w:bookmarkEnd w:id="154"/>
+    <w:bookmarkStart w:id="157" w:name="Xb09493a01bd5c0a7105ec7c90c1b4c54ff82079"/>
     <w:p>
       <w:pPr>
         <w:pStyle w:val="Heading2"/>
@@ -28186,7 +28666,7 @@
         <w:t xml:space="preserve">intégré à l’application, dont l’architecture est transposable à un CMMS open-source (§II.7.1). Cette section présente l’état de la démonstration à ce stade.</w:t>
       </w:r>
     </w:p>
-    <w:bookmarkStart w:id="152" w:name="iii.5.1.-écran-de-supervision-temps-réel"/>
+    <w:bookmarkStart w:id="155" w:name="iii.5.1.-écran-de-supervision-temps-réel"/>
     <w:p>
       <w:pPr>
         <w:pStyle w:val="Heading3"/>
@@ -28213,8 +28693,8 @@
         <w:t xml:space="preserve">[Captures d’écran de l’écran de supervision à insérer.]</w:t>
       </w:r>
     </w:p>
-    <w:bookmarkEnd w:id="152"/>
-    <w:bookmarkStart w:id="153" w:name="X58bfb2439e119d7dddd15b2923e61316fba5e9a"/>
+    <w:bookmarkEnd w:id="155"/>
+    <w:bookmarkStart w:id="156" w:name="X58bfb2439e119d7dddd15b2923e61316fba5e9a"/>
     <w:p>
       <w:pPr>
         <w:pStyle w:val="Heading3"/>
@@ -28368,9 +28848,9 @@
         </w:pict>
       </w:r>
     </w:p>
-    <w:bookmarkEnd w:id="153"/>
-    <w:bookmarkEnd w:id="154"/>
-    <w:bookmarkStart w:id="163" w:name="iii.6.-discussions"/>
+    <w:bookmarkEnd w:id="156"/>
+    <w:bookmarkEnd w:id="157"/>
+    <w:bookmarkStart w:id="166" w:name="iii.6.-discussions"/>
     <w:p>
       <w:pPr>
         <w:pStyle w:val="Heading2"/>
@@ -28379,7 +28859,7 @@
         <w:t xml:space="preserve">III.6. Discussions</w:t>
       </w:r>
     </w:p>
-    <w:bookmarkStart w:id="155" w:name="Xf68fd1ddeba738769848465616783f4a3e28b38"/>
+    <w:bookmarkStart w:id="158" w:name="Xf68fd1ddeba738769848465616783f4a3e28b38"/>
     <w:p>
       <w:pPr>
         <w:pStyle w:val="Heading3"/>
@@ -28412,8 +28892,8 @@
         <w:t xml:space="preserve">: il ne s’agit pas de remplacer les sondes commerciales mais de brancher en aval une chaîne ML — saut essentiellement logiciel.</w:t>
       </w:r>
     </w:p>
-    <w:bookmarkEnd w:id="155"/>
-    <w:bookmarkStart w:id="156" w:name="X5224df022dd07f7852ef1724ca928ea18bf1556"/>
+    <w:bookmarkEnd w:id="158"/>
+    <w:bookmarkStart w:id="159" w:name="X5224df022dd07f7852ef1724ca928ea18bf1556"/>
     <w:p>
       <w:pPr>
         <w:pStyle w:val="Heading3"/>
@@ -28478,8 +28958,8 @@
         <w:t xml:space="preserve">: positif là où les conditions sont couvertes et répétées, négatif sinon. Cette lecture, rarement explicitée dans la littérature, constitue l’apport méthodologique de ce travail.</w:t>
       </w:r>
     </w:p>
-    <w:bookmarkEnd w:id="156"/>
-    <w:bookmarkStart w:id="157" w:name="X1abad3fb650abc5a9d79a3b29b6be42c791f531"/>
+    <w:bookmarkEnd w:id="159"/>
+    <w:bookmarkStart w:id="160" w:name="X1abad3fb650abc5a9d79a3b29b6be42c791f531"/>
     <w:p>
       <w:pPr>
         <w:pStyle w:val="Heading3"/>
@@ -28509,8 +28989,8 @@
         <w:t xml:space="preserve">, transposable à un CMMS open-source (GLPI) plutôt que par une suite propriétaire, offre un coût total de possession très faible (de l’ordre de quelques dizaines de dollars, contre 50–250 k USD pour SAP PM ou IBM Maximo), ouvrant la maintenance structurée aux PME industrielles africaines. Cette approche reste compatible avec un déploiement on-premise, exigé par les contraintes de sécurité industrielle (cas COTCO).</w:t>
       </w:r>
     </w:p>
-    <w:bookmarkEnd w:id="157"/>
-    <w:bookmarkStart w:id="158" w:name="iii.6.4.-limites-du-travail"/>
+    <w:bookmarkEnd w:id="160"/>
+    <w:bookmarkStart w:id="161" w:name="iii.6.4.-limites-du-travail"/>
     <w:p>
       <w:pPr>
         <w:pStyle w:val="Heading3"/>
@@ -28579,77 +29059,52 @@
         <w:t xml:space="preserve"> </w:t>
       </w:r>
       <w:r>
-        <w:t xml:space="preserve">(Ø ≈ 1,15 mm), qui rompt sous le plafond de mesure et rend l’événement de défaillance observable.</w:t>
-      </w:r>
-    </w:p>
-    <w:p>
-      <w:pPr>
-        <w:pStyle w:val="BodyText"/>
-      </w:pPr>
-      <w:r>
-        <w:rPr>
-          <w:b/>
-          <w:bCs/>
-        </w:rPr>
-        <w:t xml:space="preserve">Limites du jeu de données :</w:t>
-      </w:r>
-      <w:r>
-        <w:t xml:space="preserve"> </w:t>
-      </w:r>
-      <w:r>
-        <w:t xml:space="preserve">le nombre d’essais exploités à ce stade reste réduit, ce qui rend les métriques</w:t>
-      </w:r>
-      <w:r>
-        <w:t xml:space="preserve"> </w:t>
-      </w:r>
-      <w:r>
-        <w:rPr>
-          <w:b/>
-          <w:bCs/>
-        </w:rPr>
-        <w:t xml:space="preserve">bruitées</w:t>
-      </w:r>
-      <w:r>
-        <w:t xml:space="preserve"> </w:t>
-      </w:r>
-      <w:r>
-        <w:t xml:space="preserve">(un même essai peut voir son R² varier sensiblement selon la composition du jeu d’entraînement). La campagne en cours vise précisément à augmenter ce volume.</w:t>
-      </w:r>
-    </w:p>
-    <w:p>
-      <w:pPr>
-        <w:pStyle w:val="BodyText"/>
-      </w:pPr>
-      <w:r>
-        <w:rPr>
-          <w:b/>
-          <w:bCs/>
-        </w:rPr>
-        <w:t xml:space="preserve">Limites de la couverture thermique :</w:t>
-      </w:r>
-      <w:r>
-        <w:t xml:space="preserve"> </w:t>
-      </w:r>
-      <w:r>
-        <w:t xml:space="preserve">une seule plage (~30 °C) est aujourd’hui couverte par plusieurs essais répétés ; la plage ~32 °C n’est représentée que par un essai unique (Run #11), ce qui interdit encore toute validation croisée à cette température.</w:t>
-      </w:r>
-    </w:p>
-    <w:p>
-      <w:pPr>
-        <w:pStyle w:val="BodyText"/>
-      </w:pPr>
-      <w:r>
-        <w:rPr>
-          <w:b/>
-          <w:bCs/>
-        </w:rPr>
-        <w:t xml:space="preserve">Limites de la validation :</w:t>
-      </w:r>
-      <w:r>
-        <w:t xml:space="preserve"> </w:t>
-      </w:r>
-      <w:r>
-        <w:t xml:space="preserve">l’absence de coupon gravimétrique parallèle prive ce travail d’une validation indépendante du</w:t>
+        <w:t xml:space="preserve">(Ø ≈ 1,15 mm), qui rompt sous le plafond de mesure et rend l’événement de défaillance observable. Ce même couplage explique le</w:t>
+      </w:r>
+      <w:r>
+        <w:t xml:space="preserve"> </w:t>
+      </w:r>
+      <w:r>
+        <w:rPr>
+          <w:b/>
+          <w:bCs/>
+        </w:rPr>
+        <w:t xml:space="preserve">comportement post-rupture</w:t>
+      </w:r>
+      <w:r>
+        <w:t xml:space="preserve"> </w:t>
+      </w:r>
+      <w:r>
+        <w:t xml:space="preserve">: une fois le fil sectionné, le courant continue de transiter par l’</w:t>
+      </w:r>
+      <w:r>
+        <w:rPr>
+          <w:b/>
+          <w:bCs/>
+        </w:rPr>
+        <w:t xml:space="preserve">électrolyte</w:t>
+      </w:r>
+      <w:r>
+        <w:t xml:space="preserve"> </w:t>
+      </w:r>
+      <w:r>
+        <w:t xml:space="preserve">(et un éventuel dernier filament métallique), si bien que la résistance apparente</w:t>
+      </w:r>
+      <w:r>
+        <w:t xml:space="preserve"> </w:t>
+      </w:r>
+      <w:r>
+        <w:rPr>
+          <w:b/>
+          <w:bCs/>
+        </w:rPr>
+        <w:t xml:space="preserve">reste élevée et croissante</w:t>
+      </w:r>
+      <w:r>
+        <w:t xml:space="preserve"> </w:t>
+      </w:r>
+      <w:r>
+        <w:t xml:space="preserve">jusqu’à l’ouverture franche du circuit. La portion terminale du signal</w:t>
       </w:r>
       <w:r>
         <w:t xml:space="preserve"> </w:t>
@@ -28659,14 +29114,138 @@
           <w:i/>
           <w:iCs/>
         </w:rPr>
+        <w:t xml:space="preserve">R</w:t>
+      </w:r>
+      <w:r>
+        <w:t xml:space="preserve">(t) relève donc d’une</w:t>
+      </w:r>
+      <w:r>
+        <w:t xml:space="preserve"> </w:t>
+      </w:r>
+      <w:r>
+        <w:rPr>
+          <w:b/>
+          <w:bCs/>
+        </w:rPr>
+        <w:t xml:space="preserve">conduction électrolytique, non métallique</w:t>
+      </w:r>
+      <w:r>
+        <w:t xml:space="preserve"> </w:t>
+      </w:r>
+      <w:r>
+        <w:t xml:space="preserve">: elle ne traduit plus l’état du fil et est, à ce titre,</w:t>
+      </w:r>
+      <w:r>
+        <w:t xml:space="preserve"> </w:t>
+      </w:r>
+      <w:r>
+        <w:rPr>
+          <w:b/>
+          <w:bCs/>
+        </w:rPr>
+        <w:t xml:space="preserve">tronquée au seuil de saturation</w:t>
+      </w:r>
+      <w:r>
+        <w:t xml:space="preserve"> </w:t>
+      </w:r>
+      <w:r>
+        <w:t xml:space="preserve">(</w:t>
+      </w:r>
+      <w:r>
+        <w:rPr>
+          <w:rStyle w:val="VerbatimChar"/>
+        </w:rPr>
+        <w:t xml:space="preserve">rx &gt; 100 Ω</w:t>
+      </w:r>
+      <w:r>
+        <w:t xml:space="preserve">) puis exclue de l’apprentissage (§II.4.4). Cette limitation, propre aux sondes ER en milieu très conducteur, est documentée dans la littérature de la mesure de corrosion (Roberge, 2008 ; Mansfeld, 2014).</w:t>
+      </w:r>
+    </w:p>
+    <w:p>
+      <w:pPr>
+        <w:pStyle w:val="BodyText"/>
+      </w:pPr>
+      <w:r>
+        <w:rPr>
+          <w:b/>
+          <w:bCs/>
+        </w:rPr>
+        <w:t xml:space="preserve">Limites du jeu de données :</w:t>
+      </w:r>
+      <w:r>
+        <w:t xml:space="preserve"> </w:t>
+      </w:r>
+      <w:r>
+        <w:t xml:space="preserve">le nombre d’essais exploités à ce stade reste réduit, ce qui rend les métriques</w:t>
+      </w:r>
+      <w:r>
+        <w:t xml:space="preserve"> </w:t>
+      </w:r>
+      <w:r>
+        <w:rPr>
+          <w:b/>
+          <w:bCs/>
+        </w:rPr>
+        <w:t xml:space="preserve">bruitées</w:t>
+      </w:r>
+      <w:r>
+        <w:t xml:space="preserve"> </w:t>
+      </w:r>
+      <w:r>
+        <w:t xml:space="preserve">(un même essai peut voir son R² varier sensiblement selon la composition du jeu d’entraînement). La campagne en cours vise précisément à augmenter ce volume.</w:t>
+      </w:r>
+    </w:p>
+    <w:p>
+      <w:pPr>
+        <w:pStyle w:val="BodyText"/>
+      </w:pPr>
+      <w:r>
+        <w:rPr>
+          <w:b/>
+          <w:bCs/>
+        </w:rPr>
+        <w:t xml:space="preserve">Limites de la couverture thermique :</w:t>
+      </w:r>
+      <w:r>
+        <w:t xml:space="preserve"> </w:t>
+      </w:r>
+      <w:r>
+        <w:t xml:space="preserve">une seule plage (~30 °C) est aujourd’hui couverte par plusieurs essais répétés ; la plage ~32 °C n’est représentée que par un essai unique (Run #11), ce qui interdit encore toute validation croisée à cette température.</w:t>
+      </w:r>
+    </w:p>
+    <w:p>
+      <w:pPr>
+        <w:pStyle w:val="BodyText"/>
+      </w:pPr>
+      <w:r>
+        <w:rPr>
+          <w:b/>
+          <w:bCs/>
+        </w:rPr>
+        <w:t xml:space="preserve">Limites de la validation :</w:t>
+      </w:r>
+      <w:r>
+        <w:t xml:space="preserve"> </w:t>
+      </w:r>
+      <w:r>
+        <w:t xml:space="preserve">l’absence de coupon gravimétrique parallèle prive ce travail d’une validation indépendante du</w:t>
+      </w:r>
+      <w:r>
+        <w:t xml:space="preserve"> </w:t>
+      </w:r>
+      <w:r>
+        <w:rPr>
+          <w:i/>
+          <w:iCs/>
+        </w:rPr>
         <w:t xml:space="preserve">CR</w:t>
       </w:r>
       <w:r>
         <w:t xml:space="preserve">. Cette double validation ER + gravimétrie est recommandée pour la suite.</w:t>
       </w:r>
     </w:p>
-    <w:bookmarkEnd w:id="158"/>
-    <w:bookmarkStart w:id="162" w:name="iii.6.5.-perspectives"/>
+    <w:bookmarkEnd w:id="161"/>
+    <w:bookmarkStart w:id="165" w:name="iii.6.5.-perspectives"/>
     <w:p>
       <w:pPr>
         <w:pStyle w:val="Heading3"/>
@@ -28765,7 +29344,7 @@
         <w:t xml:space="preserve"> </w:t>
       </w:r>
       <w:r>
-        <w:t xml:space="preserve">(figure III.8). Cette démarche s’inspire des données</w:t>
+        <w:t xml:space="preserve">(figure III.9). Cette démarche s’inspire des données</w:t>
       </w:r>
       <w:r>
         <w:t xml:space="preserve"> </w:t>
@@ -28894,18 +29473,18 @@
           <wp:inline>
             <wp:extent cx="4460240" cy="2617966"/>
             <wp:effectExtent b="0" l="0" r="0" t="0"/>
-            <wp:docPr descr="Figure III.8 — Jumeau numérique : bande prédictive de durée de vie (P10–P90) issue des trajectoires synthétiques couvrant les deux morphologies de corrosion, et position de l’essai Run #21 — prédiction avant essai 13–20,5 h, rupture observée à 13,1 h, dans la bande" title="" id="160" name="Picture"/>
+            <wp:docPr descr="Figure III.9 — Jumeau numérique : bande prédictive de durée de vie (P10–P90) issue des trajectoires synthétiques couvrant les deux morphologies de corrosion, et position de l’essai Run #21 — prédiction avant essai 13–20,5 h, rupture observée à 13,1 h, dans la bande" title="" id="163" name="Picture"/>
             <a:graphic>
               <a:graphicData uri="http://schemas.openxmlformats.org/drawingml/2006/picture">
                 <pic:pic>
                   <pic:nvPicPr>
-                    <pic:cNvPr descr="figures/fig_simulateur_run21_nonparam.png" id="161" name="Picture"/>
+                    <pic:cNvPr descr="figures/fig_simulateur_run21_nonparam.png" id="164" name="Picture"/>
                     <pic:cNvPicPr>
                       <a:picLocks noChangeArrowheads="1" noChangeAspect="1"/>
                     </pic:cNvPicPr>
                   </pic:nvPicPr>
                   <pic:blipFill>
-                    <a:blip r:embed="rId159"/>
+                    <a:blip r:embed="rId162"/>
                     <a:stretch>
                       <a:fillRect/>
                     </a:stretch>
@@ -28937,7 +29516,7 @@
         <w:pStyle w:val="ImageCaption"/>
       </w:pPr>
       <w:r>
-        <w:t xml:space="preserve">Figure III.8 — Jumeau numérique : bande prédictive de durée de vie (P10–P90) issue des trajectoires synthétiques couvrant les deux morphologies de corrosion, et position de l’essai Run #21 — prédiction</w:t>
+        <w:t xml:space="preserve">Figure III.9 — Jumeau numérique : bande prédictive de durée de vie (P10–P90) issue des trajectoires synthétiques couvrant les deux morphologies de corrosion, et position de l’essai Run #21 — prédiction</w:t>
       </w:r>
       <w:r>
         <w:t xml:space="preserve"> </w:t>
@@ -28963,9 +29542,9 @@
         </w:pict>
       </w:r>
     </w:p>
-    <w:bookmarkEnd w:id="162"/>
-    <w:bookmarkEnd w:id="163"/>
-    <w:bookmarkStart w:id="164" w:name="iii.7.-conclusion-du-chapitre-iii"/>
+    <w:bookmarkEnd w:id="165"/>
+    <w:bookmarkEnd w:id="166"/>
+    <w:bookmarkStart w:id="167" w:name="iii.7.-conclusion-du-chapitre-iii"/>
     <w:p>
       <w:pPr>
         <w:pStyle w:val="Heading2"/>
@@ -29099,9 +29678,9 @@
         <w:br w:type="page"/>
       </w:r>
     </w:p>
-    <w:bookmarkEnd w:id="164"/>
-    <w:bookmarkEnd w:id="165"/>
-    <w:bookmarkStart w:id="166" w:name="conclusion-générale"/>
+    <w:bookmarkEnd w:id="167"/>
+    <w:bookmarkEnd w:id="168"/>
+    <w:bookmarkStart w:id="169" w:name="conclusion-générale"/>
     <w:p>
       <w:pPr>
         <w:pStyle w:val="Heading1"/>
@@ -29127,8 +29706,8 @@
         <w:br w:type="page"/>
       </w:r>
     </w:p>
-    <w:bookmarkEnd w:id="166"/>
-    <w:bookmarkStart w:id="167" w:name="références-bibliographiques"/>
+    <w:bookmarkEnd w:id="169"/>
+    <w:bookmarkStart w:id="170" w:name="références-bibliographiques"/>
     <w:p>
       <w:pPr>
         <w:pStyle w:val="Heading1"/>
@@ -31213,8 +31792,8 @@
         <w:br w:type="page"/>
       </w:r>
     </w:p>
-    <w:bookmarkEnd w:id="167"/>
-    <w:bookmarkStart w:id="182" w:name="annexes"/>
+    <w:bookmarkEnd w:id="170"/>
+    <w:bookmarkStart w:id="185" w:name="annexes"/>
     <w:p>
       <w:pPr>
         <w:pStyle w:val="Heading1"/>
@@ -31223,7 +31802,7 @@
         <w:t xml:space="preserve">ANNEXES</w:t>
       </w:r>
     </w:p>
-    <w:bookmarkStart w:id="168" w:name="X4a78aeac9d5037a16008a2ee68dd1166d7aa4b4"/>
+    <w:bookmarkStart w:id="171" w:name="X4a78aeac9d5037a16008a2ee68dd1166d7aa4b4"/>
     <w:p>
       <w:pPr>
         <w:pStyle w:val="Heading2"/>
@@ -31565,8 +32144,8 @@
         <w:t xml:space="preserve">.</w:t>
       </w:r>
     </w:p>
-    <w:bookmarkEnd w:id="168"/>
-    <w:bookmarkStart w:id="169" w:name="X89fdaac54454b2f39af1c3d7cfa8452fb9c21c0"/>
+    <w:bookmarkEnd w:id="171"/>
+    <w:bookmarkStart w:id="172" w:name="X89fdaac54454b2f39af1c3d7cfa8452fb9c21c0"/>
     <w:p>
       <w:pPr>
         <w:pStyle w:val="Heading2"/>
@@ -32202,8 +32781,8 @@
         <w:t xml:space="preserve">.</w:t>
       </w:r>
     </w:p>
-    <w:bookmarkEnd w:id="169"/>
-    <w:bookmarkStart w:id="173" w:name="X866633686f9e59acae75a6fcbe6327624079636"/>
+    <w:bookmarkEnd w:id="172"/>
+    <w:bookmarkStart w:id="176" w:name="X866633686f9e59acae75a6fcbe6327624079636"/>
     <w:p>
       <w:pPr>
         <w:pStyle w:val="Heading2"/>
@@ -32222,18 +32801,18 @@
           <wp:inline>
             <wp:extent cx="5296535" cy="4580705"/>
             <wp:effectExtent b="0" l="0" r="0" t="0"/>
-            <wp:docPr descr="Figure C.1 — Schéma de câblage complet : ESP32 + HX711 + montage shunt + R_lift + DS18B20 + cellule en plastique" title="" id="171" name="Picture"/>
+            <wp:docPr descr="Figure C.1 — Schéma de câblage complet : ESP32 + HX711 + montage shunt + R_lift + DS18B20 + cellule en plastique" title="" id="174" name="Picture"/>
             <a:graphic>
               <a:graphicData uri="http://schemas.openxmlformats.org/drawingml/2006/picture">
                 <pic:pic>
                   <pic:nvPicPr>
-                    <pic:cNvPr descr="figures/fig_c1_cablage.png" id="172" name="Picture"/>
+                    <pic:cNvPr descr="figures/fig_c1_cablage.png" id="175" name="Picture"/>
                     <pic:cNvPicPr>
                       <a:picLocks noChangeArrowheads="1" noChangeAspect="1"/>
                     </pic:cNvPicPr>
                   </pic:nvPicPr>
                   <pic:blipFill>
-                    <a:blip r:embed="rId170"/>
+                    <a:blip r:embed="rId173"/>
                     <a:stretch>
                       <a:fillRect/>
                     </a:stretch>
@@ -32268,8 +32847,8 @@
         <w:t xml:space="preserve">Figure C.1 — Schéma de câblage complet : ESP32 + HX711 + montage shunt + R_lift + DS18B20 + cellule en plastique</w:t>
       </w:r>
     </w:p>
-    <w:bookmarkEnd w:id="173"/>
-    <w:bookmarkStart w:id="174" w:name="Xdbf85f3da9c2680bfbf7a4a2c01e415fedffe50"/>
+    <w:bookmarkEnd w:id="176"/>
+    <w:bookmarkStart w:id="177" w:name="Xdbf85f3da9c2680bfbf7a4a2c01e415fedffe50"/>
     <w:p>
       <w:pPr>
         <w:pStyle w:val="Heading2"/>
@@ -32383,8 +32962,8 @@
         <w:t xml:space="preserve">En cas de contact cutané : rincer abondamment à l’eau claire pendant au moins 15 minutes et consulter un médecin.</w:t>
       </w:r>
     </w:p>
-    <w:bookmarkEnd w:id="174"/>
-    <w:bookmarkStart w:id="175" w:name="X91a67e7467e3c399fd51c132091fc35a498412d"/>
+    <w:bookmarkEnd w:id="177"/>
+    <w:bookmarkStart w:id="178" w:name="X91a67e7467e3c399fd51c132091fc35a498412d"/>
     <w:p>
       <w:pPr>
         <w:pStyle w:val="Heading2"/>
@@ -32518,8 +33097,8 @@
         <w:t xml:space="preserve">: à consigne élevée (≥ 32 °C), la puissance de 25 W impose de bien couvrir la cellule pour atteindre et tenir la consigne au-dessus de la température ambiante de Douala (≈ 28–29 °C) ; la compatibilité chimique du corps étanche avec le HCl reste un point de vigilance pratique.</w:t>
       </w:r>
     </w:p>
-    <w:bookmarkEnd w:id="175"/>
-    <w:bookmarkStart w:id="179" w:name="Xcc55f5e422aaf19d95dc0e373d45c068519994c"/>
+    <w:bookmarkEnd w:id="178"/>
+    <w:bookmarkStart w:id="182" w:name="Xcc55f5e422aaf19d95dc0e373d45c068519994c"/>
     <w:p>
       <w:pPr>
         <w:pStyle w:val="Heading2"/>
@@ -32538,18 +33117,18 @@
           <wp:inline>
             <wp:extent cx="5296535" cy="3933096"/>
             <wp:effectExtent b="0" l="0" r="0" t="0"/>
-            <wp:docPr descr="Figure F.1 — Schéma relationnel (ERD) de la base Supabase : 8 tables, clés étrangères en cardinalité 1 — *" title="" id="177" name="Picture"/>
+            <wp:docPr descr="Figure F.1 — Schéma relationnel (ERD) de la base Supabase : 8 tables, clés étrangères en cardinalité 1 — *" title="" id="180" name="Picture"/>
             <a:graphic>
               <a:graphicData uri="http://schemas.openxmlformats.org/drawingml/2006/picture">
                 <pic:pic>
                   <pic:nvPicPr>
-                    <pic:cNvPr descr="figures/fig_f1_erd.png" id="178" name="Picture"/>
+                    <pic:cNvPr descr="figures/fig_f1_erd.png" id="181" name="Picture"/>
                     <pic:cNvPicPr>
                       <a:picLocks noChangeArrowheads="1" noChangeAspect="1"/>
                     </pic:cNvPicPr>
                   </pic:nvPicPr>
                   <pic:blipFill>
-                    <a:blip r:embed="rId176"/>
+                    <a:blip r:embed="rId179"/>
                     <a:stretch>
                       <a:fillRect/>
                     </a:stretch>
@@ -34329,8 +34908,8 @@
         <w:t xml:space="preserve"> asset_id;</w:t>
       </w:r>
     </w:p>
-    <w:bookmarkEnd w:id="179"/>
-    <w:bookmarkStart w:id="180" w:name="annexe-g-liste-des-fichiers-du-projet"/>
+    <w:bookmarkEnd w:id="182"/>
+    <w:bookmarkStart w:id="183" w:name="annexe-g-liste-des-fichiers-du-projet"/>
     <w:p>
       <w:pPr>
         <w:pStyle w:val="Heading2"/>
@@ -34562,8 +35141,8 @@
         <w:br w:type="page"/>
       </w:r>
     </w:p>
-    <w:bookmarkEnd w:id="180"/>
-    <w:bookmarkStart w:id="181" w:name="X79083b21c8cb3540f998fbd49761ef428b981e0"/>
+    <w:bookmarkEnd w:id="183"/>
+    <w:bookmarkStart w:id="184" w:name="X79083b21c8cb3540f998fbd49761ef428b981e0"/>
     <w:p>
       <w:pPr>
         <w:pStyle w:val="Heading2"/>
@@ -36276,9 +36855,9 @@
         <w:br w:type="page"/>
       </w:r>
     </w:p>
-    <w:bookmarkEnd w:id="181"/>
-    <w:bookmarkEnd w:id="182"/>
-    <w:bookmarkStart w:id="183" w:name="table-des-matières"/>
+    <w:bookmarkEnd w:id="184"/>
+    <w:bookmarkEnd w:id="185"/>
+    <w:bookmarkStart w:id="186" w:name="table-des-matières"/>
     <w:p>
       <w:pPr>
         <w:pStyle w:val="Heading1"/>
@@ -36316,7 +36895,7 @@
         <w:t xml:space="preserve">(générée automatiquement par Word à partir des styles Heading 1 / 2 / 3)</w:t>
       </w:r>
     </w:p>
-    <w:bookmarkEnd w:id="183"/>
+    <w:bookmarkEnd w:id="186"/>
     <w:sectPr>
       <w:footerReference r:id="rId9" w:type="default"/>
       <w:footnotePr>

--- a/memoire/Memoire_M2_Corrosion_BATOUMBI.docx
+++ b/memoire/Memoire_M2_Corrosion_BATOUMBI.docx
@@ -2006,7 +2006,7 @@
         <w:fldChar w:fldCharType="begin" w:dirty="true"/>
       </w:r>
       <w:r>
-        <w:instrText xml:space="preserve"> TOC \h \z \t "Image Caption,1" </w:instrText>
+        <w:instrText xml:space="preserve"> TOC \h \z \t "Image Caption;1" </w:instrText>
       </w:r>
       <w:r>
         <w:fldChar w:fldCharType="separate"/>
@@ -2038,7 +2038,7 @@
         <w:fldChar w:fldCharType="begin" w:dirty="true"/>
       </w:r>
       <w:r>
-        <w:instrText xml:space="preserve"> TOC \h \z \t "Table Caption,1" </w:instrText>
+        <w:instrText xml:space="preserve"> TOC \h \z \t "Table Caption;1" </w:instrText>
       </w:r>
       <w:r>
         <w:fldChar w:fldCharType="separate"/>

--- a/memoire/Memoire_M2_Corrosion_BATOUMBI.docx
+++ b/memoire/Memoire_M2_Corrosion_BATOUMBI.docx
@@ -2068,6 +2068,7 @@
     <w:p>
       <w:pPr>
         <w:pStyle w:val="FirstParagraph"/>
+        <w:jc w:val="left"/>
       </w:pPr>
       <w:r>
         <w:t xml:space="preserve">DÉDICACE</w:t>
@@ -2170,6 +2171,9 @@
       </w:r>
     </w:p>
     <w:p>
+      <w:pPr>
+        <w:jc w:val="left"/>
+      </w:pPr>
       <w:r>
         <w:br w:type="page"/>
       </w:r>
@@ -38241,6 +38245,123 @@
       <w:color w:themeColor="accent1" w:themeShade="BF" w:val="365F91"/>
     </w:rPr>
   </w:style>
+  <w:style w:customStyle="1" w:styleId="TOC1" w:type="paragraph">
+    <w:name w:val="toc 1"/>
+    <w:basedOn w:val="Normal"/>
+    <w:pPr>
+      <w:spacing w:after="40" w:line="240" w:lineRule="auto"/>
+      <w:jc w:val="left"/>
+    </w:pPr>
+    <w:rPr>
+      <w:rFonts w:ascii="Times New Roman" w:cs="Times New Roman" w:hAnsi="Times New Roman"/>
+      <w:color w:val="000000"/>
+      <w:sz w:val="24"/>
+    </w:rPr>
+  </w:style>
+  <w:style w:customStyle="1" w:styleId="TOC2" w:type="paragraph">
+    <w:name w:val="toc 2"/>
+    <w:basedOn w:val="Normal"/>
+    <w:pPr>
+      <w:spacing w:after="40" w:line="240" w:lineRule="auto"/>
+      <w:jc w:val="left"/>
+    </w:pPr>
+    <w:rPr>
+      <w:rFonts w:ascii="Times New Roman" w:cs="Times New Roman" w:hAnsi="Times New Roman"/>
+      <w:color w:val="000000"/>
+      <w:sz w:val="24"/>
+    </w:rPr>
+  </w:style>
+  <w:style w:customStyle="1" w:styleId="TOC3" w:type="paragraph">
+    <w:name w:val="toc 3"/>
+    <w:basedOn w:val="Normal"/>
+    <w:pPr>
+      <w:spacing w:after="40" w:line="240" w:lineRule="auto"/>
+      <w:jc w:val="left"/>
+    </w:pPr>
+    <w:rPr>
+      <w:rFonts w:ascii="Times New Roman" w:cs="Times New Roman" w:hAnsi="Times New Roman"/>
+      <w:color w:val="000000"/>
+      <w:sz w:val="24"/>
+    </w:rPr>
+  </w:style>
+  <w:style w:customStyle="1" w:styleId="TOC4" w:type="paragraph">
+    <w:name w:val="toc 4"/>
+    <w:basedOn w:val="Normal"/>
+    <w:pPr>
+      <w:spacing w:after="40" w:line="240" w:lineRule="auto"/>
+      <w:jc w:val="left"/>
+    </w:pPr>
+    <w:rPr>
+      <w:rFonts w:ascii="Times New Roman" w:cs="Times New Roman" w:hAnsi="Times New Roman"/>
+      <w:color w:val="000000"/>
+      <w:sz w:val="24"/>
+    </w:rPr>
+  </w:style>
+  <w:style w:customStyle="1" w:styleId="TOC5" w:type="paragraph">
+    <w:name w:val="toc 5"/>
+    <w:basedOn w:val="Normal"/>
+    <w:pPr>
+      <w:spacing w:after="40" w:line="240" w:lineRule="auto"/>
+      <w:jc w:val="left"/>
+    </w:pPr>
+    <w:rPr>
+      <w:rFonts w:ascii="Times New Roman" w:cs="Times New Roman" w:hAnsi="Times New Roman"/>
+      <w:color w:val="000000"/>
+      <w:sz w:val="24"/>
+    </w:rPr>
+  </w:style>
+  <w:style w:customStyle="1" w:styleId="TOC6" w:type="paragraph">
+    <w:name w:val="toc 6"/>
+    <w:basedOn w:val="Normal"/>
+    <w:pPr>
+      <w:spacing w:after="40" w:line="240" w:lineRule="auto"/>
+      <w:jc w:val="left"/>
+    </w:pPr>
+    <w:rPr>
+      <w:rFonts w:ascii="Times New Roman" w:cs="Times New Roman" w:hAnsi="Times New Roman"/>
+      <w:color w:val="000000"/>
+      <w:sz w:val="24"/>
+    </w:rPr>
+  </w:style>
+  <w:style w:customStyle="1" w:styleId="TOC7" w:type="paragraph">
+    <w:name w:val="toc 7"/>
+    <w:basedOn w:val="Normal"/>
+    <w:pPr>
+      <w:spacing w:after="40" w:line="240" w:lineRule="auto"/>
+      <w:jc w:val="left"/>
+    </w:pPr>
+    <w:rPr>
+      <w:rFonts w:ascii="Times New Roman" w:cs="Times New Roman" w:hAnsi="Times New Roman"/>
+      <w:color w:val="000000"/>
+      <w:sz w:val="24"/>
+    </w:rPr>
+  </w:style>
+  <w:style w:customStyle="1" w:styleId="TOC8" w:type="paragraph">
+    <w:name w:val="toc 8"/>
+    <w:basedOn w:val="Normal"/>
+    <w:pPr>
+      <w:spacing w:after="40" w:line="240" w:lineRule="auto"/>
+      <w:jc w:val="left"/>
+    </w:pPr>
+    <w:rPr>
+      <w:rFonts w:ascii="Times New Roman" w:cs="Times New Roman" w:hAnsi="Times New Roman"/>
+      <w:color w:val="000000"/>
+      <w:sz w:val="24"/>
+    </w:rPr>
+  </w:style>
+  <w:style w:customStyle="1" w:styleId="TOC9" w:type="paragraph">
+    <w:name w:val="toc 9"/>
+    <w:basedOn w:val="Normal"/>
+    <w:pPr>
+      <w:spacing w:after="40" w:line="240" w:lineRule="auto"/>
+      <w:jc w:val="left"/>
+    </w:pPr>
+    <w:rPr>
+      <w:rFonts w:ascii="Times New Roman" w:cs="Times New Roman" w:hAnsi="Times New Roman"/>
+      <w:color w:val="000000"/>
+      <w:sz w:val="24"/>
+    </w:rPr>
+  </w:style>
   <w:style w:customStyle="1" w:styleId="PageTitre" w:type="paragraph">
     <w:name w:val="PageTitre"/>
     <w:basedOn w:val="Normal"/>

--- a/memoire/Memoire_M2_Corrosion_BATOUMBI.docx
+++ b/memoire/Memoire_M2_Corrosion_BATOUMBI.docx
@@ -2818,7 +2818,7 @@
         <w:t xml:space="preserve"> </w:t>
       </w:r>
       <w:r>
-        <w:t xml:space="preserve">: forêts aléatoires (Cheng et Niu, 2018),</w:t>
+        <w:t xml:space="preserve">: forêts aléatoires,</w:t>
       </w:r>
       <w:r>
         <w:t xml:space="preserve"> </w:t>
@@ -2834,7 +2834,7 @@
         <w:t xml:space="preserve"> </w:t>
       </w:r>
       <w:r>
-        <w:t xml:space="preserve">(Chen et Guestrin, 2016 ; Ma, Zhao et Wang, 2021), LightGBM, AdaBoost et Gradient Boosting (Yan et Yan, 2024). Ces méthodes obtiennent typiquement des erreurs RMSE comprises entre 0,031 et 0,052 mm/an avec des coefficients de détermination R² supérieurs à 0,95 sur des jeux de données de pipelines (Wei et al., 2024).</w:t>
+        <w:t xml:space="preserve">(Chen et Guestrin, 2016), LightGBM, AdaBoost et Gradient Boosting (Kuang et Long, 2024). Ces méthodes obtiennent typiquement des erreurs RMSE comprises entre 0,031 et 0,052 mm/an avec des coefficients de détermination R² supérieurs à 0,95 sur des jeux de données de pipelines (Wei et al., 2024).</w:t>
       </w:r>
     </w:p>
     <w:p>
@@ -2856,7 +2856,7 @@
         <w:t xml:space="preserve"> </w:t>
       </w:r>
       <w:r>
-        <w:t xml:space="preserve">: MLP (Ossai, Boswell et Davies, 2017), réseaux de neurones convolutifs et LSTM pour les séries temporelles (Xu, Xia et Wang, 2020), réseaux résiduels (ResNet) avec analyse d’interprétabilité (Liu et al., 2025), et architectures Transformer pour la prédiction de corrosion interne (Tan et al., 2025).</w:t>
+        <w:t xml:space="preserve">: MLP (Ossai, Boswell et Davies, 2017), réseaux de neurones convolutifs et LSTM pour les séries temporelles, réseaux résiduels (ResNet) avec analyse d’interprétabilité (Zheng et al., 2025), et architectures Transformer pour la prédiction de corrosion interne (Tan et al., 2025).</w:t>
       </w:r>
     </w:p>
     <w:p>
@@ -2894,7 +2894,7 @@
         <w:t xml:space="preserve"> </w:t>
       </w:r>
       <w:r>
-        <w:t xml:space="preserve">pour quantifier la contribution de chaque variable d’entrée aux prédictions (Hu et al., 2024 ; Yan et Yan, 2024). Ces analyses identifient typiquement la température, la pression partielle de CO₂ et la pression totale comme les trois variables dominantes pour la corrosion interne des pipelines O&amp;G.</w:t>
+        <w:t xml:space="preserve">pour quantifier la contribution de chaque variable d’entrée aux prédictions (Hu et al., 2024 ; Kuang et Long, 2024). Ces analyses identifient typiquement la température, la pression partielle de CO₂ et la pression totale comme les trois variables dominantes pour la corrosion interne des pipelines O&amp;G.</w:t>
       </w:r>
     </w:p>
     <w:p>
@@ -3028,7 +3028,7 @@
         <w:t xml:space="preserve"> </w:t>
       </w:r>
       <w:r>
-        <w:t xml:space="preserve">: les milieux industriels réels combinent souvent plusieurs acides ou agents agressifs dont l’interaction n’est pas modélisable analytiquement par les approches classiques (Heydari et Talebpour, 2024). C’est typiquement le cas des détartrants industriels qui mélangent HCl et H₃PO₄, créant une cinétique multi-mécanismes attaque/passivation difficile à prédire (Persian Utab, 2023 ; Schweitzer, 2010).</w:t>
+        <w:t xml:space="preserve">: les milieux industriels réels combinent souvent plusieurs acides ou agents agressifs dont l’interaction n’est pas modélisable analytiquement par les approches classiques (Ma et al., 2024). C’est typiquement le cas des détartrants industriels qui mélangent HCl et H₃PO₄, créant une cinétique multi-mécanismes attaque/passivation difficile à prédire (Persian Utab, 2023 ; Schweitzer, 2010).</w:t>
       </w:r>
     </w:p>
     <w:bookmarkEnd w:id="31"/>
@@ -8142,7 +8142,7 @@
         <w:pStyle w:val="FirstParagraph"/>
       </w:pPr>
       <w:r>
-        <w:t xml:space="preserve">Les performances rapportées dans la littérature récente sur la corrosion sont remarquables (Wei et al., 2024 ; Yan et Yan, 2024) :</w:t>
+        <w:t xml:space="preserve">Les performances rapportées dans la littérature récente sur la corrosion sont remarquables (Wei et al., 2024 ; Kuang et Long, 2024) :</w:t>
       </w:r>
     </w:p>
     <w:p>
@@ -8212,13 +8212,13 @@
           <w:b/>
           <w:bCs/>
         </w:rPr>
-        <w:t xml:space="preserve">Yan et Yan (2024)</w:t>
-      </w:r>
-      <w:r>
-        <w:t xml:space="preserve"> </w:t>
-      </w:r>
-      <w:r>
-        <w:t xml:space="preserve">: XGBoost et AdaBoost obtiennent</w:t>
+        <w:t xml:space="preserve">Kuang et Long (2024)</w:t>
+      </w:r>
+      <w:r>
+        <w:t xml:space="preserve"> </w:t>
+      </w:r>
+      <w:r>
+        <w:t xml:space="preserve">: XGBoost obtient</w:t>
       </w:r>
       <w:r>
         <w:t xml:space="preserve"> </w:t>
@@ -9136,7 +9136,7 @@
         <w:t xml:space="preserve">CMMS (Computerized Maintenance Management System)</w:t>
       </w:r>
       <w:r>
-        <w:t xml:space="preserve">, est une application logicielle dédiée à la planification, au suivi et à l’optimisation des activités de maintenance d’une organisation industrielle (Lopes et al., 2016 ; Roda et Macchi, 2018). Une GMAO moderne intègre typiquement les fonctions suivantes (ISO 14224, 2016 ; Bagheri et al., 2024) :</w:t>
+        <w:t xml:space="preserve">, est une application logicielle dédiée à la planification, au suivi et à l’optimisation des activités de maintenance d’une organisation industrielle (Lopes et al., 2016 ; Roda et Macchi, 2018). Une GMAO moderne intègre typiquement les fonctions suivantes (ISO 14224, 2016 ; Bagheri et al., 2015) :</w:t>
       </w:r>
     </w:p>
     <w:p>
@@ -9338,7 +9338,7 @@
         <w:t xml:space="preserve"> </w:t>
       </w:r>
       <w:r>
-        <w:t xml:space="preserve">existent (CMMS Wikipedia, 2024 ; Murphy, 2021) : GLPI, OpenMaint (CMDBuild), Snipe-IT, Fiix Free, MaintainX, Hippo CMMS Free, Limble. Ces solutions offrent un périmètre fonctionnel comparable aux GMAO propriétaires (gestion d’actifs, ordres de travail, ITIL) avec des API REST documentées qui permettent une intégration tierce. Néanmoins, leur adoption dans le contexte africain présente quelques limites résiduelles : (i) absence de modules de prédiction par apprentissage automatique embarqués (la couche ML reste à raccorder par intégration externe) ; (ii) interfaces parfois en anglais uniquement (GLPI fait exception avec une localisation francophone native) ; (iii) hébergement self-hosted exigeant une compétence IT minimale pour l’administration, ce qui peut être un frein pour les PME sans équipe IT dédiée — frein partiellement levé par les distributions Docker prêtes à déployer.</w:t>
+        <w:t xml:space="preserve">existent (CMMS Wikipedia, 2024) : GLPI, OpenMaint (CMDBuild), Snipe-IT, Fiix Free, MaintainX, Hippo CMMS Free, Limble. Ces solutions offrent un périmètre fonctionnel comparable aux GMAO propriétaires (gestion d’actifs, ordres de travail, ITIL) avec des API REST documentées qui permettent une intégration tierce. Néanmoins, leur adoption dans le contexte africain présente quelques limites résiduelles : (i) absence de modules de prédiction par apprentissage automatique embarqués (la couche ML reste à raccorder par intégration externe) ; (ii) interfaces parfois en anglais uniquement (GLPI fait exception avec une localisation francophone native) ; (iii) hébergement self-hosted exigeant une compétence IT minimale pour l’administration, ce qui peut être un frein pour les PME sans équipe IT dédiée — frein partiellement levé par les distributions Docker prêtes à déployer.</w:t>
       </w:r>
     </w:p>
     <w:p>
@@ -9378,17 +9378,17 @@
         <w:t xml:space="preserve"> </w:t>
       </w:r>
       <w:r>
-        <w:t xml:space="preserve">(alternative open-source à Firebase) couplée à des frameworks frontend modernes comme</w:t>
-      </w:r>
-      <w:r>
-        <w:t xml:space="preserve"> </w:t>
-      </w:r>
-      <w:r>
-        <w:rPr>
-          <w:b/>
-          <w:bCs/>
-        </w:rPr>
-        <w:t xml:space="preserve">Next.js</w:t>
+        <w:t xml:space="preserve">(alternative open-source à Firebase) couplée à des frameworks applicatifs Python comme</w:t>
+      </w:r>
+      <w:r>
+        <w:t xml:space="preserve"> </w:t>
+      </w:r>
+      <w:r>
+        <w:rPr>
+          <w:b/>
+          <w:bCs/>
+        </w:rPr>
+        <w:t xml:space="preserve">Streamlit</w:t>
       </w:r>
       <w:r>
         <w:t xml:space="preserve"> </w:t>
@@ -11906,7 +11906,7 @@
         <w:t xml:space="preserve"> </w:t>
       </w:r>
       <w:r>
-        <w:t xml:space="preserve">Critère décisif : performance reconnue en time-series sur faibles volumes (Chen et Guestrin, 2016 ; Ma et al., 2021 ; Wei et al., 2024), interprétabilité native par SHAP (Lundberg et Lee, 2017), régularisation L1/L2 limitant le sur-apprentissage.</w:t>
+        <w:t xml:space="preserve">Critère décisif : performance reconnue en time-series sur faibles volumes (Chen et Guestrin, 2016 ; Wei et al., 2024), interprétabilité native par SHAP (Lundberg et Lee, 2017), régularisation L1/L2 limitant le sur-apprentissage.</w:t>
       </w:r>
       <w:r>
         <w:t xml:space="preserve"> </w:t>
@@ -28927,7 +28927,7 @@
         <w:t xml:space="preserve"> </w:t>
       </w:r>
       <w:r>
-        <w:t xml:space="preserve">(Wei et al., 2024 ; Yan et Yan, 2024 ; Hu et al., 2024, avec des R² &gt; 0,96). Nos résultats, plus modestes en valeur absolue, s’expliquent par un nombre d’essais réduit et, surtout, par le caractère</w:t>
+        <w:t xml:space="preserve">(Wei et al., 2024 ; Kuang et Long, 2024 ; Hu et al., 2024, avec des R² &gt; 0,96). Nos résultats, plus modestes en valeur absolue, s’expliquent par un nombre d’essais réduit et, surtout, par le caractère</w:t>
       </w:r>
       <w:r>
         <w:t xml:space="preserve"> </w:t>
@@ -30211,7 +30211,7 @@
         </w:numPr>
       </w:pPr>
       <w:r>
-        <w:t xml:space="preserve">Cheng, Y. F., &amp; Niu, L. (2018). Predicting corrosion rates of steel pipelines using machine learning.</w:t>
+        <w:t xml:space="preserve">Coelho, L. B. (2022). Reviewing machine learning of corrosion prediction in a data-oriented perspective.</w:t>
       </w:r>
       <w:r>
         <w:t xml:space="preserve"> </w:t>
@@ -30221,10 +30221,10 @@
           <w:i/>
           <w:iCs/>
         </w:rPr>
-        <w:t xml:space="preserve">Corrosion Science</w:t>
-      </w:r>
-      <w:r>
-        <w:t xml:space="preserve">, 145, 170–182.</w:t>
+        <w:t xml:space="preserve">npj Materials Degradation</w:t>
+      </w:r>
+      <w:r>
+        <w:t xml:space="preserve">, 6, 8. https://doi.org/10.1038/s41529-022-00218-4</w:t>
       </w:r>
     </w:p>
     <w:p>
@@ -30235,7 +30235,7 @@
         </w:numPr>
       </w:pPr>
       <w:r>
-        <w:t xml:space="preserve">Coelho, L. B. (2022). Reviewing machine learning of corrosion prediction in a data-oriented perspective.</w:t>
+        <w:t xml:space="preserve">Cosasco. (2024).</w:t>
       </w:r>
       <w:r>
         <w:t xml:space="preserve"> </w:t>
@@ -30245,10 +30245,10 @@
           <w:i/>
           <w:iCs/>
         </w:rPr>
-        <w:t xml:space="preserve">npj Materials Degradation</w:t>
-      </w:r>
-      <w:r>
-        <w:t xml:space="preserve">, 6, 8. https://doi.org/10.1038/s41529-022-00218-4</w:t>
+        <w:t xml:space="preserve">Dual Sensor Electrical Resistance (ER) Temperature Probes</w:t>
+      </w:r>
+      <w:r>
+        <w:t xml:space="preserve">. https://www.cosasco.com/product/dual-sensor-electrical-resistance-er-temperature-probes</w:t>
       </w:r>
     </w:p>
     <w:p>
@@ -30259,7 +30259,7 @@
         </w:numPr>
       </w:pPr>
       <w:r>
-        <w:t xml:space="preserve">Cosasco. (2024).</w:t>
+        <w:t xml:space="preserve">COTCO. (2024).</w:t>
       </w:r>
       <w:r>
         <w:t xml:space="preserve"> </w:t>
@@ -30269,10 +30269,10 @@
           <w:i/>
           <w:iCs/>
         </w:rPr>
-        <w:t xml:space="preserve">Dual Sensor Electrical Resistance (ER) Temperature Probes</w:t>
-      </w:r>
-      <w:r>
-        <w:t xml:space="preserve">. https://www.cosasco.com/product/dual-sensor-electrical-resistance-er-temperature-probes</w:t>
+        <w:t xml:space="preserve">Cameroon Oil Transportation Company — COTCO in brief</w:t>
+      </w:r>
+      <w:r>
+        <w:t xml:space="preserve">. https://cotco-sa.cm/en/cotco-in-brief/</w:t>
       </w:r>
     </w:p>
     <w:p>
@@ -30283,7 +30283,7 @@
         </w:numPr>
       </w:pPr>
       <w:r>
-        <w:t xml:space="preserve">COTCO. (2024).</w:t>
+        <w:t xml:space="preserve">de Waard, C., &amp; Milliams, D. E. (1975). Carbonic acid corrosion of steel.</w:t>
       </w:r>
       <w:r>
         <w:t xml:space="preserve"> </w:t>
@@ -30293,10 +30293,10 @@
           <w:i/>
           <w:iCs/>
         </w:rPr>
-        <w:t xml:space="preserve">Cameroon Oil Transportation Company — COTCO in brief</w:t>
-      </w:r>
-      <w:r>
-        <w:t xml:space="preserve">. https://cotco-sa.cm/en/cotco-in-brief/</w:t>
+        <w:t xml:space="preserve">Corrosion</w:t>
+      </w:r>
+      <w:r>
+        <w:t xml:space="preserve">, 31(5), 177–181.</w:t>
       </w:r>
     </w:p>
     <w:p>
@@ -30307,7 +30307,7 @@
         </w:numPr>
       </w:pPr>
       <w:r>
-        <w:t xml:space="preserve">de Waard, C., &amp; Milliams, D. E. (1975). Carbonic acid corrosion of steel.</w:t>
+        <w:t xml:space="preserve">de Waard, C., Lotz, U., &amp; Milliams, D. E. (1991). Predictive model for CO₂ corrosion engineering in wet natural gas pipelines.</w:t>
       </w:r>
       <w:r>
         <w:t xml:space="preserve"> </w:t>
@@ -30320,7 +30320,7 @@
         <w:t xml:space="preserve">Corrosion</w:t>
       </w:r>
       <w:r>
-        <w:t xml:space="preserve">, 31(5), 177–181.</w:t>
+        <w:t xml:space="preserve">, 47(12), 976–985.</w:t>
       </w:r>
     </w:p>
     <w:p>
@@ -30331,7 +30331,7 @@
         </w:numPr>
       </w:pPr>
       <w:r>
-        <w:t xml:space="preserve">de Waard, C., Lotz, U., &amp; Milliams, D. E. (1991). Predictive model for CO₂ corrosion engineering in wet natural gas pipelines.</w:t>
+        <w:t xml:space="preserve">Egbule, P. E., et al. (2018). Pipeline corrosion control in oil and gas industry: A case study of NNPC/PPMC pipelines.</w:t>
       </w:r>
       <w:r>
         <w:t xml:space="preserve"> </w:t>
@@ -30341,10 +30341,10 @@
           <w:i/>
           <w:iCs/>
         </w:rPr>
-        <w:t xml:space="preserve">Corrosion</w:t>
-      </w:r>
-      <w:r>
-        <w:t xml:space="preserve">, 47(12), 976–985.</w:t>
+        <w:t xml:space="preserve">Academia.edu</w:t>
+      </w:r>
+      <w:r>
+        <w:t xml:space="preserve">.</w:t>
       </w:r>
     </w:p>
     <w:p>
@@ -30355,7 +30355,7 @@
         </w:numPr>
       </w:pPr>
       <w:r>
-        <w:t xml:space="preserve">Egbule, P. E., et al. (2018). Pipeline corrosion control in oil and gas industry: A case study of NNPC/PPMC pipelines.</w:t>
+        <w:t xml:space="preserve">Espressif Systems. (2024).</w:t>
       </w:r>
       <w:r>
         <w:t xml:space="preserve"> </w:t>
@@ -30365,10 +30365,10 @@
           <w:i/>
           <w:iCs/>
         </w:rPr>
-        <w:t xml:space="preserve">Academia.edu</w:t>
-      </w:r>
-      <w:r>
-        <w:t xml:space="preserve">.</w:t>
+        <w:t xml:space="preserve">ESP32 Datasheet — Version 4.4</w:t>
+      </w:r>
+      <w:r>
+        <w:t xml:space="preserve">. https://www.espressif.com/en/products/socs/esp32</w:t>
       </w:r>
     </w:p>
     <w:p>
@@ -30379,7 +30379,7 @@
         </w:numPr>
       </w:pPr>
       <w:r>
-        <w:t xml:space="preserve">Espressif Systems. (2024).</w:t>
+        <w:t xml:space="preserve">ExxonMobil. (2011).</w:t>
       </w:r>
       <w:r>
         <w:t xml:space="preserve"> </w:t>
@@ -30389,10 +30389,10 @@
           <w:i/>
           <w:iCs/>
         </w:rPr>
-        <w:t xml:space="preserve">ESP32 Datasheet — Version 4.4</w:t>
-      </w:r>
-      <w:r>
-        <w:t xml:space="preserve">. https://www.espressif.com/en/products/socs/esp32</w:t>
+        <w:t xml:space="preserve">Chad/Cameroon Development Project — Project Update No. 30 — Mid-Year Report 2011</w:t>
+      </w:r>
+      <w:r>
+        <w:t xml:space="preserve">.</w:t>
       </w:r>
     </w:p>
     <w:p>
@@ -30403,7 +30403,7 @@
         </w:numPr>
       </w:pPr>
       <w:r>
-        <w:t xml:space="preserve">ExxonMobil. (2011).</w:t>
+        <w:t xml:space="preserve">Faraday, M. (1834). On electrical decomposition.</w:t>
       </w:r>
       <w:r>
         <w:t xml:space="preserve"> </w:t>
@@ -30413,10 +30413,10 @@
           <w:i/>
           <w:iCs/>
         </w:rPr>
-        <w:t xml:space="preserve">Chad/Cameroon Development Project — Project Update No. 30 — Mid-Year Report 2011</w:t>
-      </w:r>
-      <w:r>
-        <w:t xml:space="preserve">.</w:t>
+        <w:t xml:space="preserve">Philosophical Transactions of the Royal Society</w:t>
+      </w:r>
+      <w:r>
+        <w:t xml:space="preserve">, 124, 77–122.</w:t>
       </w:r>
     </w:p>
     <w:p>
@@ -30427,7 +30427,7 @@
         </w:numPr>
       </w:pPr>
       <w:r>
-        <w:t xml:space="preserve">Faraday, M. (1834). On electrical decomposition.</w:t>
+        <w:t xml:space="preserve">Hassanzadeh, S., et al. (2024). Application of electrical resistance probes for corrosion monitoring and cathodic protection assessment of offshore structures.</w:t>
       </w:r>
       <w:r>
         <w:t xml:space="preserve"> </w:t>
@@ -30437,10 +30437,10 @@
           <w:i/>
           <w:iCs/>
         </w:rPr>
-        <w:t xml:space="preserve">Philosophical Transactions of the Royal Society</w:t>
-      </w:r>
-      <w:r>
-        <w:t xml:space="preserve">, 124, 77–122.</w:t>
+        <w:t xml:space="preserve">Materials and Corrosion (Wiley)</w:t>
+      </w:r>
+      <w:r>
+        <w:t xml:space="preserve">. https://doi.org/10.1002/maco.70138</w:t>
       </w:r>
     </w:p>
     <w:p>
@@ -30451,7 +30451,7 @@
         </w:numPr>
       </w:pPr>
       <w:r>
-        <w:t xml:space="preserve">Hassanzadeh, S., et al. (2024). Application of electrical resistance probes for corrosion monitoring and cathodic protection assessment of offshore structures.</w:t>
+        <w:t xml:space="preserve">Ma, Y., Qi, W., Yu, M., Huang, N., Li, R., Tan, J., &amp; Zhu, X. (2024). Synthesis of Gemini-type imidazoline quaternary ammonium salt using by-product fatty acid as corrosion inhibitor for Q235 steel.</w:t>
       </w:r>
       <w:r>
         <w:t xml:space="preserve"> </w:t>
@@ -30461,10 +30461,10 @@
           <w:i/>
           <w:iCs/>
         </w:rPr>
-        <w:t xml:space="preserve">Materials and Corrosion (Wiley)</w:t>
-      </w:r>
-      <w:r>
-        <w:t xml:space="preserve">. https://doi.org/10.1002/maco.70138</w:t>
+        <w:t xml:space="preserve">Scientific Reports</w:t>
+      </w:r>
+      <w:r>
+        <w:t xml:space="preserve">, 14, 13687. https://www.nature.com/articles/s41598-024-64671-8</w:t>
       </w:r>
     </w:p>
     <w:p>
@@ -30475,7 +30475,7 @@
         </w:numPr>
       </w:pPr>
       <w:r>
-        <w:t xml:space="preserve">Heydari, M., &amp; Talebpour, A. (2024). Synthesis of Gemini-type imidazoline quaternary ammonium salt using by-product fatty acid as corrosion inhibitor for Q235 steel.</w:t>
+        <w:t xml:space="preserve">HSPublishing. (2023).</w:t>
       </w:r>
       <w:r>
         <w:t xml:space="preserve"> </w:t>
@@ -30485,10 +30485,23 @@
           <w:i/>
           <w:iCs/>
         </w:rPr>
-        <w:t xml:space="preserve">Scientific Reports</w:t>
-      </w:r>
-      <w:r>
-        <w:t xml:space="preserve">, 14, article 64671.</w:t>
+        <w:t xml:space="preserve">Oil and gas pipeline corrosion monitoring and prevention</w:t>
+      </w:r>
+      <w:r>
+        <w:t xml:space="preserve">.</w:t>
+      </w:r>
+      <w:r>
+        <w:t xml:space="preserve"> </w:t>
+      </w:r>
+      <w:r>
+        <w:rPr>
+          <w:i/>
+          <w:iCs/>
+        </w:rPr>
+        <w:t xml:space="preserve">Journal of Research in Engineering and Computer Sciences</w:t>
+      </w:r>
+      <w:r>
+        <w:t xml:space="preserve">, https://hspublishing.org/JRECS/article/download/114/105</w:t>
       </w:r>
     </w:p>
     <w:p>
@@ -30499,7 +30512,7 @@
         </w:numPr>
       </w:pPr>
       <w:r>
-        <w:t xml:space="preserve">HSPublishing. (2023).</w:t>
+        <w:t xml:space="preserve">Hu, J., et al. (2024). Prediction of the internal corrosion rate for oil and gas pipelines and influence factor analysis with interpretable ensemble learning.</w:t>
       </w:r>
       <w:r>
         <w:t xml:space="preserve"> </w:t>
@@ -30509,23 +30522,10 @@
           <w:i/>
           <w:iCs/>
         </w:rPr>
-        <w:t xml:space="preserve">Oil and gas pipeline corrosion monitoring and prevention</w:t>
-      </w:r>
-      <w:r>
-        <w:t xml:space="preserve">.</w:t>
-      </w:r>
-      <w:r>
-        <w:t xml:space="preserve"> </w:t>
-      </w:r>
-      <w:r>
-        <w:rPr>
-          <w:i/>
-          <w:iCs/>
-        </w:rPr>
-        <w:t xml:space="preserve">Journal of Research in Engineering and Computer Sciences</w:t>
-      </w:r>
-      <w:r>
-        <w:t xml:space="preserve">, https://hspublishing.org/JRECS/article/download/114/105</w:t>
+        <w:t xml:space="preserve">International Journal of Pressure Vessels and Piping</w:t>
+      </w:r>
+      <w:r>
+        <w:t xml:space="preserve">, 212, 105329. https://www.sciencedirect.com/science/article/abs/pii/S0308016124002060</w:t>
       </w:r>
     </w:p>
     <w:p>
@@ -30536,7 +30536,7 @@
         </w:numPr>
       </w:pPr>
       <w:r>
-        <w:t xml:space="preserve">Hu, J., et al. (2024). Prediction of the internal corrosion rate for oil and gas pipelines and influence factor analysis with interpretable ensemble learning.</w:t>
+        <w:t xml:space="preserve">Hyndman, R. J., &amp; Koehler, A. B. (2006). Another look at measures of forecast accuracy.</w:t>
       </w:r>
       <w:r>
         <w:t xml:space="preserve"> </w:t>
@@ -30546,10 +30546,10 @@
           <w:i/>
           <w:iCs/>
         </w:rPr>
-        <w:t xml:space="preserve">International Journal of Pressure Vessels and Piping</w:t>
-      </w:r>
-      <w:r>
-        <w:t xml:space="preserve">. https://doi.org/10.1016/j.ijpvp.2024.105400</w:t>
+        <w:t xml:space="preserve">International Journal of Forecasting</w:t>
+      </w:r>
+      <w:r>
+        <w:t xml:space="preserve">, 22(4), 679–688.</w:t>
       </w:r>
     </w:p>
     <w:p>
@@ -30560,7 +30560,7 @@
         </w:numPr>
       </w:pPr>
       <w:r>
-        <w:t xml:space="preserve">Hyndman, R. J., &amp; Koehler, A. B. (2006). Another look at measures of forecast accuracy.</w:t>
+        <w:t xml:space="preserve">Inspectioneering. (2016, March 8). NACE study estimates global cost of corrosion at $2.5 trillion annually.</w:t>
       </w:r>
       <w:r>
         <w:t xml:space="preserve"> </w:t>
@@ -30570,10 +30570,10 @@
           <w:i/>
           <w:iCs/>
         </w:rPr>
-        <w:t xml:space="preserve">International Journal of Forecasting</w:t>
-      </w:r>
-      <w:r>
-        <w:t xml:space="preserve">, 22(4), 679–688.</w:t>
+        <w:t xml:space="preserve">Inspectioneering</w:t>
+      </w:r>
+      <w:r>
+        <w:t xml:space="preserve">. https://inspectioneering.com/news/2016-03-08/5202</w:t>
       </w:r>
     </w:p>
     <w:p>
@@ -30584,7 +30584,7 @@
         </w:numPr>
       </w:pPr>
       <w:r>
-        <w:t xml:space="preserve">Inspectioneering. (2016, March 8). NACE study estimates global cost of corrosion at $2.5 trillion annually.</w:t>
+        <w:t xml:space="preserve">ISO. (2024).</w:t>
       </w:r>
       <w:r>
         <w:t xml:space="preserve"> </w:t>
@@ -30594,10 +30594,10 @@
           <w:i/>
           <w:iCs/>
         </w:rPr>
-        <w:t xml:space="preserve">Inspectioneering</w:t>
-      </w:r>
-      <w:r>
-        <w:t xml:space="preserve">. https://inspectioneering.com/news/2016-03-08/5202</w:t>
+        <w:t xml:space="preserve">ISO 8044:2024 — Corrosion of metals and alloys — Vocabulary</w:t>
+      </w:r>
+      <w:r>
+        <w:t xml:space="preserve">.</w:t>
       </w:r>
     </w:p>
     <w:p>
@@ -30608,7 +30608,7 @@
         </w:numPr>
       </w:pPr>
       <w:r>
-        <w:t xml:space="preserve">ISO. (2024).</w:t>
+        <w:t xml:space="preserve">ISO. (2025).</w:t>
       </w:r>
       <w:r>
         <w:t xml:space="preserve"> </w:t>
@@ -30618,7 +30618,7 @@
           <w:i/>
           <w:iCs/>
         </w:rPr>
-        <w:t xml:space="preserve">ISO 8044:2024 — Corrosion of metals and alloys — Vocabulary</w:t>
+        <w:t xml:space="preserve">ISO 13381-1:2025 — Condition monitoring and diagnostics of machine systems — Prognostics — Part 1: General guidelines and requirements</w:t>
       </w:r>
       <w:r>
         <w:t xml:space="preserve">.</w:t>
@@ -30632,7 +30632,7 @@
         </w:numPr>
       </w:pPr>
       <w:r>
-        <w:t xml:space="preserve">ISO. (2025).</w:t>
+        <w:t xml:space="preserve">ISO. (2020).</w:t>
       </w:r>
       <w:r>
         <w:t xml:space="preserve"> </w:t>
@@ -30642,7 +30642,7 @@
           <w:i/>
           <w:iCs/>
         </w:rPr>
-        <w:t xml:space="preserve">ISO 13381-1:2025 — Condition monitoring and diagnostics of machine systems — Prognostics — Part 1: General guidelines and requirements</w:t>
+        <w:t xml:space="preserve">ISO 15156-1:2020 — Petroleum and natural gas industries — Materials for use in H₂S-containing environments in oil and gas production</w:t>
       </w:r>
       <w:r>
         <w:t xml:space="preserve">.</w:t>
@@ -30656,7 +30656,7 @@
         </w:numPr>
       </w:pPr>
       <w:r>
-        <w:t xml:space="preserve">ISO. (2020).</w:t>
+        <w:t xml:space="preserve">Khadom, A. A., Yaro, A. S., Kadhum, A. A. H., AlTaie, A. S., &amp; Musa, A. Y. (2009). The effect of temperature and acid concentration on corrosion of low carbon steel in hydrochloric acid media.</w:t>
       </w:r>
       <w:r>
         <w:t xml:space="preserve"> </w:t>
@@ -30666,10 +30666,10 @@
           <w:i/>
           <w:iCs/>
         </w:rPr>
-        <w:t xml:space="preserve">ISO 15156-1:2020 — Petroleum and natural gas industries — Materials for use in H₂S-containing environments in oil and gas production</w:t>
-      </w:r>
-      <w:r>
-        <w:t xml:space="preserve">.</w:t>
+        <w:t xml:space="preserve">American Journal of Applied Sciences</w:t>
+      </w:r>
+      <w:r>
+        <w:t xml:space="preserve">, 6(8), 1403–1409.</w:t>
       </w:r>
     </w:p>
     <w:p>
@@ -30680,7 +30680,7 @@
         </w:numPr>
       </w:pPr>
       <w:r>
-        <w:t xml:space="preserve">Khadom, A. A., Yaro, A. S., Kadhum, A. A. H., AlTaie, A. S., &amp; Musa, A. Y. (2009). The effect of temperature and acid concentration on corrosion of low carbon steel in hydrochloric acid media.</w:t>
+        <w:t xml:space="preserve">Koch, G. H., Brongers, M. P. H., Thompson, N. G., Virmani, Y. P., &amp; Payer, J. H. (2016).</w:t>
       </w:r>
       <w:r>
         <w:t xml:space="preserve"> </w:t>
@@ -30690,10 +30690,10 @@
           <w:i/>
           <w:iCs/>
         </w:rPr>
-        <w:t xml:space="preserve">American Journal of Applied Sciences</w:t>
-      </w:r>
-      <w:r>
-        <w:t xml:space="preserve">, 6(8), 1403–1409.</w:t>
+        <w:t xml:space="preserve">International Measures of Prevention, Application, and Economics of Corrosion Technology (IMPACT) Study</w:t>
+      </w:r>
+      <w:r>
+        <w:t xml:space="preserve">. NACE International. http://impact.nace.org/</w:t>
       </w:r>
     </w:p>
     <w:p>
@@ -30704,7 +30704,7 @@
         </w:numPr>
       </w:pPr>
       <w:r>
-        <w:t xml:space="preserve">Koch, G. H., Brongers, M. P. H., Thompson, N. G., Virmani, Y. P., &amp; Payer, J. H. (2016).</w:t>
+        <w:t xml:space="preserve">Zheng, Q., Zhang, H., Liu, H., Xu, H., Xu, B., &amp; Zhu, Z. (2025). Intelligent prediction model for pitting corrosion risk in pipelines using developed ResNet and feature reconstruction with interpretability analysis.</w:t>
       </w:r>
       <w:r>
         <w:t xml:space="preserve"> </w:t>
@@ -30714,10 +30714,10 @@
           <w:i/>
           <w:iCs/>
         </w:rPr>
-        <w:t xml:space="preserve">International Measures of Prevention, Application, and Economics of Corrosion Technology (IMPACT) Study</w:t>
-      </w:r>
-      <w:r>
-        <w:t xml:space="preserve">. NACE International. http://impact.nace.org/</w:t>
+        <w:t xml:space="preserve">Reliability Engineering &amp; System Safety</w:t>
+      </w:r>
+      <w:r>
+        <w:t xml:space="preserve">, 264, 111347. https://www.sciencedirect.com/science/article/abs/pii/S0951832025005484</w:t>
       </w:r>
     </w:p>
     <w:p>
@@ -30728,7 +30728,7 @@
         </w:numPr>
       </w:pPr>
       <w:r>
-        <w:t xml:space="preserve">Liu, J., et al. (2025). Intelligent prediction model for pitting corrosion risk in pipelines using developed ResNet and feature reconstruction with interpretability analysis.</w:t>
+        <w:t xml:space="preserve">Liu, Y., et al. (2022). A review: Prediction method for the remaining useful life of the mechanical system.</w:t>
       </w:r>
       <w:r>
         <w:t xml:space="preserve"> </w:t>
@@ -30738,10 +30738,10 @@
           <w:i/>
           <w:iCs/>
         </w:rPr>
-        <w:t xml:space="preserve">Reliability Engineering &amp; System Safety</w:t>
-      </w:r>
-      <w:r>
-        <w:t xml:space="preserve">, 257, 110548.</w:t>
+        <w:t xml:space="preserve">Journal of Failure Analysis and Prevention</w:t>
+      </w:r>
+      <w:r>
+        <w:t xml:space="preserve">, 22, 2119–2137. https://doi.org/10.1007/s11668-022-01532-4</w:t>
       </w:r>
     </w:p>
     <w:p>
@@ -30752,7 +30752,7 @@
         </w:numPr>
       </w:pPr>
       <w:r>
-        <w:t xml:space="preserve">Liu, Y., et al. (2022). A review: Prediction method for the remaining useful life of the mechanical system.</w:t>
+        <w:t xml:space="preserve">Lundberg, S. M., &amp; Lee, S. I. (2017). A unified approach to interpreting model predictions.</w:t>
       </w:r>
       <w:r>
         <w:t xml:space="preserve"> </w:t>
@@ -30762,10 +30762,10 @@
           <w:i/>
           <w:iCs/>
         </w:rPr>
-        <w:t xml:space="preserve">Journal of Failure Analysis and Prevention</w:t>
-      </w:r>
-      <w:r>
-        <w:t xml:space="preserve">, 22, 2119–2137. https://doi.org/10.1007/s11668-022-01532-4</w:t>
+        <w:t xml:space="preserve">Advances in Neural Information Processing Systems (NeurIPS)</w:t>
+      </w:r>
+      <w:r>
+        <w:t xml:space="preserve">, 30, 4768–4777.</w:t>
       </w:r>
     </w:p>
     <w:p>
@@ -30776,7 +30776,7 @@
         </w:numPr>
       </w:pPr>
       <w:r>
-        <w:t xml:space="preserve">Lu, B. T., &amp; Luo, J. L. (2016). Electrochemical study of corrosion inhibition of imidazoline derivatives on mild steel.</w:t>
+        <w:t xml:space="preserve">Mansfeld, F. (2014). Recent developments in corrosion measurement techniques.</w:t>
       </w:r>
       <w:r>
         <w:t xml:space="preserve"> </w:t>
@@ -30786,10 +30786,10 @@
           <w:i/>
           <w:iCs/>
         </w:rPr>
-        <w:t xml:space="preserve">Corrosion Science</w:t>
-      </w:r>
-      <w:r>
-        <w:t xml:space="preserve">, 105, 1–10.</w:t>
+        <w:t xml:space="preserve">Materials and Corrosion</w:t>
+      </w:r>
+      <w:r>
+        <w:t xml:space="preserve">, 65(7), 631–638.</w:t>
       </w:r>
     </w:p>
     <w:p>
@@ -30800,7 +30800,7 @@
         </w:numPr>
       </w:pPr>
       <w:r>
-        <w:t xml:space="preserve">Lundberg, S. M., &amp; Lee, S. I. (2017). A unified approach to interpreting model predictions.</w:t>
+        <w:t xml:space="preserve">Lasi, H., Fettke, P., Kemper, H. G., Feld, T., et Hoffmann, M. (2014). Industry 4.0.</w:t>
       </w:r>
       <w:r>
         <w:t xml:space="preserve"> </w:t>
@@ -30810,10 +30810,10 @@
           <w:i/>
           <w:iCs/>
         </w:rPr>
-        <w:t xml:space="preserve">Advances in Neural Information Processing Systems (NeurIPS)</w:t>
-      </w:r>
-      <w:r>
-        <w:t xml:space="preserve">, 30, 4768–4777.</w:t>
+        <w:t xml:space="preserve">Business &amp; Information Systems Engineering</w:t>
+      </w:r>
+      <w:r>
+        <w:t xml:space="preserve">, 6(4), 239-242. https://doi.org/10.1007/s12599-014-0334-4</w:t>
       </w:r>
     </w:p>
     <w:p>
@@ -30824,7 +30824,7 @@
         </w:numPr>
       </w:pPr>
       <w:r>
-        <w:t xml:space="preserve">Ma, Z., Zhao, Y., &amp; Wang, L. (2021). Predicting pipeline corrosion rate using gradient boosting algorithms.</w:t>
+        <w:t xml:space="preserve">Lu, Y. (2017). Industry 4.0: A survey on technologies, applications and open research issues.</w:t>
       </w:r>
       <w:r>
         <w:t xml:space="preserve"> </w:t>
@@ -30834,10 +30834,10 @@
           <w:i/>
           <w:iCs/>
         </w:rPr>
-        <w:t xml:space="preserve">International Journal of Pressure Vessels and Piping</w:t>
-      </w:r>
-      <w:r>
-        <w:t xml:space="preserve">, 192, 104396.</w:t>
+        <w:t xml:space="preserve">Journal of Industrial Information Integration</w:t>
+      </w:r>
+      <w:r>
+        <w:t xml:space="preserve">, 6, 1-10. https://doi.org/10.1016/j.jii.2017.04.005</w:t>
       </w:r>
     </w:p>
     <w:p>
@@ -30848,7 +30848,7 @@
         </w:numPr>
       </w:pPr>
       <w:r>
-        <w:t xml:space="preserve">Mansfeld, F. (2014). Recent developments in corrosion measurement techniques.</w:t>
+        <w:t xml:space="preserve">Xu, L. D., Xu, E. L., et Li, L. (2018). Industry 4.0: state of the art and future trends.</w:t>
       </w:r>
       <w:r>
         <w:t xml:space="preserve"> </w:t>
@@ -30858,10 +30858,10 @@
           <w:i/>
           <w:iCs/>
         </w:rPr>
-        <w:t xml:space="preserve">Materials and Corrosion</w:t>
-      </w:r>
-      <w:r>
-        <w:t xml:space="preserve">, 65(7), 631–638.</w:t>
+        <w:t xml:space="preserve">International Journal of Production Research</w:t>
+      </w:r>
+      <w:r>
+        <w:t xml:space="preserve">, 56(8), 2941-2962. https://doi.org/10.1080/00207543.2018.1444806</w:t>
       </w:r>
     </w:p>
     <w:p>
@@ -30872,7 +30872,7 @@
         </w:numPr>
       </w:pPr>
       <w:r>
-        <w:t xml:space="preserve">Lasi, H., Fettke, P., Kemper, H. G., Feld, T., et Hoffmann, M. (2014). Industry 4.0.</w:t>
+        <w:t xml:space="preserve">GLPI Project. (2024).</w:t>
       </w:r>
       <w:r>
         <w:t xml:space="preserve"> </w:t>
@@ -30882,10 +30882,10 @@
           <w:i/>
           <w:iCs/>
         </w:rPr>
-        <w:t xml:space="preserve">Business &amp; Information Systems Engineering</w:t>
-      </w:r>
-      <w:r>
-        <w:t xml:space="preserve">, 6(4), 239-242. https://doi.org/10.1007/s12599-014-0334-4</w:t>
+        <w:t xml:space="preserve">GLPI — Free IT and Asset Management Software — REST API documentation</w:t>
+      </w:r>
+      <w:r>
+        <w:t xml:space="preserve">. https://glpi-project.org/</w:t>
       </w:r>
     </w:p>
     <w:p>
@@ -30896,7 +30896,7 @@
         </w:numPr>
       </w:pPr>
       <w:r>
-        <w:t xml:space="preserve">Lu, Y. (2017). Industry 4.0: A survey on technologies, applications and open research issues.</w:t>
+        <w:t xml:space="preserve">Streamlit. (2024).</w:t>
       </w:r>
       <w:r>
         <w:t xml:space="preserve"> </w:t>
@@ -30906,10 +30906,10 @@
           <w:i/>
           <w:iCs/>
         </w:rPr>
-        <w:t xml:space="preserve">Journal of Industrial Information Integration</w:t>
-      </w:r>
-      <w:r>
-        <w:t xml:space="preserve">, 6, 1-10. https://doi.org/10.1016/j.jii.2017.04.005</w:t>
+        <w:t xml:space="preserve">Streamlit Documentation — A faster way to build and share data apps</w:t>
+      </w:r>
+      <w:r>
+        <w:t xml:space="preserve">. https://docs.streamlit.io/</w:t>
       </w:r>
     </w:p>
     <w:p>
@@ -30920,7 +30920,7 @@
         </w:numPr>
       </w:pPr>
       <w:r>
-        <w:t xml:space="preserve">Xu, L. D., Xu, E. L., et Li, L. (2018). Industry 4.0: state of the art and future trends.</w:t>
+        <w:t xml:space="preserve">NACE International. (2016).</w:t>
       </w:r>
       <w:r>
         <w:t xml:space="preserve"> </w:t>
@@ -30930,10 +30930,10 @@
           <w:i/>
           <w:iCs/>
         </w:rPr>
-        <w:t xml:space="preserve">International Journal of Production Research</w:t>
-      </w:r>
-      <w:r>
-        <w:t xml:space="preserve">, 56(8), 2941-2962. https://doi.org/10.1080/00207543.2018.1444806</w:t>
+        <w:t xml:space="preserve">IMPACT Study Press Release — CORROSION 2016 conference</w:t>
+      </w:r>
+      <w:r>
+        <w:t xml:space="preserve">.</w:t>
       </w:r>
     </w:p>
     <w:p>
@@ -30944,7 +30944,7 @@
         </w:numPr>
       </w:pPr>
       <w:r>
-        <w:t xml:space="preserve">GLPI Project. (2024).</w:t>
+        <w:t xml:space="preserve">Onyebuchi, V., et al. (2018). Internal corrosion behaviour of Nigerian gas pipelines.</w:t>
       </w:r>
       <w:r>
         <w:t xml:space="preserve"> </w:t>
@@ -30954,10 +30954,10 @@
           <w:i/>
           <w:iCs/>
         </w:rPr>
-        <w:t xml:space="preserve">GLPI — Free IT and Asset Management Software — REST API documentation</w:t>
-      </w:r>
-      <w:r>
-        <w:t xml:space="preserve">. https://glpi-project.org/</w:t>
+        <w:t xml:space="preserve">Unizik Journal of Engineering and Applied Sciences</w:t>
+      </w:r>
+      <w:r>
+        <w:t xml:space="preserve">.</w:t>
       </w:r>
     </w:p>
     <w:p>
@@ -30968,7 +30968,7 @@
         </w:numPr>
       </w:pPr>
       <w:r>
-        <w:t xml:space="preserve">Streamlit. (2024).</w:t>
+        <w:t xml:space="preserve">Ossai, C. I., Boswell, B., &amp; Davies, I. J. (2017). Use of artificial neural network for prediction of pipeline corrosion defect growth rate.</w:t>
       </w:r>
       <w:r>
         <w:t xml:space="preserve"> </w:t>
@@ -30978,10 +30978,10 @@
           <w:i/>
           <w:iCs/>
         </w:rPr>
-        <w:t xml:space="preserve">Streamlit Documentation — A faster way to build and share data apps</w:t>
-      </w:r>
-      <w:r>
-        <w:t xml:space="preserve">. https://docs.streamlit.io/</w:t>
+        <w:t xml:space="preserve">Engineering Failure Analysis</w:t>
+      </w:r>
+      <w:r>
+        <w:t xml:space="preserve">, 82, 1–12.</w:t>
       </w:r>
     </w:p>
     <w:p>
@@ -30992,7 +30992,7 @@
         </w:numPr>
       </w:pPr>
       <w:r>
-        <w:t xml:space="preserve">Mayer, A., et al. (2023). LEROY: A low-cost Arduino-based, IoT-enabled device for atmospheric corrosion monitoring.</w:t>
+        <w:t xml:space="preserve">Persian Utab. (2023).</w:t>
       </w:r>
       <w:r>
         <w:t xml:space="preserve"> </w:t>
@@ -31002,10 +31002,10 @@
           <w:i/>
           <w:iCs/>
         </w:rPr>
-        <w:t xml:space="preserve">Sensors</w:t>
-      </w:r>
-      <w:r>
-        <w:t xml:space="preserve">. https://www.mdpi.com/1424-8220/</w:t>
+        <w:t xml:space="preserve">Phosphoric acid and iron oxide — passivation mechanism</w:t>
+      </w:r>
+      <w:r>
+        <w:t xml:space="preserve">. https://persianutab.com/en/phosphoric-acid-and-iron-oxide/</w:t>
       </w:r>
     </w:p>
     <w:p>
@@ -31016,7 +31016,7 @@
         </w:numPr>
       </w:pPr>
       <w:r>
-        <w:t xml:space="preserve">NACE International. (2016).</w:t>
+        <w:t xml:space="preserve">Pollock, D. D. (1991).</w:t>
       </w:r>
       <w:r>
         <w:t xml:space="preserve"> </w:t>
@@ -31026,10 +31026,13 @@
           <w:i/>
           <w:iCs/>
         </w:rPr>
-        <w:t xml:space="preserve">IMPACT Study Press Release — CORROSION 2016 conference</w:t>
-      </w:r>
-      <w:r>
-        <w:t xml:space="preserve">.</w:t>
+        <w:t xml:space="preserve">Physical Properties of Materials for Engineers</w:t>
+      </w:r>
+      <w:r>
+        <w:t xml:space="preserve"> </w:t>
+      </w:r>
+      <w:r>
+        <w:t xml:space="preserve">(2nd ed.). CRC Press.</w:t>
       </w:r>
     </w:p>
     <w:p>
@@ -31040,7 +31043,7 @@
         </w:numPr>
       </w:pPr>
       <w:r>
-        <w:t xml:space="preserve">Onyebuchi, V., et al. (2018). Internal corrosion behaviour of Nigerian gas pipelines.</w:t>
+        <w:t xml:space="preserve">Pumps Africa. (2024).</w:t>
       </w:r>
       <w:r>
         <w:t xml:space="preserve"> </w:t>
@@ -31050,10 +31053,10 @@
           <w:i/>
           <w:iCs/>
         </w:rPr>
-        <w:t xml:space="preserve">Unizik Journal of Engineering and Applied Sciences</w:t>
-      </w:r>
-      <w:r>
-        <w:t xml:space="preserve">.</w:t>
+        <w:t xml:space="preserve">Advanced pipeline monitoring systems for safer oil &amp; gas operations in Africa</w:t>
+      </w:r>
+      <w:r>
+        <w:t xml:space="preserve">. https://pumps-africa.com/advanced-pipeline-monitoring-systems-for-safer-oil-gas-operations-in-africa/</w:t>
       </w:r>
     </w:p>
     <w:p>
@@ -31064,7 +31067,7 @@
         </w:numPr>
       </w:pPr>
       <w:r>
-        <w:t xml:space="preserve">Ossai, C. I., Boswell, B., &amp; Davies, I. J. (2017). Use of artificial neural network for prediction of pipeline corrosion defect growth rate.</w:t>
+        <w:t xml:space="preserve">Roberge, P. R. (2008).</w:t>
       </w:r>
       <w:r>
         <w:t xml:space="preserve"> </w:t>
@@ -31074,10 +31077,10 @@
           <w:i/>
           <w:iCs/>
         </w:rPr>
-        <w:t xml:space="preserve">Engineering Failure Analysis</w:t>
-      </w:r>
-      <w:r>
-        <w:t xml:space="preserve">, 82, 1–12.</w:t>
+        <w:t xml:space="preserve">Corrosion Engineering: Principles and Practice</w:t>
+      </w:r>
+      <w:r>
+        <w:t xml:space="preserve">. McGraw-Hill.</w:t>
       </w:r>
     </w:p>
     <w:p>
@@ -31088,7 +31091,7 @@
         </w:numPr>
       </w:pPr>
       <w:r>
-        <w:t xml:space="preserve">Persian Utab. (2023).</w:t>
+        <w:t xml:space="preserve">Savitzky, A., &amp; Golay, M. J. E. (1964). Smoothing and differentiation of data by simplified least squares procedures.</w:t>
       </w:r>
       <w:r>
         <w:t xml:space="preserve"> </w:t>
@@ -31098,10 +31101,10 @@
           <w:i/>
           <w:iCs/>
         </w:rPr>
-        <w:t xml:space="preserve">Phosphoric acid and iron oxide — passivation mechanism</w:t>
-      </w:r>
-      <w:r>
-        <w:t xml:space="preserve">. https://persianutab.com/en/phosphoric-acid-and-iron-oxide/</w:t>
+        <w:t xml:space="preserve">Analytical Chemistry</w:t>
+      </w:r>
+      <w:r>
+        <w:t xml:space="preserve">, 36(8), 1627–1639.</w:t>
       </w:r>
     </w:p>
     <w:p>
@@ -31112,7 +31115,7 @@
         </w:numPr>
       </w:pPr>
       <w:r>
-        <w:t xml:space="preserve">Pollock, D. D. (1991).</w:t>
+        <w:t xml:space="preserve">Schweitzer, P. A. (2010).</w:t>
       </w:r>
       <w:r>
         <w:t xml:space="preserve"> </w:t>
@@ -31122,13 +31125,10 @@
           <w:i/>
           <w:iCs/>
         </w:rPr>
-        <w:t xml:space="preserve">Physical Properties of Materials for Engineers</w:t>
-      </w:r>
-      <w:r>
-        <w:t xml:space="preserve"> </w:t>
-      </w:r>
-      <w:r>
-        <w:t xml:space="preserve">(2nd ed.). CRC Press.</w:t>
+        <w:t xml:space="preserve">Fundamentals of Corrosion: Mechanisms, Causes, and Preventive Methods</w:t>
+      </w:r>
+      <w:r>
+        <w:t xml:space="preserve">. CRC Press.</w:t>
       </w:r>
     </w:p>
     <w:p>
@@ -31139,7 +31139,7 @@
         </w:numPr>
       </w:pPr>
       <w:r>
-        <w:t xml:space="preserve">Pumps Africa. (2024).</w:t>
+        <w:t xml:space="preserve">Standards Norway. (2017).</w:t>
       </w:r>
       <w:r>
         <w:t xml:space="preserve"> </w:t>
@@ -31149,10 +31149,13 @@
           <w:i/>
           <w:iCs/>
         </w:rPr>
-        <w:t xml:space="preserve">Advanced pipeline monitoring systems for safer oil &amp; gas operations in Africa</w:t>
-      </w:r>
-      <w:r>
-        <w:t xml:space="preserve">. https://pumps-africa.com/advanced-pipeline-monitoring-systems-for-safer-oil-gas-operations-in-africa/</w:t>
+        <w:t xml:space="preserve">NORSOK M-506 — CO₂ corrosion rate calculation model</w:t>
+      </w:r>
+      <w:r>
+        <w:t xml:space="preserve"> </w:t>
+      </w:r>
+      <w:r>
+        <w:t xml:space="preserve">(3rd ed.).</w:t>
       </w:r>
     </w:p>
     <w:p>
@@ -31163,7 +31166,7 @@
         </w:numPr>
       </w:pPr>
       <w:r>
-        <w:t xml:space="preserve">Roberge, P. R. (2008).</w:t>
+        <w:t xml:space="preserve">Tan, L., et al. (2025). Prediction of internal corrosion rate for gas pipeline: A new method based on transformer architecture.</w:t>
       </w:r>
       <w:r>
         <w:t xml:space="preserve"> </w:t>
@@ -31173,10 +31176,10 @@
           <w:i/>
           <w:iCs/>
         </w:rPr>
-        <w:t xml:space="preserve">Corrosion Engineering: Principles and Practice</w:t>
-      </w:r>
-      <w:r>
-        <w:t xml:space="preserve">. McGraw-Hill.</w:t>
+        <w:t xml:space="preserve">Computers &amp; Chemical Engineering</w:t>
+      </w:r>
+      <w:r>
+        <w:t xml:space="preserve">. https://www.sciencedirect.com/science/article/abs/pii/S0098135425000882</w:t>
       </w:r>
     </w:p>
     <w:p>
@@ -31187,7 +31190,7 @@
         </w:numPr>
       </w:pPr>
       <w:r>
-        <w:t xml:space="preserve">Savitzky, A., &amp; Golay, M. J. E. (1964). Smoothing and differentiation of data by simplified least squares procedures.</w:t>
+        <w:t xml:space="preserve">Tukey, J. W. (1977).</w:t>
       </w:r>
       <w:r>
         <w:t xml:space="preserve"> </w:t>
@@ -31197,10 +31200,10 @@
           <w:i/>
           <w:iCs/>
         </w:rPr>
-        <w:t xml:space="preserve">Analytical Chemistry</w:t>
-      </w:r>
-      <w:r>
-        <w:t xml:space="preserve">, 36(8), 1627–1639.</w:t>
+        <w:t xml:space="preserve">Exploratory Data Analysis</w:t>
+      </w:r>
+      <w:r>
+        <w:t xml:space="preserve">. Addison-Wesley.</w:t>
       </w:r>
     </w:p>
     <w:p>
@@ -31211,7 +31214,7 @@
         </w:numPr>
       </w:pPr>
       <w:r>
-        <w:t xml:space="preserve">Schweitzer, P. A. (2010).</w:t>
+        <w:t xml:space="preserve">Wagner, C., &amp; Traud, W. (1938). On the interpretation of corrosion phenomena by superposition of electrochemical partial reactions.</w:t>
       </w:r>
       <w:r>
         <w:t xml:space="preserve"> </w:t>
@@ -31221,10 +31224,10 @@
           <w:i/>
           <w:iCs/>
         </w:rPr>
-        <w:t xml:space="preserve">Fundamentals of Corrosion: Mechanisms, Causes, and Preventive Methods</w:t>
-      </w:r>
-      <w:r>
-        <w:t xml:space="preserve">. CRC Press.</w:t>
+        <w:t xml:space="preserve">Zeitschrift für Elektrochemie</w:t>
+      </w:r>
+      <w:r>
+        <w:t xml:space="preserve">, 44(7), 391–402.</w:t>
       </w:r>
     </w:p>
     <w:p>
@@ -31235,7 +31238,7 @@
         </w:numPr>
       </w:pPr>
       <w:r>
-        <w:t xml:space="preserve">Standards Norway. (2017).</w:t>
+        <w:t xml:space="preserve">Wang, Y., et al. (2023). Corrosion inhibition mechanism of water-soluble imidazoline on A572 Gr.65 steel in 3.5 wt % NaCl solution.</w:t>
       </w:r>
       <w:r>
         <w:t xml:space="preserve"> </w:t>
@@ -31245,13 +31248,10 @@
           <w:i/>
           <w:iCs/>
         </w:rPr>
-        <w:t xml:space="preserve">NORSOK M-506 — CO₂ corrosion rate calculation model</w:t>
-      </w:r>
-      <w:r>
-        <w:t xml:space="preserve"> </w:t>
-      </w:r>
-      <w:r>
-        <w:t xml:space="preserve">(3rd ed.).</w:t>
+        <w:t xml:space="preserve">Langmuir</w:t>
+      </w:r>
+      <w:r>
+        <w:t xml:space="preserve">, 39(45), 16108–16119. https://doi.org/10.1021/acs.langmuir.3c02781</w:t>
       </w:r>
     </w:p>
     <w:p>
@@ -31262,7 +31262,7 @@
         </w:numPr>
       </w:pPr>
       <w:r>
-        <w:t xml:space="preserve">Tan, Y., et al. (2025). Prediction of internal corrosion rate for gas pipeline: A new method based on transformer architecture.</w:t>
+        <w:t xml:space="preserve">Webster, J. G. (Ed.). (2014).</w:t>
       </w:r>
       <w:r>
         <w:t xml:space="preserve"> </w:t>
@@ -31272,10 +31272,13 @@
           <w:i/>
           <w:iCs/>
         </w:rPr>
-        <w:t xml:space="preserve">Computers &amp; Chemical Engineering</w:t>
-      </w:r>
-      <w:r>
-        <w:t xml:space="preserve">, 192, 108600.</w:t>
+        <w:t xml:space="preserve">The Measurement, Instrumentation, and Sensors Handbook</w:t>
+      </w:r>
+      <w:r>
+        <w:t xml:space="preserve"> </w:t>
+      </w:r>
+      <w:r>
+        <w:t xml:space="preserve">(2nd ed.). CRC Press.</w:t>
       </w:r>
     </w:p>
     <w:p>
@@ -31286,7 +31289,7 @@
         </w:numPr>
       </w:pPr>
       <w:r>
-        <w:t xml:space="preserve">Tukey, J. W. (1977).</w:t>
+        <w:t xml:space="preserve">Wei, X., et al. (2024). Advanced machine learning techniques for corrosion rate estimation and prediction in industrial cooling water pipelines.</w:t>
       </w:r>
       <w:r>
         <w:t xml:space="preserve"> </w:t>
@@ -31296,10 +31299,10 @@
           <w:i/>
           <w:iCs/>
         </w:rPr>
-        <w:t xml:space="preserve">Exploratory Data Analysis</w:t>
-      </w:r>
-      <w:r>
-        <w:t xml:space="preserve">. Addison-Wesley.</w:t>
+        <w:t xml:space="preserve">Sensors</w:t>
+      </w:r>
+      <w:r>
+        <w:t xml:space="preserve">, 24(11), 3564. https://doi.org/10.3390/s24113564</w:t>
       </w:r>
     </w:p>
     <w:p>
@@ -31310,7 +31313,7 @@
         </w:numPr>
       </w:pPr>
       <w:r>
-        <w:t xml:space="preserve">Wagner, C., &amp; Traud, W. (1938). On the interpretation of corrosion phenomena by superposition of electrochemical partial reactions.</w:t>
+        <w:t xml:space="preserve">Kuang, J., &amp; Long, Z. (2024). Prediction model for corrosion rate of low-alloy steels under atmospheric conditions using machine learning algorithms.</w:t>
       </w:r>
       <w:r>
         <w:t xml:space="preserve"> </w:t>
@@ -31320,10 +31323,10 @@
           <w:i/>
           <w:iCs/>
         </w:rPr>
-        <w:t xml:space="preserve">Zeitschrift für Elektrochemie</w:t>
-      </w:r>
-      <w:r>
-        <w:t xml:space="preserve">, 44(7), 391–402.</w:t>
+        <w:t xml:space="preserve">International Journal of Minerals, Metallurgy and Materials</w:t>
+      </w:r>
+      <w:r>
+        <w:t xml:space="preserve">, 31(2), 337–350. https://doi.org/10.1007/s12613-023-2679-5</w:t>
       </w:r>
     </w:p>
     <w:p>
@@ -31334,7 +31337,7 @@
         </w:numPr>
       </w:pPr>
       <w:r>
-        <w:t xml:space="preserve">Wang, Y., et al. (2023). Corrosion inhibition mechanism of water-soluble imidazoline on A572 Gr.65 steel in 3.5 wt % NaCl solution.</w:t>
+        <w:t xml:space="preserve">XGBoost. (2024).</w:t>
       </w:r>
       <w:r>
         <w:t xml:space="preserve"> </w:t>
@@ -31344,10 +31347,10 @@
           <w:i/>
           <w:iCs/>
         </w:rPr>
-        <w:t xml:space="preserve">Langmuir</w:t>
-      </w:r>
-      <w:r>
-        <w:t xml:space="preserve">, 39(45), 16108–16119. https://doi.org/10.1021/acs.langmuir.3c02781</w:t>
+        <w:t xml:space="preserve">XGBoost Documentation</w:t>
+      </w:r>
+      <w:r>
+        <w:t xml:space="preserve">. https://xgboost.readthedocs.io/</w:t>
       </w:r>
     </w:p>
     <w:p>
@@ -31358,7 +31361,7 @@
         </w:numPr>
       </w:pPr>
       <w:r>
-        <w:t xml:space="preserve">Webster, J. G. (Ed.). (2014).</w:t>
+        <w:t xml:space="preserve">Bagheri, B., Yang, S., Kao, H.-A., &amp; Lee, J. (2015). Cyber-physical systems architecture for self-aware machines in industry 4.0 environment.</w:t>
       </w:r>
       <w:r>
         <w:t xml:space="preserve"> </w:t>
@@ -31368,13 +31371,10 @@
           <w:i/>
           <w:iCs/>
         </w:rPr>
-        <w:t xml:space="preserve">The Measurement, Instrumentation, and Sensors Handbook</w:t>
-      </w:r>
-      <w:r>
-        <w:t xml:space="preserve"> </w:t>
-      </w:r>
-      <w:r>
-        <w:t xml:space="preserve">(2nd ed.). CRC Press.</w:t>
+        <w:t xml:space="preserve">IFAC-PapersOnLine</w:t>
+      </w:r>
+      <w:r>
+        <w:t xml:space="preserve">, 48(3), 1622–1627. https://www.sciencedirect.com/science/article/pii/S2405896315005571</w:t>
       </w:r>
     </w:p>
     <w:p>
@@ -31385,7 +31385,7 @@
         </w:numPr>
       </w:pPr>
       <w:r>
-        <w:t xml:space="preserve">Wei, X., et al. (2024). Advanced machine learning techniques for corrosion rate estimation and prediction in industrial cooling water pipelines.</w:t>
+        <w:t xml:space="preserve">CMMS Wikipedia. (2024).</w:t>
       </w:r>
       <w:r>
         <w:t xml:space="preserve"> </w:t>
@@ -31395,10 +31395,10 @@
           <w:i/>
           <w:iCs/>
         </w:rPr>
-        <w:t xml:space="preserve">Sensors</w:t>
-      </w:r>
-      <w:r>
-        <w:t xml:space="preserve">, 24(11), 3564. https://doi.org/10.3390/s24113564</w:t>
+        <w:t xml:space="preserve">Computerized Maintenance Management System</w:t>
+      </w:r>
+      <w:r>
+        <w:t xml:space="preserve">. https://en.wikipedia.org/wiki/Computerized_maintenance_management_system</w:t>
       </w:r>
     </w:p>
     <w:p>
@@ -31409,7 +31409,7 @@
         </w:numPr>
       </w:pPr>
       <w:r>
-        <w:t xml:space="preserve">Xu, D., Xia, Y., &amp; Wang, X. (2020). Deep learning for corrosion rate prediction in oil and gas pipelines.</w:t>
+        <w:t xml:space="preserve">ISO. (2016).</w:t>
       </w:r>
       <w:r>
         <w:t xml:space="preserve"> </w:t>
@@ -31419,10 +31419,10 @@
           <w:i/>
           <w:iCs/>
         </w:rPr>
-        <w:t xml:space="preserve">Corrosion</w:t>
-      </w:r>
-      <w:r>
-        <w:t xml:space="preserve">, 76(8), 789–798.</w:t>
+        <w:t xml:space="preserve">ISO 14224:2016 — Petroleum, petrochemical and natural gas industries — Collection and exchange of reliability and maintenance data for equipment</w:t>
+      </w:r>
+      <w:r>
+        <w:t xml:space="preserve">. International Organization for Standardization.</w:t>
       </w:r>
     </w:p>
     <w:p>
@@ -31433,7 +31433,7 @@
         </w:numPr>
       </w:pPr>
       <w:r>
-        <w:t xml:space="preserve">Yan, J., &amp; Yan, X. (2024). Prediction model for corrosion rate of low-alloy steels under atmospheric conditions using machine learning algorithms.</w:t>
+        <w:t xml:space="preserve">Lopes, I., Senra, P., Vilarinho, S., Sá, V., Teixeira, C., Lopes, J., Alves, A., Oliveira, J. A., &amp; Figueiredo, M. (2016). Requirements specification of a computerized maintenance management system — A case study.</w:t>
       </w:r>
       <w:r>
         <w:t xml:space="preserve"> </w:t>
@@ -31443,10 +31443,10 @@
           <w:i/>
           <w:iCs/>
         </w:rPr>
-        <w:t xml:space="preserve">International Journal of Minerals, Metallurgy and Materials</w:t>
-      </w:r>
-      <w:r>
-        <w:t xml:space="preserve">, 31, 1109–1119. https://doi.org/10.1007/s12613-023-2679-5</w:t>
+        <w:t xml:space="preserve">Procedia CIRP</w:t>
+      </w:r>
+      <w:r>
+        <w:t xml:space="preserve">, 52, 268–273.</w:t>
       </w:r>
     </w:p>
     <w:p>
@@ -31457,7 +31457,7 @@
         </w:numPr>
       </w:pPr>
       <w:r>
-        <w:t xml:space="preserve">XGBoost. (2024).</w:t>
+        <w:t xml:space="preserve">Roda, I., &amp; Macchi, M. (2018). A framework to embed asset management in production companies.</w:t>
       </w:r>
       <w:r>
         <w:t xml:space="preserve"> </w:t>
@@ -31467,10 +31467,10 @@
           <w:i/>
           <w:iCs/>
         </w:rPr>
-        <w:t xml:space="preserve">XGBoost Documentation</w:t>
-      </w:r>
-      <w:r>
-        <w:t xml:space="preserve">. https://xgboost.readthedocs.io/</w:t>
+        <w:t xml:space="preserve">Proceedings of the Institution of Mechanical Engineers, Part O: Journal of Risk and Reliability</w:t>
+      </w:r>
+      <w:r>
+        <w:t xml:space="preserve">, 232(4), 368–378.</w:t>
       </w:r>
     </w:p>
     <w:p>
@@ -31481,7 +31481,7 @@
         </w:numPr>
       </w:pPr>
       <w:r>
-        <w:t xml:space="preserve">Bagheri, B., Yang, S., Kao, H. A., &amp; Lee, J. (2024). Cyber-physical systems architecture for self-aware machines in industry 4.0 environment: A CMMS perspective.</w:t>
+        <w:t xml:space="preserve">Supabase. (2024).</w:t>
       </w:r>
       <w:r>
         <w:t xml:space="preserve"> </w:t>
@@ -31491,205 +31491,10 @@
           <w:i/>
           <w:iCs/>
         </w:rPr>
-        <w:t xml:space="preserve">Journal of Manufacturing Systems</w:t>
-      </w:r>
-      <w:r>
-        <w:t xml:space="preserve">, 72, 234–248.</w:t>
-      </w:r>
-    </w:p>
-    <w:p>
-      <w:pPr>
-        <w:numPr>
-          <w:ilvl w:val="0"/>
-          <w:numId w:val="1032"/>
-        </w:numPr>
-      </w:pPr>
-      <w:r>
-        <w:t xml:space="preserve">CMMS Wikipedia. (2024).</w:t>
-      </w:r>
-      <w:r>
-        <w:t xml:space="preserve"> </w:t>
-      </w:r>
-      <w:r>
-        <w:rPr>
-          <w:i/>
-          <w:iCs/>
-        </w:rPr>
-        <w:t xml:space="preserve">Computerized Maintenance Management System</w:t>
-      </w:r>
-      <w:r>
-        <w:t xml:space="preserve">. https://en.wikipedia.org/wiki/Computerized_maintenance_management_system</w:t>
-      </w:r>
-    </w:p>
-    <w:p>
-      <w:pPr>
-        <w:numPr>
-          <w:ilvl w:val="0"/>
-          <w:numId w:val="1032"/>
-        </w:numPr>
-      </w:pPr>
-      <w:r>
-        <w:t xml:space="preserve">ISO. (2016).</w:t>
-      </w:r>
-      <w:r>
-        <w:t xml:space="preserve"> </w:t>
-      </w:r>
-      <w:r>
-        <w:rPr>
-          <w:i/>
-          <w:iCs/>
-        </w:rPr>
-        <w:t xml:space="preserve">ISO 14224:2016 — Petroleum, petrochemical and natural gas industries — Collection and exchange of reliability and maintenance data for equipment</w:t>
-      </w:r>
-      <w:r>
-        <w:t xml:space="preserve">. International Organization for Standardization.</w:t>
-      </w:r>
-    </w:p>
-    <w:p>
-      <w:pPr>
-        <w:numPr>
-          <w:ilvl w:val="0"/>
-          <w:numId w:val="1032"/>
-        </w:numPr>
-      </w:pPr>
-      <w:r>
-        <w:t xml:space="preserve">Lopes, I., Senra, P., Vilarinho, S., Sá, V., Teixeira, C., Lopes, J., Alves, A., Oliveira, J. A., &amp; Figueiredo, M. (2016). Requirements specification of a computerized maintenance management system — A case study.</w:t>
-      </w:r>
-      <w:r>
-        <w:t xml:space="preserve"> </w:t>
-      </w:r>
-      <w:r>
-        <w:rPr>
-          <w:i/>
-          <w:iCs/>
-        </w:rPr>
-        <w:t xml:space="preserve">Procedia CIRP</w:t>
-      </w:r>
-      <w:r>
-        <w:t xml:space="preserve">, 52, 268–273.</w:t>
-      </w:r>
-    </w:p>
-    <w:p>
-      <w:pPr>
-        <w:numPr>
-          <w:ilvl w:val="0"/>
-          <w:numId w:val="1032"/>
-        </w:numPr>
-      </w:pPr>
-      <w:r>
-        <w:t xml:space="preserve">Murphy, K. (2021).</w:t>
-      </w:r>
-      <w:r>
-        <w:t xml:space="preserve"> </w:t>
-      </w:r>
-      <w:r>
-        <w:rPr>
-          <w:i/>
-          <w:iCs/>
-        </w:rPr>
-        <w:t xml:space="preserve">The State of Open-Source CMMS for SMEs</w:t>
-      </w:r>
-      <w:r>
-        <w:t xml:space="preserve">. Maintenance World Journal, 18(3), 45–53.</w:t>
-      </w:r>
-    </w:p>
-    <w:p>
-      <w:pPr>
-        <w:numPr>
-          <w:ilvl w:val="0"/>
-          <w:numId w:val="1032"/>
-        </w:numPr>
-      </w:pPr>
-      <w:r>
-        <w:t xml:space="preserve">Next.js. (2024).</w:t>
-      </w:r>
-      <w:r>
-        <w:t xml:space="preserve"> </w:t>
-      </w:r>
-      <w:r>
-        <w:rPr>
-          <w:i/>
-          <w:iCs/>
-        </w:rPr>
-        <w:t xml:space="preserve">Next.js — The React Framework for the Web</w:t>
-      </w:r>
-      <w:r>
-        <w:t xml:space="preserve">. Vercel Inc. https://nextjs.org/</w:t>
-      </w:r>
-    </w:p>
-    <w:p>
-      <w:pPr>
-        <w:numPr>
-          <w:ilvl w:val="0"/>
-          <w:numId w:val="1032"/>
-        </w:numPr>
-      </w:pPr>
-      <w:r>
-        <w:t xml:space="preserve">Roda, I., &amp; Macchi, M. (2018). A framework to embed asset management in production companies.</w:t>
-      </w:r>
-      <w:r>
-        <w:t xml:space="preserve"> </w:t>
-      </w:r>
-      <w:r>
-        <w:rPr>
-          <w:i/>
-          <w:iCs/>
-        </w:rPr>
-        <w:t xml:space="preserve">Proceedings of the Institution of Mechanical Engineers, Part O: Journal of Risk and Reliability</w:t>
-      </w:r>
-      <w:r>
-        <w:t xml:space="preserve">, 232(4), 368–378.</w:t>
-      </w:r>
-    </w:p>
-    <w:p>
-      <w:pPr>
-        <w:numPr>
-          <w:ilvl w:val="0"/>
-          <w:numId w:val="1032"/>
-        </w:numPr>
-      </w:pPr>
-      <w:r>
-        <w:t xml:space="preserve">Supabase. (2024).</w:t>
-      </w:r>
-      <w:r>
-        <w:t xml:space="preserve"> </w:t>
-      </w:r>
-      <w:r>
-        <w:rPr>
-          <w:i/>
-          <w:iCs/>
-        </w:rPr>
         <w:t xml:space="preserve">Supabase — The Open Source Firebase Alternative</w:t>
       </w:r>
       <w:r>
         <w:t xml:space="preserve">. https://supabase.com/</w:t>
-      </w:r>
-    </w:p>
-    <w:p>
-      <w:pPr>
-        <w:numPr>
-          <w:ilvl w:val="0"/>
-          <w:numId w:val="1032"/>
-        </w:numPr>
-      </w:pPr>
-      <w:r>
-        <w:t xml:space="preserve">Vercel. (2024).</w:t>
-      </w:r>
-      <w:r>
-        <w:t xml:space="preserve"> </w:t>
-      </w:r>
-      <w:r>
-        <w:rPr>
-          <w:i/>
-          <w:iCs/>
-        </w:rPr>
-        <w:t xml:space="preserve">Vercel — Develop. Preview. Ship.</w:t>
-      </w:r>
-      <w:r>
-        <w:t xml:space="preserve"> </w:t>
-      </w:r>
-      <w:r>
-        <w:t xml:space="preserve">https://vercel.com/</w:t>
       </w:r>
     </w:p>
     <w:p>
@@ -35052,18 +34857,45 @@
               <w:rPr>
                 <w:rStyle w:val="VerbatimChar"/>
               </w:rPr>
-              <w:t xml:space="preserve">gmao/nextjs/app/</w:t>
-            </w:r>
-          </w:p>
-        </w:tc>
-        <w:tc>
-          <w:tcPr/>
-          <w:p>
-            <w:pPr>
-              <w:pStyle w:val="Compact"/>
-            </w:pPr>
-            <w:r>
-              <w:t xml:space="preserve">Application web Next.js (frontend GMAO)</w:t>
+              <w:t xml:space="preserve">dashboard/supervision.py</w:t>
+            </w:r>
+          </w:p>
+        </w:tc>
+        <w:tc>
+          <w:tcPr/>
+          <w:p>
+            <w:pPr>
+              <w:pStyle w:val="Compact"/>
+            </w:pPr>
+            <w:r>
+              <w:t xml:space="preserve">Dashboard Streamlit (supervision + GMAO maison)</w:t>
+            </w:r>
+          </w:p>
+        </w:tc>
+      </w:tr>
+      <w:tr>
+        <w:tc>
+          <w:tcPr/>
+          <w:p>
+            <w:pPr>
+              <w:pStyle w:val="Compact"/>
+            </w:pPr>
+            <w:r>
+              <w:rPr>
+                <w:rStyle w:val="VerbatimChar"/>
+              </w:rPr>
+              <w:t xml:space="preserve">src/realtime/predict_loop.py</w:t>
+            </w:r>
+          </w:p>
+        </w:tc>
+        <w:tc>
+          <w:tcPr/>
+          <w:p>
+            <w:pPr>
+              <w:pStyle w:val="Compact"/>
+            </w:pPr>
+            <w:r>
+              <w:t xml:space="preserve">Service de prédiction temps réel (CR/RUL, ordres de travail)</w:t>
             </w:r>
           </w:p>
         </w:tc>
@@ -36572,7 +36404,7 @@
               <w:pStyle w:val="Compact"/>
             </w:pPr>
             <w:r>
-              <w:t xml:space="preserve">Lasi et al. (2014) ; Lu (2017) ; Xu et al. (2018) ; Bagheri et al. (2024)</w:t>
+              <w:t xml:space="preserve">Lasi et al. (2014) ; Lu (2017) ; Xu et al. (2018) ; Bagheri et al. (2015)</w:t>
             </w:r>
           </w:p>
         </w:tc>
@@ -36664,7 +36496,7 @@
               <w:pStyle w:val="Compact"/>
             </w:pPr>
             <w:r>
-              <w:t xml:space="preserve">Coelho (2022) ; Wei (2024), Yan &amp; Yan (2024), Hu et al. (2024)</w:t>
+              <w:t xml:space="preserve">Coelho (2022) ; Wei (2024), Kuang &amp; Long (2024), Hu et al. (2024)</w:t>
             </w:r>
           </w:p>
         </w:tc>
@@ -36756,7 +36588,7 @@
               <w:pStyle w:val="Compact"/>
             </w:pPr>
             <w:r>
-              <w:t xml:space="preserve">ISO 14224 (ISO, 2016) ; GLPI Project (2024) ; Bagheri et al. (2024)</w:t>
+              <w:t xml:space="preserve">ISO 14224 (ISO, 2016) ; GLPI Project (2024) ; Bagheri et al. (2015)</w:t>
             </w:r>
           </w:p>
         </w:tc>

--- a/memoire/Memoire_M2_Corrosion_BATOUMBI.docx
+++ b/memoire/Memoire_M2_Corrosion_BATOUMBI.docx
@@ -9597,7 +9597,7 @@
     </w:p>
     <w:bookmarkEnd w:id="54"/>
     <w:bookmarkEnd w:id="55"/>
-    <w:bookmarkStart w:id="117" w:name="chapitre-ii-outils-et-méthodes"/>
+    <w:bookmarkStart w:id="116" w:name="chapitre-ii-outils-et-méthodes"/>
     <w:p>
       <w:pPr>
         <w:pStyle w:val="Heading1"/>
@@ -15450,7 +15450,7 @@
     </w:p>
     <w:bookmarkEnd w:id="79"/>
     <w:bookmarkEnd w:id="80"/>
-    <w:bookmarkStart w:id="84" w:name="ii.3.-matériels-mobilisés"/>
+    <w:bookmarkStart w:id="83" w:name="ii.3.-matériels-mobilisés"/>
     <w:p>
       <w:pPr>
         <w:pStyle w:val="Heading2"/>
@@ -16858,499 +16858,6 @@
         </w:tc>
       </w:tr>
     </w:tbl>
-    <w:bookmarkEnd w:id="82"/>
-    <w:bookmarkStart w:id="83" w:name="ii.3.3.-ressources-documentaires"/>
-    <w:p>
-      <w:pPr>
-        <w:pStyle w:val="Heading3"/>
-      </w:pPr>
-      <w:r>
-        <w:t xml:space="preserve">II.3.3. Ressources documentaires</w:t>
-      </w:r>
-    </w:p>
-    <w:p>
-      <w:pPr>
-        <w:pStyle w:val="TableCaption"/>
-        <w:jc w:val="center"/>
-      </w:pPr>
-      <w:r>
-        <w:rPr>
-          <w:b/>
-          <w:bCs/>
-        </w:rPr>
-        <w:t xml:space="preserve">Tableau II.5 — Normes et références principales</w:t>
-      </w:r>
-    </w:p>
-    <w:tbl>
-      <w:tblPr>
-        <w:tblStyle w:val="Table"/>
-        <w:tblW w:type="auto" w:w="0"/>
-        <w:tblLook w:firstRow="1" w:lastRow="0" w:firstColumn="0" w:lastColumn="0" w:noHBand="0" w:noVBand="0" w:val="0020"/>
-      </w:tblPr>
-      <w:tblGrid>
-        <w:gridCol w:w="2640"/>
-        <w:gridCol w:w="2640"/>
-        <w:gridCol w:w="2640"/>
-      </w:tblGrid>
-      <w:tr>
-        <w:trPr>
-          <w:tblHeader w:val="on"/>
-        </w:trPr>
-        <w:tc>
-          <w:tcPr/>
-          <w:p>
-            <w:pPr>
-              <w:pStyle w:val="Compact"/>
-            </w:pPr>
-            <w:r>
-              <w:t xml:space="preserve">Référence</w:t>
-            </w:r>
-          </w:p>
-        </w:tc>
-        <w:tc>
-          <w:tcPr/>
-          <w:p>
-            <w:pPr>
-              <w:pStyle w:val="Compact"/>
-            </w:pPr>
-            <w:r>
-              <w:t xml:space="preserve">Organisme</w:t>
-            </w:r>
-          </w:p>
-        </w:tc>
-        <w:tc>
-          <w:tcPr/>
-          <w:p>
-            <w:pPr>
-              <w:pStyle w:val="Compact"/>
-            </w:pPr>
-            <w:r>
-              <w:t xml:space="preserve">Objet</w:t>
-            </w:r>
-          </w:p>
-        </w:tc>
-      </w:tr>
-      <w:tr>
-        <w:tc>
-          <w:tcPr/>
-          <w:p>
-            <w:pPr>
-              <w:pStyle w:val="Compact"/>
-            </w:pPr>
-            <w:r>
-              <w:t xml:space="preserve">ISO 8044</w:t>
-            </w:r>
-          </w:p>
-        </w:tc>
-        <w:tc>
-          <w:tcPr/>
-          <w:p>
-            <w:pPr>
-              <w:pStyle w:val="Compact"/>
-            </w:pPr>
-            <w:r>
-              <w:t xml:space="preserve">ISO</w:t>
-            </w:r>
-          </w:p>
-        </w:tc>
-        <w:tc>
-          <w:tcPr/>
-          <w:p>
-            <w:pPr>
-              <w:pStyle w:val="Compact"/>
-            </w:pPr>
-            <w:r>
-              <w:t xml:space="preserve">Vocabulaire de la corrosion</w:t>
-            </w:r>
-          </w:p>
-        </w:tc>
-      </w:tr>
-      <w:tr>
-        <w:tc>
-          <w:tcPr/>
-          <w:p>
-            <w:pPr>
-              <w:pStyle w:val="Compact"/>
-            </w:pPr>
-            <w:r>
-              <w:t xml:space="preserve">ASTM G1</w:t>
-            </w:r>
-          </w:p>
-        </w:tc>
-        <w:tc>
-          <w:tcPr/>
-          <w:p>
-            <w:pPr>
-              <w:pStyle w:val="Compact"/>
-            </w:pPr>
-            <w:r>
-              <w:t xml:space="preserve">ASTM</w:t>
-            </w:r>
-          </w:p>
-        </w:tc>
-        <w:tc>
-          <w:tcPr/>
-          <w:p>
-            <w:pPr>
-              <w:pStyle w:val="Compact"/>
-            </w:pPr>
-            <w:r>
-              <w:t xml:space="preserve">Évaluation éprouvettes corrosion</w:t>
-            </w:r>
-          </w:p>
-        </w:tc>
-      </w:tr>
-      <w:tr>
-        <w:tc>
-          <w:tcPr/>
-          <w:p>
-            <w:pPr>
-              <w:pStyle w:val="Compact"/>
-            </w:pPr>
-            <w:r>
-              <w:t xml:space="preserve">ASTM G31</w:t>
-            </w:r>
-          </w:p>
-        </w:tc>
-        <w:tc>
-          <w:tcPr/>
-          <w:p>
-            <w:pPr>
-              <w:pStyle w:val="Compact"/>
-            </w:pPr>
-            <w:r>
-              <w:t xml:space="preserve">ASTM</w:t>
-            </w:r>
-          </w:p>
-        </w:tc>
-        <w:tc>
-          <w:tcPr/>
-          <w:p>
-            <w:pPr>
-              <w:pStyle w:val="Compact"/>
-            </w:pPr>
-            <w:r>
-              <w:t xml:space="preserve">Essais immersion laboratoire</w:t>
-            </w:r>
-          </w:p>
-        </w:tc>
-      </w:tr>
-      <w:tr>
-        <w:tc>
-          <w:tcPr/>
-          <w:p>
-            <w:pPr>
-              <w:pStyle w:val="Compact"/>
-            </w:pPr>
-            <w:r>
-              <w:t xml:space="preserve">ASTM G96</w:t>
-            </w:r>
-          </w:p>
-        </w:tc>
-        <w:tc>
-          <w:tcPr/>
-          <w:p>
-            <w:pPr>
-              <w:pStyle w:val="Compact"/>
-            </w:pPr>
-            <w:r>
-              <w:t xml:space="preserve">ASTM</w:t>
-            </w:r>
-          </w:p>
-        </w:tc>
-        <w:tc>
-          <w:tcPr/>
-          <w:p>
-            <w:pPr>
-              <w:pStyle w:val="Compact"/>
-            </w:pPr>
-            <w:r>
-              <w:t xml:space="preserve">Surveillance ER en service</w:t>
-            </w:r>
-          </w:p>
-        </w:tc>
-      </w:tr>
-      <w:tr>
-        <w:tc>
-          <w:tcPr/>
-          <w:p>
-            <w:pPr>
-              <w:pStyle w:val="Compact"/>
-            </w:pPr>
-            <w:r>
-              <w:t xml:space="preserve">NACE SP0775</w:t>
-            </w:r>
-          </w:p>
-        </w:tc>
-        <w:tc>
-          <w:tcPr/>
-          <w:p>
-            <w:pPr>
-              <w:pStyle w:val="Compact"/>
-            </w:pPr>
-            <w:r>
-              <w:t xml:space="preserve">AMPP</w:t>
-            </w:r>
-          </w:p>
-        </w:tc>
-        <w:tc>
-          <w:tcPr/>
-          <w:p>
-            <w:pPr>
-              <w:pStyle w:val="Compact"/>
-            </w:pPr>
-            <w:r>
-              <w:t xml:space="preserve">Coupons de corrosion O&amp;G</w:t>
-            </w:r>
-          </w:p>
-        </w:tc>
-      </w:tr>
-      <w:tr>
-        <w:tc>
-          <w:tcPr/>
-          <w:p>
-            <w:pPr>
-              <w:pStyle w:val="Compact"/>
-            </w:pPr>
-            <w:r>
-              <w:t xml:space="preserve">API 570</w:t>
-            </w:r>
-          </w:p>
-        </w:tc>
-        <w:tc>
-          <w:tcPr/>
-          <w:p>
-            <w:pPr>
-              <w:pStyle w:val="Compact"/>
-            </w:pPr>
-            <w:r>
-              <w:t xml:space="preserve">API</w:t>
-            </w:r>
-          </w:p>
-        </w:tc>
-        <w:tc>
-          <w:tcPr/>
-          <w:p>
-            <w:pPr>
-              <w:pStyle w:val="Compact"/>
-            </w:pPr>
-            <w:r>
-              <w:t xml:space="preserve">Inspection tuyauteries</w:t>
-            </w:r>
-          </w:p>
-        </w:tc>
-      </w:tr>
-      <w:tr>
-        <w:tc>
-          <w:tcPr/>
-          <w:p>
-            <w:pPr>
-              <w:pStyle w:val="Compact"/>
-            </w:pPr>
-            <w:r>
-              <w:t xml:space="preserve">ISO 13381-1</w:t>
-            </w:r>
-          </w:p>
-        </w:tc>
-        <w:tc>
-          <w:tcPr/>
-          <w:p>
-            <w:pPr>
-              <w:pStyle w:val="Compact"/>
-            </w:pPr>
-            <w:r>
-              <w:t xml:space="preserve">ISO</w:t>
-            </w:r>
-          </w:p>
-        </w:tc>
-        <w:tc>
-          <w:tcPr/>
-          <w:p>
-            <w:pPr>
-              <w:pStyle w:val="Compact"/>
-            </w:pPr>
-            <w:r>
-              <w:t xml:space="preserve">Maintenance prévisionnelle, RUL</w:t>
-            </w:r>
-          </w:p>
-        </w:tc>
-      </w:tr>
-      <w:tr>
-        <w:tc>
-          <w:tcPr/>
-          <w:p>
-            <w:pPr>
-              <w:pStyle w:val="Compact"/>
-            </w:pPr>
-            <w:r>
-              <w:t xml:space="preserve">EN 13306</w:t>
-            </w:r>
-          </w:p>
-        </w:tc>
-        <w:tc>
-          <w:tcPr/>
-          <w:p>
-            <w:pPr>
-              <w:pStyle w:val="Compact"/>
-            </w:pPr>
-            <w:r>
-              <w:t xml:space="preserve">CEN</w:t>
-            </w:r>
-          </w:p>
-        </w:tc>
-        <w:tc>
-          <w:tcPr/>
-          <w:p>
-            <w:pPr>
-              <w:pStyle w:val="Compact"/>
-            </w:pPr>
-            <w:r>
-              <w:t xml:space="preserve">Terminologie maintenance</w:t>
-            </w:r>
-          </w:p>
-        </w:tc>
-      </w:tr>
-      <w:tr>
-        <w:tc>
-          <w:tcPr/>
-          <w:p>
-            <w:pPr>
-              <w:pStyle w:val="Compact"/>
-            </w:pPr>
-            <w:r>
-              <w:t xml:space="preserve">de Waard &amp; Milliams (1975)</w:t>
-            </w:r>
-          </w:p>
-        </w:tc>
-        <w:tc>
-          <w:tcPr/>
-          <w:p>
-            <w:pPr>
-              <w:pStyle w:val="Compact"/>
-            </w:pPr>
-            <w:r>
-              <w:t xml:space="preserve">—</w:t>
-            </w:r>
-          </w:p>
-        </w:tc>
-        <w:tc>
-          <w:tcPr/>
-          <w:p>
-            <w:pPr>
-              <w:pStyle w:val="Compact"/>
-            </w:pPr>
-            <w:r>
-              <w:t xml:space="preserve">Modèle CO₂ corrosion</w:t>
-            </w:r>
-          </w:p>
-        </w:tc>
-      </w:tr>
-      <w:tr>
-        <w:tc>
-          <w:tcPr/>
-          <w:p>
-            <w:pPr>
-              <w:pStyle w:val="Compact"/>
-            </w:pPr>
-            <w:r>
-              <w:t xml:space="preserve">Chen &amp; Guestrin (2016)</w:t>
-            </w:r>
-          </w:p>
-        </w:tc>
-        <w:tc>
-          <w:tcPr/>
-          <w:p>
-            <w:pPr>
-              <w:pStyle w:val="Compact"/>
-            </w:pPr>
-            <w:r>
-              <w:t xml:space="preserve">ACM</w:t>
-            </w:r>
-          </w:p>
-        </w:tc>
-        <w:tc>
-          <w:tcPr/>
-          <w:p>
-            <w:pPr>
-              <w:pStyle w:val="Compact"/>
-            </w:pPr>
-            <w:r>
-              <w:t xml:space="preserve">Algorithme XGBoost</w:t>
-            </w:r>
-          </w:p>
-        </w:tc>
-      </w:tr>
-      <w:tr>
-        <w:tc>
-          <w:tcPr/>
-          <w:p>
-            <w:pPr>
-              <w:pStyle w:val="Compact"/>
-            </w:pPr>
-            <w:r>
-              <w:t xml:space="preserve">Lundberg &amp; Lee (2017)</w:t>
-            </w:r>
-          </w:p>
-        </w:tc>
-        <w:tc>
-          <w:tcPr/>
-          <w:p>
-            <w:pPr>
-              <w:pStyle w:val="Compact"/>
-            </w:pPr>
-            <w:r>
-              <w:t xml:space="preserve">NeurIPS</w:t>
-            </w:r>
-          </w:p>
-        </w:tc>
-        <w:tc>
-          <w:tcPr/>
-          <w:p>
-            <w:pPr>
-              <w:pStyle w:val="Compact"/>
-            </w:pPr>
-            <w:r>
-              <w:t xml:space="preserve">Méthode SHAP</w:t>
-            </w:r>
-          </w:p>
-        </w:tc>
-      </w:tr>
-      <w:tr>
-        <w:tc>
-          <w:tcPr/>
-          <w:p>
-            <w:pPr>
-              <w:pStyle w:val="Compact"/>
-            </w:pPr>
-            <w:r>
-              <w:t xml:space="preserve">Koch et al. (2016)</w:t>
-            </w:r>
-          </w:p>
-        </w:tc>
-        <w:tc>
-          <w:tcPr/>
-          <w:p>
-            <w:pPr>
-              <w:pStyle w:val="Compact"/>
-            </w:pPr>
-            <w:r>
-              <w:t xml:space="preserve">NACE</w:t>
-            </w:r>
-          </w:p>
-        </w:tc>
-        <w:tc>
-          <w:tcPr/>
-          <w:p>
-            <w:pPr>
-              <w:pStyle w:val="Compact"/>
-            </w:pPr>
-            <w:r>
-              <w:t xml:space="preserve">Coût mondial corrosion</w:t>
-            </w:r>
-          </w:p>
-        </w:tc>
-      </w:tr>
-    </w:tbl>
     <w:p>
       <w:r>
         <w:pict>
@@ -17358,9 +16865,9 @@
         </w:pict>
       </w:r>
     </w:p>
+    <w:bookmarkEnd w:id="82"/>
     <w:bookmarkEnd w:id="83"/>
-    <w:bookmarkEnd w:id="84"/>
-    <w:bookmarkStart w:id="93" w:name="X8236413271ac5e519391d9aebf8ceff17de3c22"/>
+    <w:bookmarkStart w:id="92" w:name="X8236413271ac5e519391d9aebf8ceff17de3c22"/>
     <w:p>
       <w:pPr>
         <w:pStyle w:val="Heading2"/>
@@ -17399,18 +16906,18 @@
           <wp:inline>
             <wp:extent cx="5296535" cy="1924357"/>
             <wp:effectExtent b="0" l="0" r="0" t="0"/>
-            <wp:docPr descr="Figure II.4 — Pipeline Python de traitement des données (5 étapes)" title="" id="86" name="Picture"/>
+            <wp:docPr descr="Figure II.4 — Pipeline Python de traitement des données (5 étapes)" title="" id="85" name="Picture"/>
             <a:graphic>
               <a:graphicData uri="http://schemas.openxmlformats.org/drawingml/2006/picture">
                 <pic:pic>
                   <pic:nvPicPr>
-                    <pic:cNvPr descr="figures/fig_ii4_pipeline.png" id="87" name="Picture"/>
+                    <pic:cNvPr descr="figures/fig_ii4_pipeline.png" id="86" name="Picture"/>
                     <pic:cNvPicPr>
                       <a:picLocks noChangeArrowheads="1" noChangeAspect="1"/>
                     </pic:cNvPicPr>
                   </pic:nvPicPr>
                   <pic:blipFill>
-                    <a:blip r:embed="rId85"/>
+                    <a:blip r:embed="rId84"/>
                     <a:stretch>
                       <a:fillRect/>
                     </a:stretch>
@@ -17445,7 +16952,7 @@
         <w:t xml:space="preserve">Figure II.4 — Pipeline Python de traitement des données (5 étapes)</w:t>
       </w:r>
     </w:p>
-    <w:bookmarkStart w:id="88" w:name="ii.4.1.-acquisition"/>
+    <w:bookmarkStart w:id="87" w:name="ii.4.1.-acquisition"/>
     <w:p>
       <w:pPr>
         <w:pStyle w:val="Heading3"/>
@@ -17610,8 +17117,8 @@
         <w:t xml:space="preserve">, soit environ 120 points par heure. Pour un run de 12 heures, cela représente de l’ordre de 1 400 points de mesure ; pour un run de 20 heures, environ 2 300 points. Cette résolution temporelle fine est nécessaire pour capturer la phase d’emballement final, très rapide. L’historique complet est centralisé sur Supabase et accessible aussi bien à l’application Streamlit qu’aux notebooks d’analyse, sans manipulation manuelle de fichiers.</w:t>
       </w:r>
     </w:p>
-    <w:bookmarkEnd w:id="88"/>
-    <w:bookmarkStart w:id="89" w:name="ii.4.2.-nettoyage-du-signal"/>
+    <w:bookmarkEnd w:id="87"/>
+    <w:bookmarkStart w:id="88" w:name="ii.4.2.-nettoyage-du-signal"/>
     <w:p>
       <w:pPr>
         <w:pStyle w:val="Heading3"/>
@@ -17677,8 +17184,8 @@
         <w:t xml:space="preserve">.</w:t>
       </w:r>
     </w:p>
-    <w:bookmarkEnd w:id="89"/>
-    <w:bookmarkStart w:id="90" w:name="ii.4.3.-compensation-thermique"/>
+    <w:bookmarkEnd w:id="88"/>
+    <w:bookmarkStart w:id="89" w:name="ii.4.3.-compensation-thermique"/>
     <w:p>
       <w:pPr>
         <w:pStyle w:val="Heading3"/>
@@ -18097,8 +17604,8 @@
         <w:t xml:space="preserve">_corr(t) ne dépend plus que de la corrosion, pas de la température ambiante.</w:t>
       </w:r>
     </w:p>
-    <w:bookmarkEnd w:id="90"/>
-    <w:bookmarkStart w:id="91" w:name="ii.4.4.-feature-engineering"/>
+    <w:bookmarkEnd w:id="89"/>
+    <w:bookmarkStart w:id="90" w:name="ii.4.4.-feature-engineering"/>
     <w:p>
       <w:pPr>
         <w:pStyle w:val="Heading3"/>
@@ -18167,7 +17674,7 @@
           <w:b/>
           <w:bCs/>
         </w:rPr>
-        <w:t xml:space="preserve">Tableau II.6 — Variables d’entrée (features) du modèle XGBoost</w:t>
+        <w:t xml:space="preserve">Tableau II.5 — Variables d’entrée (features) du modèle XGBoost</w:t>
       </w:r>
     </w:p>
     <w:tbl>
@@ -18827,8 +18334,8 @@
         <w:t xml:space="preserve">documentée, destinée à empêcher les pics aberrants de cette phase de biaiser l’apprentissage du régime stationnaire ; il n’affecte pas la plage de fonctionnement nominale.</w:t>
       </w:r>
     </w:p>
-    <w:bookmarkEnd w:id="91"/>
-    <w:bookmarkStart w:id="92" w:name="ii.4.5.-calcul-du-rul"/>
+    <w:bookmarkEnd w:id="90"/>
+    <w:bookmarkStart w:id="91" w:name="ii.4.5.-calcul-du-rul"/>
     <w:p>
       <w:pPr>
         <w:pStyle w:val="Heading3"/>
@@ -19385,9 +18892,9 @@
         </w:pict>
       </w:r>
     </w:p>
+    <w:bookmarkEnd w:id="91"/>
     <w:bookmarkEnd w:id="92"/>
-    <w:bookmarkEnd w:id="93"/>
-    <w:bookmarkStart w:id="99" w:name="Xa8014f60c555bd98b3c58e7b198d9c87054b6ca"/>
+    <w:bookmarkStart w:id="98" w:name="Xa8014f60c555bd98b3c58e7b198d9c87054b6ca"/>
     <w:p>
       <w:pPr>
         <w:pStyle w:val="Heading2"/>
@@ -19396,7 +18903,7 @@
         <w:t xml:space="preserve">II.5. Méthodologie d’entraînement du modèle XGBoost</w:t>
       </w:r>
     </w:p>
-    <w:bookmarkStart w:id="94" w:name="Xe595405e66a16ab31c2842380ee0f609d29fcd6"/>
+    <w:bookmarkStart w:id="93" w:name="Xe595405e66a16ab31c2842380ee0f609d29fcd6"/>
     <w:p>
       <w:pPr>
         <w:pStyle w:val="Heading3"/>
@@ -19436,7 +18943,48 @@
         <w:pStyle w:val="FirstParagraph"/>
       </w:pPr>
       <w:r>
-        <w:t xml:space="preserve">Plusieurs stratégies de validation existent pour un modèle prédictif : la séparation simple</w:t>
+        <w:t xml:space="preserve">Parmi les stratégies comparées au tableau II.0.6, deux sont pertinentes ici. La validation</w:t>
+      </w:r>
+      <w:r>
+        <w:t xml:space="preserve"> </w:t>
+      </w:r>
+      <w:r>
+        <w:rPr>
+          <w:b/>
+          <w:bCs/>
+        </w:rPr>
+        <w:t xml:space="preserve">walk-forward</w:t>
+      </w:r>
+      <w:r>
+        <w:t xml:space="preserve"> </w:t>
+      </w:r>
+      <w:r>
+        <w:t xml:space="preserve">(</w:t>
+      </w:r>
+      <w:r>
+        <w:rPr>
+          <w:rStyle w:val="VerbatimChar"/>
+        </w:rPr>
+        <w:t xml:space="preserve">TimeSeriesSplit</w:t>
+      </w:r>
+      <w:r>
+        <w:t xml:space="preserve">) respecte la</w:t>
+      </w:r>
+      <w:r>
+        <w:t xml:space="preserve"> </w:t>
+      </w:r>
+      <w:r>
+        <w:rPr>
+          <w:b/>
+          <w:bCs/>
+        </w:rPr>
+        <w:t xml:space="preserve">causalité temporelle</w:t>
+      </w:r>
+      <w:r>
+        <w:t xml:space="preserve"> </w:t>
+      </w:r>
+      <w:r>
+        <w:t xml:space="preserve">au sein d’un même essai — chaque fold entraîne sur le passé et teste sur le futur (Bergmeir et Benítez, 2012) — mais ne renseigne que sur la prédiction</w:t>
       </w:r>
       <w:r>
         <w:t xml:space="preserve"> </w:t>
@@ -19446,175 +18994,54 @@
           <w:i/>
           <w:iCs/>
         </w:rPr>
-        <w:t xml:space="preserve">train/test</w:t>
-      </w:r>
-      <w:r>
-        <w:t xml:space="preserve">, la validation croisée</w:t>
-      </w:r>
-      <w:r>
-        <w:t xml:space="preserve"> </w:t>
-      </w:r>
-      <w:r>
-        <w:rPr>
+        <w:t xml:space="preserve">au sein</w:t>
+      </w:r>
+      <w:r>
+        <w:t xml:space="preserve"> </w:t>
+      </w:r>
+      <w:r>
+        <w:t xml:space="preserve">d’un run déjà observé. Or l’objectif industriel est la</w:t>
+      </w:r>
+      <w:r>
+        <w:t xml:space="preserve"> </w:t>
+      </w:r>
+      <w:r>
+        <w:rPr>
+          <w:b/>
+          <w:bCs/>
+        </w:rPr>
+        <w:t xml:space="preserve">généralisation à un essai nouveau, jamais vu</w:t>
+      </w:r>
+      <w:r>
+        <w:t xml:space="preserve"> </w:t>
+      </w:r>
+      <w:r>
+        <w:t xml:space="preserve">: nous retenons donc comme stratégie principale la</w:t>
+      </w:r>
+      <w:r>
+        <w:t xml:space="preserve"> </w:t>
+      </w:r>
+      <w:r>
+        <w:rPr>
+          <w:b/>
+          <w:bCs/>
+        </w:rPr>
+        <w:t xml:space="preserve">validation</w:t>
+      </w:r>
+      <w:r>
+        <w:rPr>
+          <w:b/>
+          <w:bCs/>
+        </w:rPr>
+        <w:t xml:space="preserve"> </w:t>
+      </w:r>
+      <w:r>
+        <w:rPr>
+          <w:b/>
+          <w:bCs/>
           <w:i/>
           <w:iCs/>
         </w:rPr>
-        <w:t xml:space="preserve">k-fold</w:t>
-      </w:r>
-      <w:r>
-        <w:t xml:space="preserve"> </w:t>
-      </w:r>
-      <w:r>
-        <w:t xml:space="preserve">classique, la validation croisée temporelle</w:t>
-      </w:r>
-      <w:r>
-        <w:t xml:space="preserve"> </w:t>
-      </w:r>
-      <w:r>
-        <w:rPr>
-          <w:i/>
-          <w:iCs/>
-        </w:rPr>
-        <w:t xml:space="preserve">walk-forward</w:t>
-      </w:r>
-      <w:r>
-        <w:t xml:space="preserve"> </w:t>
-      </w:r>
-      <w:r>
-        <w:t xml:space="preserve">(</w:t>
-      </w:r>
-      <w:r>
-        <w:rPr>
-          <w:rStyle w:val="VerbatimChar"/>
-        </w:rPr>
-        <w:t xml:space="preserve">TimeSeriesSplit</w:t>
-      </w:r>
-      <w:r>
-        <w:t xml:space="preserve">), et la validation</w:t>
-      </w:r>
-      <w:r>
-        <w:t xml:space="preserve"> </w:t>
-      </w:r>
-      <w:r>
-        <w:rPr>
-          <w:i/>
-          <w:iCs/>
-        </w:rPr>
-        <w:t xml:space="preserve">leave-one-group-out</w:t>
-      </w:r>
-      <w:r>
-        <w:t xml:space="preserve">. Le choix dépend de la question posée.</w:t>
-      </w:r>
-    </w:p>
-    <w:p>
-      <w:pPr>
-        <w:pStyle w:val="BodyText"/>
-      </w:pPr>
-      <w:r>
-        <w:t xml:space="preserve">La validation</w:t>
-      </w:r>
-      <w:r>
-        <w:t xml:space="preserve"> </w:t>
-      </w:r>
-      <w:r>
-        <w:rPr>
-          <w:b/>
-          <w:bCs/>
-        </w:rPr>
-        <w:t xml:space="preserve">walk-forward</w:t>
-      </w:r>
-      <w:r>
-        <w:t xml:space="preserve"> </w:t>
-      </w:r>
-      <w:r>
-        <w:t xml:space="preserve">(</w:t>
-      </w:r>
-      <w:r>
-        <w:rPr>
-          <w:rStyle w:val="VerbatimChar"/>
-        </w:rPr>
-        <w:t xml:space="preserve">TimeSeriesSplit</w:t>
-      </w:r>
-      <w:r>
-        <w:t xml:space="preserve">) respecte la</w:t>
-      </w:r>
-      <w:r>
-        <w:t xml:space="preserve"> </w:t>
-      </w:r>
-      <w:r>
-        <w:rPr>
-          <w:b/>
-          <w:bCs/>
-        </w:rPr>
-        <w:t xml:space="preserve">causalité temporelle</w:t>
-      </w:r>
-      <w:r>
-        <w:t xml:space="preserve"> </w:t>
-      </w:r>
-      <w:r>
-        <w:t xml:space="preserve">à l’intérieur d’un même essai : chaque fold entraîne sur le passé et teste sur le futur, jamais l’inverse (Bergmeir et Benítez, 2012). Elle évite toute fuite temporelle mais ne renseigne que sur la prédiction</w:t>
-      </w:r>
-      <w:r>
-        <w:t xml:space="preserve"> </w:t>
-      </w:r>
-      <w:r>
-        <w:rPr>
-          <w:i/>
-          <w:iCs/>
-        </w:rPr>
-        <w:t xml:space="preserve">au sein</w:t>
-      </w:r>
-      <w:r>
-        <w:t xml:space="preserve"> </w:t>
-      </w:r>
-      <w:r>
-        <w:t xml:space="preserve">d’un run déjà observé.</w:t>
-      </w:r>
-    </w:p>
-    <w:p>
-      <w:pPr>
-        <w:pStyle w:val="BodyText"/>
-      </w:pPr>
-      <w:r>
-        <w:t xml:space="preserve">Or l’objectif industriel est la</w:t>
-      </w:r>
-      <w:r>
-        <w:t xml:space="preserve"> </w:t>
-      </w:r>
-      <w:r>
-        <w:rPr>
-          <w:b/>
-          <w:bCs/>
-        </w:rPr>
-        <w:t xml:space="preserve">généralisation à un essai nouveau, jamais vu</w:t>
-      </w:r>
-      <w:r>
-        <w:t xml:space="preserve">. Dans le cadre de ce travail, nous retenons donc comme stratégie principale la</w:t>
-      </w:r>
-      <w:r>
-        <w:t xml:space="preserve"> </w:t>
-      </w:r>
-      <w:r>
-        <w:rPr>
-          <w:b/>
-          <w:bCs/>
-        </w:rPr>
-        <w:t xml:space="preserve">validation</w:t>
-      </w:r>
-      <w:r>
-        <w:rPr>
-          <w:b/>
-          <w:bCs/>
-        </w:rPr>
-        <w:t xml:space="preserve"> </w:t>
-      </w:r>
-      <w:r>
-        <w:rPr>
-          <w:b/>
-          <w:bCs/>
-          <w:i/>
-          <w:iCs/>
-        </w:rPr>
         <w:t xml:space="preserve">leave-one-run-out</w:t>
       </w:r>
       <w:r>
@@ -19632,14 +19059,11 @@
         <w:t xml:space="preserve">(LORO)</w:t>
       </w:r>
       <w:r>
-        <w:t xml:space="preserve"> </w:t>
-      </w:r>
-      <w:r>
-        <w:t xml:space="preserve">: à chaque itération, un run complet est retiré de l’entraînement et sert exclusivement de test. Cette stratégie, plus exigeante, mesure la capacité réelle du modèle à prédire un essai indépendant — et constitue le cœur de la démonstration du Chapitre III (la fiabilité de cette généralisation dépend de la couverture des conditions, notamment thermiques, par les runs d’entraînement).</w:t>
-      </w:r>
-    </w:p>
-    <w:bookmarkEnd w:id="94"/>
-    <w:bookmarkStart w:id="95" w:name="ii.5.2.-hyperparamètres-xgboost"/>
+        <w:t xml:space="preserve">, où un run complet est retiré de l’entraînement et sert exclusivement de test. Plus exigeante, elle mesure la capacité réelle du modèle à prédire un essai indépendant et constitue le cœur de la démonstration du Chapitre III — sa fiabilité dépendant de la couverture des conditions (notamment thermiques) par les runs d’entraînement.</w:t>
+      </w:r>
+    </w:p>
+    <w:bookmarkEnd w:id="93"/>
+    <w:bookmarkStart w:id="94" w:name="ii.5.2.-hyperparamètres-xgboost"/>
     <w:p>
       <w:pPr>
         <w:pStyle w:val="Heading3"/>
@@ -19658,7 +19082,7 @@
           <w:b/>
           <w:bCs/>
         </w:rPr>
-        <w:t xml:space="preserve">Tableau II.7 — Hyperparamètres du modèle XGBoost</w:t>
+        <w:t xml:space="preserve">Tableau II.6 — Hyperparamètres du modèle XGBoost</w:t>
       </w:r>
     </w:p>
     <w:tbl>
@@ -20038,8 +19462,8 @@
         <w:t xml:space="preserve">Source : Chen et Guestrin (2016) ; XGBoost (2024).</w:t>
       </w:r>
     </w:p>
-    <w:bookmarkEnd w:id="95"/>
-    <w:bookmarkStart w:id="96" w:name="ii.5.3.-métriques-dévaluation"/>
+    <w:bookmarkEnd w:id="94"/>
+    <w:bookmarkStart w:id="95" w:name="ii.5.3.-métriques-dévaluation"/>
     <w:p>
       <w:pPr>
         <w:pStyle w:val="Heading3"/>
@@ -20555,8 +19979,8 @@
         <w:t xml:space="preserve">(prédiction = moyenne du training set) sert de comparaison pour vérifier que le modèle apporte effectivement une valeur ajoutée.</w:t>
       </w:r>
     </w:p>
-    <w:bookmarkEnd w:id="96"/>
-    <w:bookmarkStart w:id="97" w:name="ii.5.4.-interprétabilité-par-shap"/>
+    <w:bookmarkEnd w:id="95"/>
+    <w:bookmarkStart w:id="96" w:name="ii.5.4.-interprétabilité-par-shap"/>
     <w:p>
       <w:pPr>
         <w:pStyle w:val="Heading3"/>
@@ -20679,8 +20103,8 @@
         <w:t xml:space="preserve">et de vérifier la cohérence avec la physique du phénomène.</w:t>
       </w:r>
     </w:p>
-    <w:bookmarkEnd w:id="97"/>
-    <w:bookmarkStart w:id="98" w:name="Xa84e41cc3fff3ce0d5a7c2fab658d87d03b5676"/>
+    <w:bookmarkEnd w:id="96"/>
+    <w:bookmarkStart w:id="97" w:name="Xa84e41cc3fff3ce0d5a7c2fab658d87d03b5676"/>
     <w:p>
       <w:pPr>
         <w:pStyle w:val="Heading3"/>
@@ -20726,7 +20150,7 @@
         <w:t xml:space="preserve"> </w:t>
       </w:r>
       <w:r>
-        <w:t xml:space="preserve">de la norme ISO 13381-1. Le diagnostic d’un régime peut s’appuyer sur diverses approches : règles métier explicites, classification supervisée (XGBoost classifieur) ou détection non-supervisée d’anomalies (Isolation Forest). Dans le cadre de ce travail, nous retenons une</w:t>
+        <w:t xml:space="preserve">de la norme ISO 13381-1. Plutôt qu’une classification supervisée ou une détection non-supervisée d’anomalies, nous retenons une</w:t>
       </w:r>
       <w:r>
         <w:t xml:space="preserve"> </w:t>
@@ -20739,7 +20163,7 @@
         <w:t xml:space="preserve">approche par règles métier explicables</w:t>
       </w:r>
       <w:r>
-        <w:t xml:space="preserve">, simple à valider, transparente pour le jury et les utilisateurs industriels — les approches ML de classification étant envisagées en perspective d’évolution.</w:t>
+        <w:t xml:space="preserve">, simple à valider et transparente pour le jury comme pour les utilisateurs industriels — les approches ML de classification restant une perspective d’évolution.</w:t>
       </w:r>
     </w:p>
     <w:p>
@@ -21094,134 +20518,81 @@
         </w:pict>
       </w:r>
     </w:p>
+    <w:bookmarkEnd w:id="97"/>
     <w:bookmarkEnd w:id="98"/>
+    <w:bookmarkStart w:id="103" w:name="X8f2c3d1b22491317b619a97563f1a03b47db684"/>
+    <w:p>
+      <w:pPr>
+        <w:pStyle w:val="Heading2"/>
+      </w:pPr>
+      <w:r>
+        <w:t xml:space="preserve">II.6. Protocole expérimental run-to-failure</w:t>
+      </w:r>
+    </w:p>
+    <w:bookmarkStart w:id="99" w:name="ii.6.1.-justification-du-protocole-rtf"/>
+    <w:p>
+      <w:pPr>
+        <w:pStyle w:val="Heading3"/>
+      </w:pPr>
+      <w:r>
+        <w:t xml:space="preserve">II.6.1. Justification du protocole RTF</w:t>
+      </w:r>
+    </w:p>
+    <w:p>
+      <w:pPr>
+        <w:pStyle w:val="FirstParagraph"/>
+      </w:pPr>
+      <w:r>
+        <w:t xml:space="preserve">Face aux essais électrochimiques (grandeurs instantanées, mais instrument coûteux) et à la perte de masse (simple, mais réduite à une vitesse moyenne, sans dynamique temporelle ni événement de défaillance), nous retenons le protocole</w:t>
+      </w:r>
+      <w:r>
+        <w:t xml:space="preserve"> </w:t>
+      </w:r>
+      <w:r>
+        <w:rPr>
+          <w:b/>
+          <w:bCs/>
+        </w:rPr>
+        <w:t xml:space="preserve">run-to-failure (RTF)</w:t>
+      </w:r>
+      <w:r>
+        <w:t xml:space="preserve"> </w:t>
+      </w:r>
+      <w:r>
+        <w:t xml:space="preserve">: seul à constituer un jeu d’apprentissage couvrant l’intégralité du cycle de dégradation — de l’état initial à la rupture — et à fournir un</w:t>
+      </w:r>
+      <w:r>
+        <w:t xml:space="preserve"> </w:t>
+      </w:r>
+      <w:r>
+        <w:rPr>
+          <w:b/>
+          <w:bCs/>
+        </w:rPr>
+        <w:t xml:space="preserve">événement de défaillance réellement observé</w:t>
+      </w:r>
+      <w:r>
+        <w:t xml:space="preserve">, indispensable à l’apprentissage de la durée de vie résiduelle (RUL). Ce choix est conforme à l’esprit de la norme</w:t>
+      </w:r>
+      <w:r>
+        <w:t xml:space="preserve"> </w:t>
+      </w:r>
+      <w:r>
+        <w:rPr>
+          <w:b/>
+          <w:bCs/>
+        </w:rPr>
+        <w:t xml:space="preserve">ISO 13381-1 :2025</w:t>
+      </w:r>
+      <w:r>
+        <w:t xml:space="preserve"> </w:t>
+      </w:r>
+      <w:r>
+        <w:t xml:space="preserve">sur la maintenance prévisionnelle (ISO, 2025 ; Akash, 2024).</w:t>
+      </w:r>
+    </w:p>
     <w:bookmarkEnd w:id="99"/>
-    <w:bookmarkStart w:id="104" w:name="X8f2c3d1b22491317b619a97563f1a03b47db684"/>
-    <w:p>
-      <w:pPr>
-        <w:pStyle w:val="Heading2"/>
-      </w:pPr>
-      <w:r>
-        <w:t xml:space="preserve">II.6. Protocole expérimental run-to-failure</w:t>
-      </w:r>
-    </w:p>
-    <w:bookmarkStart w:id="100" w:name="ii.6.1.-justification-du-protocole-rtf"/>
-    <w:p>
-      <w:pPr>
-        <w:pStyle w:val="Heading3"/>
-      </w:pPr>
-      <w:r>
-        <w:t xml:space="preserve">II.6.1. Justification du protocole RTF</w:t>
-      </w:r>
-    </w:p>
-    <w:p>
-      <w:pPr>
-        <w:pStyle w:val="FirstParagraph"/>
-      </w:pPr>
-      <w:r>
-        <w:t xml:space="preserve">Plusieurs protocoles permettent d’étudier la corrosion d’un métal : les</w:t>
-      </w:r>
-      <w:r>
-        <w:t xml:space="preserve"> </w:t>
-      </w:r>
-      <w:r>
-        <w:rPr>
-          <w:b/>
-          <w:bCs/>
-        </w:rPr>
-        <w:t xml:space="preserve">essais électrochimiques</w:t>
-      </w:r>
-      <w:r>
-        <w:t xml:space="preserve"> </w:t>
-      </w:r>
-      <w:r>
-        <w:t xml:space="preserve">(polarisation, spectroscopie d’impédance EIS), la</w:t>
-      </w:r>
-      <w:r>
-        <w:t xml:space="preserve"> </w:t>
-      </w:r>
-      <w:r>
-        <w:rPr>
-          <w:b/>
-          <w:bCs/>
-        </w:rPr>
-        <w:t xml:space="preserve">perte de masse</w:t>
-      </w:r>
-      <w:r>
-        <w:t xml:space="preserve"> </w:t>
-      </w:r>
-      <w:r>
-        <w:t xml:space="preserve">par immersion sur durée fixe, et les essais</w:t>
-      </w:r>
-      <w:r>
-        <w:t xml:space="preserve"> </w:t>
-      </w:r>
-      <w:r>
-        <w:rPr>
-          <w:b/>
-          <w:bCs/>
-        </w:rPr>
-        <w:t xml:space="preserve">run-to-failure (RTF)</w:t>
-      </w:r>
-      <w:r>
-        <w:t xml:space="preserve"> </w:t>
-      </w:r>
-      <w:r>
-        <w:t xml:space="preserve">où l’échantillon est suivi en continu jusqu’à sa rupture. Les essais électrochimiques fournissent des grandeurs instantanées mais nécessitent un instrument coûteux ; la perte de masse est simple mais ne donne qu’une vitesse moyenne, sans dynamique temporelle ni événement de défaillance.</w:t>
-      </w:r>
-    </w:p>
-    <w:p>
-      <w:pPr>
-        <w:pStyle w:val="BodyText"/>
-      </w:pPr>
-      <w:r>
-        <w:t xml:space="preserve">Dans le cadre de ce travail, nous retenons le protocole</w:t>
-      </w:r>
-      <w:r>
-        <w:t xml:space="preserve"> </w:t>
-      </w:r>
-      <w:r>
-        <w:rPr>
-          <w:b/>
-          <w:bCs/>
-        </w:rPr>
-        <w:t xml:space="preserve">run-to-failure (RTF)</w:t>
-      </w:r>
-      <w:r>
-        <w:t xml:space="preserve">, car il est le seul à constituer un jeu d’apprentissage couvrant l’intégralité du cycle de dégradation — de l’état initial jusqu’à la rupture — et à fournir un</w:t>
-      </w:r>
-      <w:r>
-        <w:t xml:space="preserve"> </w:t>
-      </w:r>
-      <w:r>
-        <w:rPr>
-          <w:b/>
-          <w:bCs/>
-        </w:rPr>
-        <w:t xml:space="preserve">événement de défaillance réellement observé</w:t>
-      </w:r>
-      <w:r>
-        <w:t xml:space="preserve">, indispensable à l’apprentissage de la prédiction de durée de vie résiduelle (RUL). Ce choix est conforme à l’esprit de la norme</w:t>
-      </w:r>
-      <w:r>
-        <w:t xml:space="preserve"> </w:t>
-      </w:r>
-      <w:r>
-        <w:rPr>
-          <w:b/>
-          <w:bCs/>
-        </w:rPr>
-        <w:t xml:space="preserve">ISO 13381-1 :2025</w:t>
-      </w:r>
-      <w:r>
-        <w:t xml:space="preserve"> </w:t>
-      </w:r>
-      <w:r>
-        <w:t xml:space="preserve">sur la maintenance prévisionnelle (ISO, 2025 ; Akash, 2024).</w:t>
-      </w:r>
-    </w:p>
-    <w:bookmarkEnd w:id="100"/>
-    <w:bookmarkStart w:id="101" w:name="ii.6.2.-plan-expérimental"/>
+    <w:bookmarkStart w:id="100" w:name="ii.6.2.-plan-expérimental"/>
     <w:p>
       <w:pPr>
         <w:pStyle w:val="Heading3"/>
@@ -21525,8 +20896,8 @@
         <w:t xml:space="preserve">La campagne se poursuit : des essais complémentaires aux consignes 30 °C et 32 °C sont en cours afin de consolider la couverture thermique (voir Chapitre III, perspectives). Le détail des essais retenus, écartés et utilisés comme contre-exemples est présenté au Chapitre III.</w:t>
       </w:r>
     </w:p>
-    <w:bookmarkEnd w:id="101"/>
-    <w:bookmarkStart w:id="102" w:name="ii.6.3.-procédure-standard-par-run"/>
+    <w:bookmarkEnd w:id="100"/>
+    <w:bookmarkStart w:id="101" w:name="ii.6.3.-procédure-standard-par-run"/>
     <w:p>
       <w:pPr>
         <w:pStyle w:val="Heading3"/>
@@ -21957,8 +21328,8 @@
         <w:t xml:space="preserve">, l’exposition prolongée de l’acide à l’air abaissant sa concentration par volatilisation du HCl.</w:t>
       </w:r>
     </w:p>
-    <w:bookmarkEnd w:id="102"/>
-    <w:bookmarkStart w:id="103" w:name="ii.6.4.-seuils-dalerte-gradués"/>
+    <w:bookmarkEnd w:id="101"/>
+    <w:bookmarkStart w:id="102" w:name="ii.6.4.-seuils-dalerte-gradués"/>
     <w:p>
       <w:pPr>
         <w:pStyle w:val="Heading3"/>
@@ -22398,9 +21769,9 @@
         </w:pict>
       </w:r>
     </w:p>
+    <w:bookmarkEnd w:id="102"/>
     <w:bookmarkEnd w:id="103"/>
-    <w:bookmarkEnd w:id="104"/>
-    <w:bookmarkStart w:id="114" w:name="X7f6fc5d9d937f79007415265945dc6449a14409"/>
+    <w:bookmarkStart w:id="113" w:name="X7f6fc5d9d937f79007415265945dc6449a14409"/>
     <w:p>
       <w:pPr>
         <w:pStyle w:val="Heading2"/>
@@ -22409,7 +21780,7 @@
         <w:t xml:space="preserve">II.7. Boucle décision → action : module GMAO intégré, transposable à un CMMS open-source (OS4)</w:t>
       </w:r>
     </w:p>
-    <w:bookmarkStart w:id="105" w:name="Xe4c6045e9672fb7e8ac670f4984bed3a1a5ff70"/>
+    <w:bookmarkStart w:id="104" w:name="Xe4c6045e9672fb7e8ac670f4984bed3a1a5ff70"/>
     <w:p>
       <w:pPr>
         <w:pStyle w:val="Heading3"/>
@@ -22640,8 +22011,8 @@
         <w:t xml:space="preserve">: le module maison comme le CMMS open-source sont auto-hébergeables (on-premise), compatibles avec un réseau OT isolé.</w:t>
       </w:r>
     </w:p>
-    <w:bookmarkEnd w:id="105"/>
-    <w:bookmarkStart w:id="106" w:name="X873e9712944516e59d3f156fb9139b734617e3b"/>
+    <w:bookmarkEnd w:id="104"/>
+    <w:bookmarkStart w:id="105" w:name="X873e9712944516e59d3f156fb9139b734617e3b"/>
     <w:p>
       <w:pPr>
         <w:pStyle w:val="Heading3"/>
@@ -22660,7 +22031,7 @@
           <w:b/>
           <w:bCs/>
         </w:rPr>
-        <w:t xml:space="preserve">Tableau II.11 — Comparaison des CMMS open-source candidats (OS4)</w:t>
+        <w:t xml:space="preserve">Tableau II.10 — Comparaison des CMMS open-source candidats (OS4)</w:t>
       </w:r>
     </w:p>
     <w:tbl>
@@ -23232,8 +22603,8 @@
         <w:t xml:space="preserve">(§II.0.5.8), implémentant le périmètre nécessaire (création/suivi d’OT, KPIs) dans l’application Streamlit, tout en restant transposable à l’une de ces solutions si l’opérateur en exploite déjà une.</w:t>
       </w:r>
     </w:p>
-    <w:bookmarkEnd w:id="106"/>
-    <w:bookmarkStart w:id="107" w:name="X0a8739849a0b901515e810b8ddb928a83aa71ab"/>
+    <w:bookmarkEnd w:id="105"/>
+    <w:bookmarkStart w:id="106" w:name="X0a8739849a0b901515e810b8ddb928a83aa71ab"/>
     <w:p>
       <w:pPr>
         <w:pStyle w:val="Heading3"/>
@@ -23252,7 +22623,7 @@
           <w:b/>
           <w:bCs/>
         </w:rPr>
-        <w:t xml:space="preserve">Tableau II.12 — Stack technologique du prototype intégré</w:t>
+        <w:t xml:space="preserve">Tableau II.11 — Stack technologique du prototype intégré</w:t>
       </w:r>
     </w:p>
     <w:tbl>
@@ -23744,8 +23115,8 @@
         <w:t xml:space="preserve">Sources : Streamlit (2024) ; Supabase (2024) ; XGBoost Documentation (Chen et Guestrin, 2016).</w:t>
       </w:r>
     </w:p>
-    <w:bookmarkEnd w:id="107"/>
-    <w:bookmarkStart w:id="111" w:name="X3074847b1602fc8740aedbd5f3227b4dd48acd3"/>
+    <w:bookmarkEnd w:id="106"/>
+    <w:bookmarkStart w:id="110" w:name="X3074847b1602fc8740aedbd5f3227b4dd48acd3"/>
     <w:p>
       <w:pPr>
         <w:pStyle w:val="Heading3"/>
@@ -23764,18 +23135,18 @@
           <wp:inline>
             <wp:extent cx="4460240" cy="4961672"/>
             <wp:effectExtent b="0" l="0" r="0" t="0"/>
-            <wp:docPr descr="Figure II.1 — Architecture de la boucle intégrée Sonde ER → Supabase → Streamlit (module GMAO)" title="" id="109" name="Picture"/>
+            <wp:docPr descr="Figure II.1 — Architecture de la boucle intégrée Sonde ER → Supabase → Streamlit (module GMAO)" title="" id="108" name="Picture"/>
             <a:graphic>
               <a:graphicData uri="http://schemas.openxmlformats.org/drawingml/2006/picture">
                 <pic:pic>
                   <pic:nvPicPr>
-                    <pic:cNvPr descr="figures/fig_ii1_architecture.png" id="110" name="Picture"/>
+                    <pic:cNvPr descr="figures/fig_ii1_architecture.png" id="109" name="Picture"/>
                     <pic:cNvPicPr>
                       <a:picLocks noChangeArrowheads="1" noChangeAspect="1"/>
                     </pic:cNvPicPr>
                   </pic:nvPicPr>
                   <pic:blipFill>
-                    <a:blip r:embed="rId108"/>
+                    <a:blip r:embed="rId107"/>
                     <a:stretch>
                       <a:fillRect/>
                     </a:stretch>
@@ -23810,8 +23181,8 @@
         <w:t xml:space="preserve">Figure II.1 — Architecture de la boucle intégrée Sonde ER → Supabase → Streamlit (module GMAO)</w:t>
       </w:r>
     </w:p>
-    <w:bookmarkEnd w:id="111"/>
-    <w:bookmarkStart w:id="112" w:name="Xa54098f5c876703d474dcf20159de7a51b6515b"/>
+    <w:bookmarkEnd w:id="110"/>
+    <w:bookmarkStart w:id="111" w:name="Xa54098f5c876703d474dcf20159de7a51b6515b"/>
     <w:p>
       <w:pPr>
         <w:pStyle w:val="Heading3"/>
@@ -23851,7 +23222,7 @@
           <w:b/>
           <w:bCs/>
         </w:rPr>
-        <w:t xml:space="preserve">Tableau II.13 — Mapping des champs prédiction ML → ordre de travail</w:t>
+        <w:t xml:space="preserve">Tableau II.12 — Mapping des champs prédiction ML → ordre de travail</w:t>
       </w:r>
     </w:p>
     <w:tbl>
@@ -24581,8 +23952,8 @@
         <w:t xml:space="preserve">ci-dessus.</w:t>
       </w:r>
     </w:p>
-    <w:bookmarkEnd w:id="112"/>
-    <w:bookmarkStart w:id="113" w:name="X0db33a446b9a3c96f2902c9101543895f5328ba"/>
+    <w:bookmarkEnd w:id="111"/>
+    <w:bookmarkStart w:id="112" w:name="X0db33a446b9a3c96f2902c9101543895f5328ba"/>
     <w:p>
       <w:pPr>
         <w:pStyle w:val="Heading3"/>
@@ -24621,7 +23992,7 @@
           <w:b/>
           <w:bCs/>
         </w:rPr>
-        <w:t xml:space="preserve">Tableau II.14 — Indicateurs de performance maintenance (KPIs)</w:t>
+        <w:t xml:space="preserve">Tableau II.13 — Indicateurs de performance maintenance (KPIs)</w:t>
       </w:r>
     </w:p>
     <w:tbl>
@@ -25120,9 +24491,9 @@
         </w:pict>
       </w:r>
     </w:p>
+    <w:bookmarkEnd w:id="112"/>
     <w:bookmarkEnd w:id="113"/>
-    <w:bookmarkEnd w:id="114"/>
-    <w:bookmarkStart w:id="115" w:name="X0fcd5b5066ea3b0aa0fe0eb42347356d14c3aaf"/>
+    <w:bookmarkStart w:id="114" w:name="X0fcd5b5066ea3b0aa0fe0eb42347356d14c3aaf"/>
     <w:p>
       <w:pPr>
         <w:pStyle w:val="Heading2"/>
@@ -25141,7 +24512,7 @@
           <w:b/>
           <w:bCs/>
         </w:rPr>
-        <w:t xml:space="preserve">Tableau II.15 — Démarche synoptique objectifs / activités / méthodes / résultats attendus</w:t>
+        <w:t xml:space="preserve">Tableau II.14 — Démarche synoptique objectifs / activités / méthodes / résultats attendus</w:t>
       </w:r>
     </w:p>
     <w:tbl>
@@ -25489,8 +24860,8 @@
         </w:pict>
       </w:r>
     </w:p>
-    <w:bookmarkEnd w:id="115"/>
-    <w:bookmarkStart w:id="116" w:name="ii.9.-conclusion-du-chapitre-ii"/>
+    <w:bookmarkEnd w:id="114"/>
+    <w:bookmarkStart w:id="115" w:name="ii.9.-conclusion-du-chapitre-ii"/>
     <w:p>
       <w:pPr>
         <w:pStyle w:val="Heading2"/>
@@ -25605,9 +24976,9 @@
         <w:br w:type="page"/>
       </w:r>
     </w:p>
+    <w:bookmarkEnd w:id="115"/>
     <w:bookmarkEnd w:id="116"/>
-    <w:bookmarkEnd w:id="117"/>
-    <w:bookmarkStart w:id="168" w:name="chapitre-iii-résultats-et-discussions"/>
+    <w:bookmarkStart w:id="175" w:name="chapitre-iii-résultats-et-discussions"/>
     <w:p>
       <w:pPr>
         <w:pStyle w:val="Heading1"/>
@@ -25731,7 +25102,7 @@
         </w:pict>
       </w:r>
     </w:p>
-    <w:bookmarkStart w:id="118" w:name="iii.0.-introduction"/>
+    <w:bookmarkStart w:id="117" w:name="iii.0.-introduction"/>
     <w:p>
       <w:pPr>
         <w:pStyle w:val="Heading2"/>
@@ -25802,8 +25173,8 @@
         </w:pict>
       </w:r>
     </w:p>
-    <w:bookmarkEnd w:id="118"/>
-    <w:bookmarkStart w:id="122" w:name="Xbd1d6d524320eba731b3d5a3fc6cf8dfeb3bfd3"/>
+    <w:bookmarkEnd w:id="117"/>
+    <w:bookmarkStart w:id="121" w:name="Xbd1d6d524320eba731b3d5a3fc6cf8dfeb3bfd3"/>
     <w:p>
       <w:pPr>
         <w:pStyle w:val="Heading2"/>
@@ -25820,7 +25191,7 @@
         <w:t xml:space="preserve">Avant d’exploiter la sonde pour le suivi de corrosion, sa chaîne de mesure doit être validée. Une validation métrologique peut s’appuyer sur plusieurs vérifications : stabilité du signal au repos, étalonnage sur références connues, et maîtrise des grandeurs d’influence (température). Dans le cadre de ce travail, nous retenons ces trois vérifications, présentées ci-dessous.</w:t>
       </w:r>
     </w:p>
-    <w:bookmarkStart w:id="119" w:name="X7dcabbf197a38f8243cb74739aa143054631988"/>
+    <w:bookmarkStart w:id="118" w:name="X7dcabbf197a38f8243cb74739aa143054631988"/>
     <w:p>
       <w:pPr>
         <w:pStyle w:val="Heading3"/>
@@ -25863,8 +25234,8 @@
         <w:t xml:space="preserve">[Tableau comparatif HX711 vs étalon et courbe de linéarité à insérer après consolidation des points d’étalonnage.]</w:t>
       </w:r>
     </w:p>
-    <w:bookmarkEnd w:id="119"/>
-    <w:bookmarkStart w:id="120" w:name="iii.1.2.-compensation-thermique"/>
+    <w:bookmarkEnd w:id="118"/>
+    <w:bookmarkStart w:id="119" w:name="iii.1.2.-compensation-thermique"/>
     <w:p>
       <w:pPr>
         <w:pStyle w:val="Heading3"/>
@@ -25894,8 +25265,8 @@
         <w:t xml:space="preserve">_corr suit la dégradation réelle du fil sans être polluée par les fluctuations thermiques de courte durée.</w:t>
       </w:r>
     </w:p>
-    <w:bookmarkEnd w:id="120"/>
-    <w:bookmarkStart w:id="121" w:name="iii.1.3.-bilan-provisoire"/>
+    <w:bookmarkEnd w:id="119"/>
+    <w:bookmarkStart w:id="120" w:name="iii.1.3.-bilan-provisoire"/>
     <w:p>
       <w:pPr>
         <w:pStyle w:val="Heading3"/>
@@ -25935,9 +25306,9 @@
         </w:pict>
       </w:r>
     </w:p>
+    <w:bookmarkEnd w:id="120"/>
     <w:bookmarkEnd w:id="121"/>
-    <w:bookmarkEnd w:id="122"/>
-    <w:bookmarkStart w:id="131" w:name="X2b2ee35ae12caa505977cbc1ec1f8b40bf87c23"/>
+    <w:bookmarkStart w:id="130" w:name="X2b2ee35ae12caa505977cbc1ec1f8b40bf87c23"/>
     <w:p>
       <w:pPr>
         <w:pStyle w:val="Heading2"/>
@@ -25977,7 +25348,7 @@
         <w:t xml:space="preserve">_corr(t) du fil de fer, dont la croissance traduit la perte de section, jusqu’à la rupture. Chaque essai fournit ainsi une courbe complète de dégradation.</w:t>
       </w:r>
     </w:p>
-    <w:bookmarkStart w:id="126" w:name="X63af49825cacc6681fa46f3884217cd380e5cf6"/>
+    <w:bookmarkStart w:id="125" w:name="X63af49825cacc6681fa46f3884217cd380e5cf6"/>
     <w:p>
       <w:pPr>
         <w:pStyle w:val="Heading3"/>
@@ -26065,18 +25436,18 @@
           <wp:inline>
             <wp:extent cx="5463794" cy="3532250"/>
             <wp:effectExtent b="0" l="0" r="0" t="0"/>
-            <wp:docPr descr="Figure III.2 — Évolution de R(t) compensée et T(t) par essai" title="" id="124" name="Picture"/>
+            <wp:docPr descr="Figure III.2 — Évolution de R(t) compensée et T(t) par essai" title="" id="123" name="Picture"/>
             <a:graphic>
               <a:graphicData uri="http://schemas.openxmlformats.org/drawingml/2006/picture">
                 <pic:pic>
                   <pic:nvPicPr>
-                    <pic:cNvPr descr="figures/fig_iii2_runs.png" id="125" name="Picture"/>
+                    <pic:cNvPr descr="figures/fig_iii2_runs.png" id="124" name="Picture"/>
                     <pic:cNvPicPr>
                       <a:picLocks noChangeArrowheads="1" noChangeAspect="1"/>
                     </pic:cNvPicPr>
                   </pic:nvPicPr>
                   <pic:blipFill>
-                    <a:blip r:embed="rId123"/>
+                    <a:blip r:embed="rId122"/>
                     <a:stretch>
                       <a:fillRect/>
                     </a:stretch>
@@ -26111,8 +25482,8 @@
         <w:t xml:space="preserve">Figure III.2 — Évolution de R(t) compensée et T(t) par essai</w:t>
       </w:r>
     </w:p>
-    <w:bookmarkEnd w:id="126"/>
-    <w:bookmarkStart w:id="130" w:name="iii.2.2.-synthèse-des-essais-exploités"/>
+    <w:bookmarkEnd w:id="125"/>
+    <w:bookmarkStart w:id="129" w:name="iii.2.2.-synthèse-des-essais-exploités"/>
     <w:p>
       <w:pPr>
         <w:pStyle w:val="Heading3"/>
@@ -26700,18 +26071,18 @@
           <wp:inline>
             <wp:extent cx="4739005" cy="2342878"/>
             <wp:effectExtent b="0" l="0" r="0" t="0"/>
-            <wp:docPr descr="Figure III.3 — Durée de vie et température moyenne par essai" title="" id="128" name="Picture"/>
+            <wp:docPr descr="Figure III.3 — Durée de vie et température moyenne par essai" title="" id="127" name="Picture"/>
             <a:graphic>
               <a:graphicData uri="http://schemas.openxmlformats.org/drawingml/2006/picture">
                 <pic:pic>
                   <pic:nvPicPr>
-                    <pic:cNvPr descr="figures/fig_iii2_synthese.png" id="129" name="Picture"/>
+                    <pic:cNvPr descr="figures/fig_iii2_synthese.png" id="128" name="Picture"/>
                     <pic:cNvPicPr>
                       <a:picLocks noChangeArrowheads="1" noChangeAspect="1"/>
                     </pic:cNvPicPr>
                   </pic:nvPicPr>
                   <pic:blipFill>
-                    <a:blip r:embed="rId127"/>
+                    <a:blip r:embed="rId126"/>
                     <a:stretch>
                       <a:fillRect/>
                     </a:stretch>
@@ -26753,9 +26124,9 @@
         </w:pict>
       </w:r>
     </w:p>
+    <w:bookmarkEnd w:id="129"/>
     <w:bookmarkEnd w:id="130"/>
-    <w:bookmarkEnd w:id="131"/>
-    <w:bookmarkStart w:id="144" w:name="Xcb14b50e40d3fecb693e0d04ac0190f520439ee"/>
+    <w:bookmarkStart w:id="148" w:name="Xcb14b50e40d3fecb693e0d04ac0190f520439ee"/>
     <w:p>
       <w:pPr>
         <w:pStyle w:val="Heading2"/>
@@ -26801,7 +26172,7 @@
         <w:t xml:space="preserve">(LORO, §II.5.1).</w:t>
       </w:r>
     </w:p>
-    <w:bookmarkStart w:id="135" w:name="Xa6121d1b2b07f605025ea4bb2be1dd8e51c65cf"/>
+    <w:bookmarkStart w:id="134" w:name="Xa6121d1b2b07f605025ea4bb2be1dd8e51c65cf"/>
     <w:p>
       <w:pPr>
         <w:pStyle w:val="Heading3"/>
@@ -27098,18 +26469,18 @@
           <wp:inline>
             <wp:extent cx="4739005" cy="2342878"/>
             <wp:effectExtent b="0" l="0" r="0" t="0"/>
-            <wp:docPr descr="Figure III.4 — Performance LORO par essai (XGBoost vs références)" title="" id="133" name="Picture"/>
+            <wp:docPr descr="Figure III.4 — Performance LORO par essai (XGBoost vs références)" title="" id="132" name="Picture"/>
             <a:graphic>
               <a:graphicData uri="http://schemas.openxmlformats.org/drawingml/2006/picture">
                 <pic:pic>
                   <pic:nvPicPr>
-                    <pic:cNvPr descr="figures/fig_iii3_r2_runs.png" id="134" name="Picture"/>
+                    <pic:cNvPr descr="figures/fig_iii3_r2_runs.png" id="133" name="Picture"/>
                     <pic:cNvPicPr>
                       <a:picLocks noChangeArrowheads="1" noChangeAspect="1"/>
                     </pic:cNvPicPr>
                   </pic:nvPicPr>
                   <pic:blipFill>
-                    <a:blip r:embed="rId132"/>
+                    <a:blip r:embed="rId131"/>
                     <a:stretch>
                       <a:fillRect/>
                     </a:stretch>
@@ -27184,14 +26555,451 @@
         <w:t xml:space="preserve">par l’entraînement, comme le montre la section suivante.</w:t>
       </w:r>
     </w:p>
-    <w:bookmarkEnd w:id="135"/>
-    <w:bookmarkStart w:id="139" w:name="X903b94baae8f5cf6777ee1b001b3e11b86dfcfb"/>
+    <w:bookmarkEnd w:id="134"/>
+    <w:bookmarkStart w:id="138" w:name="X52ab184fc69075fc1f5ed419af95dc189312200"/>
     <w:p>
       <w:pPr>
         <w:pStyle w:val="Heading3"/>
       </w:pPr>
       <w:r>
-        <w:t xml:space="preserve">III.3.2. La couverture des conditions conditionne la fiabilité</w:t>
+        <w:t xml:space="preserve">III.3.2. Évolution de la performance au fil de la campagne : du LORO initial au LORO actuel</w:t>
+      </w:r>
+    </w:p>
+    <w:p>
+      <w:pPr>
+        <w:pStyle w:val="FirstParagraph"/>
+      </w:pPr>
+      <w:r>
+        <w:t xml:space="preserve">Ce résultat positif (+0,29) n’a pas été obtenu d’emblée : il est l’aboutissement d’une trajectoire que la figure III.10 retrace, du</w:t>
+      </w:r>
+      <w:r>
+        <w:t xml:space="preserve"> </w:t>
+      </w:r>
+      <w:r>
+        <w:rPr>
+          <w:b/>
+          <w:bCs/>
+        </w:rPr>
+        <w:t xml:space="preserve">LORO initial</w:t>
+      </w:r>
+      <w:r>
+        <w:t xml:space="preserve"> </w:t>
+      </w:r>
+      <w:r>
+        <w:t xml:space="preserve">au</w:t>
+      </w:r>
+      <w:r>
+        <w:t xml:space="preserve"> </w:t>
+      </w:r>
+      <w:r>
+        <w:rPr>
+          <w:b/>
+          <w:bCs/>
+        </w:rPr>
+        <w:t xml:space="preserve">LORO actuel</w:t>
+      </w:r>
+      <w:r>
+        <w:t xml:space="preserve">.</w:t>
+      </w:r>
+    </w:p>
+    <w:p>
+      <w:pPr>
+        <w:pStyle w:val="CaptionedFigure"/>
+        <w:jc w:val="center"/>
+      </w:pPr>
+      <w:r>
+        <w:drawing>
+          <wp:inline>
+            <wp:extent cx="4739005" cy="2901329"/>
+            <wp:effectExtent b="0" l="0" r="0" t="0"/>
+            <wp:docPr descr="Figure III.10 — Évolution du R² LORO au fil de la campagne, du LORO initial (couverture nulle) au LORO actuel" title="" id="136" name="Picture"/>
+            <a:graphic>
+              <a:graphicData uri="http://schemas.openxmlformats.org/drawingml/2006/picture">
+                <pic:pic>
+                  <pic:nvPicPr>
+                    <pic:cNvPr descr="figures/fig_iii3_loro_evolution.png" id="137" name="Picture"/>
+                    <pic:cNvPicPr>
+                      <a:picLocks noChangeArrowheads="1" noChangeAspect="1"/>
+                    </pic:cNvPicPr>
+                  </pic:nvPicPr>
+                  <pic:blipFill>
+                    <a:blip r:embed="rId135"/>
+                    <a:stretch>
+                      <a:fillRect/>
+                    </a:stretch>
+                  </pic:blipFill>
+                  <pic:spPr bwMode="auto">
+                    <a:xfrm>
+                      <a:off x="0" y="0"/>
+                      <a:ext cx="4739005" cy="2901329"/>
+                    </a:xfrm>
+                    <a:prstGeom prst="rect">
+                      <a:avLst/>
+                    </a:prstGeom>
+                    <a:noFill/>
+                    <a:ln w="9525">
+                      <a:noFill/>
+                      <a:headEnd/>
+                      <a:tailEnd/>
+                    </a:ln>
+                  </pic:spPr>
+                </pic:pic>
+              </a:graphicData>
+            </a:graphic>
+          </wp:inline>
+        </w:drawing>
+      </w:r>
+    </w:p>
+    <w:p>
+      <w:pPr>
+        <w:pStyle w:val="ImageCaption"/>
+      </w:pPr>
+      <w:r>
+        <w:t xml:space="preserve">Figure III.10 — Évolution du R² LORO au fil de la campagne, du LORO initial (couverture nulle) au LORO actuel</w:t>
+      </w:r>
+    </w:p>
+    <w:p>
+      <w:pPr>
+        <w:pStyle w:val="BodyText"/>
+      </w:pPr>
+      <w:r>
+        <w:rPr>
+          <w:b/>
+          <w:bCs/>
+        </w:rPr>
+        <w:t xml:space="preserve">Du négatif au positif (couverture).</w:t>
+      </w:r>
+      <w:r>
+        <w:t xml:space="preserve"> </w:t>
+      </w:r>
+      <w:r>
+        <w:t xml:space="preserve">Entraîné sur la</w:t>
+      </w:r>
+      <w:r>
+        <w:t xml:space="preserve"> </w:t>
+      </w:r>
+      <w:r>
+        <w:rPr>
+          <w:b/>
+          <w:bCs/>
+        </w:rPr>
+        <w:t xml:space="preserve">seule série 30 °C</w:t>
+      </w:r>
+      <w:r>
+        <w:t xml:space="preserve">, sans essai couvrant les conditions du run testé, le modèle échouait lourdement (</w:t>
+      </w:r>
+      <w:r>
+        <w:rPr>
+          <w:b/>
+          <w:bCs/>
+        </w:rPr>
+        <w:t xml:space="preserve">R² = −1,77</w:t>
+      </w:r>
+      <w:r>
+        <w:t xml:space="preserve">) : c’est le LORO initial. L’ajout progressif d’</w:t>
+      </w:r>
+      <w:r>
+        <w:rPr>
+          <w:b/>
+          <w:bCs/>
+        </w:rPr>
+        <w:t xml:space="preserve">essais auxiliaires couvrant et répétant la plage 30 °C</w:t>
+      </w:r>
+      <w:r>
+        <w:t xml:space="preserve"> </w:t>
+      </w:r>
+      <w:r>
+        <w:t xml:space="preserve">a redressé la performance jusqu’à</w:t>
+      </w:r>
+      <w:r>
+        <w:t xml:space="preserve"> </w:t>
+      </w:r>
+      <w:r>
+        <w:rPr>
+          <w:b/>
+          <w:bCs/>
+        </w:rPr>
+        <w:t xml:space="preserve">+0,29</w:t>
+      </w:r>
+      <w:r>
+        <w:t xml:space="preserve"> </w:t>
+      </w:r>
+      <w:r>
+        <w:t xml:space="preserve">(LORO actuel, tableau III.2). Le moteur de ce redressement n’est pas le volume brut de données mais la</w:t>
+      </w:r>
+      <w:r>
+        <w:t xml:space="preserve"> </w:t>
+      </w:r>
+      <w:r>
+        <w:rPr>
+          <w:b/>
+          <w:bCs/>
+        </w:rPr>
+        <w:t xml:space="preserve">couverture et la répétition des conditions</w:t>
+      </w:r>
+      <w:r>
+        <w:t xml:space="preserve">, analysées au paragraphe suivant (§III.3.3).</w:t>
+      </w:r>
+    </w:p>
+    <w:p>
+      <w:pPr>
+        <w:pStyle w:val="BodyText"/>
+      </w:pPr>
+      <w:r>
+        <w:rPr>
+          <w:b/>
+          <w:bCs/>
+        </w:rPr>
+        <w:t xml:space="preserve">Un plateau bruité (morphologie).</w:t>
+      </w:r>
+      <w:r>
+        <w:t xml:space="preserve"> </w:t>
+      </w:r>
+      <w:r>
+        <w:t xml:space="preserve">Au-delà de ce seuil, ajouter un essai ne garantit plus un gain. L’incorporation d’un essai de morphologie</w:t>
+      </w:r>
+      <w:r>
+        <w:t xml:space="preserve"> </w:t>
+      </w:r>
+      <w:r>
+        <w:rPr>
+          <w:b/>
+          <w:bCs/>
+        </w:rPr>
+        <w:t xml:space="preserve">graduelle</w:t>
+      </w:r>
+      <w:r>
+        <w:t xml:space="preserve"> </w:t>
+      </w:r>
+      <w:r>
+        <w:t xml:space="preserve">(Run #21, puis Run #22), alors que les essais de test relèvent de la morphologie</w:t>
+      </w:r>
+      <w:r>
+        <w:t xml:space="preserve"> </w:t>
+      </w:r>
+      <w:r>
+        <w:rPr>
+          <w:i/>
+          <w:iCs/>
+        </w:rPr>
+        <w:t xml:space="preserve">induction-emballement</w:t>
+      </w:r>
+      <w:r>
+        <w:t xml:space="preserve"> </w:t>
+      </w:r>
+      <w:r>
+        <w:t xml:space="preserve">(« sprint »), fait légèrement</w:t>
+      </w:r>
+      <w:r>
+        <w:t xml:space="preserve"> </w:t>
+      </w:r>
+      <w:r>
+        <w:rPr>
+          <w:b/>
+          <w:bCs/>
+        </w:rPr>
+        <w:t xml:space="preserve">reculer</w:t>
+      </w:r>
+      <w:r>
+        <w:t xml:space="preserve"> </w:t>
+      </w:r>
+      <w:r>
+        <w:t xml:space="preserve">la moyenne, vers</w:t>
+      </w:r>
+      <w:r>
+        <w:t xml:space="preserve"> </w:t>
+      </w:r>
+      <w:r>
+        <w:rPr>
+          <w:b/>
+          <w:bCs/>
+        </w:rPr>
+        <w:t xml:space="preserve">≈ +0,20</w:t>
+      </w:r>
+      <w:r>
+        <w:t xml:space="preserve">. Ce recul appelle la prudence : au vu du faible effectif, la métrique est</w:t>
+      </w:r>
+      <w:r>
+        <w:t xml:space="preserve"> </w:t>
+      </w:r>
+      <w:r>
+        <w:rPr>
+          <w:b/>
+          <w:bCs/>
+        </w:rPr>
+        <w:t xml:space="preserve">bruitée</w:t>
+      </w:r>
+      <w:r>
+        <w:t xml:space="preserve"> </w:t>
+      </w:r>
+      <w:r>
+        <w:t xml:space="preserve">et doit être citée en</w:t>
+      </w:r>
+      <w:r>
+        <w:t xml:space="preserve"> </w:t>
+      </w:r>
+      <w:r>
+        <w:rPr>
+          <w:b/>
+          <w:bCs/>
+        </w:rPr>
+        <w:t xml:space="preserve">fourchette</w:t>
+      </w:r>
+      <w:r>
+        <w:t xml:space="preserve"> </w:t>
+      </w:r>
+      <w:r>
+        <w:t xml:space="preserve">plutôt qu’en valeur unique. Mesurée sur quatre tirages aléatoires, la moyenne sprint vaut</w:t>
+      </w:r>
+      <w:r>
+        <w:t xml:space="preserve"> </w:t>
+      </w:r>
+      <w:r>
+        <w:rPr>
+          <w:b/>
+          <w:bCs/>
+        </w:rPr>
+        <w:t xml:space="preserve">≈ +0,26 [+0,25 ; +0,29]</w:t>
+      </w:r>
+      <w:r>
+        <w:t xml:space="preserve"> </w:t>
+      </w:r>
+      <w:r>
+        <w:t xml:space="preserve">sans le run graduel et</w:t>
+      </w:r>
+      <w:r>
+        <w:t xml:space="preserve"> </w:t>
+      </w:r>
+      <w:r>
+        <w:rPr>
+          <w:b/>
+          <w:bCs/>
+        </w:rPr>
+        <w:t xml:space="preserve">≈ +0,20</w:t>
+      </w:r>
+      <w:r>
+        <w:t xml:space="preserve"> </w:t>
+      </w:r>
+      <w:r>
+        <w:t xml:space="preserve">avec, soit un écart</w:t>
+      </w:r>
+      <w:r>
+        <w:t xml:space="preserve"> </w:t>
+      </w:r>
+      <w:r>
+        <w:rPr>
+          <w:b/>
+          <w:bCs/>
+        </w:rPr>
+        <w:t xml:space="preserve">Δ ≈ −0,07 [−0,02 ; −0,10]</w:t>
+      </w:r>
+      <w:r>
+        <w:t xml:space="preserve">, négatif sur les quatre tirages mais d’amplitude variable : la</w:t>
+      </w:r>
+      <w:r>
+        <w:t xml:space="preserve"> </w:t>
+      </w:r>
+      <w:r>
+        <w:rPr>
+          <w:b/>
+          <w:bCs/>
+        </w:rPr>
+        <w:t xml:space="preserve">direction</w:t>
+      </w:r>
+      <w:r>
+        <w:t xml:space="preserve"> </w:t>
+      </w:r>
+      <w:r>
+        <w:t xml:space="preserve">du recul est robuste, sa</w:t>
+      </w:r>
+      <w:r>
+        <w:t xml:space="preserve"> </w:t>
+      </w:r>
+      <w:r>
+        <w:rPr>
+          <w:b/>
+          <w:bCs/>
+        </w:rPr>
+        <w:t xml:space="preserve">magnitude</w:t>
+      </w:r>
+      <w:r>
+        <w:t xml:space="preserve"> </w:t>
+      </w:r>
+      <w:r>
+        <w:t xml:space="preserve">ne l’est pas.</w:t>
+      </w:r>
+    </w:p>
+    <w:p>
+      <w:pPr>
+        <w:pStyle w:val="BodyText"/>
+      </w:pPr>
+      <w:r>
+        <w:rPr>
+          <w:b/>
+          <w:bCs/>
+        </w:rPr>
+        <w:t xml:space="preserve">Enseignement.</w:t>
+      </w:r>
+      <w:r>
+        <w:t xml:space="preserve"> </w:t>
+      </w:r>
+      <w:r>
+        <w:t xml:space="preserve">La trajectoire confirme que la fiabilité tient à la</w:t>
+      </w:r>
+      <w:r>
+        <w:t xml:space="preserve"> </w:t>
+      </w:r>
+      <w:r>
+        <w:rPr>
+          <w:b/>
+          <w:bCs/>
+        </w:rPr>
+        <w:t xml:space="preserve">couverture appariée</w:t>
+      </w:r>
+      <w:r>
+        <w:t xml:space="preserve"> </w:t>
+      </w:r>
+      <w:r>
+        <w:t xml:space="preserve">des conditions — thermiques</w:t>
+      </w:r>
+      <w:r>
+        <w:t xml:space="preserve"> </w:t>
+      </w:r>
+      <w:r>
+        <w:rPr>
+          <w:i/>
+          <w:iCs/>
+        </w:rPr>
+        <w:t xml:space="preserve">et</w:t>
+      </w:r>
+      <w:r>
+        <w:t xml:space="preserve"> </w:t>
+      </w:r>
+      <w:r>
+        <w:t xml:space="preserve">morphologiques (§III.3.3) — et non au volume de données. Elle fixe aussi le cap des essais complémentaires (§III.6.5) : répéter au sein d’une</w:t>
+      </w:r>
+      <w:r>
+        <w:t xml:space="preserve"> </w:t>
+      </w:r>
+      <w:r>
+        <w:rPr>
+          <w:b/>
+          <w:bCs/>
+        </w:rPr>
+        <w:t xml:space="preserve">même morphologie</w:t>
+      </w:r>
+      <w:r>
+        <w:t xml:space="preserve">, en priorité « sprint », plutôt que d’empiler des essais hétérogènes.</w:t>
+      </w:r>
+    </w:p>
+    <w:bookmarkEnd w:id="138"/>
+    <w:bookmarkStart w:id="142" w:name="X941fe09a457971cd984a3b9264dd13ac7df1809"/>
+    <w:p>
+      <w:pPr>
+        <w:pStyle w:val="Heading3"/>
+      </w:pPr>
+      <w:r>
+        <w:t xml:space="preserve">III.3.3. La couverture des conditions conditionne la fiabilité</w:t>
       </w:r>
     </w:p>
     <w:p>
@@ -27295,18 +27103,18 @@
           <wp:inline>
             <wp:extent cx="4014216" cy="2383214"/>
             <wp:effectExtent b="0" l="0" r="0" t="0"/>
-            <wp:docPr descr="Figure III.5 — Effet de la couverture des conditions sur la fiabilité" title="" id="137" name="Picture"/>
+            <wp:docPr descr="Figure III.5 — Effet de la couverture des conditions sur la fiabilité" title="" id="140" name="Picture"/>
             <a:graphic>
               <a:graphicData uri="http://schemas.openxmlformats.org/drawingml/2006/picture">
                 <pic:pic>
                   <pic:nvPicPr>
-                    <pic:cNvPr descr="figures/fig_iii3_r2_plage.png" id="138" name="Picture"/>
+                    <pic:cNvPr descr="figures/fig_iii3_r2_plage.png" id="141" name="Picture"/>
                     <pic:cNvPicPr>
                       <a:picLocks noChangeArrowheads="1" noChangeAspect="1"/>
                     </pic:cNvPicPr>
                   </pic:nvPicPr>
                   <pic:blipFill>
-                    <a:blip r:embed="rId136"/>
+                    <a:blip r:embed="rId139"/>
                     <a:stretch>
                       <a:fillRect/>
                     </a:stretch>
@@ -27460,7 +27268,7 @@
         <w:t xml:space="preserve"> </w:t>
       </w:r>
       <w:r>
-        <w:t xml:space="preserve">(Run #12, Run #16). L’essai Run #21 (§III.6), de type graduel, l’illustre : son ajout à l’entraînement n’améliore pas la prédiction des deux essais de test — lesquels relèvent de la morphologie</w:t>
+        <w:t xml:space="preserve">(Run #12, Run #16). Les essais Run #21 et Run #22 (§III.6.5), tous deux de type graduel, l’illustrent : leur ajout à l’entraînement n’améliore pas la prédiction des deux essais de test — lesquels relèvent de la morphologie</w:t>
       </w:r>
       <w:r>
         <w:t xml:space="preserve"> </w:t>
@@ -27476,7 +27284,7 @@
         <w:t xml:space="preserve"> </w:t>
       </w:r>
       <w:r>
-        <w:t xml:space="preserve">— et la dégrade même légèrement (R² moyen de +0,29 à +0,18). Loin d’infirmer le modèle, ce résultat en confirme le mécanisme : enrichir l’entraînement n’est profitable que si l’essai ajouté</w:t>
+        <w:t xml:space="preserve">— et la dégrade même légèrement (R² moyen ramené de +0,29 à ≈ +0,20 ; figure III.10). Loin d’infirmer le modèle, ce résultat en confirme le mécanisme : enrichir l’entraînement n’est profitable que si l’essai ajouté</w:t>
       </w:r>
       <w:r>
         <w:t xml:space="preserve"> </w:t>
@@ -27492,17 +27300,65 @@
         <w:t xml:space="preserve"> </w:t>
       </w:r>
       <w:r>
-        <w:t xml:space="preserve">de l’essai à prédire — transposition, au registre de la forme de corrosion, du constat établi pour la couverture thermique. La métrique demeure néanmoins bruitée au vu du faible effectif d’essais ; seule la répétition au sein de chaque morphologie (§III.6) permettra de la stabiliser.</w:t>
-      </w:r>
-    </w:p>
-    <w:bookmarkEnd w:id="139"/>
-    <w:bookmarkStart w:id="143" w:name="iii.3.3.-variables-dinfluence"/>
+        <w:t xml:space="preserve">de l’essai à prédire — transposition, au registre de la forme de corrosion, du constat établi pour la couverture thermique. La métrique demeure néanmoins bruitée au vu du faible effectif d’essais (l’écart se chiffre en</w:t>
+      </w:r>
+      <w:r>
+        <w:t xml:space="preserve"> </w:t>
+      </w:r>
+      <w:r>
+        <w:rPr>
+          <w:b/>
+          <w:bCs/>
+        </w:rPr>
+        <w:t xml:space="preserve">fourchette Δ ≈ −0,07 [−0,02 ; −0,10]</w:t>
+      </w:r>
+      <w:r>
+        <w:t xml:space="preserve"> </w:t>
+      </w:r>
+      <w:r>
+        <w:t xml:space="preserve">selon le tirage, §III.3.2) ; de plus, les trois essais graduels observés restent</w:t>
+      </w:r>
+      <w:r>
+        <w:t xml:space="preserve"> </w:t>
+      </w:r>
+      <w:r>
+        <w:rPr>
+          <w:b/>
+          <w:bCs/>
+        </w:rPr>
+        <w:t xml:space="preserve">hétérogènes</w:t>
+      </w:r>
+      <w:r>
+        <w:t xml:space="preserve"> </w:t>
+      </w:r>
+      <w:r>
+        <w:t xml:space="preserve">(Run #1 à 22 h contre Run #21 et #22 à ≈ 12–13 h), de sorte que le simple décompte de répétitions ne suffit pas : seule la répétition au sein d’une morphologie</w:t>
+      </w:r>
+      <w:r>
+        <w:t xml:space="preserve"> </w:t>
+      </w:r>
+      <w:r>
+        <w:rPr>
+          <w:b/>
+          <w:bCs/>
+        </w:rPr>
+        <w:t xml:space="preserve">homogène</w:t>
+      </w:r>
+      <w:r>
+        <w:t xml:space="preserve"> </w:t>
+      </w:r>
+      <w:r>
+        <w:t xml:space="preserve">(§III.6.5) permettra de stabiliser la métrique.</w:t>
+      </w:r>
+    </w:p>
+    <w:bookmarkEnd w:id="142"/>
+    <w:bookmarkStart w:id="146" w:name="iii.3.4.-variables-dinfluence"/>
     <w:p>
       <w:pPr>
         <w:pStyle w:val="Heading3"/>
       </w:pPr>
       <w:r>
-        <w:t xml:space="preserve">III.3.3. Variables d’influence</w:t>
+        <w:t xml:space="preserve">III.3.4. Variables d’influence</w:t>
       </w:r>
     </w:p>
     <w:p>
@@ -27568,18 +27424,18 @@
           <wp:inline>
             <wp:extent cx="4460240" cy="2198180"/>
             <wp:effectExtent b="0" l="0" r="0" t="0"/>
-            <wp:docPr descr="Figure III.6 — Importance des variables explicatives (XGBoost)" title="" id="141" name="Picture"/>
+            <wp:docPr descr="Figure III.6 — Importance des variables explicatives (XGBoost)" title="" id="144" name="Picture"/>
             <a:graphic>
               <a:graphicData uri="http://schemas.openxmlformats.org/drawingml/2006/picture">
                 <pic:pic>
                   <pic:nvPicPr>
-                    <pic:cNvPr descr="figures/fig_iii3_features.png" id="142" name="Picture"/>
+                    <pic:cNvPr descr="figures/fig_iii3_features.png" id="145" name="Picture"/>
                     <pic:cNvPicPr>
                       <a:picLocks noChangeArrowheads="1" noChangeAspect="1"/>
                     </pic:cNvPicPr>
                   </pic:nvPicPr>
                   <pic:blipFill>
-                    <a:blip r:embed="rId140"/>
+                    <a:blip r:embed="rId143"/>
                     <a:stretch>
                       <a:fillRect/>
                     </a:stretch>
@@ -27614,6 +27470,619 @@
         <w:t xml:space="preserve">Figure III.6 — Importance des variables explicatives (XGBoost)</w:t>
       </w:r>
     </w:p>
+    <w:bookmarkEnd w:id="146"/>
+    <w:bookmarkStart w:id="147" w:name="X73caf37290e5a75e0dd78c67d3e6639f4b02e31"/>
+    <w:p>
+      <w:pPr>
+        <w:pStyle w:val="Heading3"/>
+      </w:pPr>
+      <w:r>
+        <w:t xml:space="preserve">III.3.5. Estimateurs complémentaires de durée de vie (alternatives temporaires appliquées)</w:t>
+      </w:r>
+    </w:p>
+    <w:p>
+      <w:pPr>
+        <w:pStyle w:val="FirstParagraph"/>
+      </w:pPr>
+      <w:r>
+        <w:t xml:space="preserve">Tant que la couverture demeure partielle, le R² inter-essais du</w:t>
+      </w:r>
+      <w:r>
+        <w:t xml:space="preserve"> </w:t>
+      </w:r>
+      <w:r>
+        <w:rPr>
+          <w:i/>
+          <w:iCs/>
+        </w:rPr>
+        <w:t xml:space="preserve">taux de corrosion</w:t>
+      </w:r>
+      <w:r>
+        <w:t xml:space="preserve"> </w:t>
+      </w:r>
+      <w:r>
+        <w:t xml:space="preserve">reste modeste. Pour ne pas faire reposer la décision opérationnelle sur cette seule métrique,</w:t>
+      </w:r>
+      <w:r>
+        <w:t xml:space="preserve"> </w:t>
+      </w:r>
+      <w:r>
+        <w:rPr>
+          <w:b/>
+          <w:bCs/>
+        </w:rPr>
+        <w:t xml:space="preserve">trois estimateurs complémentaires de la durée de vie</w:t>
+      </w:r>
+      <w:r>
+        <w:t xml:space="preserve"> </w:t>
+      </w:r>
+      <w:r>
+        <w:t xml:space="preserve">(instant de rupture) ont été mis en œuvre et confrontés en supervision temps réel (tableau III.3). De natures différentes, ils se recoupent et permettent de</w:t>
+      </w:r>
+      <w:r>
+        <w:t xml:space="preserve"> </w:t>
+      </w:r>
+      <w:r>
+        <w:rPr>
+          <w:b/>
+          <w:bCs/>
+        </w:rPr>
+        <w:t xml:space="preserve">borner</w:t>
+      </w:r>
+      <w:r>
+        <w:t xml:space="preserve"> </w:t>
+      </w:r>
+      <w:r>
+        <w:t xml:space="preserve">la prédiction plutôt que de s’en remettre à une valeur unique.</w:t>
+      </w:r>
+    </w:p>
+    <w:p>
+      <w:pPr>
+        <w:pStyle w:val="TableCaption"/>
+        <w:jc w:val="center"/>
+      </w:pPr>
+      <w:r>
+        <w:rPr>
+          <w:b/>
+          <w:bCs/>
+        </w:rPr>
+        <w:t xml:space="preserve">Tableau III.3 — Les trois estimateurs de durée de vie confrontés en supervision</w:t>
+      </w:r>
+    </w:p>
+    <w:tbl>
+      <w:tblPr>
+        <w:tblStyle w:val="Table"/>
+        <w:tblW w:type="pct" w:w="5000"/>
+        <w:tblLayout w:type="fixed"/>
+        <w:tblLook w:firstRow="1" w:lastRow="0" w:firstColumn="0" w:lastColumn="0" w:noHBand="0" w:noVBand="0" w:val="0020"/>
+      </w:tblPr>
+      <w:tblGrid>
+        <w:gridCol w:w="1980"/>
+        <w:gridCol w:w="1980"/>
+        <w:gridCol w:w="1980"/>
+        <w:gridCol w:w="1980"/>
+      </w:tblGrid>
+      <w:tr>
+        <w:trPr>
+          <w:tblHeader w:val="on"/>
+        </w:trPr>
+        <w:tc>
+          <w:tcPr/>
+          <w:p>
+            <w:pPr>
+              <w:pStyle w:val="Compact"/>
+            </w:pPr>
+            <w:r>
+              <w:t xml:space="preserve">Estimateur</w:t>
+            </w:r>
+          </w:p>
+        </w:tc>
+        <w:tc>
+          <w:tcPr/>
+          <w:p>
+            <w:pPr>
+              <w:pStyle w:val="Compact"/>
+            </w:pPr>
+            <w:r>
+              <w:t xml:space="preserve">Principe</w:t>
+            </w:r>
+          </w:p>
+        </w:tc>
+        <w:tc>
+          <w:tcPr/>
+          <w:p>
+            <w:pPr>
+              <w:pStyle w:val="Compact"/>
+            </w:pPr>
+            <w:r>
+              <w:t xml:space="preserve">Estime</w:t>
+            </w:r>
+          </w:p>
+        </w:tc>
+        <w:tc>
+          <w:tcPr/>
+          <w:p>
+            <w:pPr>
+              <w:pStyle w:val="Compact"/>
+            </w:pPr>
+            <w:r>
+              <w:t xml:space="preserve">Robustesse</w:t>
+            </w:r>
+          </w:p>
+        </w:tc>
+      </w:tr>
+      <w:tr>
+        <w:tc>
+          <w:tcPr/>
+          <w:p>
+            <w:pPr>
+              <w:pStyle w:val="Compact"/>
+            </w:pPr>
+            <w:r>
+              <w:rPr>
+                <w:b/>
+                <w:bCs/>
+              </w:rPr>
+              <w:t xml:space="preserve">Extrapolation physique</w:t>
+            </w:r>
+          </w:p>
+        </w:tc>
+        <w:tc>
+          <w:tcPr/>
+          <w:p>
+            <w:pPr>
+              <w:pStyle w:val="Compact"/>
+            </w:pPr>
+            <w:r>
+              <w:t xml:space="preserve">temps écoulé + RUL mesuré (d’après la vitesse de corrosion instantanée, §II.4)</w:t>
+            </w:r>
+          </w:p>
+        </w:tc>
+        <w:tc>
+          <w:tcPr/>
+          <w:p>
+            <w:pPr>
+              <w:pStyle w:val="Compact"/>
+            </w:pPr>
+            <w:r>
+              <w:t xml:space="preserve">durée de vie totale</w:t>
+            </w:r>
+          </w:p>
+        </w:tc>
+        <w:tc>
+          <w:tcPr/>
+          <w:p>
+            <w:pPr>
+              <w:pStyle w:val="Compact"/>
+            </w:pPr>
+            <w:r>
+              <w:t xml:space="preserve">sensible au bruit de la pente, surtout tôt dans l’essai</w:t>
+            </w:r>
+          </w:p>
+        </w:tc>
+      </w:tr>
+      <w:tr>
+        <w:tc>
+          <w:tcPr/>
+          <w:p>
+            <w:pPr>
+              <w:pStyle w:val="Compact"/>
+            </w:pPr>
+            <w:r>
+              <w:rPr>
+                <w:b/>
+                <w:bCs/>
+              </w:rPr>
+              <w:t xml:space="preserve">XGBoost (dérivé)</w:t>
+            </w:r>
+          </w:p>
+        </w:tc>
+        <w:tc>
+          <w:tcPr/>
+          <w:p>
+            <w:pPr>
+              <w:pStyle w:val="Compact"/>
+            </w:pPr>
+            <w:r>
+              <w:t xml:space="preserve">même extrapolation, mais avec le</w:t>
+            </w:r>
+            <w:r>
+              <w:t xml:space="preserve"> </w:t>
+            </w:r>
+            <w:r>
+              <w:rPr>
+                <w:i/>
+                <w:iCs/>
+              </w:rPr>
+              <w:t xml:space="preserve">CR</w:t>
+            </w:r>
+            <w:r>
+              <w:t xml:space="preserve"> </w:t>
+            </w:r>
+            <w:r>
+              <w:rPr>
+                <w:b/>
+                <w:bCs/>
+              </w:rPr>
+              <w:t xml:space="preserve">prédit</w:t>
+            </w:r>
+            <w:r>
+              <w:t xml:space="preserve"> </w:t>
+            </w:r>
+            <w:r>
+              <w:t xml:space="preserve">par le modèle au lieu du</w:t>
+            </w:r>
+            <w:r>
+              <w:t xml:space="preserve"> </w:t>
+            </w:r>
+            <w:r>
+              <w:rPr>
+                <w:i/>
+                <w:iCs/>
+              </w:rPr>
+              <w:t xml:space="preserve">CR</w:t>
+            </w:r>
+            <w:r>
+              <w:t xml:space="preserve"> </w:t>
+            </w:r>
+            <w:r>
+              <w:t xml:space="preserve">mesuré</w:t>
+            </w:r>
+          </w:p>
+        </w:tc>
+        <w:tc>
+          <w:tcPr/>
+          <w:p>
+            <w:pPr>
+              <w:pStyle w:val="Compact"/>
+            </w:pPr>
+            <w:r>
+              <w:t xml:space="preserve">durée de vie totale</w:t>
+            </w:r>
+          </w:p>
+        </w:tc>
+        <w:tc>
+          <w:tcPr/>
+          <w:p>
+            <w:pPr>
+              <w:pStyle w:val="Compact"/>
+            </w:pPr>
+            <w:r>
+              <w:t xml:space="preserve">suit la qualité du LORO (§III.3.1)</w:t>
+            </w:r>
+          </w:p>
+        </w:tc>
+      </w:tr>
+      <w:tr>
+        <w:tc>
+          <w:tcPr/>
+          <w:p>
+            <w:pPr>
+              <w:pStyle w:val="Compact"/>
+            </w:pPr>
+            <w:r>
+              <w:rPr>
+                <w:b/>
+                <w:bCs/>
+              </w:rPr>
+              <w:t xml:space="preserve">Jumeau / simulateur</w:t>
+            </w:r>
+          </w:p>
+        </w:tc>
+        <w:tc>
+          <w:tcPr/>
+          <w:p>
+            <w:pPr>
+              <w:pStyle w:val="Compact"/>
+            </w:pPr>
+            <w:r>
+              <w:t xml:space="preserve">bande [P10–P90] du temps de rupture par mélange des essais donneurs réels</w:t>
+            </w:r>
+          </w:p>
+        </w:tc>
+        <w:tc>
+          <w:tcPr/>
+          <w:p>
+            <w:pPr>
+              <w:pStyle w:val="Compact"/>
+            </w:pPr>
+            <w:r>
+              <w:t xml:space="preserve">bande de durée de vie</w:t>
+            </w:r>
+          </w:p>
+        </w:tc>
+        <w:tc>
+          <w:tcPr/>
+          <w:p>
+            <w:pPr>
+              <w:pStyle w:val="Compact"/>
+            </w:pPr>
+            <w:r>
+              <w:t xml:space="preserve">seul estimateur</w:t>
+            </w:r>
+            <w:r>
+              <w:t xml:space="preserve"> </w:t>
+            </w:r>
+            <w:r>
+              <w:rPr>
+                <w:i/>
+                <w:iCs/>
+              </w:rPr>
+              <w:t xml:space="preserve">a priori</w:t>
+            </w:r>
+            <w:r>
+              <w:t xml:space="preserve"> </w:t>
+            </w:r>
+            <w:r>
+              <w:t xml:space="preserve">;</w:t>
+            </w:r>
+            <w:r>
+              <w:t xml:space="preserve"> </w:t>
+            </w:r>
+            <w:r>
+              <w:rPr>
+                <w:b/>
+                <w:bCs/>
+              </w:rPr>
+              <w:t xml:space="preserve">interpole</w:t>
+            </w:r>
+            <w:r>
+              <w:t xml:space="preserve"> </w:t>
+            </w:r>
+            <w:r>
+              <w:t xml:space="preserve">sans extrapoler hors de l’enveloppe observée</w:t>
+            </w:r>
+          </w:p>
+        </w:tc>
+      </w:tr>
+    </w:tbl>
+    <w:p>
+      <w:pPr>
+        <w:pStyle w:val="BodyText"/>
+      </w:pPr>
+      <w:r>
+        <w:t xml:space="preserve">Seul le</w:t>
+      </w:r>
+      <w:r>
+        <w:t xml:space="preserve"> </w:t>
+      </w:r>
+      <w:r>
+        <w:rPr>
+          <w:b/>
+          <w:bCs/>
+        </w:rPr>
+        <w:t xml:space="preserve">jumeau</w:t>
+      </w:r>
+      <w:r>
+        <w:t xml:space="preserve"> </w:t>
+      </w:r>
+      <w:r>
+        <w:t xml:space="preserve">fournit une prédiction</w:t>
+      </w:r>
+      <w:r>
+        <w:t xml:space="preserve"> </w:t>
+      </w:r>
+      <w:r>
+        <w:rPr>
+          <w:i/>
+          <w:iCs/>
+        </w:rPr>
+        <w:t xml:space="preserve">avant</w:t>
+      </w:r>
+      <w:r>
+        <w:t xml:space="preserve"> </w:t>
+      </w:r>
+      <w:r>
+        <w:t xml:space="preserve">l’essai ; les deux extrapolations affinent l’estimation</w:t>
+      </w:r>
+      <w:r>
+        <w:t xml:space="preserve"> </w:t>
+      </w:r>
+      <w:r>
+        <w:rPr>
+          <w:i/>
+          <w:iCs/>
+        </w:rPr>
+        <w:t xml:space="preserve">en cours</w:t>
+      </w:r>
+      <w:r>
+        <w:t xml:space="preserve"> </w:t>
+      </w:r>
+      <w:r>
+        <w:t xml:space="preserve">d’essai à mesure que la pente se stabilise. Confronté aux deux essais graduels réalisés depuis (figure III.11, §III.6.5), le jumeau enregistre</w:t>
+      </w:r>
+      <w:r>
+        <w:t xml:space="preserve"> </w:t>
+      </w:r>
+      <w:r>
+        <w:rPr>
+          <w:b/>
+          <w:bCs/>
+        </w:rPr>
+        <w:t xml:space="preserve">un test réussi et un manqué</w:t>
+      </w:r>
+      <w:r>
+        <w:t xml:space="preserve"> </w:t>
+      </w:r>
+      <w:r>
+        <w:t xml:space="preserve">: annoncé dans sa bande, Run #21 a rompu à 13,1 h (à l’intérieur), tandis que Run #22 — l’essai le plus rapide de la campagne — a rompu à 11,95 h,</w:t>
+      </w:r>
+      <w:r>
+        <w:t xml:space="preserve"> </w:t>
+      </w:r>
+      <w:r>
+        <w:rPr>
+          <w:b/>
+          <w:bCs/>
+        </w:rPr>
+        <w:t xml:space="preserve">en deçà</w:t>
+      </w:r>
+      <w:r>
+        <w:t xml:space="preserve"> </w:t>
+      </w:r>
+      <w:r>
+        <w:t xml:space="preserve">de la bande. Cet écart est instructif : il révèle que la bande, qui interpole entre morphologies observées, ne s’</w:t>
+      </w:r>
+      <w:r>
+        <w:rPr>
+          <w:b/>
+          <w:bCs/>
+        </w:rPr>
+        <w:t xml:space="preserve">extrapole</w:t>
+      </w:r>
+      <w:r>
+        <w:t xml:space="preserve"> </w:t>
+      </w:r>
+      <w:r>
+        <w:t xml:space="preserve">pas au-delà de l’enveloppe des donneurs.</w:t>
+      </w:r>
+    </w:p>
+    <w:p>
+      <w:pPr>
+        <w:pStyle w:val="BodyText"/>
+      </w:pPr>
+      <w:r>
+        <w:rPr>
+          <w:b/>
+          <w:bCs/>
+        </w:rPr>
+        <w:t xml:space="preserve">Ce que l’on sait faire, et comment l’améliorer.</w:t>
+      </w:r>
+      <w:r>
+        <w:t xml:space="preserve"> </w:t>
+      </w:r>
+      <w:r>
+        <w:t xml:space="preserve">À ce stade, la chaîne sait : prédire le</w:t>
+      </w:r>
+      <w:r>
+        <w:t xml:space="preserve"> </w:t>
+      </w:r>
+      <w:r>
+        <w:rPr>
+          <w:i/>
+          <w:iCs/>
+        </w:rPr>
+        <w:t xml:space="preserve">CR</w:t>
+      </w:r>
+      <w:r>
+        <w:t xml:space="preserve"> </w:t>
+      </w:r>
+      <w:r>
+        <w:t xml:space="preserve">en continu et le situer par rapport aux régimes (OS2/OS3), estimer une durée de vie par trois voies redondantes, et déclencher un ordre de travail enrichi (OS4, §III.5). La consolidation passe par des</w:t>
+      </w:r>
+      <w:r>
+        <w:t xml:space="preserve"> </w:t>
+      </w:r>
+      <w:r>
+        <w:rPr>
+          <w:b/>
+          <w:bCs/>
+        </w:rPr>
+        <w:t xml:space="preserve">démarches</w:t>
+      </w:r>
+      <w:r>
+        <w:t xml:space="preserve"> </w:t>
+      </w:r>
+      <w:r>
+        <w:t xml:space="preserve">précises : (i) répéter les essais</w:t>
+      </w:r>
+      <w:r>
+        <w:t xml:space="preserve"> </w:t>
+      </w:r>
+      <w:r>
+        <w:rPr>
+          <w:b/>
+          <w:bCs/>
+        </w:rPr>
+        <w:t xml:space="preserve">au sein d’une même morphologie</w:t>
+      </w:r>
+      <w:r>
+        <w:t xml:space="preserve"> </w:t>
+      </w:r>
+      <w:r>
+        <w:t xml:space="preserve">(en priorité « sprint ») pour stabiliser le LORO du</w:t>
+      </w:r>
+      <w:r>
+        <w:t xml:space="preserve"> </w:t>
+      </w:r>
+      <w:r>
+        <w:rPr>
+          <w:i/>
+          <w:iCs/>
+        </w:rPr>
+        <w:t xml:space="preserve">CR</w:t>
+      </w:r>
+      <w:r>
+        <w:t xml:space="preserve"> </w:t>
+      </w:r>
+      <w:r>
+        <w:t xml:space="preserve">; (ii)</w:t>
+      </w:r>
+      <w:r>
+        <w:t xml:space="preserve"> </w:t>
+      </w:r>
+      <w:r>
+        <w:rPr>
+          <w:b/>
+          <w:bCs/>
+        </w:rPr>
+        <w:t xml:space="preserve">élargir la bande synthétique</w:t>
+      </w:r>
+      <w:r>
+        <w:t xml:space="preserve"> </w:t>
+      </w:r>
+      <w:r>
+        <w:t xml:space="preserve">vers les essais rapides, afin de couvrir l’enveloppe basse révélée par Run #22 ; (iii)</w:t>
+      </w:r>
+      <w:r>
+        <w:t xml:space="preserve"> </w:t>
+      </w:r>
+      <w:r>
+        <w:rPr>
+          <w:b/>
+          <w:bCs/>
+        </w:rPr>
+        <w:t xml:space="preserve">contrôler simultanément</w:t>
+      </w:r>
+      <w:r>
+        <w:t xml:space="preserve"> </w:t>
+      </w:r>
+      <w:r>
+        <w:t xml:space="preserve">tous les facteurs (température, concentration) ; (iv) adjoindre une</w:t>
+      </w:r>
+      <w:r>
+        <w:t xml:space="preserve"> </w:t>
+      </w:r>
+      <w:r>
+        <w:rPr>
+          <w:b/>
+          <w:bCs/>
+        </w:rPr>
+        <w:t xml:space="preserve">validation gravimétrique</w:t>
+      </w:r>
+      <w:r>
+        <w:t xml:space="preserve"> </w:t>
+      </w:r>
+      <w:r>
+        <w:t xml:space="preserve">indépendante du</w:t>
+      </w:r>
+      <w:r>
+        <w:t xml:space="preserve"> </w:t>
+      </w:r>
+      <w:r>
+        <w:rPr>
+          <w:i/>
+          <w:iCs/>
+        </w:rPr>
+        <w:t xml:space="preserve">CR</w:t>
+      </w:r>
+      <w:r>
+        <w:t xml:space="preserve"> </w:t>
+      </w:r>
+      <w:r>
+        <w:t xml:space="preserve">(§III.6.4). Ces axes structurent la suite de la campagne (§III.6.5).</w:t>
+      </w:r>
+    </w:p>
     <w:p>
       <w:r>
         <w:pict>
@@ -27621,9 +28090,9 @@
         </w:pict>
       </w:r>
     </w:p>
-    <w:bookmarkEnd w:id="143"/>
-    <w:bookmarkEnd w:id="144"/>
-    <w:bookmarkStart w:id="154" w:name="Xf0fc160310e0f571bbb288514d761cb1ca3a8a9"/>
+    <w:bookmarkEnd w:id="147"/>
+    <w:bookmarkEnd w:id="148"/>
+    <w:bookmarkStart w:id="158" w:name="Xf0fc160310e0f571bbb288514d761cb1ca3a8a9"/>
     <w:p>
       <w:pPr>
         <w:pStyle w:val="Heading2"/>
@@ -27632,7 +28101,7 @@
         <w:t xml:space="preserve">III.4. Diagnostic des régimes et facteurs de variabilité (OS3)</w:t>
       </w:r>
     </w:p>
-    <w:bookmarkStart w:id="148" w:name="X352edc20e87ce37d2d5e854c8243e637a73dec8"/>
+    <w:bookmarkStart w:id="152" w:name="X352edc20e87ce37d2d5e854c8243e637a73dec8"/>
     <w:p>
       <w:pPr>
         <w:pStyle w:val="Heading3"/>
@@ -28096,18 +28565,18 @@
           <wp:inline>
             <wp:extent cx="4571746" cy="2759833"/>
             <wp:effectExtent b="0" l="0" r="0" t="0"/>
-            <wp:docPr descr="Figure III.7 — Emballement géométrique de R en fin d’essai et rupture par disparition de la section (Run #1, échelle log)" title="" id="146" name="Picture"/>
+            <wp:docPr descr="Figure III.7 — Emballement géométrique de R en fin d’essai et rupture par disparition de la section (Run #1, échelle log)" title="" id="150" name="Picture"/>
             <a:graphic>
               <a:graphicData uri="http://schemas.openxmlformats.org/drawingml/2006/picture">
                 <pic:pic>
                   <pic:nvPicPr>
-                    <pic:cNvPr descr="figures/fig_iii4_emballement.png" id="147" name="Picture"/>
+                    <pic:cNvPr descr="figures/fig_iii4_emballement.png" id="151" name="Picture"/>
                     <pic:cNvPicPr>
                       <a:picLocks noChangeArrowheads="1" noChangeAspect="1"/>
                     </pic:cNvPicPr>
                   </pic:nvPicPr>
                   <pic:blipFill>
-                    <a:blip r:embed="rId145"/>
+                    <a:blip r:embed="rId149"/>
                     <a:stretch>
                       <a:fillRect/>
                     </a:stretch>
@@ -28142,8 +28611,8 @@
         <w:t xml:space="preserve">Figure III.7 — Emballement géométrique de R en fin d’essai et rupture par disparition de la section (Run #1, échelle log)</w:t>
       </w:r>
     </w:p>
-    <w:bookmarkEnd w:id="148"/>
-    <w:bookmarkStart w:id="152" w:name="Xbb7bd125d613bb113174252f54849e4a7398ad4"/>
+    <w:bookmarkEnd w:id="152"/>
+    <w:bookmarkStart w:id="156" w:name="Xbb7bd125d613bb113174252f54849e4a7398ad4"/>
     <w:p>
       <w:pPr>
         <w:pStyle w:val="Heading3"/>
@@ -28226,18 +28695,18 @@
           <wp:inline>
             <wp:extent cx="4739005" cy="2499070"/>
             <wp:effectExtent b="0" l="0" r="0" t="0"/>
-            <wp:docPr descr="Figure III.8 — Vitrine 30 °C vs contre-exemples" title="" id="150" name="Picture"/>
+            <wp:docPr descr="Figure III.8 — Vitrine 30 °C vs contre-exemples" title="" id="154" name="Picture"/>
             <a:graphic>
               <a:graphicData uri="http://schemas.openxmlformats.org/drawingml/2006/picture">
                 <pic:pic>
                   <pic:nvPicPr>
-                    <pic:cNvPr descr="figures/fig_iii4_contrexemples.png" id="151" name="Picture"/>
+                    <pic:cNvPr descr="figures/fig_iii4_contrexemples.png" id="155" name="Picture"/>
                     <pic:cNvPicPr>
                       <a:picLocks noChangeArrowheads="1" noChangeAspect="1"/>
                     </pic:cNvPicPr>
                   </pic:nvPicPr>
                   <pic:blipFill>
-                    <a:blip r:embed="rId149"/>
+                    <a:blip r:embed="rId153"/>
                     <a:stretch>
                       <a:fillRect/>
                     </a:stretch>
@@ -28282,7 +28751,7 @@
           <w:b/>
           <w:bCs/>
         </w:rPr>
-        <w:t xml:space="preserve">Tableau III.3 — Les deux facteurs de variabilité identifiés</w:t>
+        <w:t xml:space="preserve">Tableau III.4 — Les deux facteurs de variabilité identifiés</w:t>
       </w:r>
     </w:p>
     <w:tbl>
@@ -28610,8 +29079,8 @@
         <w:t xml:space="preserve">: certains essais corrodent de façon graduelle (Run #1), d’autres après une phase d’induction suivie d’un emballement (Run #12, #16) — facteur supplémentaire que seule la répétition permettra de caractériser. Ce constat justifie le protocole acide corrigé (§II.6.3) et le plan d’essais répétés.</w:t>
       </w:r>
     </w:p>
-    <w:bookmarkEnd w:id="152"/>
-    <w:bookmarkStart w:id="153" w:name="iii.4.3.-calibration-des-seuils-dalerte"/>
+    <w:bookmarkEnd w:id="156"/>
+    <w:bookmarkStart w:id="157" w:name="iii.4.3.-calibration-des-seuils-dalerte"/>
     <w:p>
       <w:pPr>
         <w:pStyle w:val="Heading3"/>
@@ -28635,9 +29104,9 @@
         </w:pict>
       </w:r>
     </w:p>
-    <w:bookmarkEnd w:id="153"/>
-    <w:bookmarkEnd w:id="154"/>
-    <w:bookmarkStart w:id="157" w:name="Xb09493a01bd5c0a7105ec7c90c1b4c54ff82079"/>
+    <w:bookmarkEnd w:id="157"/>
+    <w:bookmarkEnd w:id="158"/>
+    <w:bookmarkStart w:id="161" w:name="Xb09493a01bd5c0a7105ec7c90c1b4c54ff82079"/>
     <w:p>
       <w:pPr>
         <w:pStyle w:val="Heading2"/>
@@ -28670,7 +29139,7 @@
         <w:t xml:space="preserve">intégré à l’application, dont l’architecture est transposable à un CMMS open-source (§II.7.1). Cette section présente l’état de la démonstration à ce stade.</w:t>
       </w:r>
     </w:p>
-    <w:bookmarkStart w:id="155" w:name="iii.5.1.-écran-de-supervision-temps-réel"/>
+    <w:bookmarkStart w:id="159" w:name="iii.5.1.-écran-de-supervision-temps-réel"/>
     <w:p>
       <w:pPr>
         <w:pStyle w:val="Heading3"/>
@@ -28697,8 +29166,8 @@
         <w:t xml:space="preserve">[Captures d’écran de l’écran de supervision à insérer.]</w:t>
       </w:r>
     </w:p>
-    <w:bookmarkEnd w:id="155"/>
-    <w:bookmarkStart w:id="156" w:name="X58bfb2439e119d7dddd15b2923e61316fba5e9a"/>
+    <w:bookmarkEnd w:id="159"/>
+    <w:bookmarkStart w:id="160" w:name="X58bfb2439e119d7dddd15b2923e61316fba5e9a"/>
     <w:p>
       <w:pPr>
         <w:pStyle w:val="Heading3"/>
@@ -28852,9 +29321,9 @@
         </w:pict>
       </w:r>
     </w:p>
-    <w:bookmarkEnd w:id="156"/>
-    <w:bookmarkEnd w:id="157"/>
-    <w:bookmarkStart w:id="166" w:name="iii.6.-discussions"/>
+    <w:bookmarkEnd w:id="160"/>
+    <w:bookmarkEnd w:id="161"/>
+    <w:bookmarkStart w:id="173" w:name="iii.6.-discussions"/>
     <w:p>
       <w:pPr>
         <w:pStyle w:val="Heading2"/>
@@ -28863,7 +29332,7 @@
         <w:t xml:space="preserve">III.6. Discussions</w:t>
       </w:r>
     </w:p>
-    <w:bookmarkStart w:id="158" w:name="Xf68fd1ddeba738769848465616783f4a3e28b38"/>
+    <w:bookmarkStart w:id="162" w:name="Xf68fd1ddeba738769848465616783f4a3e28b38"/>
     <w:p>
       <w:pPr>
         <w:pStyle w:val="Heading3"/>
@@ -28896,8 +29365,8 @@
         <w:t xml:space="preserve">: il ne s’agit pas de remplacer les sondes commerciales mais de brancher en aval une chaîne ML — saut essentiellement logiciel.</w:t>
       </w:r>
     </w:p>
-    <w:bookmarkEnd w:id="158"/>
-    <w:bookmarkStart w:id="159" w:name="X5224df022dd07f7852ef1724ca928ea18bf1556"/>
+    <w:bookmarkEnd w:id="162"/>
+    <w:bookmarkStart w:id="163" w:name="X5224df022dd07f7852ef1724ca928ea18bf1556"/>
     <w:p>
       <w:pPr>
         <w:pStyle w:val="Heading3"/>
@@ -28962,8 +29431,8 @@
         <w:t xml:space="preserve">: positif là où les conditions sont couvertes et répétées, négatif sinon. Cette lecture, rarement explicitée dans la littérature, constitue l’apport méthodologique de ce travail.</w:t>
       </w:r>
     </w:p>
-    <w:bookmarkEnd w:id="159"/>
-    <w:bookmarkStart w:id="160" w:name="X1abad3fb650abc5a9d79a3b29b6be42c791f531"/>
+    <w:bookmarkEnd w:id="163"/>
+    <w:bookmarkStart w:id="164" w:name="X1abad3fb650abc5a9d79a3b29b6be42c791f531"/>
     <w:p>
       <w:pPr>
         <w:pStyle w:val="Heading3"/>
@@ -28993,8 +29462,8 @@
         <w:t xml:space="preserve">, transposable à un CMMS open-source (GLPI) plutôt que par une suite propriétaire, offre un coût total de possession très faible (de l’ordre de quelques dizaines de dollars, contre 50–250 k USD pour SAP PM ou IBM Maximo), ouvrant la maintenance structurée aux PME industrielles africaines. Cette approche reste compatible avec un déploiement on-premise, exigé par les contraintes de sécurité industrielle (cas COTCO).</w:t>
       </w:r>
     </w:p>
-    <w:bookmarkEnd w:id="160"/>
-    <w:bookmarkStart w:id="161" w:name="iii.6.4.-limites-du-travail"/>
+    <w:bookmarkEnd w:id="164"/>
+    <w:bookmarkStart w:id="165" w:name="iii.6.4.-limites-du-travail"/>
     <w:p>
       <w:pPr>
         <w:pStyle w:val="Heading3"/>
@@ -29248,8 +29717,8 @@
         <w:t xml:space="preserve">. Cette double validation ER + gravimétrie est recommandée pour la suite.</w:t>
       </w:r>
     </w:p>
-    <w:bookmarkEnd w:id="161"/>
-    <w:bookmarkStart w:id="165" w:name="iii.6.5.-perspectives"/>
+    <w:bookmarkEnd w:id="165"/>
+    <w:bookmarkStart w:id="172" w:name="iii.6.5.-perspectives"/>
     <w:p>
       <w:pPr>
         <w:pStyle w:val="Heading3"/>
@@ -29390,7 +29859,20 @@
         <w:t xml:space="preserve">une morphologie de corrosion n’est prédictible qu’à partir du moment où elle a été observée au moins deux fois</w:t>
       </w:r>
       <w:r>
-        <w:t xml:space="preserve">, ce qui quantifie le besoin de répétition. L’essai Run #21 a depuis fourni un premier test « prédire puis confirmer » concluant : annoncée</w:t>
+        <w:t xml:space="preserve">, ce qui quantifie le besoin de répétition. Deux essais réels, Run #21 puis Run #22, ont depuis fourni deux tests « prédire-puis-confirmer » à l’issue contrastée et instructive (figure III.11). Pour</w:t>
+      </w:r>
+      <w:r>
+        <w:t xml:space="preserve"> </w:t>
+      </w:r>
+      <w:r>
+        <w:rPr>
+          <w:b/>
+          <w:bCs/>
+        </w:rPr>
+        <w:t xml:space="preserve">Run #21</w:t>
+      </w:r>
+      <w:r>
+        <w:t xml:space="preserve">, la bande annoncée</w:t>
       </w:r>
       <w:r>
         <w:t xml:space="preserve"> </w:t>
@@ -29406,7 +29888,23 @@
         <w:t xml:space="preserve"> </w:t>
       </w:r>
       <w:r>
-        <w:t xml:space="preserve">l’essai dans l’intervalle 13–20,5 h (médiane 16 h), la rupture est survenue à</w:t>
+        <w:t xml:space="preserve">l’essai (13–20,5 h, médiane 16 h) a été</w:t>
+      </w:r>
+      <w:r>
+        <w:t xml:space="preserve"> </w:t>
+      </w:r>
+      <w:r>
+        <w:rPr>
+          <w:b/>
+          <w:bCs/>
+        </w:rPr>
+        <w:t xml:space="preserve">vérifiée</w:t>
+      </w:r>
+      <w:r>
+        <w:t xml:space="preserve"> </w:t>
+      </w:r>
+      <w:r>
+        <w:t xml:space="preserve">: rupture à</w:t>
       </w:r>
       <w:r>
         <w:t xml:space="preserve"> </w:t>
@@ -29419,20 +29917,110 @@
         <w:t xml:space="preserve">13,1 h</w:t>
       </w:r>
       <w:r>
-        <w:t xml:space="preserve">, soit à l’intérieur de la bande prédite (à sa borne inférieure). Run #21 fournit en outre un</w:t>
-      </w:r>
-      <w:r>
-        <w:t xml:space="preserve"> </w:t>
-      </w:r>
-      <w:r>
-        <w:rPr>
-          <w:b/>
-          <w:bCs/>
-        </w:rPr>
-        <w:t xml:space="preserve">second représentant de la morphologie graduelle</w:t>
-      </w:r>
-      <w:r>
-        <w:t xml:space="preserve">, précisément ce que le critère de prédictibilité (au moins deux observations par morphologie) appelait. Il importe enfin de souligner que le jumeau numérique et le modèle XGBoost (§III.3) répondent à deux questions distinctes — le premier estime la</w:t>
+        <w:t xml:space="preserve">, à l’intérieur de la bande (borne inférieure). Pour</w:t>
+      </w:r>
+      <w:r>
+        <w:t xml:space="preserve"> </w:t>
+      </w:r>
+      <w:r>
+        <w:rPr>
+          <w:b/>
+          <w:bCs/>
+        </w:rPr>
+        <w:t xml:space="preserve">Run #22</w:t>
+      </w:r>
+      <w:r>
+        <w:t xml:space="preserve">, en revanche, la rupture est survenue à</w:t>
+      </w:r>
+      <w:r>
+        <w:t xml:space="preserve"> </w:t>
+      </w:r>
+      <w:r>
+        <w:rPr>
+          <w:b/>
+          <w:bCs/>
+        </w:rPr>
+        <w:t xml:space="preserve">11,95 h</w:t>
+      </w:r>
+      <w:r>
+        <w:t xml:space="preserve">,</w:t>
+      </w:r>
+      <w:r>
+        <w:t xml:space="preserve"> </w:t>
+      </w:r>
+      <w:r>
+        <w:rPr>
+          <w:b/>
+          <w:bCs/>
+        </w:rPr>
+        <w:t xml:space="preserve">en deçà</w:t>
+      </w:r>
+      <w:r>
+        <w:t xml:space="preserve"> </w:t>
+      </w:r>
+      <w:r>
+        <w:t xml:space="preserve">de la borne basse : l’essai le plus rapide de toute la campagne tombe</w:t>
+      </w:r>
+      <w:r>
+        <w:t xml:space="preserve"> </w:t>
+      </w:r>
+      <w:r>
+        <w:rPr>
+          <w:b/>
+          <w:bCs/>
+        </w:rPr>
+        <w:t xml:space="preserve">sous l’enveloppe des donneurs</w:t>
+      </w:r>
+      <w:r>
+        <w:t xml:space="preserve">, que le jumeau interpole sans l’extrapoler. Ce</w:t>
+      </w:r>
+      <w:r>
+        <w:t xml:space="preserve"> </w:t>
+      </w:r>
+      <w:r>
+        <w:rPr>
+          <w:b/>
+          <w:bCs/>
+        </w:rPr>
+        <w:t xml:space="preserve">manqué n’infirme pas la démarche</w:t>
+      </w:r>
+      <w:r>
+        <w:t xml:space="preserve"> </w:t>
+      </w:r>
+      <w:r>
+        <w:t xml:space="preserve">: il en délimite le domaine de validité — la bande devra être élargie vers les essais rapides — et illustre, sur un cas réel, la limite annoncée. Run #21 et Run #22 ajoutent par ailleurs deux représentants de la morphologie graduelle ; mais les trois graduels observés demeurent</w:t>
+      </w:r>
+      <w:r>
+        <w:t xml:space="preserve"> </w:t>
+      </w:r>
+      <w:r>
+        <w:rPr>
+          <w:b/>
+          <w:bCs/>
+        </w:rPr>
+        <w:t xml:space="preserve">hétérogènes</w:t>
+      </w:r>
+      <w:r>
+        <w:t xml:space="preserve"> </w:t>
+      </w:r>
+      <w:r>
+        <w:t xml:space="preserve">(Run #1 à 22 h contre Run #21 et #22 à ≈ 12–13 h), ce qui montre que le simple décompte de répétitions ne suffit pas : c’est la répétition au sein d’une morphologie</w:t>
+      </w:r>
+      <w:r>
+        <w:t xml:space="preserve"> </w:t>
+      </w:r>
+      <w:r>
+        <w:rPr>
+          <w:b/>
+          <w:bCs/>
+        </w:rPr>
+        <w:t xml:space="preserve">homogène</w:t>
+      </w:r>
+      <w:r>
+        <w:t xml:space="preserve"> </w:t>
+      </w:r>
+      <w:r>
+        <w:t xml:space="preserve">qui confère la prédictibilité. Il importe enfin de souligner que le jumeau numérique et le modèle XGBoost (§III.3) répondent à deux questions distinctes — le premier estime la</w:t>
       </w:r>
       <w:r>
         <w:t xml:space="preserve"> </w:t>
@@ -29464,7 +30052,20 @@
         <w:t xml:space="preserve"> </w:t>
       </w:r>
       <w:r>
-        <w:t xml:space="preserve">— et convergent vers un même enseignement : une prédiction n’est fiable qu’au sein d’une morphologie déjà observée et répétée. Ces travaux, encore préliminaires, seront validés et étendus dans la suite de la campagne.</w:t>
+        <w:t xml:space="preserve">— et convergent vers un même enseignement : une prédiction n’est fiable qu’au sein d’une morphologie déjà observée et</w:t>
+      </w:r>
+      <w:r>
+        <w:t xml:space="preserve"> </w:t>
+      </w:r>
+      <w:r>
+        <w:rPr>
+          <w:b/>
+          <w:bCs/>
+        </w:rPr>
+        <w:t xml:space="preserve">suffisamment répétée</w:t>
+      </w:r>
+      <w:r>
+        <w:t xml:space="preserve">. Ces travaux, encore préliminaires, seront validés et étendus dans la suite de la campagne.</w:t>
       </w:r>
     </w:p>
     <w:p>
@@ -29477,18 +30078,18 @@
           <wp:inline>
             <wp:extent cx="4460240" cy="2617966"/>
             <wp:effectExtent b="0" l="0" r="0" t="0"/>
-            <wp:docPr descr="Figure III.9 — Jumeau numérique : bande prédictive de durée de vie (P10–P90) issue des trajectoires synthétiques couvrant les deux morphologies de corrosion, et position de l’essai Run #21 — prédiction avant essai 13–20,5 h, rupture observée à 13,1 h, dans la bande" title="" id="163" name="Picture"/>
+            <wp:docPr descr="Figure III.9 — Jumeau numérique : bande prédictive de durée de vie (P10–P90) issue des trajectoires synthétiques couvrant les deux morphologies de corrosion, et position de l’essai Run #21 — prédiction avant essai 13–20,5 h, rupture observée à 13,1 h, dans la bande" title="" id="167" name="Picture"/>
             <a:graphic>
               <a:graphicData uri="http://schemas.openxmlformats.org/drawingml/2006/picture">
                 <pic:pic>
                   <pic:nvPicPr>
-                    <pic:cNvPr descr="figures/fig_simulateur_run21_nonparam.png" id="164" name="Picture"/>
+                    <pic:cNvPr descr="figures/fig_simulateur_run21_nonparam.png" id="168" name="Picture"/>
                     <pic:cNvPicPr>
                       <a:picLocks noChangeArrowheads="1" noChangeAspect="1"/>
                     </pic:cNvPicPr>
                   </pic:nvPicPr>
                   <pic:blipFill>
-                    <a:blip r:embed="rId162"/>
+                    <a:blip r:embed="rId166"/>
                     <a:stretch>
                       <a:fillRect/>
                     </a:stretch>
@@ -29540,3067 +30141,6 @@
       </w:r>
     </w:p>
     <w:p>
-      <w:r>
-        <w:pict>
-          <v:rect style="width:0;height:1.5pt" o:hralign="center" o:hrstd="t" o:hr="t"/>
-        </w:pict>
-      </w:r>
-    </w:p>
-    <w:bookmarkEnd w:id="165"/>
-    <w:bookmarkEnd w:id="166"/>
-    <w:bookmarkStart w:id="167" w:name="iii.7.-conclusion-du-chapitre-iii"/>
-    <w:p>
-      <w:pPr>
-        <w:pStyle w:val="Heading2"/>
-      </w:pPr>
-      <w:r>
-        <w:t xml:space="preserve">III.7. Conclusion du Chapitre III</w:t>
-      </w:r>
-    </w:p>
-    <w:p>
-      <w:pPr>
-        <w:pStyle w:val="FirstParagraph"/>
-      </w:pPr>
-      <w:r>
-        <w:t xml:space="preserve">Ce chapitre a présenté les résultats provisoires de la campagne.</w:t>
-      </w:r>
-      <w:r>
-        <w:t xml:space="preserve"> </w:t>
-      </w:r>
-      <w:r>
-        <w:rPr>
-          <w:b/>
-          <w:bCs/>
-        </w:rPr>
-        <w:t xml:space="preserve">OS1</w:t>
-      </w:r>
-      <w:r>
-        <w:t xml:space="preserve"> </w:t>
-      </w:r>
-      <w:r>
-        <w:t xml:space="preserve">: la chaîne d’acquisition ER est fonctionnelle et a permis de suivre sans interruption une série d’essais run-to-failure complets jusqu’à la rupture.</w:t>
-      </w:r>
-      <w:r>
-        <w:t xml:space="preserve"> </w:t>
-      </w:r>
-      <w:r>
-        <w:rPr>
-          <w:b/>
-          <w:bCs/>
-        </w:rPr>
-        <w:t xml:space="preserve">OS2</w:t>
-      </w:r>
-      <w:r>
-        <w:t xml:space="preserve"> </w:t>
-      </w:r>
-      <w:r>
-        <w:t xml:space="preserve">: le modèle XGBoost prédit le taux de corrosion et surpasse les méthodes de référence, mais sa performance dépend de la couverture des conditions.</w:t>
-      </w:r>
-      <w:r>
-        <w:t xml:space="preserve"> </w:t>
-      </w:r>
-      <w:r>
-        <w:rPr>
-          <w:b/>
-          <w:bCs/>
-        </w:rPr>
-        <w:t xml:space="preserve">OS3</w:t>
-      </w:r>
-      <w:r>
-        <w:t xml:space="preserve"> </w:t>
-      </w:r>
-      <w:r>
-        <w:t xml:space="preserve">: l’analyse a établi que la</w:t>
-      </w:r>
-      <w:r>
-        <w:t xml:space="preserve"> </w:t>
-      </w:r>
-      <w:r>
-        <w:rPr>
-          <w:b/>
-          <w:bCs/>
-        </w:rPr>
-        <w:t xml:space="preserve">température est la variable dominante</w:t>
-      </w:r>
-      <w:r>
-        <w:t xml:space="preserve"> </w:t>
-      </w:r>
-      <w:r>
-        <w:t xml:space="preserve">et que la</w:t>
-      </w:r>
-      <w:r>
-        <w:t xml:space="preserve"> </w:t>
-      </w:r>
-      <w:r>
-        <w:rPr>
-          <w:b/>
-          <w:bCs/>
-        </w:rPr>
-        <w:t xml:space="preserve">répétabilité des conditions</w:t>
-      </w:r>
-      <w:r>
-        <w:t xml:space="preserve"> </w:t>
-      </w:r>
-      <w:r>
-        <w:t xml:space="preserve">— couverture thermique, qualité de régulation, constance de la concentration — conditionne la fiabilité de la prédiction ; deux contre-exemples (Run #15, Run #17) l’ont démontré expérimentalement.</w:t>
-      </w:r>
-      <w:r>
-        <w:t xml:space="preserve"> </w:t>
-      </w:r>
-      <w:r>
-        <w:rPr>
-          <w:b/>
-          <w:bCs/>
-        </w:rPr>
-        <w:t xml:space="preserve">OS4</w:t>
-      </w:r>
-      <w:r>
-        <w:t xml:space="preserve"> </w:t>
-      </w:r>
-      <w:r>
-        <w:t xml:space="preserve">: l’écran de supervision et le module GMAO maison (génération automatique d’ordres de travail, KPIs) sont opérationnels et démontrent la boucle Sonde → ML → OT de bout en bout, l’intégration à un CMMS open-source mature (GLPI) restant une spécification transposable. Au regard de l’état d’avancement, les objectifs sont</w:t>
-      </w:r>
-      <w:r>
-        <w:t xml:space="preserve"> </w:t>
-      </w:r>
-      <w:r>
-        <w:rPr>
-          <w:b/>
-          <w:bCs/>
-        </w:rPr>
-        <w:t xml:space="preserve">partiellement atteints et en voie de consolidation</w:t>
-      </w:r>
-      <w:r>
-        <w:t xml:space="preserve"> </w:t>
-      </w:r>
-      <w:r>
-        <w:t xml:space="preserve">par les essais en cours. La conclusion générale dresse le bilan d’ensemble et les perspectives.</w:t>
-      </w:r>
-    </w:p>
-    <w:p>
-      <w:r>
-        <w:br w:type="page"/>
-      </w:r>
-    </w:p>
-    <w:bookmarkEnd w:id="167"/>
-    <w:bookmarkEnd w:id="168"/>
-    <w:bookmarkStart w:id="169" w:name="conclusion-générale"/>
-    <w:p>
-      <w:pPr>
-        <w:pStyle w:val="Heading1"/>
-      </w:pPr>
-      <w:r>
-        <w:t xml:space="preserve">CONCLUSION GÉNÉRALE</w:t>
-      </w:r>
-    </w:p>
-    <w:p>
-      <w:pPr>
-        <w:pStyle w:val="FirstParagraph"/>
-      </w:pPr>
-      <w:r>
-        <w:rPr>
-          <w:i/>
-          <w:iCs/>
-        </w:rPr>
-        <w:t xml:space="preserve">(La conclusion générale sera rédigée à l’issue de la campagne expérimentale.)</w:t>
-      </w:r>
-    </w:p>
-    <w:p>
-      <w:r>
-        <w:br w:type="page"/>
-      </w:r>
-    </w:p>
-    <w:bookmarkEnd w:id="169"/>
-    <w:bookmarkStart w:id="170" w:name="références-bibliographiques"/>
-    <w:p>
-      <w:pPr>
-        <w:pStyle w:val="Heading1"/>
-      </w:pPr>
-      <w:r>
-        <w:t xml:space="preserve">RÉFÉRENCES BIBLIOGRAPHIQUES</w:t>
-      </w:r>
-    </w:p>
-    <w:p>
-      <w:pPr>
-        <w:pStyle w:val="BlockText"/>
-      </w:pPr>
-      <w:r>
-        <w:rPr>
-          <w:i/>
-          <w:iCs/>
-        </w:rPr>
-        <w:t xml:space="preserve">Bibliographie en format APA. Le Pr MBOG recommande un minimum de 60 références scientifiques. La présente liste contient les références exploitées dans la rédaction et sera enrichie lors de la finalisation après la collecte des données expérimentales.</w:t>
-      </w:r>
-    </w:p>
-    <w:p>
-      <w:pPr>
-        <w:numPr>
-          <w:ilvl w:val="0"/>
-          <w:numId w:val="1032"/>
-        </w:numPr>
-      </w:pPr>
-      <w:r>
-        <w:t xml:space="preserve">Adafruit. (2024).</w:t>
-      </w:r>
-      <w:r>
-        <w:t xml:space="preserve"> </w:t>
-      </w:r>
-      <w:r>
-        <w:rPr>
-          <w:i/>
-          <w:iCs/>
-        </w:rPr>
-        <w:t xml:space="preserve">Adafruit HX711 24-bit ADC for Load Cells / Strain Gauges</w:t>
-      </w:r>
-      <w:r>
-        <w:t xml:space="preserve">. https://learn.adafruit.com/adafruit-hx711-24-bit-adc</w:t>
-      </w:r>
-    </w:p>
-    <w:p>
-      <w:pPr>
-        <w:numPr>
-          <w:ilvl w:val="0"/>
-          <w:numId w:val="1032"/>
-        </w:numPr>
-      </w:pPr>
-      <w:r>
-        <w:t xml:space="preserve">Akash, S. (2024).</w:t>
-      </w:r>
-      <w:r>
-        <w:t xml:space="preserve"> </w:t>
-      </w:r>
-      <w:r>
-        <w:rPr>
-          <w:i/>
-          <w:iCs/>
-        </w:rPr>
-        <w:t xml:space="preserve">Decoding ISO 13381 Part 1: General Guidelines for Prognostics (RUL Estimation)</w:t>
-      </w:r>
-      <w:r>
-        <w:t xml:space="preserve">. LinkedIn Pulse. https://www.linkedin.com/pulse/decoding-iso-13381-part-1-general-guidelines-rul-akash-shrivastava</w:t>
-      </w:r>
-    </w:p>
-    <w:p>
-      <w:pPr>
-        <w:numPr>
-          <w:ilvl w:val="0"/>
-          <w:numId w:val="1032"/>
-        </w:numPr>
-      </w:pPr>
-      <w:r>
-        <w:t xml:space="preserve">AMPP. (2023).</w:t>
-      </w:r>
-      <w:r>
-        <w:t xml:space="preserve"> </w:t>
-      </w:r>
-      <w:r>
-        <w:rPr>
-          <w:i/>
-          <w:iCs/>
-        </w:rPr>
-        <w:t xml:space="preserve">NACE SP0775-2023 — Preparation, Installation, Analysis, and Interpretation of Corrosion Coupons in Hydrocarbon Operations</w:t>
-      </w:r>
-      <w:r>
-        <w:t xml:space="preserve">. Association for Materials Protection and Performance.</w:t>
-      </w:r>
-    </w:p>
-    <w:p>
-      <w:pPr>
-        <w:numPr>
-          <w:ilvl w:val="0"/>
-          <w:numId w:val="1032"/>
-        </w:numPr>
-      </w:pPr>
-      <w:r>
-        <w:t xml:space="preserve">Aniobi, C. C. (2018). Pipeline corrosion control in oil and gas industry: A case study of NNPC/PPMC system 2A pipeline.</w:t>
-      </w:r>
-      <w:r>
-        <w:t xml:space="preserve"> </w:t>
-      </w:r>
-      <w:r>
-        <w:rPr>
-          <w:i/>
-          <w:iCs/>
-        </w:rPr>
-        <w:t xml:space="preserve">Academia.edu</w:t>
-      </w:r>
-      <w:r>
-        <w:t xml:space="preserve">.</w:t>
-      </w:r>
-    </w:p>
-    <w:p>
-      <w:pPr>
-        <w:numPr>
-          <w:ilvl w:val="0"/>
-          <w:numId w:val="1032"/>
-        </w:numPr>
-      </w:pPr>
-      <w:r>
-        <w:t xml:space="preserve">API. (2024).</w:t>
-      </w:r>
-      <w:r>
-        <w:t xml:space="preserve"> </w:t>
-      </w:r>
-      <w:r>
-        <w:rPr>
-          <w:i/>
-          <w:iCs/>
-        </w:rPr>
-        <w:t xml:space="preserve">API 570 — Piping Inspection Code: In-service Inspection, Rating, Repair, and Alteration of Piping Systems</w:t>
-      </w:r>
-      <w:r>
-        <w:t xml:space="preserve"> </w:t>
-      </w:r>
-      <w:r>
-        <w:t xml:space="preserve">(5th ed.). American Petroleum Institute.</w:t>
-      </w:r>
-    </w:p>
-    <w:p>
-      <w:pPr>
-        <w:numPr>
-          <w:ilvl w:val="0"/>
-          <w:numId w:val="1032"/>
-        </w:numPr>
-      </w:pPr>
-      <w:r>
-        <w:t xml:space="preserve">API. (2023).</w:t>
-      </w:r>
-      <w:r>
-        <w:t xml:space="preserve"> </w:t>
-      </w:r>
-      <w:r>
-        <w:rPr>
-          <w:i/>
-          <w:iCs/>
-        </w:rPr>
-        <w:t xml:space="preserve">API RP 580 — Risk-Based Inspection</w:t>
-      </w:r>
-      <w:r>
-        <w:t xml:space="preserve"> </w:t>
-      </w:r>
-      <w:r>
-        <w:t xml:space="preserve">(4th ed.). American Petroleum Institute.</w:t>
-      </w:r>
-    </w:p>
-    <w:p>
-      <w:pPr>
-        <w:numPr>
-          <w:ilvl w:val="0"/>
-          <w:numId w:val="1032"/>
-        </w:numPr>
-      </w:pPr>
-      <w:r>
-        <w:t xml:space="preserve">API. (2025).</w:t>
-      </w:r>
-      <w:r>
-        <w:t xml:space="preserve"> </w:t>
-      </w:r>
-      <w:r>
-        <w:rPr>
-          <w:i/>
-          <w:iCs/>
-        </w:rPr>
-        <w:t xml:space="preserve">API RP 581 — Risk-Based Inspection Methodology</w:t>
-      </w:r>
-      <w:r>
-        <w:t xml:space="preserve"> </w:t>
-      </w:r>
-      <w:r>
-        <w:t xml:space="preserve">(4th ed.). American Petroleum Institute.</w:t>
-      </w:r>
-    </w:p>
-    <w:p>
-      <w:pPr>
-        <w:numPr>
-          <w:ilvl w:val="0"/>
-          <w:numId w:val="1032"/>
-        </w:numPr>
-      </w:pPr>
-      <w:r>
-        <w:t xml:space="preserve">ASTM International. (2012).</w:t>
-      </w:r>
-      <w:r>
-        <w:t xml:space="preserve"> </w:t>
-      </w:r>
-      <w:r>
-        <w:rPr>
-          <w:i/>
-          <w:iCs/>
-        </w:rPr>
-        <w:t xml:space="preserve">ASTM G31-12a — Standard Guide for Laboratory Immersion Corrosion Testing of Metals</w:t>
-      </w:r>
-      <w:r>
-        <w:t xml:space="preserve">.</w:t>
-      </w:r>
-    </w:p>
-    <w:p>
-      <w:pPr>
-        <w:numPr>
-          <w:ilvl w:val="0"/>
-          <w:numId w:val="1032"/>
-        </w:numPr>
-      </w:pPr>
-      <w:r>
-        <w:t xml:space="preserve">ASTM International. (2017).</w:t>
-      </w:r>
-      <w:r>
-        <w:t xml:space="preserve"> </w:t>
-      </w:r>
-      <w:r>
-        <w:rPr>
-          <w:i/>
-          <w:iCs/>
-        </w:rPr>
-        <w:t xml:space="preserve">ASTM G1-03 — Standard Practice for Preparing, Cleaning, and Evaluating Corrosion Test Specimens</w:t>
-      </w:r>
-      <w:r>
-        <w:t xml:space="preserve">.</w:t>
-      </w:r>
-    </w:p>
-    <w:p>
-      <w:pPr>
-        <w:numPr>
-          <w:ilvl w:val="0"/>
-          <w:numId w:val="1032"/>
-        </w:numPr>
-      </w:pPr>
-      <w:r>
-        <w:t xml:space="preserve">ASTM International. (2018).</w:t>
-      </w:r>
-      <w:r>
-        <w:t xml:space="preserve"> </w:t>
-      </w:r>
-      <w:r>
-        <w:rPr>
-          <w:i/>
-          <w:iCs/>
-        </w:rPr>
-        <w:t xml:space="preserve">ASTM G96-90 — Standard Guide for Online Monitoring of Corrosion in Plant Equipment (Electrical and Electrochemical Methods)</w:t>
-      </w:r>
-      <w:r>
-        <w:t xml:space="preserve">.</w:t>
-      </w:r>
-    </w:p>
-    <w:p>
-      <w:pPr>
-        <w:numPr>
-          <w:ilvl w:val="0"/>
-          <w:numId w:val="1032"/>
-        </w:numPr>
-      </w:pPr>
-      <w:r>
-        <w:t xml:space="preserve">AVIA Semiconductor. (2017).</w:t>
-      </w:r>
-      <w:r>
-        <w:t xml:space="preserve"> </w:t>
-      </w:r>
-      <w:r>
-        <w:rPr>
-          <w:i/>
-          <w:iCs/>
-        </w:rPr>
-        <w:t xml:space="preserve">HX711 — 24-bit Analog-to-Digital Converter (ADC) for Weighing Scales</w:t>
-      </w:r>
-      <w:r>
-        <w:t xml:space="preserve">. Datasheet rev 2.0.</w:t>
-      </w:r>
-    </w:p>
-    <w:p>
-      <w:pPr>
-        <w:numPr>
-          <w:ilvl w:val="0"/>
-          <w:numId w:val="1032"/>
-        </w:numPr>
-      </w:pPr>
-      <w:r>
-        <w:t xml:space="preserve">Bard, A. J., &amp; Faulkner, L. R. (2001).</w:t>
-      </w:r>
-      <w:r>
-        <w:t xml:space="preserve"> </w:t>
-      </w:r>
-      <w:r>
-        <w:rPr>
-          <w:i/>
-          <w:iCs/>
-        </w:rPr>
-        <w:t xml:space="preserve">Electrochemical Methods: Fundamentals and Applications</w:t>
-      </w:r>
-      <w:r>
-        <w:t xml:space="preserve"> </w:t>
-      </w:r>
-      <w:r>
-        <w:t xml:space="preserve">(2nd ed.). Wiley.</w:t>
-      </w:r>
-    </w:p>
-    <w:p>
-      <w:pPr>
-        <w:numPr>
-          <w:ilvl w:val="0"/>
-          <w:numId w:val="1032"/>
-        </w:numPr>
-      </w:pPr>
-      <w:r>
-        <w:t xml:space="preserve">Bergmeir, C., &amp; Benítez, J. M. (2012). On the use of cross-validation for time series predictor evaluation.</w:t>
-      </w:r>
-      <w:r>
-        <w:t xml:space="preserve"> </w:t>
-      </w:r>
-      <w:r>
-        <w:rPr>
-          <w:i/>
-          <w:iCs/>
-        </w:rPr>
-        <w:t xml:space="preserve">Information Sciences</w:t>
-      </w:r>
-      <w:r>
-        <w:t xml:space="preserve">, 191, 192–213.</w:t>
-      </w:r>
-    </w:p>
-    <w:p>
-      <w:pPr>
-        <w:numPr>
-          <w:ilvl w:val="0"/>
-          <w:numId w:val="1032"/>
-        </w:numPr>
-      </w:pPr>
-      <w:r>
-        <w:t xml:space="preserve">Cameroun, République du. (1996).</w:t>
-      </w:r>
-      <w:r>
-        <w:t xml:space="preserve"> </w:t>
-      </w:r>
-      <w:r>
-        <w:rPr>
-          <w:i/>
-          <w:iCs/>
-        </w:rPr>
-        <w:t xml:space="preserve">Loi-cadre n° 96/12 du 5 août 1996 relative à la gestion de l’environnement</w:t>
-      </w:r>
-      <w:r>
-        <w:t xml:space="preserve">.</w:t>
-      </w:r>
-    </w:p>
-    <w:p>
-      <w:pPr>
-        <w:numPr>
-          <w:ilvl w:val="0"/>
-          <w:numId w:val="1032"/>
-        </w:numPr>
-      </w:pPr>
-      <w:r>
-        <w:t xml:space="preserve">Cameroun, République du. (2019).</w:t>
-      </w:r>
-      <w:r>
-        <w:t xml:space="preserve"> </w:t>
-      </w:r>
-      <w:r>
-        <w:rPr>
-          <w:i/>
-          <w:iCs/>
-        </w:rPr>
-        <w:t xml:space="preserve">Loi n° 2019/008 du 25 avril 2019 portant Code Pétrolier</w:t>
-      </w:r>
-      <w:r>
-        <w:t xml:space="preserve"> </w:t>
-      </w:r>
-      <w:r>
-        <w:t xml:space="preserve">(abrogeant la loi n° 99/013 du 22 décembre 1999).</w:t>
-      </w:r>
-    </w:p>
-    <w:p>
-      <w:pPr>
-        <w:numPr>
-          <w:ilvl w:val="0"/>
-          <w:numId w:val="1032"/>
-        </w:numPr>
-      </w:pPr>
-      <w:r>
-        <w:t xml:space="preserve">Cameroun, République du. (2023).</w:t>
-      </w:r>
-      <w:r>
-        <w:t xml:space="preserve"> </w:t>
-      </w:r>
-      <w:r>
-        <w:rPr>
-          <w:i/>
-          <w:iCs/>
-        </w:rPr>
-        <w:t xml:space="preserve">Décret n° 2023/232 du 4 mai 2023 fixant les modalités d’application de la loi n° 2019/008 du 25 avril 2019 portant Code Pétrolier</w:t>
-      </w:r>
-      <w:r>
-        <w:t xml:space="preserve">.</w:t>
-      </w:r>
-    </w:p>
-    <w:p>
-      <w:pPr>
-        <w:numPr>
-          <w:ilvl w:val="0"/>
-          <w:numId w:val="1032"/>
-        </w:numPr>
-      </w:pPr>
-      <w:r>
-        <w:t xml:space="preserve">CEN (Comité européen de normalisation). (2017).</w:t>
-      </w:r>
-      <w:r>
-        <w:t xml:space="preserve"> </w:t>
-      </w:r>
-      <w:r>
-        <w:rPr>
-          <w:i/>
-          <w:iCs/>
-        </w:rPr>
-        <w:t xml:space="preserve">EN 13306:2017 — Maintenance — Maintenance terminology</w:t>
-      </w:r>
-      <w:r>
-        <w:t xml:space="preserve">.</w:t>
-      </w:r>
-    </w:p>
-    <w:p>
-      <w:pPr>
-        <w:numPr>
-          <w:ilvl w:val="0"/>
-          <w:numId w:val="1032"/>
-        </w:numPr>
-      </w:pPr>
-      <w:r>
-        <w:t xml:space="preserve">Chad-Cameroon Petroleum Development and Pipeline Project. (2024).</w:t>
-      </w:r>
-      <w:r>
-        <w:t xml:space="preserve"> </w:t>
-      </w:r>
-      <w:r>
-        <w:rPr>
-          <w:i/>
-          <w:iCs/>
-        </w:rPr>
-        <w:t xml:space="preserve">Wikipedia</w:t>
-      </w:r>
-      <w:r>
-        <w:t xml:space="preserve">. https://en.wikipedia.org/wiki/Chad%E2%80%93Cameroon_Petroleum_Development_and_Pipeline_Project</w:t>
-      </w:r>
-    </w:p>
-    <w:p>
-      <w:pPr>
-        <w:numPr>
-          <w:ilvl w:val="0"/>
-          <w:numId w:val="1032"/>
-        </w:numPr>
-      </w:pPr>
-      <w:r>
-        <w:t xml:space="preserve">Chen, T., &amp; Guestrin, C. (2016). XGBoost: A scalable tree boosting system.</w:t>
-      </w:r>
-      <w:r>
-        <w:t xml:space="preserve"> </w:t>
-      </w:r>
-      <w:r>
-        <w:rPr>
-          <w:i/>
-          <w:iCs/>
-        </w:rPr>
-        <w:t xml:space="preserve">Proceedings of the 22nd ACM SIGKDD International Conference on Knowledge Discovery and Data Mining</w:t>
-      </w:r>
-      <w:r>
-        <w:t xml:space="preserve">, 785–794. https://doi.org/10.1145/2939672.2939785</w:t>
-      </w:r>
-    </w:p>
-    <w:p>
-      <w:pPr>
-        <w:numPr>
-          <w:ilvl w:val="0"/>
-          <w:numId w:val="1032"/>
-        </w:numPr>
-      </w:pPr>
-      <w:r>
-        <w:t xml:space="preserve">Coelho, L. B. (2022). Reviewing machine learning of corrosion prediction in a data-oriented perspective.</w:t>
-      </w:r>
-      <w:r>
-        <w:t xml:space="preserve"> </w:t>
-      </w:r>
-      <w:r>
-        <w:rPr>
-          <w:i/>
-          <w:iCs/>
-        </w:rPr>
-        <w:t xml:space="preserve">npj Materials Degradation</w:t>
-      </w:r>
-      <w:r>
-        <w:t xml:space="preserve">, 6, 8. https://doi.org/10.1038/s41529-022-00218-4</w:t>
-      </w:r>
-    </w:p>
-    <w:p>
-      <w:pPr>
-        <w:numPr>
-          <w:ilvl w:val="0"/>
-          <w:numId w:val="1032"/>
-        </w:numPr>
-      </w:pPr>
-      <w:r>
-        <w:t xml:space="preserve">Cosasco. (2024).</w:t>
-      </w:r>
-      <w:r>
-        <w:t xml:space="preserve"> </w:t>
-      </w:r>
-      <w:r>
-        <w:rPr>
-          <w:i/>
-          <w:iCs/>
-        </w:rPr>
-        <w:t xml:space="preserve">Dual Sensor Electrical Resistance (ER) Temperature Probes</w:t>
-      </w:r>
-      <w:r>
-        <w:t xml:space="preserve">. https://www.cosasco.com/product/dual-sensor-electrical-resistance-er-temperature-probes</w:t>
-      </w:r>
-    </w:p>
-    <w:p>
-      <w:pPr>
-        <w:numPr>
-          <w:ilvl w:val="0"/>
-          <w:numId w:val="1032"/>
-        </w:numPr>
-      </w:pPr>
-      <w:r>
-        <w:t xml:space="preserve">COTCO. (2024).</w:t>
-      </w:r>
-      <w:r>
-        <w:t xml:space="preserve"> </w:t>
-      </w:r>
-      <w:r>
-        <w:rPr>
-          <w:i/>
-          <w:iCs/>
-        </w:rPr>
-        <w:t xml:space="preserve">Cameroon Oil Transportation Company — COTCO in brief</w:t>
-      </w:r>
-      <w:r>
-        <w:t xml:space="preserve">. https://cotco-sa.cm/en/cotco-in-brief/</w:t>
-      </w:r>
-    </w:p>
-    <w:p>
-      <w:pPr>
-        <w:numPr>
-          <w:ilvl w:val="0"/>
-          <w:numId w:val="1032"/>
-        </w:numPr>
-      </w:pPr>
-      <w:r>
-        <w:t xml:space="preserve">de Waard, C., &amp; Milliams, D. E. (1975). Carbonic acid corrosion of steel.</w:t>
-      </w:r>
-      <w:r>
-        <w:t xml:space="preserve"> </w:t>
-      </w:r>
-      <w:r>
-        <w:rPr>
-          <w:i/>
-          <w:iCs/>
-        </w:rPr>
-        <w:t xml:space="preserve">Corrosion</w:t>
-      </w:r>
-      <w:r>
-        <w:t xml:space="preserve">, 31(5), 177–181.</w:t>
-      </w:r>
-    </w:p>
-    <w:p>
-      <w:pPr>
-        <w:numPr>
-          <w:ilvl w:val="0"/>
-          <w:numId w:val="1032"/>
-        </w:numPr>
-      </w:pPr>
-      <w:r>
-        <w:t xml:space="preserve">de Waard, C., Lotz, U., &amp; Milliams, D. E. (1991). Predictive model for CO₂ corrosion engineering in wet natural gas pipelines.</w:t>
-      </w:r>
-      <w:r>
-        <w:t xml:space="preserve"> </w:t>
-      </w:r>
-      <w:r>
-        <w:rPr>
-          <w:i/>
-          <w:iCs/>
-        </w:rPr>
-        <w:t xml:space="preserve">Corrosion</w:t>
-      </w:r>
-      <w:r>
-        <w:t xml:space="preserve">, 47(12), 976–985.</w:t>
-      </w:r>
-    </w:p>
-    <w:p>
-      <w:pPr>
-        <w:numPr>
-          <w:ilvl w:val="0"/>
-          <w:numId w:val="1032"/>
-        </w:numPr>
-      </w:pPr>
-      <w:r>
-        <w:t xml:space="preserve">Egbule, P. E., et al. (2018). Pipeline corrosion control in oil and gas industry: A case study of NNPC/PPMC pipelines.</w:t>
-      </w:r>
-      <w:r>
-        <w:t xml:space="preserve"> </w:t>
-      </w:r>
-      <w:r>
-        <w:rPr>
-          <w:i/>
-          <w:iCs/>
-        </w:rPr>
-        <w:t xml:space="preserve">Academia.edu</w:t>
-      </w:r>
-      <w:r>
-        <w:t xml:space="preserve">.</w:t>
-      </w:r>
-    </w:p>
-    <w:p>
-      <w:pPr>
-        <w:numPr>
-          <w:ilvl w:val="0"/>
-          <w:numId w:val="1032"/>
-        </w:numPr>
-      </w:pPr>
-      <w:r>
-        <w:t xml:space="preserve">Espressif Systems. (2024).</w:t>
-      </w:r>
-      <w:r>
-        <w:t xml:space="preserve"> </w:t>
-      </w:r>
-      <w:r>
-        <w:rPr>
-          <w:i/>
-          <w:iCs/>
-        </w:rPr>
-        <w:t xml:space="preserve">ESP32 Datasheet — Version 4.4</w:t>
-      </w:r>
-      <w:r>
-        <w:t xml:space="preserve">. https://www.espressif.com/en/products/socs/esp32</w:t>
-      </w:r>
-    </w:p>
-    <w:p>
-      <w:pPr>
-        <w:numPr>
-          <w:ilvl w:val="0"/>
-          <w:numId w:val="1032"/>
-        </w:numPr>
-      </w:pPr>
-      <w:r>
-        <w:t xml:space="preserve">ExxonMobil. (2011).</w:t>
-      </w:r>
-      <w:r>
-        <w:t xml:space="preserve"> </w:t>
-      </w:r>
-      <w:r>
-        <w:rPr>
-          <w:i/>
-          <w:iCs/>
-        </w:rPr>
-        <w:t xml:space="preserve">Chad/Cameroon Development Project — Project Update No. 30 — Mid-Year Report 2011</w:t>
-      </w:r>
-      <w:r>
-        <w:t xml:space="preserve">.</w:t>
-      </w:r>
-    </w:p>
-    <w:p>
-      <w:pPr>
-        <w:numPr>
-          <w:ilvl w:val="0"/>
-          <w:numId w:val="1032"/>
-        </w:numPr>
-      </w:pPr>
-      <w:r>
-        <w:t xml:space="preserve">Faraday, M. (1834). On electrical decomposition.</w:t>
-      </w:r>
-      <w:r>
-        <w:t xml:space="preserve"> </w:t>
-      </w:r>
-      <w:r>
-        <w:rPr>
-          <w:i/>
-          <w:iCs/>
-        </w:rPr>
-        <w:t xml:space="preserve">Philosophical Transactions of the Royal Society</w:t>
-      </w:r>
-      <w:r>
-        <w:t xml:space="preserve">, 124, 77–122.</w:t>
-      </w:r>
-    </w:p>
-    <w:p>
-      <w:pPr>
-        <w:numPr>
-          <w:ilvl w:val="0"/>
-          <w:numId w:val="1032"/>
-        </w:numPr>
-      </w:pPr>
-      <w:r>
-        <w:t xml:space="preserve">Hassanzadeh, S., et al. (2024). Application of electrical resistance probes for corrosion monitoring and cathodic protection assessment of offshore structures.</w:t>
-      </w:r>
-      <w:r>
-        <w:t xml:space="preserve"> </w:t>
-      </w:r>
-      <w:r>
-        <w:rPr>
-          <w:i/>
-          <w:iCs/>
-        </w:rPr>
-        <w:t xml:space="preserve">Materials and Corrosion (Wiley)</w:t>
-      </w:r>
-      <w:r>
-        <w:t xml:space="preserve">. https://doi.org/10.1002/maco.70138</w:t>
-      </w:r>
-    </w:p>
-    <w:p>
-      <w:pPr>
-        <w:numPr>
-          <w:ilvl w:val="0"/>
-          <w:numId w:val="1032"/>
-        </w:numPr>
-      </w:pPr>
-      <w:r>
-        <w:t xml:space="preserve">Ma, Y., Qi, W., Yu, M., Huang, N., Li, R., Tan, J., &amp; Zhu, X. (2024). Synthesis of Gemini-type imidazoline quaternary ammonium salt using by-product fatty acid as corrosion inhibitor for Q235 steel.</w:t>
-      </w:r>
-      <w:r>
-        <w:t xml:space="preserve"> </w:t>
-      </w:r>
-      <w:r>
-        <w:rPr>
-          <w:i/>
-          <w:iCs/>
-        </w:rPr>
-        <w:t xml:space="preserve">Scientific Reports</w:t>
-      </w:r>
-      <w:r>
-        <w:t xml:space="preserve">, 14, 13687. https://www.nature.com/articles/s41598-024-64671-8</w:t>
-      </w:r>
-    </w:p>
-    <w:p>
-      <w:pPr>
-        <w:numPr>
-          <w:ilvl w:val="0"/>
-          <w:numId w:val="1032"/>
-        </w:numPr>
-      </w:pPr>
-      <w:r>
-        <w:t xml:space="preserve">HSPublishing. (2023).</w:t>
-      </w:r>
-      <w:r>
-        <w:t xml:space="preserve"> </w:t>
-      </w:r>
-      <w:r>
-        <w:rPr>
-          <w:i/>
-          <w:iCs/>
-        </w:rPr>
-        <w:t xml:space="preserve">Oil and gas pipeline corrosion monitoring and prevention</w:t>
-      </w:r>
-      <w:r>
-        <w:t xml:space="preserve">.</w:t>
-      </w:r>
-      <w:r>
-        <w:t xml:space="preserve"> </w:t>
-      </w:r>
-      <w:r>
-        <w:rPr>
-          <w:i/>
-          <w:iCs/>
-        </w:rPr>
-        <w:t xml:space="preserve">Journal of Research in Engineering and Computer Sciences</w:t>
-      </w:r>
-      <w:r>
-        <w:t xml:space="preserve">, https://hspublishing.org/JRECS/article/download/114/105</w:t>
-      </w:r>
-    </w:p>
-    <w:p>
-      <w:pPr>
-        <w:numPr>
-          <w:ilvl w:val="0"/>
-          <w:numId w:val="1032"/>
-        </w:numPr>
-      </w:pPr>
-      <w:r>
-        <w:t xml:space="preserve">Hu, J., et al. (2024). Prediction of the internal corrosion rate for oil and gas pipelines and influence factor analysis with interpretable ensemble learning.</w:t>
-      </w:r>
-      <w:r>
-        <w:t xml:space="preserve"> </w:t>
-      </w:r>
-      <w:r>
-        <w:rPr>
-          <w:i/>
-          <w:iCs/>
-        </w:rPr>
-        <w:t xml:space="preserve">International Journal of Pressure Vessels and Piping</w:t>
-      </w:r>
-      <w:r>
-        <w:t xml:space="preserve">, 212, 105329. https://www.sciencedirect.com/science/article/abs/pii/S0308016124002060</w:t>
-      </w:r>
-    </w:p>
-    <w:p>
-      <w:pPr>
-        <w:numPr>
-          <w:ilvl w:val="0"/>
-          <w:numId w:val="1032"/>
-        </w:numPr>
-      </w:pPr>
-      <w:r>
-        <w:t xml:space="preserve">Hyndman, R. J., &amp; Koehler, A. B. (2006). Another look at measures of forecast accuracy.</w:t>
-      </w:r>
-      <w:r>
-        <w:t xml:space="preserve"> </w:t>
-      </w:r>
-      <w:r>
-        <w:rPr>
-          <w:i/>
-          <w:iCs/>
-        </w:rPr>
-        <w:t xml:space="preserve">International Journal of Forecasting</w:t>
-      </w:r>
-      <w:r>
-        <w:t xml:space="preserve">, 22(4), 679–688.</w:t>
-      </w:r>
-    </w:p>
-    <w:p>
-      <w:pPr>
-        <w:numPr>
-          <w:ilvl w:val="0"/>
-          <w:numId w:val="1032"/>
-        </w:numPr>
-      </w:pPr>
-      <w:r>
-        <w:t xml:space="preserve">Inspectioneering. (2016, March 8). NACE study estimates global cost of corrosion at $2.5 trillion annually.</w:t>
-      </w:r>
-      <w:r>
-        <w:t xml:space="preserve"> </w:t>
-      </w:r>
-      <w:r>
-        <w:rPr>
-          <w:i/>
-          <w:iCs/>
-        </w:rPr>
-        <w:t xml:space="preserve">Inspectioneering</w:t>
-      </w:r>
-      <w:r>
-        <w:t xml:space="preserve">. https://inspectioneering.com/news/2016-03-08/5202</w:t>
-      </w:r>
-    </w:p>
-    <w:p>
-      <w:pPr>
-        <w:numPr>
-          <w:ilvl w:val="0"/>
-          <w:numId w:val="1032"/>
-        </w:numPr>
-      </w:pPr>
-      <w:r>
-        <w:t xml:space="preserve">ISO. (2024).</w:t>
-      </w:r>
-      <w:r>
-        <w:t xml:space="preserve"> </w:t>
-      </w:r>
-      <w:r>
-        <w:rPr>
-          <w:i/>
-          <w:iCs/>
-        </w:rPr>
-        <w:t xml:space="preserve">ISO 8044:2024 — Corrosion of metals and alloys — Vocabulary</w:t>
-      </w:r>
-      <w:r>
-        <w:t xml:space="preserve">.</w:t>
-      </w:r>
-    </w:p>
-    <w:p>
-      <w:pPr>
-        <w:numPr>
-          <w:ilvl w:val="0"/>
-          <w:numId w:val="1032"/>
-        </w:numPr>
-      </w:pPr>
-      <w:r>
-        <w:t xml:space="preserve">ISO. (2025).</w:t>
-      </w:r>
-      <w:r>
-        <w:t xml:space="preserve"> </w:t>
-      </w:r>
-      <w:r>
-        <w:rPr>
-          <w:i/>
-          <w:iCs/>
-        </w:rPr>
-        <w:t xml:space="preserve">ISO 13381-1:2025 — Condition monitoring and diagnostics of machine systems — Prognostics — Part 1: General guidelines and requirements</w:t>
-      </w:r>
-      <w:r>
-        <w:t xml:space="preserve">.</w:t>
-      </w:r>
-    </w:p>
-    <w:p>
-      <w:pPr>
-        <w:numPr>
-          <w:ilvl w:val="0"/>
-          <w:numId w:val="1032"/>
-        </w:numPr>
-      </w:pPr>
-      <w:r>
-        <w:t xml:space="preserve">ISO. (2020).</w:t>
-      </w:r>
-      <w:r>
-        <w:t xml:space="preserve"> </w:t>
-      </w:r>
-      <w:r>
-        <w:rPr>
-          <w:i/>
-          <w:iCs/>
-        </w:rPr>
-        <w:t xml:space="preserve">ISO 15156-1:2020 — Petroleum and natural gas industries — Materials for use in H₂S-containing environments in oil and gas production</w:t>
-      </w:r>
-      <w:r>
-        <w:t xml:space="preserve">.</w:t>
-      </w:r>
-    </w:p>
-    <w:p>
-      <w:pPr>
-        <w:numPr>
-          <w:ilvl w:val="0"/>
-          <w:numId w:val="1032"/>
-        </w:numPr>
-      </w:pPr>
-      <w:r>
-        <w:t xml:space="preserve">Khadom, A. A., Yaro, A. S., Kadhum, A. A. H., AlTaie, A. S., &amp; Musa, A. Y. (2009). The effect of temperature and acid concentration on corrosion of low carbon steel in hydrochloric acid media.</w:t>
-      </w:r>
-      <w:r>
-        <w:t xml:space="preserve"> </w:t>
-      </w:r>
-      <w:r>
-        <w:rPr>
-          <w:i/>
-          <w:iCs/>
-        </w:rPr>
-        <w:t xml:space="preserve">American Journal of Applied Sciences</w:t>
-      </w:r>
-      <w:r>
-        <w:t xml:space="preserve">, 6(8), 1403–1409.</w:t>
-      </w:r>
-    </w:p>
-    <w:p>
-      <w:pPr>
-        <w:numPr>
-          <w:ilvl w:val="0"/>
-          <w:numId w:val="1032"/>
-        </w:numPr>
-      </w:pPr>
-      <w:r>
-        <w:t xml:space="preserve">Koch, G. H., Brongers, M. P. H., Thompson, N. G., Virmani, Y. P., &amp; Payer, J. H. (2016).</w:t>
-      </w:r>
-      <w:r>
-        <w:t xml:space="preserve"> </w:t>
-      </w:r>
-      <w:r>
-        <w:rPr>
-          <w:i/>
-          <w:iCs/>
-        </w:rPr>
-        <w:t xml:space="preserve">International Measures of Prevention, Application, and Economics of Corrosion Technology (IMPACT) Study</w:t>
-      </w:r>
-      <w:r>
-        <w:t xml:space="preserve">. NACE International. http://impact.nace.org/</w:t>
-      </w:r>
-    </w:p>
-    <w:p>
-      <w:pPr>
-        <w:numPr>
-          <w:ilvl w:val="0"/>
-          <w:numId w:val="1032"/>
-        </w:numPr>
-      </w:pPr>
-      <w:r>
-        <w:t xml:space="preserve">Zheng, Q., Zhang, H., Liu, H., Xu, H., Xu, B., &amp; Zhu, Z. (2025). Intelligent prediction model for pitting corrosion risk in pipelines using developed ResNet and feature reconstruction with interpretability analysis.</w:t>
-      </w:r>
-      <w:r>
-        <w:t xml:space="preserve"> </w:t>
-      </w:r>
-      <w:r>
-        <w:rPr>
-          <w:i/>
-          <w:iCs/>
-        </w:rPr>
-        <w:t xml:space="preserve">Reliability Engineering &amp; System Safety</w:t>
-      </w:r>
-      <w:r>
-        <w:t xml:space="preserve">, 264, 111347. https://www.sciencedirect.com/science/article/abs/pii/S0951832025005484</w:t>
-      </w:r>
-    </w:p>
-    <w:p>
-      <w:pPr>
-        <w:numPr>
-          <w:ilvl w:val="0"/>
-          <w:numId w:val="1032"/>
-        </w:numPr>
-      </w:pPr>
-      <w:r>
-        <w:t xml:space="preserve">Liu, Y., et al. (2022). A review: Prediction method for the remaining useful life of the mechanical system.</w:t>
-      </w:r>
-      <w:r>
-        <w:t xml:space="preserve"> </w:t>
-      </w:r>
-      <w:r>
-        <w:rPr>
-          <w:i/>
-          <w:iCs/>
-        </w:rPr>
-        <w:t xml:space="preserve">Journal of Failure Analysis and Prevention</w:t>
-      </w:r>
-      <w:r>
-        <w:t xml:space="preserve">, 22, 2119–2137. https://doi.org/10.1007/s11668-022-01532-4</w:t>
-      </w:r>
-    </w:p>
-    <w:p>
-      <w:pPr>
-        <w:numPr>
-          <w:ilvl w:val="0"/>
-          <w:numId w:val="1032"/>
-        </w:numPr>
-      </w:pPr>
-      <w:r>
-        <w:t xml:space="preserve">Lundberg, S. M., &amp; Lee, S. I. (2017). A unified approach to interpreting model predictions.</w:t>
-      </w:r>
-      <w:r>
-        <w:t xml:space="preserve"> </w:t>
-      </w:r>
-      <w:r>
-        <w:rPr>
-          <w:i/>
-          <w:iCs/>
-        </w:rPr>
-        <w:t xml:space="preserve">Advances in Neural Information Processing Systems (NeurIPS)</w:t>
-      </w:r>
-      <w:r>
-        <w:t xml:space="preserve">, 30, 4768–4777.</w:t>
-      </w:r>
-    </w:p>
-    <w:p>
-      <w:pPr>
-        <w:numPr>
-          <w:ilvl w:val="0"/>
-          <w:numId w:val="1032"/>
-        </w:numPr>
-      </w:pPr>
-      <w:r>
-        <w:t xml:space="preserve">Mansfeld, F. (2014). Recent developments in corrosion measurement techniques.</w:t>
-      </w:r>
-      <w:r>
-        <w:t xml:space="preserve"> </w:t>
-      </w:r>
-      <w:r>
-        <w:rPr>
-          <w:i/>
-          <w:iCs/>
-        </w:rPr>
-        <w:t xml:space="preserve">Materials and Corrosion</w:t>
-      </w:r>
-      <w:r>
-        <w:t xml:space="preserve">, 65(7), 631–638.</w:t>
-      </w:r>
-    </w:p>
-    <w:p>
-      <w:pPr>
-        <w:numPr>
-          <w:ilvl w:val="0"/>
-          <w:numId w:val="1032"/>
-        </w:numPr>
-      </w:pPr>
-      <w:r>
-        <w:t xml:space="preserve">Lasi, H., Fettke, P., Kemper, H. G., Feld, T., et Hoffmann, M. (2014). Industry 4.0.</w:t>
-      </w:r>
-      <w:r>
-        <w:t xml:space="preserve"> </w:t>
-      </w:r>
-      <w:r>
-        <w:rPr>
-          <w:i/>
-          <w:iCs/>
-        </w:rPr>
-        <w:t xml:space="preserve">Business &amp; Information Systems Engineering</w:t>
-      </w:r>
-      <w:r>
-        <w:t xml:space="preserve">, 6(4), 239-242. https://doi.org/10.1007/s12599-014-0334-4</w:t>
-      </w:r>
-    </w:p>
-    <w:p>
-      <w:pPr>
-        <w:numPr>
-          <w:ilvl w:val="0"/>
-          <w:numId w:val="1032"/>
-        </w:numPr>
-      </w:pPr>
-      <w:r>
-        <w:t xml:space="preserve">Lu, Y. (2017). Industry 4.0: A survey on technologies, applications and open research issues.</w:t>
-      </w:r>
-      <w:r>
-        <w:t xml:space="preserve"> </w:t>
-      </w:r>
-      <w:r>
-        <w:rPr>
-          <w:i/>
-          <w:iCs/>
-        </w:rPr>
-        <w:t xml:space="preserve">Journal of Industrial Information Integration</w:t>
-      </w:r>
-      <w:r>
-        <w:t xml:space="preserve">, 6, 1-10. https://doi.org/10.1016/j.jii.2017.04.005</w:t>
-      </w:r>
-    </w:p>
-    <w:p>
-      <w:pPr>
-        <w:numPr>
-          <w:ilvl w:val="0"/>
-          <w:numId w:val="1032"/>
-        </w:numPr>
-      </w:pPr>
-      <w:r>
-        <w:t xml:space="preserve">Xu, L. D., Xu, E. L., et Li, L. (2018). Industry 4.0: state of the art and future trends.</w:t>
-      </w:r>
-      <w:r>
-        <w:t xml:space="preserve"> </w:t>
-      </w:r>
-      <w:r>
-        <w:rPr>
-          <w:i/>
-          <w:iCs/>
-        </w:rPr>
-        <w:t xml:space="preserve">International Journal of Production Research</w:t>
-      </w:r>
-      <w:r>
-        <w:t xml:space="preserve">, 56(8), 2941-2962. https://doi.org/10.1080/00207543.2018.1444806</w:t>
-      </w:r>
-    </w:p>
-    <w:p>
-      <w:pPr>
-        <w:numPr>
-          <w:ilvl w:val="0"/>
-          <w:numId w:val="1032"/>
-        </w:numPr>
-      </w:pPr>
-      <w:r>
-        <w:t xml:space="preserve">GLPI Project. (2024).</w:t>
-      </w:r>
-      <w:r>
-        <w:t xml:space="preserve"> </w:t>
-      </w:r>
-      <w:r>
-        <w:rPr>
-          <w:i/>
-          <w:iCs/>
-        </w:rPr>
-        <w:t xml:space="preserve">GLPI — Free IT and Asset Management Software — REST API documentation</w:t>
-      </w:r>
-      <w:r>
-        <w:t xml:space="preserve">. https://glpi-project.org/</w:t>
-      </w:r>
-    </w:p>
-    <w:p>
-      <w:pPr>
-        <w:numPr>
-          <w:ilvl w:val="0"/>
-          <w:numId w:val="1032"/>
-        </w:numPr>
-      </w:pPr>
-      <w:r>
-        <w:t xml:space="preserve">Streamlit. (2024).</w:t>
-      </w:r>
-      <w:r>
-        <w:t xml:space="preserve"> </w:t>
-      </w:r>
-      <w:r>
-        <w:rPr>
-          <w:i/>
-          <w:iCs/>
-        </w:rPr>
-        <w:t xml:space="preserve">Streamlit Documentation — A faster way to build and share data apps</w:t>
-      </w:r>
-      <w:r>
-        <w:t xml:space="preserve">. https://docs.streamlit.io/</w:t>
-      </w:r>
-    </w:p>
-    <w:p>
-      <w:pPr>
-        <w:numPr>
-          <w:ilvl w:val="0"/>
-          <w:numId w:val="1032"/>
-        </w:numPr>
-      </w:pPr>
-      <w:r>
-        <w:t xml:space="preserve">NACE International. (2016).</w:t>
-      </w:r>
-      <w:r>
-        <w:t xml:space="preserve"> </w:t>
-      </w:r>
-      <w:r>
-        <w:rPr>
-          <w:i/>
-          <w:iCs/>
-        </w:rPr>
-        <w:t xml:space="preserve">IMPACT Study Press Release — CORROSION 2016 conference</w:t>
-      </w:r>
-      <w:r>
-        <w:t xml:space="preserve">.</w:t>
-      </w:r>
-    </w:p>
-    <w:p>
-      <w:pPr>
-        <w:numPr>
-          <w:ilvl w:val="0"/>
-          <w:numId w:val="1032"/>
-        </w:numPr>
-      </w:pPr>
-      <w:r>
-        <w:t xml:space="preserve">Onyebuchi, V., et al. (2018). Internal corrosion behaviour of Nigerian gas pipelines.</w:t>
-      </w:r>
-      <w:r>
-        <w:t xml:space="preserve"> </w:t>
-      </w:r>
-      <w:r>
-        <w:rPr>
-          <w:i/>
-          <w:iCs/>
-        </w:rPr>
-        <w:t xml:space="preserve">Unizik Journal of Engineering and Applied Sciences</w:t>
-      </w:r>
-      <w:r>
-        <w:t xml:space="preserve">.</w:t>
-      </w:r>
-    </w:p>
-    <w:p>
-      <w:pPr>
-        <w:numPr>
-          <w:ilvl w:val="0"/>
-          <w:numId w:val="1032"/>
-        </w:numPr>
-      </w:pPr>
-      <w:r>
-        <w:t xml:space="preserve">Ossai, C. I., Boswell, B., &amp; Davies, I. J. (2017). Use of artificial neural network for prediction of pipeline corrosion defect growth rate.</w:t>
-      </w:r>
-      <w:r>
-        <w:t xml:space="preserve"> </w:t>
-      </w:r>
-      <w:r>
-        <w:rPr>
-          <w:i/>
-          <w:iCs/>
-        </w:rPr>
-        <w:t xml:space="preserve">Engineering Failure Analysis</w:t>
-      </w:r>
-      <w:r>
-        <w:t xml:space="preserve">, 82, 1–12.</w:t>
-      </w:r>
-    </w:p>
-    <w:p>
-      <w:pPr>
-        <w:numPr>
-          <w:ilvl w:val="0"/>
-          <w:numId w:val="1032"/>
-        </w:numPr>
-      </w:pPr>
-      <w:r>
-        <w:t xml:space="preserve">Persian Utab. (2023).</w:t>
-      </w:r>
-      <w:r>
-        <w:t xml:space="preserve"> </w:t>
-      </w:r>
-      <w:r>
-        <w:rPr>
-          <w:i/>
-          <w:iCs/>
-        </w:rPr>
-        <w:t xml:space="preserve">Phosphoric acid and iron oxide — passivation mechanism</w:t>
-      </w:r>
-      <w:r>
-        <w:t xml:space="preserve">. https://persianutab.com/en/phosphoric-acid-and-iron-oxide/</w:t>
-      </w:r>
-    </w:p>
-    <w:p>
-      <w:pPr>
-        <w:numPr>
-          <w:ilvl w:val="0"/>
-          <w:numId w:val="1032"/>
-        </w:numPr>
-      </w:pPr>
-      <w:r>
-        <w:t xml:space="preserve">Pollock, D. D. (1991).</w:t>
-      </w:r>
-      <w:r>
-        <w:t xml:space="preserve"> </w:t>
-      </w:r>
-      <w:r>
-        <w:rPr>
-          <w:i/>
-          <w:iCs/>
-        </w:rPr>
-        <w:t xml:space="preserve">Physical Properties of Materials for Engineers</w:t>
-      </w:r>
-      <w:r>
-        <w:t xml:space="preserve"> </w:t>
-      </w:r>
-      <w:r>
-        <w:t xml:space="preserve">(2nd ed.). CRC Press.</w:t>
-      </w:r>
-    </w:p>
-    <w:p>
-      <w:pPr>
-        <w:numPr>
-          <w:ilvl w:val="0"/>
-          <w:numId w:val="1032"/>
-        </w:numPr>
-      </w:pPr>
-      <w:r>
-        <w:t xml:space="preserve">Pumps Africa. (2024).</w:t>
-      </w:r>
-      <w:r>
-        <w:t xml:space="preserve"> </w:t>
-      </w:r>
-      <w:r>
-        <w:rPr>
-          <w:i/>
-          <w:iCs/>
-        </w:rPr>
-        <w:t xml:space="preserve">Advanced pipeline monitoring systems for safer oil &amp; gas operations in Africa</w:t>
-      </w:r>
-      <w:r>
-        <w:t xml:space="preserve">. https://pumps-africa.com/advanced-pipeline-monitoring-systems-for-safer-oil-gas-operations-in-africa/</w:t>
-      </w:r>
-    </w:p>
-    <w:p>
-      <w:pPr>
-        <w:numPr>
-          <w:ilvl w:val="0"/>
-          <w:numId w:val="1032"/>
-        </w:numPr>
-      </w:pPr>
-      <w:r>
-        <w:t xml:space="preserve">Roberge, P. R. (2008).</w:t>
-      </w:r>
-      <w:r>
-        <w:t xml:space="preserve"> </w:t>
-      </w:r>
-      <w:r>
-        <w:rPr>
-          <w:i/>
-          <w:iCs/>
-        </w:rPr>
-        <w:t xml:space="preserve">Corrosion Engineering: Principles and Practice</w:t>
-      </w:r>
-      <w:r>
-        <w:t xml:space="preserve">. McGraw-Hill.</w:t>
-      </w:r>
-    </w:p>
-    <w:p>
-      <w:pPr>
-        <w:numPr>
-          <w:ilvl w:val="0"/>
-          <w:numId w:val="1032"/>
-        </w:numPr>
-      </w:pPr>
-      <w:r>
-        <w:t xml:space="preserve">Savitzky, A., &amp; Golay, M. J. E. (1964). Smoothing and differentiation of data by simplified least squares procedures.</w:t>
-      </w:r>
-      <w:r>
-        <w:t xml:space="preserve"> </w:t>
-      </w:r>
-      <w:r>
-        <w:rPr>
-          <w:i/>
-          <w:iCs/>
-        </w:rPr>
-        <w:t xml:space="preserve">Analytical Chemistry</w:t>
-      </w:r>
-      <w:r>
-        <w:t xml:space="preserve">, 36(8), 1627–1639.</w:t>
-      </w:r>
-    </w:p>
-    <w:p>
-      <w:pPr>
-        <w:numPr>
-          <w:ilvl w:val="0"/>
-          <w:numId w:val="1032"/>
-        </w:numPr>
-      </w:pPr>
-      <w:r>
-        <w:t xml:space="preserve">Schweitzer, P. A. (2010).</w:t>
-      </w:r>
-      <w:r>
-        <w:t xml:space="preserve"> </w:t>
-      </w:r>
-      <w:r>
-        <w:rPr>
-          <w:i/>
-          <w:iCs/>
-        </w:rPr>
-        <w:t xml:space="preserve">Fundamentals of Corrosion: Mechanisms, Causes, and Preventive Methods</w:t>
-      </w:r>
-      <w:r>
-        <w:t xml:space="preserve">. CRC Press.</w:t>
-      </w:r>
-    </w:p>
-    <w:p>
-      <w:pPr>
-        <w:numPr>
-          <w:ilvl w:val="0"/>
-          <w:numId w:val="1032"/>
-        </w:numPr>
-      </w:pPr>
-      <w:r>
-        <w:t xml:space="preserve">Standards Norway. (2017).</w:t>
-      </w:r>
-      <w:r>
-        <w:t xml:space="preserve"> </w:t>
-      </w:r>
-      <w:r>
-        <w:rPr>
-          <w:i/>
-          <w:iCs/>
-        </w:rPr>
-        <w:t xml:space="preserve">NORSOK M-506 — CO₂ corrosion rate calculation model</w:t>
-      </w:r>
-      <w:r>
-        <w:t xml:space="preserve"> </w:t>
-      </w:r>
-      <w:r>
-        <w:t xml:space="preserve">(3rd ed.).</w:t>
-      </w:r>
-    </w:p>
-    <w:p>
-      <w:pPr>
-        <w:numPr>
-          <w:ilvl w:val="0"/>
-          <w:numId w:val="1032"/>
-        </w:numPr>
-      </w:pPr>
-      <w:r>
-        <w:t xml:space="preserve">Tan, L., et al. (2025). Prediction of internal corrosion rate for gas pipeline: A new method based on transformer architecture.</w:t>
-      </w:r>
-      <w:r>
-        <w:t xml:space="preserve"> </w:t>
-      </w:r>
-      <w:r>
-        <w:rPr>
-          <w:i/>
-          <w:iCs/>
-        </w:rPr>
-        <w:t xml:space="preserve">Computers &amp; Chemical Engineering</w:t>
-      </w:r>
-      <w:r>
-        <w:t xml:space="preserve">. https://www.sciencedirect.com/science/article/abs/pii/S0098135425000882</w:t>
-      </w:r>
-    </w:p>
-    <w:p>
-      <w:pPr>
-        <w:numPr>
-          <w:ilvl w:val="0"/>
-          <w:numId w:val="1032"/>
-        </w:numPr>
-      </w:pPr>
-      <w:r>
-        <w:t xml:space="preserve">Tukey, J. W. (1977).</w:t>
-      </w:r>
-      <w:r>
-        <w:t xml:space="preserve"> </w:t>
-      </w:r>
-      <w:r>
-        <w:rPr>
-          <w:i/>
-          <w:iCs/>
-        </w:rPr>
-        <w:t xml:space="preserve">Exploratory Data Analysis</w:t>
-      </w:r>
-      <w:r>
-        <w:t xml:space="preserve">. Addison-Wesley.</w:t>
-      </w:r>
-    </w:p>
-    <w:p>
-      <w:pPr>
-        <w:numPr>
-          <w:ilvl w:val="0"/>
-          <w:numId w:val="1032"/>
-        </w:numPr>
-      </w:pPr>
-      <w:r>
-        <w:t xml:space="preserve">Wagner, C., &amp; Traud, W. (1938). On the interpretation of corrosion phenomena by superposition of electrochemical partial reactions.</w:t>
-      </w:r>
-      <w:r>
-        <w:t xml:space="preserve"> </w:t>
-      </w:r>
-      <w:r>
-        <w:rPr>
-          <w:i/>
-          <w:iCs/>
-        </w:rPr>
-        <w:t xml:space="preserve">Zeitschrift für Elektrochemie</w:t>
-      </w:r>
-      <w:r>
-        <w:t xml:space="preserve">, 44(7), 391–402.</w:t>
-      </w:r>
-    </w:p>
-    <w:p>
-      <w:pPr>
-        <w:numPr>
-          <w:ilvl w:val="0"/>
-          <w:numId w:val="1032"/>
-        </w:numPr>
-      </w:pPr>
-      <w:r>
-        <w:t xml:space="preserve">Wang, Y., et al. (2023). Corrosion inhibition mechanism of water-soluble imidazoline on A572 Gr.65 steel in 3.5 wt % NaCl solution.</w:t>
-      </w:r>
-      <w:r>
-        <w:t xml:space="preserve"> </w:t>
-      </w:r>
-      <w:r>
-        <w:rPr>
-          <w:i/>
-          <w:iCs/>
-        </w:rPr>
-        <w:t xml:space="preserve">Langmuir</w:t>
-      </w:r>
-      <w:r>
-        <w:t xml:space="preserve">, 39(45), 16108–16119. https://doi.org/10.1021/acs.langmuir.3c02781</w:t>
-      </w:r>
-    </w:p>
-    <w:p>
-      <w:pPr>
-        <w:numPr>
-          <w:ilvl w:val="0"/>
-          <w:numId w:val="1032"/>
-        </w:numPr>
-      </w:pPr>
-      <w:r>
-        <w:t xml:space="preserve">Webster, J. G. (Ed.). (2014).</w:t>
-      </w:r>
-      <w:r>
-        <w:t xml:space="preserve"> </w:t>
-      </w:r>
-      <w:r>
-        <w:rPr>
-          <w:i/>
-          <w:iCs/>
-        </w:rPr>
-        <w:t xml:space="preserve">The Measurement, Instrumentation, and Sensors Handbook</w:t>
-      </w:r>
-      <w:r>
-        <w:t xml:space="preserve"> </w:t>
-      </w:r>
-      <w:r>
-        <w:t xml:space="preserve">(2nd ed.). CRC Press.</w:t>
-      </w:r>
-    </w:p>
-    <w:p>
-      <w:pPr>
-        <w:numPr>
-          <w:ilvl w:val="0"/>
-          <w:numId w:val="1032"/>
-        </w:numPr>
-      </w:pPr>
-      <w:r>
-        <w:t xml:space="preserve">Wei, X., et al. (2024). Advanced machine learning techniques for corrosion rate estimation and prediction in industrial cooling water pipelines.</w:t>
-      </w:r>
-      <w:r>
-        <w:t xml:space="preserve"> </w:t>
-      </w:r>
-      <w:r>
-        <w:rPr>
-          <w:i/>
-          <w:iCs/>
-        </w:rPr>
-        <w:t xml:space="preserve">Sensors</w:t>
-      </w:r>
-      <w:r>
-        <w:t xml:space="preserve">, 24(11), 3564. https://doi.org/10.3390/s24113564</w:t>
-      </w:r>
-    </w:p>
-    <w:p>
-      <w:pPr>
-        <w:numPr>
-          <w:ilvl w:val="0"/>
-          <w:numId w:val="1032"/>
-        </w:numPr>
-      </w:pPr>
-      <w:r>
-        <w:t xml:space="preserve">Kuang, J., &amp; Long, Z. (2024). Prediction model for corrosion rate of low-alloy steels under atmospheric conditions using machine learning algorithms.</w:t>
-      </w:r>
-      <w:r>
-        <w:t xml:space="preserve"> </w:t>
-      </w:r>
-      <w:r>
-        <w:rPr>
-          <w:i/>
-          <w:iCs/>
-        </w:rPr>
-        <w:t xml:space="preserve">International Journal of Minerals, Metallurgy and Materials</w:t>
-      </w:r>
-      <w:r>
-        <w:t xml:space="preserve">, 31(2), 337–350. https://doi.org/10.1007/s12613-023-2679-5</w:t>
-      </w:r>
-    </w:p>
-    <w:p>
-      <w:pPr>
-        <w:numPr>
-          <w:ilvl w:val="0"/>
-          <w:numId w:val="1032"/>
-        </w:numPr>
-      </w:pPr>
-      <w:r>
-        <w:t xml:space="preserve">XGBoost. (2024).</w:t>
-      </w:r>
-      <w:r>
-        <w:t xml:space="preserve"> </w:t>
-      </w:r>
-      <w:r>
-        <w:rPr>
-          <w:i/>
-          <w:iCs/>
-        </w:rPr>
-        <w:t xml:space="preserve">XGBoost Documentation</w:t>
-      </w:r>
-      <w:r>
-        <w:t xml:space="preserve">. https://xgboost.readthedocs.io/</w:t>
-      </w:r>
-    </w:p>
-    <w:p>
-      <w:pPr>
-        <w:numPr>
-          <w:ilvl w:val="0"/>
-          <w:numId w:val="1032"/>
-        </w:numPr>
-      </w:pPr>
-      <w:r>
-        <w:t xml:space="preserve">Bagheri, B., Yang, S., Kao, H.-A., &amp; Lee, J. (2015). Cyber-physical systems architecture for self-aware machines in industry 4.0 environment.</w:t>
-      </w:r>
-      <w:r>
-        <w:t xml:space="preserve"> </w:t>
-      </w:r>
-      <w:r>
-        <w:rPr>
-          <w:i/>
-          <w:iCs/>
-        </w:rPr>
-        <w:t xml:space="preserve">IFAC-PapersOnLine</w:t>
-      </w:r>
-      <w:r>
-        <w:t xml:space="preserve">, 48(3), 1622–1627. https://www.sciencedirect.com/science/article/pii/S2405896315005571</w:t>
-      </w:r>
-    </w:p>
-    <w:p>
-      <w:pPr>
-        <w:numPr>
-          <w:ilvl w:val="0"/>
-          <w:numId w:val="1032"/>
-        </w:numPr>
-      </w:pPr>
-      <w:r>
-        <w:t xml:space="preserve">CMMS Wikipedia. (2024).</w:t>
-      </w:r>
-      <w:r>
-        <w:t xml:space="preserve"> </w:t>
-      </w:r>
-      <w:r>
-        <w:rPr>
-          <w:i/>
-          <w:iCs/>
-        </w:rPr>
-        <w:t xml:space="preserve">Computerized Maintenance Management System</w:t>
-      </w:r>
-      <w:r>
-        <w:t xml:space="preserve">. https://en.wikipedia.org/wiki/Computerized_maintenance_management_system</w:t>
-      </w:r>
-    </w:p>
-    <w:p>
-      <w:pPr>
-        <w:numPr>
-          <w:ilvl w:val="0"/>
-          <w:numId w:val="1032"/>
-        </w:numPr>
-      </w:pPr>
-      <w:r>
-        <w:t xml:space="preserve">ISO. (2016).</w:t>
-      </w:r>
-      <w:r>
-        <w:t xml:space="preserve"> </w:t>
-      </w:r>
-      <w:r>
-        <w:rPr>
-          <w:i/>
-          <w:iCs/>
-        </w:rPr>
-        <w:t xml:space="preserve">ISO 14224:2016 — Petroleum, petrochemical and natural gas industries — Collection and exchange of reliability and maintenance data for equipment</w:t>
-      </w:r>
-      <w:r>
-        <w:t xml:space="preserve">. International Organization for Standardization.</w:t>
-      </w:r>
-    </w:p>
-    <w:p>
-      <w:pPr>
-        <w:numPr>
-          <w:ilvl w:val="0"/>
-          <w:numId w:val="1032"/>
-        </w:numPr>
-      </w:pPr>
-      <w:r>
-        <w:t xml:space="preserve">Lopes, I., Senra, P., Vilarinho, S., Sá, V., Teixeira, C., Lopes, J., Alves, A., Oliveira, J. A., &amp; Figueiredo, M. (2016). Requirements specification of a computerized maintenance management system — A case study.</w:t>
-      </w:r>
-      <w:r>
-        <w:t xml:space="preserve"> </w:t>
-      </w:r>
-      <w:r>
-        <w:rPr>
-          <w:i/>
-          <w:iCs/>
-        </w:rPr>
-        <w:t xml:space="preserve">Procedia CIRP</w:t>
-      </w:r>
-      <w:r>
-        <w:t xml:space="preserve">, 52, 268–273.</w:t>
-      </w:r>
-    </w:p>
-    <w:p>
-      <w:pPr>
-        <w:numPr>
-          <w:ilvl w:val="0"/>
-          <w:numId w:val="1032"/>
-        </w:numPr>
-      </w:pPr>
-      <w:r>
-        <w:t xml:space="preserve">Roda, I., &amp; Macchi, M. (2018). A framework to embed asset management in production companies.</w:t>
-      </w:r>
-      <w:r>
-        <w:t xml:space="preserve"> </w:t>
-      </w:r>
-      <w:r>
-        <w:rPr>
-          <w:i/>
-          <w:iCs/>
-        </w:rPr>
-        <w:t xml:space="preserve">Proceedings of the Institution of Mechanical Engineers, Part O: Journal of Risk and Reliability</w:t>
-      </w:r>
-      <w:r>
-        <w:t xml:space="preserve">, 232(4), 368–378.</w:t>
-      </w:r>
-    </w:p>
-    <w:p>
-      <w:pPr>
-        <w:numPr>
-          <w:ilvl w:val="0"/>
-          <w:numId w:val="1032"/>
-        </w:numPr>
-      </w:pPr>
-      <w:r>
-        <w:t xml:space="preserve">Supabase. (2024).</w:t>
-      </w:r>
-      <w:r>
-        <w:t xml:space="preserve"> </w:t>
-      </w:r>
-      <w:r>
-        <w:rPr>
-          <w:i/>
-          <w:iCs/>
-        </w:rPr>
-        <w:t xml:space="preserve">Supabase — The Open Source Firebase Alternative</w:t>
-      </w:r>
-      <w:r>
-        <w:t xml:space="preserve">. https://supabase.com/</w:t>
-      </w:r>
-    </w:p>
-    <w:p>
-      <w:pPr>
-        <w:numPr>
-          <w:ilvl w:val="0"/>
-          <w:numId w:val="1032"/>
-        </w:numPr>
-      </w:pPr>
-      <w:r>
-        <w:t xml:space="preserve">Avrami, M. (1939). Kinetics of phase change. I. General theory.</w:t>
-      </w:r>
-      <w:r>
-        <w:t xml:space="preserve"> </w:t>
-      </w:r>
-      <w:r>
-        <w:rPr>
-          <w:i/>
-          <w:iCs/>
-        </w:rPr>
-        <w:t xml:space="preserve">Journal of Chemical Physics</w:t>
-      </w:r>
-      <w:r>
-        <w:t xml:space="preserve">, 7(12), 1103–1112. https://doi.org/10.1063/1.1750380</w:t>
-      </w:r>
-    </w:p>
-    <w:p>
-      <w:pPr>
-        <w:numPr>
-          <w:ilvl w:val="0"/>
-          <w:numId w:val="1032"/>
-        </w:numPr>
-      </w:pPr>
-      <w:r>
-        <w:t xml:space="preserve">Saxena, A., Goebel, K., Simon, D., &amp; Eklund, N. (2008). Damage propagation modeling for aircraft engine run-to-failure simulation.</w:t>
-      </w:r>
-      <w:r>
-        <w:t xml:space="preserve"> </w:t>
-      </w:r>
-      <w:r>
-        <w:rPr>
-          <w:i/>
-          <w:iCs/>
-        </w:rPr>
-        <w:t xml:space="preserve">International Conference on Prognostics and Health Management (PHM)</w:t>
-      </w:r>
-      <w:r>
-        <w:t xml:space="preserve">, 1–9. IEEE. https://doi.org/10.1109/PHM.2008.4711414</w:t>
-      </w:r>
-    </w:p>
-    <w:p>
-      <w:pPr>
-        <w:numPr>
-          <w:ilvl w:val="0"/>
-          <w:numId w:val="1032"/>
-        </w:numPr>
-      </w:pPr>
-      <w:r>
-        <w:t xml:space="preserve">He, H., &amp; Garcia, E. A. (2009). Learning from imbalanced data.</w:t>
-      </w:r>
-      <w:r>
-        <w:t xml:space="preserve"> </w:t>
-      </w:r>
-      <w:r>
-        <w:rPr>
-          <w:i/>
-          <w:iCs/>
-        </w:rPr>
-        <w:t xml:space="preserve">IEEE Transactions on Knowledge and Data Engineering</w:t>
-      </w:r>
-      <w:r>
-        <w:t xml:space="preserve">, 21(9), 1263–1284. https://doi.org/10.1109/TKDE.2008.239</w:t>
-      </w:r>
-    </w:p>
-    <w:p>
-      <w:pPr>
-        <w:numPr>
-          <w:ilvl w:val="0"/>
-          <w:numId w:val="1032"/>
-        </w:numPr>
-      </w:pPr>
-      <w:r>
-        <w:t xml:space="preserve">Montgomery, D. C. (2017).</w:t>
-      </w:r>
-      <w:r>
-        <w:t xml:space="preserve"> </w:t>
-      </w:r>
-      <w:r>
-        <w:rPr>
-          <w:i/>
-          <w:iCs/>
-        </w:rPr>
-        <w:t xml:space="preserve">Design and Analysis of Experiments</w:t>
-      </w:r>
-      <w:r>
-        <w:t xml:space="preserve"> </w:t>
-      </w:r>
-      <w:r>
-        <w:t xml:space="preserve">(9th ed.). John Wiley &amp; Sons.</w:t>
-      </w:r>
-    </w:p>
-    <w:p>
-      <w:r>
-        <w:br w:type="page"/>
-      </w:r>
-    </w:p>
-    <w:bookmarkEnd w:id="170"/>
-    <w:bookmarkStart w:id="185" w:name="annexes"/>
-    <w:p>
-      <w:pPr>
-        <w:pStyle w:val="Heading1"/>
-      </w:pPr>
-      <w:r>
-        <w:t xml:space="preserve">ANNEXES</w:t>
-      </w:r>
-    </w:p>
-    <w:bookmarkStart w:id="171" w:name="X4a78aeac9d5037a16008a2ee68dd1166d7aa4b4"/>
-    <w:p>
-      <w:pPr>
-        <w:pStyle w:val="Heading2"/>
-      </w:pPr>
-      <w:r>
-        <w:t xml:space="preserve">Annexe A — Code source du firmware ESP32 (extrait)</w:t>
-      </w:r>
-    </w:p>
-    <w:p>
-      <w:pPr>
-        <w:pStyle w:val="SourceCode"/>
-      </w:pPr>
-      <w:r>
-        <w:rPr>
-          <w:rStyle w:val="CommentTok"/>
-        </w:rPr>
-        <w:t xml:space="preserve">// ─────────────────────────────────────────────────────────</w:t>
-      </w:r>
-      <w:r>
-        <w:br/>
-      </w:r>
-      <w:r>
-        <w:rPr>
-          <w:rStyle w:val="CommentTok"/>
-        </w:rPr>
-        <w:t xml:space="preserve">// Corrosion Monitor — ESP32 + HX711 + DS18B20</w:t>
-      </w:r>
-      <w:r>
-        <w:br/>
-      </w:r>
-      <w:r>
-        <w:rPr>
-          <w:rStyle w:val="CommentTok"/>
-        </w:rPr>
-        <w:t xml:space="preserve">// M2 Maintenance Industrielle — ESTL Douala</w:t>
-      </w:r>
-      <w:r>
-        <w:br/>
-      </w:r>
-      <w:r>
-        <w:rPr>
-          <w:rStyle w:val="CommentTok"/>
-        </w:rPr>
-        <w:t xml:space="preserve">// Cycle : mesure → POST Supabase → temporisation 30 s (acquisition continue)</w:t>
-      </w:r>
-      <w:r>
-        <w:br/>
-      </w:r>
-      <w:r>
-        <w:rPr>
-          <w:rStyle w:val="CommentTok"/>
-        </w:rPr>
-        <w:t xml:space="preserve">// ─────────────────────────────────────────────────────────</w:t>
-      </w:r>
-      <w:r>
-        <w:br/>
-      </w:r>
-      <w:r>
-        <w:br/>
-      </w:r>
-      <w:r>
-        <w:rPr>
-          <w:rStyle w:val="PreprocessorTok"/>
-        </w:rPr>
-        <w:t xml:space="preserve">#include </w:t>
-      </w:r>
-      <w:r>
-        <w:rPr>
-          <w:rStyle w:val="ImportTok"/>
-        </w:rPr>
-        <w:t xml:space="preserve">"HX711.h"</w:t>
-      </w:r>
-      <w:r>
-        <w:br/>
-      </w:r>
-      <w:r>
-        <w:rPr>
-          <w:rStyle w:val="PreprocessorTok"/>
-        </w:rPr>
-        <w:t xml:space="preserve">#include </w:t>
-      </w:r>
-      <w:r>
-        <w:rPr>
-          <w:rStyle w:val="ImportTok"/>
-        </w:rPr>
-        <w:t xml:space="preserve">&lt;OneWire.h&gt;</w:t>
-      </w:r>
-      <w:r>
-        <w:br/>
-      </w:r>
-      <w:r>
-        <w:rPr>
-          <w:rStyle w:val="PreprocessorTok"/>
-        </w:rPr>
-        <w:t xml:space="preserve">#include </w:t>
-      </w:r>
-      <w:r>
-        <w:rPr>
-          <w:rStyle w:val="ImportTok"/>
-        </w:rPr>
-        <w:t xml:space="preserve">&lt;DallasTemperature.h&gt;</w:t>
-      </w:r>
-      <w:r>
-        <w:br/>
-      </w:r>
-      <w:r>
-        <w:br/>
-      </w:r>
-      <w:r>
-        <w:rPr>
-          <w:rStyle w:val="PreprocessorTok"/>
-        </w:rPr>
-        <w:t xml:space="preserve">#define HX711_DOUT_PIN   </w:t>
-      </w:r>
-      <w:r>
-        <w:rPr>
-          <w:rStyle w:val="DecValTok"/>
-        </w:rPr>
-        <w:t xml:space="preserve">21</w:t>
-      </w:r>
-      <w:r>
-        <w:br/>
-      </w:r>
-      <w:r>
-        <w:rPr>
-          <w:rStyle w:val="PreprocessorTok"/>
-        </w:rPr>
-        <w:t xml:space="preserve">#define HX711_SCK_PIN    </w:t>
-      </w:r>
-      <w:r>
-        <w:rPr>
-          <w:rStyle w:val="DecValTok"/>
-        </w:rPr>
-        <w:t xml:space="preserve">22</w:t>
-      </w:r>
-      <w:r>
-        <w:br/>
-      </w:r>
-      <w:r>
-        <w:rPr>
-          <w:rStyle w:val="PreprocessorTok"/>
-        </w:rPr>
-        <w:t xml:space="preserve">#define ONE_WIRE_BUS     </w:t>
-      </w:r>
-      <w:r>
-        <w:rPr>
-          <w:rStyle w:val="DecValTok"/>
-        </w:rPr>
-        <w:t xml:space="preserve">19</w:t>
-      </w:r>
-      <w:r>
-        <w:br/>
-      </w:r>
-      <w:r>
-        <w:br/>
-      </w:r>
-      <w:r>
-        <w:rPr>
-          <w:rStyle w:val="PreprocessorTok"/>
-        </w:rPr>
-        <w:t xml:space="preserve">#define MEASURE_INTERVAL_MS  </w:t>
-      </w:r>
-      <w:r>
-        <w:rPr>
-          <w:rStyle w:val="DecValTok"/>
-        </w:rPr>
-        <w:t xml:space="preserve">30000</w:t>
-      </w:r>
-      <w:r>
-        <w:rPr>
-          <w:rStyle w:val="BuiltInTok"/>
-        </w:rPr>
-        <w:t xml:space="preserve">UL</w:t>
-      </w:r>
-      <w:r>
-        <w:rPr>
-          <w:rStyle w:val="PreprocessorTok"/>
-        </w:rPr>
-        <w:t xml:space="preserve">   </w:t>
-      </w:r>
-      <w:r>
-        <w:rPr>
-          <w:rStyle w:val="CommentTok"/>
-        </w:rPr>
-        <w:t xml:space="preserve">// 30 secondes</w:t>
-      </w:r>
-      <w:r>
-        <w:br/>
-      </w:r>
-      <w:r>
-        <w:rPr>
-          <w:rStyle w:val="PreprocessorTok"/>
-        </w:rPr>
-        <w:t xml:space="preserve">#define MESURES_PAR_CYCLE    </w:t>
-      </w:r>
-      <w:r>
-        <w:rPr>
-          <w:rStyle w:val="DecValTok"/>
-        </w:rPr>
-        <w:t xml:space="preserve">10</w:t>
-      </w:r>
-      <w:r>
-        <w:br/>
-      </w:r>
-      <w:r>
-        <w:br/>
-      </w:r>
-      <w:r>
-        <w:rPr>
-          <w:rStyle w:val="AttributeTok"/>
-        </w:rPr>
-        <w:t xml:space="preserve">static</w:t>
-      </w:r>
-      <w:r>
-        <w:rPr>
-          <w:rStyle w:val="NormalTok"/>
-        </w:rPr>
-        <w:t xml:space="preserve"> </w:t>
-      </w:r>
-      <w:r>
-        <w:rPr>
-          <w:rStyle w:val="DataTypeTok"/>
-        </w:rPr>
-        <w:t xml:space="preserve">double</w:t>
-      </w:r>
-      <w:r>
-        <w:rPr>
-          <w:rStyle w:val="NormalTok"/>
-        </w:rPr>
-        <w:t xml:space="preserve"> last_Rx       </w:t>
-      </w:r>
-      <w:r>
-        <w:rPr>
-          <w:rStyle w:val="OperatorTok"/>
-        </w:rPr>
-        <w:t xml:space="preserve">=</w:t>
-      </w:r>
-      <w:r>
-        <w:rPr>
-          <w:rStyle w:val="NormalTok"/>
-        </w:rPr>
-        <w:t xml:space="preserve"> </w:t>
-      </w:r>
-      <w:r>
-        <w:rPr>
-          <w:rStyle w:val="FloatTok"/>
-        </w:rPr>
-        <w:t xml:space="preserve">0.0</w:t>
-      </w:r>
-      <w:r>
-        <w:rPr>
-          <w:rStyle w:val="OperatorTok"/>
-        </w:rPr>
-        <w:t xml:space="preserve">;</w:t>
-      </w:r>
-      <w:r>
-        <w:br/>
-      </w:r>
-      <w:r>
-        <w:rPr>
-          <w:rStyle w:val="AttributeTok"/>
-        </w:rPr>
-        <w:t xml:space="preserve">static</w:t>
-      </w:r>
-      <w:r>
-        <w:rPr>
-          <w:rStyle w:val="NormalTok"/>
-        </w:rPr>
-        <w:t xml:space="preserve"> </w:t>
-      </w:r>
-      <w:r>
-        <w:rPr>
-          <w:rStyle w:val="DataTypeTok"/>
-        </w:rPr>
-        <w:t xml:space="preserve">bool</w:t>
-      </w:r>
-      <w:r>
-        <w:rPr>
-          <w:rStyle w:val="NormalTok"/>
-        </w:rPr>
-        <w:t xml:space="preserve">   first_measure </w:t>
-      </w:r>
-      <w:r>
-        <w:rPr>
-          <w:rStyle w:val="OperatorTok"/>
-        </w:rPr>
-        <w:t xml:space="preserve">=</w:t>
-      </w:r>
-      <w:r>
-        <w:rPr>
-          <w:rStyle w:val="NormalTok"/>
-        </w:rPr>
-        <w:t xml:space="preserve"> </w:t>
-      </w:r>
-      <w:r>
-        <w:rPr>
-          <w:rStyle w:val="KeywordTok"/>
-        </w:rPr>
-        <w:t xml:space="preserve">true</w:t>
-      </w:r>
-      <w:r>
-        <w:rPr>
-          <w:rStyle w:val="OperatorTok"/>
-        </w:rPr>
-        <w:t xml:space="preserve">;</w:t>
-      </w:r>
-    </w:p>
-    <w:p>
-      <w:pPr>
-        <w:pStyle w:val="FirstParagraph"/>
-      </w:pPr>
-      <w:r>
-        <w:rPr>
-          <w:i/>
-          <w:iCs/>
-        </w:rPr>
-        <w:t xml:space="preserve">Code complet disponible dans le dépôt GitHub :</w:t>
-      </w:r>
-      <w:r>
-        <w:rPr>
-          <w:i/>
-          <w:iCs/>
-        </w:rPr>
-        <w:t xml:space="preserve"> </w:t>
-      </w:r>
-      <w:r>
-        <w:rPr>
-          <w:rStyle w:val="VerbatimChar"/>
-          <w:i/>
-          <w:iCs/>
-        </w:rPr>
-        <w:t xml:space="preserve">firmware/corrosion_monitor.ino</w:t>
-      </w:r>
-      <w:r>
-        <w:rPr>
-          <w:i/>
-          <w:iCs/>
-        </w:rPr>
-        <w:t xml:space="preserve">.</w:t>
-      </w:r>
-    </w:p>
-    <w:bookmarkEnd w:id="171"/>
-    <w:bookmarkStart w:id="172" w:name="X89fdaac54454b2f39af1c3d7cfa8452fb9c21c0"/>
-    <w:p>
-      <w:pPr>
-        <w:pStyle w:val="Heading2"/>
-      </w:pPr>
-      <w:r>
-        <w:t xml:space="preserve">Annexe B — Pipeline Python — extrait feature engineering</w:t>
-      </w:r>
-    </w:p>
-    <w:p>
-      <w:pPr>
-        <w:pStyle w:val="SourceCode"/>
-      </w:pPr>
-      <w:r>
-        <w:rPr>
-          <w:rStyle w:val="KeywordTok"/>
-        </w:rPr>
-        <w:t xml:space="preserve">def</w:t>
-      </w:r>
-      <w:r>
-        <w:rPr>
-          <w:rStyle w:val="NormalTok"/>
-        </w:rPr>
-        <w:t xml:space="preserve"> feature_engineering(df: pd.DataFrame) </w:t>
-      </w:r>
-      <w:r>
-        <w:rPr>
-          <w:rStyle w:val="OperatorTok"/>
-        </w:rPr>
-        <w:t xml:space="preserve">-&gt;</w:t>
-      </w:r>
-      <w:r>
-        <w:rPr>
-          <w:rStyle w:val="NormalTok"/>
-        </w:rPr>
-        <w:t xml:space="preserve"> pd.DataFrame:</w:t>
-      </w:r>
-      <w:r>
-        <w:br/>
-      </w:r>
-      <w:r>
-        <w:rPr>
-          <w:rStyle w:val="NormalTok"/>
-        </w:rPr>
-        <w:t xml:space="preserve">    df[</w:t>
-      </w:r>
-      <w:r>
-        <w:rPr>
-          <w:rStyle w:val="StringTok"/>
-        </w:rPr>
-        <w:t xml:space="preserve">"delta_R_1h"</w:t>
-      </w:r>
-      <w:r>
-        <w:rPr>
-          <w:rStyle w:val="NormalTok"/>
-        </w:rPr>
-        <w:t xml:space="preserve">]  </w:t>
-      </w:r>
-      <w:r>
-        <w:rPr>
-          <w:rStyle w:val="OperatorTok"/>
-        </w:rPr>
-        <w:t xml:space="preserve">=</w:t>
-      </w:r>
-      <w:r>
-        <w:rPr>
-          <w:rStyle w:val="NormalTok"/>
-        </w:rPr>
-        <w:t xml:space="preserve"> df[</w:t>
-      </w:r>
-      <w:r>
-        <w:rPr>
-          <w:rStyle w:val="StringTok"/>
-        </w:rPr>
-        <w:t xml:space="preserve">"rx_corr"</w:t>
-      </w:r>
-      <w:r>
-        <w:rPr>
-          <w:rStyle w:val="NormalTok"/>
-        </w:rPr>
-        <w:t xml:space="preserve">].diff(N_1H)   </w:t>
-      </w:r>
-      <w:r>
-        <w:rPr>
-          <w:rStyle w:val="CommentTok"/>
-        </w:rPr>
-        <w:t xml:space="preserve"># variation sur ~1 h</w:t>
-      </w:r>
-      <w:r>
-        <w:br/>
-      </w:r>
-      <w:r>
-        <w:rPr>
-          <w:rStyle w:val="NormalTok"/>
-        </w:rPr>
-        <w:t xml:space="preserve">    df[</w:t>
-      </w:r>
-      <w:r>
-        <w:rPr>
-          <w:rStyle w:val="StringTok"/>
-        </w:rPr>
-        <w:t xml:space="preserve">"delta_R_6h"</w:t>
-      </w:r>
-      <w:r>
-        <w:rPr>
-          <w:rStyle w:val="NormalTok"/>
-        </w:rPr>
-        <w:t xml:space="preserve">]  </w:t>
-      </w:r>
-      <w:r>
-        <w:rPr>
-          <w:rStyle w:val="OperatorTok"/>
-        </w:rPr>
-        <w:t xml:space="preserve">=</w:t>
-      </w:r>
-      <w:r>
-        <w:rPr>
-          <w:rStyle w:val="NormalTok"/>
-        </w:rPr>
-        <w:t xml:space="preserve"> df[</w:t>
-      </w:r>
-      <w:r>
-        <w:rPr>
-          <w:rStyle w:val="StringTok"/>
-        </w:rPr>
-        <w:t xml:space="preserve">"rx_corr"</w:t>
-      </w:r>
-      <w:r>
-        <w:rPr>
-          <w:rStyle w:val="NormalTok"/>
-        </w:rPr>
-        <w:t xml:space="preserve">].diff(N_6H)   </w:t>
-      </w:r>
-      <w:r>
-        <w:rPr>
-          <w:rStyle w:val="CommentTok"/>
-        </w:rPr>
-        <w:t xml:space="preserve"># variation sur ~6 h</w:t>
-      </w:r>
-      <w:r>
-        <w:br/>
-      </w:r>
-      <w:r>
-        <w:rPr>
-          <w:rStyle w:val="NormalTok"/>
-        </w:rPr>
-        <w:t xml:space="preserve">    dt_1h </w:t>
-      </w:r>
-      <w:r>
-        <w:rPr>
-          <w:rStyle w:val="OperatorTok"/>
-        </w:rPr>
-        <w:t xml:space="preserve">=</w:t>
-      </w:r>
-      <w:r>
-        <w:rPr>
-          <w:rStyle w:val="NormalTok"/>
-        </w:rPr>
-        <w:t xml:space="preserve"> df[</w:t>
-      </w:r>
-      <w:r>
-        <w:rPr>
-          <w:rStyle w:val="StringTok"/>
-        </w:rPr>
-        <w:t xml:space="preserve">"timestamp_h"</w:t>
-      </w:r>
-      <w:r>
-        <w:rPr>
-          <w:rStyle w:val="NormalTok"/>
-        </w:rPr>
-        <w:t xml:space="preserve">].diff(</w:t>
-      </w:r>
-      <w:r>
-        <w:rPr>
-          <w:rStyle w:val="DecValTok"/>
-        </w:rPr>
-        <w:t xml:space="preserve">6</w:t>
-      </w:r>
-      <w:r>
-        <w:rPr>
-          <w:rStyle w:val="NormalTok"/>
-        </w:rPr>
-        <w:t xml:space="preserve">).replace(</w:t>
-      </w:r>
-      <w:r>
-        <w:rPr>
-          <w:rStyle w:val="DecValTok"/>
-        </w:rPr>
-        <w:t xml:space="preserve">0</w:t>
-      </w:r>
-      <w:r>
-        <w:rPr>
-          <w:rStyle w:val="NormalTok"/>
-        </w:rPr>
-        <w:t xml:space="preserve">, np.nan)</w:t>
-      </w:r>
-      <w:r>
-        <w:br/>
-      </w:r>
-      <w:r>
-        <w:rPr>
-          <w:rStyle w:val="NormalTok"/>
-        </w:rPr>
-        <w:t xml:space="preserve">    df[</w:t>
-      </w:r>
-      <w:r>
-        <w:rPr>
-          <w:rStyle w:val="StringTok"/>
-        </w:rPr>
-        <w:t xml:space="preserve">"vitesse_CR_1h"</w:t>
-      </w:r>
-      <w:r>
-        <w:rPr>
-          <w:rStyle w:val="NormalTok"/>
-        </w:rPr>
-        <w:t xml:space="preserve">] </w:t>
-      </w:r>
-      <w:r>
-        <w:rPr>
-          <w:rStyle w:val="OperatorTok"/>
-        </w:rPr>
-        <w:t xml:space="preserve">=</w:t>
-      </w:r>
-      <w:r>
-        <w:rPr>
-          <w:rStyle w:val="NormalTok"/>
-        </w:rPr>
-        <w:t xml:space="preserve"> (np.</w:t>
-      </w:r>
-      <w:r>
-        <w:rPr>
-          <w:rStyle w:val="BuiltInTok"/>
-        </w:rPr>
-        <w:t xml:space="preserve">abs</w:t>
-      </w:r>
-      <w:r>
-        <w:rPr>
-          <w:rStyle w:val="NormalTok"/>
-        </w:rPr>
-        <w:t xml:space="preserve">(df[</w:t>
-      </w:r>
-      <w:r>
-        <w:rPr>
-          <w:rStyle w:val="StringTok"/>
-        </w:rPr>
-        <w:t xml:space="preserve">"rx_corr"</w:t>
-      </w:r>
-      <w:r>
-        <w:rPr>
-          <w:rStyle w:val="NormalTok"/>
-        </w:rPr>
-        <w:t xml:space="preserve">].diff(</w:t>
-      </w:r>
-      <w:r>
-        <w:rPr>
-          <w:rStyle w:val="DecValTok"/>
-        </w:rPr>
-        <w:t xml:space="preserve">6</w:t>
-      </w:r>
-      <w:r>
-        <w:rPr>
-          <w:rStyle w:val="NormalTok"/>
-        </w:rPr>
-        <w:t xml:space="preserve">) </w:t>
-      </w:r>
-      <w:r>
-        <w:rPr>
-          <w:rStyle w:val="OperatorTok"/>
-        </w:rPr>
-        <w:t xml:space="preserve">/</w:t>
-      </w:r>
-      <w:r>
-        <w:rPr>
-          <w:rStyle w:val="NormalTok"/>
-        </w:rPr>
-        <w:t xml:space="preserve"> dt_1h)</w:t>
-      </w:r>
-      <w:r>
-        <w:br/>
-      </w:r>
-      <w:r>
-        <w:rPr>
-          <w:rStyle w:val="NormalTok"/>
-        </w:rPr>
-        <w:t xml:space="preserve">                           </w:t>
-      </w:r>
-      <w:r>
-        <w:rPr>
-          <w:rStyle w:val="OperatorTok"/>
-        </w:rPr>
-        <w:t xml:space="preserve">*</w:t>
-      </w:r>
-      <w:r>
-        <w:rPr>
-          <w:rStyle w:val="NormalTok"/>
-        </w:rPr>
-        <w:t xml:space="preserve"> HEURES_PAR_AN </w:t>
-      </w:r>
-      <w:r>
-        <w:rPr>
-          <w:rStyle w:val="OperatorTok"/>
-        </w:rPr>
-        <w:t xml:space="preserve">*</w:t>
-      </w:r>
-      <w:r>
-        <w:rPr>
-          <w:rStyle w:val="NormalTok"/>
-        </w:rPr>
-        <w:t xml:space="preserve"> </w:t>
-      </w:r>
-      <w:r>
-        <w:rPr>
-          <w:rStyle w:val="FloatTok"/>
-        </w:rPr>
-        <w:t xml:space="preserve">1000.0</w:t>
-      </w:r>
-      <w:r>
-        <w:rPr>
-          <w:rStyle w:val="NormalTok"/>
-        </w:rPr>
-        <w:t xml:space="preserve">)</w:t>
-      </w:r>
-      <w:r>
-        <w:br/>
-      </w:r>
-      <w:r>
-        <w:rPr>
-          <w:rStyle w:val="NormalTok"/>
-        </w:rPr>
-        <w:t xml:space="preserve">    df[</w:t>
-      </w:r>
-      <w:r>
-        <w:rPr>
-          <w:rStyle w:val="StringTok"/>
-        </w:rPr>
-        <w:t xml:space="preserve">"temp_moy_6h"</w:t>
-      </w:r>
-      <w:r>
-        <w:rPr>
-          <w:rStyle w:val="NormalTok"/>
-        </w:rPr>
-        <w:t xml:space="preserve">] </w:t>
-      </w:r>
-      <w:r>
-        <w:rPr>
-          <w:rStyle w:val="OperatorTok"/>
-        </w:rPr>
-        <w:t xml:space="preserve">=</w:t>
-      </w:r>
-      <w:r>
-        <w:rPr>
-          <w:rStyle w:val="NormalTok"/>
-        </w:rPr>
-        <w:t xml:space="preserve"> df[</w:t>
-      </w:r>
-      <w:r>
-        <w:rPr>
-          <w:rStyle w:val="StringTok"/>
-        </w:rPr>
-        <w:t xml:space="preserve">"temp_lisse"</w:t>
-      </w:r>
-      <w:r>
-        <w:rPr>
-          <w:rStyle w:val="NormalTok"/>
-        </w:rPr>
-        <w:t xml:space="preserve">].rolling(</w:t>
-      </w:r>
-      <w:r>
-        <w:rPr>
-          <w:rStyle w:val="DecValTok"/>
-        </w:rPr>
-        <w:t xml:space="preserve">36</w:t>
-      </w:r>
-      <w:r>
-        <w:rPr>
-          <w:rStyle w:val="NormalTok"/>
-        </w:rPr>
-        <w:t xml:space="preserve">, min_periods</w:t>
-      </w:r>
-      <w:r>
-        <w:rPr>
-          <w:rStyle w:val="OperatorTok"/>
-        </w:rPr>
-        <w:t xml:space="preserve">=</w:t>
-      </w:r>
-      <w:r>
-        <w:rPr>
-          <w:rStyle w:val="DecValTok"/>
-        </w:rPr>
-        <w:t xml:space="preserve">1</w:t>
-      </w:r>
-      <w:r>
-        <w:rPr>
-          <w:rStyle w:val="NormalTok"/>
-        </w:rPr>
-        <w:t xml:space="preserve">).mean()</w:t>
-      </w:r>
-      <w:r>
-        <w:br/>
-      </w:r>
-      <w:r>
-        <w:rPr>
-          <w:rStyle w:val="NormalTok"/>
-        </w:rPr>
-        <w:t xml:space="preserve">    df[</w:t>
-      </w:r>
-      <w:r>
-        <w:rPr>
-          <w:rStyle w:val="StringTok"/>
-        </w:rPr>
-        <w:t xml:space="preserve">"temps_immersion_h"</w:t>
-      </w:r>
-      <w:r>
-        <w:rPr>
-          <w:rStyle w:val="NormalTok"/>
-        </w:rPr>
-        <w:t xml:space="preserve">] </w:t>
-      </w:r>
-      <w:r>
-        <w:rPr>
-          <w:rStyle w:val="OperatorTok"/>
-        </w:rPr>
-        <w:t xml:space="preserve">=</w:t>
-      </w:r>
-      <w:r>
-        <w:rPr>
-          <w:rStyle w:val="NormalTok"/>
-        </w:rPr>
-        <w:t xml:space="preserve"> df[</w:t>
-      </w:r>
-      <w:r>
-        <w:rPr>
-          <w:rStyle w:val="StringTok"/>
-        </w:rPr>
-        <w:t xml:space="preserve">"timestamp_h"</w:t>
-      </w:r>
-      <w:r>
-        <w:rPr>
-          <w:rStyle w:val="NormalTok"/>
-        </w:rPr>
-        <w:t xml:space="preserve">] </w:t>
-      </w:r>
-      <w:r>
-        <w:rPr>
-          <w:rStyle w:val="OperatorTok"/>
-        </w:rPr>
-        <w:t xml:space="preserve">-</w:t>
-      </w:r>
-      <w:r>
-        <w:rPr>
-          <w:rStyle w:val="NormalTok"/>
-        </w:rPr>
-        <w:t xml:space="preserve"> df[</w:t>
-      </w:r>
-      <w:r>
-        <w:rPr>
-          <w:rStyle w:val="StringTok"/>
-        </w:rPr>
-        <w:t xml:space="preserve">"timestamp_h"</w:t>
-      </w:r>
-      <w:r>
-        <w:rPr>
-          <w:rStyle w:val="NormalTok"/>
-        </w:rPr>
-        <w:t xml:space="preserve">].iloc[</w:t>
-      </w:r>
-      <w:r>
-        <w:rPr>
-          <w:rStyle w:val="DecValTok"/>
-        </w:rPr>
-        <w:t xml:space="preserve">0</w:t>
-      </w:r>
-      <w:r>
-        <w:rPr>
-          <w:rStyle w:val="NormalTok"/>
-        </w:rPr>
-        <w:t xml:space="preserve">]</w:t>
-      </w:r>
-      <w:r>
-        <w:br/>
-      </w:r>
-      <w:r>
-        <w:rPr>
-          <w:rStyle w:val="NormalTok"/>
-        </w:rPr>
-        <w:t xml:space="preserve">    R0 </w:t>
-      </w:r>
-      <w:r>
-        <w:rPr>
-          <w:rStyle w:val="OperatorTok"/>
-        </w:rPr>
-        <w:t xml:space="preserve">=</w:t>
-      </w:r>
-      <w:r>
-        <w:rPr>
-          <w:rStyle w:val="NormalTok"/>
-        </w:rPr>
-        <w:t xml:space="preserve"> df[</w:t>
-      </w:r>
-      <w:r>
-        <w:rPr>
-          <w:rStyle w:val="StringTok"/>
-        </w:rPr>
-        <w:t xml:space="preserve">"rx_corr"</w:t>
-      </w:r>
-      <w:r>
-        <w:rPr>
-          <w:rStyle w:val="NormalTok"/>
-        </w:rPr>
-        <w:t xml:space="preserve">].iloc[</w:t>
-      </w:r>
-      <w:r>
-        <w:rPr>
-          <w:rStyle w:val="DecValTok"/>
-        </w:rPr>
-        <w:t xml:space="preserve">0</w:t>
-      </w:r>
-      <w:r>
-        <w:rPr>
-          <w:rStyle w:val="NormalTok"/>
-        </w:rPr>
-        <w:t xml:space="preserve">]</w:t>
-      </w:r>
-      <w:r>
-        <w:br/>
-      </w:r>
-      <w:r>
-        <w:rPr>
-          <w:rStyle w:val="NormalTok"/>
-        </w:rPr>
-        <w:t xml:space="preserve">    df[</w:t>
-      </w:r>
-      <w:r>
-        <w:rPr>
-          <w:rStyle w:val="StringTok"/>
-        </w:rPr>
-        <w:t xml:space="preserve">"delta_R_absolu"</w:t>
-      </w:r>
-      <w:r>
-        <w:rPr>
-          <w:rStyle w:val="NormalTok"/>
-        </w:rPr>
-        <w:t xml:space="preserve">] </w:t>
-      </w:r>
-      <w:r>
-        <w:rPr>
-          <w:rStyle w:val="OperatorTok"/>
-        </w:rPr>
-        <w:t xml:space="preserve">=</w:t>
-      </w:r>
-      <w:r>
-        <w:rPr>
-          <w:rStyle w:val="NormalTok"/>
-        </w:rPr>
-        <w:t xml:space="preserve"> df[</w:t>
-      </w:r>
-      <w:r>
-        <w:rPr>
-          <w:rStyle w:val="StringTok"/>
-        </w:rPr>
-        <w:t xml:space="preserve">"rx_corr"</w:t>
-      </w:r>
-      <w:r>
-        <w:rPr>
-          <w:rStyle w:val="NormalTok"/>
-        </w:rPr>
-        <w:t xml:space="preserve">] </w:t>
-      </w:r>
-      <w:r>
-        <w:rPr>
-          <w:rStyle w:val="OperatorTok"/>
-        </w:rPr>
-        <w:t xml:space="preserve">-</w:t>
-      </w:r>
-      <w:r>
-        <w:rPr>
-          <w:rStyle w:val="NormalTok"/>
-        </w:rPr>
-        <w:t xml:space="preserve"> R0</w:t>
-      </w:r>
-      <w:r>
-        <w:br/>
-      </w:r>
-      <w:r>
-        <w:rPr>
-          <w:rStyle w:val="NormalTok"/>
-        </w:rPr>
-        <w:t xml:space="preserve">    </w:t>
-      </w:r>
-      <w:r>
-        <w:rPr>
-          <w:rStyle w:val="ControlFlowTok"/>
-        </w:rPr>
-        <w:t xml:space="preserve">return</w:t>
-      </w:r>
-      <w:r>
-        <w:rPr>
-          <w:rStyle w:val="NormalTok"/>
-        </w:rPr>
-        <w:t xml:space="preserve"> df</w:t>
-      </w:r>
-    </w:p>
-    <w:p>
-      <w:pPr>
-        <w:pStyle w:val="FirstParagraph"/>
-      </w:pPr>
-      <w:r>
-        <w:rPr>
-          <w:i/>
-          <w:iCs/>
-        </w:rPr>
-        <w:t xml:space="preserve">Pipeline complet disponible dans le dépôt GitHub :</w:t>
-      </w:r>
-      <w:r>
-        <w:rPr>
-          <w:i/>
-          <w:iCs/>
-        </w:rPr>
-        <w:t xml:space="preserve"> </w:t>
-      </w:r>
-      <w:r>
-        <w:rPr>
-          <w:rStyle w:val="VerbatimChar"/>
-          <w:i/>
-          <w:iCs/>
-        </w:rPr>
-        <w:t xml:space="preserve">pipeline/corrosion_pipeline.py</w:t>
-      </w:r>
-      <w:r>
-        <w:rPr>
-          <w:i/>
-          <w:iCs/>
-        </w:rPr>
-        <w:t xml:space="preserve">.</w:t>
-      </w:r>
-    </w:p>
-    <w:bookmarkEnd w:id="172"/>
-    <w:bookmarkStart w:id="176" w:name="X866633686f9e59acae75a6fcbe6327624079636"/>
-    <w:p>
-      <w:pPr>
-        <w:pStyle w:val="Heading2"/>
-      </w:pPr>
-      <w:r>
-        <w:t xml:space="preserve">Annexe C — Schéma de câblage de la sonde ER</w:t>
-      </w:r>
-    </w:p>
-    <w:p>
       <w:pPr>
         <w:pStyle w:val="CaptionedFigure"/>
         <w:jc w:val="center"/>
@@ -32608,20 +30148,3137 @@
       <w:r>
         <w:drawing>
           <wp:inline>
-            <wp:extent cx="5296535" cy="4580705"/>
+            <wp:extent cx="4571746" cy="1811855"/>
             <wp:effectExtent b="0" l="0" r="0" t="0"/>
-            <wp:docPr descr="Figure C.1 — Schéma de câblage complet : ESP32 + HX711 + montage shunt + R_lift + DS18B20 + cellule en plastique" title="" id="174" name="Picture"/>
+            <wp:docPr descr="Figure III.11 — Bande prédictive du jumeau confrontée aux deux essais graduels réels : Run #21 (13,1 h) à l’intérieur de la bande, Run #22 (11,95 h) en deçà — bilan « prédire-puis-confirmer » de un sur deux" title="" id="170" name="Picture"/>
             <a:graphic>
               <a:graphicData uri="http://schemas.openxmlformats.org/drawingml/2006/picture">
                 <pic:pic>
                   <pic:nvPicPr>
-                    <pic:cNvPr descr="figures/fig_c1_cablage.png" id="175" name="Picture"/>
+                    <pic:cNvPr descr="figures/fig_iii3_band_scorecard.png" id="171" name="Picture"/>
                     <pic:cNvPicPr>
                       <a:picLocks noChangeArrowheads="1" noChangeAspect="1"/>
                     </pic:cNvPicPr>
                   </pic:nvPicPr>
                   <pic:blipFill>
-                    <a:blip r:embed="rId173"/>
+                    <a:blip r:embed="rId169"/>
+                    <a:stretch>
+                      <a:fillRect/>
+                    </a:stretch>
+                  </pic:blipFill>
+                  <pic:spPr bwMode="auto">
+                    <a:xfrm>
+                      <a:off x="0" y="0"/>
+                      <a:ext cx="4571746" cy="1811855"/>
+                    </a:xfrm>
+                    <a:prstGeom prst="rect">
+                      <a:avLst/>
+                    </a:prstGeom>
+                    <a:noFill/>
+                    <a:ln w="9525">
+                      <a:noFill/>
+                      <a:headEnd/>
+                      <a:tailEnd/>
+                    </a:ln>
+                  </pic:spPr>
+                </pic:pic>
+              </a:graphicData>
+            </a:graphic>
+          </wp:inline>
+        </w:drawing>
+      </w:r>
+    </w:p>
+    <w:p>
+      <w:pPr>
+        <w:pStyle w:val="ImageCaption"/>
+      </w:pPr>
+      <w:r>
+        <w:t xml:space="preserve">Figure III.11 — Bande prédictive du jumeau confrontée aux deux essais graduels réels : Run #21 (13,1 h) à l’intérieur de la bande, Run #22 (11,95 h) en deçà — bilan « prédire-puis-confirmer » de un sur deux</w:t>
+      </w:r>
+    </w:p>
+    <w:p>
+      <w:r>
+        <w:pict>
+          <v:rect style="width:0;height:1.5pt" o:hralign="center" o:hrstd="t" o:hr="t"/>
+        </w:pict>
+      </w:r>
+    </w:p>
+    <w:bookmarkEnd w:id="172"/>
+    <w:bookmarkEnd w:id="173"/>
+    <w:bookmarkStart w:id="174" w:name="iii.7.-conclusion-du-chapitre-iii"/>
+    <w:p>
+      <w:pPr>
+        <w:pStyle w:val="Heading2"/>
+      </w:pPr>
+      <w:r>
+        <w:t xml:space="preserve">III.7. Conclusion du Chapitre III</w:t>
+      </w:r>
+    </w:p>
+    <w:p>
+      <w:pPr>
+        <w:pStyle w:val="FirstParagraph"/>
+      </w:pPr>
+      <w:r>
+        <w:t xml:space="preserve">Ce chapitre a présenté les résultats provisoires de la campagne.</w:t>
+      </w:r>
+      <w:r>
+        <w:t xml:space="preserve"> </w:t>
+      </w:r>
+      <w:r>
+        <w:rPr>
+          <w:b/>
+          <w:bCs/>
+        </w:rPr>
+        <w:t xml:space="preserve">OS1</w:t>
+      </w:r>
+      <w:r>
+        <w:t xml:space="preserve"> </w:t>
+      </w:r>
+      <w:r>
+        <w:t xml:space="preserve">: la chaîne d’acquisition ER est fonctionnelle et a permis de suivre sans interruption une série d’essais run-to-failure complets jusqu’à la rupture.</w:t>
+      </w:r>
+      <w:r>
+        <w:t xml:space="preserve"> </w:t>
+      </w:r>
+      <w:r>
+        <w:rPr>
+          <w:b/>
+          <w:bCs/>
+        </w:rPr>
+        <w:t xml:space="preserve">OS2</w:t>
+      </w:r>
+      <w:r>
+        <w:t xml:space="preserve"> </w:t>
+      </w:r>
+      <w:r>
+        <w:t xml:space="preserve">: le modèle XGBoost prédit le taux de corrosion et surpasse les méthodes de référence, mais sa performance dépend de la couverture des conditions.</w:t>
+      </w:r>
+      <w:r>
+        <w:t xml:space="preserve"> </w:t>
+      </w:r>
+      <w:r>
+        <w:rPr>
+          <w:b/>
+          <w:bCs/>
+        </w:rPr>
+        <w:t xml:space="preserve">OS3</w:t>
+      </w:r>
+      <w:r>
+        <w:t xml:space="preserve"> </w:t>
+      </w:r>
+      <w:r>
+        <w:t xml:space="preserve">: l’analyse a établi que la</w:t>
+      </w:r>
+      <w:r>
+        <w:t xml:space="preserve"> </w:t>
+      </w:r>
+      <w:r>
+        <w:rPr>
+          <w:b/>
+          <w:bCs/>
+        </w:rPr>
+        <w:t xml:space="preserve">température est la variable dominante</w:t>
+      </w:r>
+      <w:r>
+        <w:t xml:space="preserve"> </w:t>
+      </w:r>
+      <w:r>
+        <w:t xml:space="preserve">et que la</w:t>
+      </w:r>
+      <w:r>
+        <w:t xml:space="preserve"> </w:t>
+      </w:r>
+      <w:r>
+        <w:rPr>
+          <w:b/>
+          <w:bCs/>
+        </w:rPr>
+        <w:t xml:space="preserve">répétabilité des conditions</w:t>
+      </w:r>
+      <w:r>
+        <w:t xml:space="preserve"> </w:t>
+      </w:r>
+      <w:r>
+        <w:t xml:space="preserve">— couverture thermique, qualité de régulation, constance de la concentration — conditionne la fiabilité de la prédiction ; deux contre-exemples (Run #15, Run #17) l’ont démontré expérimentalement.</w:t>
+      </w:r>
+      <w:r>
+        <w:t xml:space="preserve"> </w:t>
+      </w:r>
+      <w:r>
+        <w:rPr>
+          <w:b/>
+          <w:bCs/>
+        </w:rPr>
+        <w:t xml:space="preserve">OS4</w:t>
+      </w:r>
+      <w:r>
+        <w:t xml:space="preserve"> </w:t>
+      </w:r>
+      <w:r>
+        <w:t xml:space="preserve">: l’écran de supervision et le module GMAO maison (génération automatique d’ordres de travail, KPIs) sont opérationnels et démontrent la boucle Sonde → ML → OT de bout en bout, l’intégration à un CMMS open-source mature (GLPI) restant une spécification transposable. Au regard de l’état d’avancement, les objectifs sont</w:t>
+      </w:r>
+      <w:r>
+        <w:t xml:space="preserve"> </w:t>
+      </w:r>
+      <w:r>
+        <w:rPr>
+          <w:b/>
+          <w:bCs/>
+        </w:rPr>
+        <w:t xml:space="preserve">partiellement atteints et en voie de consolidation</w:t>
+      </w:r>
+      <w:r>
+        <w:t xml:space="preserve"> </w:t>
+      </w:r>
+      <w:r>
+        <w:t xml:space="preserve">par les essais en cours. La conclusion générale dresse le bilan d’ensemble et les perspectives.</w:t>
+      </w:r>
+    </w:p>
+    <w:p>
+      <w:r>
+        <w:br w:type="page"/>
+      </w:r>
+    </w:p>
+    <w:bookmarkEnd w:id="174"/>
+    <w:bookmarkEnd w:id="175"/>
+    <w:bookmarkStart w:id="176" w:name="conclusion-générale"/>
+    <w:p>
+      <w:pPr>
+        <w:pStyle w:val="Heading1"/>
+      </w:pPr>
+      <w:r>
+        <w:t xml:space="preserve">CONCLUSION GÉNÉRALE</w:t>
+      </w:r>
+    </w:p>
+    <w:p>
+      <w:pPr>
+        <w:pStyle w:val="FirstParagraph"/>
+      </w:pPr>
+      <w:r>
+        <w:rPr>
+          <w:i/>
+          <w:iCs/>
+        </w:rPr>
+        <w:t xml:space="preserve">(La conclusion générale sera rédigée à l’issue de la campagne expérimentale.)</w:t>
+      </w:r>
+    </w:p>
+    <w:p>
+      <w:r>
+        <w:br w:type="page"/>
+      </w:r>
+    </w:p>
+    <w:bookmarkEnd w:id="176"/>
+    <w:bookmarkStart w:id="177" w:name="références-bibliographiques"/>
+    <w:p>
+      <w:pPr>
+        <w:pStyle w:val="Heading1"/>
+      </w:pPr>
+      <w:r>
+        <w:t xml:space="preserve">RÉFÉRENCES BIBLIOGRAPHIQUES</w:t>
+      </w:r>
+    </w:p>
+    <w:p>
+      <w:pPr>
+        <w:pStyle w:val="BlockText"/>
+      </w:pPr>
+      <w:r>
+        <w:rPr>
+          <w:i/>
+          <w:iCs/>
+        </w:rPr>
+        <w:t xml:space="preserve">Bibliographie en format APA. Le Pr MBOG recommande un minimum de 60 références scientifiques. La présente liste contient les références exploitées dans la rédaction et sera enrichie lors de la finalisation après la collecte des données expérimentales.</w:t>
+      </w:r>
+    </w:p>
+    <w:p>
+      <w:pPr>
+        <w:numPr>
+          <w:ilvl w:val="0"/>
+          <w:numId w:val="1032"/>
+        </w:numPr>
+      </w:pPr>
+      <w:r>
+        <w:t xml:space="preserve">Adafruit. (2024).</w:t>
+      </w:r>
+      <w:r>
+        <w:t xml:space="preserve"> </w:t>
+      </w:r>
+      <w:r>
+        <w:rPr>
+          <w:i/>
+          <w:iCs/>
+        </w:rPr>
+        <w:t xml:space="preserve">Adafruit HX711 24-bit ADC for Load Cells / Strain Gauges</w:t>
+      </w:r>
+      <w:r>
+        <w:t xml:space="preserve">. https://learn.adafruit.com/adafruit-hx711-24-bit-adc</w:t>
+      </w:r>
+    </w:p>
+    <w:p>
+      <w:pPr>
+        <w:numPr>
+          <w:ilvl w:val="0"/>
+          <w:numId w:val="1032"/>
+        </w:numPr>
+      </w:pPr>
+      <w:r>
+        <w:t xml:space="preserve">Akash, S. (2024).</w:t>
+      </w:r>
+      <w:r>
+        <w:t xml:space="preserve"> </w:t>
+      </w:r>
+      <w:r>
+        <w:rPr>
+          <w:i/>
+          <w:iCs/>
+        </w:rPr>
+        <w:t xml:space="preserve">Decoding ISO 13381 Part 1: General Guidelines for Prognostics (RUL Estimation)</w:t>
+      </w:r>
+      <w:r>
+        <w:t xml:space="preserve">. LinkedIn Pulse. https://www.linkedin.com/pulse/decoding-iso-13381-part-1-general-guidelines-rul-akash-shrivastava</w:t>
+      </w:r>
+    </w:p>
+    <w:p>
+      <w:pPr>
+        <w:numPr>
+          <w:ilvl w:val="0"/>
+          <w:numId w:val="1032"/>
+        </w:numPr>
+      </w:pPr>
+      <w:r>
+        <w:t xml:space="preserve">AMPP. (2023).</w:t>
+      </w:r>
+      <w:r>
+        <w:t xml:space="preserve"> </w:t>
+      </w:r>
+      <w:r>
+        <w:rPr>
+          <w:i/>
+          <w:iCs/>
+        </w:rPr>
+        <w:t xml:space="preserve">NACE SP0775-2023 — Preparation, Installation, Analysis, and Interpretation of Corrosion Coupons in Hydrocarbon Operations</w:t>
+      </w:r>
+      <w:r>
+        <w:t xml:space="preserve">. Association for Materials Protection and Performance.</w:t>
+      </w:r>
+    </w:p>
+    <w:p>
+      <w:pPr>
+        <w:numPr>
+          <w:ilvl w:val="0"/>
+          <w:numId w:val="1032"/>
+        </w:numPr>
+      </w:pPr>
+      <w:r>
+        <w:t xml:space="preserve">Aniobi, C. C. (2018). Pipeline corrosion control in oil and gas industry: A case study of NNPC/PPMC system 2A pipeline.</w:t>
+      </w:r>
+      <w:r>
+        <w:t xml:space="preserve"> </w:t>
+      </w:r>
+      <w:r>
+        <w:rPr>
+          <w:i/>
+          <w:iCs/>
+        </w:rPr>
+        <w:t xml:space="preserve">Academia.edu</w:t>
+      </w:r>
+      <w:r>
+        <w:t xml:space="preserve">.</w:t>
+      </w:r>
+    </w:p>
+    <w:p>
+      <w:pPr>
+        <w:numPr>
+          <w:ilvl w:val="0"/>
+          <w:numId w:val="1032"/>
+        </w:numPr>
+      </w:pPr>
+      <w:r>
+        <w:t xml:space="preserve">API. (2024).</w:t>
+      </w:r>
+      <w:r>
+        <w:t xml:space="preserve"> </w:t>
+      </w:r>
+      <w:r>
+        <w:rPr>
+          <w:i/>
+          <w:iCs/>
+        </w:rPr>
+        <w:t xml:space="preserve">API 570 — Piping Inspection Code: In-service Inspection, Rating, Repair, and Alteration of Piping Systems</w:t>
+      </w:r>
+      <w:r>
+        <w:t xml:space="preserve"> </w:t>
+      </w:r>
+      <w:r>
+        <w:t xml:space="preserve">(5th ed.). American Petroleum Institute.</w:t>
+      </w:r>
+    </w:p>
+    <w:p>
+      <w:pPr>
+        <w:numPr>
+          <w:ilvl w:val="0"/>
+          <w:numId w:val="1032"/>
+        </w:numPr>
+      </w:pPr>
+      <w:r>
+        <w:t xml:space="preserve">API. (2023).</w:t>
+      </w:r>
+      <w:r>
+        <w:t xml:space="preserve"> </w:t>
+      </w:r>
+      <w:r>
+        <w:rPr>
+          <w:i/>
+          <w:iCs/>
+        </w:rPr>
+        <w:t xml:space="preserve">API RP 580 — Risk-Based Inspection</w:t>
+      </w:r>
+      <w:r>
+        <w:t xml:space="preserve"> </w:t>
+      </w:r>
+      <w:r>
+        <w:t xml:space="preserve">(4th ed.). American Petroleum Institute.</w:t>
+      </w:r>
+    </w:p>
+    <w:p>
+      <w:pPr>
+        <w:numPr>
+          <w:ilvl w:val="0"/>
+          <w:numId w:val="1032"/>
+        </w:numPr>
+      </w:pPr>
+      <w:r>
+        <w:t xml:space="preserve">API. (2025).</w:t>
+      </w:r>
+      <w:r>
+        <w:t xml:space="preserve"> </w:t>
+      </w:r>
+      <w:r>
+        <w:rPr>
+          <w:i/>
+          <w:iCs/>
+        </w:rPr>
+        <w:t xml:space="preserve">API RP 581 — Risk-Based Inspection Methodology</w:t>
+      </w:r>
+      <w:r>
+        <w:t xml:space="preserve"> </w:t>
+      </w:r>
+      <w:r>
+        <w:t xml:space="preserve">(4th ed.). American Petroleum Institute.</w:t>
+      </w:r>
+    </w:p>
+    <w:p>
+      <w:pPr>
+        <w:numPr>
+          <w:ilvl w:val="0"/>
+          <w:numId w:val="1032"/>
+        </w:numPr>
+      </w:pPr>
+      <w:r>
+        <w:t xml:space="preserve">ASTM International. (2012).</w:t>
+      </w:r>
+      <w:r>
+        <w:t xml:space="preserve"> </w:t>
+      </w:r>
+      <w:r>
+        <w:rPr>
+          <w:i/>
+          <w:iCs/>
+        </w:rPr>
+        <w:t xml:space="preserve">ASTM G31-12a — Standard Guide for Laboratory Immersion Corrosion Testing of Metals</w:t>
+      </w:r>
+      <w:r>
+        <w:t xml:space="preserve">.</w:t>
+      </w:r>
+    </w:p>
+    <w:p>
+      <w:pPr>
+        <w:numPr>
+          <w:ilvl w:val="0"/>
+          <w:numId w:val="1032"/>
+        </w:numPr>
+      </w:pPr>
+      <w:r>
+        <w:t xml:space="preserve">ASTM International. (2017).</w:t>
+      </w:r>
+      <w:r>
+        <w:t xml:space="preserve"> </w:t>
+      </w:r>
+      <w:r>
+        <w:rPr>
+          <w:i/>
+          <w:iCs/>
+        </w:rPr>
+        <w:t xml:space="preserve">ASTM G1-03 — Standard Practice for Preparing, Cleaning, and Evaluating Corrosion Test Specimens</w:t>
+      </w:r>
+      <w:r>
+        <w:t xml:space="preserve">.</w:t>
+      </w:r>
+    </w:p>
+    <w:p>
+      <w:pPr>
+        <w:numPr>
+          <w:ilvl w:val="0"/>
+          <w:numId w:val="1032"/>
+        </w:numPr>
+      </w:pPr>
+      <w:r>
+        <w:t xml:space="preserve">ASTM International. (2018).</w:t>
+      </w:r>
+      <w:r>
+        <w:t xml:space="preserve"> </w:t>
+      </w:r>
+      <w:r>
+        <w:rPr>
+          <w:i/>
+          <w:iCs/>
+        </w:rPr>
+        <w:t xml:space="preserve">ASTM G96-90 — Standard Guide for Online Monitoring of Corrosion in Plant Equipment (Electrical and Electrochemical Methods)</w:t>
+      </w:r>
+      <w:r>
+        <w:t xml:space="preserve">.</w:t>
+      </w:r>
+    </w:p>
+    <w:p>
+      <w:pPr>
+        <w:numPr>
+          <w:ilvl w:val="0"/>
+          <w:numId w:val="1032"/>
+        </w:numPr>
+      </w:pPr>
+      <w:r>
+        <w:t xml:space="preserve">AVIA Semiconductor. (2017).</w:t>
+      </w:r>
+      <w:r>
+        <w:t xml:space="preserve"> </w:t>
+      </w:r>
+      <w:r>
+        <w:rPr>
+          <w:i/>
+          <w:iCs/>
+        </w:rPr>
+        <w:t xml:space="preserve">HX711 — 24-bit Analog-to-Digital Converter (ADC) for Weighing Scales</w:t>
+      </w:r>
+      <w:r>
+        <w:t xml:space="preserve">. Datasheet rev 2.0.</w:t>
+      </w:r>
+    </w:p>
+    <w:p>
+      <w:pPr>
+        <w:numPr>
+          <w:ilvl w:val="0"/>
+          <w:numId w:val="1032"/>
+        </w:numPr>
+      </w:pPr>
+      <w:r>
+        <w:t xml:space="preserve">Bard, A. J., &amp; Faulkner, L. R. (2001).</w:t>
+      </w:r>
+      <w:r>
+        <w:t xml:space="preserve"> </w:t>
+      </w:r>
+      <w:r>
+        <w:rPr>
+          <w:i/>
+          <w:iCs/>
+        </w:rPr>
+        <w:t xml:space="preserve">Electrochemical Methods: Fundamentals and Applications</w:t>
+      </w:r>
+      <w:r>
+        <w:t xml:space="preserve"> </w:t>
+      </w:r>
+      <w:r>
+        <w:t xml:space="preserve">(2nd ed.). Wiley.</w:t>
+      </w:r>
+    </w:p>
+    <w:p>
+      <w:pPr>
+        <w:numPr>
+          <w:ilvl w:val="0"/>
+          <w:numId w:val="1032"/>
+        </w:numPr>
+      </w:pPr>
+      <w:r>
+        <w:t xml:space="preserve">Bergmeir, C., &amp; Benítez, J. M. (2012). On the use of cross-validation for time series predictor evaluation.</w:t>
+      </w:r>
+      <w:r>
+        <w:t xml:space="preserve"> </w:t>
+      </w:r>
+      <w:r>
+        <w:rPr>
+          <w:i/>
+          <w:iCs/>
+        </w:rPr>
+        <w:t xml:space="preserve">Information Sciences</w:t>
+      </w:r>
+      <w:r>
+        <w:t xml:space="preserve">, 191, 192–213.</w:t>
+      </w:r>
+    </w:p>
+    <w:p>
+      <w:pPr>
+        <w:numPr>
+          <w:ilvl w:val="0"/>
+          <w:numId w:val="1032"/>
+        </w:numPr>
+      </w:pPr>
+      <w:r>
+        <w:t xml:space="preserve">Cameroun, République du. (1996).</w:t>
+      </w:r>
+      <w:r>
+        <w:t xml:space="preserve"> </w:t>
+      </w:r>
+      <w:r>
+        <w:rPr>
+          <w:i/>
+          <w:iCs/>
+        </w:rPr>
+        <w:t xml:space="preserve">Loi-cadre n° 96/12 du 5 août 1996 relative à la gestion de l’environnement</w:t>
+      </w:r>
+      <w:r>
+        <w:t xml:space="preserve">.</w:t>
+      </w:r>
+    </w:p>
+    <w:p>
+      <w:pPr>
+        <w:numPr>
+          <w:ilvl w:val="0"/>
+          <w:numId w:val="1032"/>
+        </w:numPr>
+      </w:pPr>
+      <w:r>
+        <w:t xml:space="preserve">Cameroun, République du. (2019).</w:t>
+      </w:r>
+      <w:r>
+        <w:t xml:space="preserve"> </w:t>
+      </w:r>
+      <w:r>
+        <w:rPr>
+          <w:i/>
+          <w:iCs/>
+        </w:rPr>
+        <w:t xml:space="preserve">Loi n° 2019/008 du 25 avril 2019 portant Code Pétrolier</w:t>
+      </w:r>
+      <w:r>
+        <w:t xml:space="preserve"> </w:t>
+      </w:r>
+      <w:r>
+        <w:t xml:space="preserve">(abrogeant la loi n° 99/013 du 22 décembre 1999).</w:t>
+      </w:r>
+    </w:p>
+    <w:p>
+      <w:pPr>
+        <w:numPr>
+          <w:ilvl w:val="0"/>
+          <w:numId w:val="1032"/>
+        </w:numPr>
+      </w:pPr>
+      <w:r>
+        <w:t xml:space="preserve">Cameroun, République du. (2023).</w:t>
+      </w:r>
+      <w:r>
+        <w:t xml:space="preserve"> </w:t>
+      </w:r>
+      <w:r>
+        <w:rPr>
+          <w:i/>
+          <w:iCs/>
+        </w:rPr>
+        <w:t xml:space="preserve">Décret n° 2023/232 du 4 mai 2023 fixant les modalités d’application de la loi n° 2019/008 du 25 avril 2019 portant Code Pétrolier</w:t>
+      </w:r>
+      <w:r>
+        <w:t xml:space="preserve">.</w:t>
+      </w:r>
+    </w:p>
+    <w:p>
+      <w:pPr>
+        <w:numPr>
+          <w:ilvl w:val="0"/>
+          <w:numId w:val="1032"/>
+        </w:numPr>
+      </w:pPr>
+      <w:r>
+        <w:t xml:space="preserve">CEN (Comité européen de normalisation). (2017).</w:t>
+      </w:r>
+      <w:r>
+        <w:t xml:space="preserve"> </w:t>
+      </w:r>
+      <w:r>
+        <w:rPr>
+          <w:i/>
+          <w:iCs/>
+        </w:rPr>
+        <w:t xml:space="preserve">EN 13306:2017 — Maintenance — Maintenance terminology</w:t>
+      </w:r>
+      <w:r>
+        <w:t xml:space="preserve">.</w:t>
+      </w:r>
+    </w:p>
+    <w:p>
+      <w:pPr>
+        <w:numPr>
+          <w:ilvl w:val="0"/>
+          <w:numId w:val="1032"/>
+        </w:numPr>
+      </w:pPr>
+      <w:r>
+        <w:t xml:space="preserve">Chad-Cameroon Petroleum Development and Pipeline Project. (2024).</w:t>
+      </w:r>
+      <w:r>
+        <w:t xml:space="preserve"> </w:t>
+      </w:r>
+      <w:r>
+        <w:rPr>
+          <w:i/>
+          <w:iCs/>
+        </w:rPr>
+        <w:t xml:space="preserve">Wikipedia</w:t>
+      </w:r>
+      <w:r>
+        <w:t xml:space="preserve">. https://en.wikipedia.org/wiki/Chad%E2%80%93Cameroon_Petroleum_Development_and_Pipeline_Project</w:t>
+      </w:r>
+    </w:p>
+    <w:p>
+      <w:pPr>
+        <w:numPr>
+          <w:ilvl w:val="0"/>
+          <w:numId w:val="1032"/>
+        </w:numPr>
+      </w:pPr>
+      <w:r>
+        <w:t xml:space="preserve">Chen, T., &amp; Guestrin, C. (2016). XGBoost: A scalable tree boosting system.</w:t>
+      </w:r>
+      <w:r>
+        <w:t xml:space="preserve"> </w:t>
+      </w:r>
+      <w:r>
+        <w:rPr>
+          <w:i/>
+          <w:iCs/>
+        </w:rPr>
+        <w:t xml:space="preserve">Proceedings of the 22nd ACM SIGKDD International Conference on Knowledge Discovery and Data Mining</w:t>
+      </w:r>
+      <w:r>
+        <w:t xml:space="preserve">, 785–794. https://doi.org/10.1145/2939672.2939785</w:t>
+      </w:r>
+    </w:p>
+    <w:p>
+      <w:pPr>
+        <w:numPr>
+          <w:ilvl w:val="0"/>
+          <w:numId w:val="1032"/>
+        </w:numPr>
+      </w:pPr>
+      <w:r>
+        <w:t xml:space="preserve">Coelho, L. B. (2022). Reviewing machine learning of corrosion prediction in a data-oriented perspective.</w:t>
+      </w:r>
+      <w:r>
+        <w:t xml:space="preserve"> </w:t>
+      </w:r>
+      <w:r>
+        <w:rPr>
+          <w:i/>
+          <w:iCs/>
+        </w:rPr>
+        <w:t xml:space="preserve">npj Materials Degradation</w:t>
+      </w:r>
+      <w:r>
+        <w:t xml:space="preserve">, 6, 8. https://doi.org/10.1038/s41529-022-00218-4</w:t>
+      </w:r>
+    </w:p>
+    <w:p>
+      <w:pPr>
+        <w:numPr>
+          <w:ilvl w:val="0"/>
+          <w:numId w:val="1032"/>
+        </w:numPr>
+      </w:pPr>
+      <w:r>
+        <w:t xml:space="preserve">Cosasco. (2024).</w:t>
+      </w:r>
+      <w:r>
+        <w:t xml:space="preserve"> </w:t>
+      </w:r>
+      <w:r>
+        <w:rPr>
+          <w:i/>
+          <w:iCs/>
+        </w:rPr>
+        <w:t xml:space="preserve">Dual Sensor Electrical Resistance (ER) Temperature Probes</w:t>
+      </w:r>
+      <w:r>
+        <w:t xml:space="preserve">. https://www.cosasco.com/product/dual-sensor-electrical-resistance-er-temperature-probes</w:t>
+      </w:r>
+    </w:p>
+    <w:p>
+      <w:pPr>
+        <w:numPr>
+          <w:ilvl w:val="0"/>
+          <w:numId w:val="1032"/>
+        </w:numPr>
+      </w:pPr>
+      <w:r>
+        <w:t xml:space="preserve">COTCO. (2024).</w:t>
+      </w:r>
+      <w:r>
+        <w:t xml:space="preserve"> </w:t>
+      </w:r>
+      <w:r>
+        <w:rPr>
+          <w:i/>
+          <w:iCs/>
+        </w:rPr>
+        <w:t xml:space="preserve">Cameroon Oil Transportation Company — COTCO in brief</w:t>
+      </w:r>
+      <w:r>
+        <w:t xml:space="preserve">. https://cotco-sa.cm/en/cotco-in-brief/</w:t>
+      </w:r>
+    </w:p>
+    <w:p>
+      <w:pPr>
+        <w:numPr>
+          <w:ilvl w:val="0"/>
+          <w:numId w:val="1032"/>
+        </w:numPr>
+      </w:pPr>
+      <w:r>
+        <w:t xml:space="preserve">de Waard, C., &amp; Milliams, D. E. (1975). Carbonic acid corrosion of steel.</w:t>
+      </w:r>
+      <w:r>
+        <w:t xml:space="preserve"> </w:t>
+      </w:r>
+      <w:r>
+        <w:rPr>
+          <w:i/>
+          <w:iCs/>
+        </w:rPr>
+        <w:t xml:space="preserve">Corrosion</w:t>
+      </w:r>
+      <w:r>
+        <w:t xml:space="preserve">, 31(5), 177–181.</w:t>
+      </w:r>
+    </w:p>
+    <w:p>
+      <w:pPr>
+        <w:numPr>
+          <w:ilvl w:val="0"/>
+          <w:numId w:val="1032"/>
+        </w:numPr>
+      </w:pPr>
+      <w:r>
+        <w:t xml:space="preserve">de Waard, C., Lotz, U., &amp; Milliams, D. E. (1991). Predictive model for CO₂ corrosion engineering in wet natural gas pipelines.</w:t>
+      </w:r>
+      <w:r>
+        <w:t xml:space="preserve"> </w:t>
+      </w:r>
+      <w:r>
+        <w:rPr>
+          <w:i/>
+          <w:iCs/>
+        </w:rPr>
+        <w:t xml:space="preserve">Corrosion</w:t>
+      </w:r>
+      <w:r>
+        <w:t xml:space="preserve">, 47(12), 976–985.</w:t>
+      </w:r>
+    </w:p>
+    <w:p>
+      <w:pPr>
+        <w:numPr>
+          <w:ilvl w:val="0"/>
+          <w:numId w:val="1032"/>
+        </w:numPr>
+      </w:pPr>
+      <w:r>
+        <w:t xml:space="preserve">Egbule, P. E., et al. (2018). Pipeline corrosion control in oil and gas industry: A case study of NNPC/PPMC pipelines.</w:t>
+      </w:r>
+      <w:r>
+        <w:t xml:space="preserve"> </w:t>
+      </w:r>
+      <w:r>
+        <w:rPr>
+          <w:i/>
+          <w:iCs/>
+        </w:rPr>
+        <w:t xml:space="preserve">Academia.edu</w:t>
+      </w:r>
+      <w:r>
+        <w:t xml:space="preserve">.</w:t>
+      </w:r>
+    </w:p>
+    <w:p>
+      <w:pPr>
+        <w:numPr>
+          <w:ilvl w:val="0"/>
+          <w:numId w:val="1032"/>
+        </w:numPr>
+      </w:pPr>
+      <w:r>
+        <w:t xml:space="preserve">Espressif Systems. (2024).</w:t>
+      </w:r>
+      <w:r>
+        <w:t xml:space="preserve"> </w:t>
+      </w:r>
+      <w:r>
+        <w:rPr>
+          <w:i/>
+          <w:iCs/>
+        </w:rPr>
+        <w:t xml:space="preserve">ESP32 Datasheet — Version 4.4</w:t>
+      </w:r>
+      <w:r>
+        <w:t xml:space="preserve">. https://www.espressif.com/en/products/socs/esp32</w:t>
+      </w:r>
+    </w:p>
+    <w:p>
+      <w:pPr>
+        <w:numPr>
+          <w:ilvl w:val="0"/>
+          <w:numId w:val="1032"/>
+        </w:numPr>
+      </w:pPr>
+      <w:r>
+        <w:t xml:space="preserve">ExxonMobil. (2011).</w:t>
+      </w:r>
+      <w:r>
+        <w:t xml:space="preserve"> </w:t>
+      </w:r>
+      <w:r>
+        <w:rPr>
+          <w:i/>
+          <w:iCs/>
+        </w:rPr>
+        <w:t xml:space="preserve">Chad/Cameroon Development Project — Project Update No. 30 — Mid-Year Report 2011</w:t>
+      </w:r>
+      <w:r>
+        <w:t xml:space="preserve">.</w:t>
+      </w:r>
+    </w:p>
+    <w:p>
+      <w:pPr>
+        <w:numPr>
+          <w:ilvl w:val="0"/>
+          <w:numId w:val="1032"/>
+        </w:numPr>
+      </w:pPr>
+      <w:r>
+        <w:t xml:space="preserve">Faraday, M. (1834). On electrical decomposition.</w:t>
+      </w:r>
+      <w:r>
+        <w:t xml:space="preserve"> </w:t>
+      </w:r>
+      <w:r>
+        <w:rPr>
+          <w:i/>
+          <w:iCs/>
+        </w:rPr>
+        <w:t xml:space="preserve">Philosophical Transactions of the Royal Society</w:t>
+      </w:r>
+      <w:r>
+        <w:t xml:space="preserve">, 124, 77–122.</w:t>
+      </w:r>
+    </w:p>
+    <w:p>
+      <w:pPr>
+        <w:numPr>
+          <w:ilvl w:val="0"/>
+          <w:numId w:val="1032"/>
+        </w:numPr>
+      </w:pPr>
+      <w:r>
+        <w:t xml:space="preserve">Hassanzadeh, S., et al. (2024). Application of electrical resistance probes for corrosion monitoring and cathodic protection assessment of offshore structures.</w:t>
+      </w:r>
+      <w:r>
+        <w:t xml:space="preserve"> </w:t>
+      </w:r>
+      <w:r>
+        <w:rPr>
+          <w:i/>
+          <w:iCs/>
+        </w:rPr>
+        <w:t xml:space="preserve">Materials and Corrosion (Wiley)</w:t>
+      </w:r>
+      <w:r>
+        <w:t xml:space="preserve">. https://doi.org/10.1002/maco.70138</w:t>
+      </w:r>
+    </w:p>
+    <w:p>
+      <w:pPr>
+        <w:numPr>
+          <w:ilvl w:val="0"/>
+          <w:numId w:val="1032"/>
+        </w:numPr>
+      </w:pPr>
+      <w:r>
+        <w:t xml:space="preserve">Ma, Y., Qi, W., Yu, M., Huang, N., Li, R., Tan, J., &amp; Zhu, X. (2024). Synthesis of Gemini-type imidazoline quaternary ammonium salt using by-product fatty acid as corrosion inhibitor for Q235 steel.</w:t>
+      </w:r>
+      <w:r>
+        <w:t xml:space="preserve"> </w:t>
+      </w:r>
+      <w:r>
+        <w:rPr>
+          <w:i/>
+          <w:iCs/>
+        </w:rPr>
+        <w:t xml:space="preserve">Scientific Reports</w:t>
+      </w:r>
+      <w:r>
+        <w:t xml:space="preserve">, 14, 13687. https://www.nature.com/articles/s41598-024-64671-8</w:t>
+      </w:r>
+    </w:p>
+    <w:p>
+      <w:pPr>
+        <w:numPr>
+          <w:ilvl w:val="0"/>
+          <w:numId w:val="1032"/>
+        </w:numPr>
+      </w:pPr>
+      <w:r>
+        <w:t xml:space="preserve">HSPublishing. (2023).</w:t>
+      </w:r>
+      <w:r>
+        <w:t xml:space="preserve"> </w:t>
+      </w:r>
+      <w:r>
+        <w:rPr>
+          <w:i/>
+          <w:iCs/>
+        </w:rPr>
+        <w:t xml:space="preserve">Oil and gas pipeline corrosion monitoring and prevention</w:t>
+      </w:r>
+      <w:r>
+        <w:t xml:space="preserve">.</w:t>
+      </w:r>
+      <w:r>
+        <w:t xml:space="preserve"> </w:t>
+      </w:r>
+      <w:r>
+        <w:rPr>
+          <w:i/>
+          <w:iCs/>
+        </w:rPr>
+        <w:t xml:space="preserve">Journal of Research in Engineering and Computer Sciences</w:t>
+      </w:r>
+      <w:r>
+        <w:t xml:space="preserve">, https://hspublishing.org/JRECS/article/download/114/105</w:t>
+      </w:r>
+    </w:p>
+    <w:p>
+      <w:pPr>
+        <w:numPr>
+          <w:ilvl w:val="0"/>
+          <w:numId w:val="1032"/>
+        </w:numPr>
+      </w:pPr>
+      <w:r>
+        <w:t xml:space="preserve">Hu, J., et al. (2024). Prediction of the internal corrosion rate for oil and gas pipelines and influence factor analysis with interpretable ensemble learning.</w:t>
+      </w:r>
+      <w:r>
+        <w:t xml:space="preserve"> </w:t>
+      </w:r>
+      <w:r>
+        <w:rPr>
+          <w:i/>
+          <w:iCs/>
+        </w:rPr>
+        <w:t xml:space="preserve">International Journal of Pressure Vessels and Piping</w:t>
+      </w:r>
+      <w:r>
+        <w:t xml:space="preserve">, 212, 105329. https://www.sciencedirect.com/science/article/abs/pii/S0308016124002060</w:t>
+      </w:r>
+    </w:p>
+    <w:p>
+      <w:pPr>
+        <w:numPr>
+          <w:ilvl w:val="0"/>
+          <w:numId w:val="1032"/>
+        </w:numPr>
+      </w:pPr>
+      <w:r>
+        <w:t xml:space="preserve">Hyndman, R. J., &amp; Koehler, A. B. (2006). Another look at measures of forecast accuracy.</w:t>
+      </w:r>
+      <w:r>
+        <w:t xml:space="preserve"> </w:t>
+      </w:r>
+      <w:r>
+        <w:rPr>
+          <w:i/>
+          <w:iCs/>
+        </w:rPr>
+        <w:t xml:space="preserve">International Journal of Forecasting</w:t>
+      </w:r>
+      <w:r>
+        <w:t xml:space="preserve">, 22(4), 679–688.</w:t>
+      </w:r>
+    </w:p>
+    <w:p>
+      <w:pPr>
+        <w:numPr>
+          <w:ilvl w:val="0"/>
+          <w:numId w:val="1032"/>
+        </w:numPr>
+      </w:pPr>
+      <w:r>
+        <w:t xml:space="preserve">Inspectioneering. (2016, March 8). NACE study estimates global cost of corrosion at $2.5 trillion annually.</w:t>
+      </w:r>
+      <w:r>
+        <w:t xml:space="preserve"> </w:t>
+      </w:r>
+      <w:r>
+        <w:rPr>
+          <w:i/>
+          <w:iCs/>
+        </w:rPr>
+        <w:t xml:space="preserve">Inspectioneering</w:t>
+      </w:r>
+      <w:r>
+        <w:t xml:space="preserve">. https://inspectioneering.com/news/2016-03-08/5202</w:t>
+      </w:r>
+    </w:p>
+    <w:p>
+      <w:pPr>
+        <w:numPr>
+          <w:ilvl w:val="0"/>
+          <w:numId w:val="1032"/>
+        </w:numPr>
+      </w:pPr>
+      <w:r>
+        <w:t xml:space="preserve">ISO. (2024).</w:t>
+      </w:r>
+      <w:r>
+        <w:t xml:space="preserve"> </w:t>
+      </w:r>
+      <w:r>
+        <w:rPr>
+          <w:i/>
+          <w:iCs/>
+        </w:rPr>
+        <w:t xml:space="preserve">ISO 8044:2024 — Corrosion of metals and alloys — Vocabulary</w:t>
+      </w:r>
+      <w:r>
+        <w:t xml:space="preserve">.</w:t>
+      </w:r>
+    </w:p>
+    <w:p>
+      <w:pPr>
+        <w:numPr>
+          <w:ilvl w:val="0"/>
+          <w:numId w:val="1032"/>
+        </w:numPr>
+      </w:pPr>
+      <w:r>
+        <w:t xml:space="preserve">ISO. (2025).</w:t>
+      </w:r>
+      <w:r>
+        <w:t xml:space="preserve"> </w:t>
+      </w:r>
+      <w:r>
+        <w:rPr>
+          <w:i/>
+          <w:iCs/>
+        </w:rPr>
+        <w:t xml:space="preserve">ISO 13381-1:2025 — Condition monitoring and diagnostics of machine systems — Prognostics — Part 1: General guidelines and requirements</w:t>
+      </w:r>
+      <w:r>
+        <w:t xml:space="preserve">.</w:t>
+      </w:r>
+    </w:p>
+    <w:p>
+      <w:pPr>
+        <w:numPr>
+          <w:ilvl w:val="0"/>
+          <w:numId w:val="1032"/>
+        </w:numPr>
+      </w:pPr>
+      <w:r>
+        <w:t xml:space="preserve">ISO. (2020).</w:t>
+      </w:r>
+      <w:r>
+        <w:t xml:space="preserve"> </w:t>
+      </w:r>
+      <w:r>
+        <w:rPr>
+          <w:i/>
+          <w:iCs/>
+        </w:rPr>
+        <w:t xml:space="preserve">ISO 15156-1:2020 — Petroleum and natural gas industries — Materials for use in H₂S-containing environments in oil and gas production</w:t>
+      </w:r>
+      <w:r>
+        <w:t xml:space="preserve">.</w:t>
+      </w:r>
+    </w:p>
+    <w:p>
+      <w:pPr>
+        <w:numPr>
+          <w:ilvl w:val="0"/>
+          <w:numId w:val="1032"/>
+        </w:numPr>
+      </w:pPr>
+      <w:r>
+        <w:t xml:space="preserve">Khadom, A. A., Yaro, A. S., Kadhum, A. A. H., AlTaie, A. S., &amp; Musa, A. Y. (2009). The effect of temperature and acid concentration on corrosion of low carbon steel in hydrochloric acid media.</w:t>
+      </w:r>
+      <w:r>
+        <w:t xml:space="preserve"> </w:t>
+      </w:r>
+      <w:r>
+        <w:rPr>
+          <w:i/>
+          <w:iCs/>
+        </w:rPr>
+        <w:t xml:space="preserve">American Journal of Applied Sciences</w:t>
+      </w:r>
+      <w:r>
+        <w:t xml:space="preserve">, 6(8), 1403–1409.</w:t>
+      </w:r>
+    </w:p>
+    <w:p>
+      <w:pPr>
+        <w:numPr>
+          <w:ilvl w:val="0"/>
+          <w:numId w:val="1032"/>
+        </w:numPr>
+      </w:pPr>
+      <w:r>
+        <w:t xml:space="preserve">Koch, G. H., Brongers, M. P. H., Thompson, N. G., Virmani, Y. P., &amp; Payer, J. H. (2016).</w:t>
+      </w:r>
+      <w:r>
+        <w:t xml:space="preserve"> </w:t>
+      </w:r>
+      <w:r>
+        <w:rPr>
+          <w:i/>
+          <w:iCs/>
+        </w:rPr>
+        <w:t xml:space="preserve">International Measures of Prevention, Application, and Economics of Corrosion Technology (IMPACT) Study</w:t>
+      </w:r>
+      <w:r>
+        <w:t xml:space="preserve">. NACE International. http://impact.nace.org/</w:t>
+      </w:r>
+    </w:p>
+    <w:p>
+      <w:pPr>
+        <w:numPr>
+          <w:ilvl w:val="0"/>
+          <w:numId w:val="1032"/>
+        </w:numPr>
+      </w:pPr>
+      <w:r>
+        <w:t xml:space="preserve">Zheng, Q., Zhang, H., Liu, H., Xu, H., Xu, B., &amp; Zhu, Z. (2025). Intelligent prediction model for pitting corrosion risk in pipelines using developed ResNet and feature reconstruction with interpretability analysis.</w:t>
+      </w:r>
+      <w:r>
+        <w:t xml:space="preserve"> </w:t>
+      </w:r>
+      <w:r>
+        <w:rPr>
+          <w:i/>
+          <w:iCs/>
+        </w:rPr>
+        <w:t xml:space="preserve">Reliability Engineering &amp; System Safety</w:t>
+      </w:r>
+      <w:r>
+        <w:t xml:space="preserve">, 264, 111347. https://www.sciencedirect.com/science/article/abs/pii/S0951832025005484</w:t>
+      </w:r>
+    </w:p>
+    <w:p>
+      <w:pPr>
+        <w:numPr>
+          <w:ilvl w:val="0"/>
+          <w:numId w:val="1032"/>
+        </w:numPr>
+      </w:pPr>
+      <w:r>
+        <w:t xml:space="preserve">Liu, Y., et al. (2022). A review: Prediction method for the remaining useful life of the mechanical system.</w:t>
+      </w:r>
+      <w:r>
+        <w:t xml:space="preserve"> </w:t>
+      </w:r>
+      <w:r>
+        <w:rPr>
+          <w:i/>
+          <w:iCs/>
+        </w:rPr>
+        <w:t xml:space="preserve">Journal of Failure Analysis and Prevention</w:t>
+      </w:r>
+      <w:r>
+        <w:t xml:space="preserve">, 22, 2119–2137. https://doi.org/10.1007/s11668-022-01532-4</w:t>
+      </w:r>
+    </w:p>
+    <w:p>
+      <w:pPr>
+        <w:numPr>
+          <w:ilvl w:val="0"/>
+          <w:numId w:val="1032"/>
+        </w:numPr>
+      </w:pPr>
+      <w:r>
+        <w:t xml:space="preserve">Lundberg, S. M., &amp; Lee, S. I. (2017). A unified approach to interpreting model predictions.</w:t>
+      </w:r>
+      <w:r>
+        <w:t xml:space="preserve"> </w:t>
+      </w:r>
+      <w:r>
+        <w:rPr>
+          <w:i/>
+          <w:iCs/>
+        </w:rPr>
+        <w:t xml:space="preserve">Advances in Neural Information Processing Systems (NeurIPS)</w:t>
+      </w:r>
+      <w:r>
+        <w:t xml:space="preserve">, 30, 4768–4777.</w:t>
+      </w:r>
+    </w:p>
+    <w:p>
+      <w:pPr>
+        <w:numPr>
+          <w:ilvl w:val="0"/>
+          <w:numId w:val="1032"/>
+        </w:numPr>
+      </w:pPr>
+      <w:r>
+        <w:t xml:space="preserve">Mansfeld, F. (2014). Recent developments in corrosion measurement techniques.</w:t>
+      </w:r>
+      <w:r>
+        <w:t xml:space="preserve"> </w:t>
+      </w:r>
+      <w:r>
+        <w:rPr>
+          <w:i/>
+          <w:iCs/>
+        </w:rPr>
+        <w:t xml:space="preserve">Materials and Corrosion</w:t>
+      </w:r>
+      <w:r>
+        <w:t xml:space="preserve">, 65(7), 631–638.</w:t>
+      </w:r>
+    </w:p>
+    <w:p>
+      <w:pPr>
+        <w:numPr>
+          <w:ilvl w:val="0"/>
+          <w:numId w:val="1032"/>
+        </w:numPr>
+      </w:pPr>
+      <w:r>
+        <w:t xml:space="preserve">Lasi, H., Fettke, P., Kemper, H. G., Feld, T., et Hoffmann, M. (2014). Industry 4.0.</w:t>
+      </w:r>
+      <w:r>
+        <w:t xml:space="preserve"> </w:t>
+      </w:r>
+      <w:r>
+        <w:rPr>
+          <w:i/>
+          <w:iCs/>
+        </w:rPr>
+        <w:t xml:space="preserve">Business &amp; Information Systems Engineering</w:t>
+      </w:r>
+      <w:r>
+        <w:t xml:space="preserve">, 6(4), 239-242. https://doi.org/10.1007/s12599-014-0334-4</w:t>
+      </w:r>
+    </w:p>
+    <w:p>
+      <w:pPr>
+        <w:numPr>
+          <w:ilvl w:val="0"/>
+          <w:numId w:val="1032"/>
+        </w:numPr>
+      </w:pPr>
+      <w:r>
+        <w:t xml:space="preserve">Lu, Y. (2017). Industry 4.0: A survey on technologies, applications and open research issues.</w:t>
+      </w:r>
+      <w:r>
+        <w:t xml:space="preserve"> </w:t>
+      </w:r>
+      <w:r>
+        <w:rPr>
+          <w:i/>
+          <w:iCs/>
+        </w:rPr>
+        <w:t xml:space="preserve">Journal of Industrial Information Integration</w:t>
+      </w:r>
+      <w:r>
+        <w:t xml:space="preserve">, 6, 1-10. https://doi.org/10.1016/j.jii.2017.04.005</w:t>
+      </w:r>
+    </w:p>
+    <w:p>
+      <w:pPr>
+        <w:numPr>
+          <w:ilvl w:val="0"/>
+          <w:numId w:val="1032"/>
+        </w:numPr>
+      </w:pPr>
+      <w:r>
+        <w:t xml:space="preserve">Xu, L. D., Xu, E. L., et Li, L. (2018). Industry 4.0: state of the art and future trends.</w:t>
+      </w:r>
+      <w:r>
+        <w:t xml:space="preserve"> </w:t>
+      </w:r>
+      <w:r>
+        <w:rPr>
+          <w:i/>
+          <w:iCs/>
+        </w:rPr>
+        <w:t xml:space="preserve">International Journal of Production Research</w:t>
+      </w:r>
+      <w:r>
+        <w:t xml:space="preserve">, 56(8), 2941-2962. https://doi.org/10.1080/00207543.2018.1444806</w:t>
+      </w:r>
+    </w:p>
+    <w:p>
+      <w:pPr>
+        <w:numPr>
+          <w:ilvl w:val="0"/>
+          <w:numId w:val="1032"/>
+        </w:numPr>
+      </w:pPr>
+      <w:r>
+        <w:t xml:space="preserve">GLPI Project. (2024).</w:t>
+      </w:r>
+      <w:r>
+        <w:t xml:space="preserve"> </w:t>
+      </w:r>
+      <w:r>
+        <w:rPr>
+          <w:i/>
+          <w:iCs/>
+        </w:rPr>
+        <w:t xml:space="preserve">GLPI — Free IT and Asset Management Software — REST API documentation</w:t>
+      </w:r>
+      <w:r>
+        <w:t xml:space="preserve">. https://glpi-project.org/</w:t>
+      </w:r>
+    </w:p>
+    <w:p>
+      <w:pPr>
+        <w:numPr>
+          <w:ilvl w:val="0"/>
+          <w:numId w:val="1032"/>
+        </w:numPr>
+      </w:pPr>
+      <w:r>
+        <w:t xml:space="preserve">Streamlit. (2024).</w:t>
+      </w:r>
+      <w:r>
+        <w:t xml:space="preserve"> </w:t>
+      </w:r>
+      <w:r>
+        <w:rPr>
+          <w:i/>
+          <w:iCs/>
+        </w:rPr>
+        <w:t xml:space="preserve">Streamlit Documentation — A faster way to build and share data apps</w:t>
+      </w:r>
+      <w:r>
+        <w:t xml:space="preserve">. https://docs.streamlit.io/</w:t>
+      </w:r>
+    </w:p>
+    <w:p>
+      <w:pPr>
+        <w:numPr>
+          <w:ilvl w:val="0"/>
+          <w:numId w:val="1032"/>
+        </w:numPr>
+      </w:pPr>
+      <w:r>
+        <w:t xml:space="preserve">NACE International. (2016).</w:t>
+      </w:r>
+      <w:r>
+        <w:t xml:space="preserve"> </w:t>
+      </w:r>
+      <w:r>
+        <w:rPr>
+          <w:i/>
+          <w:iCs/>
+        </w:rPr>
+        <w:t xml:space="preserve">IMPACT Study Press Release — CORROSION 2016 conference</w:t>
+      </w:r>
+      <w:r>
+        <w:t xml:space="preserve">.</w:t>
+      </w:r>
+    </w:p>
+    <w:p>
+      <w:pPr>
+        <w:numPr>
+          <w:ilvl w:val="0"/>
+          <w:numId w:val="1032"/>
+        </w:numPr>
+      </w:pPr>
+      <w:r>
+        <w:t xml:space="preserve">Onyebuchi, V., et al. (2018). Internal corrosion behaviour of Nigerian gas pipelines.</w:t>
+      </w:r>
+      <w:r>
+        <w:t xml:space="preserve"> </w:t>
+      </w:r>
+      <w:r>
+        <w:rPr>
+          <w:i/>
+          <w:iCs/>
+        </w:rPr>
+        <w:t xml:space="preserve">Unizik Journal of Engineering and Applied Sciences</w:t>
+      </w:r>
+      <w:r>
+        <w:t xml:space="preserve">.</w:t>
+      </w:r>
+    </w:p>
+    <w:p>
+      <w:pPr>
+        <w:numPr>
+          <w:ilvl w:val="0"/>
+          <w:numId w:val="1032"/>
+        </w:numPr>
+      </w:pPr>
+      <w:r>
+        <w:t xml:space="preserve">Ossai, C. I., Boswell, B., &amp; Davies, I. J. (2017). Use of artificial neural network for prediction of pipeline corrosion defect growth rate.</w:t>
+      </w:r>
+      <w:r>
+        <w:t xml:space="preserve"> </w:t>
+      </w:r>
+      <w:r>
+        <w:rPr>
+          <w:i/>
+          <w:iCs/>
+        </w:rPr>
+        <w:t xml:space="preserve">Engineering Failure Analysis</w:t>
+      </w:r>
+      <w:r>
+        <w:t xml:space="preserve">, 82, 1–12.</w:t>
+      </w:r>
+    </w:p>
+    <w:p>
+      <w:pPr>
+        <w:numPr>
+          <w:ilvl w:val="0"/>
+          <w:numId w:val="1032"/>
+        </w:numPr>
+      </w:pPr>
+      <w:r>
+        <w:t xml:space="preserve">Persian Utab. (2023).</w:t>
+      </w:r>
+      <w:r>
+        <w:t xml:space="preserve"> </w:t>
+      </w:r>
+      <w:r>
+        <w:rPr>
+          <w:i/>
+          <w:iCs/>
+        </w:rPr>
+        <w:t xml:space="preserve">Phosphoric acid and iron oxide — passivation mechanism</w:t>
+      </w:r>
+      <w:r>
+        <w:t xml:space="preserve">. https://persianutab.com/en/phosphoric-acid-and-iron-oxide/</w:t>
+      </w:r>
+    </w:p>
+    <w:p>
+      <w:pPr>
+        <w:numPr>
+          <w:ilvl w:val="0"/>
+          <w:numId w:val="1032"/>
+        </w:numPr>
+      </w:pPr>
+      <w:r>
+        <w:t xml:space="preserve">Pollock, D. D. (1991).</w:t>
+      </w:r>
+      <w:r>
+        <w:t xml:space="preserve"> </w:t>
+      </w:r>
+      <w:r>
+        <w:rPr>
+          <w:i/>
+          <w:iCs/>
+        </w:rPr>
+        <w:t xml:space="preserve">Physical Properties of Materials for Engineers</w:t>
+      </w:r>
+      <w:r>
+        <w:t xml:space="preserve"> </w:t>
+      </w:r>
+      <w:r>
+        <w:t xml:space="preserve">(2nd ed.). CRC Press.</w:t>
+      </w:r>
+    </w:p>
+    <w:p>
+      <w:pPr>
+        <w:numPr>
+          <w:ilvl w:val="0"/>
+          <w:numId w:val="1032"/>
+        </w:numPr>
+      </w:pPr>
+      <w:r>
+        <w:t xml:space="preserve">Pumps Africa. (2024).</w:t>
+      </w:r>
+      <w:r>
+        <w:t xml:space="preserve"> </w:t>
+      </w:r>
+      <w:r>
+        <w:rPr>
+          <w:i/>
+          <w:iCs/>
+        </w:rPr>
+        <w:t xml:space="preserve">Advanced pipeline monitoring systems for safer oil &amp; gas operations in Africa</w:t>
+      </w:r>
+      <w:r>
+        <w:t xml:space="preserve">. https://pumps-africa.com/advanced-pipeline-monitoring-systems-for-safer-oil-gas-operations-in-africa/</w:t>
+      </w:r>
+    </w:p>
+    <w:p>
+      <w:pPr>
+        <w:numPr>
+          <w:ilvl w:val="0"/>
+          <w:numId w:val="1032"/>
+        </w:numPr>
+      </w:pPr>
+      <w:r>
+        <w:t xml:space="preserve">Roberge, P. R. (2008).</w:t>
+      </w:r>
+      <w:r>
+        <w:t xml:space="preserve"> </w:t>
+      </w:r>
+      <w:r>
+        <w:rPr>
+          <w:i/>
+          <w:iCs/>
+        </w:rPr>
+        <w:t xml:space="preserve">Corrosion Engineering: Principles and Practice</w:t>
+      </w:r>
+      <w:r>
+        <w:t xml:space="preserve">. McGraw-Hill.</w:t>
+      </w:r>
+    </w:p>
+    <w:p>
+      <w:pPr>
+        <w:numPr>
+          <w:ilvl w:val="0"/>
+          <w:numId w:val="1032"/>
+        </w:numPr>
+      </w:pPr>
+      <w:r>
+        <w:t xml:space="preserve">Savitzky, A., &amp; Golay, M. J. E. (1964). Smoothing and differentiation of data by simplified least squares procedures.</w:t>
+      </w:r>
+      <w:r>
+        <w:t xml:space="preserve"> </w:t>
+      </w:r>
+      <w:r>
+        <w:rPr>
+          <w:i/>
+          <w:iCs/>
+        </w:rPr>
+        <w:t xml:space="preserve">Analytical Chemistry</w:t>
+      </w:r>
+      <w:r>
+        <w:t xml:space="preserve">, 36(8), 1627–1639.</w:t>
+      </w:r>
+    </w:p>
+    <w:p>
+      <w:pPr>
+        <w:numPr>
+          <w:ilvl w:val="0"/>
+          <w:numId w:val="1032"/>
+        </w:numPr>
+      </w:pPr>
+      <w:r>
+        <w:t xml:space="preserve">Schweitzer, P. A. (2010).</w:t>
+      </w:r>
+      <w:r>
+        <w:t xml:space="preserve"> </w:t>
+      </w:r>
+      <w:r>
+        <w:rPr>
+          <w:i/>
+          <w:iCs/>
+        </w:rPr>
+        <w:t xml:space="preserve">Fundamentals of Corrosion: Mechanisms, Causes, and Preventive Methods</w:t>
+      </w:r>
+      <w:r>
+        <w:t xml:space="preserve">. CRC Press.</w:t>
+      </w:r>
+    </w:p>
+    <w:p>
+      <w:pPr>
+        <w:numPr>
+          <w:ilvl w:val="0"/>
+          <w:numId w:val="1032"/>
+        </w:numPr>
+      </w:pPr>
+      <w:r>
+        <w:t xml:space="preserve">Standards Norway. (2017).</w:t>
+      </w:r>
+      <w:r>
+        <w:t xml:space="preserve"> </w:t>
+      </w:r>
+      <w:r>
+        <w:rPr>
+          <w:i/>
+          <w:iCs/>
+        </w:rPr>
+        <w:t xml:space="preserve">NORSOK M-506 — CO₂ corrosion rate calculation model</w:t>
+      </w:r>
+      <w:r>
+        <w:t xml:space="preserve"> </w:t>
+      </w:r>
+      <w:r>
+        <w:t xml:space="preserve">(3rd ed.).</w:t>
+      </w:r>
+    </w:p>
+    <w:p>
+      <w:pPr>
+        <w:numPr>
+          <w:ilvl w:val="0"/>
+          <w:numId w:val="1032"/>
+        </w:numPr>
+      </w:pPr>
+      <w:r>
+        <w:t xml:space="preserve">Tan, L., et al. (2025). Prediction of internal corrosion rate for gas pipeline: A new method based on transformer architecture.</w:t>
+      </w:r>
+      <w:r>
+        <w:t xml:space="preserve"> </w:t>
+      </w:r>
+      <w:r>
+        <w:rPr>
+          <w:i/>
+          <w:iCs/>
+        </w:rPr>
+        <w:t xml:space="preserve">Computers &amp; Chemical Engineering</w:t>
+      </w:r>
+      <w:r>
+        <w:t xml:space="preserve">. https://www.sciencedirect.com/science/article/abs/pii/S0098135425000882</w:t>
+      </w:r>
+    </w:p>
+    <w:p>
+      <w:pPr>
+        <w:numPr>
+          <w:ilvl w:val="0"/>
+          <w:numId w:val="1032"/>
+        </w:numPr>
+      </w:pPr>
+      <w:r>
+        <w:t xml:space="preserve">Tukey, J. W. (1977).</w:t>
+      </w:r>
+      <w:r>
+        <w:t xml:space="preserve"> </w:t>
+      </w:r>
+      <w:r>
+        <w:rPr>
+          <w:i/>
+          <w:iCs/>
+        </w:rPr>
+        <w:t xml:space="preserve">Exploratory Data Analysis</w:t>
+      </w:r>
+      <w:r>
+        <w:t xml:space="preserve">. Addison-Wesley.</w:t>
+      </w:r>
+    </w:p>
+    <w:p>
+      <w:pPr>
+        <w:numPr>
+          <w:ilvl w:val="0"/>
+          <w:numId w:val="1032"/>
+        </w:numPr>
+      </w:pPr>
+      <w:r>
+        <w:t xml:space="preserve">Wagner, C., &amp; Traud, W. (1938). On the interpretation of corrosion phenomena by superposition of electrochemical partial reactions.</w:t>
+      </w:r>
+      <w:r>
+        <w:t xml:space="preserve"> </w:t>
+      </w:r>
+      <w:r>
+        <w:rPr>
+          <w:i/>
+          <w:iCs/>
+        </w:rPr>
+        <w:t xml:space="preserve">Zeitschrift für Elektrochemie</w:t>
+      </w:r>
+      <w:r>
+        <w:t xml:space="preserve">, 44(7), 391–402.</w:t>
+      </w:r>
+    </w:p>
+    <w:p>
+      <w:pPr>
+        <w:numPr>
+          <w:ilvl w:val="0"/>
+          <w:numId w:val="1032"/>
+        </w:numPr>
+      </w:pPr>
+      <w:r>
+        <w:t xml:space="preserve">Wang, Y., et al. (2023). Corrosion inhibition mechanism of water-soluble imidazoline on A572 Gr.65 steel in 3.5 wt % NaCl solution.</w:t>
+      </w:r>
+      <w:r>
+        <w:t xml:space="preserve"> </w:t>
+      </w:r>
+      <w:r>
+        <w:rPr>
+          <w:i/>
+          <w:iCs/>
+        </w:rPr>
+        <w:t xml:space="preserve">Langmuir</w:t>
+      </w:r>
+      <w:r>
+        <w:t xml:space="preserve">, 39(45), 16108–16119. https://doi.org/10.1021/acs.langmuir.3c02781</w:t>
+      </w:r>
+    </w:p>
+    <w:p>
+      <w:pPr>
+        <w:numPr>
+          <w:ilvl w:val="0"/>
+          <w:numId w:val="1032"/>
+        </w:numPr>
+      </w:pPr>
+      <w:r>
+        <w:t xml:space="preserve">Webster, J. G. (Ed.). (2014).</w:t>
+      </w:r>
+      <w:r>
+        <w:t xml:space="preserve"> </w:t>
+      </w:r>
+      <w:r>
+        <w:rPr>
+          <w:i/>
+          <w:iCs/>
+        </w:rPr>
+        <w:t xml:space="preserve">The Measurement, Instrumentation, and Sensors Handbook</w:t>
+      </w:r>
+      <w:r>
+        <w:t xml:space="preserve"> </w:t>
+      </w:r>
+      <w:r>
+        <w:t xml:space="preserve">(2nd ed.). CRC Press.</w:t>
+      </w:r>
+    </w:p>
+    <w:p>
+      <w:pPr>
+        <w:numPr>
+          <w:ilvl w:val="0"/>
+          <w:numId w:val="1032"/>
+        </w:numPr>
+      </w:pPr>
+      <w:r>
+        <w:t xml:space="preserve">Wei, X., et al. (2024). Advanced machine learning techniques for corrosion rate estimation and prediction in industrial cooling water pipelines.</w:t>
+      </w:r>
+      <w:r>
+        <w:t xml:space="preserve"> </w:t>
+      </w:r>
+      <w:r>
+        <w:rPr>
+          <w:i/>
+          <w:iCs/>
+        </w:rPr>
+        <w:t xml:space="preserve">Sensors</w:t>
+      </w:r>
+      <w:r>
+        <w:t xml:space="preserve">, 24(11), 3564. https://doi.org/10.3390/s24113564</w:t>
+      </w:r>
+    </w:p>
+    <w:p>
+      <w:pPr>
+        <w:numPr>
+          <w:ilvl w:val="0"/>
+          <w:numId w:val="1032"/>
+        </w:numPr>
+      </w:pPr>
+      <w:r>
+        <w:t xml:space="preserve">Kuang, J., &amp; Long, Z. (2024). Prediction model for corrosion rate of low-alloy steels under atmospheric conditions using machine learning algorithms.</w:t>
+      </w:r>
+      <w:r>
+        <w:t xml:space="preserve"> </w:t>
+      </w:r>
+      <w:r>
+        <w:rPr>
+          <w:i/>
+          <w:iCs/>
+        </w:rPr>
+        <w:t xml:space="preserve">International Journal of Minerals, Metallurgy and Materials</w:t>
+      </w:r>
+      <w:r>
+        <w:t xml:space="preserve">, 31(2), 337–350. https://doi.org/10.1007/s12613-023-2679-5</w:t>
+      </w:r>
+    </w:p>
+    <w:p>
+      <w:pPr>
+        <w:numPr>
+          <w:ilvl w:val="0"/>
+          <w:numId w:val="1032"/>
+        </w:numPr>
+      </w:pPr>
+      <w:r>
+        <w:t xml:space="preserve">XGBoost. (2024).</w:t>
+      </w:r>
+      <w:r>
+        <w:t xml:space="preserve"> </w:t>
+      </w:r>
+      <w:r>
+        <w:rPr>
+          <w:i/>
+          <w:iCs/>
+        </w:rPr>
+        <w:t xml:space="preserve">XGBoost Documentation</w:t>
+      </w:r>
+      <w:r>
+        <w:t xml:space="preserve">. https://xgboost.readthedocs.io/</w:t>
+      </w:r>
+    </w:p>
+    <w:p>
+      <w:pPr>
+        <w:numPr>
+          <w:ilvl w:val="0"/>
+          <w:numId w:val="1032"/>
+        </w:numPr>
+      </w:pPr>
+      <w:r>
+        <w:t xml:space="preserve">Bagheri, B., Yang, S., Kao, H.-A., &amp; Lee, J. (2015). Cyber-physical systems architecture for self-aware machines in industry 4.0 environment.</w:t>
+      </w:r>
+      <w:r>
+        <w:t xml:space="preserve"> </w:t>
+      </w:r>
+      <w:r>
+        <w:rPr>
+          <w:i/>
+          <w:iCs/>
+        </w:rPr>
+        <w:t xml:space="preserve">IFAC-PapersOnLine</w:t>
+      </w:r>
+      <w:r>
+        <w:t xml:space="preserve">, 48(3), 1622–1627. https://www.sciencedirect.com/science/article/pii/S2405896315005571</w:t>
+      </w:r>
+    </w:p>
+    <w:p>
+      <w:pPr>
+        <w:numPr>
+          <w:ilvl w:val="0"/>
+          <w:numId w:val="1032"/>
+        </w:numPr>
+      </w:pPr>
+      <w:r>
+        <w:t xml:space="preserve">CMMS Wikipedia. (2024).</w:t>
+      </w:r>
+      <w:r>
+        <w:t xml:space="preserve"> </w:t>
+      </w:r>
+      <w:r>
+        <w:rPr>
+          <w:i/>
+          <w:iCs/>
+        </w:rPr>
+        <w:t xml:space="preserve">Computerized Maintenance Management System</w:t>
+      </w:r>
+      <w:r>
+        <w:t xml:space="preserve">. https://en.wikipedia.org/wiki/Computerized_maintenance_management_system</w:t>
+      </w:r>
+    </w:p>
+    <w:p>
+      <w:pPr>
+        <w:numPr>
+          <w:ilvl w:val="0"/>
+          <w:numId w:val="1032"/>
+        </w:numPr>
+      </w:pPr>
+      <w:r>
+        <w:t xml:space="preserve">ISO. (2016).</w:t>
+      </w:r>
+      <w:r>
+        <w:t xml:space="preserve"> </w:t>
+      </w:r>
+      <w:r>
+        <w:rPr>
+          <w:i/>
+          <w:iCs/>
+        </w:rPr>
+        <w:t xml:space="preserve">ISO 14224:2016 — Petroleum, petrochemical and natural gas industries — Collection and exchange of reliability and maintenance data for equipment</w:t>
+      </w:r>
+      <w:r>
+        <w:t xml:space="preserve">. International Organization for Standardization.</w:t>
+      </w:r>
+    </w:p>
+    <w:p>
+      <w:pPr>
+        <w:numPr>
+          <w:ilvl w:val="0"/>
+          <w:numId w:val="1032"/>
+        </w:numPr>
+      </w:pPr>
+      <w:r>
+        <w:t xml:space="preserve">Lopes, I., Senra, P., Vilarinho, S., Sá, V., Teixeira, C., Lopes, J., Alves, A., Oliveira, J. A., &amp; Figueiredo, M. (2016). Requirements specification of a computerized maintenance management system — A case study.</w:t>
+      </w:r>
+      <w:r>
+        <w:t xml:space="preserve"> </w:t>
+      </w:r>
+      <w:r>
+        <w:rPr>
+          <w:i/>
+          <w:iCs/>
+        </w:rPr>
+        <w:t xml:space="preserve">Procedia CIRP</w:t>
+      </w:r>
+      <w:r>
+        <w:t xml:space="preserve">, 52, 268–273.</w:t>
+      </w:r>
+    </w:p>
+    <w:p>
+      <w:pPr>
+        <w:numPr>
+          <w:ilvl w:val="0"/>
+          <w:numId w:val="1032"/>
+        </w:numPr>
+      </w:pPr>
+      <w:r>
+        <w:t xml:space="preserve">Roda, I., &amp; Macchi, M. (2018). A framework to embed asset management in production companies.</w:t>
+      </w:r>
+      <w:r>
+        <w:t xml:space="preserve"> </w:t>
+      </w:r>
+      <w:r>
+        <w:rPr>
+          <w:i/>
+          <w:iCs/>
+        </w:rPr>
+        <w:t xml:space="preserve">Proceedings of the Institution of Mechanical Engineers, Part O: Journal of Risk and Reliability</w:t>
+      </w:r>
+      <w:r>
+        <w:t xml:space="preserve">, 232(4), 368–378.</w:t>
+      </w:r>
+    </w:p>
+    <w:p>
+      <w:pPr>
+        <w:numPr>
+          <w:ilvl w:val="0"/>
+          <w:numId w:val="1032"/>
+        </w:numPr>
+      </w:pPr>
+      <w:r>
+        <w:t xml:space="preserve">Supabase. (2024).</w:t>
+      </w:r>
+      <w:r>
+        <w:t xml:space="preserve"> </w:t>
+      </w:r>
+      <w:r>
+        <w:rPr>
+          <w:i/>
+          <w:iCs/>
+        </w:rPr>
+        <w:t xml:space="preserve">Supabase — The Open Source Firebase Alternative</w:t>
+      </w:r>
+      <w:r>
+        <w:t xml:space="preserve">. https://supabase.com/</w:t>
+      </w:r>
+    </w:p>
+    <w:p>
+      <w:pPr>
+        <w:numPr>
+          <w:ilvl w:val="0"/>
+          <w:numId w:val="1032"/>
+        </w:numPr>
+      </w:pPr>
+      <w:r>
+        <w:t xml:space="preserve">Avrami, M. (1939). Kinetics of phase change. I. General theory.</w:t>
+      </w:r>
+      <w:r>
+        <w:t xml:space="preserve"> </w:t>
+      </w:r>
+      <w:r>
+        <w:rPr>
+          <w:i/>
+          <w:iCs/>
+        </w:rPr>
+        <w:t xml:space="preserve">Journal of Chemical Physics</w:t>
+      </w:r>
+      <w:r>
+        <w:t xml:space="preserve">, 7(12), 1103–1112. https://doi.org/10.1063/1.1750380</w:t>
+      </w:r>
+    </w:p>
+    <w:p>
+      <w:pPr>
+        <w:numPr>
+          <w:ilvl w:val="0"/>
+          <w:numId w:val="1032"/>
+        </w:numPr>
+      </w:pPr>
+      <w:r>
+        <w:t xml:space="preserve">Saxena, A., Goebel, K., Simon, D., &amp; Eklund, N. (2008). Damage propagation modeling for aircraft engine run-to-failure simulation.</w:t>
+      </w:r>
+      <w:r>
+        <w:t xml:space="preserve"> </w:t>
+      </w:r>
+      <w:r>
+        <w:rPr>
+          <w:i/>
+          <w:iCs/>
+        </w:rPr>
+        <w:t xml:space="preserve">International Conference on Prognostics and Health Management (PHM)</w:t>
+      </w:r>
+      <w:r>
+        <w:t xml:space="preserve">, 1–9. IEEE. https://doi.org/10.1109/PHM.2008.4711414</w:t>
+      </w:r>
+    </w:p>
+    <w:p>
+      <w:pPr>
+        <w:numPr>
+          <w:ilvl w:val="0"/>
+          <w:numId w:val="1032"/>
+        </w:numPr>
+      </w:pPr>
+      <w:r>
+        <w:t xml:space="preserve">He, H., &amp; Garcia, E. A. (2009). Learning from imbalanced data.</w:t>
+      </w:r>
+      <w:r>
+        <w:t xml:space="preserve"> </w:t>
+      </w:r>
+      <w:r>
+        <w:rPr>
+          <w:i/>
+          <w:iCs/>
+        </w:rPr>
+        <w:t xml:space="preserve">IEEE Transactions on Knowledge and Data Engineering</w:t>
+      </w:r>
+      <w:r>
+        <w:t xml:space="preserve">, 21(9), 1263–1284. https://doi.org/10.1109/TKDE.2008.239</w:t>
+      </w:r>
+    </w:p>
+    <w:p>
+      <w:pPr>
+        <w:numPr>
+          <w:ilvl w:val="0"/>
+          <w:numId w:val="1032"/>
+        </w:numPr>
+      </w:pPr>
+      <w:r>
+        <w:t xml:space="preserve">Montgomery, D. C. (2017).</w:t>
+      </w:r>
+      <w:r>
+        <w:t xml:space="preserve"> </w:t>
+      </w:r>
+      <w:r>
+        <w:rPr>
+          <w:i/>
+          <w:iCs/>
+        </w:rPr>
+        <w:t xml:space="preserve">Design and Analysis of Experiments</w:t>
+      </w:r>
+      <w:r>
+        <w:t xml:space="preserve"> </w:t>
+      </w:r>
+      <w:r>
+        <w:t xml:space="preserve">(9th ed.). John Wiley &amp; Sons.</w:t>
+      </w:r>
+    </w:p>
+    <w:p>
+      <w:r>
+        <w:br w:type="page"/>
+      </w:r>
+    </w:p>
+    <w:bookmarkEnd w:id="177"/>
+    <w:bookmarkStart w:id="192" w:name="annexes"/>
+    <w:p>
+      <w:pPr>
+        <w:pStyle w:val="Heading1"/>
+      </w:pPr>
+      <w:r>
+        <w:t xml:space="preserve">ANNEXES</w:t>
+      </w:r>
+    </w:p>
+    <w:bookmarkStart w:id="178" w:name="X4a78aeac9d5037a16008a2ee68dd1166d7aa4b4"/>
+    <w:p>
+      <w:pPr>
+        <w:pStyle w:val="Heading2"/>
+      </w:pPr>
+      <w:r>
+        <w:t xml:space="preserve">Annexe A — Code source du firmware ESP32 (extrait)</w:t>
+      </w:r>
+    </w:p>
+    <w:p>
+      <w:pPr>
+        <w:pStyle w:val="SourceCode"/>
+      </w:pPr>
+      <w:r>
+        <w:rPr>
+          <w:rStyle w:val="CommentTok"/>
+        </w:rPr>
+        <w:t xml:space="preserve">// ─────────────────────────────────────────────────────────</w:t>
+      </w:r>
+      <w:r>
+        <w:br/>
+      </w:r>
+      <w:r>
+        <w:rPr>
+          <w:rStyle w:val="CommentTok"/>
+        </w:rPr>
+        <w:t xml:space="preserve">// Corrosion Monitor — ESP32 + HX711 + DS18B20</w:t>
+      </w:r>
+      <w:r>
+        <w:br/>
+      </w:r>
+      <w:r>
+        <w:rPr>
+          <w:rStyle w:val="CommentTok"/>
+        </w:rPr>
+        <w:t xml:space="preserve">// M2 Maintenance Industrielle — ESTL Douala</w:t>
+      </w:r>
+      <w:r>
+        <w:br/>
+      </w:r>
+      <w:r>
+        <w:rPr>
+          <w:rStyle w:val="CommentTok"/>
+        </w:rPr>
+        <w:t xml:space="preserve">// Cycle : mesure → POST Supabase → temporisation 30 s (acquisition continue)</w:t>
+      </w:r>
+      <w:r>
+        <w:br/>
+      </w:r>
+      <w:r>
+        <w:rPr>
+          <w:rStyle w:val="CommentTok"/>
+        </w:rPr>
+        <w:t xml:space="preserve">// ─────────────────────────────────────────────────────────</w:t>
+      </w:r>
+      <w:r>
+        <w:br/>
+      </w:r>
+      <w:r>
+        <w:br/>
+      </w:r>
+      <w:r>
+        <w:rPr>
+          <w:rStyle w:val="PreprocessorTok"/>
+        </w:rPr>
+        <w:t xml:space="preserve">#include </w:t>
+      </w:r>
+      <w:r>
+        <w:rPr>
+          <w:rStyle w:val="ImportTok"/>
+        </w:rPr>
+        <w:t xml:space="preserve">"HX711.h"</w:t>
+      </w:r>
+      <w:r>
+        <w:br/>
+      </w:r>
+      <w:r>
+        <w:rPr>
+          <w:rStyle w:val="PreprocessorTok"/>
+        </w:rPr>
+        <w:t xml:space="preserve">#include </w:t>
+      </w:r>
+      <w:r>
+        <w:rPr>
+          <w:rStyle w:val="ImportTok"/>
+        </w:rPr>
+        <w:t xml:space="preserve">&lt;OneWire.h&gt;</w:t>
+      </w:r>
+      <w:r>
+        <w:br/>
+      </w:r>
+      <w:r>
+        <w:rPr>
+          <w:rStyle w:val="PreprocessorTok"/>
+        </w:rPr>
+        <w:t xml:space="preserve">#include </w:t>
+      </w:r>
+      <w:r>
+        <w:rPr>
+          <w:rStyle w:val="ImportTok"/>
+        </w:rPr>
+        <w:t xml:space="preserve">&lt;DallasTemperature.h&gt;</w:t>
+      </w:r>
+      <w:r>
+        <w:br/>
+      </w:r>
+      <w:r>
+        <w:br/>
+      </w:r>
+      <w:r>
+        <w:rPr>
+          <w:rStyle w:val="PreprocessorTok"/>
+        </w:rPr>
+        <w:t xml:space="preserve">#define HX711_DOUT_PIN   </w:t>
+      </w:r>
+      <w:r>
+        <w:rPr>
+          <w:rStyle w:val="DecValTok"/>
+        </w:rPr>
+        <w:t xml:space="preserve">21</w:t>
+      </w:r>
+      <w:r>
+        <w:br/>
+      </w:r>
+      <w:r>
+        <w:rPr>
+          <w:rStyle w:val="PreprocessorTok"/>
+        </w:rPr>
+        <w:t xml:space="preserve">#define HX711_SCK_PIN    </w:t>
+      </w:r>
+      <w:r>
+        <w:rPr>
+          <w:rStyle w:val="DecValTok"/>
+        </w:rPr>
+        <w:t xml:space="preserve">22</w:t>
+      </w:r>
+      <w:r>
+        <w:br/>
+      </w:r>
+      <w:r>
+        <w:rPr>
+          <w:rStyle w:val="PreprocessorTok"/>
+        </w:rPr>
+        <w:t xml:space="preserve">#define ONE_WIRE_BUS     </w:t>
+      </w:r>
+      <w:r>
+        <w:rPr>
+          <w:rStyle w:val="DecValTok"/>
+        </w:rPr>
+        <w:t xml:space="preserve">19</w:t>
+      </w:r>
+      <w:r>
+        <w:br/>
+      </w:r>
+      <w:r>
+        <w:br/>
+      </w:r>
+      <w:r>
+        <w:rPr>
+          <w:rStyle w:val="PreprocessorTok"/>
+        </w:rPr>
+        <w:t xml:space="preserve">#define MEASURE_INTERVAL_MS  </w:t>
+      </w:r>
+      <w:r>
+        <w:rPr>
+          <w:rStyle w:val="DecValTok"/>
+        </w:rPr>
+        <w:t xml:space="preserve">30000</w:t>
+      </w:r>
+      <w:r>
+        <w:rPr>
+          <w:rStyle w:val="BuiltInTok"/>
+        </w:rPr>
+        <w:t xml:space="preserve">UL</w:t>
+      </w:r>
+      <w:r>
+        <w:rPr>
+          <w:rStyle w:val="PreprocessorTok"/>
+        </w:rPr>
+        <w:t xml:space="preserve">   </w:t>
+      </w:r>
+      <w:r>
+        <w:rPr>
+          <w:rStyle w:val="CommentTok"/>
+        </w:rPr>
+        <w:t xml:space="preserve">// 30 secondes</w:t>
+      </w:r>
+      <w:r>
+        <w:br/>
+      </w:r>
+      <w:r>
+        <w:rPr>
+          <w:rStyle w:val="PreprocessorTok"/>
+        </w:rPr>
+        <w:t xml:space="preserve">#define MESURES_PAR_CYCLE    </w:t>
+      </w:r>
+      <w:r>
+        <w:rPr>
+          <w:rStyle w:val="DecValTok"/>
+        </w:rPr>
+        <w:t xml:space="preserve">10</w:t>
+      </w:r>
+      <w:r>
+        <w:br/>
+      </w:r>
+      <w:r>
+        <w:br/>
+      </w:r>
+      <w:r>
+        <w:rPr>
+          <w:rStyle w:val="AttributeTok"/>
+        </w:rPr>
+        <w:t xml:space="preserve">static</w:t>
+      </w:r>
+      <w:r>
+        <w:rPr>
+          <w:rStyle w:val="NormalTok"/>
+        </w:rPr>
+        <w:t xml:space="preserve"> </w:t>
+      </w:r>
+      <w:r>
+        <w:rPr>
+          <w:rStyle w:val="DataTypeTok"/>
+        </w:rPr>
+        <w:t xml:space="preserve">double</w:t>
+      </w:r>
+      <w:r>
+        <w:rPr>
+          <w:rStyle w:val="NormalTok"/>
+        </w:rPr>
+        <w:t xml:space="preserve"> last_Rx       </w:t>
+      </w:r>
+      <w:r>
+        <w:rPr>
+          <w:rStyle w:val="OperatorTok"/>
+        </w:rPr>
+        <w:t xml:space="preserve">=</w:t>
+      </w:r>
+      <w:r>
+        <w:rPr>
+          <w:rStyle w:val="NormalTok"/>
+        </w:rPr>
+        <w:t xml:space="preserve"> </w:t>
+      </w:r>
+      <w:r>
+        <w:rPr>
+          <w:rStyle w:val="FloatTok"/>
+        </w:rPr>
+        <w:t xml:space="preserve">0.0</w:t>
+      </w:r>
+      <w:r>
+        <w:rPr>
+          <w:rStyle w:val="OperatorTok"/>
+        </w:rPr>
+        <w:t xml:space="preserve">;</w:t>
+      </w:r>
+      <w:r>
+        <w:br/>
+      </w:r>
+      <w:r>
+        <w:rPr>
+          <w:rStyle w:val="AttributeTok"/>
+        </w:rPr>
+        <w:t xml:space="preserve">static</w:t>
+      </w:r>
+      <w:r>
+        <w:rPr>
+          <w:rStyle w:val="NormalTok"/>
+        </w:rPr>
+        <w:t xml:space="preserve"> </w:t>
+      </w:r>
+      <w:r>
+        <w:rPr>
+          <w:rStyle w:val="DataTypeTok"/>
+        </w:rPr>
+        <w:t xml:space="preserve">bool</w:t>
+      </w:r>
+      <w:r>
+        <w:rPr>
+          <w:rStyle w:val="NormalTok"/>
+        </w:rPr>
+        <w:t xml:space="preserve">   first_measure </w:t>
+      </w:r>
+      <w:r>
+        <w:rPr>
+          <w:rStyle w:val="OperatorTok"/>
+        </w:rPr>
+        <w:t xml:space="preserve">=</w:t>
+      </w:r>
+      <w:r>
+        <w:rPr>
+          <w:rStyle w:val="NormalTok"/>
+        </w:rPr>
+        <w:t xml:space="preserve"> </w:t>
+      </w:r>
+      <w:r>
+        <w:rPr>
+          <w:rStyle w:val="KeywordTok"/>
+        </w:rPr>
+        <w:t xml:space="preserve">true</w:t>
+      </w:r>
+      <w:r>
+        <w:rPr>
+          <w:rStyle w:val="OperatorTok"/>
+        </w:rPr>
+        <w:t xml:space="preserve">;</w:t>
+      </w:r>
+    </w:p>
+    <w:p>
+      <w:pPr>
+        <w:pStyle w:val="FirstParagraph"/>
+      </w:pPr>
+      <w:r>
+        <w:rPr>
+          <w:i/>
+          <w:iCs/>
+        </w:rPr>
+        <w:t xml:space="preserve">Code complet disponible dans le dépôt GitHub :</w:t>
+      </w:r>
+      <w:r>
+        <w:rPr>
+          <w:i/>
+          <w:iCs/>
+        </w:rPr>
+        <w:t xml:space="preserve"> </w:t>
+      </w:r>
+      <w:r>
+        <w:rPr>
+          <w:rStyle w:val="VerbatimChar"/>
+          <w:i/>
+          <w:iCs/>
+        </w:rPr>
+        <w:t xml:space="preserve">firmware/corrosion_monitor.ino</w:t>
+      </w:r>
+      <w:r>
+        <w:rPr>
+          <w:i/>
+          <w:iCs/>
+        </w:rPr>
+        <w:t xml:space="preserve">.</w:t>
+      </w:r>
+    </w:p>
+    <w:bookmarkEnd w:id="178"/>
+    <w:bookmarkStart w:id="179" w:name="X89fdaac54454b2f39af1c3d7cfa8452fb9c21c0"/>
+    <w:p>
+      <w:pPr>
+        <w:pStyle w:val="Heading2"/>
+      </w:pPr>
+      <w:r>
+        <w:t xml:space="preserve">Annexe B — Pipeline Python — extrait feature engineering</w:t>
+      </w:r>
+    </w:p>
+    <w:p>
+      <w:pPr>
+        <w:pStyle w:val="SourceCode"/>
+      </w:pPr>
+      <w:r>
+        <w:rPr>
+          <w:rStyle w:val="KeywordTok"/>
+        </w:rPr>
+        <w:t xml:space="preserve">def</w:t>
+      </w:r>
+      <w:r>
+        <w:rPr>
+          <w:rStyle w:val="NormalTok"/>
+        </w:rPr>
+        <w:t xml:space="preserve"> feature_engineering(df: pd.DataFrame) </w:t>
+      </w:r>
+      <w:r>
+        <w:rPr>
+          <w:rStyle w:val="OperatorTok"/>
+        </w:rPr>
+        <w:t xml:space="preserve">-&gt;</w:t>
+      </w:r>
+      <w:r>
+        <w:rPr>
+          <w:rStyle w:val="NormalTok"/>
+        </w:rPr>
+        <w:t xml:space="preserve"> pd.DataFrame:</w:t>
+      </w:r>
+      <w:r>
+        <w:br/>
+      </w:r>
+      <w:r>
+        <w:rPr>
+          <w:rStyle w:val="NormalTok"/>
+        </w:rPr>
+        <w:t xml:space="preserve">    df[</w:t>
+      </w:r>
+      <w:r>
+        <w:rPr>
+          <w:rStyle w:val="StringTok"/>
+        </w:rPr>
+        <w:t xml:space="preserve">"delta_R_1h"</w:t>
+      </w:r>
+      <w:r>
+        <w:rPr>
+          <w:rStyle w:val="NormalTok"/>
+        </w:rPr>
+        <w:t xml:space="preserve">]  </w:t>
+      </w:r>
+      <w:r>
+        <w:rPr>
+          <w:rStyle w:val="OperatorTok"/>
+        </w:rPr>
+        <w:t xml:space="preserve">=</w:t>
+      </w:r>
+      <w:r>
+        <w:rPr>
+          <w:rStyle w:val="NormalTok"/>
+        </w:rPr>
+        <w:t xml:space="preserve"> df[</w:t>
+      </w:r>
+      <w:r>
+        <w:rPr>
+          <w:rStyle w:val="StringTok"/>
+        </w:rPr>
+        <w:t xml:space="preserve">"rx_corr"</w:t>
+      </w:r>
+      <w:r>
+        <w:rPr>
+          <w:rStyle w:val="NormalTok"/>
+        </w:rPr>
+        <w:t xml:space="preserve">].diff(N_1H)   </w:t>
+      </w:r>
+      <w:r>
+        <w:rPr>
+          <w:rStyle w:val="CommentTok"/>
+        </w:rPr>
+        <w:t xml:space="preserve"># variation sur ~1 h</w:t>
+      </w:r>
+      <w:r>
+        <w:br/>
+      </w:r>
+      <w:r>
+        <w:rPr>
+          <w:rStyle w:val="NormalTok"/>
+        </w:rPr>
+        <w:t xml:space="preserve">    df[</w:t>
+      </w:r>
+      <w:r>
+        <w:rPr>
+          <w:rStyle w:val="StringTok"/>
+        </w:rPr>
+        <w:t xml:space="preserve">"delta_R_6h"</w:t>
+      </w:r>
+      <w:r>
+        <w:rPr>
+          <w:rStyle w:val="NormalTok"/>
+        </w:rPr>
+        <w:t xml:space="preserve">]  </w:t>
+      </w:r>
+      <w:r>
+        <w:rPr>
+          <w:rStyle w:val="OperatorTok"/>
+        </w:rPr>
+        <w:t xml:space="preserve">=</w:t>
+      </w:r>
+      <w:r>
+        <w:rPr>
+          <w:rStyle w:val="NormalTok"/>
+        </w:rPr>
+        <w:t xml:space="preserve"> df[</w:t>
+      </w:r>
+      <w:r>
+        <w:rPr>
+          <w:rStyle w:val="StringTok"/>
+        </w:rPr>
+        <w:t xml:space="preserve">"rx_corr"</w:t>
+      </w:r>
+      <w:r>
+        <w:rPr>
+          <w:rStyle w:val="NormalTok"/>
+        </w:rPr>
+        <w:t xml:space="preserve">].diff(N_6H)   </w:t>
+      </w:r>
+      <w:r>
+        <w:rPr>
+          <w:rStyle w:val="CommentTok"/>
+        </w:rPr>
+        <w:t xml:space="preserve"># variation sur ~6 h</w:t>
+      </w:r>
+      <w:r>
+        <w:br/>
+      </w:r>
+      <w:r>
+        <w:rPr>
+          <w:rStyle w:val="NormalTok"/>
+        </w:rPr>
+        <w:t xml:space="preserve">    dt_1h </w:t>
+      </w:r>
+      <w:r>
+        <w:rPr>
+          <w:rStyle w:val="OperatorTok"/>
+        </w:rPr>
+        <w:t xml:space="preserve">=</w:t>
+      </w:r>
+      <w:r>
+        <w:rPr>
+          <w:rStyle w:val="NormalTok"/>
+        </w:rPr>
+        <w:t xml:space="preserve"> df[</w:t>
+      </w:r>
+      <w:r>
+        <w:rPr>
+          <w:rStyle w:val="StringTok"/>
+        </w:rPr>
+        <w:t xml:space="preserve">"timestamp_h"</w:t>
+      </w:r>
+      <w:r>
+        <w:rPr>
+          <w:rStyle w:val="NormalTok"/>
+        </w:rPr>
+        <w:t xml:space="preserve">].diff(</w:t>
+      </w:r>
+      <w:r>
+        <w:rPr>
+          <w:rStyle w:val="DecValTok"/>
+        </w:rPr>
+        <w:t xml:space="preserve">6</w:t>
+      </w:r>
+      <w:r>
+        <w:rPr>
+          <w:rStyle w:val="NormalTok"/>
+        </w:rPr>
+        <w:t xml:space="preserve">).replace(</w:t>
+      </w:r>
+      <w:r>
+        <w:rPr>
+          <w:rStyle w:val="DecValTok"/>
+        </w:rPr>
+        <w:t xml:space="preserve">0</w:t>
+      </w:r>
+      <w:r>
+        <w:rPr>
+          <w:rStyle w:val="NormalTok"/>
+        </w:rPr>
+        <w:t xml:space="preserve">, np.nan)</w:t>
+      </w:r>
+      <w:r>
+        <w:br/>
+      </w:r>
+      <w:r>
+        <w:rPr>
+          <w:rStyle w:val="NormalTok"/>
+        </w:rPr>
+        <w:t xml:space="preserve">    df[</w:t>
+      </w:r>
+      <w:r>
+        <w:rPr>
+          <w:rStyle w:val="StringTok"/>
+        </w:rPr>
+        <w:t xml:space="preserve">"vitesse_CR_1h"</w:t>
+      </w:r>
+      <w:r>
+        <w:rPr>
+          <w:rStyle w:val="NormalTok"/>
+        </w:rPr>
+        <w:t xml:space="preserve">] </w:t>
+      </w:r>
+      <w:r>
+        <w:rPr>
+          <w:rStyle w:val="OperatorTok"/>
+        </w:rPr>
+        <w:t xml:space="preserve">=</w:t>
+      </w:r>
+      <w:r>
+        <w:rPr>
+          <w:rStyle w:val="NormalTok"/>
+        </w:rPr>
+        <w:t xml:space="preserve"> (np.</w:t>
+      </w:r>
+      <w:r>
+        <w:rPr>
+          <w:rStyle w:val="BuiltInTok"/>
+        </w:rPr>
+        <w:t xml:space="preserve">abs</w:t>
+      </w:r>
+      <w:r>
+        <w:rPr>
+          <w:rStyle w:val="NormalTok"/>
+        </w:rPr>
+        <w:t xml:space="preserve">(df[</w:t>
+      </w:r>
+      <w:r>
+        <w:rPr>
+          <w:rStyle w:val="StringTok"/>
+        </w:rPr>
+        <w:t xml:space="preserve">"rx_corr"</w:t>
+      </w:r>
+      <w:r>
+        <w:rPr>
+          <w:rStyle w:val="NormalTok"/>
+        </w:rPr>
+        <w:t xml:space="preserve">].diff(</w:t>
+      </w:r>
+      <w:r>
+        <w:rPr>
+          <w:rStyle w:val="DecValTok"/>
+        </w:rPr>
+        <w:t xml:space="preserve">6</w:t>
+      </w:r>
+      <w:r>
+        <w:rPr>
+          <w:rStyle w:val="NormalTok"/>
+        </w:rPr>
+        <w:t xml:space="preserve">) </w:t>
+      </w:r>
+      <w:r>
+        <w:rPr>
+          <w:rStyle w:val="OperatorTok"/>
+        </w:rPr>
+        <w:t xml:space="preserve">/</w:t>
+      </w:r>
+      <w:r>
+        <w:rPr>
+          <w:rStyle w:val="NormalTok"/>
+        </w:rPr>
+        <w:t xml:space="preserve"> dt_1h)</w:t>
+      </w:r>
+      <w:r>
+        <w:br/>
+      </w:r>
+      <w:r>
+        <w:rPr>
+          <w:rStyle w:val="NormalTok"/>
+        </w:rPr>
+        <w:t xml:space="preserve">                           </w:t>
+      </w:r>
+      <w:r>
+        <w:rPr>
+          <w:rStyle w:val="OperatorTok"/>
+        </w:rPr>
+        <w:t xml:space="preserve">*</w:t>
+      </w:r>
+      <w:r>
+        <w:rPr>
+          <w:rStyle w:val="NormalTok"/>
+        </w:rPr>
+        <w:t xml:space="preserve"> HEURES_PAR_AN </w:t>
+      </w:r>
+      <w:r>
+        <w:rPr>
+          <w:rStyle w:val="OperatorTok"/>
+        </w:rPr>
+        <w:t xml:space="preserve">*</w:t>
+      </w:r>
+      <w:r>
+        <w:rPr>
+          <w:rStyle w:val="NormalTok"/>
+        </w:rPr>
+        <w:t xml:space="preserve"> </w:t>
+      </w:r>
+      <w:r>
+        <w:rPr>
+          <w:rStyle w:val="FloatTok"/>
+        </w:rPr>
+        <w:t xml:space="preserve">1000.0</w:t>
+      </w:r>
+      <w:r>
+        <w:rPr>
+          <w:rStyle w:val="NormalTok"/>
+        </w:rPr>
+        <w:t xml:space="preserve">)</w:t>
+      </w:r>
+      <w:r>
+        <w:br/>
+      </w:r>
+      <w:r>
+        <w:rPr>
+          <w:rStyle w:val="NormalTok"/>
+        </w:rPr>
+        <w:t xml:space="preserve">    df[</w:t>
+      </w:r>
+      <w:r>
+        <w:rPr>
+          <w:rStyle w:val="StringTok"/>
+        </w:rPr>
+        <w:t xml:space="preserve">"temp_moy_6h"</w:t>
+      </w:r>
+      <w:r>
+        <w:rPr>
+          <w:rStyle w:val="NormalTok"/>
+        </w:rPr>
+        <w:t xml:space="preserve">] </w:t>
+      </w:r>
+      <w:r>
+        <w:rPr>
+          <w:rStyle w:val="OperatorTok"/>
+        </w:rPr>
+        <w:t xml:space="preserve">=</w:t>
+      </w:r>
+      <w:r>
+        <w:rPr>
+          <w:rStyle w:val="NormalTok"/>
+        </w:rPr>
+        <w:t xml:space="preserve"> df[</w:t>
+      </w:r>
+      <w:r>
+        <w:rPr>
+          <w:rStyle w:val="StringTok"/>
+        </w:rPr>
+        <w:t xml:space="preserve">"temp_lisse"</w:t>
+      </w:r>
+      <w:r>
+        <w:rPr>
+          <w:rStyle w:val="NormalTok"/>
+        </w:rPr>
+        <w:t xml:space="preserve">].rolling(</w:t>
+      </w:r>
+      <w:r>
+        <w:rPr>
+          <w:rStyle w:val="DecValTok"/>
+        </w:rPr>
+        <w:t xml:space="preserve">36</w:t>
+      </w:r>
+      <w:r>
+        <w:rPr>
+          <w:rStyle w:val="NormalTok"/>
+        </w:rPr>
+        <w:t xml:space="preserve">, min_periods</w:t>
+      </w:r>
+      <w:r>
+        <w:rPr>
+          <w:rStyle w:val="OperatorTok"/>
+        </w:rPr>
+        <w:t xml:space="preserve">=</w:t>
+      </w:r>
+      <w:r>
+        <w:rPr>
+          <w:rStyle w:val="DecValTok"/>
+        </w:rPr>
+        <w:t xml:space="preserve">1</w:t>
+      </w:r>
+      <w:r>
+        <w:rPr>
+          <w:rStyle w:val="NormalTok"/>
+        </w:rPr>
+        <w:t xml:space="preserve">).mean()</w:t>
+      </w:r>
+      <w:r>
+        <w:br/>
+      </w:r>
+      <w:r>
+        <w:rPr>
+          <w:rStyle w:val="NormalTok"/>
+        </w:rPr>
+        <w:t xml:space="preserve">    df[</w:t>
+      </w:r>
+      <w:r>
+        <w:rPr>
+          <w:rStyle w:val="StringTok"/>
+        </w:rPr>
+        <w:t xml:space="preserve">"temps_immersion_h"</w:t>
+      </w:r>
+      <w:r>
+        <w:rPr>
+          <w:rStyle w:val="NormalTok"/>
+        </w:rPr>
+        <w:t xml:space="preserve">] </w:t>
+      </w:r>
+      <w:r>
+        <w:rPr>
+          <w:rStyle w:val="OperatorTok"/>
+        </w:rPr>
+        <w:t xml:space="preserve">=</w:t>
+      </w:r>
+      <w:r>
+        <w:rPr>
+          <w:rStyle w:val="NormalTok"/>
+        </w:rPr>
+        <w:t xml:space="preserve"> df[</w:t>
+      </w:r>
+      <w:r>
+        <w:rPr>
+          <w:rStyle w:val="StringTok"/>
+        </w:rPr>
+        <w:t xml:space="preserve">"timestamp_h"</w:t>
+      </w:r>
+      <w:r>
+        <w:rPr>
+          <w:rStyle w:val="NormalTok"/>
+        </w:rPr>
+        <w:t xml:space="preserve">] </w:t>
+      </w:r>
+      <w:r>
+        <w:rPr>
+          <w:rStyle w:val="OperatorTok"/>
+        </w:rPr>
+        <w:t xml:space="preserve">-</w:t>
+      </w:r>
+      <w:r>
+        <w:rPr>
+          <w:rStyle w:val="NormalTok"/>
+        </w:rPr>
+        <w:t xml:space="preserve"> df[</w:t>
+      </w:r>
+      <w:r>
+        <w:rPr>
+          <w:rStyle w:val="StringTok"/>
+        </w:rPr>
+        <w:t xml:space="preserve">"timestamp_h"</w:t>
+      </w:r>
+      <w:r>
+        <w:rPr>
+          <w:rStyle w:val="NormalTok"/>
+        </w:rPr>
+        <w:t xml:space="preserve">].iloc[</w:t>
+      </w:r>
+      <w:r>
+        <w:rPr>
+          <w:rStyle w:val="DecValTok"/>
+        </w:rPr>
+        <w:t xml:space="preserve">0</w:t>
+      </w:r>
+      <w:r>
+        <w:rPr>
+          <w:rStyle w:val="NormalTok"/>
+        </w:rPr>
+        <w:t xml:space="preserve">]</w:t>
+      </w:r>
+      <w:r>
+        <w:br/>
+      </w:r>
+      <w:r>
+        <w:rPr>
+          <w:rStyle w:val="NormalTok"/>
+        </w:rPr>
+        <w:t xml:space="preserve">    R0 </w:t>
+      </w:r>
+      <w:r>
+        <w:rPr>
+          <w:rStyle w:val="OperatorTok"/>
+        </w:rPr>
+        <w:t xml:space="preserve">=</w:t>
+      </w:r>
+      <w:r>
+        <w:rPr>
+          <w:rStyle w:val="NormalTok"/>
+        </w:rPr>
+        <w:t xml:space="preserve"> df[</w:t>
+      </w:r>
+      <w:r>
+        <w:rPr>
+          <w:rStyle w:val="StringTok"/>
+        </w:rPr>
+        <w:t xml:space="preserve">"rx_corr"</w:t>
+      </w:r>
+      <w:r>
+        <w:rPr>
+          <w:rStyle w:val="NormalTok"/>
+        </w:rPr>
+        <w:t xml:space="preserve">].iloc[</w:t>
+      </w:r>
+      <w:r>
+        <w:rPr>
+          <w:rStyle w:val="DecValTok"/>
+        </w:rPr>
+        <w:t xml:space="preserve">0</w:t>
+      </w:r>
+      <w:r>
+        <w:rPr>
+          <w:rStyle w:val="NormalTok"/>
+        </w:rPr>
+        <w:t xml:space="preserve">]</w:t>
+      </w:r>
+      <w:r>
+        <w:br/>
+      </w:r>
+      <w:r>
+        <w:rPr>
+          <w:rStyle w:val="NormalTok"/>
+        </w:rPr>
+        <w:t xml:space="preserve">    df[</w:t>
+      </w:r>
+      <w:r>
+        <w:rPr>
+          <w:rStyle w:val="StringTok"/>
+        </w:rPr>
+        <w:t xml:space="preserve">"delta_R_absolu"</w:t>
+      </w:r>
+      <w:r>
+        <w:rPr>
+          <w:rStyle w:val="NormalTok"/>
+        </w:rPr>
+        <w:t xml:space="preserve">] </w:t>
+      </w:r>
+      <w:r>
+        <w:rPr>
+          <w:rStyle w:val="OperatorTok"/>
+        </w:rPr>
+        <w:t xml:space="preserve">=</w:t>
+      </w:r>
+      <w:r>
+        <w:rPr>
+          <w:rStyle w:val="NormalTok"/>
+        </w:rPr>
+        <w:t xml:space="preserve"> df[</w:t>
+      </w:r>
+      <w:r>
+        <w:rPr>
+          <w:rStyle w:val="StringTok"/>
+        </w:rPr>
+        <w:t xml:space="preserve">"rx_corr"</w:t>
+      </w:r>
+      <w:r>
+        <w:rPr>
+          <w:rStyle w:val="NormalTok"/>
+        </w:rPr>
+        <w:t xml:space="preserve">] </w:t>
+      </w:r>
+      <w:r>
+        <w:rPr>
+          <w:rStyle w:val="OperatorTok"/>
+        </w:rPr>
+        <w:t xml:space="preserve">-</w:t>
+      </w:r>
+      <w:r>
+        <w:rPr>
+          <w:rStyle w:val="NormalTok"/>
+        </w:rPr>
+        <w:t xml:space="preserve"> R0</w:t>
+      </w:r>
+      <w:r>
+        <w:br/>
+      </w:r>
+      <w:r>
+        <w:rPr>
+          <w:rStyle w:val="NormalTok"/>
+        </w:rPr>
+        <w:t xml:space="preserve">    </w:t>
+      </w:r>
+      <w:r>
+        <w:rPr>
+          <w:rStyle w:val="ControlFlowTok"/>
+        </w:rPr>
+        <w:t xml:space="preserve">return</w:t>
+      </w:r>
+      <w:r>
+        <w:rPr>
+          <w:rStyle w:val="NormalTok"/>
+        </w:rPr>
+        <w:t xml:space="preserve"> df</w:t>
+      </w:r>
+    </w:p>
+    <w:p>
+      <w:pPr>
+        <w:pStyle w:val="FirstParagraph"/>
+      </w:pPr>
+      <w:r>
+        <w:rPr>
+          <w:i/>
+          <w:iCs/>
+        </w:rPr>
+        <w:t xml:space="preserve">Pipeline complet disponible dans le dépôt GitHub :</w:t>
+      </w:r>
+      <w:r>
+        <w:rPr>
+          <w:i/>
+          <w:iCs/>
+        </w:rPr>
+        <w:t xml:space="preserve"> </w:t>
+      </w:r>
+      <w:r>
+        <w:rPr>
+          <w:rStyle w:val="VerbatimChar"/>
+          <w:i/>
+          <w:iCs/>
+        </w:rPr>
+        <w:t xml:space="preserve">pipeline/corrosion_pipeline.py</w:t>
+      </w:r>
+      <w:r>
+        <w:rPr>
+          <w:i/>
+          <w:iCs/>
+        </w:rPr>
+        <w:t xml:space="preserve">.</w:t>
+      </w:r>
+    </w:p>
+    <w:bookmarkEnd w:id="179"/>
+    <w:bookmarkStart w:id="183" w:name="X866633686f9e59acae75a6fcbe6327624079636"/>
+    <w:p>
+      <w:pPr>
+        <w:pStyle w:val="Heading2"/>
+      </w:pPr>
+      <w:r>
+        <w:t xml:space="preserve">Annexe C — Schéma de câblage de la sonde ER</w:t>
+      </w:r>
+    </w:p>
+    <w:p>
+      <w:pPr>
+        <w:pStyle w:val="CaptionedFigure"/>
+        <w:jc w:val="center"/>
+      </w:pPr>
+      <w:r>
+        <w:drawing>
+          <wp:inline>
+            <wp:extent cx="5296535" cy="4580705"/>
+            <wp:effectExtent b="0" l="0" r="0" t="0"/>
+            <wp:docPr descr="Figure C.1 — Schéma de câblage complet : ESP32 + HX711 + montage shunt + R_lift + DS18B20 + cellule en plastique" title="" id="181" name="Picture"/>
+            <a:graphic>
+              <a:graphicData uri="http://schemas.openxmlformats.org/drawingml/2006/picture">
+                <pic:pic>
+                  <pic:nvPicPr>
+                    <pic:cNvPr descr="figures/fig_c1_cablage.png" id="182" name="Picture"/>
+                    <pic:cNvPicPr>
+                      <a:picLocks noChangeArrowheads="1" noChangeAspect="1"/>
+                    </pic:cNvPicPr>
+                  </pic:nvPicPr>
+                  <pic:blipFill>
+                    <a:blip r:embed="rId180"/>
                     <a:stretch>
                       <a:fillRect/>
                     </a:stretch>
@@ -32656,8 +33313,8 @@
         <w:t xml:space="preserve">Figure C.1 — Schéma de câblage complet : ESP32 + HX711 + montage shunt + R_lift + DS18B20 + cellule en plastique</w:t>
       </w:r>
     </w:p>
-    <w:bookmarkEnd w:id="176"/>
-    <w:bookmarkStart w:id="177" w:name="Xdbf85f3da9c2680bfbf7a4a2c01e415fedffe50"/>
+    <w:bookmarkEnd w:id="183"/>
+    <w:bookmarkStart w:id="184" w:name="Xdbf85f3da9c2680bfbf7a4a2c01e415fedffe50"/>
     <w:p>
       <w:pPr>
         <w:pStyle w:val="Heading2"/>
@@ -32771,8 +33428,8 @@
         <w:t xml:space="preserve">En cas de contact cutané : rincer abondamment à l’eau claire pendant au moins 15 minutes et consulter un médecin.</w:t>
       </w:r>
     </w:p>
-    <w:bookmarkEnd w:id="177"/>
-    <w:bookmarkStart w:id="178" w:name="X91a67e7467e3c399fd51c132091fc35a498412d"/>
+    <w:bookmarkEnd w:id="184"/>
+    <w:bookmarkStart w:id="185" w:name="X91a67e7467e3c399fd51c132091fc35a498412d"/>
     <w:p>
       <w:pPr>
         <w:pStyle w:val="Heading2"/>
@@ -32906,8 +33563,8 @@
         <w:t xml:space="preserve">: à consigne élevée (≥ 32 °C), la puissance de 25 W impose de bien couvrir la cellule pour atteindre et tenir la consigne au-dessus de la température ambiante de Douala (≈ 28–29 °C) ; la compatibilité chimique du corps étanche avec le HCl reste un point de vigilance pratique.</w:t>
       </w:r>
     </w:p>
-    <w:bookmarkEnd w:id="178"/>
-    <w:bookmarkStart w:id="182" w:name="Xcc55f5e422aaf19d95dc0e373d45c068519994c"/>
+    <w:bookmarkEnd w:id="185"/>
+    <w:bookmarkStart w:id="189" w:name="Xcc55f5e422aaf19d95dc0e373d45c068519994c"/>
     <w:p>
       <w:pPr>
         <w:pStyle w:val="Heading2"/>
@@ -32926,18 +33583,18 @@
           <wp:inline>
             <wp:extent cx="5296535" cy="3933096"/>
             <wp:effectExtent b="0" l="0" r="0" t="0"/>
-            <wp:docPr descr="Figure F.1 — Schéma relationnel (ERD) de la base Supabase : 8 tables, clés étrangères en cardinalité 1 — *" title="" id="180" name="Picture"/>
+            <wp:docPr descr="Figure F.1 — Schéma relationnel (ERD) de la base Supabase : 8 tables, clés étrangères en cardinalité 1 — *" title="" id="187" name="Picture"/>
             <a:graphic>
               <a:graphicData uri="http://schemas.openxmlformats.org/drawingml/2006/picture">
                 <pic:pic>
                   <pic:nvPicPr>
-                    <pic:cNvPr descr="figures/fig_f1_erd.png" id="181" name="Picture"/>
+                    <pic:cNvPr descr="figures/fig_f1_erd.png" id="188" name="Picture"/>
                     <pic:cNvPicPr>
                       <a:picLocks noChangeArrowheads="1" noChangeAspect="1"/>
                     </pic:cNvPicPr>
                   </pic:nvPicPr>
                   <pic:blipFill>
-                    <a:blip r:embed="rId179"/>
+                    <a:blip r:embed="rId186"/>
                     <a:stretch>
                       <a:fillRect/>
                     </a:stretch>
@@ -34717,8 +35374,8 @@
         <w:t xml:space="preserve"> asset_id;</w:t>
       </w:r>
     </w:p>
-    <w:bookmarkEnd w:id="182"/>
-    <w:bookmarkStart w:id="183" w:name="annexe-g-liste-des-fichiers-du-projet"/>
+    <w:bookmarkEnd w:id="189"/>
+    <w:bookmarkStart w:id="190" w:name="annexe-g-liste-des-fichiers-du-projet"/>
     <w:p>
       <w:pPr>
         <w:pStyle w:val="Heading2"/>
@@ -34977,8 +35634,8 @@
         <w:br w:type="page"/>
       </w:r>
     </w:p>
-    <w:bookmarkEnd w:id="183"/>
-    <w:bookmarkStart w:id="184" w:name="X79083b21c8cb3540f998fbd49761ef428b981e0"/>
+    <w:bookmarkEnd w:id="190"/>
+    <w:bookmarkStart w:id="191" w:name="X79083b21c8cb3540f998fbd49761ef428b981e0"/>
     <w:p>
       <w:pPr>
         <w:pStyle w:val="Heading2"/>
@@ -36691,9 +37348,9 @@
         <w:br w:type="page"/>
       </w:r>
     </w:p>
-    <w:bookmarkEnd w:id="184"/>
-    <w:bookmarkEnd w:id="185"/>
-    <w:bookmarkStart w:id="186" w:name="table-des-matières"/>
+    <w:bookmarkEnd w:id="191"/>
+    <w:bookmarkEnd w:id="192"/>
+    <w:bookmarkStart w:id="193" w:name="table-des-matières"/>
     <w:p>
       <w:pPr>
         <w:pStyle w:val="Heading1"/>
@@ -36731,7 +37388,7 @@
         <w:t xml:space="preserve">(générée automatiquement par Word à partir des styles Heading 1 / 2 / 3)</w:t>
       </w:r>
     </w:p>
-    <w:bookmarkEnd w:id="186"/>
+    <w:bookmarkEnd w:id="193"/>
     <w:sectPr>
       <w:footerReference r:id="rId9" w:type="default"/>
       <w:footnotePr>

--- a/memoire/Memoire_M2_Corrosion_BATOUMBI.docx
+++ b/memoire/Memoire_M2_Corrosion_BATOUMBI.docx
@@ -626,11 +626,230 @@
         <w:pStyle w:val="FirstParagraph"/>
       </w:pPr>
       <w:r>
+        <w:t xml:space="preserve">La corrosion constitue le premier poste de coût de dégradation du secteur Oil &amp; Gas et la principale menace pesant sur les pipelines, tel celui exploité par la</w:t>
+      </w:r>
+      <w:r>
+        <w:t xml:space="preserve"> </w:t>
+      </w:r>
+      <w:r>
+        <w:rPr>
+          <w:b/>
+          <w:bCs/>
+        </w:rPr>
+        <w:t xml:space="preserve">COTCO</w:t>
+      </w:r>
+      <w:r>
+        <w:t xml:space="preserve"> </w:t>
+      </w:r>
+      <w:r>
+        <w:t xml:space="preserve">(Tchad-Cameroun), aujourd’hui surveillé par sondes à résistance électrique (ER) exploitées à un niveau Industrie 3.0 (seuils fixes, sans pronostic). Ce mémoire conçoit, développe et valide expérimentalement un</w:t>
+      </w:r>
+      <w:r>
+        <w:t xml:space="preserve"> </w:t>
+      </w:r>
+      <w:r>
+        <w:rPr>
+          <w:b/>
+          <w:bCs/>
+        </w:rPr>
+        <w:t xml:space="preserve">système intégré de maintenance prédictive de la corrosion</w:t>
+      </w:r>
+      <w:r>
+        <w:t xml:space="preserve"> </w:t>
+      </w:r>
+      <w:r>
+        <w:t xml:space="preserve">réalisant une transition</w:t>
+      </w:r>
+      <w:r>
+        <w:t xml:space="preserve"> </w:t>
+      </w:r>
+      <w:r>
+        <w:rPr>
+          <w:b/>
+          <w:bCs/>
+        </w:rPr>
+        <w:t xml:space="preserve">Industrie 3.0 → 4.0</w:t>
+      </w:r>
+      <w:r>
+        <w:t xml:space="preserve"> </w:t>
+      </w:r>
+      <w:r>
+        <w:t xml:space="preserve">sur l’ensemble de la chaîne</w:t>
+      </w:r>
+      <w:r>
+        <w:t xml:space="preserve"> </w:t>
+      </w:r>
+      <w:r>
         <w:rPr>
           <w:i/>
           <w:iCs/>
         </w:rPr>
-        <w:t xml:space="preserve">(Le résumé sera rédigé à l’issue de la campagne expérimentale, une fois les résultats consolidés.)</w:t>
+        <w:t xml:space="preserve">détection → diagnostic → pronostic → décision → action</w:t>
+      </w:r>
+      <w:r>
+        <w:t xml:space="preserve"> </w:t>
+      </w:r>
+      <w:r>
+        <w:t xml:space="preserve">(ISO 13381-1), au moyen de quatre briques : (OS1) une sonde ER instrumentée IoT (ESP32 + HX711 24 bits + DS18B20) ; (OS2) un modèle d’apprentissage automatique</w:t>
+      </w:r>
+      <w:r>
+        <w:t xml:space="preserve"> </w:t>
+      </w:r>
+      <w:r>
+        <w:rPr>
+          <w:b/>
+          <w:bCs/>
+        </w:rPr>
+        <w:t xml:space="preserve">XGBoost</w:t>
+      </w:r>
+      <w:r>
+        <w:t xml:space="preserve"> </w:t>
+      </w:r>
+      <w:r>
+        <w:t xml:space="preserve">prédisant le taux de corrosion (CR), interprété par analyse SHAP et validé par une procédure inter-essais</w:t>
+      </w:r>
+      <w:r>
+        <w:t xml:space="preserve"> </w:t>
+      </w:r>
+      <w:r>
+        <w:rPr>
+          <w:i/>
+          <w:iCs/>
+        </w:rPr>
+        <w:t xml:space="preserve">leave-one-run-out</w:t>
+      </w:r>
+      <w:r>
+        <w:t xml:space="preserve"> </w:t>
+      </w:r>
+      <w:r>
+        <w:t xml:space="preserve">(LORO) ; (OS3) un module de diagnostic des régimes de corrosion et d’identification des facteurs de variabilité ; (OS4) une application web Streamlit dotée d’un</w:t>
+      </w:r>
+      <w:r>
+        <w:t xml:space="preserve"> </w:t>
+      </w:r>
+      <w:r>
+        <w:rPr>
+          <w:b/>
+          <w:bCs/>
+        </w:rPr>
+        <w:t xml:space="preserve">module GMAO maison</w:t>
+      </w:r>
+      <w:r>
+        <w:t xml:space="preserve"> </w:t>
+      </w:r>
+      <w:r>
+        <w:t xml:space="preserve">transposable par API REST à un CMMS open-source. Une campagne d’essais accélérés</w:t>
+      </w:r>
+      <w:r>
+        <w:t xml:space="preserve"> </w:t>
+      </w:r>
+      <w:r>
+        <w:rPr>
+          <w:i/>
+          <w:iCs/>
+        </w:rPr>
+        <w:t xml:space="preserve">run-to-failure</w:t>
+      </w:r>
+      <w:r>
+        <w:t xml:space="preserve"> </w:t>
+      </w:r>
+      <w:r>
+        <w:t xml:space="preserve">(fil de fer en milieu HCl) a alimenté le modèle. Les résultats établissent que la chaîne d’acquisition suit fidèlement la dégradation jusqu’à la rupture (OS1) ; que XGBoost surpasse les références et atteint un R² LORO moyen positif (+0,29),</w:t>
+      </w:r>
+      <w:r>
+        <w:t xml:space="preserve"> </w:t>
+      </w:r>
+      <w:r>
+        <w:rPr>
+          <w:b/>
+          <w:bCs/>
+        </w:rPr>
+        <w:t xml:space="preserve">à condition que les conditions de l’essai testé soient couvertes et répétées à l’entraînement</w:t>
+      </w:r>
+      <w:r>
+        <w:t xml:space="preserve"> </w:t>
+      </w:r>
+      <w:r>
+        <w:t xml:space="preserve">— la performance s’effondrant sinon (R² ≈ −1,77) (OS2) ; que la</w:t>
+      </w:r>
+      <w:r>
+        <w:t xml:space="preserve"> </w:t>
+      </w:r>
+      <w:r>
+        <w:rPr>
+          <w:b/>
+          <w:bCs/>
+        </w:rPr>
+        <w:t xml:space="preserve">température</w:t>
+      </w:r>
+      <w:r>
+        <w:t xml:space="preserve"> </w:t>
+      </w:r>
+      <w:r>
+        <w:t xml:space="preserve">est la variable dominante et que la</w:t>
+      </w:r>
+      <w:r>
+        <w:t xml:space="preserve"> </w:t>
+      </w:r>
+      <w:r>
+        <w:rPr>
+          <w:b/>
+          <w:bCs/>
+        </w:rPr>
+        <w:t xml:space="preserve">répétabilité des conditions</w:t>
+      </w:r>
+      <w:r>
+        <w:t xml:space="preserve"> </w:t>
+      </w:r>
+      <w:r>
+        <w:t xml:space="preserve">gouverne la fiabilité, deux contre-exemples l’établissant expérimentalement (OS3) ; et que l’écran de supervision et le module GMAO (génération automatique d’ordres de travail, KPIs) sont opérationnels (OS4). L’apport méthodologique central est la lecture de la</w:t>
+      </w:r>
+      <w:r>
+        <w:t xml:space="preserve"> </w:t>
+      </w:r>
+      <w:r>
+        <w:rPr>
+          <w:b/>
+          <w:bCs/>
+        </w:rPr>
+        <w:t xml:space="preserve">structure</w:t>
+      </w:r>
+      <w:r>
+        <w:t xml:space="preserve"> </w:t>
+      </w:r>
+      <w:r>
+        <w:t xml:space="preserve">du R² — positif là où les conditions sont couvertes et répétées, négatif sinon —, rarement explicitée dans la littérature, et la démonstration qu’une couche I4.0 est accessible à coût marginal aux opérateurs et PME industrielles africaines. Au vu de l’état d’avancement, les objectifs sont</w:t>
+      </w:r>
+      <w:r>
+        <w:t xml:space="preserve"> </w:t>
+      </w:r>
+      <w:r>
+        <w:rPr>
+          <w:b/>
+          <w:bCs/>
+        </w:rPr>
+        <w:t xml:space="preserve">partiellement atteints et en voie de consolidation</w:t>
+      </w:r>
+      <w:r>
+        <w:t xml:space="preserve">, la campagne expérimentale se poursuivant.</w:t>
+      </w:r>
+    </w:p>
+    <w:p>
+      <w:pPr>
+        <w:pStyle w:val="BodyText"/>
+      </w:pPr>
+      <w:r>
+        <w:rPr>
+          <w:b/>
+          <w:bCs/>
+        </w:rPr>
+        <w:t xml:space="preserve">Mots-clés :</w:t>
+      </w:r>
+      <w:r>
+        <w:t xml:space="preserve"> </w:t>
+      </w:r>
+      <w:r>
+        <w:t xml:space="preserve">maintenance prédictive, corrosion, sonde à résistance électrique (ER), apprentissage automatique, XGBoost, durée de vie résiduelle (RUL), Industrie 4.0, GMAO, pipeline, COTCO.</w:t>
       </w:r>
     </w:p>
     <w:p>
@@ -653,11 +872,224 @@
         <w:pStyle w:val="FirstParagraph"/>
       </w:pPr>
       <w:r>
+        <w:t xml:space="preserve">Corrosion is the leading degradation-cost driver in the Oil &amp; Gas sector and the main threat to pipelines such as the</w:t>
+      </w:r>
+      <w:r>
+        <w:t xml:space="preserve"> </w:t>
+      </w:r>
+      <w:r>
+        <w:rPr>
+          <w:b/>
+          <w:bCs/>
+        </w:rPr>
+        <w:t xml:space="preserve">COTCO</w:t>
+      </w:r>
+      <w:r>
+        <w:t xml:space="preserve"> </w:t>
+      </w:r>
+      <w:r>
+        <w:t xml:space="preserve">line (Chad-Cameroon), currently monitored by electrical-resistance (ER) probes operated at an Industry 3.0 level (fixed thresholds, no prognosis). This thesis designs, develops and experimentally validates an</w:t>
+      </w:r>
+      <w:r>
+        <w:t xml:space="preserve"> </w:t>
+      </w:r>
+      <w:r>
+        <w:rPr>
+          <w:b/>
+          <w:bCs/>
+        </w:rPr>
+        <w:t xml:space="preserve">integrated predictive-maintenance system for corrosion</w:t>
+      </w:r>
+      <w:r>
+        <w:t xml:space="preserve">, achieving an</w:t>
+      </w:r>
+      <w:r>
+        <w:t xml:space="preserve"> </w:t>
+      </w:r>
+      <w:r>
+        <w:rPr>
+          <w:b/>
+          <w:bCs/>
+        </w:rPr>
+        <w:t xml:space="preserve">Industry 3.0 → 4.0</w:t>
+      </w:r>
+      <w:r>
+        <w:t xml:space="preserve"> </w:t>
+      </w:r>
+      <w:r>
+        <w:t xml:space="preserve">transition across the full</w:t>
+      </w:r>
+      <w:r>
+        <w:t xml:space="preserve"> </w:t>
+      </w:r>
+      <w:r>
         <w:rPr>
           <w:i/>
           <w:iCs/>
         </w:rPr>
-        <w:t xml:space="preserve">(The abstract will be written once the experimental campaign is complete and the results are finalised.)</w:t>
+        <w:t xml:space="preserve">detection → diagnosis → prognosis → decision → action</w:t>
+      </w:r>
+      <w:r>
+        <w:t xml:space="preserve"> </w:t>
+      </w:r>
+      <w:r>
+        <w:t xml:space="preserve">chain (ISO 13381-1) through four building blocks: (SO1) an IoT-instrumented ER probe (ESP32 + 24-bit HX711 + DS18B20); (SO2) an</w:t>
+      </w:r>
+      <w:r>
+        <w:t xml:space="preserve"> </w:t>
+      </w:r>
+      <w:r>
+        <w:rPr>
+          <w:b/>
+          <w:bCs/>
+        </w:rPr>
+        <w:t xml:space="preserve">XGBoost</w:t>
+      </w:r>
+      <w:r>
+        <w:t xml:space="preserve"> </w:t>
+      </w:r>
+      <w:r>
+        <w:t xml:space="preserve">machine-learning model predicting the corrosion rate (CR), interpreted with SHAP and validated through a</w:t>
+      </w:r>
+      <w:r>
+        <w:t xml:space="preserve"> </w:t>
+      </w:r>
+      <w:r>
+        <w:rPr>
+          <w:i/>
+          <w:iCs/>
+        </w:rPr>
+        <w:t xml:space="preserve">leave-one-run-out</w:t>
+      </w:r>
+      <w:r>
+        <w:t xml:space="preserve"> </w:t>
+      </w:r>
+      <w:r>
+        <w:t xml:space="preserve">(LORO) cross-run procedure; (SO3) a module diagnosing corrosion regimes and identifying variability factors; and (SO4) a Streamlit web application embedding an in-house</w:t>
+      </w:r>
+      <w:r>
+        <w:t xml:space="preserve"> </w:t>
+      </w:r>
+      <w:r>
+        <w:rPr>
+          <w:b/>
+          <w:bCs/>
+        </w:rPr>
+        <w:t xml:space="preserve">CMMS module</w:t>
+      </w:r>
+      <w:r>
+        <w:t xml:space="preserve">, portable via REST API to an open-source CMMS. An accelerated</w:t>
+      </w:r>
+      <w:r>
+        <w:t xml:space="preserve"> </w:t>
+      </w:r>
+      <w:r>
+        <w:rPr>
+          <w:i/>
+          <w:iCs/>
+        </w:rPr>
+        <w:t xml:space="preserve">run-to-failure</w:t>
+      </w:r>
+      <w:r>
+        <w:t xml:space="preserve"> </w:t>
+      </w:r>
+      <w:r>
+        <w:t xml:space="preserve">test campaign (iron wire in HCl) fed the model. The results show that the acquisition chain faithfully tracks degradation up to rupture (SO1); that XGBoost outperforms the baselines and reaches a positive mean LORO R² (+0.29)</w:t>
+      </w:r>
+      <w:r>
+        <w:t xml:space="preserve"> </w:t>
+      </w:r>
+      <w:r>
+        <w:rPr>
+          <w:b/>
+          <w:bCs/>
+        </w:rPr>
+        <w:t xml:space="preserve">provided the tested run’s conditions are covered and repeated in training</w:t>
+      </w:r>
+      <w:r>
+        <w:t xml:space="preserve"> </w:t>
+      </w:r>
+      <w:r>
+        <w:t xml:space="preserve">— collapsing otherwise (R² ≈ −1.77) (SO2); that</w:t>
+      </w:r>
+      <w:r>
+        <w:t xml:space="preserve"> </w:t>
+      </w:r>
+      <w:r>
+        <w:rPr>
+          <w:b/>
+          <w:bCs/>
+        </w:rPr>
+        <w:t xml:space="preserve">temperature</w:t>
+      </w:r>
+      <w:r>
+        <w:t xml:space="preserve"> </w:t>
+      </w:r>
+      <w:r>
+        <w:t xml:space="preserve">is the dominant variable and that</w:t>
+      </w:r>
+      <w:r>
+        <w:t xml:space="preserve"> </w:t>
+      </w:r>
+      <w:r>
+        <w:rPr>
+          <w:b/>
+          <w:bCs/>
+        </w:rPr>
+        <w:t xml:space="preserve">condition repeatability</w:t>
+      </w:r>
+      <w:r>
+        <w:t xml:space="preserve"> </w:t>
+      </w:r>
+      <w:r>
+        <w:t xml:space="preserve">governs reliability, as two counter-examples establish experimentally (SO3); and that the supervision dashboard and CMMS module (automatic work-order generation, KPIs) are operational (SO4). The core methodological contribution is reading the</w:t>
+      </w:r>
+      <w:r>
+        <w:t xml:space="preserve"> </w:t>
+      </w:r>
+      <w:r>
+        <w:rPr>
+          <w:b/>
+          <w:bCs/>
+        </w:rPr>
+        <w:t xml:space="preserve">structure</w:t>
+      </w:r>
+      <w:r>
+        <w:t xml:space="preserve"> </w:t>
+      </w:r>
+      <w:r>
+        <w:t xml:space="preserve">of R² — positive where conditions are covered and repeated, negative otherwise —, rarely made explicit in the literature, together with the demonstration that an Industry 4.0 layer is attainable at marginal cost for African industrial operators and SMEs. Given the current progress, the objectives are</w:t>
+      </w:r>
+      <w:r>
+        <w:t xml:space="preserve"> </w:t>
+      </w:r>
+      <w:r>
+        <w:rPr>
+          <w:b/>
+          <w:bCs/>
+        </w:rPr>
+        <w:t xml:space="preserve">partially met and undergoing consolidation</w:t>
+      </w:r>
+      <w:r>
+        <w:t xml:space="preserve">, as the experimental campaign continues.</w:t>
+      </w:r>
+    </w:p>
+    <w:p>
+      <w:pPr>
+        <w:pStyle w:val="BodyText"/>
+      </w:pPr>
+      <w:r>
+        <w:rPr>
+          <w:b/>
+          <w:bCs/>
+        </w:rPr>
+        <w:t xml:space="preserve">Keywords:</w:t>
+      </w:r>
+      <w:r>
+        <w:t xml:space="preserve"> </w:t>
+      </w:r>
+      <w:r>
+        <w:t xml:space="preserve">predictive maintenance, corrosion, electrical-resistance (ER) probe, machine learning, XGBoost, remaining useful life (RUL), Industry 4.0, CMMS, pipeline, COTCO.</w:t>
       </w:r>
     </w:p>
     <w:p>
@@ -30355,11 +30787,392 @@
         <w:pStyle w:val="FirstParagraph"/>
       </w:pPr>
       <w:r>
+        <w:t xml:space="preserve">Ce mémoire s’est donné pour objectif de concevoir, développer et valider expérimentalement un</w:t>
+      </w:r>
+      <w:r>
+        <w:t xml:space="preserve"> </w:t>
+      </w:r>
+      <w:r>
+        <w:rPr>
+          <w:b/>
+          <w:bCs/>
+        </w:rPr>
+        <w:t xml:space="preserve">système intégré de maintenance prédictive de la corrosion</w:t>
+      </w:r>
+      <w:r>
+        <w:t xml:space="preserve">, matérialisant une transition</w:t>
+      </w:r>
+      <w:r>
+        <w:t xml:space="preserve"> </w:t>
+      </w:r>
+      <w:r>
+        <w:rPr>
+          <w:b/>
+          <w:bCs/>
+        </w:rPr>
+        <w:t xml:space="preserve">Industrie 3.0 → 4.0</w:t>
+      </w:r>
+      <w:r>
+        <w:t xml:space="preserve"> </w:t>
+      </w:r>
+      <w:r>
+        <w:t xml:space="preserve">sur l’ensemble de la chaîne</w:t>
+      </w:r>
+      <w:r>
+        <w:t xml:space="preserve"> </w:t>
+      </w:r>
+      <w:r>
         <w:rPr>
           <w:i/>
           <w:iCs/>
         </w:rPr>
-        <w:t xml:space="preserve">(La conclusion générale sera rédigée à l’issue de la campagne expérimentale.)</w:t>
+        <w:t xml:space="preserve">détection → diagnostic → pronostic → décision → action</w:t>
+      </w:r>
+      <w:r>
+        <w:t xml:space="preserve"> </w:t>
+      </w:r>
+      <w:r>
+        <w:t xml:space="preserve">(ISO 13381-1), et doublement transposable aux opérateurs déjà instrumentés (cas COTCO) comme aux PME industrielles africaines. Au terme du travail, le bilan des quatre objectifs spécifiques peut être dressé.</w:t>
+      </w:r>
+    </w:p>
+    <w:p>
+      <w:pPr>
+        <w:pStyle w:val="BodyText"/>
+      </w:pPr>
+      <w:r>
+        <w:rPr>
+          <w:b/>
+          <w:bCs/>
+        </w:rPr>
+        <w:t xml:space="preserve">OS1 — Détection.</w:t>
+      </w:r>
+      <w:r>
+        <w:t xml:space="preserve"> </w:t>
+      </w:r>
+      <w:r>
+        <w:t xml:space="preserve">La chaîne d’acquisition ER instrumentée (ESP32, HX711 24 bits, DS18B20) est fonctionnelle : elle suit en continu, au pas de 30 secondes, les variations de résistance d’un fil de fer en milieu acide concentré, et a permis de conduire sans interruption une série d’essais</w:t>
+      </w:r>
+      <w:r>
+        <w:t xml:space="preserve"> </w:t>
+      </w:r>
+      <w:r>
+        <w:rPr>
+          <w:i/>
+          <w:iCs/>
+        </w:rPr>
+        <w:t xml:space="preserve">run-to-failure</w:t>
+      </w:r>
+      <w:r>
+        <w:t xml:space="preserve"> </w:t>
+      </w:r>
+      <w:r>
+        <w:t xml:space="preserve">complets jusqu’à la rupture. Elle produit un format de données standardisé, exploitable indifféremment par le pipeline ML maison ou par l’export d’une sonde commerciale (QR1).</w:t>
+      </w:r>
+    </w:p>
+    <w:p>
+      <w:pPr>
+        <w:pStyle w:val="BodyText"/>
+      </w:pPr>
+      <w:r>
+        <w:rPr>
+          <w:b/>
+          <w:bCs/>
+        </w:rPr>
+        <w:t xml:space="preserve">OS2 — Pronostic.</w:t>
+      </w:r>
+      <w:r>
+        <w:t xml:space="preserve"> </w:t>
+      </w:r>
+      <w:r>
+        <w:t xml:space="preserve">Le modèle XGBoost prédit le taux de corrosion et surpasse les références (régression linéaire, prédiction par la moyenne). Sa validation inter-essais</w:t>
+      </w:r>
+      <w:r>
+        <w:t xml:space="preserve"> </w:t>
+      </w:r>
+      <w:r>
+        <w:rPr>
+          <w:i/>
+          <w:iCs/>
+        </w:rPr>
+        <w:t xml:space="preserve">leave-one-run-out</w:t>
+      </w:r>
+      <w:r>
+        <w:t xml:space="preserve"> </w:t>
+      </w:r>
+      <w:r>
+        <w:t xml:space="preserve">atteint un R² moyen positif (+0,29) sur la plage thermique couverte, mais ce résultat n’est pas automatique : il s’effondre (R² ≈ −1,77) lorsque les conditions de l’essai testé ne sont pas couvertes à l’entraînement. La durée de vie résiduelle est estimée par trois voies complémentaires (extrapolation physique, dérivé XGBoost, jumeau numérique). L’objectif de précision fixé a priori (RMSE &lt; 15 %) n’est pas encore atteint de façon stabilisée, le faible effectif d’essais rendant les métriques bruitées (QR2).</w:t>
+      </w:r>
+    </w:p>
+    <w:p>
+      <w:pPr>
+        <w:pStyle w:val="BodyText"/>
+      </w:pPr>
+      <w:r>
+        <w:rPr>
+          <w:b/>
+          <w:bCs/>
+        </w:rPr>
+        <w:t xml:space="preserve">OS3 — Diagnostic et décision.</w:t>
+      </w:r>
+      <w:r>
+        <w:t xml:space="preserve"> </w:t>
+      </w:r>
+      <w:r>
+        <w:t xml:space="preserve">Le module de diagnostic identifie correctement la succession des régimes (induction, croissance, emballement, pré-rupture). L’analyse a établi que la</w:t>
+      </w:r>
+      <w:r>
+        <w:t xml:space="preserve"> </w:t>
+      </w:r>
+      <w:r>
+        <w:rPr>
+          <w:b/>
+          <w:bCs/>
+        </w:rPr>
+        <w:t xml:space="preserve">température est la variable dominante</w:t>
+      </w:r>
+      <w:r>
+        <w:t xml:space="preserve"> </w:t>
+      </w:r>
+      <w:r>
+        <w:t xml:space="preserve">et, surtout, que la</w:t>
+      </w:r>
+      <w:r>
+        <w:t xml:space="preserve"> </w:t>
+      </w:r>
+      <w:r>
+        <w:rPr>
+          <w:b/>
+          <w:bCs/>
+        </w:rPr>
+        <w:t xml:space="preserve">répétabilité des conditions</w:t>
+      </w:r>
+      <w:r>
+        <w:t xml:space="preserve"> </w:t>
+      </w:r>
+      <w:r>
+        <w:t xml:space="preserve">— couverture thermique, qualité de régulation, constance de la concentration — conditionne la fiabilité de la prédiction ; deux contre-exemples (régulation dégradée, acide évaporé) l’ont démontré expérimentalement, auxquels s’ajoute une variabilité intrinsèque de la morphologie de dégradation. Un système d’alertes graduées (vert / orange / rouge) a été calibré sur les sorties CR et RUL (QR3).</w:t>
+      </w:r>
+    </w:p>
+    <w:p>
+      <w:pPr>
+        <w:pStyle w:val="BodyText"/>
+      </w:pPr>
+      <w:r>
+        <w:rPr>
+          <w:b/>
+          <w:bCs/>
+        </w:rPr>
+        <w:t xml:space="preserve">OS4 — Action.</w:t>
+      </w:r>
+      <w:r>
+        <w:t xml:space="preserve"> </w:t>
+      </w:r>
+      <w:r>
+        <w:t xml:space="preserve">L’application web Streamlit et le</w:t>
+      </w:r>
+      <w:r>
+        <w:t xml:space="preserve"> </w:t>
+      </w:r>
+      <w:r>
+        <w:rPr>
+          <w:b/>
+          <w:bCs/>
+        </w:rPr>
+        <w:t xml:space="preserve">module GMAO maison</w:t>
+      </w:r>
+      <w:r>
+        <w:t xml:space="preserve"> </w:t>
+      </w:r>
+      <w:r>
+        <w:t xml:space="preserve">sont opérationnels : ils génèrent et tracent automatiquement les ordres de travail à partir des alertes prédictives, et calculent les KPIs de maintenance (MTBF, MTTR, disponibilité). Le mapping prédiction → ordre de travail est défini de façon générique, transposable par API REST à un CMMS open-source ; cette intégration reste, à ce stade, au statut de spécification (QR4).</w:t>
+      </w:r>
+    </w:p>
+    <w:p>
+      <w:pPr>
+        <w:pStyle w:val="BodyText"/>
+      </w:pPr>
+      <w:r>
+        <w:rPr>
+          <w:b/>
+          <w:bCs/>
+        </w:rPr>
+        <w:t xml:space="preserve">Contributions.</w:t>
+      </w:r>
+      <w:r>
+        <w:t xml:space="preserve"> </w:t>
+      </w:r>
+      <w:r>
+        <w:t xml:space="preserve">L’apport méthodologique central n’est pas la valeur absolue du R² mais la lecture de sa</w:t>
+      </w:r>
+      <w:r>
+        <w:t xml:space="preserve"> </w:t>
+      </w:r>
+      <w:r>
+        <w:rPr>
+          <w:b/>
+          <w:bCs/>
+        </w:rPr>
+        <w:t xml:space="preserve">structure</w:t>
+      </w:r>
+      <w:r>
+        <w:t xml:space="preserve"> </w:t>
+      </w:r>
+      <w:r>
+        <w:t xml:space="preserve">: la prédiction inter-essais est fiable là où les conditions sont couvertes et répétées, et échoue sinon — lecture rarement explicitée dans une littérature dominée par les validations intra-jeu. Le travail démontre par ailleurs qu’une</w:t>
+      </w:r>
+      <w:r>
+        <w:t xml:space="preserve"> </w:t>
+      </w:r>
+      <w:r>
+        <w:rPr>
+          <w:b/>
+          <w:bCs/>
+        </w:rPr>
+        <w:t xml:space="preserve">couche prédictive I4.0 peut être ajoutée pour un coût marginal</w:t>
+      </w:r>
+      <w:r>
+        <w:t xml:space="preserve">, en aval d’une instrumentation existante ou de façon autonome, et qu’une boucle décision → action structurée est accessible</w:t>
+      </w:r>
+      <w:r>
+        <w:t xml:space="preserve"> </w:t>
+      </w:r>
+      <w:r>
+        <w:rPr>
+          <w:b/>
+          <w:bCs/>
+        </w:rPr>
+        <w:t xml:space="preserve">sans licence propriétaire</w:t>
+      </w:r>
+      <w:r>
+        <w:t xml:space="preserve">.</w:t>
+      </w:r>
+    </w:p>
+    <w:p>
+      <w:pPr>
+        <w:pStyle w:val="BodyText"/>
+      </w:pPr>
+      <w:r>
+        <w:rPr>
+          <w:b/>
+          <w:bCs/>
+        </w:rPr>
+        <w:t xml:space="preserve">Limites.</w:t>
+      </w:r>
+      <w:r>
+        <w:t xml:space="preserve"> </w:t>
+      </w:r>
+      <w:r>
+        <w:t xml:space="preserve">Le matériau retenu (fil de fer) n’est pas l’acier API 5L des pipelines : les valeurs absolues de CR ne sont pas directement transposables. Le nombre d’essais reste réduit (métriques bruitées), une seule plage thermique est aujourd’hui couverte par plusieurs répétitions, et l’absence de coupon gravimétrique parallèle prive le travail d’une validation indépendante du CR.</w:t>
+      </w:r>
+    </w:p>
+    <w:p>
+      <w:pPr>
+        <w:pStyle w:val="BodyText"/>
+      </w:pPr>
+      <w:r>
+        <w:rPr>
+          <w:b/>
+          <w:bCs/>
+        </w:rPr>
+        <w:t xml:space="preserve">Recommandations et perspectives.</w:t>
+      </w:r>
+      <w:r>
+        <w:t xml:space="preserve"> </w:t>
+      </w:r>
+      <w:r>
+        <w:t xml:space="preserve">Pour</w:t>
+      </w:r>
+      <w:r>
+        <w:t xml:space="preserve"> </w:t>
+      </w:r>
+      <w:r>
+        <w:rPr>
+          <w:b/>
+          <w:bCs/>
+        </w:rPr>
+        <w:t xml:space="preserve">COTCO</w:t>
+      </w:r>
+      <w:r>
+        <w:t xml:space="preserve">, le pipeline ML est applicable directement aux flux des sondes ER déjà en place via export DCS, sans remplacement matériel, la chaîne d’acquisition autonome ESP32 constituant une option d’extension pour les sections non câblées. Pour les</w:t>
+      </w:r>
+      <w:r>
+        <w:t xml:space="preserve"> </w:t>
+      </w:r>
+      <w:r>
+        <w:rPr>
+          <w:b/>
+          <w:bCs/>
+        </w:rPr>
+        <w:t xml:space="preserve">PME industrielles africaines</w:t>
+      </w:r>
+      <w:r>
+        <w:t xml:space="preserve">, l’architecture module GMAO ↔ CMMS open-source ouvre une démocratisation effective de la maintenance assistée par ordinateur, sans licence propriétaire. Pour les</w:t>
+      </w:r>
+      <w:r>
+        <w:t xml:space="preserve"> </w:t>
+      </w:r>
+      <w:r>
+        <w:rPr>
+          <w:b/>
+          <w:bCs/>
+        </w:rPr>
+        <w:t xml:space="preserve">travaux futurs</w:t>
+      </w:r>
+      <w:r>
+        <w:t xml:space="preserve">, la campagne se poursuit selon quatre axes : compléter la couverture thermique par des essais répétés</w:t>
+      </w:r>
+      <w:r>
+        <w:t xml:space="preserve"> </w:t>
+      </w:r>
+      <w:r>
+        <w:rPr>
+          <w:b/>
+          <w:bCs/>
+        </w:rPr>
+        <w:t xml:space="preserve">au sein d’une même morphologie</w:t>
+      </w:r>
+      <w:r>
+        <w:t xml:space="preserve">, consolider les métriques sur un volume accru, adjoindre une validation gravimétrique, et finaliser l’automatisation de la boucle alerte → ticket CMMS. La transposition aux conditions industrielles réelles (acier API 5L, conditions de procédé) constitue l’objet du stage en entreprise prévu à la suite de ce mémoire.</w:t>
+      </w:r>
+    </w:p>
+    <w:p>
+      <w:pPr>
+        <w:pStyle w:val="BodyText"/>
+      </w:pPr>
+      <w:r>
+        <w:t xml:space="preserve">En définitive, les objectifs sont</w:t>
+      </w:r>
+      <w:r>
+        <w:t xml:space="preserve"> </w:t>
+      </w:r>
+      <w:r>
+        <w:rPr>
+          <w:b/>
+          <w:bCs/>
+        </w:rPr>
+        <w:t xml:space="preserve">partiellement atteints et en voie de consolidation</w:t>
+      </w:r>
+      <w:r>
+        <w:t xml:space="preserve"> </w:t>
+      </w:r>
+      <w:r>
+        <w:t xml:space="preserve">: le système intégré est fonctionnel de bout en bout, et le travail établit les conditions méthodologiques —</w:t>
+      </w:r>
+      <w:r>
+        <w:t xml:space="preserve"> </w:t>
+      </w:r>
+      <w:r>
+        <w:rPr>
+          <w:b/>
+          <w:bCs/>
+        </w:rPr>
+        <w:t xml:space="preserve">couverture et répétabilité</w:t>
+      </w:r>
+      <w:r>
+        <w:t xml:space="preserve"> </w:t>
+      </w:r>
+      <w:r>
+        <w:t xml:space="preserve">— sous lesquelles la maintenance prédictive de la corrosion devient fiable et transposable au contexte industriel africain.</w:t>
       </w:r>
     </w:p>
     <w:p>

--- a/memoire/Memoire_M2_Corrosion_BATOUMBI.docx
+++ b/memoire/Memoire_M2_Corrosion_BATOUMBI.docx
@@ -27002,7 +27002,7 @@
         <w:pStyle w:val="FirstParagraph"/>
       </w:pPr>
       <w:r>
-        <w:t xml:space="preserve">Ce résultat positif (+0,29) n’a pas été obtenu d’emblée : il est l’aboutissement d’une trajectoire que la figure III.10 retrace, du</w:t>
+        <w:t xml:space="preserve">Ce résultat positif (+0,29) n’a pas été obtenu d’emblée : il est l’aboutissement d’une trajectoire que la figure III.5 retrace, du</w:t>
       </w:r>
       <w:r>
         <w:t xml:space="preserve"> </w:t>
@@ -27044,7 +27044,7 @@
           <wp:inline>
             <wp:extent cx="4739005" cy="2901329"/>
             <wp:effectExtent b="0" l="0" r="0" t="0"/>
-            <wp:docPr descr="Figure III.10 — Évolution du R² LORO au fil de la campagne, du LORO initial (couverture nulle) au LORO actuel" title="" id="136" name="Picture"/>
+            <wp:docPr descr="Figure III.5 — Évolution du R² LORO au fil de la campagne, du LORO initial (couverture nulle) au LORO actuel" title="" id="136" name="Picture"/>
             <a:graphic>
               <a:graphicData uri="http://schemas.openxmlformats.org/drawingml/2006/picture">
                 <pic:pic>
@@ -27087,7 +27087,7 @@
         <w:pStyle w:val="ImageCaption"/>
       </w:pPr>
       <w:r>
-        <w:t xml:space="preserve">Figure III.10 — Évolution du R² LORO au fil de la campagne, du LORO initial (couverture nulle) au LORO actuel</w:t>
+        <w:t xml:space="preserve">Figure III.5 — Évolution du R² LORO au fil de la campagne, du LORO initial (couverture nulle) au LORO actuel</w:t>
       </w:r>
     </w:p>
     <w:p>
@@ -27439,7 +27439,7 @@
         <w:pStyle w:val="FirstParagraph"/>
       </w:pPr>
       <w:r>
-        <w:t xml:space="preserve">L’entraînement peut être enrichi de plusieurs manières : série de test seule, ou ajout d’essais auxiliaires bruts, sous-échantillonnés, ou pondérés. La figure III.5 compare ces quatre variantes (R² moyen LORO sur Run #12 et #16). Le résultat est net :</w:t>
+        <w:t xml:space="preserve">L’entraînement peut être enrichi de plusieurs manières : série de test seule, ou ajout d’essais auxiliaires bruts, sous-échantillonnés, ou pondérés. La figure III.6 compare ces quatre variantes (R² moyen LORO sur Run #12 et #16). Le résultat est net :</w:t>
       </w:r>
     </w:p>
     <w:p>
@@ -27535,7 +27535,7 @@
           <wp:inline>
             <wp:extent cx="4014216" cy="2383214"/>
             <wp:effectExtent b="0" l="0" r="0" t="0"/>
-            <wp:docPr descr="Figure III.5 — Effet de la couverture des conditions sur la fiabilité" title="" id="140" name="Picture"/>
+            <wp:docPr descr="Figure III.6 — Effet de la couverture des conditions sur la fiabilité" title="" id="140" name="Picture"/>
             <a:graphic>
               <a:graphicData uri="http://schemas.openxmlformats.org/drawingml/2006/picture">
                 <pic:pic>
@@ -27578,7 +27578,7 @@
         <w:pStyle w:val="ImageCaption"/>
       </w:pPr>
       <w:r>
-        <w:t xml:space="preserve">Figure III.5 — Effet de la couverture des conditions sur la fiabilité</w:t>
+        <w:t xml:space="preserve">Figure III.6 — Effet de la couverture des conditions sur la fiabilité</w:t>
       </w:r>
     </w:p>
     <w:p>
@@ -27716,7 +27716,7 @@
         <w:t xml:space="preserve"> </w:t>
       </w:r>
       <w:r>
-        <w:t xml:space="preserve">— et la dégrade même légèrement (R² moyen ramené de +0,29 à ≈ +0,20 ; figure III.10). Loin d’infirmer le modèle, ce résultat en confirme le mécanisme : enrichir l’entraînement n’est profitable que si l’essai ajouté</w:t>
+        <w:t xml:space="preserve">— et la dégrade même légèrement (R² moyen ramené de +0,29 à ≈ +0,20 ; figure III.5). Loin d’infirmer le modèle, ce résultat en confirme le mécanisme : enrichir l’entraînement n’est profitable que si l’essai ajouté</w:t>
       </w:r>
       <w:r>
         <w:t xml:space="preserve"> </w:t>
@@ -27798,7 +27798,7 @@
         <w:pStyle w:val="FirstParagraph"/>
       </w:pPr>
       <w:r>
-        <w:t xml:space="preserve">La figure III.6 présente l’importance relative des variables dans le modèle. Les variables traduisant l’</w:t>
+        <w:t xml:space="preserve">La figure III.7 présente l’importance relative des variables dans le modèle. Les variables traduisant l’</w:t>
       </w:r>
       <w:r>
         <w:rPr>
@@ -27856,7 +27856,7 @@
           <wp:inline>
             <wp:extent cx="4460240" cy="2198180"/>
             <wp:effectExtent b="0" l="0" r="0" t="0"/>
-            <wp:docPr descr="Figure III.6 — Importance des variables explicatives (XGBoost)" title="" id="144" name="Picture"/>
+            <wp:docPr descr="Figure III.7 — Importance des variables explicatives (XGBoost)" title="" id="144" name="Picture"/>
             <a:graphic>
               <a:graphicData uri="http://schemas.openxmlformats.org/drawingml/2006/picture">
                 <pic:pic>
@@ -27899,7 +27899,7 @@
         <w:pStyle w:val="ImageCaption"/>
       </w:pPr>
       <w:r>
-        <w:t xml:space="preserve">Figure III.6 — Importance des variables explicatives (XGBoost)</w:t>
+        <w:t xml:space="preserve">Figure III.7 — Importance des variables explicatives (XGBoost)</w:t>
       </w:r>
     </w:p>
     <w:bookmarkEnd w:id="146"/>
@@ -28941,7 +28941,7 @@
         <w:t xml:space="preserve"> </w:t>
       </w:r>
       <w:r>
-        <w:t xml:space="preserve">et la perte de tenue mécanique — deux manifestations du même événement, ce qui rejoint l’observation visuelle faite en cours d’essai. La figure III.7 l’illustre sur un essai propre (Run #1) :</w:t>
+        <w:t xml:space="preserve">et la perte de tenue mécanique — deux manifestations du même événement, ce qui rejoint l’observation visuelle faite en cours d’essai. La figure III.8 l’illustre sur un essai propre (Run #1) :</w:t>
       </w:r>
       <w:r>
         <w:t xml:space="preserve"> </w:t>
@@ -28997,7 +28997,7 @@
           <wp:inline>
             <wp:extent cx="4571746" cy="2759833"/>
             <wp:effectExtent b="0" l="0" r="0" t="0"/>
-            <wp:docPr descr="Figure III.7 — Emballement géométrique de R en fin d’essai et rupture par disparition de la section (Run #1, échelle log)" title="" id="150" name="Picture"/>
+            <wp:docPr descr="Figure III.8 — Emballement géométrique de R en fin d’essai et rupture par disparition de la section (Run #1, échelle log)" title="" id="150" name="Picture"/>
             <a:graphic>
               <a:graphicData uri="http://schemas.openxmlformats.org/drawingml/2006/picture">
                 <pic:pic>
@@ -29040,7 +29040,7 @@
         <w:pStyle w:val="ImageCaption"/>
       </w:pPr>
       <w:r>
-        <w:t xml:space="preserve">Figure III.7 — Emballement géométrique de R en fin d’essai et rupture par disparition de la section (Run #1, échelle log)</w:t>
+        <w:t xml:space="preserve">Figure III.8 — Emballement géométrique de R en fin d’essai et rupture par disparition de la section (Run #1, échelle log)</w:t>
       </w:r>
     </w:p>
     <w:bookmarkEnd w:id="152"/>
@@ -29114,7 +29114,7 @@
         <w:pStyle w:val="BodyText"/>
       </w:pPr>
       <w:r>
-        <w:t xml:space="preserve">La figure III.8 confronte la courbe d’un essai propre (Run #16) à celles de ces deux contre-exemples.</w:t>
+        <w:t xml:space="preserve">La figure III.9 confronte la courbe d’un essai propre (Run #16) à celles de ces deux contre-exemples.</w:t>
       </w:r>
     </w:p>
     <w:p>
@@ -29127,7 +29127,7 @@
           <wp:inline>
             <wp:extent cx="4739005" cy="2499070"/>
             <wp:effectExtent b="0" l="0" r="0" t="0"/>
-            <wp:docPr descr="Figure III.8 — Vitrine 30 °C vs contre-exemples" title="" id="154" name="Picture"/>
+            <wp:docPr descr="Figure III.9 — Vitrine 30 °C vs contre-exemples" title="" id="154" name="Picture"/>
             <a:graphic>
               <a:graphicData uri="http://schemas.openxmlformats.org/drawingml/2006/picture">
                 <pic:pic>
@@ -29170,7 +29170,7 @@
         <w:pStyle w:val="ImageCaption"/>
       </w:pPr>
       <w:r>
-        <w:t xml:space="preserve">Figure III.8 — Vitrine 30 °C vs contre-exemples</w:t>
+        <w:t xml:space="preserve">Figure III.9 — Vitrine 30 °C vs contre-exemples</w:t>
       </w:r>
     </w:p>
     <w:p>
@@ -30249,7 +30249,7 @@
         <w:t xml:space="preserve"> </w:t>
       </w:r>
       <w:r>
-        <w:t xml:space="preserve">(figure III.9). Cette démarche s’inspire des données</w:t>
+        <w:t xml:space="preserve">(figure III.10). Cette démarche s’inspire des données</w:t>
       </w:r>
       <w:r>
         <w:t xml:space="preserve"> </w:t>
@@ -30510,7 +30510,7 @@
           <wp:inline>
             <wp:extent cx="4460240" cy="2617966"/>
             <wp:effectExtent b="0" l="0" r="0" t="0"/>
-            <wp:docPr descr="Figure III.9 — Jumeau numérique : bande prédictive de durée de vie (P10–P90) issue des trajectoires synthétiques couvrant les deux morphologies de corrosion, et position de l’essai Run #21 — prédiction avant essai 13–20,5 h, rupture observée à 13,1 h, dans la bande" title="" id="167" name="Picture"/>
+            <wp:docPr descr="Figure III.10 — Jumeau numérique : bande prédictive de durée de vie (P10–P90) issue des trajectoires synthétiques couvrant les deux morphologies de corrosion, et position de l’essai Run #21 — prédiction avant essai 13–20,5 h, rupture observée à 13,1 h, dans la bande" title="" id="167" name="Picture"/>
             <a:graphic>
               <a:graphicData uri="http://schemas.openxmlformats.org/drawingml/2006/picture">
                 <pic:pic>
@@ -30553,7 +30553,7 @@
         <w:pStyle w:val="ImageCaption"/>
       </w:pPr>
       <w:r>
-        <w:t xml:space="preserve">Figure III.9 — Jumeau numérique : bande prédictive de durée de vie (P10–P90) issue des trajectoires synthétiques couvrant les deux morphologies de corrosion, et position de l’essai Run #21 — prédiction</w:t>
+        <w:t xml:space="preserve">Figure III.10 — Jumeau numérique : bande prédictive de durée de vie (P10–P90) issue des trajectoires synthétiques couvrant les deux morphologies de corrosion, et position de l’essai Run #21 — prédiction</w:t>
       </w:r>
       <w:r>
         <w:t xml:space="preserve"> </w:t>

--- a/memoire/Memoire_M2_Corrosion_BATOUMBI.docx
+++ b/memoire/Memoire_M2_Corrosion_BATOUMBI.docx
@@ -25410,7 +25410,7 @@
     </w:p>
     <w:bookmarkEnd w:id="115"/>
     <w:bookmarkEnd w:id="116"/>
-    <w:bookmarkStart w:id="175" w:name="chapitre-iii-résultats-et-discussions"/>
+    <w:bookmarkStart w:id="187" w:name="chapitre-iii-résultats-et-discussions"/>
     <w:p>
       <w:pPr>
         <w:pStyle w:val="Heading1"/>
@@ -28321,7 +28321,7 @@
         <w:t xml:space="preserve"> </w:t>
       </w:r>
       <w:r>
-        <w:t xml:space="preserve">d’essai à mesure que la pente se stabilise. Confronté aux deux essais graduels réalisés depuis (figure III.11, §III.6.5), le jumeau enregistre</w:t>
+        <w:t xml:space="preserve">d’essai à mesure que la pente se stabilise. Confronté aux deux essais graduels réalisés depuis (figure III.15, §III.6.5), le jumeau enregistre</w:t>
       </w:r>
       <w:r>
         <w:t xml:space="preserve"> </w:t>
@@ -29538,7 +29538,7 @@
     </w:p>
     <w:bookmarkEnd w:id="157"/>
     <w:bookmarkEnd w:id="158"/>
-    <w:bookmarkStart w:id="161" w:name="Xb09493a01bd5c0a7105ec7c90c1b4c54ff82079"/>
+    <w:bookmarkStart w:id="173" w:name="Xb09493a01bd5c0a7105ec7c90c1b4c54ff82079"/>
     <w:p>
       <w:pPr>
         <w:pStyle w:val="Heading2"/>
@@ -29571,7 +29571,7 @@
         <w:t xml:space="preserve">intégré à l’application, dont l’architecture est transposable à un CMMS open-source (§II.7.1). Cette section présente l’état de la démonstration à ce stade.</w:t>
       </w:r>
     </w:p>
-    <w:bookmarkStart w:id="159" w:name="iii.5.1.-écran-de-supervision-temps-réel"/>
+    <w:bookmarkStart w:id="168" w:name="iii.5.1.-écran-de-supervision-temps-réel"/>
     <w:p>
       <w:pPr>
         <w:pStyle w:val="Heading3"/>
@@ -29586,6 +29586,46 @@
       </w:pPr>
       <w:r>
         <w:t xml:space="preserve">Une application web de supervision a été développée (Streamlit). Elle se connecte en temps réel à la base Supabase et affiche, par essai, la résistance compensée, la température, le taux de corrosion et l’état de l’acquisition, dans une interface de type salle de contrôle. Elle détecte automatiquement un run actif et s’actualise en continu.</w:t>
+      </w:r>
+    </w:p>
+    <w:p>
+      <w:pPr>
+        <w:pStyle w:val="BodyText"/>
+      </w:pPr>
+      <w:r>
+        <w:t xml:space="preserve">La page</w:t>
+      </w:r>
+      <w:r>
+        <w:t xml:space="preserve"> </w:t>
+      </w:r>
+      <w:r>
+        <w:rPr>
+          <w:b/>
+          <w:bCs/>
+        </w:rPr>
+        <w:t xml:space="preserve">Synoptique</w:t>
+      </w:r>
+      <w:r>
+        <w:t xml:space="preserve"> </w:t>
+      </w:r>
+      <w:r>
+        <w:t xml:space="preserve">(figure III.10) donne une vue d’ensemble de la chaîne — sonde ER → ESP32 → Wi-Fi → Supabase → pipeline → XGBoost → supervision — assortie des indicateurs de campagne (nombre d’essais, mesures, heures d’acquisition) et du registre des essais. La page</w:t>
+      </w:r>
+      <w:r>
+        <w:t xml:space="preserve"> </w:t>
+      </w:r>
+      <w:r>
+        <w:rPr>
+          <w:b/>
+          <w:bCs/>
+        </w:rPr>
+        <w:t xml:space="preserve">Supervision Run</w:t>
+      </w:r>
+      <w:r>
+        <w:t xml:space="preserve"> </w:t>
+      </w:r>
+      <w:r>
+        <w:t xml:space="preserve">restitue, pour un essai sélectionné, le replay de la résistance compensée</w:t>
       </w:r>
       <w:r>
         <w:t xml:space="preserve"> </w:t>
@@ -29595,331 +29635,10 @@
           <w:i/>
           <w:iCs/>
         </w:rPr>
-        <w:t xml:space="preserve">[Captures d’écran de l’écran de supervision à insérer.]</w:t>
-      </w:r>
-    </w:p>
-    <w:bookmarkEnd w:id="159"/>
-    <w:bookmarkStart w:id="160" w:name="X58bfb2439e119d7dddd15b2923e61316fba5e9a"/>
-    <w:p>
-      <w:pPr>
-        <w:pStyle w:val="Heading3"/>
-      </w:pPr>
-      <w:r>
-        <w:t xml:space="preserve">III.5.2. Module GMAO maison : génération d’ordres de travail et KPIs</w:t>
-      </w:r>
-    </w:p>
-    <w:p>
-      <w:pPr>
-        <w:pStyle w:val="FirstParagraph"/>
-      </w:pPr>
-      <w:r>
-        <w:t xml:space="preserve">Un</w:t>
-      </w:r>
-      <w:r>
-        <w:t xml:space="preserve"> </w:t>
-      </w:r>
-      <w:r>
-        <w:rPr>
-          <w:b/>
-          <w:bCs/>
-        </w:rPr>
-        <w:t xml:space="preserve">module de gestion des ordres de travail (GMAO maison)</w:t>
-      </w:r>
-      <w:r>
-        <w:t xml:space="preserve"> </w:t>
-      </w:r>
-      <w:r>
-        <w:t xml:space="preserve">a été développé : il persiste les OT dans une table dédiée (</w:t>
-      </w:r>
-      <w:r>
-        <w:rPr>
-          <w:rStyle w:val="VerbatimChar"/>
-        </w:rPr>
-        <w:t xml:space="preserve">cr_work_orders</w:t>
-      </w:r>
-      <w:r>
-        <w:t xml:space="preserve">, Supabase) et expose une page « Ordres de travail » dans l’application (création, assignation, clôture). À chaque dépassement de seuil, une alerte génère automatiquement un</w:t>
-      </w:r>
-      <w:r>
-        <w:t xml:space="preserve"> </w:t>
-      </w:r>
-      <w:r>
-        <w:rPr>
-          <w:b/>
-          <w:bCs/>
-        </w:rPr>
-        <w:t xml:space="preserve">ordre de travail enrichi</w:t>
-      </w:r>
-      <w:r>
-        <w:t xml:space="preserve"> </w:t>
-      </w:r>
-      <w:r>
-        <w:t xml:space="preserve">(CR, RUL, régime diagnostiqué, section perdue), avec déduplication (un OT ouvert par run et par niveau). Le mapping prédiction → OT (§II.7.5) est défini de façon générique : les mêmes champs se reporteraient sur un</w:t>
-      </w:r>
-      <w:r>
-        <w:t xml:space="preserve"> </w:t>
-      </w:r>
-      <w:r>
-        <w:rPr>
-          <w:b/>
-          <w:bCs/>
-        </w:rPr>
-        <w:t xml:space="preserve">CMMS open-source exposant une API</w:t>
-      </w:r>
-      <w:r>
-        <w:t xml:space="preserve">, transposition restée au stade de</w:t>
-      </w:r>
-      <w:r>
-        <w:t xml:space="preserve"> </w:t>
-      </w:r>
-      <w:r>
-        <w:rPr>
-          <w:b/>
-          <w:bCs/>
-        </w:rPr>
-        <w:t xml:space="preserve">spécification (non déployée)</w:t>
-      </w:r>
-      <w:r>
-        <w:t xml:space="preserve">, l’accès API des solutions gratuites étant restreint. Les KPIs de maintenance (MTBF, MTTR, disponibilité, taux de fausses alertes) sont calculés à partir de l’historique des OT. Toute la chaîne reste à ce stade</w:t>
-      </w:r>
-      <w:r>
-        <w:t xml:space="preserve"> </w:t>
-      </w:r>
-      <w:r>
-        <w:rPr>
-          <w:b/>
-          <w:bCs/>
-        </w:rPr>
-        <w:t xml:space="preserve">interne à Streamlit/Supabase</w:t>
-      </w:r>
-      <w:r>
-        <w:t xml:space="preserve"> </w:t>
-      </w:r>
-      <w:r>
-        <w:t xml:space="preserve">: aucun appel n’est émis vers un CMMS externe.</w:t>
-      </w:r>
-    </w:p>
-    <w:p>
-      <w:pPr>
-        <w:pStyle w:val="BlockText"/>
-      </w:pPr>
-      <w:r>
-        <w:rPr>
-          <w:b/>
-          <w:bCs/>
-        </w:rPr>
-        <w:t xml:space="preserve">État d’avancement.</w:t>
-      </w:r>
-      <w:r>
-        <w:t xml:space="preserve"> </w:t>
-      </w:r>
-      <w:r>
-        <w:t xml:space="preserve">L’écran de supervision et le module GMAO maison (génération/clôture d’OT, KPIs) sont</w:t>
-      </w:r>
-      <w:r>
-        <w:t xml:space="preserve"> </w:t>
-      </w:r>
-      <w:r>
-        <w:rPr>
-          <w:b/>
-          <w:bCs/>
-        </w:rPr>
-        <w:t xml:space="preserve">opérationnels</w:t>
-      </w:r>
-      <w:r>
-        <w:t xml:space="preserve"> </w:t>
-      </w:r>
-      <w:r>
-        <w:t xml:space="preserve">et démontrent la boucle Sonde → ML → OT de bout en bout. L’intégration à un CMMS open-source mature (GLPI) reste au stade de</w:t>
-      </w:r>
-      <w:r>
-        <w:t xml:space="preserve"> </w:t>
-      </w:r>
-      <w:r>
-        <w:rPr>
-          <w:b/>
-          <w:bCs/>
-        </w:rPr>
-        <w:t xml:space="preserve">spécification transposable</w:t>
-      </w:r>
-      <w:r>
-        <w:t xml:space="preserve">. Les KPIs n’auront de valeur statistique que sur un volume d’essais et d’interventions plus important — ils constituent à ce stade une démonstration de la chaîne de calcul.</w:t>
-      </w:r>
-    </w:p>
-    <w:p>
-      <w:r>
-        <w:pict>
-          <v:rect style="width:0;height:1.5pt" o:hralign="center" o:hrstd="t" o:hr="t"/>
-        </w:pict>
-      </w:r>
-    </w:p>
-    <w:bookmarkEnd w:id="160"/>
-    <w:bookmarkEnd w:id="161"/>
-    <w:bookmarkStart w:id="173" w:name="iii.6.-discussions"/>
-    <w:p>
-      <w:pPr>
-        <w:pStyle w:val="Heading2"/>
-      </w:pPr>
-      <w:r>
-        <w:t xml:space="preserve">III.6. Discussions</w:t>
-      </w:r>
-    </w:p>
-    <w:bookmarkStart w:id="162" w:name="Xf68fd1ddeba738769848465616783f4a3e28b38"/>
-    <w:p>
-      <w:pPr>
-        <w:pStyle w:val="Heading3"/>
-      </w:pPr>
-      <w:r>
-        <w:t xml:space="preserve">III.6.1. Le prototype low-cost face aux sondes commerciales (I3.0 → I4.0)</w:t>
-      </w:r>
-    </w:p>
-    <w:p>
-      <w:pPr>
-        <w:pStyle w:val="FirstParagraph"/>
-      </w:pPr>
-      <w:r>
-        <w:t xml:space="preserve">Les sondes ER commerciales (Cosasco, Emerson Roxar, Permasense) offrent une résolution et un durcissement industriels supérieurs, mais restent coûteuses et exploitées à un niveau Industrie 3.0 (seuils fixes, analyse silotée). Le prototype développé ici, à partir de composants accessibles localement, démontre qu’une</w:t>
-      </w:r>
-      <w:r>
-        <w:t xml:space="preserve"> </w:t>
-      </w:r>
-      <w:r>
-        <w:rPr>
-          <w:b/>
-          <w:bCs/>
-        </w:rPr>
-        <w:t xml:space="preserve">couche prédictive (I4.0) peut être ajoutée pour un coût marginal</w:t>
-      </w:r>
-      <w:r>
-        <w:t xml:space="preserve"> </w:t>
-      </w:r>
-      <w:r>
-        <w:t xml:space="preserve">: il ne s’agit pas de remplacer les sondes commerciales mais de brancher en aval une chaîne ML — saut essentiellement logiciel.</w:t>
-      </w:r>
-    </w:p>
-    <w:bookmarkEnd w:id="162"/>
-    <w:bookmarkStart w:id="163" w:name="X5224df022dd07f7852ef1724ca928ea18bf1556"/>
-    <w:p>
-      <w:pPr>
-        <w:pStyle w:val="Heading3"/>
-      </w:pPr>
-      <w:r>
-        <w:t xml:space="preserve">III.6.2. Performance du modèle — confrontation à la littérature</w:t>
-      </w:r>
-    </w:p>
-    <w:p>
-      <w:pPr>
-        <w:pStyle w:val="FirstParagraph"/>
-      </w:pPr>
-      <w:r>
-        <w:t xml:space="preserve">La littérature rapporte d’excellentes performances pour les modèles ML de prédiction du taux de corrosion sur de</w:t>
-      </w:r>
-      <w:r>
-        <w:t xml:space="preserve"> </w:t>
-      </w:r>
-      <w:r>
-        <w:rPr>
-          <w:b/>
-          <w:bCs/>
-        </w:rPr>
-        <w:t xml:space="preserve">grands jeux de données homogènes</w:t>
-      </w:r>
-      <w:r>
-        <w:t xml:space="preserve"> </w:t>
-      </w:r>
-      <w:r>
-        <w:t xml:space="preserve">(Wei et al., 2024 ; Kuang et Long, 2024 ; Hu et al., 2024, avec des R² &gt; 0,96). Nos résultats, plus modestes en valeur absolue, s’expliquent par un nombre d’essais réduit et, surtout, par le caractère</w:t>
-      </w:r>
-      <w:r>
-        <w:t xml:space="preserve"> </w:t>
-      </w:r>
-      <w:r>
-        <w:rPr>
-          <w:b/>
-          <w:bCs/>
-        </w:rPr>
-        <w:t xml:space="preserve">inter-essais</w:t>
-      </w:r>
-      <w:r>
-        <w:t xml:space="preserve"> </w:t>
-      </w:r>
-      <w:r>
-        <w:t xml:space="preserve">de notre validation (LORO), bien plus exigeante qu’une validation intra-jeu. Le résultat marquant n’est pas tant la valeur du R² que sa</w:t>
-      </w:r>
-      <w:r>
-        <w:t xml:space="preserve"> </w:t>
-      </w:r>
-      <w:r>
-        <w:rPr>
-          <w:b/>
-          <w:bCs/>
-        </w:rPr>
-        <w:t xml:space="preserve">structure</w:t>
-      </w:r>
-      <w:r>
-        <w:t xml:space="preserve"> </w:t>
-      </w:r>
-      <w:r>
-        <w:t xml:space="preserve">: positif là où les conditions sont couvertes et répétées, négatif sinon. Cette lecture, rarement explicitée dans la littérature, constitue l’apport méthodologique de ce travail.</w:t>
-      </w:r>
-    </w:p>
-    <w:bookmarkEnd w:id="163"/>
-    <w:bookmarkStart w:id="164" w:name="X1abad3fb650abc5a9d79a3b29b6be42c791f531"/>
-    <w:p>
-      <w:pPr>
-        <w:pStyle w:val="Heading3"/>
-      </w:pPr>
-      <w:r>
-        <w:t xml:space="preserve">III.6.3. Apport d’une boucle GMAO légère et transposable</w:t>
-      </w:r>
-    </w:p>
-    <w:p>
-      <w:pPr>
-        <w:pStyle w:val="FirstParagraph"/>
-      </w:pPr>
-      <w:r>
-        <w:t xml:space="preserve">Structurer la boucle décision → action par un</w:t>
-      </w:r>
-      <w:r>
-        <w:t xml:space="preserve"> </w:t>
-      </w:r>
-      <w:r>
-        <w:rPr>
-          <w:b/>
-          <w:bCs/>
-        </w:rPr>
-        <w:t xml:space="preserve">module GMAO maison léger</w:t>
-      </w:r>
-      <w:r>
-        <w:t xml:space="preserve">, transposable à un CMMS open-source (GLPI) plutôt que par une suite propriétaire, offre un coût total de possession très faible (de l’ordre de quelques dizaines de dollars, contre 50–250 k USD pour SAP PM ou IBM Maximo), ouvrant la maintenance structurée aux PME industrielles africaines. Cette approche reste compatible avec un déploiement on-premise, exigé par les contraintes de sécurité industrielle (cas COTCO).</w:t>
-      </w:r>
-    </w:p>
-    <w:bookmarkEnd w:id="164"/>
-    <w:bookmarkStart w:id="165" w:name="iii.6.4.-limites-du-travail"/>
-    <w:p>
-      <w:pPr>
-        <w:pStyle w:val="Heading3"/>
-      </w:pPr>
-      <w:r>
-        <w:t xml:space="preserve">III.6.4. Limites du travail</w:t>
-      </w:r>
-    </w:p>
-    <w:p>
-      <w:pPr>
-        <w:pStyle w:val="FirstParagraph"/>
-      </w:pPr>
-      <w:r>
-        <w:rPr>
-          <w:b/>
-          <w:bCs/>
-        </w:rPr>
-        <w:t xml:space="preserve">Limites matérielles :</w:t>
-      </w:r>
-      <w:r>
-        <w:t xml:space="preserve"> </w:t>
-      </w:r>
-      <w:r>
-        <w:t xml:space="preserve">le fil de fer utilisé n’est pas le matériau des pipelines COTCO (acier API 5L). Les valeurs absolues de</w:t>
+        <w:t xml:space="preserve">R</w:t>
+      </w:r>
+      <w:r>
+        <w:t xml:space="preserve">(t) et de la température, avec les grandeurs clés — durée de vie,</w:t>
       </w:r>
       <w:r>
         <w:t xml:space="preserve"> </w:t>
@@ -29929,87 +29648,13 @@
           <w:i/>
           <w:iCs/>
         </w:rPr>
-        <w:t xml:space="preserve">CR</w:t>
-      </w:r>
-      <w:r>
-        <w:t xml:space="preserve"> </w:t>
-      </w:r>
-      <w:r>
-        <w:t xml:space="preserve">ne sont pas directement transposables — limitation assumée dans une preuve de concept visant à valider la chaîne et la méthode. Par ailleurs, en HCl concentré, l’</w:t>
-      </w:r>
-      <w:r>
-        <w:rPr>
-          <w:b/>
-          <w:bCs/>
-        </w:rPr>
-        <w:t xml:space="preserve">électrolyte conducteur shunte partiellement la mesure ER</w:t>
-      </w:r>
-      <w:r>
-        <w:t xml:space="preserve"> </w:t>
-      </w:r>
-      <w:r>
-        <w:t xml:space="preserve">(un courant parasite circule dans la solution en parallèle du fil), ce qui plafonne la résistance mesurable et peut masquer la rupture des fils épais ; ce phénomène physique impose l’emploi d’un</w:t>
-      </w:r>
-      <w:r>
-        <w:t xml:space="preserve"> </w:t>
-      </w:r>
-      <w:r>
-        <w:rPr>
-          <w:b/>
-          <w:bCs/>
-        </w:rPr>
-        <w:t xml:space="preserve">fil fin</w:t>
-      </w:r>
-      <w:r>
-        <w:t xml:space="preserve"> </w:t>
-      </w:r>
-      <w:r>
-        <w:t xml:space="preserve">(Ø ≈ 1,15 mm), qui rompt sous le plafond de mesure et rend l’événement de défaillance observable. Ce même couplage explique le</w:t>
-      </w:r>
-      <w:r>
-        <w:t xml:space="preserve"> </w:t>
-      </w:r>
-      <w:r>
-        <w:rPr>
-          <w:b/>
-          <w:bCs/>
-        </w:rPr>
-        <w:t xml:space="preserve">comportement post-rupture</w:t>
-      </w:r>
-      <w:r>
-        <w:t xml:space="preserve"> </w:t>
-      </w:r>
-      <w:r>
-        <w:t xml:space="preserve">: une fois le fil sectionné, le courant continue de transiter par l’</w:t>
-      </w:r>
-      <w:r>
-        <w:rPr>
-          <w:b/>
-          <w:bCs/>
-        </w:rPr>
-        <w:t xml:space="preserve">électrolyte</w:t>
-      </w:r>
-      <w:r>
-        <w:t xml:space="preserve"> </w:t>
-      </w:r>
-      <w:r>
-        <w:t xml:space="preserve">(et un éventuel dernier filament métallique), si bien que la résistance apparente</w:t>
-      </w:r>
-      <w:r>
-        <w:t xml:space="preserve"> </w:t>
-      </w:r>
-      <w:r>
-        <w:rPr>
-          <w:b/>
-          <w:bCs/>
-        </w:rPr>
-        <w:t xml:space="preserve">reste élevée et croissante</w:t>
-      </w:r>
-      <w:r>
-        <w:t xml:space="preserve"> </w:t>
-      </w:r>
-      <w:r>
-        <w:t xml:space="preserve">jusqu’à l’ouverture franche du circuit. La portion terminale du signal</w:t>
+        <w:t xml:space="preserve">R</w:t>
+      </w:r>
+      <w:r>
+        <w:t xml:space="preserve"> </w:t>
+      </w:r>
+      <w:r>
+        <w:t xml:space="preserve">initiale/finale, température moyenne (figure III.11) — ainsi que le taux de corrosion instantané</w:t>
       </w:r>
       <w:r>
         <w:t xml:space="preserve"> </w:t>
@@ -30019,121 +29664,10 @@
           <w:i/>
           <w:iCs/>
         </w:rPr>
-        <w:t xml:space="preserve">R</w:t>
-      </w:r>
-      <w:r>
-        <w:t xml:space="preserve">(t) relève donc d’une</w:t>
-      </w:r>
-      <w:r>
-        <w:t xml:space="preserve"> </w:t>
-      </w:r>
-      <w:r>
-        <w:rPr>
-          <w:b/>
-          <w:bCs/>
-        </w:rPr>
-        <w:t xml:space="preserve">conduction électrolytique, non métallique</w:t>
-      </w:r>
-      <w:r>
-        <w:t xml:space="preserve"> </w:t>
-      </w:r>
-      <w:r>
-        <w:t xml:space="preserve">: elle ne traduit plus l’état du fil et est, à ce titre,</w:t>
-      </w:r>
-      <w:r>
-        <w:t xml:space="preserve"> </w:t>
-      </w:r>
-      <w:r>
-        <w:rPr>
-          <w:b/>
-          <w:bCs/>
-        </w:rPr>
-        <w:t xml:space="preserve">tronquée au seuil de saturation</w:t>
-      </w:r>
-      <w:r>
-        <w:t xml:space="preserve"> </w:t>
-      </w:r>
-      <w:r>
-        <w:t xml:space="preserve">(</w:t>
-      </w:r>
-      <w:r>
-        <w:rPr>
-          <w:rStyle w:val="VerbatimChar"/>
-        </w:rPr>
-        <w:t xml:space="preserve">rx &gt; 100 Ω</w:t>
-      </w:r>
-      <w:r>
-        <w:t xml:space="preserve">) puis exclue de l’apprentissage (§II.4.4). Cette limitation, propre aux sondes ER en milieu très conducteur, est documentée dans la littérature de la mesure de corrosion (Roberge, 2008 ; Mansfeld, 2014).</w:t>
-      </w:r>
-    </w:p>
-    <w:p>
-      <w:pPr>
-        <w:pStyle w:val="BodyText"/>
-      </w:pPr>
-      <w:r>
-        <w:rPr>
-          <w:b/>
-          <w:bCs/>
-        </w:rPr>
-        <w:t xml:space="preserve">Limites du jeu de données :</w:t>
-      </w:r>
-      <w:r>
-        <w:t xml:space="preserve"> </w:t>
-      </w:r>
-      <w:r>
-        <w:t xml:space="preserve">le nombre d’essais exploités à ce stade reste réduit, ce qui rend les métriques</w:t>
-      </w:r>
-      <w:r>
-        <w:t xml:space="preserve"> </w:t>
-      </w:r>
-      <w:r>
-        <w:rPr>
-          <w:b/>
-          <w:bCs/>
-        </w:rPr>
-        <w:t xml:space="preserve">bruitées</w:t>
-      </w:r>
-      <w:r>
-        <w:t xml:space="preserve"> </w:t>
-      </w:r>
-      <w:r>
-        <w:t xml:space="preserve">(un même essai peut voir son R² varier sensiblement selon la composition du jeu d’entraînement). La campagne en cours vise précisément à augmenter ce volume.</w:t>
-      </w:r>
-    </w:p>
-    <w:p>
-      <w:pPr>
-        <w:pStyle w:val="BodyText"/>
-      </w:pPr>
-      <w:r>
-        <w:rPr>
-          <w:b/>
-          <w:bCs/>
-        </w:rPr>
-        <w:t xml:space="preserve">Limites de la couverture thermique :</w:t>
-      </w:r>
-      <w:r>
-        <w:t xml:space="preserve"> </w:t>
-      </w:r>
-      <w:r>
-        <w:t xml:space="preserve">une seule plage (~30 °C) est aujourd’hui couverte par plusieurs essais répétés ; la plage ~32 °C n’est représentée que par un essai unique (Run #11), ce qui interdit encore toute validation croisée à cette température.</w:t>
-      </w:r>
-    </w:p>
-    <w:p>
-      <w:pPr>
-        <w:pStyle w:val="BodyText"/>
-      </w:pPr>
-      <w:r>
-        <w:rPr>
-          <w:b/>
-          <w:bCs/>
-        </w:rPr>
-        <w:t xml:space="preserve">Limites de la validation :</w:t>
-      </w:r>
-      <w:r>
-        <w:t xml:space="preserve"> </w:t>
-      </w:r>
-      <w:r>
-        <w:t xml:space="preserve">l’absence de coupon gravimétrique parallèle prive ce travail d’une validation indépendante du</w:t>
+        <w:t xml:space="preserve">CR</w:t>
+      </w:r>
+      <w:r>
+        <w:t xml:space="preserve">(t) et l’état final de dégradation (section perdue,</w:t>
       </w:r>
       <w:r>
         <w:t xml:space="preserve"> </w:t>
@@ -30146,358 +29680,7 @@
         <w:t xml:space="preserve">CR</w:t>
       </w:r>
       <w:r>
-        <w:t xml:space="preserve">. Cette double validation ER + gravimétrie est recommandée pour la suite.</w:t>
-      </w:r>
-    </w:p>
-    <w:bookmarkEnd w:id="165"/>
-    <w:bookmarkStart w:id="172" w:name="iii.6.5.-perspectives"/>
-    <w:p>
-      <w:pPr>
-        <w:pStyle w:val="Heading3"/>
-      </w:pPr>
-      <w:r>
-        <w:t xml:space="preserve">III.6.5. Perspectives</w:t>
-      </w:r>
-    </w:p>
-    <w:p>
-      <w:pPr>
-        <w:pStyle w:val="FirstParagraph"/>
-      </w:pPr>
-      <w:r>
-        <w:t xml:space="preserve">La campagne se poursuit selon trois axes : (i)</w:t>
-      </w:r>
-      <w:r>
-        <w:t xml:space="preserve"> </w:t>
-      </w:r>
-      <w:r>
-        <w:rPr>
-          <w:b/>
-          <w:bCs/>
-        </w:rPr>
-        <w:t xml:space="preserve">compléter la couverture thermique</w:t>
-      </w:r>
-      <w:r>
-        <w:t xml:space="preserve"> </w:t>
-      </w:r>
-      <w:r>
-        <w:t xml:space="preserve">par des essais répétés aux consignes 30 °C et 32 °C, afin de transformer la plage 32 °C de « non couverte » à « couverte » ; (ii)</w:t>
-      </w:r>
-      <w:r>
-        <w:t xml:space="preserve"> </w:t>
-      </w:r>
-      <w:r>
-        <w:rPr>
-          <w:b/>
-          <w:bCs/>
-        </w:rPr>
-        <w:t xml:space="preserve">consolider les métriques</w:t>
-      </w:r>
-      <w:r>
-        <w:t xml:space="preserve"> </w:t>
-      </w:r>
-      <w:r>
-        <w:t xml:space="preserve">sur un volume d’essais accru ; (iii)</w:t>
-      </w:r>
-      <w:r>
-        <w:t xml:space="preserve"> </w:t>
-      </w:r>
-      <w:r>
-        <w:rPr>
-          <w:b/>
-          <w:bCs/>
-        </w:rPr>
-        <w:t xml:space="preserve">finaliser l’automatisation</w:t>
-      </w:r>
-      <w:r>
-        <w:t xml:space="preserve"> </w:t>
-      </w:r>
-      <w:r>
-        <w:t xml:space="preserve">de la boucle alerte → ticket CMMS et le calcul des KPIs sur historique. La transposition aux conditions industrielles réelles (acier API 5L, conditions de procédé) constitue l’objet du stage en entreprise prévu à la suite de ce mémoire.</w:t>
-      </w:r>
-    </w:p>
-    <w:p>
-      <w:pPr>
-        <w:pStyle w:val="BodyText"/>
-      </w:pPr>
-      <w:r>
-        <w:t xml:space="preserve">Un quatrième axe, exploratoire, vise à</w:t>
-      </w:r>
-      <w:r>
-        <w:t xml:space="preserve"> </w:t>
-      </w:r>
-      <w:r>
-        <w:rPr>
-          <w:b/>
-          <w:bCs/>
-        </w:rPr>
-        <w:t xml:space="preserve">densifier synthétiquement l’espace des conditions</w:t>
-      </w:r>
-      <w:r>
-        <w:t xml:space="preserve">. Plutôt que de multiplier des essais réels coûteux, un jumeau numérique mécaniste — calibré sur les essais réels et décrivant la cinétique de corrosion par une loi sigmoïde d’Avrami (induction puis emballement, Avrami, 1939) — permet de générer des trajectoires synthétiques et d’en déduire, pour un essai à venir, une</w:t>
-      </w:r>
-      <w:r>
-        <w:t xml:space="preserve"> </w:t>
-      </w:r>
-      <w:r>
-        <w:rPr>
-          <w:b/>
-          <w:bCs/>
-        </w:rPr>
-        <w:t xml:space="preserve">bande prédictive de durée de vie</w:t>
-      </w:r>
-      <w:r>
-        <w:t xml:space="preserve"> </w:t>
-      </w:r>
-      <w:r>
-        <w:t xml:space="preserve">(figure III.10). Cette démarche s’inspire des données</w:t>
-      </w:r>
-      <w:r>
-        <w:t xml:space="preserve"> </w:t>
-      </w:r>
-      <w:r>
-        <w:rPr>
-          <w:i/>
-          <w:iCs/>
-        </w:rPr>
-        <w:t xml:space="preserve">run-to-failure</w:t>
-      </w:r>
-      <w:r>
-        <w:t xml:space="preserve"> </w:t>
-      </w:r>
-      <w:r>
-        <w:t xml:space="preserve">synthétiques largement utilisées en maintenance prédictive (benchmark NASA C-MAPSS ; Saxena et al., 2008). Une première analyse en</w:t>
-      </w:r>
-      <w:r>
-        <w:t xml:space="preserve"> </w:t>
-      </w:r>
-      <w:r>
-        <w:rPr>
-          <w:i/>
-          <w:iCs/>
-        </w:rPr>
-        <w:t xml:space="preserve">leave-one-run-out</w:t>
-      </w:r>
-      <w:r>
-        <w:t xml:space="preserve"> </w:t>
-      </w:r>
-      <w:r>
-        <w:t xml:space="preserve">sur ces trajectoires établit qu’</w:t>
-      </w:r>
-      <w:r>
-        <w:rPr>
-          <w:b/>
-          <w:bCs/>
-        </w:rPr>
-        <w:t xml:space="preserve">une morphologie de corrosion n’est prédictible qu’à partir du moment où elle a été observée au moins deux fois</w:t>
-      </w:r>
-      <w:r>
-        <w:t xml:space="preserve">, ce qui quantifie le besoin de répétition. Deux essais réels, Run #21 puis Run #22, ont depuis fourni deux tests « prédire-puis-confirmer » à l’issue contrastée et instructive (figure III.11). Pour</w:t>
-      </w:r>
-      <w:r>
-        <w:t xml:space="preserve"> </w:t>
-      </w:r>
-      <w:r>
-        <w:rPr>
-          <w:b/>
-          <w:bCs/>
-        </w:rPr>
-        <w:t xml:space="preserve">Run #21</w:t>
-      </w:r>
-      <w:r>
-        <w:t xml:space="preserve">, la bande annoncée</w:t>
-      </w:r>
-      <w:r>
-        <w:t xml:space="preserve"> </w:t>
-      </w:r>
-      <w:r>
-        <w:rPr>
-          <w:i/>
-          <w:iCs/>
-        </w:rPr>
-        <w:t xml:space="preserve">avant</w:t>
-      </w:r>
-      <w:r>
-        <w:t xml:space="preserve"> </w:t>
-      </w:r>
-      <w:r>
-        <w:t xml:space="preserve">l’essai (13–20,5 h, médiane 16 h) a été</w:t>
-      </w:r>
-      <w:r>
-        <w:t xml:space="preserve"> </w:t>
-      </w:r>
-      <w:r>
-        <w:rPr>
-          <w:b/>
-          <w:bCs/>
-        </w:rPr>
-        <w:t xml:space="preserve">vérifiée</w:t>
-      </w:r>
-      <w:r>
-        <w:t xml:space="preserve"> </w:t>
-      </w:r>
-      <w:r>
-        <w:t xml:space="preserve">: rupture à</w:t>
-      </w:r>
-      <w:r>
-        <w:t xml:space="preserve"> </w:t>
-      </w:r>
-      <w:r>
-        <w:rPr>
-          <w:b/>
-          <w:bCs/>
-        </w:rPr>
-        <w:t xml:space="preserve">13,1 h</w:t>
-      </w:r>
-      <w:r>
-        <w:t xml:space="preserve">, à l’intérieur de la bande (borne inférieure). Pour</w:t>
-      </w:r>
-      <w:r>
-        <w:t xml:space="preserve"> </w:t>
-      </w:r>
-      <w:r>
-        <w:rPr>
-          <w:b/>
-          <w:bCs/>
-        </w:rPr>
-        <w:t xml:space="preserve">Run #22</w:t>
-      </w:r>
-      <w:r>
-        <w:t xml:space="preserve">, en revanche, la rupture est survenue à</w:t>
-      </w:r>
-      <w:r>
-        <w:t xml:space="preserve"> </w:t>
-      </w:r>
-      <w:r>
-        <w:rPr>
-          <w:b/>
-          <w:bCs/>
-        </w:rPr>
-        <w:t xml:space="preserve">11,95 h</w:t>
-      </w:r>
-      <w:r>
-        <w:t xml:space="preserve">,</w:t>
-      </w:r>
-      <w:r>
-        <w:t xml:space="preserve"> </w:t>
-      </w:r>
-      <w:r>
-        <w:rPr>
-          <w:b/>
-          <w:bCs/>
-        </w:rPr>
-        <w:t xml:space="preserve">en deçà</w:t>
-      </w:r>
-      <w:r>
-        <w:t xml:space="preserve"> </w:t>
-      </w:r>
-      <w:r>
-        <w:t xml:space="preserve">de la borne basse : l’essai le plus rapide de toute la campagne tombe</w:t>
-      </w:r>
-      <w:r>
-        <w:t xml:space="preserve"> </w:t>
-      </w:r>
-      <w:r>
-        <w:rPr>
-          <w:b/>
-          <w:bCs/>
-        </w:rPr>
-        <w:t xml:space="preserve">sous l’enveloppe des donneurs</w:t>
-      </w:r>
-      <w:r>
-        <w:t xml:space="preserve">, que le jumeau interpole sans l’extrapoler. Ce</w:t>
-      </w:r>
-      <w:r>
-        <w:t xml:space="preserve"> </w:t>
-      </w:r>
-      <w:r>
-        <w:rPr>
-          <w:b/>
-          <w:bCs/>
-        </w:rPr>
-        <w:t xml:space="preserve">manqué n’infirme pas la démarche</w:t>
-      </w:r>
-      <w:r>
-        <w:t xml:space="preserve"> </w:t>
-      </w:r>
-      <w:r>
-        <w:t xml:space="preserve">: il en délimite le domaine de validité — la bande devra être élargie vers les essais rapides — et illustre, sur un cas réel, la limite annoncée. Run #21 et Run #22 ajoutent par ailleurs deux représentants de la morphologie graduelle ; mais les trois graduels observés demeurent</w:t>
-      </w:r>
-      <w:r>
-        <w:t xml:space="preserve"> </w:t>
-      </w:r>
-      <w:r>
-        <w:rPr>
-          <w:b/>
-          <w:bCs/>
-        </w:rPr>
-        <w:t xml:space="preserve">hétérogènes</w:t>
-      </w:r>
-      <w:r>
-        <w:t xml:space="preserve"> </w:t>
-      </w:r>
-      <w:r>
-        <w:t xml:space="preserve">(Run #1 à 22 h contre Run #21 et #22 à ≈ 12–13 h), ce qui montre que le simple décompte de répétitions ne suffit pas : c’est la répétition au sein d’une morphologie</w:t>
-      </w:r>
-      <w:r>
-        <w:t xml:space="preserve"> </w:t>
-      </w:r>
-      <w:r>
-        <w:rPr>
-          <w:b/>
-          <w:bCs/>
-        </w:rPr>
-        <w:t xml:space="preserve">homogène</w:t>
-      </w:r>
-      <w:r>
-        <w:t xml:space="preserve"> </w:t>
-      </w:r>
-      <w:r>
-        <w:t xml:space="preserve">qui confère la prédictibilité. Il importe enfin de souligner que le jumeau numérique et le modèle XGBoost (§III.3) répondent à deux questions distinctes — le premier estime la</w:t>
-      </w:r>
-      <w:r>
-        <w:t xml:space="preserve"> </w:t>
-      </w:r>
-      <w:r>
-        <w:rPr>
-          <w:b/>
-          <w:bCs/>
-        </w:rPr>
-        <w:t xml:space="preserve">durée de vie</w:t>
-      </w:r>
-      <w:r>
-        <w:t xml:space="preserve"> </w:t>
-      </w:r>
-      <w:r>
-        <w:t xml:space="preserve">(l’instant de rupture), le second le</w:t>
-      </w:r>
-      <w:r>
-        <w:t xml:space="preserve"> </w:t>
-      </w:r>
-      <w:r>
-        <w:rPr>
-          <w:b/>
-          <w:bCs/>
-        </w:rPr>
-        <w:t xml:space="preserve">taux de corrosion instantané</w:t>
-      </w:r>
-      <w:r>
-        <w:t xml:space="preserve"> </w:t>
-      </w:r>
-      <w:r>
-        <w:t xml:space="preserve">— et convergent vers un même enseignement : une prédiction n’est fiable qu’au sein d’une morphologie déjà observée et</w:t>
-      </w:r>
-      <w:r>
-        <w:t xml:space="preserve"> </w:t>
-      </w:r>
-      <w:r>
-        <w:rPr>
-          <w:b/>
-          <w:bCs/>
-        </w:rPr>
-        <w:t xml:space="preserve">suffisamment répétée</w:t>
-      </w:r>
-      <w:r>
-        <w:t xml:space="preserve">. Ces travaux, encore préliminaires, seront validés et étendus dans la suite de la campagne.</w:t>
+        <w:t xml:space="preserve">) sous forme de jauges (figure III.12).</w:t>
       </w:r>
     </w:p>
     <w:p>
@@ -30508,20 +29691,1146 @@
       <w:r>
         <w:drawing>
           <wp:inline>
-            <wp:extent cx="4460240" cy="2617966"/>
+            <wp:extent cx="5129276" cy="2267041"/>
             <wp:effectExtent b="0" l="0" r="0" t="0"/>
-            <wp:docPr descr="Figure III.10 — Jumeau numérique : bande prédictive de durée de vie (P10–P90) issue des trajectoires synthétiques couvrant les deux morphologies de corrosion, et position de l’essai Run #21 — prédiction avant essai 13–20,5 h, rupture observée à 13,1 h, dans la bande" title="" id="167" name="Picture"/>
+            <wp:docPr descr="Figure III.10 — Écran de supervision : synoptique de la chaîne, indicateurs de campagne et registre des essais" title="" id="160" name="Picture"/>
             <a:graphic>
               <a:graphicData uri="http://schemas.openxmlformats.org/drawingml/2006/picture">
                 <pic:pic>
                   <pic:nvPicPr>
-                    <pic:cNvPr descr="figures/fig_simulateur_run21_nonparam.png" id="168" name="Picture"/>
+                    <pic:cNvPr descr="figures/fig_iii5_synoptique.png" id="161" name="Picture"/>
                     <pic:cNvPicPr>
                       <a:picLocks noChangeArrowheads="1" noChangeAspect="1"/>
                     </pic:cNvPicPr>
                   </pic:nvPicPr>
                   <pic:blipFill>
-                    <a:blip r:embed="rId166"/>
+                    <a:blip r:embed="rId159"/>
+                    <a:stretch>
+                      <a:fillRect/>
+                    </a:stretch>
+                  </pic:blipFill>
+                  <pic:spPr bwMode="auto">
+                    <a:xfrm>
+                      <a:off x="0" y="0"/>
+                      <a:ext cx="5129276" cy="2267041"/>
+                    </a:xfrm>
+                    <a:prstGeom prst="rect">
+                      <a:avLst/>
+                    </a:prstGeom>
+                    <a:noFill/>
+                    <a:ln w="9525">
+                      <a:noFill/>
+                      <a:headEnd/>
+                      <a:tailEnd/>
+                    </a:ln>
+                  </pic:spPr>
+                </pic:pic>
+              </a:graphicData>
+            </a:graphic>
+          </wp:inline>
+        </w:drawing>
+      </w:r>
+    </w:p>
+    <w:p>
+      <w:pPr>
+        <w:pStyle w:val="ImageCaption"/>
+      </w:pPr>
+      <w:r>
+        <w:t xml:space="preserve">Figure III.10 — Écran de supervision : synoptique de la chaîne, indicateurs de campagne et registre des essais</w:t>
+      </w:r>
+    </w:p>
+    <w:p>
+      <w:pPr>
+        <w:pStyle w:val="CaptionedFigure"/>
+        <w:jc w:val="center"/>
+      </w:pPr>
+      <w:r>
+        <w:drawing>
+          <wp:inline>
+            <wp:extent cx="5129276" cy="2328075"/>
+            <wp:effectExtent b="0" l="0" r="0" t="0"/>
+            <wp:docPr descr="Figure III.11 — Écran de supervision : analyse détaillée d’un essai — replay de la résistance compensée R(t) et de la température (Run #1)" title="" id="163" name="Picture"/>
+            <a:graphic>
+              <a:graphicData uri="http://schemas.openxmlformats.org/drawingml/2006/picture">
+                <pic:pic>
+                  <pic:nvPicPr>
+                    <pic:cNvPr descr="figures/fig_iii5_supervision_run.png" id="164" name="Picture"/>
+                    <pic:cNvPicPr>
+                      <a:picLocks noChangeArrowheads="1" noChangeAspect="1"/>
+                    </pic:cNvPicPr>
+                  </pic:nvPicPr>
+                  <pic:blipFill>
+                    <a:blip r:embed="rId162"/>
+                    <a:stretch>
+                      <a:fillRect/>
+                    </a:stretch>
+                  </pic:blipFill>
+                  <pic:spPr bwMode="auto">
+                    <a:xfrm>
+                      <a:off x="0" y="0"/>
+                      <a:ext cx="5129276" cy="2328075"/>
+                    </a:xfrm>
+                    <a:prstGeom prst="rect">
+                      <a:avLst/>
+                    </a:prstGeom>
+                    <a:noFill/>
+                    <a:ln w="9525">
+                      <a:noFill/>
+                      <a:headEnd/>
+                      <a:tailEnd/>
+                    </a:ln>
+                  </pic:spPr>
+                </pic:pic>
+              </a:graphicData>
+            </a:graphic>
+          </wp:inline>
+        </w:drawing>
+      </w:r>
+    </w:p>
+    <w:p>
+      <w:pPr>
+        <w:pStyle w:val="ImageCaption"/>
+      </w:pPr>
+      <w:r>
+        <w:t xml:space="preserve">Figure III.11 — Écran de supervision : analyse détaillée d’un essai — replay de la résistance compensée R(t) et de la température (Run #1)</w:t>
+      </w:r>
+    </w:p>
+    <w:p>
+      <w:pPr>
+        <w:pStyle w:val="CaptionedFigure"/>
+        <w:jc w:val="center"/>
+      </w:pPr>
+      <w:r>
+        <w:drawing>
+          <wp:inline>
+            <wp:extent cx="5129276" cy="1445659"/>
+            <wp:effectExtent b="0" l="0" r="0" t="0"/>
+            <wp:docPr descr="Figure III.12 — Écran de supervision : taux de corrosion CR(t) et état final de dégradation (section perdue, CR) en jauges (Run #1)" title="" id="166" name="Picture"/>
+            <a:graphic>
+              <a:graphicData uri="http://schemas.openxmlformats.org/drawingml/2006/picture">
+                <pic:pic>
+                  <pic:nvPicPr>
+                    <pic:cNvPr descr="figures/fig_iii5_cr_etat.png" id="167" name="Picture"/>
+                    <pic:cNvPicPr>
+                      <a:picLocks noChangeArrowheads="1" noChangeAspect="1"/>
+                    </pic:cNvPicPr>
+                  </pic:nvPicPr>
+                  <pic:blipFill>
+                    <a:blip r:embed="rId165"/>
+                    <a:stretch>
+                      <a:fillRect/>
+                    </a:stretch>
+                  </pic:blipFill>
+                  <pic:spPr bwMode="auto">
+                    <a:xfrm>
+                      <a:off x="0" y="0"/>
+                      <a:ext cx="5129276" cy="1445659"/>
+                    </a:xfrm>
+                    <a:prstGeom prst="rect">
+                      <a:avLst/>
+                    </a:prstGeom>
+                    <a:noFill/>
+                    <a:ln w="9525">
+                      <a:noFill/>
+                      <a:headEnd/>
+                      <a:tailEnd/>
+                    </a:ln>
+                  </pic:spPr>
+                </pic:pic>
+              </a:graphicData>
+            </a:graphic>
+          </wp:inline>
+        </w:drawing>
+      </w:r>
+    </w:p>
+    <w:p>
+      <w:pPr>
+        <w:pStyle w:val="ImageCaption"/>
+      </w:pPr>
+      <w:r>
+        <w:t xml:space="preserve">Figure III.12 — Écran de supervision : taux de corrosion CR(t) et état final de dégradation (section perdue, CR) en jauges (Run #1)</w:t>
+      </w:r>
+    </w:p>
+    <w:bookmarkEnd w:id="168"/>
+    <w:bookmarkStart w:id="172" w:name="X58bfb2439e119d7dddd15b2923e61316fba5e9a"/>
+    <w:p>
+      <w:pPr>
+        <w:pStyle w:val="Heading3"/>
+      </w:pPr>
+      <w:r>
+        <w:t xml:space="preserve">III.5.2. Module GMAO maison : génération d’ordres de travail et KPIs</w:t>
+      </w:r>
+    </w:p>
+    <w:p>
+      <w:pPr>
+        <w:pStyle w:val="FirstParagraph"/>
+      </w:pPr>
+      <w:r>
+        <w:t xml:space="preserve">Un</w:t>
+      </w:r>
+      <w:r>
+        <w:t xml:space="preserve"> </w:t>
+      </w:r>
+      <w:r>
+        <w:rPr>
+          <w:b/>
+          <w:bCs/>
+        </w:rPr>
+        <w:t xml:space="preserve">module de gestion des ordres de travail (GMAO maison)</w:t>
+      </w:r>
+      <w:r>
+        <w:t xml:space="preserve"> </w:t>
+      </w:r>
+      <w:r>
+        <w:t xml:space="preserve">a été développé : il persiste les OT dans une table dédiée (</w:t>
+      </w:r>
+      <w:r>
+        <w:rPr>
+          <w:rStyle w:val="VerbatimChar"/>
+        </w:rPr>
+        <w:t xml:space="preserve">cr_work_orders</w:t>
+      </w:r>
+      <w:r>
+        <w:t xml:space="preserve">, Supabase) et expose une page « Ordres de travail » dans l’application (création, assignation, clôture ; figure III.13). À chaque dépassement de seuil, une alerte génère automatiquement un</w:t>
+      </w:r>
+      <w:r>
+        <w:t xml:space="preserve"> </w:t>
+      </w:r>
+      <w:r>
+        <w:rPr>
+          <w:b/>
+          <w:bCs/>
+        </w:rPr>
+        <w:t xml:space="preserve">ordre de travail enrichi</w:t>
+      </w:r>
+      <w:r>
+        <w:t xml:space="preserve"> </w:t>
+      </w:r>
+      <w:r>
+        <w:t xml:space="preserve">(CR, RUL, régime diagnostiqué, section perdue), avec déduplication (un OT ouvert par run et par niveau). Le mapping prédiction → OT (§II.7.5) est défini de façon générique : les mêmes champs se reporteraient sur un</w:t>
+      </w:r>
+      <w:r>
+        <w:t xml:space="preserve"> </w:t>
+      </w:r>
+      <w:r>
+        <w:rPr>
+          <w:b/>
+          <w:bCs/>
+        </w:rPr>
+        <w:t xml:space="preserve">CMMS open-source exposant une API</w:t>
+      </w:r>
+      <w:r>
+        <w:t xml:space="preserve">, transposition restée au stade de</w:t>
+      </w:r>
+      <w:r>
+        <w:t xml:space="preserve"> </w:t>
+      </w:r>
+      <w:r>
+        <w:rPr>
+          <w:b/>
+          <w:bCs/>
+        </w:rPr>
+        <w:t xml:space="preserve">spécification (non déployée)</w:t>
+      </w:r>
+      <w:r>
+        <w:t xml:space="preserve">, l’accès API des solutions gratuites étant restreint. Les KPIs de maintenance (MTBF, MTTR, disponibilité, taux de fausses alertes) sont calculés à partir de l’historique des OT. Toute la chaîne reste à ce stade</w:t>
+      </w:r>
+      <w:r>
+        <w:t xml:space="preserve"> </w:t>
+      </w:r>
+      <w:r>
+        <w:rPr>
+          <w:b/>
+          <w:bCs/>
+        </w:rPr>
+        <w:t xml:space="preserve">interne à Streamlit/Supabase</w:t>
+      </w:r>
+      <w:r>
+        <w:t xml:space="preserve"> </w:t>
+      </w:r>
+      <w:r>
+        <w:t xml:space="preserve">: aucun appel n’est émis vers un CMMS externe.</w:t>
+      </w:r>
+    </w:p>
+    <w:p>
+      <w:pPr>
+        <w:pStyle w:val="CaptionedFigure"/>
+        <w:jc w:val="center"/>
+      </w:pPr>
+      <w:r>
+        <w:drawing>
+          <wp:inline>
+            <wp:extent cx="5129276" cy="2097995"/>
+            <wp:effectExtent b="0" l="0" r="0" t="0"/>
+            <wp:docPr descr="Figure III.13 — Module GMAO maison : ordres de travail générés automatiquement à partir des alertes prédictives (niveau, CR, RUL, section perdue, action recommandée)" title="" id="170" name="Picture"/>
+            <a:graphic>
+              <a:graphicData uri="http://schemas.openxmlformats.org/drawingml/2006/picture">
+                <pic:pic>
+                  <pic:nvPicPr>
+                    <pic:cNvPr descr="figures/fig_iii5_gmao.png" id="171" name="Picture"/>
+                    <pic:cNvPicPr>
+                      <a:picLocks noChangeArrowheads="1" noChangeAspect="1"/>
+                    </pic:cNvPicPr>
+                  </pic:nvPicPr>
+                  <pic:blipFill>
+                    <a:blip r:embed="rId169"/>
+                    <a:stretch>
+                      <a:fillRect/>
+                    </a:stretch>
+                  </pic:blipFill>
+                  <pic:spPr bwMode="auto">
+                    <a:xfrm>
+                      <a:off x="0" y="0"/>
+                      <a:ext cx="5129276" cy="2097995"/>
+                    </a:xfrm>
+                    <a:prstGeom prst="rect">
+                      <a:avLst/>
+                    </a:prstGeom>
+                    <a:noFill/>
+                    <a:ln w="9525">
+                      <a:noFill/>
+                      <a:headEnd/>
+                      <a:tailEnd/>
+                    </a:ln>
+                  </pic:spPr>
+                </pic:pic>
+              </a:graphicData>
+            </a:graphic>
+          </wp:inline>
+        </w:drawing>
+      </w:r>
+    </w:p>
+    <w:p>
+      <w:pPr>
+        <w:pStyle w:val="ImageCaption"/>
+      </w:pPr>
+      <w:r>
+        <w:t xml:space="preserve">Figure III.13 — Module GMAO maison : ordres de travail générés automatiquement à partir des alertes prédictives (niveau, CR, RUL, section perdue, action recommandée)</w:t>
+      </w:r>
+    </w:p>
+    <w:p>
+      <w:pPr>
+        <w:pStyle w:val="BlockText"/>
+      </w:pPr>
+      <w:r>
+        <w:rPr>
+          <w:b/>
+          <w:bCs/>
+        </w:rPr>
+        <w:t xml:space="preserve">État d’avancement.</w:t>
+      </w:r>
+      <w:r>
+        <w:t xml:space="preserve"> </w:t>
+      </w:r>
+      <w:r>
+        <w:t xml:space="preserve">L’écran de supervision et le module GMAO maison (génération/clôture d’OT, KPIs) sont</w:t>
+      </w:r>
+      <w:r>
+        <w:t xml:space="preserve"> </w:t>
+      </w:r>
+      <w:r>
+        <w:rPr>
+          <w:b/>
+          <w:bCs/>
+        </w:rPr>
+        <w:t xml:space="preserve">opérationnels</w:t>
+      </w:r>
+      <w:r>
+        <w:t xml:space="preserve"> </w:t>
+      </w:r>
+      <w:r>
+        <w:t xml:space="preserve">et démontrent la boucle Sonde → ML → OT de bout en bout. L’intégration à un CMMS open-source mature (GLPI) reste au stade de</w:t>
+      </w:r>
+      <w:r>
+        <w:t xml:space="preserve"> </w:t>
+      </w:r>
+      <w:r>
+        <w:rPr>
+          <w:b/>
+          <w:bCs/>
+        </w:rPr>
+        <w:t xml:space="preserve">spécification transposable</w:t>
+      </w:r>
+      <w:r>
+        <w:t xml:space="preserve">. Les KPIs n’auront de valeur statistique que sur un volume d’essais et d’interventions plus important — ils constituent à ce stade une démonstration de la chaîne de calcul.</w:t>
+      </w:r>
+    </w:p>
+    <w:p>
+      <w:r>
+        <w:pict>
+          <v:rect style="width:0;height:1.5pt" o:hralign="center" o:hrstd="t" o:hr="t"/>
+        </w:pict>
+      </w:r>
+    </w:p>
+    <w:bookmarkEnd w:id="172"/>
+    <w:bookmarkEnd w:id="173"/>
+    <w:bookmarkStart w:id="185" w:name="iii.6.-discussions"/>
+    <w:p>
+      <w:pPr>
+        <w:pStyle w:val="Heading2"/>
+      </w:pPr>
+      <w:r>
+        <w:t xml:space="preserve">III.6. Discussions</w:t>
+      </w:r>
+    </w:p>
+    <w:bookmarkStart w:id="174" w:name="Xf68fd1ddeba738769848465616783f4a3e28b38"/>
+    <w:p>
+      <w:pPr>
+        <w:pStyle w:val="Heading3"/>
+      </w:pPr>
+      <w:r>
+        <w:t xml:space="preserve">III.6.1. Le prototype low-cost face aux sondes commerciales (I3.0 → I4.0)</w:t>
+      </w:r>
+    </w:p>
+    <w:p>
+      <w:pPr>
+        <w:pStyle w:val="FirstParagraph"/>
+      </w:pPr>
+      <w:r>
+        <w:t xml:space="preserve">Les sondes ER commerciales (Cosasco, Emerson Roxar, Permasense) offrent une résolution et un durcissement industriels supérieurs, mais restent coûteuses et exploitées à un niveau Industrie 3.0 (seuils fixes, analyse silotée). Le prototype développé ici, à partir de composants accessibles localement, démontre qu’une</w:t>
+      </w:r>
+      <w:r>
+        <w:t xml:space="preserve"> </w:t>
+      </w:r>
+      <w:r>
+        <w:rPr>
+          <w:b/>
+          <w:bCs/>
+        </w:rPr>
+        <w:t xml:space="preserve">couche prédictive (I4.0) peut être ajoutée pour un coût marginal</w:t>
+      </w:r>
+      <w:r>
+        <w:t xml:space="preserve"> </w:t>
+      </w:r>
+      <w:r>
+        <w:t xml:space="preserve">: il ne s’agit pas de remplacer les sondes commerciales mais de brancher en aval une chaîne ML — saut essentiellement logiciel.</w:t>
+      </w:r>
+    </w:p>
+    <w:bookmarkEnd w:id="174"/>
+    <w:bookmarkStart w:id="175" w:name="X5224df022dd07f7852ef1724ca928ea18bf1556"/>
+    <w:p>
+      <w:pPr>
+        <w:pStyle w:val="Heading3"/>
+      </w:pPr>
+      <w:r>
+        <w:t xml:space="preserve">III.6.2. Performance du modèle — confrontation à la littérature</w:t>
+      </w:r>
+    </w:p>
+    <w:p>
+      <w:pPr>
+        <w:pStyle w:val="FirstParagraph"/>
+      </w:pPr>
+      <w:r>
+        <w:t xml:space="preserve">La littérature rapporte d’excellentes performances pour les modèles ML de prédiction du taux de corrosion sur de</w:t>
+      </w:r>
+      <w:r>
+        <w:t xml:space="preserve"> </w:t>
+      </w:r>
+      <w:r>
+        <w:rPr>
+          <w:b/>
+          <w:bCs/>
+        </w:rPr>
+        <w:t xml:space="preserve">grands jeux de données homogènes</w:t>
+      </w:r>
+      <w:r>
+        <w:t xml:space="preserve"> </w:t>
+      </w:r>
+      <w:r>
+        <w:t xml:space="preserve">(Wei et al., 2024 ; Kuang et Long, 2024 ; Hu et al., 2024, avec des R² &gt; 0,96). Nos résultats, plus modestes en valeur absolue, s’expliquent par un nombre d’essais réduit et, surtout, par le caractère</w:t>
+      </w:r>
+      <w:r>
+        <w:t xml:space="preserve"> </w:t>
+      </w:r>
+      <w:r>
+        <w:rPr>
+          <w:b/>
+          <w:bCs/>
+        </w:rPr>
+        <w:t xml:space="preserve">inter-essais</w:t>
+      </w:r>
+      <w:r>
+        <w:t xml:space="preserve"> </w:t>
+      </w:r>
+      <w:r>
+        <w:t xml:space="preserve">de notre validation (LORO), bien plus exigeante qu’une validation intra-jeu. Le résultat marquant n’est pas tant la valeur du R² que sa</w:t>
+      </w:r>
+      <w:r>
+        <w:t xml:space="preserve"> </w:t>
+      </w:r>
+      <w:r>
+        <w:rPr>
+          <w:b/>
+          <w:bCs/>
+        </w:rPr>
+        <w:t xml:space="preserve">structure</w:t>
+      </w:r>
+      <w:r>
+        <w:t xml:space="preserve"> </w:t>
+      </w:r>
+      <w:r>
+        <w:t xml:space="preserve">: positif là où les conditions sont couvertes et répétées, négatif sinon. Cette lecture, rarement explicitée dans la littérature, constitue l’apport méthodologique de ce travail.</w:t>
+      </w:r>
+    </w:p>
+    <w:bookmarkEnd w:id="175"/>
+    <w:bookmarkStart w:id="176" w:name="X1abad3fb650abc5a9d79a3b29b6be42c791f531"/>
+    <w:p>
+      <w:pPr>
+        <w:pStyle w:val="Heading3"/>
+      </w:pPr>
+      <w:r>
+        <w:t xml:space="preserve">III.6.3. Apport d’une boucle GMAO légère et transposable</w:t>
+      </w:r>
+    </w:p>
+    <w:p>
+      <w:pPr>
+        <w:pStyle w:val="FirstParagraph"/>
+      </w:pPr>
+      <w:r>
+        <w:t xml:space="preserve">Structurer la boucle décision → action par un</w:t>
+      </w:r>
+      <w:r>
+        <w:t xml:space="preserve"> </w:t>
+      </w:r>
+      <w:r>
+        <w:rPr>
+          <w:b/>
+          <w:bCs/>
+        </w:rPr>
+        <w:t xml:space="preserve">module GMAO maison léger</w:t>
+      </w:r>
+      <w:r>
+        <w:t xml:space="preserve">, transposable à un CMMS open-source (GLPI) plutôt que par une suite propriétaire, offre un coût total de possession très faible (de l’ordre de quelques dizaines de dollars, contre 50–250 k USD pour SAP PM ou IBM Maximo), ouvrant la maintenance structurée aux PME industrielles africaines. Cette approche reste compatible avec un déploiement on-premise, exigé par les contraintes de sécurité industrielle (cas COTCO).</w:t>
+      </w:r>
+    </w:p>
+    <w:bookmarkEnd w:id="176"/>
+    <w:bookmarkStart w:id="177" w:name="iii.6.4.-limites-du-travail"/>
+    <w:p>
+      <w:pPr>
+        <w:pStyle w:val="Heading3"/>
+      </w:pPr>
+      <w:r>
+        <w:t xml:space="preserve">III.6.4. Limites du travail</w:t>
+      </w:r>
+    </w:p>
+    <w:p>
+      <w:pPr>
+        <w:pStyle w:val="FirstParagraph"/>
+      </w:pPr>
+      <w:r>
+        <w:rPr>
+          <w:b/>
+          <w:bCs/>
+        </w:rPr>
+        <w:t xml:space="preserve">Limites matérielles :</w:t>
+      </w:r>
+      <w:r>
+        <w:t xml:space="preserve"> </w:t>
+      </w:r>
+      <w:r>
+        <w:t xml:space="preserve">le fil de fer utilisé n’est pas le matériau des pipelines COTCO (acier API 5L). Les valeurs absolues de</w:t>
+      </w:r>
+      <w:r>
+        <w:t xml:space="preserve"> </w:t>
+      </w:r>
+      <w:r>
+        <w:rPr>
+          <w:i/>
+          <w:iCs/>
+        </w:rPr>
+        <w:t xml:space="preserve">CR</w:t>
+      </w:r>
+      <w:r>
+        <w:t xml:space="preserve"> </w:t>
+      </w:r>
+      <w:r>
+        <w:t xml:space="preserve">ne sont pas directement transposables — limitation assumée dans une preuve de concept visant à valider la chaîne et la méthode. Par ailleurs, en HCl concentré, l’</w:t>
+      </w:r>
+      <w:r>
+        <w:rPr>
+          <w:b/>
+          <w:bCs/>
+        </w:rPr>
+        <w:t xml:space="preserve">électrolyte conducteur shunte partiellement la mesure ER</w:t>
+      </w:r>
+      <w:r>
+        <w:t xml:space="preserve"> </w:t>
+      </w:r>
+      <w:r>
+        <w:t xml:space="preserve">(un courant parasite circule dans la solution en parallèle du fil), ce qui plafonne la résistance mesurable et peut masquer la rupture des fils épais ; ce phénomène physique impose l’emploi d’un</w:t>
+      </w:r>
+      <w:r>
+        <w:t xml:space="preserve"> </w:t>
+      </w:r>
+      <w:r>
+        <w:rPr>
+          <w:b/>
+          <w:bCs/>
+        </w:rPr>
+        <w:t xml:space="preserve">fil fin</w:t>
+      </w:r>
+      <w:r>
+        <w:t xml:space="preserve"> </w:t>
+      </w:r>
+      <w:r>
+        <w:t xml:space="preserve">(Ø ≈ 1,15 mm), qui rompt sous le plafond de mesure et rend l’événement de défaillance observable. Ce même couplage explique le</w:t>
+      </w:r>
+      <w:r>
+        <w:t xml:space="preserve"> </w:t>
+      </w:r>
+      <w:r>
+        <w:rPr>
+          <w:b/>
+          <w:bCs/>
+        </w:rPr>
+        <w:t xml:space="preserve">comportement post-rupture</w:t>
+      </w:r>
+      <w:r>
+        <w:t xml:space="preserve"> </w:t>
+      </w:r>
+      <w:r>
+        <w:t xml:space="preserve">: une fois le fil sectionné, le courant continue de transiter par l’</w:t>
+      </w:r>
+      <w:r>
+        <w:rPr>
+          <w:b/>
+          <w:bCs/>
+        </w:rPr>
+        <w:t xml:space="preserve">électrolyte</w:t>
+      </w:r>
+      <w:r>
+        <w:t xml:space="preserve"> </w:t>
+      </w:r>
+      <w:r>
+        <w:t xml:space="preserve">(et un éventuel dernier filament métallique), si bien que la résistance apparente</w:t>
+      </w:r>
+      <w:r>
+        <w:t xml:space="preserve"> </w:t>
+      </w:r>
+      <w:r>
+        <w:rPr>
+          <w:b/>
+          <w:bCs/>
+        </w:rPr>
+        <w:t xml:space="preserve">reste élevée et croissante</w:t>
+      </w:r>
+      <w:r>
+        <w:t xml:space="preserve"> </w:t>
+      </w:r>
+      <w:r>
+        <w:t xml:space="preserve">jusqu’à l’ouverture franche du circuit. La portion terminale du signal</w:t>
+      </w:r>
+      <w:r>
+        <w:t xml:space="preserve"> </w:t>
+      </w:r>
+      <w:r>
+        <w:rPr>
+          <w:i/>
+          <w:iCs/>
+        </w:rPr>
+        <w:t xml:space="preserve">R</w:t>
+      </w:r>
+      <w:r>
+        <w:t xml:space="preserve">(t) relève donc d’une</w:t>
+      </w:r>
+      <w:r>
+        <w:t xml:space="preserve"> </w:t>
+      </w:r>
+      <w:r>
+        <w:rPr>
+          <w:b/>
+          <w:bCs/>
+        </w:rPr>
+        <w:t xml:space="preserve">conduction électrolytique, non métallique</w:t>
+      </w:r>
+      <w:r>
+        <w:t xml:space="preserve"> </w:t>
+      </w:r>
+      <w:r>
+        <w:t xml:space="preserve">: elle ne traduit plus l’état du fil et est, à ce titre,</w:t>
+      </w:r>
+      <w:r>
+        <w:t xml:space="preserve"> </w:t>
+      </w:r>
+      <w:r>
+        <w:rPr>
+          <w:b/>
+          <w:bCs/>
+        </w:rPr>
+        <w:t xml:space="preserve">tronquée au seuil de saturation</w:t>
+      </w:r>
+      <w:r>
+        <w:t xml:space="preserve"> </w:t>
+      </w:r>
+      <w:r>
+        <w:t xml:space="preserve">(</w:t>
+      </w:r>
+      <w:r>
+        <w:rPr>
+          <w:rStyle w:val="VerbatimChar"/>
+        </w:rPr>
+        <w:t xml:space="preserve">rx &gt; 100 Ω</w:t>
+      </w:r>
+      <w:r>
+        <w:t xml:space="preserve">) puis exclue de l’apprentissage (§II.4.4). Cette limitation, propre aux sondes ER en milieu très conducteur, est documentée dans la littérature de la mesure de corrosion (Roberge, 2008 ; Mansfeld, 2014).</w:t>
+      </w:r>
+    </w:p>
+    <w:p>
+      <w:pPr>
+        <w:pStyle w:val="BodyText"/>
+      </w:pPr>
+      <w:r>
+        <w:rPr>
+          <w:b/>
+          <w:bCs/>
+        </w:rPr>
+        <w:t xml:space="preserve">Limites du jeu de données :</w:t>
+      </w:r>
+      <w:r>
+        <w:t xml:space="preserve"> </w:t>
+      </w:r>
+      <w:r>
+        <w:t xml:space="preserve">le nombre d’essais exploités à ce stade reste réduit, ce qui rend les métriques</w:t>
+      </w:r>
+      <w:r>
+        <w:t xml:space="preserve"> </w:t>
+      </w:r>
+      <w:r>
+        <w:rPr>
+          <w:b/>
+          <w:bCs/>
+        </w:rPr>
+        <w:t xml:space="preserve">bruitées</w:t>
+      </w:r>
+      <w:r>
+        <w:t xml:space="preserve"> </w:t>
+      </w:r>
+      <w:r>
+        <w:t xml:space="preserve">(un même essai peut voir son R² varier sensiblement selon la composition du jeu d’entraînement). La campagne en cours vise précisément à augmenter ce volume.</w:t>
+      </w:r>
+    </w:p>
+    <w:p>
+      <w:pPr>
+        <w:pStyle w:val="BodyText"/>
+      </w:pPr>
+      <w:r>
+        <w:rPr>
+          <w:b/>
+          <w:bCs/>
+        </w:rPr>
+        <w:t xml:space="preserve">Limites de la couverture thermique :</w:t>
+      </w:r>
+      <w:r>
+        <w:t xml:space="preserve"> </w:t>
+      </w:r>
+      <w:r>
+        <w:t xml:space="preserve">une seule plage (~30 °C) est aujourd’hui couverte par plusieurs essais répétés ; la plage ~32 °C n’est représentée que par un essai unique (Run #11), ce qui interdit encore toute validation croisée à cette température.</w:t>
+      </w:r>
+    </w:p>
+    <w:p>
+      <w:pPr>
+        <w:pStyle w:val="BodyText"/>
+      </w:pPr>
+      <w:r>
+        <w:rPr>
+          <w:b/>
+          <w:bCs/>
+        </w:rPr>
+        <w:t xml:space="preserve">Limites de la validation :</w:t>
+      </w:r>
+      <w:r>
+        <w:t xml:space="preserve"> </w:t>
+      </w:r>
+      <w:r>
+        <w:t xml:space="preserve">l’absence de coupon gravimétrique parallèle prive ce travail d’une validation indépendante du</w:t>
+      </w:r>
+      <w:r>
+        <w:t xml:space="preserve"> </w:t>
+      </w:r>
+      <w:r>
+        <w:rPr>
+          <w:i/>
+          <w:iCs/>
+        </w:rPr>
+        <w:t xml:space="preserve">CR</w:t>
+      </w:r>
+      <w:r>
+        <w:t xml:space="preserve">. Cette double validation ER + gravimétrie est recommandée pour la suite.</w:t>
+      </w:r>
+    </w:p>
+    <w:bookmarkEnd w:id="177"/>
+    <w:bookmarkStart w:id="184" w:name="iii.6.5.-perspectives"/>
+    <w:p>
+      <w:pPr>
+        <w:pStyle w:val="Heading3"/>
+      </w:pPr>
+      <w:r>
+        <w:t xml:space="preserve">III.6.5. Perspectives</w:t>
+      </w:r>
+    </w:p>
+    <w:p>
+      <w:pPr>
+        <w:pStyle w:val="FirstParagraph"/>
+      </w:pPr>
+      <w:r>
+        <w:t xml:space="preserve">La campagne se poursuit selon trois axes : (i)</w:t>
+      </w:r>
+      <w:r>
+        <w:t xml:space="preserve"> </w:t>
+      </w:r>
+      <w:r>
+        <w:rPr>
+          <w:b/>
+          <w:bCs/>
+        </w:rPr>
+        <w:t xml:space="preserve">compléter la couverture thermique</w:t>
+      </w:r>
+      <w:r>
+        <w:t xml:space="preserve"> </w:t>
+      </w:r>
+      <w:r>
+        <w:t xml:space="preserve">par des essais répétés aux consignes 30 °C et 32 °C, afin de transformer la plage 32 °C de « non couverte » à « couverte » ; (ii)</w:t>
+      </w:r>
+      <w:r>
+        <w:t xml:space="preserve"> </w:t>
+      </w:r>
+      <w:r>
+        <w:rPr>
+          <w:b/>
+          <w:bCs/>
+        </w:rPr>
+        <w:t xml:space="preserve">consolider les métriques</w:t>
+      </w:r>
+      <w:r>
+        <w:t xml:space="preserve"> </w:t>
+      </w:r>
+      <w:r>
+        <w:t xml:space="preserve">sur un volume d’essais accru ; (iii)</w:t>
+      </w:r>
+      <w:r>
+        <w:t xml:space="preserve"> </w:t>
+      </w:r>
+      <w:r>
+        <w:rPr>
+          <w:b/>
+          <w:bCs/>
+        </w:rPr>
+        <w:t xml:space="preserve">finaliser l’automatisation</w:t>
+      </w:r>
+      <w:r>
+        <w:t xml:space="preserve"> </w:t>
+      </w:r>
+      <w:r>
+        <w:t xml:space="preserve">de la boucle alerte → ticket CMMS et le calcul des KPIs sur historique. La transposition aux conditions industrielles réelles (acier API 5L, conditions de procédé) constitue l’objet du stage en entreprise prévu à la suite de ce mémoire.</w:t>
+      </w:r>
+    </w:p>
+    <w:p>
+      <w:pPr>
+        <w:pStyle w:val="BodyText"/>
+      </w:pPr>
+      <w:r>
+        <w:t xml:space="preserve">Un quatrième axe, exploratoire, vise à</w:t>
+      </w:r>
+      <w:r>
+        <w:t xml:space="preserve"> </w:t>
+      </w:r>
+      <w:r>
+        <w:rPr>
+          <w:b/>
+          <w:bCs/>
+        </w:rPr>
+        <w:t xml:space="preserve">densifier synthétiquement l’espace des conditions</w:t>
+      </w:r>
+      <w:r>
+        <w:t xml:space="preserve">. Plutôt que de multiplier des essais réels coûteux, un jumeau numérique mécaniste — calibré sur les essais réels et décrivant la cinétique de corrosion par une loi sigmoïde d’Avrami (induction puis emballement, Avrami, 1939) — permet de générer des trajectoires synthétiques et d’en déduire, pour un essai à venir, une</w:t>
+      </w:r>
+      <w:r>
+        <w:t xml:space="preserve"> </w:t>
+      </w:r>
+      <w:r>
+        <w:rPr>
+          <w:b/>
+          <w:bCs/>
+        </w:rPr>
+        <w:t xml:space="preserve">bande prédictive de durée de vie</w:t>
+      </w:r>
+      <w:r>
+        <w:t xml:space="preserve"> </w:t>
+      </w:r>
+      <w:r>
+        <w:t xml:space="preserve">(figure III.14). Cette démarche s’inspire des données</w:t>
+      </w:r>
+      <w:r>
+        <w:t xml:space="preserve"> </w:t>
+      </w:r>
+      <w:r>
+        <w:rPr>
+          <w:i/>
+          <w:iCs/>
+        </w:rPr>
+        <w:t xml:space="preserve">run-to-failure</w:t>
+      </w:r>
+      <w:r>
+        <w:t xml:space="preserve"> </w:t>
+      </w:r>
+      <w:r>
+        <w:t xml:space="preserve">synthétiques largement utilisées en maintenance prédictive (benchmark NASA C-MAPSS ; Saxena et al., 2008). Une première analyse en</w:t>
+      </w:r>
+      <w:r>
+        <w:t xml:space="preserve"> </w:t>
+      </w:r>
+      <w:r>
+        <w:rPr>
+          <w:i/>
+          <w:iCs/>
+        </w:rPr>
+        <w:t xml:space="preserve">leave-one-run-out</w:t>
+      </w:r>
+      <w:r>
+        <w:t xml:space="preserve"> </w:t>
+      </w:r>
+      <w:r>
+        <w:t xml:space="preserve">sur ces trajectoires établit qu’</w:t>
+      </w:r>
+      <w:r>
+        <w:rPr>
+          <w:b/>
+          <w:bCs/>
+        </w:rPr>
+        <w:t xml:space="preserve">une morphologie de corrosion n’est prédictible qu’à partir du moment où elle a été observée au moins deux fois</w:t>
+      </w:r>
+      <w:r>
+        <w:t xml:space="preserve">, ce qui quantifie le besoin de répétition. Deux essais réels, Run #21 puis Run #22, ont depuis fourni deux tests « prédire-puis-confirmer » à l’issue contrastée et instructive (figure III.15). Pour</w:t>
+      </w:r>
+      <w:r>
+        <w:t xml:space="preserve"> </w:t>
+      </w:r>
+      <w:r>
+        <w:rPr>
+          <w:b/>
+          <w:bCs/>
+        </w:rPr>
+        <w:t xml:space="preserve">Run #21</w:t>
+      </w:r>
+      <w:r>
+        <w:t xml:space="preserve">, la bande annoncée</w:t>
+      </w:r>
+      <w:r>
+        <w:t xml:space="preserve"> </w:t>
+      </w:r>
+      <w:r>
+        <w:rPr>
+          <w:i/>
+          <w:iCs/>
+        </w:rPr>
+        <w:t xml:space="preserve">avant</w:t>
+      </w:r>
+      <w:r>
+        <w:t xml:space="preserve"> </w:t>
+      </w:r>
+      <w:r>
+        <w:t xml:space="preserve">l’essai (13–20,5 h, médiane 16 h) a été</w:t>
+      </w:r>
+      <w:r>
+        <w:t xml:space="preserve"> </w:t>
+      </w:r>
+      <w:r>
+        <w:rPr>
+          <w:b/>
+          <w:bCs/>
+        </w:rPr>
+        <w:t xml:space="preserve">vérifiée</w:t>
+      </w:r>
+      <w:r>
+        <w:t xml:space="preserve"> </w:t>
+      </w:r>
+      <w:r>
+        <w:t xml:space="preserve">: rupture à</w:t>
+      </w:r>
+      <w:r>
+        <w:t xml:space="preserve"> </w:t>
+      </w:r>
+      <w:r>
+        <w:rPr>
+          <w:b/>
+          <w:bCs/>
+        </w:rPr>
+        <w:t xml:space="preserve">13,1 h</w:t>
+      </w:r>
+      <w:r>
+        <w:t xml:space="preserve">, à l’intérieur de la bande (borne inférieure). Pour</w:t>
+      </w:r>
+      <w:r>
+        <w:t xml:space="preserve"> </w:t>
+      </w:r>
+      <w:r>
+        <w:rPr>
+          <w:b/>
+          <w:bCs/>
+        </w:rPr>
+        <w:t xml:space="preserve">Run #22</w:t>
+      </w:r>
+      <w:r>
+        <w:t xml:space="preserve">, en revanche, la rupture est survenue à</w:t>
+      </w:r>
+      <w:r>
+        <w:t xml:space="preserve"> </w:t>
+      </w:r>
+      <w:r>
+        <w:rPr>
+          <w:b/>
+          <w:bCs/>
+        </w:rPr>
+        <w:t xml:space="preserve">11,95 h</w:t>
+      </w:r>
+      <w:r>
+        <w:t xml:space="preserve">,</w:t>
+      </w:r>
+      <w:r>
+        <w:t xml:space="preserve"> </w:t>
+      </w:r>
+      <w:r>
+        <w:rPr>
+          <w:b/>
+          <w:bCs/>
+        </w:rPr>
+        <w:t xml:space="preserve">en deçà</w:t>
+      </w:r>
+      <w:r>
+        <w:t xml:space="preserve"> </w:t>
+      </w:r>
+      <w:r>
+        <w:t xml:space="preserve">de la borne basse : l’essai le plus rapide de toute la campagne tombe</w:t>
+      </w:r>
+      <w:r>
+        <w:t xml:space="preserve"> </w:t>
+      </w:r>
+      <w:r>
+        <w:rPr>
+          <w:b/>
+          <w:bCs/>
+        </w:rPr>
+        <w:t xml:space="preserve">sous l’enveloppe des donneurs</w:t>
+      </w:r>
+      <w:r>
+        <w:t xml:space="preserve">, que le jumeau interpole sans l’extrapoler. Ce</w:t>
+      </w:r>
+      <w:r>
+        <w:t xml:space="preserve"> </w:t>
+      </w:r>
+      <w:r>
+        <w:rPr>
+          <w:b/>
+          <w:bCs/>
+        </w:rPr>
+        <w:t xml:space="preserve">manqué n’infirme pas la démarche</w:t>
+      </w:r>
+      <w:r>
+        <w:t xml:space="preserve"> </w:t>
+      </w:r>
+      <w:r>
+        <w:t xml:space="preserve">: il en délimite le domaine de validité — la bande devra être élargie vers les essais rapides — et illustre, sur un cas réel, la limite annoncée. Run #21 et Run #22 ajoutent par ailleurs deux représentants de la morphologie graduelle ; mais les trois graduels observés demeurent</w:t>
+      </w:r>
+      <w:r>
+        <w:t xml:space="preserve"> </w:t>
+      </w:r>
+      <w:r>
+        <w:rPr>
+          <w:b/>
+          <w:bCs/>
+        </w:rPr>
+        <w:t xml:space="preserve">hétérogènes</w:t>
+      </w:r>
+      <w:r>
+        <w:t xml:space="preserve"> </w:t>
+      </w:r>
+      <w:r>
+        <w:t xml:space="preserve">(Run #1 à 22 h contre Run #21 et #22 à ≈ 12–13 h), ce qui montre que le simple décompte de répétitions ne suffit pas : c’est la répétition au sein d’une morphologie</w:t>
+      </w:r>
+      <w:r>
+        <w:t xml:space="preserve"> </w:t>
+      </w:r>
+      <w:r>
+        <w:rPr>
+          <w:b/>
+          <w:bCs/>
+        </w:rPr>
+        <w:t xml:space="preserve">homogène</w:t>
+      </w:r>
+      <w:r>
+        <w:t xml:space="preserve"> </w:t>
+      </w:r>
+      <w:r>
+        <w:t xml:space="preserve">qui confère la prédictibilité. Il importe enfin de souligner que le jumeau numérique et le modèle XGBoost (§III.3) répondent à deux questions distinctes — le premier estime la</w:t>
+      </w:r>
+      <w:r>
+        <w:t xml:space="preserve"> </w:t>
+      </w:r>
+      <w:r>
+        <w:rPr>
+          <w:b/>
+          <w:bCs/>
+        </w:rPr>
+        <w:t xml:space="preserve">durée de vie</w:t>
+      </w:r>
+      <w:r>
+        <w:t xml:space="preserve"> </w:t>
+      </w:r>
+      <w:r>
+        <w:t xml:space="preserve">(l’instant de rupture), le second le</w:t>
+      </w:r>
+      <w:r>
+        <w:t xml:space="preserve"> </w:t>
+      </w:r>
+      <w:r>
+        <w:rPr>
+          <w:b/>
+          <w:bCs/>
+        </w:rPr>
+        <w:t xml:space="preserve">taux de corrosion instantané</w:t>
+      </w:r>
+      <w:r>
+        <w:t xml:space="preserve"> </w:t>
+      </w:r>
+      <w:r>
+        <w:t xml:space="preserve">— et convergent vers un même enseignement : une prédiction n’est fiable qu’au sein d’une morphologie déjà observée et</w:t>
+      </w:r>
+      <w:r>
+        <w:t xml:space="preserve"> </w:t>
+      </w:r>
+      <w:r>
+        <w:rPr>
+          <w:b/>
+          <w:bCs/>
+        </w:rPr>
+        <w:t xml:space="preserve">suffisamment répétée</w:t>
+      </w:r>
+      <w:r>
+        <w:t xml:space="preserve">. Ces travaux, encore préliminaires, seront validés et étendus dans la suite de la campagne.</w:t>
+      </w:r>
+    </w:p>
+    <w:p>
+      <w:pPr>
+        <w:pStyle w:val="CaptionedFigure"/>
+        <w:jc w:val="center"/>
+      </w:pPr>
+      <w:r>
+        <w:drawing>
+          <wp:inline>
+            <wp:extent cx="4460240" cy="2617966"/>
+            <wp:effectExtent b="0" l="0" r="0" t="0"/>
+            <wp:docPr descr="Figure III.14 — Jumeau numérique : bande prédictive de durée de vie (P10–P90) issue des trajectoires synthétiques couvrant les deux morphologies de corrosion, et position de l’essai Run #21 — prédiction avant essai 13–20,5 h, rupture observée à 13,1 h, dans la bande" title="" id="179" name="Picture"/>
+            <a:graphic>
+              <a:graphicData uri="http://schemas.openxmlformats.org/drawingml/2006/picture">
+                <pic:pic>
+                  <pic:nvPicPr>
+                    <pic:cNvPr descr="figures/fig_simulateur_run21_nonparam.png" id="180" name="Picture"/>
+                    <pic:cNvPicPr>
+                      <a:picLocks noChangeArrowheads="1" noChangeAspect="1"/>
+                    </pic:cNvPicPr>
+                  </pic:nvPicPr>
+                  <pic:blipFill>
+                    <a:blip r:embed="rId178"/>
                     <a:stretch>
                       <a:fillRect/>
                     </a:stretch>
@@ -30553,7 +30862,7 @@
         <w:pStyle w:val="ImageCaption"/>
       </w:pPr>
       <w:r>
-        <w:t xml:space="preserve">Figure III.10 — Jumeau numérique : bande prédictive de durée de vie (P10–P90) issue des trajectoires synthétiques couvrant les deux morphologies de corrosion, et position de l’essai Run #21 — prédiction</w:t>
+        <w:t xml:space="preserve">Figure III.14 — Jumeau numérique : bande prédictive de durée de vie (P10–P90) issue des trajectoires synthétiques couvrant les deux morphologies de corrosion, et position de l’essai Run #21 — prédiction</w:t>
       </w:r>
       <w:r>
         <w:t xml:space="preserve"> </w:t>
@@ -30582,18 +30891,18 @@
           <wp:inline>
             <wp:extent cx="4571746" cy="1811855"/>
             <wp:effectExtent b="0" l="0" r="0" t="0"/>
-            <wp:docPr descr="Figure III.11 — Bande prédictive du jumeau confrontée aux deux essais graduels réels : Run #21 (13,1 h) à l’intérieur de la bande, Run #22 (11,95 h) en deçà — bilan « prédire-puis-confirmer » de un sur deux" title="" id="170" name="Picture"/>
+            <wp:docPr descr="Figure III.15 — Bande prédictive du jumeau confrontée aux deux essais graduels réels : Run #21 (13,1 h) à l’intérieur de la bande, Run #22 (11,95 h) en deçà — bilan « prédire-puis-confirmer » de un sur deux" title="" id="182" name="Picture"/>
             <a:graphic>
               <a:graphicData uri="http://schemas.openxmlformats.org/drawingml/2006/picture">
                 <pic:pic>
                   <pic:nvPicPr>
-                    <pic:cNvPr descr="figures/fig_iii3_band_scorecard.png" id="171" name="Picture"/>
+                    <pic:cNvPr descr="figures/fig_iii3_band_scorecard.png" id="183" name="Picture"/>
                     <pic:cNvPicPr>
                       <a:picLocks noChangeArrowheads="1" noChangeAspect="1"/>
                     </pic:cNvPicPr>
                   </pic:nvPicPr>
                   <pic:blipFill>
-                    <a:blip r:embed="rId169"/>
+                    <a:blip r:embed="rId181"/>
                     <a:stretch>
                       <a:fillRect/>
                     </a:stretch>
@@ -30625,7 +30934,7 @@
         <w:pStyle w:val="ImageCaption"/>
       </w:pPr>
       <w:r>
-        <w:t xml:space="preserve">Figure III.11 — Bande prédictive du jumeau confrontée aux deux essais graduels réels : Run #21 (13,1 h) à l’intérieur de la bande, Run #22 (11,95 h) en deçà — bilan « prédire-puis-confirmer » de un sur deux</w:t>
+        <w:t xml:space="preserve">Figure III.15 — Bande prédictive du jumeau confrontée aux deux essais graduels réels : Run #21 (13,1 h) à l’intérieur de la bande, Run #22 (11,95 h) en deçà — bilan « prédire-puis-confirmer » de un sur deux</w:t>
       </w:r>
     </w:p>
     <w:p>
@@ -30635,9 +30944,9 @@
         </w:pict>
       </w:r>
     </w:p>
-    <w:bookmarkEnd w:id="172"/>
-    <w:bookmarkEnd w:id="173"/>
-    <w:bookmarkStart w:id="174" w:name="iii.7.-conclusion-du-chapitre-iii"/>
+    <w:bookmarkEnd w:id="184"/>
+    <w:bookmarkEnd w:id="185"/>
+    <w:bookmarkStart w:id="186" w:name="iii.7.-conclusion-du-chapitre-iii"/>
     <w:p>
       <w:pPr>
         <w:pStyle w:val="Heading2"/>
@@ -30771,9 +31080,9 @@
         <w:br w:type="page"/>
       </w:r>
     </w:p>
-    <w:bookmarkEnd w:id="174"/>
-    <w:bookmarkEnd w:id="175"/>
-    <w:bookmarkStart w:id="176" w:name="conclusion-générale"/>
+    <w:bookmarkEnd w:id="186"/>
+    <w:bookmarkEnd w:id="187"/>
+    <w:bookmarkStart w:id="188" w:name="conclusion-générale"/>
     <w:p>
       <w:pPr>
         <w:pStyle w:val="Heading1"/>
@@ -31180,8 +31489,8 @@
         <w:br w:type="page"/>
       </w:r>
     </w:p>
-    <w:bookmarkEnd w:id="176"/>
-    <w:bookmarkStart w:id="177" w:name="références-bibliographiques"/>
+    <w:bookmarkEnd w:id="188"/>
+    <w:bookmarkStart w:id="189" w:name="références-bibliographiques"/>
     <w:p>
       <w:pPr>
         <w:pStyle w:val="Heading1"/>
@@ -33071,8 +33380,8 @@
         <w:br w:type="page"/>
       </w:r>
     </w:p>
-    <w:bookmarkEnd w:id="177"/>
-    <w:bookmarkStart w:id="192" w:name="annexes"/>
+    <w:bookmarkEnd w:id="189"/>
+    <w:bookmarkStart w:id="204" w:name="annexes"/>
     <w:p>
       <w:pPr>
         <w:pStyle w:val="Heading1"/>
@@ -33081,7 +33390,7 @@
         <w:t xml:space="preserve">ANNEXES</w:t>
       </w:r>
     </w:p>
-    <w:bookmarkStart w:id="178" w:name="X4a78aeac9d5037a16008a2ee68dd1166d7aa4b4"/>
+    <w:bookmarkStart w:id="190" w:name="X4a78aeac9d5037a16008a2ee68dd1166d7aa4b4"/>
     <w:p>
       <w:pPr>
         <w:pStyle w:val="Heading2"/>
@@ -33423,8 +33732,8 @@
         <w:t xml:space="preserve">.</w:t>
       </w:r>
     </w:p>
-    <w:bookmarkEnd w:id="178"/>
-    <w:bookmarkStart w:id="179" w:name="X89fdaac54454b2f39af1c3d7cfa8452fb9c21c0"/>
+    <w:bookmarkEnd w:id="190"/>
+    <w:bookmarkStart w:id="191" w:name="X89fdaac54454b2f39af1c3d7cfa8452fb9c21c0"/>
     <w:p>
       <w:pPr>
         <w:pStyle w:val="Heading2"/>
@@ -34060,8 +34369,8 @@
         <w:t xml:space="preserve">.</w:t>
       </w:r>
     </w:p>
-    <w:bookmarkEnd w:id="179"/>
-    <w:bookmarkStart w:id="183" w:name="X866633686f9e59acae75a6fcbe6327624079636"/>
+    <w:bookmarkEnd w:id="191"/>
+    <w:bookmarkStart w:id="195" w:name="X866633686f9e59acae75a6fcbe6327624079636"/>
     <w:p>
       <w:pPr>
         <w:pStyle w:val="Heading2"/>
@@ -34080,18 +34389,18 @@
           <wp:inline>
             <wp:extent cx="5296535" cy="4580705"/>
             <wp:effectExtent b="0" l="0" r="0" t="0"/>
-            <wp:docPr descr="Figure C.1 — Schéma de câblage complet : ESP32 + HX711 + montage shunt + R_lift + DS18B20 + cellule en plastique" title="" id="181" name="Picture"/>
+            <wp:docPr descr="Figure C.1 — Schéma de câblage complet : ESP32 + HX711 + montage shunt + R_lift + DS18B20 + cellule en plastique" title="" id="193" name="Picture"/>
             <a:graphic>
               <a:graphicData uri="http://schemas.openxmlformats.org/drawingml/2006/picture">
                 <pic:pic>
                   <pic:nvPicPr>
-                    <pic:cNvPr descr="figures/fig_c1_cablage.png" id="182" name="Picture"/>
+                    <pic:cNvPr descr="figures/fig_c1_cablage.png" id="194" name="Picture"/>
                     <pic:cNvPicPr>
                       <a:picLocks noChangeArrowheads="1" noChangeAspect="1"/>
                     </pic:cNvPicPr>
                   </pic:nvPicPr>
                   <pic:blipFill>
-                    <a:blip r:embed="rId180"/>
+                    <a:blip r:embed="rId192"/>
                     <a:stretch>
                       <a:fillRect/>
                     </a:stretch>
@@ -34126,8 +34435,8 @@
         <w:t xml:space="preserve">Figure C.1 — Schéma de câblage complet : ESP32 + HX711 + montage shunt + R_lift + DS18B20 + cellule en plastique</w:t>
       </w:r>
     </w:p>
-    <w:bookmarkEnd w:id="183"/>
-    <w:bookmarkStart w:id="184" w:name="Xdbf85f3da9c2680bfbf7a4a2c01e415fedffe50"/>
+    <w:bookmarkEnd w:id="195"/>
+    <w:bookmarkStart w:id="196" w:name="Xdbf85f3da9c2680bfbf7a4a2c01e415fedffe50"/>
     <w:p>
       <w:pPr>
         <w:pStyle w:val="Heading2"/>
@@ -34241,8 +34550,8 @@
         <w:t xml:space="preserve">En cas de contact cutané : rincer abondamment à l’eau claire pendant au moins 15 minutes et consulter un médecin.</w:t>
       </w:r>
     </w:p>
-    <w:bookmarkEnd w:id="184"/>
-    <w:bookmarkStart w:id="185" w:name="X91a67e7467e3c399fd51c132091fc35a498412d"/>
+    <w:bookmarkEnd w:id="196"/>
+    <w:bookmarkStart w:id="197" w:name="X91a67e7467e3c399fd51c132091fc35a498412d"/>
     <w:p>
       <w:pPr>
         <w:pStyle w:val="Heading2"/>
@@ -34376,8 +34685,8 @@
         <w:t xml:space="preserve">: à consigne élevée (≥ 32 °C), la puissance de 25 W impose de bien couvrir la cellule pour atteindre et tenir la consigne au-dessus de la température ambiante de Douala (≈ 28–29 °C) ; la compatibilité chimique du corps étanche avec le HCl reste un point de vigilance pratique.</w:t>
       </w:r>
     </w:p>
-    <w:bookmarkEnd w:id="185"/>
-    <w:bookmarkStart w:id="189" w:name="Xcc55f5e422aaf19d95dc0e373d45c068519994c"/>
+    <w:bookmarkEnd w:id="197"/>
+    <w:bookmarkStart w:id="201" w:name="Xcc55f5e422aaf19d95dc0e373d45c068519994c"/>
     <w:p>
       <w:pPr>
         <w:pStyle w:val="Heading2"/>
@@ -34396,18 +34705,18 @@
           <wp:inline>
             <wp:extent cx="5296535" cy="3933096"/>
             <wp:effectExtent b="0" l="0" r="0" t="0"/>
-            <wp:docPr descr="Figure F.1 — Schéma relationnel (ERD) de la base Supabase : 8 tables, clés étrangères en cardinalité 1 — *" title="" id="187" name="Picture"/>
+            <wp:docPr descr="Figure F.1 — Schéma relationnel (ERD) de la base Supabase : 8 tables, clés étrangères en cardinalité 1 — *" title="" id="199" name="Picture"/>
             <a:graphic>
               <a:graphicData uri="http://schemas.openxmlformats.org/drawingml/2006/picture">
                 <pic:pic>
                   <pic:nvPicPr>
-                    <pic:cNvPr descr="figures/fig_f1_erd.png" id="188" name="Picture"/>
+                    <pic:cNvPr descr="figures/fig_f1_erd.png" id="200" name="Picture"/>
                     <pic:cNvPicPr>
                       <a:picLocks noChangeArrowheads="1" noChangeAspect="1"/>
                     </pic:cNvPicPr>
                   </pic:nvPicPr>
                   <pic:blipFill>
-                    <a:blip r:embed="rId186"/>
+                    <a:blip r:embed="rId198"/>
                     <a:stretch>
                       <a:fillRect/>
                     </a:stretch>
@@ -36187,8 +36496,8 @@
         <w:t xml:space="preserve"> asset_id;</w:t>
       </w:r>
     </w:p>
-    <w:bookmarkEnd w:id="189"/>
-    <w:bookmarkStart w:id="190" w:name="annexe-g-liste-des-fichiers-du-projet"/>
+    <w:bookmarkEnd w:id="201"/>
+    <w:bookmarkStart w:id="202" w:name="annexe-g-liste-des-fichiers-du-projet"/>
     <w:p>
       <w:pPr>
         <w:pStyle w:val="Heading2"/>
@@ -36447,8 +36756,8 @@
         <w:br w:type="page"/>
       </w:r>
     </w:p>
-    <w:bookmarkEnd w:id="190"/>
-    <w:bookmarkStart w:id="191" w:name="X79083b21c8cb3540f998fbd49761ef428b981e0"/>
+    <w:bookmarkEnd w:id="202"/>
+    <w:bookmarkStart w:id="203" w:name="X79083b21c8cb3540f998fbd49761ef428b981e0"/>
     <w:p>
       <w:pPr>
         <w:pStyle w:val="Heading2"/>
@@ -38161,9 +38470,9 @@
         <w:br w:type="page"/>
       </w:r>
     </w:p>
-    <w:bookmarkEnd w:id="191"/>
-    <w:bookmarkEnd w:id="192"/>
-    <w:bookmarkStart w:id="193" w:name="table-des-matières"/>
+    <w:bookmarkEnd w:id="203"/>
+    <w:bookmarkEnd w:id="204"/>
+    <w:bookmarkStart w:id="205" w:name="table-des-matières"/>
     <w:p>
       <w:pPr>
         <w:pStyle w:val="Heading1"/>
@@ -38201,7 +38510,7 @@
         <w:t xml:space="preserve">(générée automatiquement par Word à partir des styles Heading 1 / 2 / 3)</w:t>
       </w:r>
     </w:p>
-    <w:bookmarkEnd w:id="193"/>
+    <w:bookmarkEnd w:id="205"/>
     <w:sectPr>
       <w:footerReference r:id="rId9" w:type="default"/>
       <w:footnotePr>

--- a/memoire/Memoire_M2_Corrosion_BATOUMBI.docx
+++ b/memoire/Memoire_M2_Corrosion_BATOUMBI.docx
@@ -237,7 +237,7 @@
         <w:t xml:space="preserve"> </w:t>
       </w:r>
       <w:r>
-        <w:t xml:space="preserve">À compléter</w:t>
+        <w:t xml:space="preserve">M. FEZEU</w:t>
       </w:r>
       <w:r>
         <w:br/>
@@ -25637,7 +25637,23 @@
         <w:pStyle w:val="FirstParagraph"/>
       </w:pPr>
       <w:r>
-        <w:t xml:space="preserve">La justesse de la mesure de résistance a été vérifiée par substitution du fil par des résistances de précision connues. L’étalonnage a conduit à retenir un</w:t>
+        <w:t xml:space="preserve">La justesse de la mesure de résistance a été vérifiée par</w:t>
+      </w:r>
+      <w:r>
+        <w:t xml:space="preserve"> </w:t>
+      </w:r>
+      <w:r>
+        <w:rPr>
+          <w:b/>
+          <w:bCs/>
+        </w:rPr>
+        <w:t xml:space="preserve">substitution</w:t>
+      </w:r>
+      <w:r>
+        <w:t xml:space="preserve"> </w:t>
+      </w:r>
+      <w:r>
+        <w:t xml:space="preserve">du fil par des résistances de précision connues. Le</w:t>
       </w:r>
       <w:r>
         <w:t xml:space="preserve"> </w:t>
@@ -25653,17 +25669,113 @@
         <w:t xml:space="preserve"> </w:t>
       </w:r>
       <w:r>
-        <w:t xml:space="preserve">(constant), appliqué à toutes les mesures du pipeline.</w:t>
-      </w:r>
-      <w:r>
-        <w:t xml:space="preserve"> </w:t>
-      </w:r>
-      <w:r>
-        <w:rPr>
-          <w:i/>
-          <w:iCs/>
-        </w:rPr>
-        <w:t xml:space="preserve">[Tableau comparatif HX711 vs étalon et courbe de linéarité à insérer après consolidation des points d’étalonnage.]</w:t>
+        <w:t xml:space="preserve">(constant,</w:t>
+      </w:r>
+      <w:r>
+        <w:t xml:space="preserve"> </w:t>
+      </w:r>
+      <w:r>
+        <w:rPr>
+          <w:b/>
+          <w:bCs/>
+        </w:rPr>
+        <w:t xml:space="preserve">×0,32</w:t>
+      </w:r>
+      <w:r>
+        <w:t xml:space="preserve">), qui compense l’écart systématique du module, a été déterminé sur un étalon de</w:t>
+      </w:r>
+      <w:r>
+        <w:t xml:space="preserve"> </w:t>
+      </w:r>
+      <w:r>
+        <w:rPr>
+          <w:b/>
+          <w:bCs/>
+        </w:rPr>
+        <w:t xml:space="preserve">8,2 Ω</w:t>
+      </w:r>
+      <w:r>
+        <w:t xml:space="preserve"> </w:t>
+      </w:r>
+      <w:r>
+        <w:t xml:space="preserve">(lecture brute 25,8 Ω → 8,2 / 25,8 ≈ 0,32). Un second étalon</w:t>
+      </w:r>
+      <w:r>
+        <w:t xml:space="preserve"> </w:t>
+      </w:r>
+      <w:r>
+        <w:rPr>
+          <w:b/>
+          <w:bCs/>
+        </w:rPr>
+        <w:t xml:space="preserve">indépendant</w:t>
+      </w:r>
+      <w:r>
+        <w:t xml:space="preserve"> </w:t>
+      </w:r>
+      <w:r>
+        <w:t xml:space="preserve">de</w:t>
+      </w:r>
+      <w:r>
+        <w:t xml:space="preserve"> </w:t>
+      </w:r>
+      <w:r>
+        <w:rPr>
+          <w:b/>
+          <w:bCs/>
+        </w:rPr>
+        <w:t xml:space="preserve">4,7 Ω</w:t>
+      </w:r>
+      <w:r>
+        <w:t xml:space="preserve">, lu entre</w:t>
+      </w:r>
+      <w:r>
+        <w:t xml:space="preserve"> </w:t>
+      </w:r>
+      <w:r>
+        <w:rPr>
+          <w:b/>
+          <w:bCs/>
+        </w:rPr>
+        <w:t xml:space="preserve">4,5 et 4,8 Ω</w:t>
+      </w:r>
+      <w:r>
+        <w:t xml:space="preserve"> </w:t>
+      </w:r>
+      <w:r>
+        <w:t xml:space="preserve">par le système (écart ≤ 4 %), confirme la</w:t>
+      </w:r>
+      <w:r>
+        <w:t xml:space="preserve"> </w:t>
+      </w:r>
+      <w:r>
+        <w:rPr>
+          <w:b/>
+          <w:bCs/>
+        </w:rPr>
+        <w:t xml:space="preserve">justesse</w:t>
+      </w:r>
+      <w:r>
+        <w:t xml:space="preserve"> </w:t>
+      </w:r>
+      <w:r>
+        <w:t xml:space="preserve">et la</w:t>
+      </w:r>
+      <w:r>
+        <w:t xml:space="preserve"> </w:t>
+      </w:r>
+      <w:r>
+        <w:rPr>
+          <w:b/>
+          <w:bCs/>
+        </w:rPr>
+        <w:t xml:space="preserve">linéarité</w:t>
+      </w:r>
+      <w:r>
+        <w:t xml:space="preserve"> </w:t>
+      </w:r>
+      <w:r>
+        <w:t xml:space="preserve">de la réponse sur la plage de mesure exploitée. Ce facteur est ensuite appliqué, constant, à toutes les mesures du pipeline. Une caractérisation multipoints plus fine (≥ 5 étalons) est prévue pour consolider la courbe de linéarité.</w:t>
       </w:r>
     </w:p>
     <w:bookmarkEnd w:id="118"/>

--- a/memoire/Memoire_M2_Corrosion_BATOUMBI.docx
+++ b/memoire/Memoire_M2_Corrosion_BATOUMBI.docx
@@ -25653,52 +25653,23 @@
         <w:t xml:space="preserve"> </w:t>
       </w:r>
       <w:r>
-        <w:t xml:space="preserve">du fil par des résistances de précision connues. Le</w:t>
-      </w:r>
-      <w:r>
-        <w:t xml:space="preserve"> </w:t>
-      </w:r>
-      <w:r>
-        <w:rPr>
-          <w:b/>
-          <w:bCs/>
-        </w:rPr>
-        <w:t xml:space="preserve">facteur de correction du module HX711</w:t>
-      </w:r>
-      <w:r>
-        <w:t xml:space="preserve"> </w:t>
-      </w:r>
-      <w:r>
-        <w:t xml:space="preserve">(constant,</w:t>
-      </w:r>
-      <w:r>
-        <w:t xml:space="preserve"> </w:t>
-      </w:r>
-      <w:r>
-        <w:rPr>
-          <w:b/>
-          <w:bCs/>
-        </w:rPr>
-        <w:t xml:space="preserve">×0,32</w:t>
-      </w:r>
-      <w:r>
-        <w:t xml:space="preserve">), qui compense l’écart systématique du module, a été déterminé sur un étalon de</w:t>
-      </w:r>
-      <w:r>
-        <w:t xml:space="preserve"> </w:t>
-      </w:r>
-      <w:r>
-        <w:rPr>
-          <w:b/>
-          <w:bCs/>
-        </w:rPr>
-        <w:t xml:space="preserve">8,2 Ω</w:t>
-      </w:r>
-      <w:r>
-        <w:t xml:space="preserve"> </w:t>
-      </w:r>
-      <w:r>
-        <w:t xml:space="preserve">(lecture brute 25,8 Ω → 8,2 / 25,8 ≈ 0,32). Un second étalon</w:t>
+        <w:t xml:space="preserve">du fil par des résistances de précision connues. Un</w:t>
+      </w:r>
+      <w:r>
+        <w:t xml:space="preserve"> </w:t>
+      </w:r>
+      <w:r>
+        <w:rPr>
+          <w:b/>
+          <w:bCs/>
+        </w:rPr>
+        <w:t xml:space="preserve">facteur de correction constant</w:t>
+      </w:r>
+      <w:r>
+        <w:t xml:space="preserve"> </w:t>
+      </w:r>
+      <w:r>
+        <w:t xml:space="preserve">du module HX711 (figure II.2), qui compense l’écart systématique de la chaîne d’amplification, est déterminé sur un premier étalon puis appliqué à toutes les mesures du pipeline. Un second étalon</w:t>
       </w:r>
       <w:r>
         <w:t xml:space="preserve"> </w:t>
@@ -25775,7 +25746,7 @@
         <w:t xml:space="preserve"> </w:t>
       </w:r>
       <w:r>
-        <w:t xml:space="preserve">de la réponse sur la plage de mesure exploitée. Ce facteur est ensuite appliqué, constant, à toutes les mesures du pipeline. Une caractérisation multipoints plus fine (≥ 5 étalons) est prévue pour consolider la courbe de linéarité.</w:t>
+        <w:t xml:space="preserve">de la réponse sur la plage de mesure exploitée. Une caractérisation multipoints plus fine (≥ 5 étalons) est prévue pour consolider la courbe de linéarité.</w:t>
       </w:r>
     </w:p>
     <w:bookmarkEnd w:id="118"/>

--- a/memoire/Memoire_M2_Corrosion_BATOUMBI.docx
+++ b/memoire/Memoire_M2_Corrosion_BATOUMBI.docx
@@ -493,6 +493,14 @@
         <w:tblW w:type="pct" w:w="5000"/>
         <w:tblLayout w:type="fixed"/>
         <w:tblLook w:firstRow="1" w:lastRow="0" w:firstColumn="0" w:lastColumn="0" w:noHBand="0" w:noVBand="0" w:val="0020"/>
+        <w:tblBorders>
+          <w:top w:val="single" w:sz="4" w:space="0" w:color="000000"/>
+          <w:left w:val="single" w:sz="4" w:space="0" w:color="000000"/>
+          <w:bottom w:val="single" w:sz="4" w:space="0" w:color="000000"/>
+          <w:right w:val="single" w:sz="4" w:space="0" w:color="000000"/>
+          <w:insideH w:val="single" w:sz="4" w:space="0" w:color="000000"/>
+          <w:insideV w:val="single" w:sz="4" w:space="0" w:color="000000"/>
+        </w:tblBorders>
       </w:tblPr>
       <w:tblGrid>
         <w:gridCol w:w="3960"/>
@@ -503,7 +511,9 @@
           <w:tblHeader w:val="on"/>
         </w:trPr>
         <w:tc>
-          <w:tcPr/>
+          <w:tcPr>
+            <w:shd w:val="clear" w:color="auto" w:fill="EFEFEF"/>
+          </w:tcPr>
           <w:p>
             <w:pPr>
               <w:pStyle w:val="Compact"/>
@@ -514,7 +524,9 @@
           </w:p>
         </w:tc>
         <w:tc>
-          <w:tcPr/>
+          <w:tcPr>
+            <w:shd w:val="clear" w:color="auto" w:fill="EFEFEF"/>
+          </w:tcPr>
           <w:p>
             <w:pPr>
               <w:pStyle w:val="Compact"/>
@@ -4348,6 +4360,14 @@
         <w:tblW w:type="pct" w:w="5000"/>
         <w:tblLayout w:type="fixed"/>
         <w:tblLook w:firstRow="1" w:lastRow="0" w:firstColumn="0" w:lastColumn="0" w:noHBand="0" w:noVBand="0" w:val="0020"/>
+        <w:tblBorders>
+          <w:top w:val="single" w:sz="4" w:space="0" w:color="000000"/>
+          <w:left w:val="single" w:sz="4" w:space="0" w:color="000000"/>
+          <w:bottom w:val="single" w:sz="4" w:space="0" w:color="000000"/>
+          <w:right w:val="single" w:sz="4" w:space="0" w:color="000000"/>
+          <w:insideH w:val="single" w:sz="4" w:space="0" w:color="000000"/>
+          <w:insideV w:val="single" w:sz="4" w:space="0" w:color="000000"/>
+        </w:tblBorders>
       </w:tblPr>
       <w:tblGrid>
         <w:gridCol w:w="1980"/>
@@ -4360,7 +4380,9 @@
           <w:tblHeader w:val="on"/>
         </w:trPr>
         <w:tc>
-          <w:tcPr/>
+          <w:tcPr>
+            <w:shd w:val="clear" w:color="auto" w:fill="EFEFEF"/>
+          </w:tcPr>
           <w:p>
             <w:pPr>
               <w:pStyle w:val="Compact"/>
@@ -4371,7 +4393,9 @@
           </w:p>
         </w:tc>
         <w:tc>
-          <w:tcPr/>
+          <w:tcPr>
+            <w:shd w:val="clear" w:color="auto" w:fill="EFEFEF"/>
+          </w:tcPr>
           <w:p>
             <w:pPr>
               <w:pStyle w:val="Compact"/>
@@ -4382,7 +4406,9 @@
           </w:p>
         </w:tc>
         <w:tc>
-          <w:tcPr/>
+          <w:tcPr>
+            <w:shd w:val="clear" w:color="auto" w:fill="EFEFEF"/>
+          </w:tcPr>
           <w:p>
             <w:pPr>
               <w:pStyle w:val="Compact"/>
@@ -4393,7 +4419,9 @@
           </w:p>
         </w:tc>
         <w:tc>
-          <w:tcPr/>
+          <w:tcPr>
+            <w:shd w:val="clear" w:color="auto" w:fill="EFEFEF"/>
+          </w:tcPr>
           <w:p>
             <w:pPr>
               <w:pStyle w:val="Compact"/>
@@ -4814,6 +4842,14 @@
         <w:tblW w:type="pct" w:w="5000"/>
         <w:tblLayout w:type="fixed"/>
         <w:tblLook w:firstRow="1" w:lastRow="0" w:firstColumn="0" w:lastColumn="0" w:noHBand="0" w:noVBand="0" w:val="0020"/>
+        <w:tblBorders>
+          <w:top w:val="single" w:sz="4" w:space="0" w:color="000000"/>
+          <w:left w:val="single" w:sz="4" w:space="0" w:color="000000"/>
+          <w:bottom w:val="single" w:sz="4" w:space="0" w:color="000000"/>
+          <w:right w:val="single" w:sz="4" w:space="0" w:color="000000"/>
+          <w:insideH w:val="single" w:sz="4" w:space="0" w:color="000000"/>
+          <w:insideV w:val="single" w:sz="4" w:space="0" w:color="000000"/>
+        </w:tblBorders>
       </w:tblPr>
       <w:tblGrid>
         <w:gridCol w:w="1584"/>
@@ -4827,7 +4863,9 @@
           <w:tblHeader w:val="on"/>
         </w:trPr>
         <w:tc>
-          <w:tcPr/>
+          <w:tcPr>
+            <w:shd w:val="clear" w:color="auto" w:fill="EFEFEF"/>
+          </w:tcPr>
           <w:p>
             <w:pPr>
               <w:pStyle w:val="Compact"/>
@@ -4838,7 +4876,9 @@
           </w:p>
         </w:tc>
         <w:tc>
-          <w:tcPr/>
+          <w:tcPr>
+            <w:shd w:val="clear" w:color="auto" w:fill="EFEFEF"/>
+          </w:tcPr>
           <w:p>
             <w:pPr>
               <w:pStyle w:val="Compact"/>
@@ -4849,7 +4889,9 @@
           </w:p>
         </w:tc>
         <w:tc>
-          <w:tcPr/>
+          <w:tcPr>
+            <w:shd w:val="clear" w:color="auto" w:fill="EFEFEF"/>
+          </w:tcPr>
           <w:p>
             <w:pPr>
               <w:pStyle w:val="Compact"/>
@@ -4860,7 +4902,9 @@
           </w:p>
         </w:tc>
         <w:tc>
-          <w:tcPr/>
+          <w:tcPr>
+            <w:shd w:val="clear" w:color="auto" w:fill="EFEFEF"/>
+          </w:tcPr>
           <w:p>
             <w:pPr>
               <w:pStyle w:val="Compact"/>
@@ -4871,7 +4915,9 @@
           </w:p>
         </w:tc>
         <w:tc>
-          <w:tcPr/>
+          <w:tcPr>
+            <w:shd w:val="clear" w:color="auto" w:fill="EFEFEF"/>
+          </w:tcPr>
           <w:p>
             <w:pPr>
               <w:pStyle w:val="Compact"/>
@@ -6725,6 +6771,14 @@
         <w:tblW w:type="pct" w:w="5000"/>
         <w:tblLayout w:type="fixed"/>
         <w:tblLook w:firstRow="1" w:lastRow="0" w:firstColumn="0" w:lastColumn="0" w:noHBand="0" w:noVBand="0" w:val="0020"/>
+        <w:tblBorders>
+          <w:top w:val="single" w:sz="4" w:space="0" w:color="000000"/>
+          <w:left w:val="single" w:sz="4" w:space="0" w:color="000000"/>
+          <w:bottom w:val="single" w:sz="4" w:space="0" w:color="000000"/>
+          <w:right w:val="single" w:sz="4" w:space="0" w:color="000000"/>
+          <w:insideH w:val="single" w:sz="4" w:space="0" w:color="000000"/>
+          <w:insideV w:val="single" w:sz="4" w:space="0" w:color="000000"/>
+        </w:tblBorders>
       </w:tblPr>
       <w:tblGrid>
         <w:gridCol w:w="1320"/>
@@ -6739,7 +6793,9 @@
           <w:tblHeader w:val="on"/>
         </w:trPr>
         <w:tc>
-          <w:tcPr/>
+          <w:tcPr>
+            <w:shd w:val="clear" w:color="auto" w:fill="EFEFEF"/>
+          </w:tcPr>
           <w:p>
             <w:pPr>
               <w:pStyle w:val="Compact"/>
@@ -6750,7 +6806,9 @@
           </w:p>
         </w:tc>
         <w:tc>
-          <w:tcPr/>
+          <w:tcPr>
+            <w:shd w:val="clear" w:color="auto" w:fill="EFEFEF"/>
+          </w:tcPr>
           <w:p>
             <w:pPr>
               <w:pStyle w:val="Compact"/>
@@ -6761,7 +6819,9 @@
           </w:p>
         </w:tc>
         <w:tc>
-          <w:tcPr/>
+          <w:tcPr>
+            <w:shd w:val="clear" w:color="auto" w:fill="EFEFEF"/>
+          </w:tcPr>
           <w:p>
             <w:pPr>
               <w:pStyle w:val="Compact"/>
@@ -6772,7 +6832,9 @@
           </w:p>
         </w:tc>
         <w:tc>
-          <w:tcPr/>
+          <w:tcPr>
+            <w:shd w:val="clear" w:color="auto" w:fill="EFEFEF"/>
+          </w:tcPr>
           <w:p>
             <w:pPr>
               <w:pStyle w:val="Compact"/>
@@ -6783,7 +6845,9 @@
           </w:p>
         </w:tc>
         <w:tc>
-          <w:tcPr/>
+          <w:tcPr>
+            <w:shd w:val="clear" w:color="auto" w:fill="EFEFEF"/>
+          </w:tcPr>
           <w:p>
             <w:pPr>
               <w:pStyle w:val="Compact"/>
@@ -6794,7 +6858,9 @@
           </w:p>
         </w:tc>
         <w:tc>
-          <w:tcPr/>
+          <w:tcPr>
+            <w:shd w:val="clear" w:color="auto" w:fill="EFEFEF"/>
+          </w:tcPr>
           <w:p>
             <w:pPr>
               <w:pStyle w:val="Compact"/>
@@ -7111,6 +7177,14 @@
         <w:tblW w:type="pct" w:w="5000"/>
         <w:tblLayout w:type="fixed"/>
         <w:tblLook w:firstRow="1" w:lastRow="0" w:firstColumn="0" w:lastColumn="0" w:noHBand="0" w:noVBand="0" w:val="0020"/>
+        <w:tblBorders>
+          <w:top w:val="single" w:sz="4" w:space="0" w:color="000000"/>
+          <w:left w:val="single" w:sz="4" w:space="0" w:color="000000"/>
+          <w:bottom w:val="single" w:sz="4" w:space="0" w:color="000000"/>
+          <w:right w:val="single" w:sz="4" w:space="0" w:color="000000"/>
+          <w:insideH w:val="single" w:sz="4" w:space="0" w:color="000000"/>
+          <w:insideV w:val="single" w:sz="4" w:space="0" w:color="000000"/>
+        </w:tblBorders>
       </w:tblPr>
       <w:tblGrid>
         <w:gridCol w:w="1320"/>
@@ -7125,7 +7199,9 @@
           <w:tblHeader w:val="on"/>
         </w:trPr>
         <w:tc>
-          <w:tcPr/>
+          <w:tcPr>
+            <w:shd w:val="clear" w:color="auto" w:fill="EFEFEF"/>
+          </w:tcPr>
           <w:p>
             <w:pPr>
               <w:pStyle w:val="Compact"/>
@@ -7136,7 +7212,9 @@
           </w:p>
         </w:tc>
         <w:tc>
-          <w:tcPr/>
+          <w:tcPr>
+            <w:shd w:val="clear" w:color="auto" w:fill="EFEFEF"/>
+          </w:tcPr>
           <w:p>
             <w:pPr>
               <w:pStyle w:val="Compact"/>
@@ -7147,7 +7225,9 @@
           </w:p>
         </w:tc>
         <w:tc>
-          <w:tcPr/>
+          <w:tcPr>
+            <w:shd w:val="clear" w:color="auto" w:fill="EFEFEF"/>
+          </w:tcPr>
           <w:p>
             <w:pPr>
               <w:pStyle w:val="Compact"/>
@@ -7158,7 +7238,9 @@
           </w:p>
         </w:tc>
         <w:tc>
-          <w:tcPr/>
+          <w:tcPr>
+            <w:shd w:val="clear" w:color="auto" w:fill="EFEFEF"/>
+          </w:tcPr>
           <w:p>
             <w:pPr>
               <w:pStyle w:val="Compact"/>
@@ -7169,7 +7251,9 @@
           </w:p>
         </w:tc>
         <w:tc>
-          <w:tcPr/>
+          <w:tcPr>
+            <w:shd w:val="clear" w:color="auto" w:fill="EFEFEF"/>
+          </w:tcPr>
           <w:p>
             <w:pPr>
               <w:pStyle w:val="Compact"/>
@@ -7180,7 +7264,9 @@
           </w:p>
         </w:tc>
         <w:tc>
-          <w:tcPr/>
+          <w:tcPr>
+            <w:shd w:val="clear" w:color="auto" w:fill="EFEFEF"/>
+          </w:tcPr>
           <w:p>
             <w:pPr>
               <w:pStyle w:val="Compact"/>
@@ -7439,6 +7525,14 @@
         <w:tblW w:type="pct" w:w="5000"/>
         <w:tblLayout w:type="fixed"/>
         <w:tblLook w:firstRow="1" w:lastRow="0" w:firstColumn="0" w:lastColumn="0" w:noHBand="0" w:noVBand="0" w:val="0020"/>
+        <w:tblBorders>
+          <w:top w:val="single" w:sz="4" w:space="0" w:color="000000"/>
+          <w:left w:val="single" w:sz="4" w:space="0" w:color="000000"/>
+          <w:bottom w:val="single" w:sz="4" w:space="0" w:color="000000"/>
+          <w:right w:val="single" w:sz="4" w:space="0" w:color="000000"/>
+          <w:insideH w:val="single" w:sz="4" w:space="0" w:color="000000"/>
+          <w:insideV w:val="single" w:sz="4" w:space="0" w:color="000000"/>
+        </w:tblBorders>
       </w:tblPr>
       <w:tblGrid>
         <w:gridCol w:w="1584"/>
@@ -7452,7 +7546,9 @@
           <w:tblHeader w:val="on"/>
         </w:trPr>
         <w:tc>
-          <w:tcPr/>
+          <w:tcPr>
+            <w:shd w:val="clear" w:color="auto" w:fill="EFEFEF"/>
+          </w:tcPr>
           <w:p>
             <w:pPr>
               <w:pStyle w:val="Compact"/>
@@ -7463,7 +7559,9 @@
           </w:p>
         </w:tc>
         <w:tc>
-          <w:tcPr/>
+          <w:tcPr>
+            <w:shd w:val="clear" w:color="auto" w:fill="EFEFEF"/>
+          </w:tcPr>
           <w:p>
             <w:pPr>
               <w:pStyle w:val="Compact"/>
@@ -7474,7 +7572,9 @@
           </w:p>
         </w:tc>
         <w:tc>
-          <w:tcPr/>
+          <w:tcPr>
+            <w:shd w:val="clear" w:color="auto" w:fill="EFEFEF"/>
+          </w:tcPr>
           <w:p>
             <w:pPr>
               <w:pStyle w:val="Compact"/>
@@ -7485,7 +7585,9 @@
           </w:p>
         </w:tc>
         <w:tc>
-          <w:tcPr/>
+          <w:tcPr>
+            <w:shd w:val="clear" w:color="auto" w:fill="EFEFEF"/>
+          </w:tcPr>
           <w:p>
             <w:pPr>
               <w:pStyle w:val="Compact"/>
@@ -7496,7 +7598,9 @@
           </w:p>
         </w:tc>
         <w:tc>
-          <w:tcPr/>
+          <w:tcPr>
+            <w:shd w:val="clear" w:color="auto" w:fill="EFEFEF"/>
+          </w:tcPr>
           <w:p>
             <w:pPr>
               <w:pStyle w:val="Compact"/>
@@ -7730,6 +7834,14 @@
         <w:tblW w:type="pct" w:w="5000"/>
         <w:tblLayout w:type="fixed"/>
         <w:tblLook w:firstRow="1" w:lastRow="0" w:firstColumn="0" w:lastColumn="0" w:noHBand="0" w:noVBand="0" w:val="0020"/>
+        <w:tblBorders>
+          <w:top w:val="single" w:sz="4" w:space="0" w:color="000000"/>
+          <w:left w:val="single" w:sz="4" w:space="0" w:color="000000"/>
+          <w:bottom w:val="single" w:sz="4" w:space="0" w:color="000000"/>
+          <w:right w:val="single" w:sz="4" w:space="0" w:color="000000"/>
+          <w:insideH w:val="single" w:sz="4" w:space="0" w:color="000000"/>
+          <w:insideV w:val="single" w:sz="4" w:space="0" w:color="000000"/>
+        </w:tblBorders>
       </w:tblPr>
       <w:tblGrid>
         <w:gridCol w:w="1320"/>
@@ -7744,7 +7856,9 @@
           <w:tblHeader w:val="on"/>
         </w:trPr>
         <w:tc>
-          <w:tcPr/>
+          <w:tcPr>
+            <w:shd w:val="clear" w:color="auto" w:fill="EFEFEF"/>
+          </w:tcPr>
           <w:p>
             <w:pPr>
               <w:pStyle w:val="Compact"/>
@@ -7755,7 +7869,9 @@
           </w:p>
         </w:tc>
         <w:tc>
-          <w:tcPr/>
+          <w:tcPr>
+            <w:shd w:val="clear" w:color="auto" w:fill="EFEFEF"/>
+          </w:tcPr>
           <w:p>
             <w:pPr>
               <w:pStyle w:val="Compact"/>
@@ -7766,7 +7882,9 @@
           </w:p>
         </w:tc>
         <w:tc>
-          <w:tcPr/>
+          <w:tcPr>
+            <w:shd w:val="clear" w:color="auto" w:fill="EFEFEF"/>
+          </w:tcPr>
           <w:p>
             <w:pPr>
               <w:pStyle w:val="Compact"/>
@@ -7777,7 +7895,9 @@
           </w:p>
         </w:tc>
         <w:tc>
-          <w:tcPr/>
+          <w:tcPr>
+            <w:shd w:val="clear" w:color="auto" w:fill="EFEFEF"/>
+          </w:tcPr>
           <w:p>
             <w:pPr>
               <w:pStyle w:val="Compact"/>
@@ -7788,7 +7908,9 @@
           </w:p>
         </w:tc>
         <w:tc>
-          <w:tcPr/>
+          <w:tcPr>
+            <w:shd w:val="clear" w:color="auto" w:fill="EFEFEF"/>
+          </w:tcPr>
           <w:p>
             <w:pPr>
               <w:pStyle w:val="Compact"/>
@@ -7799,7 +7921,9 @@
           </w:p>
         </w:tc>
         <w:tc>
-          <w:tcPr/>
+          <w:tcPr>
+            <w:shd w:val="clear" w:color="auto" w:fill="EFEFEF"/>
+          </w:tcPr>
           <w:p>
             <w:pPr>
               <w:pStyle w:val="Compact"/>
@@ -8116,6 +8240,14 @@
         <w:tblW w:type="pct" w:w="5000"/>
         <w:tblLayout w:type="fixed"/>
         <w:tblLook w:firstRow="1" w:lastRow="0" w:firstColumn="0" w:lastColumn="0" w:noHBand="0" w:noVBand="0" w:val="0020"/>
+        <w:tblBorders>
+          <w:top w:val="single" w:sz="4" w:space="0" w:color="000000"/>
+          <w:left w:val="single" w:sz="4" w:space="0" w:color="000000"/>
+          <w:bottom w:val="single" w:sz="4" w:space="0" w:color="000000"/>
+          <w:right w:val="single" w:sz="4" w:space="0" w:color="000000"/>
+          <w:insideH w:val="single" w:sz="4" w:space="0" w:color="000000"/>
+          <w:insideV w:val="single" w:sz="4" w:space="0" w:color="000000"/>
+        </w:tblBorders>
       </w:tblPr>
       <w:tblGrid>
         <w:gridCol w:w="1584"/>
@@ -8129,7 +8261,9 @@
           <w:tblHeader w:val="on"/>
         </w:trPr>
         <w:tc>
-          <w:tcPr/>
+          <w:tcPr>
+            <w:shd w:val="clear" w:color="auto" w:fill="EFEFEF"/>
+          </w:tcPr>
           <w:p>
             <w:pPr>
               <w:pStyle w:val="Compact"/>
@@ -8140,7 +8274,9 @@
           </w:p>
         </w:tc>
         <w:tc>
-          <w:tcPr/>
+          <w:tcPr>
+            <w:shd w:val="clear" w:color="auto" w:fill="EFEFEF"/>
+          </w:tcPr>
           <w:p>
             <w:pPr>
               <w:pStyle w:val="Compact"/>
@@ -8151,7 +8287,9 @@
           </w:p>
         </w:tc>
         <w:tc>
-          <w:tcPr/>
+          <w:tcPr>
+            <w:shd w:val="clear" w:color="auto" w:fill="EFEFEF"/>
+          </w:tcPr>
           <w:p>
             <w:pPr>
               <w:pStyle w:val="Compact"/>
@@ -8162,7 +8300,9 @@
           </w:p>
         </w:tc>
         <w:tc>
-          <w:tcPr/>
+          <w:tcPr>
+            <w:shd w:val="clear" w:color="auto" w:fill="EFEFEF"/>
+          </w:tcPr>
           <w:p>
             <w:pPr>
               <w:pStyle w:val="Compact"/>
@@ -8173,7 +8313,9 @@
           </w:p>
         </w:tc>
         <w:tc>
-          <w:tcPr/>
+          <w:tcPr>
+            <w:shd w:val="clear" w:color="auto" w:fill="EFEFEF"/>
+          </w:tcPr>
           <w:p>
             <w:pPr>
               <w:pStyle w:val="Compact"/>
@@ -8516,6 +8658,14 @@
         <w:tblW w:type="pct" w:w="5000"/>
         <w:tblLayout w:type="fixed"/>
         <w:tblLook w:firstRow="1" w:lastRow="0" w:firstColumn="0" w:lastColumn="0" w:noHBand="0" w:noVBand="0" w:val="0020"/>
+        <w:tblBorders>
+          <w:top w:val="single" w:sz="4" w:space="0" w:color="000000"/>
+          <w:left w:val="single" w:sz="4" w:space="0" w:color="000000"/>
+          <w:bottom w:val="single" w:sz="4" w:space="0" w:color="000000"/>
+          <w:right w:val="single" w:sz="4" w:space="0" w:color="000000"/>
+          <w:insideH w:val="single" w:sz="4" w:space="0" w:color="000000"/>
+          <w:insideV w:val="single" w:sz="4" w:space="0" w:color="000000"/>
+        </w:tblBorders>
       </w:tblPr>
       <w:tblGrid>
         <w:gridCol w:w="2640"/>
@@ -8527,7 +8677,9 @@
           <w:tblHeader w:val="on"/>
         </w:trPr>
         <w:tc>
-          <w:tcPr/>
+          <w:tcPr>
+            <w:shd w:val="clear" w:color="auto" w:fill="EFEFEF"/>
+          </w:tcPr>
           <w:p>
             <w:pPr>
               <w:pStyle w:val="Compact"/>
@@ -8538,7 +8690,9 @@
           </w:p>
         </w:tc>
         <w:tc>
-          <w:tcPr/>
+          <w:tcPr>
+            <w:shd w:val="clear" w:color="auto" w:fill="EFEFEF"/>
+          </w:tcPr>
           <w:p>
             <w:pPr>
               <w:pStyle w:val="Compact"/>
@@ -8549,7 +8703,9 @@
           </w:p>
         </w:tc>
         <w:tc>
-          <w:tcPr/>
+          <w:tcPr>
+            <w:shd w:val="clear" w:color="auto" w:fill="EFEFEF"/>
+          </w:tcPr>
           <w:p>
             <w:pPr>
               <w:pStyle w:val="Compact"/>
@@ -8747,6 +8903,14 @@
         <w:tblW w:type="pct" w:w="5000"/>
         <w:tblLayout w:type="fixed"/>
         <w:tblLook w:firstRow="1" w:lastRow="0" w:firstColumn="0" w:lastColumn="0" w:noHBand="0" w:noVBand="0" w:val="0020"/>
+        <w:tblBorders>
+          <w:top w:val="single" w:sz="4" w:space="0" w:color="000000"/>
+          <w:left w:val="single" w:sz="4" w:space="0" w:color="000000"/>
+          <w:bottom w:val="single" w:sz="4" w:space="0" w:color="000000"/>
+          <w:right w:val="single" w:sz="4" w:space="0" w:color="000000"/>
+          <w:insideH w:val="single" w:sz="4" w:space="0" w:color="000000"/>
+          <w:insideV w:val="single" w:sz="4" w:space="0" w:color="000000"/>
+        </w:tblBorders>
       </w:tblPr>
       <w:tblGrid>
         <w:gridCol w:w="1584"/>
@@ -8760,7 +8924,9 @@
           <w:tblHeader w:val="on"/>
         </w:trPr>
         <w:tc>
-          <w:tcPr/>
+          <w:tcPr>
+            <w:shd w:val="clear" w:color="auto" w:fill="EFEFEF"/>
+          </w:tcPr>
           <w:p>
             <w:pPr>
               <w:pStyle w:val="Compact"/>
@@ -8771,7 +8937,9 @@
           </w:p>
         </w:tc>
         <w:tc>
-          <w:tcPr/>
+          <w:tcPr>
+            <w:shd w:val="clear" w:color="auto" w:fill="EFEFEF"/>
+          </w:tcPr>
           <w:p>
             <w:pPr>
               <w:pStyle w:val="Compact"/>
@@ -8782,7 +8950,9 @@
           </w:p>
         </w:tc>
         <w:tc>
-          <w:tcPr/>
+          <w:tcPr>
+            <w:shd w:val="clear" w:color="auto" w:fill="EFEFEF"/>
+          </w:tcPr>
           <w:p>
             <w:pPr>
               <w:pStyle w:val="Compact"/>
@@ -8793,7 +8963,9 @@
           </w:p>
         </w:tc>
         <w:tc>
-          <w:tcPr/>
+          <w:tcPr>
+            <w:shd w:val="clear" w:color="auto" w:fill="EFEFEF"/>
+          </w:tcPr>
           <w:p>
             <w:pPr>
               <w:pStyle w:val="Compact"/>
@@ -8804,7 +8976,9 @@
           </w:p>
         </w:tc>
         <w:tc>
-          <w:tcPr/>
+          <w:tcPr>
+            <w:shd w:val="clear" w:color="auto" w:fill="EFEFEF"/>
+          </w:tcPr>
           <w:p>
             <w:pPr>
               <w:pStyle w:val="Compact"/>
@@ -10084,6 +10258,14 @@
         <w:tblW w:type="pct" w:w="5000"/>
         <w:tblLayout w:type="fixed"/>
         <w:tblLook w:firstRow="1" w:lastRow="0" w:firstColumn="0" w:lastColumn="0" w:noHBand="0" w:noVBand="0" w:val="0020"/>
+        <w:tblBorders>
+          <w:top w:val="single" w:sz="4" w:space="0" w:color="000000"/>
+          <w:left w:val="single" w:sz="4" w:space="0" w:color="000000"/>
+          <w:bottom w:val="single" w:sz="4" w:space="0" w:color="000000"/>
+          <w:right w:val="single" w:sz="4" w:space="0" w:color="000000"/>
+          <w:insideH w:val="single" w:sz="4" w:space="0" w:color="000000"/>
+          <w:insideV w:val="single" w:sz="4" w:space="0" w:color="000000"/>
+        </w:tblBorders>
       </w:tblPr>
       <w:tblGrid>
         <w:gridCol w:w="2640"/>
@@ -10095,7 +10277,9 @@
           <w:tblHeader w:val="on"/>
         </w:trPr>
         <w:tc>
-          <w:tcPr/>
+          <w:tcPr>
+            <w:shd w:val="clear" w:color="auto" w:fill="EFEFEF"/>
+          </w:tcPr>
           <w:p>
             <w:pPr>
               <w:pStyle w:val="Compact"/>
@@ -10106,7 +10290,9 @@
           </w:p>
         </w:tc>
         <w:tc>
-          <w:tcPr/>
+          <w:tcPr>
+            <w:shd w:val="clear" w:color="auto" w:fill="EFEFEF"/>
+          </w:tcPr>
           <w:p>
             <w:pPr>
               <w:pStyle w:val="Compact"/>
@@ -10117,7 +10303,9 @@
           </w:p>
         </w:tc>
         <w:tc>
-          <w:tcPr/>
+          <w:tcPr>
+            <w:shd w:val="clear" w:color="auto" w:fill="EFEFEF"/>
+          </w:tcPr>
           <w:p>
             <w:pPr>
               <w:pStyle w:val="Compact"/>
@@ -11050,6 +11238,14 @@
         <w:tblW w:type="pct" w:w="5000"/>
         <w:tblLayout w:type="fixed"/>
         <w:tblLook w:firstRow="1" w:lastRow="0" w:firstColumn="0" w:lastColumn="0" w:noHBand="0" w:noVBand="0" w:val="0020"/>
+        <w:tblBorders>
+          <w:top w:val="single" w:sz="4" w:space="0" w:color="000000"/>
+          <w:left w:val="single" w:sz="4" w:space="0" w:color="000000"/>
+          <w:bottom w:val="single" w:sz="4" w:space="0" w:color="000000"/>
+          <w:right w:val="single" w:sz="4" w:space="0" w:color="000000"/>
+          <w:insideH w:val="single" w:sz="4" w:space="0" w:color="000000"/>
+          <w:insideV w:val="single" w:sz="4" w:space="0" w:color="000000"/>
+        </w:tblBorders>
       </w:tblPr>
       <w:tblGrid>
         <w:gridCol w:w="2640"/>
@@ -11061,7 +11257,9 @@
           <w:tblHeader w:val="on"/>
         </w:trPr>
         <w:tc>
-          <w:tcPr/>
+          <w:tcPr>
+            <w:shd w:val="clear" w:color="auto" w:fill="EFEFEF"/>
+          </w:tcPr>
           <w:p>
             <w:pPr>
               <w:pStyle w:val="Compact"/>
@@ -11072,7 +11270,9 @@
           </w:p>
         </w:tc>
         <w:tc>
-          <w:tcPr/>
+          <w:tcPr>
+            <w:shd w:val="clear" w:color="auto" w:fill="EFEFEF"/>
+          </w:tcPr>
           <w:p>
             <w:pPr>
               <w:pStyle w:val="Compact"/>
@@ -11083,7 +11283,9 @@
           </w:p>
         </w:tc>
         <w:tc>
-          <w:tcPr/>
+          <w:tcPr>
+            <w:shd w:val="clear" w:color="auto" w:fill="EFEFEF"/>
+          </w:tcPr>
           <w:p>
             <w:pPr>
               <w:pStyle w:val="Compact"/>
@@ -11648,6 +11850,14 @@
         <w:tblStyle w:val="Table"/>
         <w:tblW w:type="auto" w:w="0"/>
         <w:tblLook w:firstRow="1" w:lastRow="0" w:firstColumn="0" w:lastColumn="0" w:noHBand="0" w:noVBand="0" w:val="0020"/>
+        <w:tblBorders>
+          <w:top w:val="single" w:sz="4" w:space="0" w:color="000000"/>
+          <w:left w:val="single" w:sz="4" w:space="0" w:color="000000"/>
+          <w:bottom w:val="single" w:sz="4" w:space="0" w:color="000000"/>
+          <w:right w:val="single" w:sz="4" w:space="0" w:color="000000"/>
+          <w:insideH w:val="single" w:sz="4" w:space="0" w:color="000000"/>
+          <w:insideV w:val="single" w:sz="4" w:space="0" w:color="000000"/>
+        </w:tblBorders>
       </w:tblPr>
       <w:tblGrid>
         <w:gridCol w:w="2640"/>
@@ -11659,7 +11869,9 @@
           <w:tblHeader w:val="on"/>
         </w:trPr>
         <w:tc>
-          <w:tcPr/>
+          <w:tcPr>
+            <w:shd w:val="clear" w:color="auto" w:fill="EFEFEF"/>
+          </w:tcPr>
           <w:p>
             <w:pPr>
               <w:pStyle w:val="Compact"/>
@@ -11670,7 +11882,9 @@
           </w:p>
         </w:tc>
         <w:tc>
-          <w:tcPr/>
+          <w:tcPr>
+            <w:shd w:val="clear" w:color="auto" w:fill="EFEFEF"/>
+          </w:tcPr>
           <w:p>
             <w:pPr>
               <w:pStyle w:val="Compact"/>
@@ -11681,7 +11895,9 @@
           </w:p>
         </w:tc>
         <w:tc>
-          <w:tcPr/>
+          <w:tcPr>
+            <w:shd w:val="clear" w:color="auto" w:fill="EFEFEF"/>
+          </w:tcPr>
           <w:p>
             <w:pPr>
               <w:pStyle w:val="Compact"/>
@@ -11892,6 +12108,14 @@
         <w:tblStyle w:val="Table"/>
         <w:tblW w:type="auto" w:w="0"/>
         <w:tblLook w:firstRow="1" w:lastRow="0" w:firstColumn="0" w:lastColumn="0" w:noHBand="0" w:noVBand="0" w:val="0020"/>
+        <w:tblBorders>
+          <w:top w:val="single" w:sz="4" w:space="0" w:color="000000"/>
+          <w:left w:val="single" w:sz="4" w:space="0" w:color="000000"/>
+          <w:bottom w:val="single" w:sz="4" w:space="0" w:color="000000"/>
+          <w:right w:val="single" w:sz="4" w:space="0" w:color="000000"/>
+          <w:insideH w:val="single" w:sz="4" w:space="0" w:color="000000"/>
+          <w:insideV w:val="single" w:sz="4" w:space="0" w:color="000000"/>
+        </w:tblBorders>
       </w:tblPr>
       <w:tblGrid>
         <w:gridCol w:w="2640"/>
@@ -11903,7 +12127,9 @@
           <w:tblHeader w:val="on"/>
         </w:trPr>
         <w:tc>
-          <w:tcPr/>
+          <w:tcPr>
+            <w:shd w:val="clear" w:color="auto" w:fill="EFEFEF"/>
+          </w:tcPr>
           <w:p>
             <w:pPr>
               <w:pStyle w:val="Compact"/>
@@ -11914,7 +12140,9 @@
           </w:p>
         </w:tc>
         <w:tc>
-          <w:tcPr/>
+          <w:tcPr>
+            <w:shd w:val="clear" w:color="auto" w:fill="EFEFEF"/>
+          </w:tcPr>
           <w:p>
             <w:pPr>
               <w:pStyle w:val="Compact"/>
@@ -11925,7 +12153,9 @@
           </w:p>
         </w:tc>
         <w:tc>
-          <w:tcPr/>
+          <w:tcPr>
+            <w:shd w:val="clear" w:color="auto" w:fill="EFEFEF"/>
+          </w:tcPr>
           <w:p>
             <w:pPr>
               <w:pStyle w:val="Compact"/>
@@ -13164,6 +13394,14 @@
         <w:tblW w:type="pct" w:w="5000"/>
         <w:tblLayout w:type="fixed"/>
         <w:tblLook w:firstRow="1" w:lastRow="0" w:firstColumn="0" w:lastColumn="0" w:noHBand="0" w:noVBand="0" w:val="0020"/>
+        <w:tblBorders>
+          <w:top w:val="single" w:sz="4" w:space="0" w:color="000000"/>
+          <w:left w:val="single" w:sz="4" w:space="0" w:color="000000"/>
+          <w:bottom w:val="single" w:sz="4" w:space="0" w:color="000000"/>
+          <w:right w:val="single" w:sz="4" w:space="0" w:color="000000"/>
+          <w:insideH w:val="single" w:sz="4" w:space="0" w:color="000000"/>
+          <w:insideV w:val="single" w:sz="4" w:space="0" w:color="000000"/>
+        </w:tblBorders>
       </w:tblPr>
       <w:tblGrid>
         <w:gridCol w:w="2640"/>
@@ -13175,7 +13413,9 @@
           <w:tblHeader w:val="on"/>
         </w:trPr>
         <w:tc>
-          <w:tcPr/>
+          <w:tcPr>
+            <w:shd w:val="clear" w:color="auto" w:fill="EFEFEF"/>
+          </w:tcPr>
           <w:p>
             <w:pPr>
               <w:pStyle w:val="Compact"/>
@@ -13186,7 +13426,9 @@
           </w:p>
         </w:tc>
         <w:tc>
-          <w:tcPr/>
+          <w:tcPr>
+            <w:shd w:val="clear" w:color="auto" w:fill="EFEFEF"/>
+          </w:tcPr>
           <w:p>
             <w:pPr>
               <w:pStyle w:val="Compact"/>
@@ -13197,7 +13439,9 @@
           </w:p>
         </w:tc>
         <w:tc>
-          <w:tcPr/>
+          <w:tcPr>
+            <w:shd w:val="clear" w:color="auto" w:fill="EFEFEF"/>
+          </w:tcPr>
           <w:p>
             <w:pPr>
               <w:pStyle w:val="Compact"/>
@@ -14176,6 +14420,14 @@
         <w:tblStyle w:val="Table"/>
         <w:tblW w:type="auto" w:w="0"/>
         <w:tblLook w:firstRow="1" w:lastRow="0" w:firstColumn="0" w:lastColumn="0" w:noHBand="0" w:noVBand="0" w:val="0020"/>
+        <w:tblBorders>
+          <w:top w:val="single" w:sz="4" w:space="0" w:color="000000"/>
+          <w:left w:val="single" w:sz="4" w:space="0" w:color="000000"/>
+          <w:bottom w:val="single" w:sz="4" w:space="0" w:color="000000"/>
+          <w:right w:val="single" w:sz="4" w:space="0" w:color="000000"/>
+          <w:insideH w:val="single" w:sz="4" w:space="0" w:color="000000"/>
+          <w:insideV w:val="single" w:sz="4" w:space="0" w:color="000000"/>
+        </w:tblBorders>
       </w:tblPr>
       <w:tblGrid>
         <w:gridCol w:w="2640"/>
@@ -14187,7 +14439,9 @@
           <w:tblHeader w:val="on"/>
         </w:trPr>
         <w:tc>
-          <w:tcPr/>
+          <w:tcPr>
+            <w:shd w:val="clear" w:color="auto" w:fill="EFEFEF"/>
+          </w:tcPr>
           <w:p>
             <w:pPr>
               <w:pStyle w:val="Compact"/>
@@ -14198,7 +14452,9 @@
           </w:p>
         </w:tc>
         <w:tc>
-          <w:tcPr/>
+          <w:tcPr>
+            <w:shd w:val="clear" w:color="auto" w:fill="EFEFEF"/>
+          </w:tcPr>
           <w:p>
             <w:pPr>
               <w:pStyle w:val="Compact"/>
@@ -14209,7 +14465,9 @@
           </w:p>
         </w:tc>
         <w:tc>
-          <w:tcPr/>
+          <w:tcPr>
+            <w:shd w:val="clear" w:color="auto" w:fill="EFEFEF"/>
+          </w:tcPr>
           <w:p>
             <w:pPr>
               <w:pStyle w:val="Compact"/>
@@ -15138,6 +15396,14 @@
         <w:tblW w:type="pct" w:w="5000"/>
         <w:tblLayout w:type="fixed"/>
         <w:tblLook w:firstRow="1" w:lastRow="0" w:firstColumn="0" w:lastColumn="0" w:noHBand="0" w:noVBand="0" w:val="0020"/>
+        <w:tblBorders>
+          <w:top w:val="single" w:sz="4" w:space="0" w:color="000000"/>
+          <w:left w:val="single" w:sz="4" w:space="0" w:color="000000"/>
+          <w:bottom w:val="single" w:sz="4" w:space="0" w:color="000000"/>
+          <w:right w:val="single" w:sz="4" w:space="0" w:color="000000"/>
+          <w:insideH w:val="single" w:sz="4" w:space="0" w:color="000000"/>
+          <w:insideV w:val="single" w:sz="4" w:space="0" w:color="000000"/>
+        </w:tblBorders>
       </w:tblPr>
       <w:tblGrid>
         <w:gridCol w:w="2640"/>
@@ -15149,7 +15415,9 @@
           <w:tblHeader w:val="on"/>
         </w:trPr>
         <w:tc>
-          <w:tcPr/>
+          <w:tcPr>
+            <w:shd w:val="clear" w:color="auto" w:fill="EFEFEF"/>
+          </w:tcPr>
           <w:p>
             <w:pPr>
               <w:pStyle w:val="Compact"/>
@@ -15160,7 +15428,9 @@
           </w:p>
         </w:tc>
         <w:tc>
-          <w:tcPr/>
+          <w:tcPr>
+            <w:shd w:val="clear" w:color="auto" w:fill="EFEFEF"/>
+          </w:tcPr>
           <w:p>
             <w:pPr>
               <w:pStyle w:val="Compact"/>
@@ -15171,7 +15441,9 @@
           </w:p>
         </w:tc>
         <w:tc>
-          <w:tcPr/>
+          <w:tcPr>
+            <w:shd w:val="clear" w:color="auto" w:fill="EFEFEF"/>
+          </w:tcPr>
           <w:p>
             <w:pPr>
               <w:pStyle w:val="Compact"/>
@@ -15506,6 +15778,14 @@
         <w:tblW w:type="pct" w:w="5000"/>
         <w:tblLayout w:type="fixed"/>
         <w:tblLook w:firstRow="1" w:lastRow="0" w:firstColumn="0" w:lastColumn="0" w:noHBand="0" w:noVBand="0" w:val="0020"/>
+        <w:tblBorders>
+          <w:top w:val="single" w:sz="4" w:space="0" w:color="000000"/>
+          <w:left w:val="single" w:sz="4" w:space="0" w:color="000000"/>
+          <w:bottom w:val="single" w:sz="4" w:space="0" w:color="000000"/>
+          <w:right w:val="single" w:sz="4" w:space="0" w:color="000000"/>
+          <w:insideH w:val="single" w:sz="4" w:space="0" w:color="000000"/>
+          <w:insideV w:val="single" w:sz="4" w:space="0" w:color="000000"/>
+        </w:tblBorders>
       </w:tblPr>
       <w:tblGrid>
         <w:gridCol w:w="1980"/>
@@ -15518,7 +15798,9 @@
           <w:tblHeader w:val="on"/>
         </w:trPr>
         <w:tc>
-          <w:tcPr/>
+          <w:tcPr>
+            <w:shd w:val="clear" w:color="auto" w:fill="EFEFEF"/>
+          </w:tcPr>
           <w:p>
             <w:pPr>
               <w:pStyle w:val="Compact"/>
@@ -15529,7 +15811,9 @@
           </w:p>
         </w:tc>
         <w:tc>
-          <w:tcPr/>
+          <w:tcPr>
+            <w:shd w:val="clear" w:color="auto" w:fill="EFEFEF"/>
+          </w:tcPr>
           <w:p>
             <w:pPr>
               <w:pStyle w:val="Compact"/>
@@ -15540,7 +15824,9 @@
           </w:p>
         </w:tc>
         <w:tc>
-          <w:tcPr/>
+          <w:tcPr>
+            <w:shd w:val="clear" w:color="auto" w:fill="EFEFEF"/>
+          </w:tcPr>
           <w:p>
             <w:pPr>
               <w:pStyle w:val="Compact"/>
@@ -15551,7 +15837,9 @@
           </w:p>
         </w:tc>
         <w:tc>
-          <w:tcPr/>
+          <w:tcPr>
+            <w:shd w:val="clear" w:color="auto" w:fill="EFEFEF"/>
+          </w:tcPr>
           <w:p>
             <w:pPr>
               <w:pStyle w:val="Compact"/>
@@ -15865,6 +16153,14 @@
         <w:tblW w:type="pct" w:w="5000"/>
         <w:tblLayout w:type="fixed"/>
         <w:tblLook w:firstRow="1" w:lastRow="0" w:firstColumn="0" w:lastColumn="0" w:noHBand="0" w:noVBand="0" w:val="0020"/>
+        <w:tblBorders>
+          <w:top w:val="single" w:sz="4" w:space="0" w:color="000000"/>
+          <w:left w:val="single" w:sz="4" w:space="0" w:color="000000"/>
+          <w:bottom w:val="single" w:sz="4" w:space="0" w:color="000000"/>
+          <w:right w:val="single" w:sz="4" w:space="0" w:color="000000"/>
+          <w:insideH w:val="single" w:sz="4" w:space="0" w:color="000000"/>
+          <w:insideV w:val="single" w:sz="4" w:space="0" w:color="000000"/>
+        </w:tblBorders>
       </w:tblPr>
       <w:tblGrid>
         <w:gridCol w:w="2640"/>
@@ -15876,7 +16172,9 @@
           <w:tblHeader w:val="on"/>
         </w:trPr>
         <w:tc>
-          <w:tcPr/>
+          <w:tcPr>
+            <w:shd w:val="clear" w:color="auto" w:fill="EFEFEF"/>
+          </w:tcPr>
           <w:p>
             <w:pPr>
               <w:pStyle w:val="Compact"/>
@@ -15887,7 +16185,9 @@
           </w:p>
         </w:tc>
         <w:tc>
-          <w:tcPr/>
+          <w:tcPr>
+            <w:shd w:val="clear" w:color="auto" w:fill="EFEFEF"/>
+          </w:tcPr>
           <w:p>
             <w:pPr>
               <w:pStyle w:val="Compact"/>
@@ -15898,7 +16198,9 @@
           </w:p>
         </w:tc>
         <w:tc>
-          <w:tcPr/>
+          <w:tcPr>
+            <w:shd w:val="clear" w:color="auto" w:fill="EFEFEF"/>
+          </w:tcPr>
           <w:p>
             <w:pPr>
               <w:pStyle w:val="Compact"/>
@@ -16310,6 +16612,14 @@
         <w:tblW w:type="pct" w:w="5000"/>
         <w:tblLayout w:type="fixed"/>
         <w:tblLook w:firstRow="1" w:lastRow="0" w:firstColumn="0" w:lastColumn="0" w:noHBand="0" w:noVBand="0" w:val="0020"/>
+        <w:tblBorders>
+          <w:top w:val="single" w:sz="4" w:space="0" w:color="000000"/>
+          <w:left w:val="single" w:sz="4" w:space="0" w:color="000000"/>
+          <w:bottom w:val="single" w:sz="4" w:space="0" w:color="000000"/>
+          <w:right w:val="single" w:sz="4" w:space="0" w:color="000000"/>
+          <w:insideH w:val="single" w:sz="4" w:space="0" w:color="000000"/>
+          <w:insideV w:val="single" w:sz="4" w:space="0" w:color="000000"/>
+        </w:tblBorders>
       </w:tblPr>
       <w:tblGrid>
         <w:gridCol w:w="1131"/>
@@ -16325,7 +16635,9 @@
           <w:tblHeader w:val="on"/>
         </w:trPr>
         <w:tc>
-          <w:tcPr/>
+          <w:tcPr>
+            <w:shd w:val="clear" w:color="auto" w:fill="EFEFEF"/>
+          </w:tcPr>
           <w:p>
             <w:pPr>
               <w:pStyle w:val="Compact"/>
@@ -16336,7 +16648,9 @@
           </w:p>
         </w:tc>
         <w:tc>
-          <w:tcPr/>
+          <w:tcPr>
+            <w:shd w:val="clear" w:color="auto" w:fill="EFEFEF"/>
+          </w:tcPr>
           <w:p>
             <w:pPr>
               <w:pStyle w:val="Compact"/>
@@ -16347,7 +16661,9 @@
           </w:p>
         </w:tc>
         <w:tc>
-          <w:tcPr/>
+          <w:tcPr>
+            <w:shd w:val="clear" w:color="auto" w:fill="EFEFEF"/>
+          </w:tcPr>
           <w:p>
             <w:pPr>
               <w:pStyle w:val="Compact"/>
@@ -16358,7 +16674,9 @@
           </w:p>
         </w:tc>
         <w:tc>
-          <w:tcPr/>
+          <w:tcPr>
+            <w:shd w:val="clear" w:color="auto" w:fill="EFEFEF"/>
+          </w:tcPr>
           <w:p>
             <w:pPr>
               <w:pStyle w:val="Compact"/>
@@ -16369,7 +16687,9 @@
           </w:p>
         </w:tc>
         <w:tc>
-          <w:tcPr/>
+          <w:tcPr>
+            <w:shd w:val="clear" w:color="auto" w:fill="EFEFEF"/>
+          </w:tcPr>
           <w:p>
             <w:pPr>
               <w:pStyle w:val="Compact"/>
@@ -16380,7 +16700,9 @@
           </w:p>
         </w:tc>
         <w:tc>
-          <w:tcPr/>
+          <w:tcPr>
+            <w:shd w:val="clear" w:color="auto" w:fill="EFEFEF"/>
+          </w:tcPr>
           <w:p>
             <w:pPr>
               <w:pStyle w:val="Compact"/>
@@ -16391,7 +16713,9 @@
           </w:p>
         </w:tc>
         <w:tc>
-          <w:tcPr/>
+          <w:tcPr>
+            <w:shd w:val="clear" w:color="auto" w:fill="EFEFEF"/>
+          </w:tcPr>
           <w:p>
             <w:pPr>
               <w:pStyle w:val="Compact"/>
@@ -16839,6 +17163,14 @@
         <w:tblW w:type="pct" w:w="5000"/>
         <w:tblLayout w:type="fixed"/>
         <w:tblLook w:firstRow="1" w:lastRow="0" w:firstColumn="0" w:lastColumn="0" w:noHBand="0" w:noVBand="0" w:val="0020"/>
+        <w:tblBorders>
+          <w:top w:val="single" w:sz="4" w:space="0" w:color="000000"/>
+          <w:left w:val="single" w:sz="4" w:space="0" w:color="000000"/>
+          <w:bottom w:val="single" w:sz="4" w:space="0" w:color="000000"/>
+          <w:right w:val="single" w:sz="4" w:space="0" w:color="000000"/>
+          <w:insideH w:val="single" w:sz="4" w:space="0" w:color="000000"/>
+          <w:insideV w:val="single" w:sz="4" w:space="0" w:color="000000"/>
+        </w:tblBorders>
       </w:tblPr>
       <w:tblGrid>
         <w:gridCol w:w="1980"/>
@@ -16851,7 +17183,9 @@
           <w:tblHeader w:val="on"/>
         </w:trPr>
         <w:tc>
-          <w:tcPr/>
+          <w:tcPr>
+            <w:shd w:val="clear" w:color="auto" w:fill="EFEFEF"/>
+          </w:tcPr>
           <w:p>
             <w:pPr>
               <w:pStyle w:val="Compact"/>
@@ -16862,7 +17196,9 @@
           </w:p>
         </w:tc>
         <w:tc>
-          <w:tcPr/>
+          <w:tcPr>
+            <w:shd w:val="clear" w:color="auto" w:fill="EFEFEF"/>
+          </w:tcPr>
           <w:p>
             <w:pPr>
               <w:pStyle w:val="Compact"/>
@@ -16873,7 +17209,9 @@
           </w:p>
         </w:tc>
         <w:tc>
-          <w:tcPr/>
+          <w:tcPr>
+            <w:shd w:val="clear" w:color="auto" w:fill="EFEFEF"/>
+          </w:tcPr>
           <w:p>
             <w:pPr>
               <w:pStyle w:val="Compact"/>
@@ -16884,7 +17222,9 @@
           </w:p>
         </w:tc>
         <w:tc>
-          <w:tcPr/>
+          <w:tcPr>
+            <w:shd w:val="clear" w:color="auto" w:fill="EFEFEF"/>
+          </w:tcPr>
           <w:p>
             <w:pPr>
               <w:pStyle w:val="Compact"/>
@@ -17383,6 +17723,14 @@
         <w:tblW w:type="pct" w:w="5000"/>
         <w:tblLayout w:type="fixed"/>
         <w:tblLook w:firstRow="1" w:lastRow="0" w:firstColumn="0" w:lastColumn="0" w:noHBand="0" w:noVBand="0" w:val="0020"/>
+        <w:tblBorders>
+          <w:top w:val="single" w:sz="4" w:space="0" w:color="000000"/>
+          <w:left w:val="single" w:sz="4" w:space="0" w:color="000000"/>
+          <w:bottom w:val="single" w:sz="4" w:space="0" w:color="000000"/>
+          <w:right w:val="single" w:sz="4" w:space="0" w:color="000000"/>
+          <w:insideH w:val="single" w:sz="4" w:space="0" w:color="000000"/>
+          <w:insideV w:val="single" w:sz="4" w:space="0" w:color="000000"/>
+        </w:tblBorders>
       </w:tblPr>
       <w:tblGrid>
         <w:gridCol w:w="2640"/>
@@ -17394,7 +17742,9 @@
           <w:tblHeader w:val="on"/>
         </w:trPr>
         <w:tc>
-          <w:tcPr/>
+          <w:tcPr>
+            <w:shd w:val="clear" w:color="auto" w:fill="EFEFEF"/>
+          </w:tcPr>
           <w:p>
             <w:pPr>
               <w:pStyle w:val="Compact"/>
@@ -17405,7 +17755,9 @@
           </w:p>
         </w:tc>
         <w:tc>
-          <w:tcPr/>
+          <w:tcPr>
+            <w:shd w:val="clear" w:color="auto" w:fill="EFEFEF"/>
+          </w:tcPr>
           <w:p>
             <w:pPr>
               <w:pStyle w:val="Compact"/>
@@ -17416,7 +17768,9 @@
           </w:p>
         </w:tc>
         <w:tc>
-          <w:tcPr/>
+          <w:tcPr>
+            <w:shd w:val="clear" w:color="auto" w:fill="EFEFEF"/>
+          </w:tcPr>
           <w:p>
             <w:pPr>
               <w:pStyle w:val="Compact"/>
@@ -18074,6 +18428,14 @@
         <w:tblW w:type="pct" w:w="5000"/>
         <w:tblLayout w:type="fixed"/>
         <w:tblLook w:firstRow="1" w:lastRow="0" w:firstColumn="0" w:lastColumn="0" w:noHBand="0" w:noVBand="0" w:val="0020"/>
+        <w:tblBorders>
+          <w:top w:val="single" w:sz="4" w:space="0" w:color="000000"/>
+          <w:left w:val="single" w:sz="4" w:space="0" w:color="000000"/>
+          <w:bottom w:val="single" w:sz="4" w:space="0" w:color="000000"/>
+          <w:right w:val="single" w:sz="4" w:space="0" w:color="000000"/>
+          <w:insideH w:val="single" w:sz="4" w:space="0" w:color="000000"/>
+          <w:insideV w:val="single" w:sz="4" w:space="0" w:color="000000"/>
+        </w:tblBorders>
       </w:tblPr>
       <w:tblGrid>
         <w:gridCol w:w="1980"/>
@@ -18086,7 +18448,9 @@
           <w:tblHeader w:val="on"/>
         </w:trPr>
         <w:tc>
-          <w:tcPr/>
+          <w:tcPr>
+            <w:shd w:val="clear" w:color="auto" w:fill="EFEFEF"/>
+          </w:tcPr>
           <w:p>
             <w:pPr>
               <w:pStyle w:val="Compact"/>
@@ -18097,7 +18461,9 @@
           </w:p>
         </w:tc>
         <w:tc>
-          <w:tcPr/>
+          <w:tcPr>
+            <w:shd w:val="clear" w:color="auto" w:fill="EFEFEF"/>
+          </w:tcPr>
           <w:p>
             <w:pPr>
               <w:pStyle w:val="Compact"/>
@@ -18108,7 +18474,9 @@
           </w:p>
         </w:tc>
         <w:tc>
-          <w:tcPr/>
+          <w:tcPr>
+            <w:shd w:val="clear" w:color="auto" w:fill="EFEFEF"/>
+          </w:tcPr>
           <w:p>
             <w:pPr>
               <w:pStyle w:val="Compact"/>
@@ -18119,7 +18487,9 @@
           </w:p>
         </w:tc>
         <w:tc>
-          <w:tcPr/>
+          <w:tcPr>
+            <w:shd w:val="clear" w:color="auto" w:fill="EFEFEF"/>
+          </w:tcPr>
           <w:p>
             <w:pPr>
               <w:pStyle w:val="Compact"/>
@@ -18524,6 +18894,14 @@
         <w:tblW w:type="pct" w:w="5000"/>
         <w:tblLayout w:type="fixed"/>
         <w:tblLook w:firstRow="1" w:lastRow="0" w:firstColumn="0" w:lastColumn="0" w:noHBand="0" w:noVBand="0" w:val="0020"/>
+        <w:tblBorders>
+          <w:top w:val="single" w:sz="4" w:space="0" w:color="000000"/>
+          <w:left w:val="single" w:sz="4" w:space="0" w:color="000000"/>
+          <w:bottom w:val="single" w:sz="4" w:space="0" w:color="000000"/>
+          <w:right w:val="single" w:sz="4" w:space="0" w:color="000000"/>
+          <w:insideH w:val="single" w:sz="4" w:space="0" w:color="000000"/>
+          <w:insideV w:val="single" w:sz="4" w:space="0" w:color="000000"/>
+        </w:tblBorders>
       </w:tblPr>
       <w:tblGrid>
         <w:gridCol w:w="1980"/>
@@ -18536,7 +18914,9 @@
           <w:tblHeader w:val="on"/>
         </w:trPr>
         <w:tc>
-          <w:tcPr/>
+          <w:tcPr>
+            <w:shd w:val="clear" w:color="auto" w:fill="EFEFEF"/>
+          </w:tcPr>
           <w:p>
             <w:pPr>
               <w:pStyle w:val="Compact"/>
@@ -18547,7 +18927,9 @@
           </w:p>
         </w:tc>
         <w:tc>
-          <w:tcPr/>
+          <w:tcPr>
+            <w:shd w:val="clear" w:color="auto" w:fill="EFEFEF"/>
+          </w:tcPr>
           <w:p>
             <w:pPr>
               <w:pStyle w:val="Compact"/>
@@ -18558,7 +18940,9 @@
           </w:p>
         </w:tc>
         <w:tc>
-          <w:tcPr/>
+          <w:tcPr>
+            <w:shd w:val="clear" w:color="auto" w:fill="EFEFEF"/>
+          </w:tcPr>
           <w:p>
             <w:pPr>
               <w:pStyle w:val="Compact"/>
@@ -18569,7 +18953,9 @@
           </w:p>
         </w:tc>
         <w:tc>
-          <w:tcPr/>
+          <w:tcPr>
+            <w:shd w:val="clear" w:color="auto" w:fill="EFEFEF"/>
+          </w:tcPr>
           <w:p>
             <w:pPr>
               <w:pStyle w:val="Compact"/>
@@ -19271,6 +19657,14 @@
         <w:tblW w:type="pct" w:w="5000"/>
         <w:tblLayout w:type="fixed"/>
         <w:tblLook w:firstRow="1" w:lastRow="0" w:firstColumn="0" w:lastColumn="0" w:noHBand="0" w:noVBand="0" w:val="0020"/>
+        <w:tblBorders>
+          <w:top w:val="single" w:sz="4" w:space="0" w:color="000000"/>
+          <w:left w:val="single" w:sz="4" w:space="0" w:color="000000"/>
+          <w:bottom w:val="single" w:sz="4" w:space="0" w:color="000000"/>
+          <w:right w:val="single" w:sz="4" w:space="0" w:color="000000"/>
+          <w:insideH w:val="single" w:sz="4" w:space="0" w:color="000000"/>
+          <w:insideV w:val="single" w:sz="4" w:space="0" w:color="000000"/>
+        </w:tblBorders>
       </w:tblPr>
       <w:tblGrid>
         <w:gridCol w:w="1320"/>
@@ -19285,7 +19679,9 @@
           <w:tblHeader w:val="on"/>
         </w:trPr>
         <w:tc>
-          <w:tcPr/>
+          <w:tcPr>
+            <w:shd w:val="clear" w:color="auto" w:fill="EFEFEF"/>
+          </w:tcPr>
           <w:p>
             <w:pPr>
               <w:pStyle w:val="Compact"/>
@@ -19296,7 +19692,9 @@
           </w:p>
         </w:tc>
         <w:tc>
-          <w:tcPr/>
+          <w:tcPr>
+            <w:shd w:val="clear" w:color="auto" w:fill="EFEFEF"/>
+          </w:tcPr>
           <w:p>
             <w:pPr>
               <w:pStyle w:val="Compact"/>
@@ -19307,7 +19705,9 @@
           </w:p>
         </w:tc>
         <w:tc>
-          <w:tcPr/>
+          <w:tcPr>
+            <w:shd w:val="clear" w:color="auto" w:fill="EFEFEF"/>
+          </w:tcPr>
           <w:p>
             <w:pPr>
               <w:pStyle w:val="Compact"/>
@@ -19318,7 +19718,9 @@
           </w:p>
         </w:tc>
         <w:tc>
-          <w:tcPr/>
+          <w:tcPr>
+            <w:shd w:val="clear" w:color="auto" w:fill="EFEFEF"/>
+          </w:tcPr>
           <w:p>
             <w:pPr>
               <w:pStyle w:val="Compact"/>
@@ -19329,7 +19731,9 @@
           </w:p>
         </w:tc>
         <w:tc>
-          <w:tcPr/>
+          <w:tcPr>
+            <w:shd w:val="clear" w:color="auto" w:fill="EFEFEF"/>
+          </w:tcPr>
           <w:p>
             <w:pPr>
               <w:pStyle w:val="Compact"/>
@@ -19340,7 +19744,9 @@
           </w:p>
         </w:tc>
         <w:tc>
-          <w:tcPr/>
+          <w:tcPr>
+            <w:shd w:val="clear" w:color="auto" w:fill="EFEFEF"/>
+          </w:tcPr>
           <w:p>
             <w:pPr>
               <w:pStyle w:val="Compact"/>
@@ -19829,6 +20235,14 @@
         <w:tblStyle w:val="Table"/>
         <w:tblW w:type="auto" w:w="0"/>
         <w:tblLook w:firstRow="1" w:lastRow="0" w:firstColumn="0" w:lastColumn="0" w:noHBand="0" w:noVBand="0" w:val="0020"/>
+        <w:tblBorders>
+          <w:top w:val="single" w:sz="4" w:space="0" w:color="000000"/>
+          <w:left w:val="single" w:sz="4" w:space="0" w:color="000000"/>
+          <w:bottom w:val="single" w:sz="4" w:space="0" w:color="000000"/>
+          <w:right w:val="single" w:sz="4" w:space="0" w:color="000000"/>
+          <w:insideH w:val="single" w:sz="4" w:space="0" w:color="000000"/>
+          <w:insideV w:val="single" w:sz="4" w:space="0" w:color="000000"/>
+        </w:tblBorders>
       </w:tblPr>
       <w:tblGrid>
         <w:gridCol w:w="1584"/>
@@ -19842,7 +20256,9 @@
           <w:tblHeader w:val="on"/>
         </w:trPr>
         <w:tc>
-          <w:tcPr/>
+          <w:tcPr>
+            <w:shd w:val="clear" w:color="auto" w:fill="EFEFEF"/>
+          </w:tcPr>
           <w:p>
             <w:pPr>
               <w:pStyle w:val="Compact"/>
@@ -19853,7 +20269,9 @@
           </w:p>
         </w:tc>
         <w:tc>
-          <w:tcPr/>
+          <w:tcPr>
+            <w:shd w:val="clear" w:color="auto" w:fill="EFEFEF"/>
+          </w:tcPr>
           <w:p>
             <w:pPr>
               <w:pStyle w:val="Compact"/>
@@ -19864,7 +20282,9 @@
           </w:p>
         </w:tc>
         <w:tc>
-          <w:tcPr/>
+          <w:tcPr>
+            <w:shd w:val="clear" w:color="auto" w:fill="EFEFEF"/>
+          </w:tcPr>
           <w:p>
             <w:pPr>
               <w:pStyle w:val="Compact"/>
@@ -19875,7 +20295,9 @@
           </w:p>
         </w:tc>
         <w:tc>
-          <w:tcPr/>
+          <w:tcPr>
+            <w:shd w:val="clear" w:color="auto" w:fill="EFEFEF"/>
+          </w:tcPr>
           <w:p>
             <w:pPr>
               <w:pStyle w:val="Compact"/>
@@ -19886,7 +20308,9 @@
           </w:p>
         </w:tc>
         <w:tc>
-          <w:tcPr/>
+          <w:tcPr>
+            <w:shd w:val="clear" w:color="auto" w:fill="EFEFEF"/>
+          </w:tcPr>
           <w:p>
             <w:pPr>
               <w:pStyle w:val="Compact"/>
@@ -20545,6 +20969,14 @@
         <w:tblW w:type="pct" w:w="5000"/>
         <w:tblLayout w:type="fixed"/>
         <w:tblLook w:firstRow="1" w:lastRow="0" w:firstColumn="0" w:lastColumn="0" w:noHBand="0" w:noVBand="0" w:val="0020"/>
+        <w:tblBorders>
+          <w:top w:val="single" w:sz="4" w:space="0" w:color="000000"/>
+          <w:left w:val="single" w:sz="4" w:space="0" w:color="000000"/>
+          <w:bottom w:val="single" w:sz="4" w:space="0" w:color="000000"/>
+          <w:right w:val="single" w:sz="4" w:space="0" w:color="000000"/>
+          <w:insideH w:val="single" w:sz="4" w:space="0" w:color="000000"/>
+          <w:insideV w:val="single" w:sz="4" w:space="0" w:color="000000"/>
+        </w:tblBorders>
       </w:tblPr>
       <w:tblGrid>
         <w:gridCol w:w="1980"/>
@@ -20557,7 +20989,9 @@
           <w:tblHeader w:val="on"/>
         </w:trPr>
         <w:tc>
-          <w:tcPr/>
+          <w:tcPr>
+            <w:shd w:val="clear" w:color="auto" w:fill="EFEFEF"/>
+          </w:tcPr>
           <w:p>
             <w:pPr>
               <w:pStyle w:val="Compact"/>
@@ -20568,7 +21002,9 @@
           </w:p>
         </w:tc>
         <w:tc>
-          <w:tcPr/>
+          <w:tcPr>
+            <w:shd w:val="clear" w:color="auto" w:fill="EFEFEF"/>
+          </w:tcPr>
           <w:p>
             <w:pPr>
               <w:pStyle w:val="Compact"/>
@@ -20579,7 +21015,9 @@
           </w:p>
         </w:tc>
         <w:tc>
-          <w:tcPr/>
+          <w:tcPr>
+            <w:shd w:val="clear" w:color="auto" w:fill="EFEFEF"/>
+          </w:tcPr>
           <w:p>
             <w:pPr>
               <w:pStyle w:val="Compact"/>
@@ -20590,7 +21028,9 @@
           </w:p>
         </w:tc>
         <w:tc>
-          <w:tcPr/>
+          <w:tcPr>
+            <w:shd w:val="clear" w:color="auto" w:fill="EFEFEF"/>
+          </w:tcPr>
           <w:p>
             <w:pPr>
               <w:pStyle w:val="Compact"/>
@@ -21438,6 +21878,14 @@
         <w:tblW w:type="pct" w:w="5000"/>
         <w:tblLayout w:type="fixed"/>
         <w:tblLook w:firstRow="1" w:lastRow="0" w:firstColumn="0" w:lastColumn="0" w:noHBand="0" w:noVBand="0" w:val="0020"/>
+        <w:tblBorders>
+          <w:top w:val="single" w:sz="4" w:space="0" w:color="000000"/>
+          <w:left w:val="single" w:sz="4" w:space="0" w:color="000000"/>
+          <w:bottom w:val="single" w:sz="4" w:space="0" w:color="000000"/>
+          <w:right w:val="single" w:sz="4" w:space="0" w:color="000000"/>
+          <w:insideH w:val="single" w:sz="4" w:space="0" w:color="000000"/>
+          <w:insideV w:val="single" w:sz="4" w:space="0" w:color="000000"/>
+        </w:tblBorders>
       </w:tblPr>
       <w:tblGrid>
         <w:gridCol w:w="1584"/>
@@ -21451,7 +21899,9 @@
           <w:tblHeader w:val="on"/>
         </w:trPr>
         <w:tc>
-          <w:tcPr/>
+          <w:tcPr>
+            <w:shd w:val="clear" w:color="auto" w:fill="EFEFEF"/>
+          </w:tcPr>
           <w:p>
             <w:pPr>
               <w:pStyle w:val="Compact"/>
@@ -21462,7 +21912,9 @@
           </w:p>
         </w:tc>
         <w:tc>
-          <w:tcPr/>
+          <w:tcPr>
+            <w:shd w:val="clear" w:color="auto" w:fill="EFEFEF"/>
+          </w:tcPr>
           <w:p>
             <w:pPr>
               <w:pStyle w:val="Compact"/>
@@ -21473,7 +21925,9 @@
           </w:p>
         </w:tc>
         <w:tc>
-          <w:tcPr/>
+          <w:tcPr>
+            <w:shd w:val="clear" w:color="auto" w:fill="EFEFEF"/>
+          </w:tcPr>
           <w:p>
             <w:pPr>
               <w:pStyle w:val="Compact"/>
@@ -21484,7 +21938,9 @@
           </w:p>
         </w:tc>
         <w:tc>
-          <w:tcPr/>
+          <w:tcPr>
+            <w:shd w:val="clear" w:color="auto" w:fill="EFEFEF"/>
+          </w:tcPr>
           <w:p>
             <w:pPr>
               <w:pStyle w:val="Compact"/>
@@ -21495,7 +21951,9 @@
           </w:p>
         </w:tc>
         <w:tc>
-          <w:tcPr/>
+          <w:tcPr>
+            <w:shd w:val="clear" w:color="auto" w:fill="EFEFEF"/>
+          </w:tcPr>
           <w:p>
             <w:pPr>
               <w:pStyle w:val="Compact"/>
@@ -27474,6 +27932,14 @@
         <w:tblW w:type="pct" w:w="5000"/>
         <w:tblLayout w:type="fixed"/>
         <w:tblLook w:firstRow="1" w:lastRow="0" w:firstColumn="0" w:lastColumn="0" w:noHBand="0" w:noVBand="0" w:val="0020"/>
+        <w:tblBorders>
+          <w:top w:val="single" w:sz="4" w:space="0" w:color="000000"/>
+          <w:left w:val="single" w:sz="4" w:space="0" w:color="000000"/>
+          <w:bottom w:val="single" w:sz="4" w:space="0" w:color="000000"/>
+          <w:right w:val="single" w:sz="4" w:space="0" w:color="000000"/>
+          <w:insideH w:val="single" w:sz="4" w:space="0" w:color="000000"/>
+          <w:insideV w:val="single" w:sz="4" w:space="0" w:color="000000"/>
+        </w:tblBorders>
       </w:tblPr>
       <w:tblGrid>
         <w:gridCol w:w="3960"/>
@@ -27484,7 +27950,9 @@
           <w:tblHeader w:val="on"/>
         </w:trPr>
         <w:tc>
-          <w:tcPr/>
+          <w:tcPr>
+            <w:shd w:val="clear" w:color="auto" w:fill="EFEFEF"/>
+          </w:tcPr>
           <w:p>
             <w:pPr>
               <w:pStyle w:val="Compact"/>
@@ -27495,7 +27963,9 @@
           </w:p>
         </w:tc>
         <w:tc>
-          <w:tcPr/>
+          <w:tcPr>
+            <w:shd w:val="clear" w:color="auto" w:fill="EFEFEF"/>
+          </w:tcPr>
           <w:p>
             <w:pPr>
               <w:pStyle w:val="Compact"/>
@@ -27750,6 +28220,14 @@
         <w:tblW w:type="pct" w:w="5000"/>
         <w:tblLayout w:type="fixed"/>
         <w:tblLook w:firstRow="1" w:lastRow="0" w:firstColumn="0" w:lastColumn="0" w:noHBand="0" w:noVBand="0" w:val="0020"/>
+        <w:tblBorders>
+          <w:top w:val="single" w:sz="4" w:space="0" w:color="000000"/>
+          <w:left w:val="single" w:sz="4" w:space="0" w:color="000000"/>
+          <w:bottom w:val="single" w:sz="4" w:space="0" w:color="000000"/>
+          <w:right w:val="single" w:sz="4" w:space="0" w:color="000000"/>
+          <w:insideH w:val="single" w:sz="4" w:space="0" w:color="000000"/>
+          <w:insideV w:val="single" w:sz="4" w:space="0" w:color="000000"/>
+        </w:tblBorders>
       </w:tblPr>
       <w:tblGrid>
         <w:gridCol w:w="1980"/>
@@ -27762,7 +28240,9 @@
           <w:tblHeader w:val="on"/>
         </w:trPr>
         <w:tc>
-          <w:tcPr/>
+          <w:tcPr>
+            <w:shd w:val="clear" w:color="auto" w:fill="EFEFEF"/>
+          </w:tcPr>
           <w:p>
             <w:pPr>
               <w:pStyle w:val="Compact"/>
@@ -27773,7 +28253,9 @@
           </w:p>
         </w:tc>
         <w:tc>
-          <w:tcPr/>
+          <w:tcPr>
+            <w:shd w:val="clear" w:color="auto" w:fill="EFEFEF"/>
+          </w:tcPr>
           <w:p>
             <w:pPr>
               <w:pStyle w:val="Compact"/>
@@ -27784,7 +28266,9 @@
           </w:p>
         </w:tc>
         <w:tc>
-          <w:tcPr/>
+          <w:tcPr>
+            <w:shd w:val="clear" w:color="auto" w:fill="EFEFEF"/>
+          </w:tcPr>
           <w:p>
             <w:pPr>
               <w:pStyle w:val="Compact"/>
@@ -27795,7 +28279,9 @@
           </w:p>
         </w:tc>
         <w:tc>
-          <w:tcPr/>
+          <w:tcPr>
+            <w:shd w:val="clear" w:color="auto" w:fill="EFEFEF"/>
+          </w:tcPr>
           <w:p>
             <w:pPr>
               <w:pStyle w:val="Compact"/>
@@ -28097,6 +28583,14 @@
         <w:tblW w:type="pct" w:w="5000"/>
         <w:tblLayout w:type="fixed"/>
         <w:tblLook w:firstRow="1" w:lastRow="0" w:firstColumn="0" w:lastColumn="0" w:noHBand="0" w:noVBand="0" w:val="0020"/>
+        <w:tblBorders>
+          <w:top w:val="single" w:sz="4" w:space="0" w:color="000000"/>
+          <w:left w:val="single" w:sz="4" w:space="0" w:color="000000"/>
+          <w:bottom w:val="single" w:sz="4" w:space="0" w:color="000000"/>
+          <w:right w:val="single" w:sz="4" w:space="0" w:color="000000"/>
+          <w:insideH w:val="single" w:sz="4" w:space="0" w:color="000000"/>
+          <w:insideV w:val="single" w:sz="4" w:space="0" w:color="000000"/>
+        </w:tblBorders>
       </w:tblPr>
       <w:tblGrid>
         <w:gridCol w:w="1980"/>
@@ -28109,7 +28603,9 @@
           <w:tblHeader w:val="on"/>
         </w:trPr>
         <w:tc>
-          <w:tcPr/>
+          <w:tcPr>
+            <w:shd w:val="clear" w:color="auto" w:fill="EFEFEF"/>
+          </w:tcPr>
           <w:p>
             <w:pPr>
               <w:pStyle w:val="Compact"/>
@@ -28120,7 +28616,9 @@
           </w:p>
         </w:tc>
         <w:tc>
-          <w:tcPr/>
+          <w:tcPr>
+            <w:shd w:val="clear" w:color="auto" w:fill="EFEFEF"/>
+          </w:tcPr>
           <w:p>
             <w:pPr>
               <w:pStyle w:val="Compact"/>
@@ -28131,7 +28629,9 @@
           </w:p>
         </w:tc>
         <w:tc>
-          <w:tcPr/>
+          <w:tcPr>
+            <w:shd w:val="clear" w:color="auto" w:fill="EFEFEF"/>
+          </w:tcPr>
           <w:p>
             <w:pPr>
               <w:pStyle w:val="Compact"/>
@@ -28142,7 +28642,9 @@
           </w:p>
         </w:tc>
         <w:tc>
-          <w:tcPr/>
+          <w:tcPr>
+            <w:shd w:val="clear" w:color="auto" w:fill="EFEFEF"/>
+          </w:tcPr>
           <w:p>
             <w:pPr>
               <w:pStyle w:val="Compact"/>
@@ -28536,6 +29038,14 @@
         <w:tblW w:type="pct" w:w="5000"/>
         <w:tblLayout w:type="fixed"/>
         <w:tblLook w:firstRow="1" w:lastRow="0" w:firstColumn="0" w:lastColumn="0" w:noHBand="0" w:noVBand="0" w:val="0020"/>
+        <w:tblBorders>
+          <w:top w:val="single" w:sz="4" w:space="0" w:color="000000"/>
+          <w:left w:val="single" w:sz="4" w:space="0" w:color="000000"/>
+          <w:bottom w:val="single" w:sz="4" w:space="0" w:color="000000"/>
+          <w:right w:val="single" w:sz="4" w:space="0" w:color="000000"/>
+          <w:insideH w:val="single" w:sz="4" w:space="0" w:color="000000"/>
+          <w:insideV w:val="single" w:sz="4" w:space="0" w:color="000000"/>
+        </w:tblBorders>
       </w:tblPr>
       <w:tblGrid>
         <w:gridCol w:w="1980"/>
@@ -28548,7 +29058,9 @@
           <w:tblHeader w:val="on"/>
         </w:trPr>
         <w:tc>
-          <w:tcPr/>
+          <w:tcPr>
+            <w:shd w:val="clear" w:color="auto" w:fill="EFEFEF"/>
+          </w:tcPr>
           <w:p>
             <w:pPr>
               <w:pStyle w:val="Compact"/>
@@ -28559,7 +29071,9 @@
           </w:p>
         </w:tc>
         <w:tc>
-          <w:tcPr/>
+          <w:tcPr>
+            <w:shd w:val="clear" w:color="auto" w:fill="EFEFEF"/>
+          </w:tcPr>
           <w:p>
             <w:pPr>
               <w:pStyle w:val="Compact"/>
@@ -28570,7 +29084,9 @@
           </w:p>
         </w:tc>
         <w:tc>
-          <w:tcPr/>
+          <w:tcPr>
+            <w:shd w:val="clear" w:color="auto" w:fill="EFEFEF"/>
+          </w:tcPr>
           <w:p>
             <w:pPr>
               <w:pStyle w:val="Compact"/>
@@ -28581,7 +29097,9 @@
           </w:p>
         </w:tc>
         <w:tc>
-          <w:tcPr/>
+          <w:tcPr>
+            <w:shd w:val="clear" w:color="auto" w:fill="EFEFEF"/>
+          </w:tcPr>
           <w:p>
             <w:pPr>
               <w:pStyle w:val="Compact"/>
@@ -28892,6 +29410,14 @@
         <w:tblW w:type="pct" w:w="5000"/>
         <w:tblLayout w:type="fixed"/>
         <w:tblLook w:firstRow="1" w:lastRow="0" w:firstColumn="0" w:lastColumn="0" w:noHBand="0" w:noVBand="0" w:val="0020"/>
+        <w:tblBorders>
+          <w:top w:val="single" w:sz="4" w:space="0" w:color="000000"/>
+          <w:left w:val="single" w:sz="4" w:space="0" w:color="000000"/>
+          <w:bottom w:val="single" w:sz="4" w:space="0" w:color="000000"/>
+          <w:right w:val="single" w:sz="4" w:space="0" w:color="000000"/>
+          <w:insideH w:val="single" w:sz="4" w:space="0" w:color="000000"/>
+          <w:insideV w:val="single" w:sz="4" w:space="0" w:color="000000"/>
+        </w:tblBorders>
       </w:tblPr>
       <w:tblGrid>
         <w:gridCol w:w="1980"/>
@@ -28904,7 +29430,9 @@
           <w:tblHeader w:val="on"/>
         </w:trPr>
         <w:tc>
-          <w:tcPr/>
+          <w:tcPr>
+            <w:shd w:val="clear" w:color="auto" w:fill="EFEFEF"/>
+          </w:tcPr>
           <w:p>
             <w:pPr>
               <w:pStyle w:val="Compact"/>
@@ -28915,7 +29443,9 @@
           </w:p>
         </w:tc>
         <w:tc>
-          <w:tcPr/>
+          <w:tcPr>
+            <w:shd w:val="clear" w:color="auto" w:fill="EFEFEF"/>
+          </w:tcPr>
           <w:p>
             <w:pPr>
               <w:pStyle w:val="Compact"/>
@@ -28926,7 +29456,9 @@
           </w:p>
         </w:tc>
         <w:tc>
-          <w:tcPr/>
+          <w:tcPr>
+            <w:shd w:val="clear" w:color="auto" w:fill="EFEFEF"/>
+          </w:tcPr>
           <w:p>
             <w:pPr>
               <w:pStyle w:val="Compact"/>
@@ -28937,7 +29469,9 @@
           </w:p>
         </w:tc>
         <w:tc>
-          <w:tcPr/>
+          <w:tcPr>
+            <w:shd w:val="clear" w:color="auto" w:fill="EFEFEF"/>
+          </w:tcPr>
           <w:p>
             <w:pPr>
               <w:pStyle w:val="Compact"/>

--- a/memoire/Memoire_M2_Corrosion_BATOUMBI.docx
+++ b/memoire/Memoire_M2_Corrosion_BATOUMBI.docx
@@ -2017,7 +2017,7 @@
         <w:pStyle w:val="FirstParagraph"/>
       </w:pPr>
       <w:r>
-        <w:t xml:space="preserve">La maîtrise de la dégradation des équipements conditionne la compétitivité, la sécurité et la durabilité d’une activité industrielle. Les stratégies de maintenance se déplacent peu à peu de l’approche corrective ou préventive systématique vers la maintenance prédictive, qui anticipe la défaillance à partir des données de surveillance (EN 13306 ; ISO 13381-1). La corrosion occupe une place à part parmi les modes de dégradation. Dans le secteur Oil &amp; Gas, elle représente le premier poste de coût mondial, 2,5 billions USD par an, soit environ 3,4 % du PIB (Koch et al., 2016). Elle frappe en priorité les pipelines, exposés à des milieux agressifs et difficiles à inspecter en continu.</w:t>
+        <w:t xml:space="preserve">La maîtrise de la dégradation des équipements conditionne la compétitivité d’une activité industrielle, sa sécurité et sa durabilité. Les stratégies de maintenance l’ont intégré : elles glissent peu à peu de l’approche corrective, ou préventive systématique, vers la maintenance prédictive, celle qui anticipe la défaillance à partir des données de surveillance (EN 13306 ; ISO 13381-1). Parmi les modes de dégradation, la corrosion tient une place à part. Dans l’Oil &amp; Gas, elle est le premier poste de coût au monde : 2,5 billions USD par an, près de 3,4 % du PIB (Koch et al., 2016). Et elle frappe d’abord les pipelines, exposés à des milieux agressifs, difficiles à inspecter en continu.</w:t>
       </w:r>
     </w:p>
     <w:p>
@@ -2025,7 +2025,7 @@
         <w:pStyle w:val="BodyText"/>
       </w:pPr>
       <w:r>
-        <w:t xml:space="preserve">Au Cameroun, la COTCO (pipeline Tchad-Cameroun) surveille déjà la corrosion à l’aide de sondes ER commerciales reliées au DCS. Ces données restent toutefois exploitées à un niveau Industrie 3.0 : seuils fixes, analyse cloisonnée, aucun pronostic. L’hypothèse retenue ici est qu’à partir de ces mesures déjà disponibles, le passage à une couche Industrie 4.0 devient possible. Le prototype proposé se veut doublement transposable, branché sur l’instrumentation existante ou déployé de façon autonome pour une PME. Il couvre la chaîne détection, diagnostic, pronostic, décision, action de la norme ISO 13381-1 au moyen de quatre composants : une sonde ER instrumentée (OS1), un modèle XGBoost prédisant le taux de corrosion et la durée de vie résiduelle (OS2), un module de diagnostic des régimes et des facteurs de variabilité (OS3), enfin l’intégration à un CMMS open-source (OS4).</w:t>
+        <w:t xml:space="preserve">Au Cameroun, la COTCO exploite le pipeline Tchad-Cameroun. Elle y surveille déjà la corrosion, au moyen de sondes ER commerciales reliées au DCS. Mais ces données en restent à l’Industrie 3.0 : des seuils fixes, une analyse cloisonnée, aucun pronostic. Le pari de ce travail est simple. Ces mesures existent déjà ; il devient donc possible d’ajouter par-dessus une couche Industrie 4.0. Le prototype proposé se veut doublement transposable : branché sur l’instrumentation en place, ou déployé seul chez une PME. Dans les deux cas, il couvre la chaîne de la norme ISO 13381-1, de la détection à l’action, au moyen de quatre composants : une sonde ER instrumentée (OS1), un modèle XGBoost qui prédit le taux de corrosion et la durée de vie résiduelle (OS2), un module de diagnostic des régimes et des facteurs de variabilité (OS3), et l’intégration à un CMMS open-source (OS4).</w:t>
       </w:r>
     </w:p>
     <w:p>
@@ -2188,7 +2188,7 @@
         <w:pStyle w:val="FirstParagraph"/>
       </w:pPr>
       <w:r>
-        <w:t xml:space="preserve">Ce chapitre cadre d’abord le contexte et la justification de la recherche selon les six approches recommandées par le protocole de recherche (approche définitionnelle, contexte international et national, état des recherches scientifiques et leurs limites, justificatif normatif et réglementaire, concept dans la zone d’étude, énoncé du sujet). Il formule ensuite la problématique, les objectifs et les questions de recherche associées, puis expose l’importance de l’étude pour les différentes parties prenantes. Le chapitre se clôt par une revue détaillée de la littérature couvrant les mécanismes de corrosion, les méthodes de surveillance, les modèles prédictifs classiques et les approches récentes par apprentissage automatique.</w:t>
+        <w:t xml:space="preserve">Ce chapitre pose le décor. Il cadre d’abord le contexte et la justification de la recherche, selon les six approches du protocole de recherche : approche définitionnelle, contexte international et national, état des recherches scientifiques et leurs limites, justificatif normatif et réglementaire, concept dans la zone d’étude, énoncé du sujet. Viennent ensuite la problématique, les objectifs et les questions de recherche, puis l’importance de l’étude pour ses différentes parties prenantes. Une revue de la littérature ferme le chapitre : mécanismes de corrosion, méthodes de surveillance, modèles prédictifs classiques, approches récentes par apprentissage automatique.</w:t>
       </w:r>
     </w:p>
     <w:p>
@@ -2222,7 +2222,7 @@
         <w:pStyle w:val="FirstParagraph"/>
       </w:pPr>
       <w:r>
-        <w:t xml:space="preserve">La corrosion est définie par la norme ISO 8044 :2024 comme « une interaction physico-chimique entre un métal et son environnement qui entraîne des modifications des propriétés du métal et qui peut conduire à une dégradation significative de la fonction du métal, de l’environnement ou du système technique dont ils font partie » (ISO, 2024). Ce phénomène naturel et thermodynamiquement spontané traduit la tendance des métaux à retourner à leur état d’oxyde stable, l’état sous lequel ils existent dans la croûte terrestre avant tout traitement métallurgique (Schweitzer, 2010).</w:t>
+        <w:t xml:space="preserve">La norme ISO 8044 :2024 définit la corrosion comme « une interaction physico-chimique entre un métal et son environnement qui entraîne des modifications des propriétés du métal et qui peut conduire à une dégradation significative de la fonction du métal, de l’environnement ou du système technique dont ils font partie » (ISO, 2024). Le phénomène est naturel, thermodynamiquement spontané. Il traduit la tendance des métaux à revenir à leur état d’oxyde stable, celui sous lequel ils existent dans la croûte terrestre avant tout traitement métallurgique (Schweitzer, 2010).</w:t>
       </w:r>
     </w:p>
     <w:p>
@@ -2230,7 +2230,7 @@
         <w:pStyle w:val="BodyText"/>
       </w:pPr>
       <w:r>
-        <w:t xml:space="preserve">L’étude scientifique de la corrosion remonte aux travaux fondateurs de Michael Faraday (1834), qui établit la relation quantitative entre le courant électrique et la masse de métal dissous, posant ainsi les bases de l’électrochimie de la corrosion (Faraday, 1834). Au XXᵉ siècle, Wagner et Traud (1938) formalisent la théorie des électrodes mixtes et de la cinétique électrochimique, permettant de modéliser quantitativement la vitesse de corrosion à partir des courbes de polarisation. Le modèle semi-empirique de de Waard et Milliams (1975), développé pour la prédiction de la corrosion CO₂ dans les pipelines pétroliers, devient la référence industrielle mondiale (de Waard et Milliams, 1975 ; de Waard, Lotz et Milliams, 1991).</w:t>
+        <w:t xml:space="preserve">L’étude scientifique de la corrosion remonte à Michael Faraday. En 1834, il établit la relation quantitative entre le courant électrique et la masse de métal dissoute, et pose les bases de l’électrochimie de la corrosion (Faraday, 1834). Un siècle plus tard, Wagner et Traud (1938) formalisent la théorie des électrodes mixtes et la cinétique électrochimique, ce qui permet de modéliser la vitesse de corrosion à partir des courbes de polarisation. Puis vient le modèle semi-empirique de de Waard et Milliams (1975), conçu pour la corrosion CO₂ des pipelines pétroliers ; il s’imposera comme la référence industrielle mondiale (de Waard et Milliams, 1975 ; de Waard, Lotz et Milliams, 1991).</w:t>
       </w:r>
     </w:p>
     <w:p>
@@ -2238,7 +2238,7 @@
         <w:pStyle w:val="BodyText"/>
       </w:pPr>
       <w:r>
-        <w:t xml:space="preserve">La maintenance industrielle, quant à elle, a connu une évolution parallèle. La norme EN 13306 :2017 définit la maintenance prédictive comme une « maintenance conditionnelle effectuée en suivant les prévisions extrapolées de l’analyse et de l’évaluation de paramètres significatifs de la dégradation du bien » (CEN, 2017). La norme ISO 13381-1 :2025 précise quant à elle les principes du pronostic et de l’estimation de la durée de vie résiduelle (RUL) à partir des données de surveillance (ISO, 2025). C’est précisément à l’intersection de ces deux normes que se positionne ce travail : instrumenter pour mesurer, mesurer pour prédire, prédire pour intervenir.</w:t>
+        <w:t xml:space="preserve">La maintenance industrielle a suivi un chemin parallèle. La norme EN 13306 :2017 définit la maintenance prédictive comme une « maintenance conditionnelle effectuée en suivant les prévisions extrapolées de l’analyse et de l’évaluation de paramètres significatifs de la dégradation du bien » (CEN, 2017) ; l’ISO 13381-1 :2025, elle, précise les principes du pronostic et de l’estimation de la durée de vie résiduelle (RUL) à partir des données de surveillance (ISO, 2025). Ce travail se loge exactement à leur intersection : instrumenter pour mesurer, mesurer pour prédire, prédire pour intervenir.</w:t>
       </w:r>
     </w:p>
     <w:bookmarkEnd w:id="29"/>
@@ -2256,7 +2256,7 @@
         <w:pStyle w:val="FirstParagraph"/>
       </w:pPr>
       <w:r>
-        <w:t xml:space="preserve">À l’échelle mondiale, l’étude IMPACT (International Measures of Prevention, Application and Economics of Corrosion Technology) publiée par la NACE en 2016 estime le coût annuel global de la corrosion à 2,5 billions USD, soit environ 3,4 % du PIB mondial (Koch et al., 2016 ; NACE, 2016). L’étude conclut également que la mise en œuvre de bonnes pratiques de gestion de la corrosion permettrait d’économiser entre 15 % et 35 % de ce montant, soit 375 à 875 milliards USD par an. Dans le seul secteur Oil &amp; Gas, les pertes annuelles imputables à la corrosion sont estimées entre 1,3 et 1,8 milliard USD (Koch et al., 2016 ; Inspectioneering, 2016). Ces chiffres représentent une opportunité directe d’économies si des stratégies de surveillance et de prédiction efficaces sont déployées.</w:t>
+        <w:t xml:space="preserve">À l’échelle mondiale, l’étude IMPACT (International Measures of Prevention, Application and Economics of Corrosion Technology), publiée par la NACE en 2016, chiffre le coût annuel de la corrosion à 2,5 billions USD, environ 3,4 % du PIB mondial (Koch et al., 2016 ; NACE, 2016). Le même travail estime que de bonnes pratiques de gestion en économiseraient entre 15 % et 35 %, soit 375 à 875 milliards USD par an. Pour le seul Oil &amp; Gas, les pertes annuelles imputables à la corrosion se situent entre 1,3 et 1,8 milliard USD (Koch et al., 2016 ; Inspectioneering, 2016). Autant d’économies à portée de main, pour peu qu’on déploie des stratégies de surveillance et de prédiction efficaces.</w:t>
       </w:r>
     </w:p>
     <w:p>
@@ -2264,7 +2264,7 @@
         <w:pStyle w:val="BodyText"/>
       </w:pPr>
       <w:r>
-        <w:t xml:space="preserve">En Afrique subsaharienne, la problématique est amplifiée par plusieurs facteurs : (i) des conditions climatiques tropicales (humidité élevée, températures &gt; 28 °C) qui accélèrent la corrosion atmosphérique ; (ii) la difficulté d’accès à certains équipements (forêt équatoriale, zones marécageuses, sections offshore) ; (iii) l’instabilité politique et le vandalisme dans certaines régions (Pumps Africa, 2024). Les opérateurs africains du secteur Oil &amp; Gas doivent ainsi composer avec des budgets contraints et des chaînes d’approvisionnement plus longues que leurs homologues occidentaux pour les pièces de rechange et les équipements d’inspection (Egbule et al., 2018 ; Onyebuchi et al., 2018).</w:t>
+        <w:t xml:space="preserve">En Afrique subsaharienne, le problème est amplifié par plusieurs facteurs : (i) un climat tropical (humidité élevée, températures &gt; 28 °C) qui accélère la corrosion atmosphérique ; (ii) la difficulté d’accès à certains équipements (forêt équatoriale, zones marécageuses, sections offshore) ; (iii) l’instabilité politique et le vandalisme dans certaines régions (Pumps Africa, 2024). Les opérateurs africains du secteur composent en outre avec des budgets contraints et des chaînes d’approvisionnement plus longues que celles de leurs homologues occidentaux, qu’il s’agisse de pièces de rechange ou d’équipements d’inspection (Egbule et al., 2018 ; Onyebuchi et al., 2018).</w:t>
       </w:r>
     </w:p>
     <w:p>
@@ -2272,7 +2272,7 @@
         <w:pStyle w:val="BodyText"/>
       </w:pPr>
       <w:r>
-        <w:t xml:space="preserve">Au Cameroun, le secteur pétrolier représente une part significative des recettes publiques et du PIB national. La Cameroon Oil Transportation Company (COTCO) exploite depuis 2003 le Système d’Exportation Tchadien (SET), composé d’un pipeline de 1 070 km au total dont 903 km en territoire camerounais, d’une station de tête à Komé, et d’un terminal offshore à Kribi (Kome Kribi 1 FSO) relié à la côte par un pipeline sous-marin de 11 km (COTCO, 2024 ; Chad-Cameroon Pipeline Project, 2024 ; ExxonMobil, 2011). La capacité nominale est de 225 000 barils par jour. Cette infrastructure traverse des zones de forêt équatoriale dense, franchit de nombreux cours d’eau et longe des zones habitées, rendant toute défaillance non anticipée potentiellement catastrophique sur les plans humain, environnemental et économique.</w:t>
+        <w:t xml:space="preserve">Au Cameroun, le secteur pétrolier pèse lourd dans les recettes publiques et le PIB. Depuis 2003, la Cameroon Oil Transportation Company (COTCO) exploite le Système d’Exportation Tchadien (SET) : un pipeline de 1 070 km au total, dont 903 km en territoire camerounais, une station de tête à Komé et un terminal offshore à Kribi (Kome Kribi 1 FSO), relié à la côte par 11 km de pipeline sous-marin (COTCO, 2024 ; Chad-Cameroon Pipeline Project, 2024 ; ExxonMobil, 2011). Sa capacité nominale atteint 225 000 barils par jour. L’ouvrage traverse de la forêt équatoriale dense, franchit de nombreux cours d’eau, longe des zones habitées : la moindre défaillance non anticipée peut y tourner à la catastrophe, sur le plan humain, environnemental et économique.</w:t>
       </w:r>
     </w:p>
     <w:bookmarkEnd w:id="30"/>
@@ -2290,7 +2290,7 @@
         <w:pStyle w:val="FirstParagraph"/>
       </w:pPr>
       <w:r>
-        <w:t xml:space="preserve">La recherche sur la prédiction de la corrosion par apprentissage automatique a connu une accélération significative depuis 2018, avec une production scientifique en croissance exponentielle (Coelho, 2022 ; npj Materials Degradation, 2022). Les approches les plus utilisées dans la littérature récente incluent :</w:t>
+        <w:t xml:space="preserve">La recherche sur la prédiction de la corrosion par apprentissage automatique s’est emballée depuis 2018 ; la production scientifique y croît de façon exponentielle (Coelho, 2022 ; npj Materials Degradation, 2022). Les approches les plus fréquentes dans les travaux récents sont les suivantes :</w:t>
       </w:r>
     </w:p>
     <w:p>
@@ -2604,7 +2604,7 @@
         <w:pStyle w:val="FirstParagraph"/>
       </w:pPr>
       <w:r>
-        <w:t xml:space="preserve">L’ensemble de ce corpus normatif établit le cadre dans lequel s’inscrit toute démarche de surveillance de la corrosion sur le territoire camerounais. Le présent travail contribue à ce cadre en proposant un outil aligné sur les principes de l’ASTM G96 (mesure ER continue) et de l’ISO 13381-1 (pronostic et RUL).</w:t>
+        <w:t xml:space="preserve">Ce corpus fixe le cadre de toute démarche de surveillance de la corrosion sur le territoire camerounais. Le présent travail s’y inscrit, avec un outil aligné sur l’ASTM G96 (mesure ER continue) et l’ISO 13381-1 (pronostic et RUL).</w:t>
       </w:r>
     </w:p>
     <w:bookmarkEnd w:id="32"/>
@@ -2746,7 +2746,7 @@
         <w:pStyle w:val="FirstParagraph"/>
       </w:pPr>
       <w:r>
-        <w:t xml:space="preserve">Important : COTCO dispose déjà d’une surveillance ER active. Sur les sections critiques du SET, des sondes ER commerciales (Cosasco, Emerson Roxar) ainsi que des sondes LPR sont câblées vers le DCS (</w:t>
+        <w:t xml:space="preserve">Un point mérite d’être souligné : COTCO dispose déjà d’une surveillance ER active. Sur les sections critiques du SET, des sondes ER commerciales (Cosasco, Emerson Roxar) et des sondes LPR sont câblées vers le DCS (</w:t>
       </w:r>
       <w:r>
         <w:rPr>
@@ -2756,7 +2756,7 @@
         <w:t xml:space="preserve">Distributed Control System</w:t>
       </w:r>
       <w:r>
-        <w:t xml:space="preserve">) de la station de Komé et vers la salle de contrôle de Kribi. Ces sondes produisent un flux continu de mesures de résistance et de variables de procédé associées (température, pression, débit). Cependant, l’exploitation de ces données reste à un niveau Industrie 3.0, dont les caractéristiques sont les suivantes (Lasi et al., 2014 ; Lu, 2017 ; Xu et al., 2018) :</w:t>
+        <w:t xml:space="preserve">) de la station de Komé et vers la salle de contrôle de Kribi. Elles produisent un flux continu de mesures de résistance et de variables de procédé : température, pression, débit. Mais l’exploitation de ces données plafonne à l’Industrie 3.0, dont voici les traits (Lasi et al., 2014 ; Lu, 2017 ; Xu et al., 2018) :</w:t>
       </w:r>
     </w:p>
     <w:p>
@@ -2953,7 +2953,7 @@
         <w:pStyle w:val="FirstParagraph"/>
       </w:pPr>
       <w:r>
-        <w:t xml:space="preserve">Le verrou n’est donc plus l’instrumentation (déjà en place et performante), mais l’intelligence applicative : ajouter au-dessus du flux ER existant une couche d’apprentissage automatique capable de corréler résistance / température / temps, de prédire CR + RUL, et d’orchestrer les ordres de travail via une GMAO interconnectée. C’est précisément la transition Industrie 3.0 → Industrie 4.0 que ce mémoire propose d’opérer.</w:t>
+        <w:t xml:space="preserve">Le verrou n’est donc plus l’instrumentation, déjà en place et performante, mais l’intelligence applicative : ajouter au flux ER existant une couche d’apprentissage automatique, capable de corréler résistance, température et temps, de prédire CR et RUL, et d’orchestrer les ordres de travail via une GMAO interconnectée. C’est la transition Industrie 3.0 vers 4.0 que ce mémoire entreprend.</w:t>
       </w:r>
     </w:p>
     <w:bookmarkEnd w:id="33"/>
@@ -2971,7 +2971,7 @@
         <w:pStyle w:val="FirstParagraph"/>
       </w:pPr>
       <w:r>
-        <w:t xml:space="preserve">Sur la base du contexte exposé, ampleur économique mondiale de la corrosion, lacunes scientifiques persistantes (sous-exploitation des historiques ER, absence de prédiction CR + RUL combinée, absence de chaîne décision → action structurée), maturité numérique limitée à l’Industrie 3.0 chez la plupart des opérateurs subsahariens dont COTCO, cadre normatif et réglementaire, le sujet de ce mémoire est formulé comme suit :</w:t>
+        <w:t xml:space="preserve">Le contexte est désormais posé : ampleur économique mondiale de la corrosion, lacunes scientifiques tenaces (historiques ER sous-exploités, pas de prédiction CR + RUL combinée, pas de chaîne décision → action structurée), maturité numérique bloquée à l’Industrie 3.0 chez la plupart des opérateurs subsahariens, COTCO compris, et cadre normatif contraignant. De là, le sujet du mémoire :</w:t>
       </w:r>
     </w:p>
     <w:p>
@@ -3037,7 +3037,7 @@
         <w:pStyle w:val="FirstParagraph"/>
       </w:pPr>
       <w:r>
-        <w:t xml:space="preserve">La maintenance des infrastructures de transport pétrolier au Cameroun, et plus particulièrement chez COTCO, fait face à un paradoxe fondamental : les opérateurs disposent déjà d’un flux continu de données de surveillance produit par les sondes ER et LPR commerciales câblées au DCS (Cosasco, Emerson Roxar), complété par des inspections UT périodiques, des rapports de laboratoire et des journaux d’injection d’inhibiteurs. Pourtant, ces données, d’une grande richesse informationnelle, ne sont ni corrélées algorithmiquement aux variables de procédé (température, pression, débit), ni exploitées par des modèles prédictifs de durée de vie résiduelle, ni reliées à la GMAO de l’opérateur (SAP chez COTCO) pour déclencher et tracer automatiquement les actions correctives issues d’une prédiction. Le verrou n’est donc plus l’instrumentation, mais bien l’intelligence applicative au-dessus du flux existant. Ce paradoxe correspond exactement à la frontière Industrie 3.0 / Industrie 4.0 identifiée dans la littérature de la transformation numérique industrielle (Lasi et al., 2014 ; Lu, 2017 ; Xu et al., 2018) : les machines mesurent, mais les données ne « parlent » pas entre elles, et la chaîne décision-action reste à dominante humaine.</w:t>
+        <w:t xml:space="preserve">La maintenance des infrastructures de transport pétrolier au Cameroun, chez COTCO en particulier, bute sur un paradoxe. Les opérateurs disposent déjà d’un flux continu de surveillance : sondes ER et LPR commerciales câblées au DCS (Cosasco, Emerson Roxar), inspections UT périodiques, rapports de laboratoire, journaux d’injection d’inhibiteurs. Ces données sont riches. Pourtant, elles ne sont ni corrélées algorithmiquement aux variables de procédé (température, pression, débit), ni passées au crible de modèles prédictifs de durée de vie, ni reliées à la GMAO de l’opérateur (SAP chez COTCO) pour déclencher et tracer automatiquement les actions issues d’une prédiction. Le verrou, une fois encore, n’est pas l’instrumentation mais l’intelligence applicative posée au-dessus du flux. On retrouve là, exactement, la frontière Industrie 3.0 / Industrie 4.0 décrite dans la littérature de la transformation numérique (Lasi et al., 2014 ; Lu, 2017 ; Xu et al., 2018) : les machines mesurent, mais les données ne se parlent pas, et la chaîne décision-action reste largement humaine.</w:t>
       </w:r>
     </w:p>
     <w:p>
@@ -3045,7 +3045,7 @@
         <w:pStyle w:val="BodyText"/>
       </w:pPr>
       <w:r>
-        <w:t xml:space="preserve">Sur le plan scientifique, les modèles physiques classiques de prédiction de la corrosion (modèle de de Waard et Milliams, modèle NORSOK M-506) ont montré des limites importantes en conditions d’exploitation réelle, avec des erreurs systématiques de 40 à 60 % attribuables à la non-prise en compte des interactions complexes entre les multiples composants des fluides de procédé (de Waard et Milliams, 1975 ; Coelho, 2022). Les approches par apprentissage automatique offrent une alternative prometteuse, capable de capturer ces non-linéarités, mais leur déploiement en contexte africain se heurte à plusieurs verrous : (i) l’absence de données d’entraînement locales, (ii) l’absence de protocoles</w:t>
+        <w:t xml:space="preserve">Les modèles physiques classiques (de Waard et Milliams, NORSOK M-506) atteignent vite leurs limites en exploitation réelle : des erreurs systématiques de 40 à 60 %, faute de prendre en compte les interactions complexes entre les composants des fluides de procédé (de Waard et Milliams, 1975 ; Coelho, 2022). L’apprentissage automatique offre une alternative crédible, capable de capturer ces non-linéarités. Mais son déploiement en contexte africain se heurte à trois verrous : l’absence de données d’entraînement locales, l’absence de protocoles</w:t>
       </w:r>
       <w:r>
         <w:t xml:space="preserve"> </w:t>
@@ -3061,7 +3061,7 @@
         <w:t xml:space="preserve"> </w:t>
       </w:r>
       <w:r>
-        <w:t xml:space="preserve">publiés permettant la prédiction conjointe CR + RUL, et (iii) la rareté des plateformes intégrées prouvant la chaîne complète de la mesure jusqu’à l’ordre de travail.</w:t>
+        <w:t xml:space="preserve">publiés pour la prédiction conjointe CR + RUL, et la rareté des plateformes intégrées qui prouvent la chaîne complète, de la mesure à l’ordre de travail.</w:t>
       </w:r>
     </w:p>
     <w:p>
@@ -3069,7 +3069,7 @@
         <w:pStyle w:val="BodyText"/>
       </w:pPr>
       <w:r>
-        <w:t xml:space="preserve">Sur le plan algorithmique, la grande majorité des travaux ML sur la corrosion se limitent à la prédiction instantanée du taux de corrosion, sans extrapolation explicite vers la durée de vie résiduelle (RUL), pourtant définie de manière claire par la norme ISO 13381-1 (ISO, 2025 ; Akash, 2024). Cette absence de double prédiction CR + RUL prive les opérateurs d’une information essentielle à la planification optimisée des interventions.</w:t>
+        <w:t xml:space="preserve">S’y ajoute un biais algorithmique. La grande majorité des travaux ML sur la corrosion s’arrêtent au taux de corrosion instantané, sans extrapoler vers la durée de vie résiduelle (RUL), pourtant clairement définie par l’ISO 13381-1 (ISO, 2025 ; Akash, 2024). Sans cette double prédiction CR + RUL, l’opérateur est privé d’une information décisive pour planifier ses interventions.</w:t>
       </w:r>
     </w:p>
     <w:p>
@@ -3077,7 +3077,7 @@
         <w:pStyle w:val="BodyText"/>
       </w:pPr>
       <w:r>
-        <w:t xml:space="preserve">Sur le plan applicatif, l’opérateur COTCO et la plupart des PME industrielles africaines partagent un même besoin : se doter d’une boucle décision → action structurée qui exploite les sorties prédictives pour générer automatiquement les ordres de travail, tracer les interventions et calculer les KPIs maintenance (MTBF, MTTR, disponibilité). Le marché GMAO est dominé par des solutions propriétaires (SAP PM, IBM Maximo, Mainpac) dont les coûts de licence (souvent supérieurs à 10 000 USD par site et par an) sont incompatibles avec les budgets de la plupart des opérateurs subsahariens et de l’ensemble des PME industrielles. Une alternative open-source intégrée est donc à construire.</w:t>
+        <w:t xml:space="preserve">Côté applicatif, COTCO et la plupart des PME industrielles africaines partagent un même besoin : une boucle décision → action structurée, qui exploite les sorties prédictives pour générer les ordres de travail, tracer les interventions et calculer les KPI de maintenance (MTBF, MTTR, disponibilité). Or le marché de la GMAO est tenu par des solutions propriétaires (SAP PM, IBM Maximo, Mainpac) dont les licences, souvent au-delà de 10 000 USD par site et par an, dépassent les budgets de la plupart des opérateurs subsahariens et de toutes les PME. Une alternative open-source intégrée reste à bâtir.</w:t>
       </w:r>
     </w:p>
     <w:p>
@@ -3085,7 +3085,7 @@
         <w:pStyle w:val="BodyText"/>
       </w:pPr>
       <w:r>
-        <w:t xml:space="preserve">Enfin, sur le plan expérimental, peu d’études disposent d’un protocole</w:t>
+        <w:t xml:space="preserve">Reste enfin la question expérimentale. Peu d’études s’appuient sur un protocole</w:t>
       </w:r>
       <w:r>
         <w:t xml:space="preserve"> </w:t>
@@ -3101,7 +3101,7 @@
         <w:t xml:space="preserve"> </w:t>
       </w:r>
       <w:r>
-        <w:t xml:space="preserve">(RTF) complet permettant de couvrir l’intégralité du cycle de dégradation depuis l’état initial jusqu’à la rupture mécanique. Or seul un protocole RTF permet de constituer un jeu d’apprentissage statistiquement représentatif pour une prédiction RUL fiable.</w:t>
+        <w:t xml:space="preserve">(RTF) complet, capable de suivre tout le cycle de dégradation, de l’état initial à la rupture mécanique. C’est pourtant le seul moyen de constituer un jeu d’apprentissage représentatif pour une prédiction RUL fiable.</w:t>
       </w:r>
     </w:p>
     <w:p>
@@ -6510,7 +6510,7 @@
         <w:pStyle w:val="FirstParagraph"/>
       </w:pPr>
       <w:r>
-        <w:t xml:space="preserve">Ce premier chapitre a permis de poser les bases théoriques, normatives et contextuelles du présent travail. La revue de la littérature a établi les mécanismes électrochimiques de la corrosion, les méthodes de surveillance disponibles, les limites des modèles prédictifs classiques, l’état de l’art récent sur l’apprentissage automatique appliqué à la corrosion (XGBoost, SHAP, RUL), ainsi que le cadre conceptuel Industrie 3.0 / Industrie 4.0 (Lasi et al., 2014 ; Lu, 2017 ; Xu et al., 2018). Le contexte international (étude IMPACT NACE, 2,5 billions USD/an), national (cadre normatif camerounais) et zonal (réseau COTCO Tchad-Cameroun) a mis en évidence que l’instrumentation ER existe déjà chez les opérateurs majeurs comme COTCO, mais que son exploitation reste limitée à un niveau Industrie 3.0. Le besoin opérationnel n’est donc pas la sonde ER en tant que telle, mais bien l’intelligence applicative, la couche prédictive et la chaîne décision-action, qui caractérise la transition Industrie 4.0. La problématique, les objectifs spécifiques et les questions de recherche ont été formulés en cohérence avec ce besoin. Le Chapitre II présente à présent les outils et la méthodologie retenus pour répondre à ces objectifs, en commençant par une justification des choix technologiques.</w:t>
+        <w:t xml:space="preserve">Ce premier chapitre a posé les bases théoriques, normatives et contextuelles du travail. La revue de littérature a rappelé les mécanismes électrochimiques de la corrosion, les méthodes de surveillance disponibles, les limites des modèles prédictifs classiques, l’état de l’art récent sur l’apprentissage automatique appliqué à la corrosion (XGBoost, SHAP, RUL), et le cadre Industrie 3.0 / Industrie 4.0 (Lasi et al., 2014 ; Lu, 2017 ; Xu et al., 2018). Le contexte, lui, tient en trois échelles. À l’international, l’étude IMPACT de la NACE chiffre le coût de la corrosion à 2,5 billions USD par an. Au national, un cadre normatif camerounais l’encadre. Sur le terrain, enfin, le réseau COTCO Tchad-Cameroun montre que l’instrumentation ER équipe déjà les grands opérateurs, mais qu’elle plafonne à l’Industrie 3.0. Le besoin n’est donc pas la sonde ER elle-même : c’est l’intelligence applicative posée par-dessus, la couche prédictive et la chaîne décision-action, marque de la transition 4.0. Problématique, objectifs et questions de recherche ont été formulés dans ce sens. Le Chapitre II présente à présent les outils et la méthode retenus, à commencer par la justification des choix technologiques.</w:t>
       </w:r>
     </w:p>
     <w:p>
@@ -6690,7 +6690,7 @@
         <w:pStyle w:val="FirstParagraph"/>
       </w:pPr>
       <w:r>
-        <w:t xml:space="preserve">Dans ce chapitre, il sera question de présenter (i) la justification des choix technologiques mobilisés à chaque étage du prototype (matrice de décision pour chaque brique : microcontrôleur, amplificateur, capteur de température, méthode de mesure de la corrosion, algorithme ML, méthode de validation, frontend, CMMS), (ii) le cadre institutionnel et physique de l’étude, (iii) l’architecture du prototype de sonde ER développé (description et principe de fonctionnement), (iv) l’ensemble des matériels mobilisés, (v) les méthodes d’acquisition et de traitement des données, (vi) la méthodologie d’entraînement du modèle XGBoost (validation</w:t>
+        <w:t xml:space="preserve">Ce chapitre présente le prototype et la méthode. Il s’ouvre sur la justification des choix technologiques, étage par étage : une matrice de décision pour chaque brique (microcontrôleur, amplificateur, capteur de température, méthode de mesure de la corrosion, algorithme ML, méthode de validation, frontend, CMMS). Viennent ensuite le cadre institutionnel et physique de l’étude, l’architecture de la sonde ER développée et son principe, les matériels mobilisés, les méthodes d’acquisition et de traitement des données, la méthodologie d’entraînement du modèle XGBoost (validation</w:t>
       </w:r>
       <w:r>
         <w:t xml:space="preserve"> </w:t>
@@ -6703,7 +6703,7 @@
         <w:t xml:space="preserve">leave-one-run-out</w:t>
       </w:r>
       <w:r>
-        <w:t xml:space="preserve">, hyperparamètres, interprétabilité SHAP), (vii) le protocole expérimental</w:t>
+        <w:t xml:space="preserve">, hyperparamètres, interprétabilité SHAP), le protocole</w:t>
       </w:r>
       <w:r>
         <w:t xml:space="preserve"> </w:t>
@@ -6719,7 +6719,7 @@
         <w:t xml:space="preserve"> </w:t>
       </w:r>
       <w:r>
-        <w:t xml:space="preserve">en série répétée, la boucle décision → action par module GMAO maison (transposable à un CMMS open-source), et (viii) le tableau synoptique de la démarche méthodologique.</w:t>
+        <w:t xml:space="preserve">en série répétée, la boucle décision → action par module GMAO maison (transposable à un CMMS open-source), enfin le tableau synoptique de la démarche.</w:t>
       </w:r>
     </w:p>
     <w:p>
@@ -19224,7 +19224,7 @@
         <w:pStyle w:val="FirstParagraph"/>
       </w:pPr>
       <w:r>
-        <w:t xml:space="preserve">Ce chapitre a présenté l’ensemble des outils et de la méthodologie retenus pour répondre aux quatre objectifs spécifiques du mémoire. Une §II.0.5 dédiée à la justification des choix technologiques a consolidé les arbitrages techniques (microcontrôleur ESP32, amplificateur HX711, capteur DS18B20, méthode ER, algorithme XGBoost, stratégie de validation, frontend Streamlit, GMAO maison) sous forme de matrices de décision. Le prototype de sonde ER (montage de mesure de résistance + HX711 + ESP32 en acquisition continue 30 s) a ensuite été décrit dans son principe physique et son implémentation matérielle. Les matériels électroniques, chimiques et logiciels mobilisés ont été consolidés en tableaux récapitulatifs. Les méthodes d’acquisition, de nettoyage, de compensation thermique, de feature engineering, d’entraînement XGBoost et d’interprétabilité SHAP ont été détaillées, ainsi que le module de diagnostic des régimes de corrosion et la stratégie de validation</w:t>
+        <w:t xml:space="preserve">Ce chapitre a présenté les outils et la méthode retenus pour les quatre objectifs du mémoire. La §II.0.5 a d’abord consolidé les arbitrages techniques sous forme de matrices de décision : microcontrôleur ESP32, amplificateur HX711, capteur DS18B20, méthode ER, algorithme XGBoost, stratégie de validation, frontend Streamlit, GMAO maison. Le prototype de sonde ER, montage de mesure de résistance couplé au HX711 et à l’ESP32 en acquisition continue au pas de 30 s, a ensuite été décrit dans son principe et son implémentation. Les matériels électroniques, chimiques et logiciels ont été récapitulés en tableaux. Ont suivi les méthodes d’acquisition, de nettoyage, de compensation thermique et de feature engineering, l’entraînement XGBoost et l’interprétabilité SHAP, le module de diagnostic des régimes et la validation</w:t>
       </w:r>
       <w:r>
         <w:t xml:space="preserve"> </w:t>
@@ -19237,7 +19237,7 @@
         <w:t xml:space="preserve">leave-one-run-out</w:t>
       </w:r>
       <w:r>
-        <w:t xml:space="preserve">. La boucle décision → action par un module GMAO maison (Streamlit / Supabase ; la matrice comparative des CMMS open-source motivant le recours à ce module faute d’API exploitable en version gratuite ; mapping prédiction ML → ordre de travail ; KPIs maintenance) a été présentée, son architecture restant transposable à un CMMS open-source. Le protocole expérimental</w:t>
+        <w:t xml:space="preserve">. La boucle décision → action repose sur un module GMAO maison (Streamlit et Supabase) : faute d’API exploitable en version gratuite chez les CMMS open-source, ce module prend le relais, avec son mapping prédiction ML → ordre de travail et ses KPI de maintenance ; son architecture reste transposable. Restaient le protocole</w:t>
       </w:r>
       <w:r>
         <w:t xml:space="preserve"> </w:t>
@@ -19253,7 +19253,7 @@
         <w:t xml:space="preserve"> </w:t>
       </w:r>
       <w:r>
-        <w:t xml:space="preserve">en série répétée et le tableau synoptique de la démarche ont été présentés. Le Chapitre III présente à présent les résultats issus de la mise en œuvre de cette méthodologie, leur analyse et leur discussion.</w:t>
+        <w:t xml:space="preserve">en série répétée et le tableau synoptique de la démarche, eux aussi exposés. Le Chapitre III présente à présent les résultats, leur analyse et leur discussion.</w:t>
       </w:r>
     </w:p>
     <w:p>
@@ -19405,7 +19405,7 @@
         <w:pStyle w:val="FirstParagraph"/>
       </w:pPr>
       <w:r>
-        <w:t xml:space="preserve">Dans ce chapitre, il sera question de présenter (i) la validation métrologique de la sonde ER (OS1), (ii) les résultats de la série d’essais run-to-failure (OS2), (iii) l’effet de la température et la performance du modèle XGBoost en validation inter-essais (OS2/OS3), (iv) le diagnostic des régimes de corrosion et l’analyse des facteurs de variabilité conditionnant la fiabilité de la prédiction (OS3), (v) la démonstration de l’intégration Streamlit ↔ CMMS open-source (OS4), puis de discuter ces résultats au regard des objectifs initiaux et de la littérature (Chapitre I).</w:t>
+        <w:t xml:space="preserve">Ce chapitre présente les résultats, puis les met en discussion. Il déroule la validation métrologique de la sonde ER (OS1), la série d’essais run-to-failure (OS2), l’effet de la température et la performance du modèle XGBoost en validation inter-essais (OS2/OS3), le diagnostic des régimes et l’analyse des facteurs qui conditionnent la fiabilité de la prédiction (OS3), puis la démonstration de la boucle Streamlit ↔ CMMS open-source (OS4). Ces résultats sont ensuite confrontés aux objectifs de départ et à la littérature du Chapitre I.</w:t>
       </w:r>
     </w:p>
     <w:p>
@@ -21796,7 +21796,7 @@
         <w:pStyle w:val="FirstParagraph"/>
       </w:pPr>
       <w:r>
-        <w:t xml:space="preserve">Au-delà de la température, deux essais se sont révélés imprédictibles par le modèle malgré une plage thermique a priori couverte. Leur analyse, loin d’être un échec, isole expérimentalement deux facteurs de variabilité qu’il faut contrôler. Cette démarche relève du contrôle des variables propre au plan d’expériences (Montgomery, 2017) : en ne laissant dériver qu’un seul facteur à la fois, chaque contre-exemple en isole l’effet, ce qui fonde la stratégie de « vitrine 30 °C » (conditions maîtrisées et répétées) opposée aux contre-exemples.</w:t>
+        <w:t xml:space="preserve">Au-delà de la température, deux essais ont résisté au modèle, malgré une plage thermique a priori couverte. Leur analyse n’est pas un constat d’échec : elle isole expérimentalement deux facteurs de variabilité à contrôler. La démarche relève du contrôle des variables propre au plan d’expériences (Montgomery, 2017) : en ne laissant dériver qu’un facteur à la fois, chaque contre-exemple en isole l’effet. C’est ce qui fonde la stratégie de « vitrine 30 °C », des conditions maîtrisées et répétées, opposée à ces contre-exemples.</w:t>
       </w:r>
     </w:p>
     <w:p>
@@ -22510,7 +22510,7 @@
         <w:pStyle w:val="FirstParagraph"/>
       </w:pPr>
       <w:r>
-        <w:t xml:space="preserve">Les sondes ER commerciales (Cosasco, Emerson Roxar, Permasense) offrent une résolution et un durcissement industriels supérieurs, mais restent coûteuses et exploitées à un niveau Industrie 3.0 (seuils fixes, analyse silotée). Le prototype développé ici, à partir de composants accessibles localement, démontre qu’une couche prédictive (I4.0) peut être ajoutée pour un coût marginal : il ne s’agit pas de remplacer les sondes commerciales mais de brancher en aval une chaîne ML, saut essentiellement logiciel.</w:t>
+        <w:t xml:space="preserve">Les sondes ER commerciales (Cosasco, Emerson Roxar, Permasense) restent une référence : meilleure résolution, durcissement industriel. Mais elles coûtent cher, et la plupart des sites les exploitent encore en Industrie 3.0, avec des seuils fixes et une analyse cloisonnée. Le prototype décrit ici part de composants trouvables localement. Il ne cherche pas à les remplacer. Il montre qu’on peut greffer une couche prédictive (I4.0) en aval, pour un coût marginal, parce que le vrai saut est logiciel.</w:t>
       </w:r>
     </w:p>
     <w:bookmarkEnd w:id="174"/>
@@ -22528,7 +22528,7 @@
         <w:pStyle w:val="FirstParagraph"/>
       </w:pPr>
       <w:r>
-        <w:t xml:space="preserve">La littérature rapporte d’excellentes performances pour les modèles ML de prédiction du taux de corrosion sur de grands jeux de données homogènes (Wei et al., 2024 ; Kuang et Long, 2024 ; Hu et al., 2024, avec des R² &gt; 0,96). Les résultats obtenus, plus modestes en valeur absolue, s’expliquent par un nombre d’essais réduit et, surtout, par le caractère inter-essais de la validation (LORO), bien plus exigeante qu’une validation intra-jeu. Le résultat marquant n’est pas tant la valeur du R² que sa structure : positif là où les conditions sont couvertes et répétées, négatif sinon. Cette lecture, rarement explicitée dans la littérature, constitue l’apport méthodologique de ce travail.</w:t>
+        <w:t xml:space="preserve">La littérature affiche d’excellentes performances pour les modèles ML de taux de corrosion, mais sur de grands jeux homogènes (Wei et al., 2024 ; Kuang et Long, 2024 ; Hu et al., 2024, avec des R² &gt; 0,96). Les résultats obtenus ici sont plus modestes en valeur absolue. Deux raisons à cela : un nombre d’essais réduit, et surtout une validation inter-essais (LORO) autrement plus dure qu’une validation intra-jeu. Le point marquant n’est pourtant pas la valeur du R². C’est sa structure : positif là où les conditions sont couvertes et répétées, négatif sinon. Cette lecture, rarement explicitée dans la littérature, est l’apport méthodologique du travail.</w:t>
       </w:r>
     </w:p>
     <w:bookmarkEnd w:id="175"/>
@@ -22546,7 +22546,7 @@
         <w:pStyle w:val="FirstParagraph"/>
       </w:pPr>
       <w:r>
-        <w:t xml:space="preserve">Structurer la boucle décision → action par un module GMAO maison léger, transposable à un CMMS open-source (GLPI) plutôt que par une suite propriétaire, offre un coût total de possession très faible (de l’ordre de quelques dizaines de dollars, contre 50–250 k USD pour SAP PM ou IBM Maximo), ouvrant la maintenance structurée aux PME industrielles africaines. Cette approche reste compatible avec un déploiement on-premise, exigé par les contraintes de sécurité industrielle (cas COTCO).</w:t>
+        <w:t xml:space="preserve">Confier la boucle décision → action à un module GMAO maison léger, transposable à un CMMS open-source (GLPI), plutôt qu’à une suite propriétaire, fait chuter le coût total de possession : quelques dizaines de dollars, contre 50–250 k USD pour SAP PM ou IBM Maximo. La maintenance structurée devient alors accessible aux PME industrielles africaines. Et l’approche reste compatible avec un déploiement on-premise, qu’imposent les contraintes de sécurité industrielle (cas COTCO).</w:t>
       </w:r>
     </w:p>
     <w:bookmarkEnd w:id="176"/>
@@ -22564,7 +22564,7 @@
         <w:pStyle w:val="FirstParagraph"/>
       </w:pPr>
       <w:r>
-        <w:t xml:space="preserve">Limites matérielles : le fil de fer utilisé n’est pas le matériau des pipelines COTCO (acier API 5L). Les valeurs absolues de</w:t>
+        <w:t xml:space="preserve">Côté matériel d’abord. Le fil de fer employé n’est pas l’acier API 5L des pipelines COTCO : les valeurs absolues de</w:t>
       </w:r>
       <w:r>
         <w:t xml:space="preserve"> </w:t>
@@ -22580,7 +22580,7 @@
         <w:t xml:space="preserve"> </w:t>
       </w:r>
       <w:r>
-        <w:t xml:space="preserve">ne sont pas directement transposables, limitation assumée dans une preuve de concept visant à valider la chaîne et la méthode. Par ailleurs, en HCl concentré, l’électrolyte conducteur shunte partiellement la mesure ER (un courant parasite circule dans la solution en parallèle du fil), ce qui plafonne la résistance mesurable et peut masquer la rupture des fils épais ; ce phénomène physique impose l’emploi d’un fil fin (Ø ≈ 1,15 mm), qui rompt sous le plafond de mesure et rend l’événement de défaillance observable. Ce même couplage explique le comportement post-rupture : une fois le fil sectionné, le courant continue de transiter par l’électrolyte (et un éventuel dernier filament métallique), si bien que la résistance apparente reste élevée et croissante jusqu’à l’ouverture franche du circuit. La portion terminale du signal</w:t>
+        <w:t xml:space="preserve">ne sont donc pas directement transposables, limite assumée pour une preuve de concept qui vise à valider la chaîne et la méthode. Autre point, propre au HCl concentré : l’électrolyte conducteur shunte en partie la mesure ER, un courant parasite circulant dans la solution en parallèle du fil. Cela plafonne la résistance mesurable et peut masquer la rupture des fils épais. D’où le choix d’un fil fin (Ø ≈ 1,15 mm), qui rompt sous le plafond de mesure et rend la défaillance observable. Le même couplage explique le comportement post-rupture : le fil sectionné, le courant continue de passer par l’électrolyte, et par un éventuel dernier filament métallique, si bien que la résistance apparente reste élevée et croît jusqu’à l’ouverture franche du circuit. Cette portion terminale de</w:t>
       </w:r>
       <w:r>
         <w:t xml:space="preserve"> </w:t>
@@ -22593,7 +22593,7 @@
         <w:t xml:space="preserve">R</w:t>
       </w:r>
       <w:r>
-        <w:t xml:space="preserve">(t) relève donc d’une conduction électrolytique, non métallique : elle ne traduit plus l’état du fil et est, à ce titre, tronquée au seuil de saturation (</w:t>
+        <w:t xml:space="preserve">(t) relève d’une conduction électrolytique, non métallique ; elle ne dit plus rien de l’état du fil, et se trouve tronquée au seuil de saturation (</w:t>
       </w:r>
       <w:r>
         <w:rPr>
@@ -22602,7 +22602,7 @@
         <w:t xml:space="preserve">rx &gt; 100 Ω</w:t>
       </w:r>
       <w:r>
-        <w:t xml:space="preserve">) puis exclue de l’apprentissage (§II.4.4). Cette limitation, propre aux sondes ER en milieu très conducteur, est documentée dans la littérature de la mesure de corrosion (Roberge, 2008 ; Mansfeld, 2014).</w:t>
+        <w:t xml:space="preserve">) puis exclue de l’apprentissage (§II.4.4). Le phénomène, propre aux sondes ER en milieu très conducteur, est bien documenté (Roberge, 2008 ; Mansfeld, 2014).</w:t>
       </w:r>
     </w:p>
     <w:p>
@@ -22610,7 +22610,7 @@
         <w:pStyle w:val="BodyText"/>
       </w:pPr>
       <w:r>
-        <w:t xml:space="preserve">Limites du jeu de données : le nombre d’essais exploités à ce stade reste réduit, ce qui rend les métriques bruitées (un même essai peut voir son R² varier sensiblement selon la composition du jeu d’entraînement). La campagne en cours vise précisément à augmenter ce volume.</w:t>
+        <w:t xml:space="preserve">Le jeu de données, ensuite, reste mince. Peu d’essais, donc des métriques bruitées : un même essai peut voir son R² bouger sensiblement selon la composition du jeu d’entraînement. La campagne en cours vise justement à gonfler ce volume.</w:t>
       </w:r>
     </w:p>
     <w:p>
@@ -22618,7 +22618,7 @@
         <w:pStyle w:val="BodyText"/>
       </w:pPr>
       <w:r>
-        <w:t xml:space="preserve">Limites de la couverture thermique : une seule plage (~30 °C) est aujourd’hui couverte par plusieurs essais répétés ; la plage ~32 °C n’est représentée que par un essai unique (Run #11), ce qui interdit encore toute validation croisée à cette température.</w:t>
+        <w:t xml:space="preserve">La couverture thermique est partielle. Une seule plage (~30 °C) est aujourd’hui répétée sur plusieurs essais ; la plage ~32 °C n’a qu’un représentant, Run #11, ce qui interdit encore toute validation croisée à cette température.</w:t>
       </w:r>
     </w:p>
     <w:p>
@@ -22626,7 +22626,7 @@
         <w:pStyle w:val="BodyText"/>
       </w:pPr>
       <w:r>
-        <w:t xml:space="preserve">Limites de la validation : l’absence de coupon gravimétrique parallèle prive ce travail d’une validation indépendante du</w:t>
+        <w:t xml:space="preserve">Enfin, aucun coupon gravimétrique n’a été placé en parallèle, ce qui prive le travail d’une validation indépendante du</w:t>
       </w:r>
       <w:r>
         <w:t xml:space="preserve"> </w:t>
@@ -22639,7 +22639,7 @@
         <w:t xml:space="preserve">CR</w:t>
       </w:r>
       <w:r>
-        <w:t xml:space="preserve">. Cette double validation ER + gravimétrie est recommandée pour la suite.</w:t>
+        <w:t xml:space="preserve">. Cette double validation, ER et gravimétrie, est à prévoir pour la suite.</w:t>
       </w:r>
     </w:p>
     <w:bookmarkEnd w:id="177"/>
@@ -22867,7 +22867,7 @@
         <w:pStyle w:val="FirstParagraph"/>
       </w:pPr>
       <w:r>
-        <w:t xml:space="preserve">Ce chapitre a présenté les résultats provisoires de la campagne. OS1 : la chaîne d’acquisition ER est fonctionnelle et a permis de suivre sans interruption une série d’essais run-to-failure complets jusqu’à la rupture. OS2 : le modèle XGBoost prédit le taux de corrosion et surpasse les méthodes de référence, mais sa performance dépend de la couverture des conditions. OS3 : l’analyse a établi que la température est la variable dominante et que la répétabilité des conditions, couverture thermique, qualité de régulation, constance de la concentration, conditionne la fiabilité de la prédiction ; deux contre-exemples (Run #15, Run #17) l’ont démontré expérimentalement. OS4 : l’écran de supervision et le module GMAO maison (génération automatique d’ordres de travail, KPIs) sont opérationnels et démontrent la boucle Sonde → ML → OT de bout en bout, l’intégration à un CMMS open-source mature (GLPI) restant une spécification transposable. Au regard de l’état d’avancement, les objectifs sont partiellement atteints et en voie de consolidation par les essais en cours. La conclusion générale dresse le bilan d’ensemble et les perspectives.</w:t>
+        <w:t xml:space="preserve">Ce chapitre a présenté les résultats provisoires de la campagne. Pour OS1, la chaîne d’acquisition ER s’est révélée fonctionnelle : elle a suivi sans interruption une série d’essais run-to-failure complets, jusqu’à la rupture. Pour OS2, le modèle XGBoost prédit le taux de corrosion et devance les méthodes de référence, mais sa performance tient à la couverture des conditions. OS3 a montré que la température domine, et que la répétabilité des conditions, couverture thermique, qualité de régulation, constance de la concentration, fait la fiabilité de la prédiction ; deux contre-exemples, Run #15 et Run #17, l’ont établi expérimentalement. Pour OS4 enfin, l’écran de supervision et le module GMAO maison, avec génération automatique d’ordres de travail et calcul des KPI, sont opérationnels : ils démontrent la boucle Sonde → ML → OT de bout en bout, l’intégration à un CMMS open-source mature (GLPI) restant une spécification transposable. Au bilan, les objectifs sont partiellement atteints et en cours de consolidation par les essais en cours. La conclusion générale en dresse la synthèse d’ensemble et les perspectives.</w:t>
       </w:r>
     </w:p>
     <w:p>

--- a/memoire/Memoire_M2_Corrosion_BATOUMBI.docx
+++ b/memoire/Memoire_M2_Corrosion_BATOUMBI.docx
@@ -22891,7 +22891,15 @@
         <w:pStyle w:val="FirstParagraph"/>
       </w:pPr>
       <w:r>
-        <w:t xml:space="preserve">Ce mémoire s’est donné pour objectif de concevoir, développer et valider expérimentalement un système intégré de maintenance prédictive de la corrosion, matérialisant une transition Industrie 3.0 → 4.0 sur l’ensemble de la chaîne</w:t>
+        <w:t xml:space="preserve">Les pipelines exploités en Afrique centrale, celui de la COTCO en particulier, disposent déjà de sondes à résistance électrique pour surveiller la corrosion, mais à un niveau Industrie 3.0 : seuils fixes, aucun pronostic. Ce mémoire répond au problème de faire franchir à ces données déjà disponibles le pas vers une couche prédictive, sans remplacement matériel, transposable aux opérateurs déjà instrumentés comme aux PME africaines à budget réduit. Un prototype fonctionnel de bout en bout y répond, sa consolidation restant partielle.</w:t>
+      </w:r>
+    </w:p>
+    <w:p>
+      <w:pPr>
+        <w:pStyle w:val="BodyText"/>
+      </w:pPr>
+      <w:r>
+        <w:t xml:space="preserve">La démarche suit les cinq étapes de la norme ISO 13381-1 (détection, diagnostic, pronostic, décision, action), déclinées en quatre briques : une sonde ER instrumentée pour l’acquisition continue, un modèle XGBoost prédisant le taux de corrosion et validé par une procédure inter-essais</w:t>
       </w:r>
       <w:r>
         <w:t xml:space="preserve"> </w:t>
@@ -22901,21 +22909,13 @@
           <w:i/>
           <w:iCs/>
         </w:rPr>
-        <w:t xml:space="preserve">détection → diagnostic → pronostic → décision → action</w:t>
-      </w:r>
-      <w:r>
-        <w:t xml:space="preserve"> </w:t>
-      </w:r>
-      <w:r>
-        <w:t xml:space="preserve">(ISO 13381-1), et doublement transposable aux opérateurs déjà instrumentés (cas COTCO) comme aux PME industrielles africaines. Au terme du travail, le bilan des quatre objectifs spécifiques peut être dressé.</w:t>
-      </w:r>
-    </w:p>
-    <w:p>
-      <w:pPr>
-        <w:pStyle w:val="BodyText"/>
-      </w:pPr>
-      <w:r>
-        <w:t xml:space="preserve">OS1, Détection. La chaîne d’acquisition ER instrumentée (ESP32, HX711 24 bits, DS18B20) est fonctionnelle : elle suit en continu, au pas de 30 secondes, les variations de résistance d’un fil de fer en milieu acide concentré, et a permis de conduire sans interruption une série d’essais</w:t>
+        <w:t xml:space="preserve">leave-one-run-out</w:t>
+      </w:r>
+      <w:r>
+        <w:t xml:space="preserve"> </w:t>
+      </w:r>
+      <w:r>
+        <w:t xml:space="preserve">mesurant la généralisation à un essai jamais vu, un module de diagnostic classant les régimes de dégradation, et un module de gestion de maintenance générant automatiquement les ordres de travail. La campagne d’essais accélérés</w:t>
       </w:r>
       <w:r>
         <w:t xml:space="preserve"> </w:t>
@@ -22928,10 +22928,7 @@
         <w:t xml:space="preserve">run-to-failure</w:t>
       </w:r>
       <w:r>
-        <w:t xml:space="preserve"> </w:t>
-      </w:r>
-      <w:r>
-        <w:t xml:space="preserve">complets jusqu’à la rupture. Elle produit un format de données standardisé, exploitable indifféremment par le pipeline ML maison ou par l’export d’une sonde commerciale (QR1).</w:t>
+        <w:t xml:space="preserve">, fil de fer en milieu acide, reproduit en quelques heures un cycle de dégradation complet.</w:t>
       </w:r>
     </w:p>
     <w:p>
@@ -22939,23 +22936,7 @@
         <w:pStyle w:val="BodyText"/>
       </w:pPr>
       <w:r>
-        <w:t xml:space="preserve">OS2, Pronostic. Le modèle XGBoost prédit le taux de corrosion et surpasse les références (régression linéaire, prédiction par la moyenne). Sa validation inter-essais</w:t>
-      </w:r>
-      <w:r>
-        <w:t xml:space="preserve"> </w:t>
-      </w:r>
-      <w:r>
-        <w:rPr>
-          <w:i/>
-          <w:iCs/>
-        </w:rPr>
-        <w:t xml:space="preserve">leave-one-run-out</w:t>
-      </w:r>
-      <w:r>
-        <w:t xml:space="preserve"> </w:t>
-      </w:r>
-      <w:r>
-        <w:t xml:space="preserve">atteint un R² moyen positif (+0,29) sur la plage thermique couverte, mais ce résultat n’est pas automatique : il s’effondre (R² ≈ −1,77) lorsque les conditions de l’essai testé ne sont pas couvertes à l’entraînement. La durée de vie résiduelle est estimée par trois voies complémentaires (extrapolation physique, dérivé XGBoost, jumeau numérique). L’objectif de précision fixé a priori (RMSE &lt; 15 %) n’est pas encore atteint de façon stabilisée, le faible effectif d’essais rendant les métriques bruitées (QR2).</w:t>
+        <w:t xml:space="preserve">Le modèle XGBoost dépasse les méthodes de référence et atteint un R² moyen de +0,29 en validation inter-essais, à condition que les conditions testées aient été couvertes à l’entraînement ; sans cette couverture, la performance s’effondre à −1,77. La fiabilité se lit donc dans la structure de cette métrique, positive quand les conditions sont couvertes et répétées, négative sinon, plutôt que dans sa seule valeur absolue. La température se confirme comme variable dominante, la répétabilité des conditions expérimentales conditionnant cette fiabilité, ce que deux contre-exemples ont établi. Le module de gestion de maintenance génère les ordres de travail et calcule les indicateurs usuels de maintenance. Ces résultats restent à consolider : essais peu nombreux, une seule plage de température bien couverte, sans validation gravimétrique indépendante du taux de corrosion mesuré.</w:t>
       </w:r>
     </w:p>
     <w:p>
@@ -22963,47 +22944,7 @@
         <w:pStyle w:val="BodyText"/>
       </w:pPr>
       <w:r>
-        <w:t xml:space="preserve">OS3, Diagnostic et décision. Le module de diagnostic identifie correctement la succession des régimes (induction, croissance, emballement, pré-rupture). L’analyse a établi que la température est la variable dominante et, surtout, que la répétabilité des conditions, couverture thermique, qualité de régulation, constance de la concentration, conditionne la fiabilité de la prédiction ; deux contre-exemples (régulation dégradée, acide évaporé) l’ont démontré expérimentalement, auxquels s’ajoute une variabilité intrinsèque de la morphologie de dégradation. Un système d’alertes graduées (vert / orange / rouge) a été calibré sur les sorties CR et RUL (QR3).</w:t>
-      </w:r>
-    </w:p>
-    <w:p>
-      <w:pPr>
-        <w:pStyle w:val="BodyText"/>
-      </w:pPr>
-      <w:r>
-        <w:t xml:space="preserve">OS4, Action. L’application web Streamlit et le module GMAO maison sont opérationnels : ils génèrent et tracent automatiquement les ordres de travail à partir des alertes prédictives, et calculent les KPIs de maintenance (MTBF, MTTR, disponibilité). Le mapping prédiction → ordre de travail est défini de façon générique, transposable par API REST à un CMMS open-source ; cette intégration reste, à ce stade, au statut de spécification (QR4).</w:t>
-      </w:r>
-    </w:p>
-    <w:p>
-      <w:pPr>
-        <w:pStyle w:val="BodyText"/>
-      </w:pPr>
-      <w:r>
-        <w:t xml:space="preserve">Contributions. L’apport méthodologique central n’est pas la valeur absolue du R² mais la lecture de sa structure : la prédiction inter-essais est fiable là où les conditions sont couvertes et répétées, et échoue sinon, lecture rarement explicitée dans une littérature dominée par les validations intra-jeu. Le travail démontre par ailleurs qu’une couche prédictive I4.0 peut être ajoutée pour un coût marginal, en aval d’une instrumentation existante ou de façon autonome, et qu’une boucle décision → action structurée est accessible sans licence propriétaire.</w:t>
-      </w:r>
-    </w:p>
-    <w:p>
-      <w:pPr>
-        <w:pStyle w:val="BodyText"/>
-      </w:pPr>
-      <w:r>
-        <w:t xml:space="preserve">Limites. Le matériau retenu (fil de fer) n’est pas l’acier API 5L des pipelines : les valeurs absolues de CR ne sont pas directement transposables. Le nombre d’essais reste réduit (métriques bruitées), une seule plage thermique est aujourd’hui couverte par plusieurs répétitions, et l’absence de coupon gravimétrique parallèle prive le travail d’une validation indépendante du CR.</w:t>
-      </w:r>
-    </w:p>
-    <w:p>
-      <w:pPr>
-        <w:pStyle w:val="BodyText"/>
-      </w:pPr>
-      <w:r>
-        <w:t xml:space="preserve">Recommandations et perspectives. Pour COTCO, le pipeline ML est applicable directement aux flux des sondes ER déjà en place via export DCS, sans remplacement matériel, la chaîne d’acquisition autonome ESP32 constituant une option d’extension pour les sections non câblées. Pour les PME industrielles africaines, l’architecture module GMAO ↔ CMMS open-source ouvre une démocratisation effective de la maintenance assistée par ordinateur, sans licence propriétaire. Pour les travaux futurs, la campagne se poursuit selon quatre axes : compléter la couverture thermique par des essais répétés au sein d’une même morphologie, consolider les métriques sur un volume accru, adjoindre une validation gravimétrique, et finaliser l’automatisation de la boucle alerte → ticket CMMS. La transposition aux conditions industrielles réelles (acier API 5L, conditions de procédé) constitue l’objet du stage en entreprise prévu à la suite de ce mémoire.</w:t>
-      </w:r>
-    </w:p>
-    <w:p>
-      <w:pPr>
-        <w:pStyle w:val="BodyText"/>
-      </w:pPr>
-      <w:r>
-        <w:t xml:space="preserve">En définitive, les objectifs sont partiellement atteints et en voie de consolidation : le système intégré est fonctionnel de bout en bout, et le travail établit les conditions méthodologiques, couverture et répétabilité, sous lesquelles la maintenance prédictive de la corrosion devient fiable et transposable au contexte industriel africain.</w:t>
+        <w:t xml:space="preserve">La suite du travail porte sur quatre axes : compléter la couverture thermique par des essais répétés au sein d’une même morphologie, consolider les métriques sur un volume accru, adjoindre une validation gravimétrique, et automatiser la boucle alerte-ticket. Le pipeline s’applique aux sondes déjà en place chez la COTCO ; pour les PME africaines, il ouvre une maintenance assistée par ordinateur sans licence propriétaire. La transposition à l’acier API 5L reste l’objet du stage suivant ce mémoire.</w:t>
       </w:r>
     </w:p>
     <w:p>

--- a/memoire/Memoire_M2_Corrosion_BATOUMBI.docx
+++ b/memoire/Memoire_M2_Corrosion_BATOUMBI.docx
@@ -10469,7 +10469,7 @@
       <w:r>
         <w:drawing>
           <wp:inline>
-            <wp:extent cx="4906264" cy="2739705"/>
+            <wp:extent cx="4906264" cy="2745707"/>
             <wp:effectExtent b="0" l="0" r="0" t="0"/>
             <wp:docPr descr="Figure II.2 — Montage de mesure « 2 fils + shunt + R_lift » : le HX711 lit la tension aux bornes du fil de fer parcouru par un courant quasi constant" title="" id="72" name="Picture"/>
             <a:graphic>
@@ -10490,7 +10490,7 @@
                   <pic:spPr bwMode="auto">
                     <a:xfrm>
                       <a:off x="0" y="0"/>
-                      <a:ext cx="4906264" cy="2739705"/>
+                      <a:ext cx="4906264" cy="2745707"/>
                     </a:xfrm>
                     <a:prstGeom prst="rect">
                       <a:avLst/>
@@ -10876,7 +10876,7 @@
       <w:r>
         <w:drawing>
           <wp:inline>
-            <wp:extent cx="5296535" cy="2391787"/>
+            <wp:extent cx="5296535" cy="2221812"/>
             <wp:effectExtent b="0" l="0" r="0" t="0"/>
             <wp:docPr descr="Figure II.3 — Cycle de fonctionnement de l’acquisition ESP32" title="" id="77" name="Picture"/>
             <a:graphic>
@@ -10897,7 +10897,7 @@
                   <pic:spPr bwMode="auto">
                     <a:xfrm>
                       <a:off x="0" y="0"/>
-                      <a:ext cx="5296535" cy="2391787"/>
+                      <a:ext cx="5296535" cy="2221812"/>
                     </a:xfrm>
                     <a:prstGeom prst="rect">
                       <a:avLst/>
@@ -12668,7 +12668,7 @@
       <w:r>
         <w:drawing>
           <wp:inline>
-            <wp:extent cx="5296535" cy="1924357"/>
+            <wp:extent cx="5296535" cy="1757417"/>
             <wp:effectExtent b="0" l="0" r="0" t="0"/>
             <wp:docPr descr="Figure II.4 — Pipeline Python de traitement des données (5 étapes)" title="" id="85" name="Picture"/>
             <a:graphic>
@@ -12689,7 +12689,7 @@
                   <pic:spPr bwMode="auto">
                     <a:xfrm>
                       <a:off x="0" y="0"/>
-                      <a:ext cx="5296535" cy="1924357"/>
+                      <a:ext cx="5296535" cy="1757417"/>
                     </a:xfrm>
                     <a:prstGeom prst="rect">
                       <a:avLst/>
@@ -19576,7 +19576,7 @@
       <w:r>
         <w:drawing>
           <wp:inline>
-            <wp:extent cx="5463794" cy="3532250"/>
+            <wp:extent cx="5463794" cy="3458731"/>
             <wp:effectExtent b="0" l="0" r="0" t="0"/>
             <wp:docPr descr="Figure III.2 — Évolution de R(t) compensée et T(t) par essai" title="" id="123" name="Picture"/>
             <a:graphic>
@@ -19597,7 +19597,7 @@
                   <pic:spPr bwMode="auto">
                     <a:xfrm>
                       <a:off x="0" y="0"/>
-                      <a:ext cx="5463794" cy="3532250"/>
+                      <a:ext cx="5463794" cy="3458731"/>
                     </a:xfrm>
                     <a:prstGeom prst="rect">
                       <a:avLst/>
@@ -20737,7 +20737,7 @@
       <w:r>
         <w:drawing>
           <wp:inline>
-            <wp:extent cx="4014216" cy="2383214"/>
+            <wp:extent cx="4014216" cy="2379598"/>
             <wp:effectExtent b="0" l="0" r="0" t="0"/>
             <wp:docPr descr="Figure III.6 — Effet de la couverture des conditions sur la fiabilité" title="" id="140" name="Picture"/>
             <a:graphic>
@@ -20758,7 +20758,7 @@
                   <pic:spPr bwMode="auto">
                     <a:xfrm>
                       <a:off x="0" y="0"/>
-                      <a:ext cx="4014216" cy="2383214"/>
+                      <a:ext cx="4014216" cy="2379598"/>
                     </a:xfrm>
                     <a:prstGeom prst="rect">
                       <a:avLst/>
@@ -21733,7 +21733,7 @@
       <w:r>
         <w:drawing>
           <wp:inline>
-            <wp:extent cx="4571746" cy="2759833"/>
+            <wp:extent cx="4571746" cy="2749959"/>
             <wp:effectExtent b="0" l="0" r="0" t="0"/>
             <wp:docPr descr="Figure III.8 — Emballement géométrique de R en fin d’essai et rupture par disparition de la section (Run #1, échelle log)" title="" id="150" name="Picture"/>
             <a:graphic>
@@ -21754,7 +21754,7 @@
                   <pic:spPr bwMode="auto">
                     <a:xfrm>
                       <a:off x="0" y="0"/>
-                      <a:ext cx="4571746" cy="2759833"/>
+                      <a:ext cx="4571746" cy="2749959"/>
                     </a:xfrm>
                     <a:prstGeom prst="rect">
                       <a:avLst/>
@@ -22796,7 +22796,7 @@
       <w:r>
         <w:drawing>
           <wp:inline>
-            <wp:extent cx="4571746" cy="1811855"/>
+            <wp:extent cx="4571746" cy="1821479"/>
             <wp:effectExtent b="0" l="0" r="0" t="0"/>
             <wp:docPr descr="Figure III.15 — Bande prédictive du jumeau confrontée aux deux essais graduels réels : Run #21 (13,1 h) à l’intérieur de la bande, Run #22 (11,95 h) en deçà — bilan « prédire-puis-confirmer » de un sur deux" title="" id="182" name="Picture"/>
             <a:graphic>
@@ -22817,7 +22817,7 @@
                   <pic:spPr bwMode="auto">
                     <a:xfrm>
                       <a:off x="0" y="0"/>
-                      <a:ext cx="4571746" cy="1811855"/>
+                      <a:ext cx="4571746" cy="1821479"/>
                     </a:xfrm>
                     <a:prstGeom prst="rect">
                       <a:avLst/>
@@ -25850,7 +25850,7 @@
       <w:r>
         <w:drawing>
           <wp:inline>
-            <wp:extent cx="5296535" cy="4580705"/>
+            <wp:extent cx="5296535" cy="4288960"/>
             <wp:effectExtent b="0" l="0" r="0" t="0"/>
             <wp:docPr descr="Figure C.1 — Schéma de câblage complet : ESP32 + HX711 + montage shunt + R_lift + DS18B20 + cellule en plastique" title="" id="193" name="Picture"/>
             <a:graphic>
@@ -25871,7 +25871,7 @@
                   <pic:spPr bwMode="auto">
                     <a:xfrm>
                       <a:off x="0" y="0"/>
-                      <a:ext cx="5296535" cy="4580705"/>
+                      <a:ext cx="5296535" cy="4288960"/>
                     </a:xfrm>
                     <a:prstGeom prst="rect">
                       <a:avLst/>
@@ -26068,7 +26068,7 @@
       <w:r>
         <w:drawing>
           <wp:inline>
-            <wp:extent cx="5296535" cy="3933096"/>
+            <wp:extent cx="5296535" cy="3675357"/>
             <wp:effectExtent b="0" l="0" r="0" t="0"/>
             <wp:docPr descr="Figure F.1 — Schéma relationnel (ERD) de la base Supabase : 8 tables, clés étrangères en cardinalité 1 — *" title="" id="199" name="Picture"/>
             <a:graphic>
@@ -26089,7 +26089,7 @@
                   <pic:spPr bwMode="auto">
                     <a:xfrm>
                       <a:off x="0" y="0"/>
-                      <a:ext cx="5296535" cy="3933096"/>
+                      <a:ext cx="5296535" cy="3675357"/>
                     </a:xfrm>
                     <a:prstGeom prst="rect">
                       <a:avLst/>
